--- a/docs/working.docx
+++ b/docs/working.docx
@@ -4,128 +4,40 @@
   <w:body>
     <w:p>
       <w:r>
-        <w:t xml:space="preserve">The first knock </w:t>
-      </w:r>
-      <w:r>
-        <w:t xml:space="preserve">comes </w:t>
-      </w:r>
-      <w:r>
-        <w:t xml:space="preserve">while Shelton </w:t>
-      </w:r>
-      <w:r>
-        <w:t>i</w:t>
-      </w:r>
-      <w:r>
-        <w:t xml:space="preserve">s shaving. </w:t>
-      </w:r>
-    </w:p>
-    <w:p>
-      <w:r>
-        <w:t xml:space="preserve">Setting razor to cheek </w:t>
-      </w:r>
-      <w:r>
-        <w:t>i</w:t>
-      </w:r>
-      <w:r>
-        <w:t>s the culmination of a process that beg</w:t>
-      </w:r>
-      <w:r>
-        <w:t>a</w:t>
-      </w:r>
-      <w:r>
-        <w:t xml:space="preserve">n that afternoon with buckets of water heated atop the wood stove. Shelton ferried buckets from the stove to the bathroom and emptied them </w:t>
-      </w:r>
-      <w:r>
-        <w:t xml:space="preserve">noisily </w:t>
-      </w:r>
-      <w:r>
-        <w:t xml:space="preserve">into the deep cast iron tub. </w:t>
-      </w:r>
-    </w:p>
-    <w:p>
-      <w:r>
-        <w:t>He dip</w:t>
-      </w:r>
-      <w:r>
-        <w:t>s</w:t>
-      </w:r>
-      <w:r>
-        <w:t xml:space="preserve"> a hand towel twice into the warm bathwater, wr</w:t>
-      </w:r>
-      <w:r>
-        <w:t>ings</w:t>
-      </w:r>
-      <w:r>
-        <w:t xml:space="preserve"> it dry and </w:t>
-      </w:r>
-      <w:r>
-        <w:t xml:space="preserve">drapes it across </w:t>
-      </w:r>
-      <w:r>
-        <w:t xml:space="preserve">his face. Steam opens the pores, dad </w:t>
-      </w:r>
-      <w:r>
-        <w:t xml:space="preserve">would </w:t>
-      </w:r>
-      <w:r>
-        <w:t xml:space="preserve">say. </w:t>
-      </w:r>
-    </w:p>
-    <w:p>
-      <w:r>
-        <w:t>Drawing a cupful of water from the tub, Shelton pour</w:t>
-      </w:r>
-      <w:r>
-        <w:t>s</w:t>
-      </w:r>
-      <w:r>
-        <w:t xml:space="preserve"> it into his soap dish and, with a firm bristle brush</w:t>
-      </w:r>
-      <w:r>
-        <w:t>,</w:t>
-      </w:r>
-      <w:r>
-        <w:t xml:space="preserve"> whip</w:t>
-      </w:r>
-      <w:r>
-        <w:t xml:space="preserve">s </w:t>
-      </w:r>
-      <w:r>
-        <w:t>up a lather as thick as meringue. Stroke by stroke, he spread</w:t>
-      </w:r>
-      <w:r>
-        <w:t>s</w:t>
-      </w:r>
-      <w:r>
-        <w:t xml:space="preserve"> lather over his cheek until it lay</w:t>
-      </w:r>
-      <w:r>
-        <w:t>s</w:t>
-      </w:r>
-      <w:r>
-        <w:t xml:space="preserve"> as even and white as the snow outside the bathroom window. </w:t>
-      </w:r>
-    </w:p>
-    <w:p>
-      <w:r>
-        <w:t>The razor’s blade swivel</w:t>
-      </w:r>
-      <w:r>
-        <w:t>s</w:t>
-      </w:r>
-      <w:r>
-        <w:t xml:space="preserve"> out from a sleek ivory handle and Shelton’s curious, slender reflection peer</w:t>
-      </w:r>
-      <w:r>
-        <w:t xml:space="preserve">s </w:t>
-      </w:r>
-      <w:r>
-        <w:t>up at him from the razor’s mirrored finish.</w:t>
-      </w:r>
-    </w:p>
-    <w:p>
-      <w:r>
-        <w:t xml:space="preserve">Then came the first knock which caused him set his razor down on the lip of the sink but not to go to the door. Who could be knocking at the door? Shelton didn’t have neighbors outside of a cluster of shacks further down the mountain where the paved road ends and two muddy wheel ruts guarded by a barred gate lead up to the cabin. </w:t>
+        <w:t xml:space="preserve">The first knock comes while Shelton is shaving. </w:t>
+      </w:r>
+    </w:p>
+    <w:p>
+      <w:r>
+        <w:t xml:space="preserve">Setting razor to cheek is the culmination of a process that began that afternoon with buckets of water heated atop the wood stove. Shelton ferried buckets from the stove to the bathroom and emptied them noisily into the deep cast iron tub. </w:t>
+      </w:r>
+    </w:p>
+    <w:p>
+      <w:r>
+        <w:t xml:space="preserve">He dips a hand towel twice into the warm bathwater, wrings it dry and drapes it across his face. Steam opens the pores, dad would say. </w:t>
+      </w:r>
+    </w:p>
+    <w:p>
+      <w:r>
+        <w:t xml:space="preserve">Drawing a cupful of water from the tub, Shelton pours it into his soap dish and, with a firm bristle brush, whips up a lather as thick as meringue. Stroke by stroke, he spreads lather over his cheek until it lays as even and white as the snow outside the bathroom window. </w:t>
+      </w:r>
+    </w:p>
+    <w:p>
+      <w:r>
+        <w:t>The razor’s blade swivels out from a sleek ivory handle and Shelton’s curious, slender reflection peers up at him from the razor’s mirrored finish.</w:t>
+      </w:r>
+    </w:p>
+    <w:p>
+      <w:r>
+        <w:t xml:space="preserve">Then came the first knock which caused him </w:t>
+      </w:r>
+      <w:proofErr w:type="gramStart"/>
+      <w:r>
+        <w:t>set</w:t>
+      </w:r>
+      <w:proofErr w:type="gramEnd"/>
+      <w:r>
+        <w:t xml:space="preserve"> his razor down on the lip of the sink but not to go to the door. Who could be knocking at the door? Shelton didn’t have neighbors outside of a cluster of shacks further down the mountain where the paved road ends and two muddy wheel ruts guarded by a barred gate lead up to the cabin. </w:t>
       </w:r>
     </w:p>
     <w:p>
@@ -145,7 +57,15 @@
     </w:p>
     <w:p>
       <w:r>
-        <w:t xml:space="preserve">Safe within the shelter of the cabin, Shelton watched the bleeding man in the same detached way that he watched wood finches and white-tails. The man marched through the snow making shaky circles. He touched his forehead and seemed startled each time by the amount of blood he discovered. When he looked toward the cabin with bleary, unfocused eyes, Shelton ducked for cover below the window frame. But his gaze lingered on the cabin for no more than a moment before he continued walking in no meaningful direction. </w:t>
+        <w:t xml:space="preserve">Safe within the shelter of the cabin, Shelton watched the bleeding man in the same detached way that he watched wood finches and </w:t>
+      </w:r>
+      <w:proofErr w:type="gramStart"/>
+      <w:r>
+        <w:t>white-tails</w:t>
+      </w:r>
+      <w:proofErr w:type="gramEnd"/>
+      <w:r>
+        <w:t xml:space="preserve">. The man marched through the snow making shaky circles. He touched his forehead and seemed startled each time by the amount of blood he discovered. When he looked toward the cabin with bleary, unfocused eyes, Shelton ducked for cover below the window frame. But his gaze lingered on the cabin for no more than a moment before he continued walking in no meaningful direction. </w:t>
       </w:r>
     </w:p>
     <w:p>
@@ -175,7 +95,47 @@
     </w:p>
     <w:p>
       <w:r>
-        <w:t>Get rid of the shotgun, his sister had said, and with even more intensity than she had said get rid of the cabin. Shelton understood where she was coming from but dad used pills so fixating on a shotgun was silly. He could get valium as easily as dad had or he could take an ivory handled razor on his veins or just stop up the flue and let the cabin fill up with smoke. Abigail had to accept that he wasn’t interested in doing it yet and, when he was, there was nothing she could do to stop him. So the cabin stayed and so did the shotgun.</w:t>
+        <w:t xml:space="preserve">Get rid of the shotgun, his sister had said, and with even more intensity than she had said get rid of the cabin. Shelton understood where she </w:t>
+      </w:r>
+      <w:proofErr w:type="gramStart"/>
+      <w:r>
+        <w:t>was coming</w:t>
+      </w:r>
+      <w:proofErr w:type="gramEnd"/>
+      <w:r>
+        <w:t xml:space="preserve"> </w:t>
+      </w:r>
+      <w:proofErr w:type="gramStart"/>
+      <w:r>
+        <w:t>from</w:t>
+      </w:r>
+      <w:proofErr w:type="gramEnd"/>
+      <w:r>
+        <w:t xml:space="preserve"> but dad used pills so fixating on a shotgun was silly. He could get valium as easily as dad had or he could take an ivory handled razor on his veins or just </w:t>
+      </w:r>
+      <w:proofErr w:type="gramStart"/>
+      <w:r>
+        <w:t>stop up</w:t>
+      </w:r>
+      <w:proofErr w:type="gramEnd"/>
+      <w:r>
+        <w:t xml:space="preserve"> the </w:t>
+      </w:r>
+      <w:proofErr w:type="gramStart"/>
+      <w:r>
+        <w:t>flue</w:t>
+      </w:r>
+      <w:proofErr w:type="gramEnd"/>
+      <w:r>
+        <w:t xml:space="preserve"> and let the cabin fill up with smoke. Abigail had to accept that he wasn’t interested in doing it yet and, when he was, there was nothing she could do to stop him. </w:t>
+      </w:r>
+      <w:proofErr w:type="gramStart"/>
+      <w:r>
+        <w:t>So</w:t>
+      </w:r>
+      <w:proofErr w:type="gramEnd"/>
+      <w:r>
+        <w:t xml:space="preserve"> the cabin stayed and so did the shotgun.</w:t>
       </w:r>
     </w:p>
     <w:p>
@@ -190,7 +150,15 @@
     </w:p>
     <w:p>
       <w:r>
-        <w:t xml:space="preserve">The bleeding man spun so forcefully toward Shelton’s voice that he lost his balance and fell forward on his knees leaving a red impression of his face in the snow. He keened like a cockroach. He thrashed like a drowning man. Shelton would either have to bring the man inside or leave him to expire from the cold or his wounds or his madness. </w:t>
+        <w:t xml:space="preserve">The bleeding man spun so forcefully toward Shelton’s voice that he lost his balance and fell forward on his knees leaving a red impression of his face in the snow. He </w:t>
+      </w:r>
+      <w:proofErr w:type="gramStart"/>
+      <w:r>
+        <w:t>keened</w:t>
+      </w:r>
+      <w:proofErr w:type="gramEnd"/>
+      <w:r>
+        <w:t xml:space="preserve"> like a cockroach. He thrashed like a drowning man. Shelton would either have to bring the man inside or leave him to expire from the cold or his wounds or his madness. </w:t>
       </w:r>
     </w:p>
     <w:p>
@@ -200,7 +168,15 @@
     </w:p>
     <w:p>
       <w:r>
-        <w:t xml:space="preserve">Shelton followed the shorter route to the front door around the mountain side of the cabin and it was there that he discovered the source of the knock. The freestanding tool shed – the one where dad went when he needed time alone – stood in ruins, its roof </w:t>
+        <w:t xml:space="preserve">Shelton followed the shorter route to the front door around the mountain side of the </w:t>
+      </w:r>
+      <w:proofErr w:type="gramStart"/>
+      <w:r>
+        <w:t>cabin</w:t>
+      </w:r>
+      <w:proofErr w:type="gramEnd"/>
+      <w:r>
+        <w:t xml:space="preserve"> and it was there that he discovered the source of the knock. The freestanding tool shed – the one where dad went when he needed time alone – stood in ruins, its roof </w:t>
       </w:r>
       <w:proofErr w:type="spellStart"/>
       <w:r>
@@ -234,678 +210,276 @@
     </w:p>
     <w:p>
       <w:r>
-        <w:t>The variety and number of cuts and scrapes about the man’s head left Shelton feeling unsure of where to start. He found some cotton gauze in the first aid kit under the kitchen sink and wound it around and around leaving holes for the man’s nose, mouth and the one eye that wasn’t tinted pink with blood.</w:t>
-      </w:r>
-    </w:p>
-    <w:p>
-      <w:r>
-        <w:t>With the man pacified and no longer in any immediate danger of dying, Shelton resolved to follow the tracks, to see if there were others in a similar condition. As he opened the cabin door to a shrieking wind that pelted his face with crystalline snow, however, a thought stopped him. He checked the gold-rimmed clock hung on the kitchen wall – 5:47 – and he looked at the rotary phone encased in hard black plastic and resting on a rustic end table with oak branch legs. Should he call early? No, if it gets close I’ll turn back, Shelton told himself.</w:t>
-      </w:r>
-    </w:p>
-    <w:p>
-      <w:r>
-        <w:t>Though the footprints lay shallow and faint, rapidly filling with falling, drifting snows, Shelton set</w:t>
-      </w:r>
-      <w:r>
-        <w:t xml:space="preserve">s </w:t>
-      </w:r>
-      <w:r>
-        <w:t>off retracing the tracks the bleeding man left. He climb</w:t>
-      </w:r>
-      <w:r>
-        <w:t xml:space="preserve">s </w:t>
-      </w:r>
-      <w:r>
-        <w:t xml:space="preserve">higher, toward a stand of fir trees where Shelton and his father would </w:t>
-      </w:r>
-      <w:r>
-        <w:t>go,</w:t>
-      </w:r>
-      <w:r>
-        <w:t xml:space="preserve"> each morning</w:t>
-      </w:r>
-      <w:r>
-        <w:t xml:space="preserve"> they stayed at the cabin,</w:t>
-      </w:r>
-      <w:r>
-        <w:t xml:space="preserve"> to check their traps. </w:t>
-      </w:r>
-    </w:p>
-    <w:p>
-      <w:r>
-        <w:t xml:space="preserve">On clear days, they stood higher than the rising sun and looked out at the clouds that had settled overnight upon the homes and businesses of Chamblee. They would push on without speaking deeper into the trees listening for the sounds of struggle, the anguished cries of small voices. They listened for the rustling of feet scrabbling for purchase amid the leaf litter frantic to pull free of the snare, to escape. And Shelton’s mind would leap to the unanswerable question – how long since the trap had been sprung? In what dark hour had the creature found itself caught? How long had it spent in pain and fear waiting for Shelton to come with the hatchet on his belt banging against his thigh to end its torment?    </w:t>
-      </w:r>
-    </w:p>
-    <w:p>
-      <w:r>
-        <w:t>Shelton skirt</w:t>
-      </w:r>
-      <w:r>
-        <w:t xml:space="preserve">s </w:t>
-      </w:r>
-      <w:r>
-        <w:t>along the edge of the trees to climb higher. Higher than he and his father ever went, up where the vegetation gets scarce and no animals go. He pushe</w:t>
-      </w:r>
-      <w:r>
-        <w:t>s</w:t>
-      </w:r>
-      <w:r>
-        <w:t xml:space="preserve"> on though the tracks ha</w:t>
-      </w:r>
-      <w:r>
-        <w:t>ve d</w:t>
-      </w:r>
-      <w:r>
-        <w:t xml:space="preserve">isappeared. The only evidence left that the man passed this way </w:t>
-      </w:r>
-      <w:r>
-        <w:t xml:space="preserve">are </w:t>
-      </w:r>
-      <w:r>
-        <w:t>still visible flecks of red and inscrutable equipment lying charred and half-buried in the snow where he lightened his load.</w:t>
+        <w:t xml:space="preserve">The variety and number of cuts and scrapes about the man’s head left Shelton feeling unsure of where to start. He found some cotton gauze in the first aid kit under the kitchen sink and wound it </w:t>
+      </w:r>
+      <w:proofErr w:type="gramStart"/>
+      <w:r>
+        <w:t>around and around</w:t>
+      </w:r>
+      <w:proofErr w:type="gramEnd"/>
+      <w:r>
+        <w:t xml:space="preserve"> leaving holes </w:t>
+      </w:r>
+      <w:proofErr w:type="gramStart"/>
+      <w:r>
+        <w:t>for</w:t>
+      </w:r>
+      <w:proofErr w:type="gramEnd"/>
+      <w:r>
+        <w:t xml:space="preserve"> the man’s nose, mouth and </w:t>
+      </w:r>
+      <w:proofErr w:type="gramStart"/>
+      <w:r>
+        <w:t>the one</w:t>
+      </w:r>
+      <w:proofErr w:type="gramEnd"/>
+      <w:r>
+        <w:t xml:space="preserve"> eye that wasn’t tinted pink with blood.</w:t>
+      </w:r>
+    </w:p>
+    <w:p>
+      <w:r>
+        <w:t xml:space="preserve">With the man pacified and no longer in any immediate danger of dying, Shelton resolved to follow the tracks, to see if there were others in a similar condition. As he opened the cabin door to a shrieking wind that pelted his face with crystalline snow, however, a thought stopped him. He checked the gold-rimmed clock hung on the kitchen wall – 5:47 – and he looked at the rotary phone encased in hard black plastic and resting on a rustic end table with oak branch legs. Should he call early? No, if it gets </w:t>
+      </w:r>
+      <w:proofErr w:type="gramStart"/>
+      <w:r>
+        <w:t>close</w:t>
+      </w:r>
+      <w:proofErr w:type="gramEnd"/>
+      <w:r>
+        <w:t xml:space="preserve"> I’ll turn back, Shelton told himself.</w:t>
+      </w:r>
+    </w:p>
+    <w:p>
+      <w:r>
+        <w:t xml:space="preserve">Though the footprints lay shallow and faint, rapidly filling with falling, drifting snows, Shelton sets off retracing the tracks the bleeding man left. He climbs higher, toward a stand of fir trees where Shelton and his father would go, each morning they stayed at the cabin, to check their traps. </w:t>
+      </w:r>
+    </w:p>
+    <w:p>
+      <w:r>
+        <w:t xml:space="preserve">On clear days, they stood higher than the rising sun and looked out at the clouds that had settled overnight upon the homes and businesses of Chamblee. They would push on without speaking deeper into the trees listening </w:t>
+      </w:r>
+      <w:proofErr w:type="gramStart"/>
+      <w:r>
+        <w:t>for</w:t>
+      </w:r>
+      <w:proofErr w:type="gramEnd"/>
+      <w:r>
+        <w:t xml:space="preserve"> the sounds of struggle, the anguished cries of small voices. They listened </w:t>
+      </w:r>
+      <w:proofErr w:type="gramStart"/>
+      <w:r>
+        <w:t>for</w:t>
+      </w:r>
+      <w:proofErr w:type="gramEnd"/>
+      <w:r>
+        <w:t xml:space="preserve"> the rustling of feet scrabbling for purchase amid the leaf litter frantic to pull free of the snare, to escape. And Shelton’s mind would leap to the unanswerable question – how long since the trap had been sprung? In what dark hour had the creature found itself caught? How long had it </w:t>
+      </w:r>
+      <w:proofErr w:type="gramStart"/>
+      <w:r>
+        <w:t>spent</w:t>
+      </w:r>
+      <w:proofErr w:type="gramEnd"/>
+      <w:r>
+        <w:t xml:space="preserve"> in pain and fear waiting for Shelton to come with the hatchet on his belt banging against his thigh to end its torment?    </w:t>
+      </w:r>
+    </w:p>
+    <w:p>
+      <w:r>
+        <w:t>Shelton skirts along the edge of the trees to climb higher. Higher than he and his father ever went, up where the vegetation gets scarce and no animals go. He pushes on though the tracks have disappeared. The only evidence left that the man passed this way are still visible flecks of red and inscrutable equipment lying charred and half-buried in the snow where he lightened his load.</w:t>
       </w:r>
     </w:p>
     <w:p>
       <w:r>
         <w:lastRenderedPageBreak/>
-        <w:t>T</w:t>
-      </w:r>
-      <w:r>
-        <w:t xml:space="preserve">rips to the cabin only </w:t>
-      </w:r>
-      <w:r>
-        <w:t xml:space="preserve">happened </w:t>
-      </w:r>
-      <w:r>
-        <w:t xml:space="preserve">once a year. </w:t>
-      </w:r>
-      <w:r>
-        <w:t xml:space="preserve">With </w:t>
-      </w:r>
-      <w:r>
-        <w:t>summer dr</w:t>
-      </w:r>
-      <w:r>
-        <w:t>awing</w:t>
-      </w:r>
-      <w:r>
-        <w:t xml:space="preserve"> to a close and a new school year loom</w:t>
-      </w:r>
-      <w:r>
-        <w:t>ing</w:t>
-      </w:r>
-      <w:r>
-        <w:t xml:space="preserve">, the family would spend a week getting </w:t>
-      </w:r>
-      <w:r>
-        <w:t>irritated</w:t>
-      </w:r>
-      <w:r>
-        <w:t xml:space="preserve"> with one another.</w:t>
-      </w:r>
-      <w:r>
-        <w:t xml:space="preserve"> And, of course</w:t>
-      </w:r>
-      <w:r>
-        <w:t>, dad visited the cabin alone for a weekend once every couple months</w:t>
-      </w:r>
-      <w:r>
-        <w:t xml:space="preserve"> c</w:t>
-      </w:r>
-      <w:r>
-        <w:t>iting the upkeep that needed doing</w:t>
-      </w:r>
-      <w:r>
-        <w:t xml:space="preserve">. It wasn’t until Shelton </w:t>
-      </w:r>
-      <w:r>
-        <w:t>inherited the</w:t>
-      </w:r>
-      <w:r>
-        <w:t xml:space="preserve"> </w:t>
-      </w:r>
-      <w:r>
-        <w:t xml:space="preserve">caretaker </w:t>
-      </w:r>
-      <w:r>
-        <w:t xml:space="preserve">role </w:t>
-      </w:r>
-      <w:r>
-        <w:t xml:space="preserve">that he realized the work could be </w:t>
-      </w:r>
-      <w:r>
-        <w:t>finished</w:t>
-      </w:r>
-      <w:r>
-        <w:t xml:space="preserve"> in a few hours – drain the pipes before winter, lay down mouse traps, re-caulk the windows. </w:t>
-      </w:r>
-      <w:r>
-        <w:t xml:space="preserve">Two visits a </w:t>
-      </w:r>
-      <w:r>
-        <w:t>year – on</w:t>
-      </w:r>
-      <w:r>
-        <w:t>e</w:t>
-      </w:r>
-      <w:r>
-        <w:t xml:space="preserve"> in the spring and one in the fall – </w:t>
-      </w:r>
-      <w:r>
-        <w:t>was enough to get it all done</w:t>
-      </w:r>
-      <w:r>
-        <w:t xml:space="preserve">. </w:t>
-      </w:r>
-    </w:p>
-    <w:p>
-      <w:r>
-        <w:t xml:space="preserve">A </w:t>
-      </w:r>
-      <w:r>
-        <w:t>pale grey plume billow</w:t>
-      </w:r>
-      <w:r>
-        <w:t xml:space="preserve">s </w:t>
-      </w:r>
-      <w:r>
-        <w:t xml:space="preserve">upward through the falling snow and </w:t>
-      </w:r>
-      <w:r>
-        <w:t xml:space="preserve">Shelton </w:t>
-      </w:r>
-      <w:r>
-        <w:t>follow</w:t>
-      </w:r>
-      <w:r>
-        <w:t>s</w:t>
-      </w:r>
-      <w:r>
-        <w:t xml:space="preserve"> until he reache</w:t>
-      </w:r>
-      <w:r>
-        <w:t xml:space="preserve">s </w:t>
-      </w:r>
-      <w:r>
-        <w:t>a ridge. At the bottom, something lay</w:t>
-      </w:r>
-      <w:r>
-        <w:t>s</w:t>
-      </w:r>
-      <w:r>
-        <w:t xml:space="preserve"> smoldering</w:t>
-      </w:r>
-      <w:r>
-        <w:t xml:space="preserve"> </w:t>
-      </w:r>
-      <w:r>
-        <w:t>–</w:t>
-      </w:r>
-      <w:r>
-        <w:t xml:space="preserve"> a</w:t>
-      </w:r>
-      <w:r>
-        <w:t xml:space="preserve"> </w:t>
-      </w:r>
-      <w:r>
-        <w:t>sleek frictionless shape out of place among the crags and angles of the rocky ridge</w:t>
-      </w:r>
-      <w:r>
-        <w:t>. I</w:t>
-      </w:r>
-      <w:r>
-        <w:t>t look</w:t>
-      </w:r>
-      <w:r>
-        <w:t>s</w:t>
-      </w:r>
-      <w:r>
-        <w:t xml:space="preserve"> like an airplane</w:t>
-      </w:r>
-      <w:r>
-        <w:t xml:space="preserve"> but thinner, </w:t>
-      </w:r>
-      <w:r>
-        <w:t xml:space="preserve">sharper and </w:t>
-      </w:r>
-      <w:r>
-        <w:t>more colorless</w:t>
-      </w:r>
-      <w:r>
-        <w:t xml:space="preserve"> than any Shelton had ever seen</w:t>
-      </w:r>
-      <w:r>
-        <w:t xml:space="preserve">. </w:t>
-      </w:r>
-      <w:r>
-        <w:t xml:space="preserve">The plane rests on a slant, leaning against one bent wing and exposing a </w:t>
-      </w:r>
-      <w:r>
-        <w:t>ragged gash torn across its belly</w:t>
-      </w:r>
-      <w:r>
-        <w:t>, the only flaw in its precision exterior</w:t>
-      </w:r>
-      <w:r>
-        <w:t xml:space="preserve">. </w:t>
-      </w:r>
-      <w:r>
-        <w:t>T</w:t>
-      </w:r>
-      <w:r>
-        <w:t>he ugly wound spout</w:t>
-      </w:r>
-      <w:r>
-        <w:t>s</w:t>
-      </w:r>
-      <w:r>
-        <w:t xml:space="preserve"> smoke and </w:t>
-      </w:r>
-      <w:r>
-        <w:t xml:space="preserve">drips </w:t>
-      </w:r>
-      <w:r>
-        <w:t>tiny burning things.</w:t>
-      </w:r>
-      <w:r>
-        <w:t xml:space="preserve"> Shelton starts down toward where the plane rests. </w:t>
-      </w:r>
-    </w:p>
-    <w:p>
-      <w:r>
-        <w:t xml:space="preserve">After Shelton and his sister </w:t>
-      </w:r>
-      <w:r>
-        <w:t xml:space="preserve">moved </w:t>
-      </w:r>
-      <w:r>
-        <w:t xml:space="preserve">out of the house, after mom left, </w:t>
-      </w:r>
-      <w:r>
-        <w:t xml:space="preserve">dad </w:t>
-      </w:r>
-      <w:r>
-        <w:t>visited</w:t>
-      </w:r>
-      <w:r>
-        <w:t xml:space="preserve"> the cabin </w:t>
-      </w:r>
-      <w:r>
-        <w:t xml:space="preserve">more </w:t>
-      </w:r>
-      <w:r>
-        <w:t>often</w:t>
-      </w:r>
-      <w:r>
-        <w:t xml:space="preserve">. Every year older and things were just more confusing and corrupt. The cabin was quiet. Seventeen years at the company earned him 32 days of vacation a year. They didn’t mind too much when you took it as long as Vic or Scott were around to cover any emergencies. Once he went to </w:t>
-      </w:r>
-      <w:r>
-        <w:t>Cozumel</w:t>
-      </w:r>
-      <w:r>
-        <w:t xml:space="preserve"> with </w:t>
-      </w:r>
-      <w:r>
-        <w:t>Linda</w:t>
-      </w:r>
-      <w:r>
-        <w:t xml:space="preserve"> and some of her friends but it just seemed to him like they had all the same </w:t>
-      </w:r>
-      <w:r>
-        <w:t>junk</w:t>
-      </w:r>
-      <w:r>
-        <w:t xml:space="preserve"> there just brighter and louder. And there was always the weekends. He got what she was saying. It wasn’t irrational or smothering but at the same time she had to accept that when he was ready, he was ready and there wasn’t much she could do about it. Probably mom had tried to stop dad. They still talked a lot and she must have noticed something. Looking back, Shelton could think of about a hundred things he had noticed. And afterwards everyone was crying and saying how it didn’t make any sense and how unexpected it was but Shelton thought it made all the sense in the world. And maybe it was that as much as anything that pushed mom away so she stopped calling him and asking him to visit. He took dad’s side. But later on, he found more reasons to visit the cabin but what it came down to was more reasons to get away from the regular world. There was comfort to be found at the cabin that couldn’t be found anywhere else and it wasn’t just the shotgun in the closet.</w:t>
-      </w:r>
-    </w:p>
-    <w:p>
-      <w:r>
-        <w:t xml:space="preserve">An arrhythmic knocking </w:t>
-      </w:r>
-      <w:r>
-        <w:t>reverberates around the valley where the plane has come to rest.</w:t>
-      </w:r>
-      <w:r>
-        <w:t xml:space="preserve"> Shelton approaches</w:t>
-      </w:r>
-      <w:r>
-        <w:t xml:space="preserve"> </w:t>
-      </w:r>
-      <w:r>
-        <w:t>and notice</w:t>
-      </w:r>
-      <w:r>
-        <w:t>s</w:t>
-      </w:r>
-      <w:r>
-        <w:t xml:space="preserve"> a</w:t>
-      </w:r>
-      <w:r>
-        <w:t xml:space="preserve">n open </w:t>
-      </w:r>
-      <w:r>
-        <w:t xml:space="preserve">door </w:t>
-      </w:r>
-      <w:r>
-        <w:t>which t</w:t>
-      </w:r>
-      <w:r>
-        <w:t>he wind slam</w:t>
-      </w:r>
-      <w:r>
-        <w:t>s</w:t>
-      </w:r>
-      <w:r>
-        <w:t xml:space="preserve"> again and again against the side of the plane. Shelton </w:t>
-      </w:r>
-      <w:r>
-        <w:t xml:space="preserve">takes </w:t>
-      </w:r>
-      <w:r>
-        <w:t xml:space="preserve">hold of the door </w:t>
-      </w:r>
-      <w:r>
-        <w:t xml:space="preserve">to </w:t>
-      </w:r>
-      <w:r>
-        <w:t xml:space="preserve">stop its banging </w:t>
-      </w:r>
-      <w:r>
-        <w:t xml:space="preserve">and </w:t>
-      </w:r>
-      <w:r>
-        <w:t>lean</w:t>
-      </w:r>
-      <w:r>
-        <w:t>s</w:t>
-      </w:r>
-      <w:r>
-        <w:t xml:space="preserve"> his head inside. </w:t>
+        <w:t xml:space="preserve">Trips to the cabin only </w:t>
+      </w:r>
+      <w:proofErr w:type="gramStart"/>
+      <w:r>
+        <w:t>happened</w:t>
+      </w:r>
+      <w:proofErr w:type="gramEnd"/>
+      <w:r>
+        <w:t xml:space="preserve"> once a year. With summer </w:t>
+      </w:r>
+      <w:proofErr w:type="gramStart"/>
+      <w:r>
+        <w:t>drawing to a close</w:t>
+      </w:r>
+      <w:proofErr w:type="gramEnd"/>
+      <w:r>
+        <w:t xml:space="preserve"> and a new school year looming, the family would spend a week getting irritated with one another. And, of course, dad visited the cabin alone for a weekend once every couple </w:t>
+      </w:r>
+      <w:proofErr w:type="gramStart"/>
+      <w:r>
+        <w:t>months</w:t>
+      </w:r>
+      <w:proofErr w:type="gramEnd"/>
+      <w:r>
+        <w:t xml:space="preserve"> citing the upkeep that needed doing. It wasn’t until Shelton inherited the caretaker role that he realized the work could be finished in a few hours – drain the pipes before winter, lay down mouse traps, re-caulk the windows. Two visits a year – one in the spring and one in the fall – was enough to get it all done. </w:t>
+      </w:r>
+    </w:p>
+    <w:p>
+      <w:r>
+        <w:t xml:space="preserve">A pale grey plume billows upward through the falling snow and Shelton follows until he reaches a ridge. At the bottom, something lays smoldering – a sleek frictionless shape out of place among the crags and angles of the rocky ridge. It looks like an airplane but thinner, sharper and more colorless than any Shelton had ever seen. The plane rests on a slant, leaning against one bent wing and exposing a ragged gash torn across its belly, the only flaw in its precision exterior. The ugly wound spouts smoke and drips tiny burning things. Shelton starts down toward where the plane rests. </w:t>
+      </w:r>
+    </w:p>
+    <w:p>
+      <w:r>
+        <w:t xml:space="preserve">After Shelton and his sister moved out of the house, after mom left, dad visited the cabin more often. Every year older and things were just more confusing and corrupt. The cabin was quiet. Seventeen years at the company earned him 32 days of vacation a year. They didn’t mind too much when you took it as long as Vic or Scott were around to cover any emergencies. Once he went to Cozumel with Linda and some of her </w:t>
+      </w:r>
+      <w:proofErr w:type="gramStart"/>
+      <w:r>
+        <w:t>friends</w:t>
+      </w:r>
+      <w:proofErr w:type="gramEnd"/>
+      <w:r>
+        <w:t xml:space="preserve"> but it just seemed to him like they had all the same junk there just brighter and louder. And there </w:t>
+      </w:r>
+      <w:proofErr w:type="gramStart"/>
+      <w:r>
+        <w:t>was</w:t>
+      </w:r>
+      <w:proofErr w:type="gramEnd"/>
+      <w:r>
+        <w:t xml:space="preserve"> always the weekends. He got what she was saying. It wasn’t irrational or smothering but at the same time she had to accept that when he was ready, he was ready and there wasn’t much she could do about it. Probably mom had tried to stop dad. They still talked a </w:t>
+      </w:r>
+      <w:proofErr w:type="gramStart"/>
+      <w:r>
+        <w:t>lot</w:t>
+      </w:r>
+      <w:proofErr w:type="gramEnd"/>
+      <w:r>
+        <w:t xml:space="preserve"> and she must have noticed something. Looking back, Shelton could think of about a hundred things he had noticed. And afterwards everyone was crying and saying how it didn’t make any sense and how unexpected it </w:t>
+      </w:r>
+      <w:proofErr w:type="gramStart"/>
+      <w:r>
+        <w:t>was</w:t>
+      </w:r>
+      <w:proofErr w:type="gramEnd"/>
+      <w:r>
+        <w:t xml:space="preserve"> but Shelton thought it made all the sense in the world. And maybe it was that as much as anything that pushed mom </w:t>
+      </w:r>
+      <w:proofErr w:type="gramStart"/>
+      <w:r>
+        <w:t>away</w:t>
+      </w:r>
+      <w:proofErr w:type="gramEnd"/>
+      <w:r>
+        <w:t xml:space="preserve"> so she stopped calling him and asking him to visit. He took dad’s side. But </w:t>
+      </w:r>
+      <w:proofErr w:type="gramStart"/>
+      <w:r>
+        <w:t>later on</w:t>
+      </w:r>
+      <w:proofErr w:type="gramEnd"/>
+      <w:r>
+        <w:t xml:space="preserve">, he found more reasons to visit the </w:t>
+      </w:r>
+      <w:proofErr w:type="gramStart"/>
+      <w:r>
+        <w:t>cabin</w:t>
+      </w:r>
+      <w:proofErr w:type="gramEnd"/>
+      <w:r>
+        <w:t xml:space="preserve"> but what it came down to was more reasons to get away from the regular world. There was comfort to be found at the cabin that couldn’t be found anywhere else and it wasn’t just the shotgun in the closet.</w:t>
+      </w:r>
+    </w:p>
+    <w:p>
+      <w:r>
+        <w:t xml:space="preserve">An arrhythmic knocking reverberates around the valley where the plane has come to rest. Shelton approaches and notices an open door which the wind slams </w:t>
+      </w:r>
+      <w:proofErr w:type="gramStart"/>
+      <w:r>
+        <w:t>again and again</w:t>
+      </w:r>
+      <w:proofErr w:type="gramEnd"/>
+      <w:r>
+        <w:t xml:space="preserve"> against the side of the plane. Shelton takes hold of the door to stop its banging and leans his head inside. </w:t>
       </w:r>
     </w:p>
     <w:p>
       <w:r>
         <w:lastRenderedPageBreak/>
-        <w:t>It</w:t>
-      </w:r>
-      <w:r>
-        <w:t xml:space="preserve">’s </w:t>
-      </w:r>
-      <w:r>
-        <w:t>dark within the plane. Buttons and gauges glow faintly about the cockpit but provide little illumination. In a far corner, crumpled into a shape no longer recognizably human, Shelton locate</w:t>
-      </w:r>
-      <w:r>
-        <w:t xml:space="preserve">s another injured man. </w:t>
-      </w:r>
-      <w:r>
-        <w:t>His face shin</w:t>
-      </w:r>
-      <w:r>
-        <w:t xml:space="preserve">es with </w:t>
-      </w:r>
-      <w:r>
-        <w:t>a mix</w:t>
-      </w:r>
-      <w:r>
-        <w:t>ture</w:t>
-      </w:r>
-      <w:r>
-        <w:t xml:space="preserve"> of perspiration and blood, soot and tears. His </w:t>
-      </w:r>
-      <w:r>
-        <w:t>wide staring</w:t>
-      </w:r>
-      <w:r>
-        <w:t xml:space="preserve"> eyes gleam brighter than the emergency lights flashing alarm from the dashboard. </w:t>
-      </w:r>
-      <w:r>
-        <w:t>H</w:t>
-      </w:r>
-      <w:r>
-        <w:t>is lip</w:t>
-      </w:r>
-      <w:r>
-        <w:t xml:space="preserve">s </w:t>
-      </w:r>
-      <w:r>
-        <w:t>quiver</w:t>
-      </w:r>
-      <w:r>
-        <w:t xml:space="preserve"> </w:t>
-      </w:r>
-      <w:r>
-        <w:t>and the jumpsuit wrapped around his broken body heave</w:t>
-      </w:r>
-      <w:r>
-        <w:t>s like a faulty bellows</w:t>
-      </w:r>
-      <w:r>
-        <w:t>.</w:t>
-      </w:r>
-      <w:r>
-        <w:t xml:space="preserve"> </w:t>
-      </w:r>
-    </w:p>
-    <w:p>
-      <w:r>
-        <w:t xml:space="preserve">Shelton kneels on </w:t>
-      </w:r>
-      <w:r>
-        <w:t xml:space="preserve">the plane’s </w:t>
-      </w:r>
-      <w:r>
-        <w:t xml:space="preserve">rivet-studded </w:t>
-      </w:r>
-      <w:r>
-        <w:t>floor to better hear whatever sound might still escape this man’s collapsed form</w:t>
-      </w:r>
-      <w:r>
-        <w:t xml:space="preserve">. </w:t>
-      </w:r>
-      <w:r>
-        <w:t xml:space="preserve">“What </w:t>
-      </w:r>
-      <w:r>
-        <w:t>is this? What ar</w:t>
-      </w:r>
-      <w:r>
-        <w:t>e you doing here?”</w:t>
-      </w:r>
-    </w:p>
-    <w:p>
-      <w:r>
-        <w:t xml:space="preserve">The man’s </w:t>
-      </w:r>
-      <w:r>
-        <w:t>arm lift</w:t>
-      </w:r>
-      <w:r>
-        <w:t>s</w:t>
-      </w:r>
-      <w:r>
-        <w:t>. C</w:t>
-      </w:r>
-      <w:r>
-        <w:t>harred black skin cl</w:t>
-      </w:r>
-      <w:r>
-        <w:t>ings</w:t>
-      </w:r>
-      <w:r>
-        <w:t xml:space="preserve"> in flakes to the withered arm like the bark of an ailing tree</w:t>
-      </w:r>
-      <w:r>
-        <w:t>. F</w:t>
-      </w:r>
-      <w:r>
-        <w:t xml:space="preserve">or a terrifying moment, Shelton </w:t>
-      </w:r>
-      <w:r>
-        <w:t xml:space="preserve">thinks </w:t>
-      </w:r>
-      <w:r>
-        <w:t>he might touch him with his raw ragged flesh but the arm move</w:t>
-      </w:r>
-      <w:r>
-        <w:t xml:space="preserve">s </w:t>
-      </w:r>
-      <w:r>
-        <w:t>past him and point</w:t>
-      </w:r>
-      <w:r>
-        <w:t xml:space="preserve">s </w:t>
-      </w:r>
-      <w:r>
-        <w:t>with the nub where fingers used to be at a hatch that open</w:t>
-      </w:r>
-      <w:r>
-        <w:t>s</w:t>
-      </w:r>
-      <w:r>
-        <w:t xml:space="preserve"> on the rear of the plane.</w:t>
-      </w:r>
-    </w:p>
-    <w:p>
-      <w:r>
-        <w:t xml:space="preserve">Whatever door or window had guarded the opening </w:t>
-      </w:r>
-      <w:r>
-        <w:t>was</w:t>
-      </w:r>
-      <w:r>
-        <w:t xml:space="preserve"> lost in the wreckage. It</w:t>
-      </w:r>
-      <w:r>
-        <w:t xml:space="preserve">’s </w:t>
-      </w:r>
-      <w:r>
-        <w:t xml:space="preserve">an empty socket twisted out of square into an open sorrowful mouth. Shelton </w:t>
-      </w:r>
-      <w:r>
-        <w:t xml:space="preserve">looks </w:t>
-      </w:r>
-      <w:r>
-        <w:t>through the hatch to the rear of the plane</w:t>
-      </w:r>
-      <w:r>
-        <w:t xml:space="preserve"> and a deeper darkness. A</w:t>
-      </w:r>
-      <w:r>
-        <w:t xml:space="preserve"> set of dim lights </w:t>
-      </w:r>
-      <w:r>
-        <w:t xml:space="preserve">run </w:t>
-      </w:r>
-      <w:r>
-        <w:t>along each wall</w:t>
-      </w:r>
-      <w:r>
-        <w:t xml:space="preserve"> allowing only a </w:t>
-      </w:r>
-      <w:r>
-        <w:t>glimpse</w:t>
-      </w:r>
-      <w:r>
-        <w:t xml:space="preserve"> of </w:t>
-      </w:r>
-      <w:r>
-        <w:t>something massive and dull. Light drown</w:t>
-      </w:r>
-      <w:r>
-        <w:t>s</w:t>
-      </w:r>
-      <w:r>
-        <w:t xml:space="preserve"> in the depths of its matte surface. Cutting through the smoke and gasoline </w:t>
-      </w:r>
-      <w:r>
-        <w:t>comes</w:t>
-      </w:r>
-      <w:r>
-        <w:t xml:space="preserve"> the acrid smell of cordite.   </w:t>
-      </w:r>
-    </w:p>
-    <w:p>
-      <w:r>
-        <w:t xml:space="preserve">If he presses his body against the cabin wall and reaches his whole arm through the opening, </w:t>
-      </w:r>
-      <w:r>
-        <w:t>Shelton c</w:t>
-      </w:r>
-      <w:r>
-        <w:t xml:space="preserve">an </w:t>
-      </w:r>
-      <w:r>
-        <w:t>touch the thing. It fe</w:t>
-      </w:r>
-      <w:r>
-        <w:t>e</w:t>
-      </w:r>
-      <w:r>
-        <w:t>l</w:t>
-      </w:r>
-      <w:r>
-        <w:t>s</w:t>
-      </w:r>
-      <w:r>
-        <w:t xml:space="preserve"> cool and slick</w:t>
-      </w:r>
-      <w:r>
-        <w:t>. H</w:t>
-      </w:r>
-      <w:r>
-        <w:t>e r</w:t>
-      </w:r>
-      <w:r>
-        <w:t>uns</w:t>
-      </w:r>
-      <w:r>
-        <w:t xml:space="preserve"> his fingers over its domed surface feeling the swell of its belly. Withdrawing his arm slowly, Shelton couldn’t help picturing the co-pilot’s nub attached to the end of his wrist. He watched his hand emerge from the hatch with five fingers and that’s when he saw his watch. </w:t>
-      </w:r>
-    </w:p>
-    <w:p>
-      <w:r>
-        <w:t>Shelton scrabble</w:t>
-      </w:r>
-      <w:r>
-        <w:t>s</w:t>
-      </w:r>
-      <w:r>
-        <w:t xml:space="preserve"> up the slope out of the ridge</w:t>
-      </w:r>
-      <w:r>
-        <w:t>,</w:t>
-      </w:r>
-      <w:r>
-        <w:t xml:space="preserve"> feet slipping</w:t>
-      </w:r>
-      <w:r>
-        <w:t>,</w:t>
-      </w:r>
-      <w:r>
-        <w:t xml:space="preserve"> hands </w:t>
-      </w:r>
-      <w:r>
-        <w:t xml:space="preserve">raking </w:t>
-      </w:r>
-      <w:r>
-        <w:t>the snow for purchase. He ran toward the cabin through thigh-deep snow. More than once he tumbled and rolled for a stretch before returning to his feet. His legs churned. His lungs beat against his ribcage. When he reached the front door of the warm and lighted cabin, snow clung to his jacket in stiff plates like dragon scales.</w:t>
-      </w:r>
-    </w:p>
-    <w:p>
-      <w:r>
-        <w:t>Nine minutes late. He’</w:t>
-      </w:r>
-      <w:r>
-        <w:t>ll</w:t>
-      </w:r>
-      <w:r>
-        <w:t xml:space="preserve"> be lucky if Linda </w:t>
-      </w:r>
-      <w:r>
-        <w:t>i</w:t>
-      </w:r>
-      <w:r>
-        <w:t>sn’t already on her way up to the cabin. First the pilot interrupted his shave and now he was giving Linda a coronary by making Shelton lose track of time. He dialed as quickly as he could and pressed the receiver to his ear.</w:t>
+        <w:t xml:space="preserve">It’s dark within the plane. Buttons and gauges glow faintly about the cockpit but provide little illumination. In a far corner, crumpled into a shape no longer recognizably human, Shelton locates another injured man. His face shines with a mixture of perspiration and blood, soot and tears. His wide staring eyes gleam brighter than the emergency lights flashing alarm from the dashboard. His lips quiver and the jumpsuit wrapped around his broken body heaves like </w:t>
+      </w:r>
+      <w:proofErr w:type="gramStart"/>
+      <w:r>
+        <w:t>a faulty</w:t>
+      </w:r>
+      <w:proofErr w:type="gramEnd"/>
+      <w:r>
+        <w:t xml:space="preserve"> bellows. </w:t>
+      </w:r>
+    </w:p>
+    <w:p>
+      <w:r>
+        <w:t>Shelton kneels on the plane’s rivet-studded floor to better hear whatever sound might still escape this man’s collapsed form. “What is this? What are you doing here?”</w:t>
+      </w:r>
+    </w:p>
+    <w:p>
+      <w:r>
+        <w:t xml:space="preserve">The man’s arm lifts. Charred black skin clings in flakes to the withered arm like the bark of an ailing tree. For a terrifying moment, Shelton thinks he might touch him with his raw ragged </w:t>
+      </w:r>
+      <w:proofErr w:type="gramStart"/>
+      <w:r>
+        <w:t>flesh</w:t>
+      </w:r>
+      <w:proofErr w:type="gramEnd"/>
+      <w:r>
+        <w:t xml:space="preserve"> but the arm moves past him and points with the nub where fingers used to be at a hatch that opens </w:t>
+      </w:r>
+      <w:proofErr w:type="gramStart"/>
+      <w:r>
+        <w:t>on</w:t>
+      </w:r>
+      <w:proofErr w:type="gramEnd"/>
+      <w:r>
+        <w:t xml:space="preserve"> the rear of the plane.</w:t>
+      </w:r>
+    </w:p>
+    <w:p>
+      <w:r>
+        <w:t xml:space="preserve">Whatever door or window had </w:t>
+      </w:r>
+      <w:proofErr w:type="gramStart"/>
+      <w:r>
+        <w:t>guarded</w:t>
+      </w:r>
+      <w:proofErr w:type="gramEnd"/>
+      <w:r>
+        <w:t xml:space="preserve"> the opening was lost in the wreckage. It’s an empty socket twisted out of square into an open sorrowful mouth. Shelton looks through the hatch to the rear of the plane and a deeper darkness. A set of dim lights </w:t>
+      </w:r>
+      <w:proofErr w:type="gramStart"/>
+      <w:r>
+        <w:t>run</w:t>
+      </w:r>
+      <w:proofErr w:type="gramEnd"/>
+      <w:r>
+        <w:t xml:space="preserve"> along each wall allowing only a glimpse of something massive and dull. Light drowns in the depths of its matte surface. Cutting through the smoke and gasoline comes the acrid smell of cordite.   </w:t>
+      </w:r>
+    </w:p>
+    <w:p>
+      <w:r>
+        <w:t xml:space="preserve">If he presses his body against the cabin wall and reaches his whole arm through the opening, Shelton can touch the thing. It feels cool and slick. He runs his fingers over its domed surface feeling the swell of its belly. Withdrawing his arm slowly, Shelton couldn’t help picturing the co-pilot’s nub attached to the end of his wrist. He watched his hand emerge from the hatch with five fingers and that’s when he saw his watch. </w:t>
+      </w:r>
+    </w:p>
+    <w:p>
+      <w:r>
+        <w:t xml:space="preserve">Shelton scrabbles up the slope out of the ridge, feet slipping, hands raking the snow for purchase. He ran toward the cabin through thigh-deep snow. More than once he tumbled and rolled for a stretch before returning to his feet. His legs churned. His lungs beat against his ribcage. When he reached the front door of the warm and lighted cabin, snow clung to his jacket </w:t>
+      </w:r>
+      <w:proofErr w:type="gramStart"/>
+      <w:r>
+        <w:t>in</w:t>
+      </w:r>
+      <w:proofErr w:type="gramEnd"/>
+      <w:r>
+        <w:t xml:space="preserve"> stiff plates like dragon scales.</w:t>
+      </w:r>
+    </w:p>
+    <w:p>
+      <w:r>
+        <w:t>Nine minutes late. He’ll be lucky if Linda isn’t already on her way up to the cabin. First the pilot interrupted his shave and now he was giving Linda a coronary by making Shelton lose track of time. He dialed as quickly as he could and pressed the receiver to his ear.</w:t>
       </w:r>
     </w:p>
     <w:p>
@@ -916,13 +490,15 @@
     <w:p>
       <w:r>
         <w:lastRenderedPageBreak/>
-        <w:t>The receiver trill</w:t>
-      </w:r>
-      <w:r>
-        <w:t>s</w:t>
-      </w:r>
-      <w:r>
-        <w:t xml:space="preserve"> in his ear with a feeble, distant sound. Shelton suddenly felt every mile of distance he’d put between himself and his sister when he turned his Jeep off of Route 10 at Culver Corners and began to climb the dirt path, past where anyone else wanted to go, up where only pilots flew. The phone rang and rang from the bottom of some deep cold canyon until, finally, it disconnected.</w:t>
+        <w:t xml:space="preserve">The receiver trills in his ear with a feeble, distant sound. Shelton suddenly felt every mile of distance he’d put between himself and his sister when he turned his Jeep </w:t>
+      </w:r>
+      <w:proofErr w:type="gramStart"/>
+      <w:r>
+        <w:t>off of</w:t>
+      </w:r>
+      <w:proofErr w:type="gramEnd"/>
+      <w:r>
+        <w:t xml:space="preserve"> Route 10 at Culver Corners and began to climb the dirt path, past where anyone else wanted to go, up where only pilots flew. The phone rang and rang from the bottom of some deep cold canyon until, finally, it disconnected.</w:t>
       </w:r>
     </w:p>
     <w:p>
@@ -932,7 +508,15 @@
     </w:p>
     <w:p>
       <w:r>
-        <w:t xml:space="preserve">He pulled open the kitchen drawer and found a notepad. Scratched into the cardboard at the back of the pad were a set of names and numbers in his father’s handwriting. Less than 10 names that represented every meaningful human connection he’d made during his life. Shelton’s old number was on there – the Pikeville place – and Abby’s number – first, her number from outside Chicago where she settled after school; that one was crossed out with big springy loops and next to it was written the number Shelton had just dialed. Shelton found the number for Abby’s mother-in-law beside the word “Joyce” at the bottom of the list and dialed. She lived across town. Abby and Mark were always visiting, dropping off the kids. She would know how to reach Abby. </w:t>
+        <w:t xml:space="preserve">He pulled open the kitchen drawer and found a notepad. Scratched into the cardboard at the back of the pad were a set of names and numbers in his father’s handwriting. Less than 10 </w:t>
+      </w:r>
+      <w:proofErr w:type="gramStart"/>
+      <w:r>
+        <w:t>names that</w:t>
+      </w:r>
+      <w:proofErr w:type="gramEnd"/>
+      <w:r>
+        <w:t xml:space="preserve"> represented every meaningful human connection he’d made during his life. Shelton’s old number was on there – the Pikeville place – and Abby’s number – first, her number from outside Chicago where she settled after school; that one was crossed out with big springy loops and next to it was written the number Shelton had just dialed. Shelton found the number for Abby’s mother-in-law beside the word “Joyce” at the bottom of the list and dialed. She lived across town. Abby and Mark were always visiting, dropping off the kids. She would know how to reach Abby. </w:t>
       </w:r>
     </w:p>
     <w:p>
@@ -947,7 +531,15 @@
     </w:p>
     <w:p>
       <w:r>
-        <w:t>Shelton set the teapot atop the wood stove and took a seat opposite the pilot in the living room. They had water. They had food enough for a few weeks and then there were always the traps. He sipped his tea and thought he’d like to get back to his shave.</w:t>
+        <w:t xml:space="preserve">Shelton set the teapot atop the wood stove and took a seat opposite the pilot in the living room. They had water. They had </w:t>
+      </w:r>
+      <w:proofErr w:type="gramStart"/>
+      <w:r>
+        <w:t>food enough</w:t>
+      </w:r>
+      <w:proofErr w:type="gramEnd"/>
+      <w:r>
+        <w:t xml:space="preserve"> for a few weeks and then there were always the traps. He sipped his tea and thought he’d like to get back to his shave.</w:t>
       </w:r>
     </w:p>
     <w:p>
@@ -962,38 +554,15 @@
     </w:p>
     <w:p>
       <w:r>
-        <w:t xml:space="preserve">Shelton sipped his tea too quickly and burned his lips. I can wait it out up here, he thought. At least until spring.  </w:t>
-      </w:r>
-    </w:p>
-    <w:p>
-      <w:proofErr w:type="spellStart"/>
-      <w:r>
-        <w:lastRenderedPageBreak/>
-        <w:t>Schonveil</w:t>
-      </w:r>
-      <w:proofErr w:type="spellEnd"/>
-      <w:r>
-        <w:t xml:space="preserve"> finally made it up to his feet leaning only briefly upon Eoric’s shoulder. </w:t>
-      </w:r>
-      <w:r>
-        <w:t>He paused for a moment and allowed the sunlight pouring through the windows high above in the domed ceiling of the academy lobby to warm his face.</w:t>
-      </w:r>
-      <w:r>
-        <w:t xml:space="preserve"> In this light, the professor bore some resemblance to old Tamm. When he was quiet and still which he was most of the time that Eoric had known him. </w:t>
-      </w:r>
-      <w:r>
-        <w:t xml:space="preserve">It wasn’t just that they were two of the oldest men he had ever known. Pa’s pa died before even Kennis was born. Ma’s pa might’ve been alive or dead. She left her family behind when she married pa and became the head of her own family. She would talk about them from time to time Eoric recalled mention of a sister and one brother at least but she would talk about them in the same way she talked about the golden </w:t>
-      </w:r>
-      <w:proofErr w:type="spellStart"/>
-      <w:r>
-        <w:t>agarcat</w:t>
-      </w:r>
-      <w:proofErr w:type="spellEnd"/>
-      <w:r>
-        <w:t xml:space="preserve"> or any of the other characters in the children’s stories she told them. </w:t>
-      </w:r>
-      <w:r>
-        <w:t xml:space="preserve">  </w:t>
+        <w:t xml:space="preserve">Shelton sipped his tea too quickly and burned his lips. I can </w:t>
+      </w:r>
+      <w:proofErr w:type="gramStart"/>
+      <w:r>
+        <w:t>wait</w:t>
+      </w:r>
+      <w:proofErr w:type="gramEnd"/>
+      <w:r>
+        <w:t xml:space="preserve"> it out up here, he thought. At least until spring.  </w:t>
       </w:r>
     </w:p>
     <w:sectPr>
@@ -1406,7 +975,7 @@
   <w:style w:type="paragraph" w:default="1" w:styleId="Normal">
     <w:name w:val="Normal"/>
     <w:qFormat/>
-    <w:rsid w:val="00140E92"/>
+    <w:rsid w:val="00461A59"/>
   </w:style>
   <w:style w:type="paragraph" w:styleId="Heading1">
     <w:name w:val="heading 1"/>

--- a/docs/working.docx
+++ b/docs/working.docx
@@ -29,15 +29,7 @@
     </w:p>
     <w:p>
       <w:r>
-        <w:t xml:space="preserve">Then came the first knock which caused him </w:t>
-      </w:r>
-      <w:proofErr w:type="gramStart"/>
-      <w:r>
-        <w:t>set</w:t>
-      </w:r>
-      <w:proofErr w:type="gramEnd"/>
-      <w:r>
-        <w:t xml:space="preserve"> his razor down on the lip of the sink but not to go to the door. Who could be knocking at the door? Shelton didn’t have neighbors outside of a cluster of shacks further down the mountain where the paved road ends and two muddy wheel ruts guarded by a barred gate lead up to the cabin. </w:t>
+        <w:t xml:space="preserve">Then came the first knock which caused him set his razor down on the lip of the sink but not to go to the door. Who could be knocking at the door? Shelton didn’t have neighbors outside of a cluster of shacks further down the mountain where the paved road ends and two muddy wheel ruts guarded by a barred gate lead up to the cabin. </w:t>
       </w:r>
     </w:p>
     <w:p>
@@ -57,15 +49,7 @@
     </w:p>
     <w:p>
       <w:r>
-        <w:t xml:space="preserve">Safe within the shelter of the cabin, Shelton watched the bleeding man in the same detached way that he watched wood finches and </w:t>
-      </w:r>
-      <w:proofErr w:type="gramStart"/>
-      <w:r>
-        <w:t>white-tails</w:t>
-      </w:r>
-      <w:proofErr w:type="gramEnd"/>
-      <w:r>
-        <w:t xml:space="preserve">. The man marched through the snow making shaky circles. He touched his forehead and seemed startled each time by the amount of blood he discovered. When he looked toward the cabin with bleary, unfocused eyes, Shelton ducked for cover below the window frame. But his gaze lingered on the cabin for no more than a moment before he continued walking in no meaningful direction. </w:t>
+        <w:t xml:space="preserve">Safe within the shelter of the cabin, Shelton watched the bleeding man in the same detached way that he watched wood finches and white-tails. The man marched through the snow making shaky circles. He touched his forehead and seemed startled each time by the amount of blood he discovered. When he looked toward the cabin with bleary, unfocused eyes, Shelton ducked for cover below the window frame. But his gaze lingered on the cabin for no more than a moment before he continued walking in no meaningful direction. </w:t>
       </w:r>
     </w:p>
     <w:p>
@@ -95,47 +79,7 @@
     </w:p>
     <w:p>
       <w:r>
-        <w:t xml:space="preserve">Get rid of the shotgun, his sister had said, and with even more intensity than she had said get rid of the cabin. Shelton understood where she </w:t>
-      </w:r>
-      <w:proofErr w:type="gramStart"/>
-      <w:r>
-        <w:t>was coming</w:t>
-      </w:r>
-      <w:proofErr w:type="gramEnd"/>
-      <w:r>
-        <w:t xml:space="preserve"> </w:t>
-      </w:r>
-      <w:proofErr w:type="gramStart"/>
-      <w:r>
-        <w:t>from</w:t>
-      </w:r>
-      <w:proofErr w:type="gramEnd"/>
-      <w:r>
-        <w:t xml:space="preserve"> but dad used pills so fixating on a shotgun was silly. He could get valium as easily as dad had or he could take an ivory handled razor on his veins or just </w:t>
-      </w:r>
-      <w:proofErr w:type="gramStart"/>
-      <w:r>
-        <w:t>stop up</w:t>
-      </w:r>
-      <w:proofErr w:type="gramEnd"/>
-      <w:r>
-        <w:t xml:space="preserve"> the </w:t>
-      </w:r>
-      <w:proofErr w:type="gramStart"/>
-      <w:r>
-        <w:t>flue</w:t>
-      </w:r>
-      <w:proofErr w:type="gramEnd"/>
-      <w:r>
-        <w:t xml:space="preserve"> and let the cabin fill up with smoke. Abigail had to accept that he wasn’t interested in doing it yet and, when he was, there was nothing she could do to stop him. </w:t>
-      </w:r>
-      <w:proofErr w:type="gramStart"/>
-      <w:r>
-        <w:t>So</w:t>
-      </w:r>
-      <w:proofErr w:type="gramEnd"/>
-      <w:r>
-        <w:t xml:space="preserve"> the cabin stayed and so did the shotgun.</w:t>
+        <w:t>Get rid of the shotgun, his sister had said, and with even more intensity than she had said get rid of the cabin. Shelton understood where she was coming from but dad used pills so fixating on a shotgun was silly. He could get valium as easily as dad had or he could take an ivory handled razor on his veins or just stop up the flue and let the cabin fill up with smoke. Abigail had to accept that he wasn’t interested in doing it yet and, when he was, there was nothing she could do to stop him. So the cabin stayed and so did the shotgun.</w:t>
       </w:r>
     </w:p>
     <w:p>
@@ -150,15 +94,7 @@
     </w:p>
     <w:p>
       <w:r>
-        <w:t xml:space="preserve">The bleeding man spun so forcefully toward Shelton’s voice that he lost his balance and fell forward on his knees leaving a red impression of his face in the snow. He </w:t>
-      </w:r>
-      <w:proofErr w:type="gramStart"/>
-      <w:r>
-        <w:t>keened</w:t>
-      </w:r>
-      <w:proofErr w:type="gramEnd"/>
-      <w:r>
-        <w:t xml:space="preserve"> like a cockroach. He thrashed like a drowning man. Shelton would either have to bring the man inside or leave him to expire from the cold or his wounds or his madness. </w:t>
+        <w:t xml:space="preserve">The bleeding man spun so forcefully toward Shelton’s voice that he lost his balance and fell forward on his knees leaving a red impression of his face in the snow. He keened like a cockroach. He thrashed like a drowning man. Shelton would either have to bring the man inside or leave him to expire from the cold or his wounds or his madness. </w:t>
       </w:r>
     </w:p>
     <w:p>
@@ -168,15 +104,7 @@
     </w:p>
     <w:p>
       <w:r>
-        <w:t xml:space="preserve">Shelton followed the shorter route to the front door around the mountain side of the </w:t>
-      </w:r>
-      <w:proofErr w:type="gramStart"/>
-      <w:r>
-        <w:t>cabin</w:t>
-      </w:r>
-      <w:proofErr w:type="gramEnd"/>
-      <w:r>
-        <w:t xml:space="preserve"> and it was there that he discovered the source of the knock. The freestanding tool shed – the one where dad went when he needed time alone – stood in ruins, its roof </w:t>
+        <w:t xml:space="preserve">Shelton followed the shorter route to the front door around the mountain side of the cabin and it was there that he discovered the source of the knock. The freestanding tool shed – the one where dad went when he needed time alone – stood in ruins, its roof </w:t>
       </w:r>
       <w:proofErr w:type="spellStart"/>
       <w:r>
@@ -210,44 +138,46 @@
     </w:p>
     <w:p>
       <w:r>
-        <w:t xml:space="preserve">The variety and number of cuts and scrapes about the man’s head left Shelton feeling unsure of where to start. He found some cotton gauze in the first aid kit under the kitchen sink and wound it </w:t>
-      </w:r>
-      <w:proofErr w:type="gramStart"/>
-      <w:r>
-        <w:t>around and around</w:t>
-      </w:r>
-      <w:proofErr w:type="gramEnd"/>
-      <w:r>
-        <w:t xml:space="preserve"> leaving holes </w:t>
-      </w:r>
-      <w:proofErr w:type="gramStart"/>
-      <w:r>
-        <w:t>for</w:t>
-      </w:r>
-      <w:proofErr w:type="gramEnd"/>
-      <w:r>
-        <w:t xml:space="preserve"> the man’s nose, mouth and </w:t>
-      </w:r>
-      <w:proofErr w:type="gramStart"/>
-      <w:r>
-        <w:t>the one</w:t>
-      </w:r>
-      <w:proofErr w:type="gramEnd"/>
-      <w:r>
-        <w:t xml:space="preserve"> eye that wasn’t tinted pink with blood.</w:t>
-      </w:r>
-    </w:p>
-    <w:p>
-      <w:r>
-        <w:t xml:space="preserve">With the man pacified and no longer in any immediate danger of dying, Shelton resolved to follow the tracks, to see if there were others in a similar condition. As he opened the cabin door to a shrieking wind that pelted his face with crystalline snow, however, a thought stopped him. He checked the gold-rimmed clock hung on the kitchen wall – 5:47 – and he looked at the rotary phone encased in hard black plastic and resting on a rustic end table with oak branch legs. Should he call early? No, if it gets </w:t>
-      </w:r>
-      <w:proofErr w:type="gramStart"/>
-      <w:r>
-        <w:t>close</w:t>
-      </w:r>
-      <w:proofErr w:type="gramEnd"/>
-      <w:r>
-        <w:t xml:space="preserve"> I’ll turn back, Shelton told himself.</w:t>
+        <w:t>The variety and number of cuts and scrapes about the man’s head left Shelton feeling unsure of where to start. He found some cotton gauze in the first aid kit under the kitchen sink and wound it around and around leaving holes for the man’s nose, mouth and the one eye that wasn’t tinted pink with blood.</w:t>
+      </w:r>
+    </w:p>
+    <w:p>
+      <w:r>
+        <w:t xml:space="preserve">With the man pacified and no longer in any immediate danger of dying, Shelton resolved to follow the tracks, to see if there were others in a similar condition. As he opened the cabin door to a shrieking wind that pelted his face with crystalline snow, however, a thought stopped him. He checked the gold-rimmed clock hung on the kitchen wall – 5:47 – and he looked at the rotary phone encased in hard black plastic and resting on a rustic end table with oak branch legs. </w:t>
+      </w:r>
+    </w:p>
+    <w:p>
+      <w:r>
+        <w:t>Six o’clock every night. That</w:t>
+      </w:r>
+      <w:r>
+        <w:t xml:space="preserve">’s </w:t>
+      </w:r>
+      <w:r>
+        <w:t>the deal. If Shelton want</w:t>
+      </w:r>
+      <w:r>
+        <w:t>s</w:t>
+      </w:r>
+      <w:r>
+        <w:t xml:space="preserve"> to keep the cabin, if he want</w:t>
+      </w:r>
+      <w:r>
+        <w:t>s</w:t>
+      </w:r>
+      <w:r>
+        <w:t xml:space="preserve"> to keep going up there, he ha</w:t>
+      </w:r>
+      <w:r>
+        <w:t>s</w:t>
+      </w:r>
+      <w:r>
+        <w:t xml:space="preserve"> to call her every night at six o’clock. They didn’t say much – just hi or have a good night – but it was enough for her to know that he was still there.</w:t>
+      </w:r>
+    </w:p>
+    <w:p>
+      <w:r>
+        <w:t>Should he call early? No, if it gets close I’ll turn back, Shelton told himself.</w:t>
       </w:r>
     </w:p>
     <w:p>
@@ -257,312 +187,205 @@
     </w:p>
     <w:p>
       <w:r>
-        <w:t xml:space="preserve">On clear days, they stood higher than the rising sun and looked out at the clouds that had settled overnight upon the homes and businesses of Chamblee. They would push on without speaking deeper into the trees listening </w:t>
-      </w:r>
-      <w:proofErr w:type="gramStart"/>
-      <w:r>
-        <w:t>for</w:t>
-      </w:r>
-      <w:proofErr w:type="gramEnd"/>
-      <w:r>
-        <w:t xml:space="preserve"> the sounds of struggle, the anguished cries of small voices. They listened </w:t>
-      </w:r>
-      <w:proofErr w:type="gramStart"/>
-      <w:r>
-        <w:t>for</w:t>
-      </w:r>
-      <w:proofErr w:type="gramEnd"/>
-      <w:r>
-        <w:t xml:space="preserve"> the rustling of feet scrabbling for purchase amid the leaf litter frantic to pull free of the snare, to escape. And Shelton’s mind would leap to the unanswerable question – how long since the trap had been sprung? In what dark hour had the creature found itself caught? How long had it </w:t>
-      </w:r>
-      <w:proofErr w:type="gramStart"/>
-      <w:r>
-        <w:t>spent</w:t>
-      </w:r>
-      <w:proofErr w:type="gramEnd"/>
-      <w:r>
-        <w:t xml:space="preserve"> in pain and fear waiting for Shelton to come with the hatchet on his belt banging against his thigh to end its torment?    </w:t>
-      </w:r>
-    </w:p>
-    <w:p>
-      <w:r>
+        <w:t xml:space="preserve">On clear days, they stood higher than the rising sun and looked out at the clouds that had settled overnight upon the homes and businesses of Chamblee. They would push on without speaking deeper into the trees listening for the sounds of struggle, the anguished cries of small voices. They listened for the rustling of feet scrabbling for purchase amid the leaf litter frantic to pull free of the snare, to escape. And Shelton’s mind would leap to the unanswerable question – how long since the trap had been sprung? In what dark hour had the creature found itself caught? How long had it spent in pain and fear waiting for Shelton to come with the hatchet on his belt banging against his thigh to end its torment?    </w:t>
+      </w:r>
+    </w:p>
+    <w:p>
+      <w:r>
+        <w:lastRenderedPageBreak/>
         <w:t>Shelton skirts along the edge of the trees to climb higher. Higher than he and his father ever went, up where the vegetation gets scarce and no animals go. He pushes on though the tracks have disappeared. The only evidence left that the man passed this way are still visible flecks of red and inscrutable equipment lying charred and half-buried in the snow where he lightened his load.</w:t>
       </w:r>
     </w:p>
     <w:p>
       <w:r>
+        <w:t>At least, t</w:t>
+      </w:r>
+      <w:r>
+        <w:t xml:space="preserve">rips to the cabin only happened once a year. With summer drawing to a close and a new school year looming, the family would spend a week getting irritated with one another. </w:t>
+      </w:r>
+      <w:r>
+        <w:t>For dad, trips to the cabin were more frequent. C</w:t>
+      </w:r>
+      <w:r>
+        <w:t>iting the upkeep that needed doing</w:t>
+      </w:r>
+      <w:r>
+        <w:t xml:space="preserve">, </w:t>
+      </w:r>
+      <w:r>
+        <w:t xml:space="preserve">dad visited </w:t>
+      </w:r>
+      <w:r>
+        <w:t>f</w:t>
+      </w:r>
+      <w:r>
+        <w:t>or a weekend once every couple months</w:t>
+      </w:r>
+      <w:r>
+        <w:t xml:space="preserve">, </w:t>
+      </w:r>
+      <w:r>
+        <w:t>alone</w:t>
+      </w:r>
+      <w:r>
+        <w:t xml:space="preserve">. It wasn’t until Shelton inherited the caretaker role that he realized the </w:t>
+      </w:r>
+      <w:r>
+        <w:t xml:space="preserve">maintenance </w:t>
+      </w:r>
+      <w:r>
+        <w:t xml:space="preserve">work could be finished in a few hours – drain the pipes before winter, lay down mouse traps, re-caulk the windows. Two visits a year – one in the spring and one in the fall – </w:t>
+      </w:r>
+      <w:r>
+        <w:t xml:space="preserve">would </w:t>
+      </w:r>
+      <w:r>
+        <w:t xml:space="preserve">get it all done. </w:t>
+      </w:r>
+    </w:p>
+    <w:p>
+      <w:r>
+        <w:t xml:space="preserve">A pale grey plume billows upward through the falling snow and Shelton follows until he reaches a ridge. At the bottom, something lays smoldering – a sleek frictionless shape out of place among the crags and angles of the rocky ridge. It looks like an airplane but thinner, sharper and more colorless than any Shelton had ever seen. The plane rests on a slant, leaning against one bent wing and exposing a ragged gash torn across its belly, the only flaw in its precision exterior. The ugly wound spouts smoke and drips tiny burning things. Shelton starts down toward where the plane rests. </w:t>
+      </w:r>
+    </w:p>
+    <w:p>
+      <w:r>
+        <w:t>After Shelton and his sister moved out of the house, after mom left, dad visited the cabin more often. Every year older and things were just more confusing and corrupt. The cabin was quiet. Seventeen years at the company earned him 32 days of vacation a year. They didn’t mind too much when you took it as long as Vic or Scott were around to cover any emergencies. Once he went to Cozumel with Linda and some of her friends but it just seemed to him like they had all the same junk there just brighter and louder. And there was always the weekends. He got what she was saying. It wasn’t irrational or smothering but at the same time she had to accept that when he was ready, he was ready and there wasn’t much she could do about it. Probably mom had tried to stop dad. They still talked a lot and she must have noticed something. Looking back, Shelton could think of about a hundred things he had noticed. And afterwards everyone was crying and saying how it didn’t make any sense and how unexpected it was but Shelton thought it made all the sense in the world. And maybe it was that as much as anything that pushed mom away so she stopped calling him and asking him to visit. He took dad’s side. But later on, he found more reasons to visit the cabin but what it came down to was more reasons to get away from the regular world. There was comfort to be found at the cabin that couldn’t be found anywhere else and it wasn’t just the shotgun in the closet.</w:t>
+      </w:r>
+    </w:p>
+    <w:p>
+      <w:r>
         <w:lastRenderedPageBreak/>
-        <w:t xml:space="preserve">Trips to the cabin only </w:t>
-      </w:r>
-      <w:proofErr w:type="gramStart"/>
-      <w:r>
-        <w:t>happened</w:t>
-      </w:r>
-      <w:proofErr w:type="gramEnd"/>
-      <w:r>
-        <w:t xml:space="preserve"> once a year. With summer </w:t>
-      </w:r>
-      <w:proofErr w:type="gramStart"/>
-      <w:r>
-        <w:t>drawing to a close</w:t>
-      </w:r>
-      <w:proofErr w:type="gramEnd"/>
-      <w:r>
-        <w:t xml:space="preserve"> and a new school year looming, the family would spend a week getting irritated with one another. And, of course, dad visited the cabin alone for a weekend once every couple </w:t>
-      </w:r>
-      <w:proofErr w:type="gramStart"/>
-      <w:r>
-        <w:t>months</w:t>
-      </w:r>
-      <w:proofErr w:type="gramEnd"/>
-      <w:r>
-        <w:t xml:space="preserve"> citing the upkeep that needed doing. It wasn’t until Shelton inherited the caretaker role that he realized the work could be finished in a few hours – drain the pipes before winter, lay down mouse traps, re-caulk the windows. Two visits a year – one in the spring and one in the fall – was enough to get it all done. </w:t>
-      </w:r>
-    </w:p>
-    <w:p>
-      <w:r>
-        <w:t xml:space="preserve">A pale grey plume billows upward through the falling snow and Shelton follows until he reaches a ridge. At the bottom, something lays smoldering – a sleek frictionless shape out of place among the crags and angles of the rocky ridge. It looks like an airplane but thinner, sharper and more colorless than any Shelton had ever seen. The plane rests on a slant, leaning against one bent wing and exposing a ragged gash torn across its belly, the only flaw in its precision exterior. The ugly wound spouts smoke and drips tiny burning things. Shelton starts down toward where the plane rests. </w:t>
-      </w:r>
-    </w:p>
-    <w:p>
-      <w:r>
-        <w:t xml:space="preserve">After Shelton and his sister moved out of the house, after mom left, dad visited the cabin more often. Every year older and things were just more confusing and corrupt. The cabin was quiet. Seventeen years at the company earned him 32 days of vacation a year. They didn’t mind too much when you took it as long as Vic or Scott were around to cover any emergencies. Once he went to Cozumel with Linda and some of her </w:t>
-      </w:r>
-      <w:proofErr w:type="gramStart"/>
-      <w:r>
-        <w:t>friends</w:t>
-      </w:r>
-      <w:proofErr w:type="gramEnd"/>
-      <w:r>
-        <w:t xml:space="preserve"> but it just seemed to him like they had all the same junk there just brighter and louder. And there </w:t>
-      </w:r>
-      <w:proofErr w:type="gramStart"/>
-      <w:r>
-        <w:t>was</w:t>
-      </w:r>
-      <w:proofErr w:type="gramEnd"/>
-      <w:r>
-        <w:t xml:space="preserve"> always the weekends. He got what she was saying. It wasn’t irrational or smothering but at the same time she had to accept that when he was ready, he was ready and there wasn’t much she could do about it. Probably mom had tried to stop dad. They still talked a </w:t>
-      </w:r>
-      <w:proofErr w:type="gramStart"/>
-      <w:r>
-        <w:t>lot</w:t>
-      </w:r>
-      <w:proofErr w:type="gramEnd"/>
-      <w:r>
-        <w:t xml:space="preserve"> and she must have noticed something. Looking back, Shelton could think of about a hundred things he had noticed. And afterwards everyone was crying and saying how it didn’t make any sense and how unexpected it </w:t>
-      </w:r>
-      <w:proofErr w:type="gramStart"/>
-      <w:r>
-        <w:t>was</w:t>
-      </w:r>
-      <w:proofErr w:type="gramEnd"/>
-      <w:r>
-        <w:t xml:space="preserve"> but Shelton thought it made all the sense in the world. And maybe it was that as much as anything that pushed mom </w:t>
-      </w:r>
-      <w:proofErr w:type="gramStart"/>
-      <w:r>
-        <w:t>away</w:t>
-      </w:r>
-      <w:proofErr w:type="gramEnd"/>
-      <w:r>
-        <w:t xml:space="preserve"> so she stopped calling him and asking him to visit. He took dad’s side. But </w:t>
-      </w:r>
-      <w:proofErr w:type="gramStart"/>
-      <w:r>
-        <w:t>later on</w:t>
-      </w:r>
-      <w:proofErr w:type="gramEnd"/>
-      <w:r>
-        <w:t xml:space="preserve">, he found more reasons to visit the </w:t>
-      </w:r>
-      <w:proofErr w:type="gramStart"/>
-      <w:r>
-        <w:t>cabin</w:t>
-      </w:r>
-      <w:proofErr w:type="gramEnd"/>
-      <w:r>
-        <w:t xml:space="preserve"> but what it came down to was more reasons to get away from the regular world. There was comfort to be found at the cabin that couldn’t be found anywhere else and it wasn’t just the shotgun in the closet.</w:t>
-      </w:r>
-    </w:p>
-    <w:p>
-      <w:r>
-        <w:t xml:space="preserve">An arrhythmic knocking reverberates around the valley where the plane has come to rest. Shelton approaches and notices an open door which the wind slams </w:t>
-      </w:r>
-      <w:proofErr w:type="gramStart"/>
-      <w:r>
-        <w:t>again and again</w:t>
-      </w:r>
-      <w:proofErr w:type="gramEnd"/>
-      <w:r>
-        <w:t xml:space="preserve"> against the side of the plane. Shelton takes hold of the door to stop its banging and leans his head inside. </w:t>
+        <w:t xml:space="preserve">An arrhythmic knocking reverberates around the valley where the plane has come to rest. Shelton approaches and notices an open door which the wind slams again and again against the side of the plane. Shelton takes hold of the door to stop its banging and leans his head inside. </w:t>
+      </w:r>
+    </w:p>
+    <w:p>
+      <w:r>
+        <w:t xml:space="preserve">It’s dark within the plane. Buttons and gauges glow faintly about the cockpit but provide little illumination. In a far corner, crumpled into a shape no longer recognizably human, Shelton locates another injured man. His face shines with a mixture of perspiration and blood, soot and tears. His wide staring eyes gleam brighter than the emergency lights flashing alarm from the dashboard. His lips quiver and the jumpsuit wrapped around his broken body heaves like a faulty bellows. </w:t>
+      </w:r>
+    </w:p>
+    <w:p>
+      <w:r>
+        <w:t>Shelton kneels on the plane’s rivet-studded floor to better hear whatever sound might still escape this man’s collapsed form. “What is this? What are you doing here?”</w:t>
+      </w:r>
+    </w:p>
+    <w:p>
+      <w:r>
+        <w:t>The man’s arm lifts. Charred black skin clings in flakes to the withered arm like the bark of an ailing tree. For a terrifying moment, Shelton thinks he might touch him with his raw ragged flesh but the arm moves past him and points with the nub where fingers used to be at a hatch that opens on the rear of the plane.</w:t>
+      </w:r>
+    </w:p>
+    <w:p>
+      <w:r>
+        <w:t xml:space="preserve">Whatever door or window had guarded the opening was lost in the wreckage. It’s an empty socket twisted out of square into an open sorrowful mouth. Shelton looks through the hatch to the rear of the plane and a deeper darkness. A set of dim lights run along each wall allowing only a glimpse of something massive and dull. Light drowns in the depths of its matte surface. Cutting through the smoke and gasoline comes the acrid smell of cordite.   </w:t>
+      </w:r>
+    </w:p>
+    <w:p>
+      <w:r>
+        <w:t xml:space="preserve">If he presses his body against the cabin wall and reaches his whole arm through the opening, Shelton can touch the thing. It feels cool and slick. He runs his fingers over its domed surface feeling the swell of its belly. Withdrawing his arm slowly, Shelton couldn’t help picturing the co-pilot’s nub attached to the end of his wrist. He watched his hand emerge from the hatch with five fingers and that’s when he saw his watch. </w:t>
+      </w:r>
+    </w:p>
+    <w:p>
+      <w:r>
+        <w:t>Shelton scrabbles up the slope out of the ridge, feet slipping, hands raking the snow for purchase. He ran toward the cabin through thigh-deep snow. More than once he tumbled and rolled for a stretch before returning to his feet. His legs churned. His lungs beat against his ribcage. When he reached the front door of the warm and lighted cabin, snow clung to his jacket in stiff plates like dragon scales.</w:t>
+      </w:r>
+    </w:p>
+    <w:p>
+      <w:r>
+        <w:t>Nine minutes late. He’ll be lucky if Linda isn’t already on her way up to the cabin. First the pilot interrupted his shave and now he was giving Linda a coronary by making Shelton lose track of time. He dialed as quickly as he could and pressed the receiver to his ear.</w:t>
+      </w:r>
+    </w:p>
+    <w:p/>
+    <w:p>
+      <w:r>
+        <w:t>The receiver trills in his ear with a feeble, distant sound. Shelton suddenly felt every mile of distance he’d put between himself and his sister when he turned his Jeep off of Route 10 at Culver Corners and began to climb the dirt path, past where anyone else wanted to go, up where only pilots flew. The phone rang and rang from the bottom of some deep cold canyon until, finally, it disconnected.</w:t>
+      </w:r>
+    </w:p>
+    <w:p>
+      <w:r>
+        <w:t xml:space="preserve">He must’ve dialed the number wrong. Shelton quickly redialed checking the number magnet-stuck to the fridge even though he could easily recite it from memory and set the receiver again to his ear. The dull insectile ringing went on. Shelton imagined Linda shoving Jeff into the car, making plans to leave the baby with Jeff’s mother, already on her way up to the cabin. Pick up dammit. Pick up. I’m fine.  </w:t>
+      </w:r>
+    </w:p>
+    <w:p>
+      <w:r>
+        <w:t xml:space="preserve">He pulled open the kitchen drawer and found a notepad. Scratched into the cardboard at the back of the pad were a set of names and numbers in his father’s handwriting. Less than 10 names that represented every meaningful human connection he’d made during his life. Shelton’s old number was on there – the Pikeville place – and Abby’s number – first, her number from outside Chicago where she settled after school; that one was crossed out with big springy loops and next to it was written the number Shelton had just dialed. Shelton found the number for Abby’s mother-in-law beside the word “Joyce” at the bottom of the list and dialed. She lived across town. Abby and Mark were always visiting, dropping off the kids. She would know how to reach Abby. </w:t>
+      </w:r>
+    </w:p>
+    <w:p>
+      <w:r>
+        <w:t xml:space="preserve">Receiver pressed to his left ear and his palm pressed hard against the right, Shelton heard nothing but the hollow ringing of an unanswered line. </w:t>
+      </w:r>
+    </w:p>
+    <w:p>
+      <w:r>
+        <w:t xml:space="preserve">Shelton collected a copper teapot from the kitchen and filled it at the sink where a squeaky valve above the faucet opened a hose from the reserve tank just outside the bedroom window. </w:t>
+      </w:r>
+    </w:p>
+    <w:p>
+      <w:r>
+        <w:t>Shelton set the teapot atop the wood stove and took a seat opposite the pilot in the living room. They had water. They had food enough for a few weeks and then there were always the traps. He sipped his tea and thought he’d like to get back to his shave.</w:t>
+      </w:r>
+    </w:p>
+    <w:p>
+      <w:r>
+        <w:t xml:space="preserve">Outside Shelton heard the distant scream of another plane. He imagined the sky would be full of them soon if it wasn’t already. The pilot was just one of many. </w:t>
+      </w:r>
+    </w:p>
+    <w:p>
+      <w:r>
+        <w:t>The second knock when it came was somewhere far-off and distant, down in the valley under the cloud line, and when it reached the cabin, it barely managed to rattle snow off the porch railing.</w:t>
       </w:r>
     </w:p>
     <w:p>
       <w:r>
         <w:lastRenderedPageBreak/>
-        <w:t xml:space="preserve">It’s dark within the plane. Buttons and gauges glow faintly about the cockpit but provide little illumination. In a far corner, crumpled into a shape no longer recognizably human, Shelton locates another injured man. His face shines with a mixture of perspiration and blood, soot and tears. His wide staring eyes gleam brighter than the emergency lights flashing alarm from the dashboard. His lips quiver and the jumpsuit wrapped around his broken body heaves like </w:t>
-      </w:r>
-      <w:proofErr w:type="gramStart"/>
-      <w:r>
-        <w:t>a faulty</w:t>
-      </w:r>
-      <w:proofErr w:type="gramEnd"/>
-      <w:r>
-        <w:t xml:space="preserve"> bellows. </w:t>
-      </w:r>
-    </w:p>
-    <w:p>
-      <w:r>
-        <w:t>Shelton kneels on the plane’s rivet-studded floor to better hear whatever sound might still escape this man’s collapsed form. “What is this? What are you doing here?”</w:t>
-      </w:r>
-    </w:p>
-    <w:p>
-      <w:r>
-        <w:t xml:space="preserve">The man’s arm lifts. Charred black skin clings in flakes to the withered arm like the bark of an ailing tree. For a terrifying moment, Shelton thinks he might touch him with his raw ragged </w:t>
-      </w:r>
-      <w:proofErr w:type="gramStart"/>
-      <w:r>
-        <w:t>flesh</w:t>
-      </w:r>
-      <w:proofErr w:type="gramEnd"/>
-      <w:r>
-        <w:t xml:space="preserve"> but the arm moves past him and points with the nub where fingers used to be at a hatch that opens </w:t>
-      </w:r>
-      <w:proofErr w:type="gramStart"/>
-      <w:r>
-        <w:t>on</w:t>
-      </w:r>
-      <w:proofErr w:type="gramEnd"/>
-      <w:r>
-        <w:t xml:space="preserve"> the rear of the plane.</w:t>
-      </w:r>
-    </w:p>
-    <w:p>
-      <w:r>
-        <w:t xml:space="preserve">Whatever door or window had </w:t>
-      </w:r>
-      <w:proofErr w:type="gramStart"/>
-      <w:r>
-        <w:t>guarded</w:t>
-      </w:r>
-      <w:proofErr w:type="gramEnd"/>
-      <w:r>
-        <w:t xml:space="preserve"> the opening was lost in the wreckage. It’s an empty socket twisted out of square into an open sorrowful mouth. Shelton looks through the hatch to the rear of the plane and a deeper darkness. A set of dim lights </w:t>
-      </w:r>
-      <w:proofErr w:type="gramStart"/>
-      <w:r>
-        <w:t>run</w:t>
-      </w:r>
-      <w:proofErr w:type="gramEnd"/>
-      <w:r>
-        <w:t xml:space="preserve"> along each wall allowing only a glimpse of something massive and dull. Light drowns in the depths of its matte surface. Cutting through the smoke and gasoline comes the acrid smell of cordite.   </w:t>
-      </w:r>
-    </w:p>
-    <w:p>
-      <w:r>
-        <w:t xml:space="preserve">If he presses his body against the cabin wall and reaches his whole arm through the opening, Shelton can touch the thing. It feels cool and slick. He runs his fingers over its domed surface feeling the swell of its belly. Withdrawing his arm slowly, Shelton couldn’t help picturing the co-pilot’s nub attached to the end of his wrist. He watched his hand emerge from the hatch with five fingers and that’s when he saw his watch. </w:t>
-      </w:r>
-    </w:p>
-    <w:p>
-      <w:r>
-        <w:t xml:space="preserve">Shelton scrabbles up the slope out of the ridge, feet slipping, hands raking the snow for purchase. He ran toward the cabin through thigh-deep snow. More than once he tumbled and rolled for a stretch before returning to his feet. His legs churned. His lungs beat against his ribcage. When he reached the front door of the warm and lighted cabin, snow clung to his jacket </w:t>
-      </w:r>
-      <w:proofErr w:type="gramStart"/>
-      <w:r>
-        <w:t>in</w:t>
-      </w:r>
-      <w:proofErr w:type="gramEnd"/>
-      <w:r>
-        <w:t xml:space="preserve"> stiff plates like dragon scales.</w:t>
-      </w:r>
-    </w:p>
-    <w:p>
-      <w:r>
-        <w:t>Nine minutes late. He’ll be lucky if Linda isn’t already on her way up to the cabin. First the pilot interrupted his shave and now he was giving Linda a coronary by making Shelton lose track of time. He dialed as quickly as he could and pressed the receiver to his ear.</w:t>
-      </w:r>
-    </w:p>
-    <w:p>
-      <w:r>
-        <w:t>Six o’clock every night. That was the deal. If Shelton wanted to keep the cabin, if he wanted to keep going up there, he had to call her every night at six o’clock. They didn’t say much – just hi or have a good night – but it was enough for her to know that he was still there.</w:t>
-      </w:r>
-    </w:p>
-    <w:p>
-      <w:r>
-        <w:lastRenderedPageBreak/>
-        <w:t xml:space="preserve">The receiver trills in his ear with a feeble, distant sound. Shelton suddenly felt every mile of distance he’d put between himself and his sister when he turned his Jeep </w:t>
-      </w:r>
-      <w:proofErr w:type="gramStart"/>
-      <w:r>
-        <w:t>off of</w:t>
-      </w:r>
-      <w:proofErr w:type="gramEnd"/>
-      <w:r>
-        <w:t xml:space="preserve"> Route 10 at Culver Corners and began to climb the dirt path, past where anyone else wanted to go, up where only pilots flew. The phone rang and rang from the bottom of some deep cold canyon until, finally, it disconnected.</w:t>
-      </w:r>
-    </w:p>
-    <w:p>
-      <w:r>
-        <w:t xml:space="preserve">He must’ve dialed the number wrong. Shelton quickly redialed checking the number magnet-stuck to the fridge even though he could easily recite it from memory and set the receiver again to his ear. The dull insectile ringing went on. Shelton imagined Linda shoving Jeff into the car, making plans to leave the baby with Jeff’s mother, already on her way up to the cabin. Pick up dammit. Pick up. I’m fine.  </w:t>
-      </w:r>
-    </w:p>
-    <w:p>
-      <w:r>
-        <w:t xml:space="preserve">He pulled open the kitchen drawer and found a notepad. Scratched into the cardboard at the back of the pad were a set of names and numbers in his father’s handwriting. Less than 10 </w:t>
-      </w:r>
-      <w:proofErr w:type="gramStart"/>
-      <w:r>
-        <w:t>names that</w:t>
-      </w:r>
-      <w:proofErr w:type="gramEnd"/>
-      <w:r>
-        <w:t xml:space="preserve"> represented every meaningful human connection he’d made during his life. Shelton’s old number was on there – the Pikeville place – and Abby’s number – first, her number from outside Chicago where she settled after school; that one was crossed out with big springy loops and next to it was written the number Shelton had just dialed. Shelton found the number for Abby’s mother-in-law beside the word “Joyce” at the bottom of the list and dialed. She lived across town. Abby and Mark were always visiting, dropping off the kids. She would know how to reach Abby. </w:t>
-      </w:r>
-    </w:p>
-    <w:p>
-      <w:r>
-        <w:t xml:space="preserve">Receiver pressed to his left ear and his palm pressed hard against the right, Shelton heard nothing but the hollow ringing of an unanswered line. </w:t>
-      </w:r>
-    </w:p>
-    <w:p>
-      <w:r>
-        <w:t xml:space="preserve">Shelton collected a copper teapot from the kitchen and filled it at the sink where a squeaky valve above the faucet opened a hose from the reserve tank just outside the bedroom window. </w:t>
-      </w:r>
-    </w:p>
-    <w:p>
-      <w:r>
-        <w:t xml:space="preserve">Shelton set the teapot atop the wood stove and took a seat opposite the pilot in the living room. They had water. They had </w:t>
-      </w:r>
-      <w:proofErr w:type="gramStart"/>
-      <w:r>
-        <w:t>food enough</w:t>
-      </w:r>
-      <w:proofErr w:type="gramEnd"/>
-      <w:r>
-        <w:t xml:space="preserve"> for a few weeks and then there were always the traps. He sipped his tea and thought he’d like to get back to his shave.</w:t>
-      </w:r>
-    </w:p>
-    <w:p>
-      <w:r>
-        <w:t xml:space="preserve">Outside Shelton heard the distant scream of another plane. He imagined the sky would be full of them soon if it wasn’t already. The pilot was just one of many. </w:t>
-      </w:r>
-    </w:p>
-    <w:p>
-      <w:r>
-        <w:t>The second knock when it came was somewhere far-off and distant, down in the valley under the cloud line, and when it reached the cabin, it barely managed to rattle snow off the porch railing.</w:t>
-      </w:r>
-    </w:p>
-    <w:p>
-      <w:r>
-        <w:t xml:space="preserve">Shelton sipped his tea too quickly and burned his lips. I can </w:t>
-      </w:r>
-      <w:proofErr w:type="gramStart"/>
-      <w:r>
-        <w:t>wait</w:t>
-      </w:r>
-      <w:proofErr w:type="gramEnd"/>
-      <w:r>
-        <w:t xml:space="preserve"> it out up here, he thought. At least until spring.  </w:t>
+        <w:t xml:space="preserve">Shelton sipped his tea too quickly and burned his lips. I can wait it out up here, he thought. At least until spring.  </w:t>
+      </w:r>
+    </w:p>
+    <w:p/>
+    <w:p/>
+    <w:p>
+      <w:r>
+        <w:t xml:space="preserve">He was older, now, taller and perhaps it was the enlivening effect of memory but he thought he slung the </w:t>
+      </w:r>
+      <w:proofErr w:type="spellStart"/>
+      <w:r>
+        <w:t>poulty</w:t>
+      </w:r>
+      <w:proofErr w:type="spellEnd"/>
+      <w:r>
+        <w:t xml:space="preserve"> rather more easily back then. He’d spent nearly a year in the university attending lectures on a variety of subjects he had known nothing of back in </w:t>
+      </w:r>
+      <w:proofErr w:type="spellStart"/>
+      <w:r>
+        <w:t>Densons</w:t>
+      </w:r>
+      <w:proofErr w:type="spellEnd"/>
+      <w:r>
+        <w:t xml:space="preserve"> Row but he seldom hefted anything heavier than the box of delicate cookies </w:t>
+      </w:r>
+      <w:proofErr w:type="spellStart"/>
+      <w:r>
+        <w:t>Mz</w:t>
+      </w:r>
+      <w:proofErr w:type="spellEnd"/>
+      <w:r>
+        <w:t xml:space="preserve"> </w:t>
+      </w:r>
+      <w:proofErr w:type="spellStart"/>
+      <w:r>
+        <w:t>Untlicch</w:t>
+      </w:r>
+      <w:proofErr w:type="spellEnd"/>
+      <w:r>
+        <w:t xml:space="preserve"> liked him to pick up from the merchant’s fair when the </w:t>
+      </w:r>
+      <w:proofErr w:type="spellStart"/>
+      <w:r>
+        <w:t>Antwill</w:t>
+      </w:r>
+      <w:proofErr w:type="spellEnd"/>
+      <w:r>
+        <w:t xml:space="preserve"> Bakery put out their cart.  </w:t>
       </w:r>
     </w:p>
     <w:sectPr>

--- a/docs/working.docx
+++ b/docs/working.docx
@@ -148,31 +148,7 @@
     </w:p>
     <w:p>
       <w:r>
-        <w:t>Six o’clock every night. That</w:t>
-      </w:r>
-      <w:r>
-        <w:t xml:space="preserve">’s </w:t>
-      </w:r>
-      <w:r>
-        <w:t>the deal. If Shelton want</w:t>
-      </w:r>
-      <w:r>
-        <w:t>s</w:t>
-      </w:r>
-      <w:r>
-        <w:t xml:space="preserve"> to keep the cabin, if he want</w:t>
-      </w:r>
-      <w:r>
-        <w:t>s</w:t>
-      </w:r>
-      <w:r>
-        <w:t xml:space="preserve"> to keep going up there, he ha</w:t>
-      </w:r>
-      <w:r>
-        <w:t>s</w:t>
-      </w:r>
-      <w:r>
-        <w:t xml:space="preserve"> to call her every night at six o’clock. They didn’t say much – just hi or have a good night – but it was enough for her to know that he was still there.</w:t>
+        <w:t>Six o’clock every night. That’s the deal. If Shelton wants to keep the cabin, if he wants to keep going up there, he has to call her every night at six o’clock. They didn’t say much – just hi or have a good night – but it was enough for her to know that he was still there.</w:t>
       </w:r>
     </w:p>
     <w:p>
@@ -204,13 +180,7 @@
         <w:t xml:space="preserve">rips to the cabin only happened once a year. With summer drawing to a close and a new school year looming, the family would spend a week getting irritated with one another. </w:t>
       </w:r>
       <w:r>
-        <w:t>For dad, trips to the cabin were more frequent. C</w:t>
-      </w:r>
-      <w:r>
-        <w:t>iting the upkeep that needed doing</w:t>
-      </w:r>
-      <w:r>
-        <w:t xml:space="preserve">, </w:t>
+        <w:t xml:space="preserve">For dad, trips to the cabin were more frequent. Citing the upkeep that needed doing, </w:t>
       </w:r>
       <w:r>
         <w:t xml:space="preserve">dad visited </w:t>
@@ -222,10 +192,7 @@
         <w:t>or a weekend once every couple months</w:t>
       </w:r>
       <w:r>
-        <w:t xml:space="preserve">, </w:t>
-      </w:r>
-      <w:r>
-        <w:t>alone</w:t>
+        <w:t>, alone</w:t>
       </w:r>
       <w:r>
         <w:t xml:space="preserve">. It wasn’t until Shelton inherited the caretaker role that he realized the </w:t>
@@ -349,11 +316,14 @@
       </w:r>
       <w:proofErr w:type="spellStart"/>
       <w:r>
-        <w:t>poulty</w:t>
+        <w:t>poultie</w:t>
       </w:r>
       <w:proofErr w:type="spellEnd"/>
       <w:r>
-        <w:t xml:space="preserve"> rather more easily back then. He’d spent nearly a year in the university attending lectures on a variety of subjects he had known nothing of back in </w:t>
+        <w:t xml:space="preserve"> </w:t>
+      </w:r>
+      <w:r>
+        <w:t xml:space="preserve">rather more easily back then. He’d spent nearly a year in the university attending lectures on a variety of subjects he had known nothing of back in </w:t>
       </w:r>
       <w:proofErr w:type="spellStart"/>
       <w:r>
@@ -385,7 +355,64 @@
       </w:r>
       <w:proofErr w:type="spellEnd"/>
       <w:r>
-        <w:t xml:space="preserve"> Bakery put out their cart.  </w:t>
+        <w:t xml:space="preserve"> Bakery put out their cart.</w:t>
+      </w:r>
+      <w:r>
+        <w:t xml:space="preserve"> Eoric didn’t recall growing tired – even carrying a half-</w:t>
+      </w:r>
+      <w:proofErr w:type="spellStart"/>
+      <w:r>
+        <w:t>cassek</w:t>
+      </w:r>
+      <w:proofErr w:type="spellEnd"/>
+      <w:r>
+        <w:t xml:space="preserve"> – until he reached the red-tiled roof of the </w:t>
+      </w:r>
+      <w:proofErr w:type="spellStart"/>
+      <w:r>
+        <w:t>Ambertons</w:t>
+      </w:r>
+      <w:proofErr w:type="spellEnd"/>
+      <w:r>
+        <w:t>’ house</w:t>
+      </w:r>
+      <w:r>
+        <w:t xml:space="preserve">. For it was there that he would rest sitting in the grass at the back corner of their horse stall away from the view of citizens of </w:t>
+      </w:r>
+      <w:proofErr w:type="spellStart"/>
+      <w:r>
+        <w:t>Densons</w:t>
+      </w:r>
+      <w:proofErr w:type="spellEnd"/>
+      <w:r>
+        <w:t xml:space="preserve"> Row going about their days who might report Eoric’s idleness back to the butcher. Today, walking only from the Boal Co. Meat Market to </w:t>
+      </w:r>
+      <w:proofErr w:type="spellStart"/>
+      <w:r>
+        <w:t>Mz</w:t>
+      </w:r>
+      <w:proofErr w:type="spellEnd"/>
+      <w:r>
+        <w:t xml:space="preserve">. </w:t>
+      </w:r>
+      <w:proofErr w:type="spellStart"/>
+      <w:r>
+        <w:t>Untlicch’s</w:t>
+      </w:r>
+      <w:proofErr w:type="spellEnd"/>
+      <w:r>
+        <w:t xml:space="preserve"> apartment, the single </w:t>
+      </w:r>
+      <w:proofErr w:type="spellStart"/>
+      <w:r>
+        <w:t>poultie</w:t>
+      </w:r>
+      <w:proofErr w:type="spellEnd"/>
+      <w:r>
+        <w:t xml:space="preserve"> he was carrying had his left arm feeling tingly and sore. </w:t>
+      </w:r>
+      <w:r>
+        <w:t xml:space="preserve">  </w:t>
       </w:r>
     </w:p>
     <w:sectPr>

--- a/docs/working.docx
+++ b/docs/working.docx
@@ -60,15 +60,7 @@
     </w:p>
     <w:p>
       <w:r>
-        <w:t xml:space="preserve">Leaping from one hide rug to another as he crossed the cool wood floor toward the bedroom, Shelton tossed open the closet doors looking to fortify the </w:t>
-      </w:r>
-      <w:proofErr w:type="spellStart"/>
-      <w:r>
-        <w:t>longjohns</w:t>
-      </w:r>
-      <w:proofErr w:type="spellEnd"/>
-      <w:r>
-        <w:t xml:space="preserve"> he’d stripped down to in preparation for his bath</w:t>
+        <w:t>Leaping from one hide rug to another as he crossed the cool wood floor toward the bedroom, Shelton tossed open the closet doors looking to fortify the longjohns he’d stripped down to in preparation for his bath</w:t>
       </w:r>
       <w:r>
         <w:t xml:space="preserve"> </w:t>
@@ -104,15 +96,7 @@
     </w:p>
     <w:p>
       <w:r>
-        <w:t xml:space="preserve">Shelton followed the shorter route to the front door around the mountain side of the cabin and it was there that he discovered the source of the knock. The freestanding tool shed – the one where dad went when he needed time alone – stood in ruins, its roof </w:t>
-      </w:r>
-      <w:proofErr w:type="spellStart"/>
-      <w:r>
-        <w:t>sheered</w:t>
-      </w:r>
-      <w:proofErr w:type="spellEnd"/>
-      <w:r>
-        <w:t xml:space="preserve"> off, one wall bashed to the ground and the other three canted out at odd angles. </w:t>
+        <w:t xml:space="preserve">Shelton followed the shorter route to the front door around the mountain side of the cabin and it was there that he discovered the source of the knock. The freestanding tool shed – the one where dad went when he needed time alone – stood in ruins, its roof sheered off, one wall bashed to the ground and the other three canted out at odd angles. </w:t>
       </w:r>
     </w:p>
     <w:p>
@@ -314,105 +298,96 @@
       <w:r>
         <w:t xml:space="preserve">He was older, now, taller and perhaps it was the enlivening effect of memory but he thought he slung the </w:t>
       </w:r>
-      <w:proofErr w:type="spellStart"/>
-      <w:r>
-        <w:t>poultie</w:t>
-      </w:r>
-      <w:proofErr w:type="spellEnd"/>
+      <w:r>
+        <w:t xml:space="preserve">poultie </w:t>
+      </w:r>
+      <w:r>
+        <w:t>rather more easily back then. He’d spent nearly a year in the university attending lectures on a variety of subjects he had known nothing of back in Densons Row but he seldom hefted anything heavier than the box of delicate cookies Mz Untlicch liked him to pick up from the merchant’s fair when the Antwill Bakery put out their cart.</w:t>
+      </w:r>
+      <w:r>
+        <w:t xml:space="preserve"> Eoric didn’t recall growing tired – even carrying a half-cassek – until he reached the red-tiled roof of the Ambertons’ house</w:t>
+      </w:r>
+      <w:r>
+        <w:t xml:space="preserve">. For it was there that he would rest sitting in the grass at the back corner of their horse stall away from the view of citizens of Densons Row going about their days who might report Eoric’s idleness back to the butcher. Today, walking only from the Boal Co. Meat Market to Mz. Untlicch’s apartment, the single poultie he was carrying had his left arm feeling tingly and sore. </w:t>
+      </w:r>
       <w:r>
         <w:t xml:space="preserve"> </w:t>
       </w:r>
       <w:r>
-        <w:t xml:space="preserve">rather more easily back then. He’d spent nearly a year in the university attending lectures on a variety of subjects he had known nothing of back in </w:t>
-      </w:r>
-      <w:proofErr w:type="spellStart"/>
-      <w:r>
-        <w:t>Densons</w:t>
-      </w:r>
-      <w:proofErr w:type="spellEnd"/>
-      <w:r>
-        <w:t xml:space="preserve"> Row but he seldom hefted anything heavier than the box of delicate cookies </w:t>
-      </w:r>
-      <w:proofErr w:type="spellStart"/>
-      <w:r>
-        <w:t>Mz</w:t>
-      </w:r>
-      <w:proofErr w:type="spellEnd"/>
+        <w:t xml:space="preserve">He swung it side to side by its meaty thigh both to restore some feeling to his shoulder and because he was in a lively mood. Classes were nearly finished for the year. The spring holiday was tomorrow and he was on his way home with a gift for Andi and Mz. Untlicch.   </w:t>
+      </w:r>
+    </w:p>
+    <w:p/>
+    <w:p>
+      <w:r>
+        <w:t>When he’d located it with his knee, Eoric sat on the edge of the bed which roused a flurry of new smells that assaulted his nose in crosscurrents no matter how he turned his head. In the darkness, scrambling out from under the sheets suddenly came a grey crustacean that attached itself to the back of Eoric’s hand. He just managed to keep from pulling away</w:t>
+      </w:r>
+      <w:r>
+        <w:t xml:space="preserve"> in fright</w:t>
+      </w:r>
+      <w:r>
+        <w:t xml:space="preserve"> when he </w:t>
+      </w:r>
+      <w:r>
+        <w:t>realized that Mz. Untlicch had taken hold of his hand.</w:t>
+      </w:r>
+    </w:p>
+    <w:p>
+      <w:r>
+        <w:t>“Is that you, Eoric?”</w:t>
+      </w:r>
+      <w:r>
+        <w:t xml:space="preserve">  </w:t>
+      </w:r>
+    </w:p>
+    <w:p>
+      <w:r>
+        <w:t xml:space="preserve">“It’s me, mabba. It’s me.” He’d never felt entirely comfortable using the nickname no matter how she’d encouraged him to. It was the name one of her sons had called her when he still had trouble making words and no one had used it since. Over the past year, though, increasingly in conversation Eoric </w:t>
+      </w:r>
+      <w:r>
+        <w:t xml:space="preserve">would find himself corrected </w:t>
+      </w:r>
+      <w:r>
+        <w:t>if he called her Mz. Untlicch or madam.</w:t>
+      </w:r>
+      <w:r>
+        <w:t xml:space="preserve"> To Andi she would remain madam. He felt sure that when she saw how difficult it came to him that she would let it go but she persisted. And now for the first time, he had no trouble saying it.  </w:t>
+      </w:r>
+      <w:r>
+        <w:t xml:space="preserve">   </w:t>
+      </w:r>
       <w:r>
         <w:t xml:space="preserve"> </w:t>
       </w:r>
-      <w:proofErr w:type="spellStart"/>
-      <w:r>
-        <w:t>Untlicch</w:t>
-      </w:r>
-      <w:proofErr w:type="spellEnd"/>
-      <w:r>
-        <w:t xml:space="preserve"> liked him to pick up from the merchant’s fair when the </w:t>
-      </w:r>
-      <w:proofErr w:type="spellStart"/>
-      <w:r>
-        <w:t>Antwill</w:t>
-      </w:r>
-      <w:proofErr w:type="spellEnd"/>
-      <w:r>
-        <w:t xml:space="preserve"> Bakery put out their cart.</w:t>
-      </w:r>
-      <w:r>
-        <w:t xml:space="preserve"> Eoric didn’t recall growing tired – even carrying a half-</w:t>
-      </w:r>
-      <w:proofErr w:type="spellStart"/>
-      <w:r>
-        <w:t>cassek</w:t>
-      </w:r>
-      <w:proofErr w:type="spellEnd"/>
-      <w:r>
-        <w:t xml:space="preserve"> – until he reached the red-tiled roof of the </w:t>
-      </w:r>
-      <w:proofErr w:type="spellStart"/>
-      <w:r>
-        <w:t>Ambertons</w:t>
-      </w:r>
-      <w:proofErr w:type="spellEnd"/>
-      <w:r>
-        <w:t>’ house</w:t>
-      </w:r>
-      <w:r>
-        <w:t xml:space="preserve">. For it was there that he would rest sitting in the grass at the back corner of their horse stall away from the view of citizens of </w:t>
-      </w:r>
-      <w:proofErr w:type="spellStart"/>
-      <w:r>
-        <w:t>Densons</w:t>
-      </w:r>
-      <w:proofErr w:type="spellEnd"/>
-      <w:r>
-        <w:t xml:space="preserve"> Row going about their days who might report Eoric’s idleness back to the butcher. Today, walking only from the Boal Co. Meat Market to </w:t>
-      </w:r>
-      <w:proofErr w:type="spellStart"/>
-      <w:r>
-        <w:t>Mz</w:t>
-      </w:r>
-      <w:proofErr w:type="spellEnd"/>
-      <w:r>
-        <w:t xml:space="preserve">. </w:t>
-      </w:r>
-      <w:proofErr w:type="spellStart"/>
-      <w:r>
-        <w:t>Untlicch’s</w:t>
-      </w:r>
-      <w:proofErr w:type="spellEnd"/>
-      <w:r>
-        <w:t xml:space="preserve"> apartment, the single </w:t>
-      </w:r>
-      <w:proofErr w:type="spellStart"/>
-      <w:r>
-        <w:t>poultie</w:t>
-      </w:r>
-      <w:proofErr w:type="spellEnd"/>
-      <w:r>
-        <w:t xml:space="preserve"> he was carrying had his left arm feeling tingly and sore. </w:t>
-      </w:r>
-      <w:r>
-        <w:t xml:space="preserve">  </w:t>
+      <w:r>
+        <w:t xml:space="preserve"> </w:t>
+      </w:r>
+    </w:p>
+    <w:p>
+      <w:r>
+        <w:t>“Oh, I’ve been waiting for you.”</w:t>
+      </w:r>
+    </w:p>
+    <w:p>
+      <w:r>
+        <w:lastRenderedPageBreak/>
+        <w:t xml:space="preserve">“I’m here every night, mabba. Sometimes you’re sleeping.” In the darkened room and laying amidst pale sheets that matched the pallor of her skin, Eoric couldn’t find her face. He was conversing with a bodiless voice. The only evidence of her corporeality being the frail claw that rested atop his hand.  </w:t>
+      </w:r>
+    </w:p>
+    <w:p/>
+    <w:p>
+      <w:r>
+        <w:t xml:space="preserve">“Eoric, I want you to be a university man. Tell me you’ll finish.” </w:t>
+      </w:r>
+    </w:p>
+    <w:p>
+      <w:r>
+        <w:t>“I will, mabba. You’ll see me finish. I know it. You’ll get better.”</w:t>
+      </w:r>
+    </w:p>
+    <w:p>
+      <w:r>
+        <w:t>“I won’t. I’ll be dead.” And before Eoric could object, those thin needle-sharp fingers scrabbled over his cheek and pinched closed his lips. “Take me to him, Eoric. Before I die.”</w:t>
       </w:r>
     </w:p>
     <w:sectPr>

--- a/docs/working.docx
+++ b/docs/working.docx
@@ -60,7 +60,15 @@
     </w:p>
     <w:p>
       <w:r>
-        <w:t>Leaping from one hide rug to another as he crossed the cool wood floor toward the bedroom, Shelton tossed open the closet doors looking to fortify the longjohns he’d stripped down to in preparation for his bath</w:t>
+        <w:t xml:space="preserve">Leaping from one hide rug to another as he crossed the cool wood floor toward the bedroom, Shelton tossed open the closet doors looking to fortify the </w:t>
+      </w:r>
+      <w:proofErr w:type="spellStart"/>
+      <w:r>
+        <w:t>longjohns</w:t>
+      </w:r>
+      <w:proofErr w:type="spellEnd"/>
+      <w:r>
+        <w:t xml:space="preserve"> he’d stripped down to in preparation for his bath</w:t>
       </w:r>
       <w:r>
         <w:t xml:space="preserve"> </w:t>
@@ -96,7 +104,15 @@
     </w:p>
     <w:p>
       <w:r>
-        <w:t xml:space="preserve">Shelton followed the shorter route to the front door around the mountain side of the cabin and it was there that he discovered the source of the knock. The freestanding tool shed – the one where dad went when he needed time alone – stood in ruins, its roof sheered off, one wall bashed to the ground and the other three canted out at odd angles. </w:t>
+        <w:t xml:space="preserve">Shelton followed the shorter route to the front door around the mountain side of the cabin and it was there that he discovered the source of the knock. The freestanding tool shed – the one where dad went when he needed time alone – stood in ruins, its roof </w:t>
+      </w:r>
+      <w:proofErr w:type="spellStart"/>
+      <w:r>
+        <w:t>sheered</w:t>
+      </w:r>
+      <w:proofErr w:type="spellEnd"/>
+      <w:r>
+        <w:t xml:space="preserve"> off, one wall bashed to the ground and the other three canted out at odd angles. </w:t>
       </w:r>
     </w:p>
     <w:p>
@@ -298,23 +314,124 @@
       <w:r>
         <w:t xml:space="preserve">He was older, now, taller and perhaps it was the enlivening effect of memory but he thought he slung the </w:t>
       </w:r>
-      <w:r>
-        <w:t xml:space="preserve">poultie </w:t>
-      </w:r>
-      <w:r>
-        <w:t>rather more easily back then. He’d spent nearly a year in the university attending lectures on a variety of subjects he had known nothing of back in Densons Row but he seldom hefted anything heavier than the box of delicate cookies Mz Untlicch liked him to pick up from the merchant’s fair when the Antwill Bakery put out their cart.</w:t>
-      </w:r>
-      <w:r>
-        <w:t xml:space="preserve"> Eoric didn’t recall growing tired – even carrying a half-cassek – until he reached the red-tiled roof of the Ambertons’ house</w:t>
-      </w:r>
-      <w:r>
-        <w:t xml:space="preserve">. For it was there that he would rest sitting in the grass at the back corner of their horse stall away from the view of citizens of Densons Row going about their days who might report Eoric’s idleness back to the butcher. Today, walking only from the Boal Co. Meat Market to Mz. Untlicch’s apartment, the single poultie he was carrying had his left arm feeling tingly and sore. </w:t>
-      </w:r>
+      <w:proofErr w:type="spellStart"/>
+      <w:r>
+        <w:t>poultie</w:t>
+      </w:r>
+      <w:proofErr w:type="spellEnd"/>
       <w:r>
         <w:t xml:space="preserve"> </w:t>
       </w:r>
       <w:r>
-        <w:t xml:space="preserve">He swung it side to side by its meaty thigh both to restore some feeling to his shoulder and because he was in a lively mood. Classes were nearly finished for the year. The spring holiday was tomorrow and he was on his way home with a gift for Andi and Mz. Untlicch.   </w:t>
+        <w:t xml:space="preserve">rather more easily back then. He’d spent nearly a year in the university attending lectures on a variety of subjects he had known nothing of back in </w:t>
+      </w:r>
+      <w:proofErr w:type="spellStart"/>
+      <w:r>
+        <w:t>Densons</w:t>
+      </w:r>
+      <w:proofErr w:type="spellEnd"/>
+      <w:r>
+        <w:t xml:space="preserve"> Row but he seldom hefted anything heavier than the box of delicate cookies </w:t>
+      </w:r>
+      <w:proofErr w:type="spellStart"/>
+      <w:r>
+        <w:t>Mz</w:t>
+      </w:r>
+      <w:proofErr w:type="spellEnd"/>
+      <w:r>
+        <w:t xml:space="preserve"> </w:t>
+      </w:r>
+      <w:proofErr w:type="spellStart"/>
+      <w:r>
+        <w:t>Untlicch</w:t>
+      </w:r>
+      <w:proofErr w:type="spellEnd"/>
+      <w:r>
+        <w:t xml:space="preserve"> liked him to pick up from the merchant’s fair when the </w:t>
+      </w:r>
+      <w:proofErr w:type="spellStart"/>
+      <w:r>
+        <w:t>Antwill</w:t>
+      </w:r>
+      <w:proofErr w:type="spellEnd"/>
+      <w:r>
+        <w:t xml:space="preserve"> Bakery put out their cart.</w:t>
+      </w:r>
+      <w:r>
+        <w:t xml:space="preserve"> Eoric didn’t recall growing tired – even carrying a half-</w:t>
+      </w:r>
+      <w:proofErr w:type="spellStart"/>
+      <w:r>
+        <w:t>cassek</w:t>
+      </w:r>
+      <w:proofErr w:type="spellEnd"/>
+      <w:r>
+        <w:t xml:space="preserve"> – until he reached the red-tiled roof of the </w:t>
+      </w:r>
+      <w:proofErr w:type="spellStart"/>
+      <w:r>
+        <w:t>Ambertons</w:t>
+      </w:r>
+      <w:proofErr w:type="spellEnd"/>
+      <w:r>
+        <w:t>’ house</w:t>
+      </w:r>
+      <w:r>
+        <w:t xml:space="preserve">. For it was there that he would rest sitting in the grass at the back corner of their horse stall away from the view of citizens of </w:t>
+      </w:r>
+      <w:proofErr w:type="spellStart"/>
+      <w:r>
+        <w:t>Densons</w:t>
+      </w:r>
+      <w:proofErr w:type="spellEnd"/>
+      <w:r>
+        <w:t xml:space="preserve"> Row going about their days who might report Eoric’s idleness back to the butcher. Today, walking only from the Boal Co. Meat Market to </w:t>
+      </w:r>
+      <w:proofErr w:type="spellStart"/>
+      <w:r>
+        <w:t>Mz</w:t>
+      </w:r>
+      <w:proofErr w:type="spellEnd"/>
+      <w:r>
+        <w:t xml:space="preserve">. </w:t>
+      </w:r>
+      <w:proofErr w:type="spellStart"/>
+      <w:r>
+        <w:t>Untlicch’s</w:t>
+      </w:r>
+      <w:proofErr w:type="spellEnd"/>
+      <w:r>
+        <w:t xml:space="preserve"> apartment, the single </w:t>
+      </w:r>
+      <w:proofErr w:type="spellStart"/>
+      <w:r>
+        <w:t>poultie</w:t>
+      </w:r>
+      <w:proofErr w:type="spellEnd"/>
+      <w:r>
+        <w:t xml:space="preserve"> he was carrying had his left arm feeling tingly and sore. </w:t>
+      </w:r>
+      <w:r>
+        <w:t xml:space="preserve"> </w:t>
+      </w:r>
+      <w:r>
+        <w:t xml:space="preserve">He swung it side to side by its meaty thigh both to restore some feeling to his shoulder and because he was in a lively mood. Classes were nearly finished for the year. The spring holiday was tomorrow and he was on his way home with a gift for Andi and </w:t>
+      </w:r>
+      <w:proofErr w:type="spellStart"/>
+      <w:r>
+        <w:t>Mz</w:t>
+      </w:r>
+      <w:proofErr w:type="spellEnd"/>
+      <w:r>
+        <w:t xml:space="preserve">. </w:t>
+      </w:r>
+      <w:proofErr w:type="spellStart"/>
+      <w:r>
+        <w:t>Untlicch</w:t>
+      </w:r>
+      <w:proofErr w:type="spellEnd"/>
+      <w:r>
+        <w:t xml:space="preserve">.   </w:t>
       </w:r>
     </w:p>
     <w:p/>
@@ -329,7 +446,23 @@
         <w:t xml:space="preserve"> when he </w:t>
       </w:r>
       <w:r>
-        <w:t>realized that Mz. Untlicch had taken hold of his hand.</w:t>
+        <w:t xml:space="preserve">realized that </w:t>
+      </w:r>
+      <w:proofErr w:type="spellStart"/>
+      <w:r>
+        <w:t>Mz</w:t>
+      </w:r>
+      <w:proofErr w:type="spellEnd"/>
+      <w:r>
+        <w:t xml:space="preserve">. </w:t>
+      </w:r>
+      <w:proofErr w:type="spellStart"/>
+      <w:r>
+        <w:t>Untlicch</w:t>
+      </w:r>
+      <w:proofErr w:type="spellEnd"/>
+      <w:r>
+        <w:t xml:space="preserve"> had taken hold of his hand.</w:t>
       </w:r>
     </w:p>
     <w:p>
@@ -342,13 +475,37 @@
     </w:p>
     <w:p>
       <w:r>
-        <w:t xml:space="preserve">“It’s me, mabba. It’s me.” He’d never felt entirely comfortable using the nickname no matter how she’d encouraged him to. It was the name one of her sons had called her when he still had trouble making words and no one had used it since. Over the past year, though, increasingly in conversation Eoric </w:t>
+        <w:t xml:space="preserve">“It’s me, </w:t>
+      </w:r>
+      <w:proofErr w:type="spellStart"/>
+      <w:r>
+        <w:t>mabba</w:t>
+      </w:r>
+      <w:proofErr w:type="spellEnd"/>
+      <w:r>
+        <w:t xml:space="preserve">. It’s me.” He’d never felt entirely comfortable using the nickname no matter how she’d encouraged him to. It was the name one of her sons had called her when he still had trouble making words and no one had used it since. Over the past year, though, increasingly in conversation Eoric </w:t>
       </w:r>
       <w:r>
         <w:t xml:space="preserve">would find himself corrected </w:t>
       </w:r>
       <w:r>
-        <w:t>if he called her Mz. Untlicch or madam.</w:t>
+        <w:t xml:space="preserve">if he called her </w:t>
+      </w:r>
+      <w:proofErr w:type="spellStart"/>
+      <w:r>
+        <w:t>Mz</w:t>
+      </w:r>
+      <w:proofErr w:type="spellEnd"/>
+      <w:r>
+        <w:t xml:space="preserve">. </w:t>
+      </w:r>
+      <w:proofErr w:type="spellStart"/>
+      <w:r>
+        <w:t>Untlicch</w:t>
+      </w:r>
+      <w:proofErr w:type="spellEnd"/>
+      <w:r>
+        <w:t xml:space="preserve"> or madam.</w:t>
       </w:r>
       <w:r>
         <w:t xml:space="preserve"> To Andi she would remain madam. He felt sure that when she saw how difficult it came to him that she would let it go but she persisted. And now for the first time, he had no trouble saying it.  </w:t>
@@ -371,7 +528,15 @@
     <w:p>
       <w:r>
         <w:lastRenderedPageBreak/>
-        <w:t xml:space="preserve">“I’m here every night, mabba. Sometimes you’re sleeping.” In the darkened room and laying amidst pale sheets that matched the pallor of her skin, Eoric couldn’t find her face. He was conversing with a bodiless voice. The only evidence of her corporeality being the frail claw that rested atop his hand.  </w:t>
+        <w:t xml:space="preserve">“I’m here every night, </w:t>
+      </w:r>
+      <w:proofErr w:type="spellStart"/>
+      <w:r>
+        <w:t>mabba</w:t>
+      </w:r>
+      <w:proofErr w:type="spellEnd"/>
+      <w:r>
+        <w:t xml:space="preserve">. Sometimes you’re sleeping.” In the darkened room and laying amidst pale sheets that matched the pallor of her skin, Eoric couldn’t find her face. He was conversing with a bodiless voice. The only evidence of her corporeality being the frail claw that rested atop his hand.  </w:t>
       </w:r>
     </w:p>
     <w:p/>
@@ -382,12 +547,73 @@
     </w:p>
     <w:p>
       <w:r>
-        <w:t>“I will, mabba. You’ll see me finish. I know it. You’ll get better.”</w:t>
-      </w:r>
-    </w:p>
-    <w:p>
-      <w:r>
-        <w:t>“I won’t. I’ll be dead.” And before Eoric could object, those thin needle-sharp fingers scrabbled over his cheek and pinched closed his lips. “Take me to him, Eoric. Before I die.”</w:t>
+        <w:t xml:space="preserve">“I will, </w:t>
+      </w:r>
+      <w:proofErr w:type="spellStart"/>
+      <w:r>
+        <w:t>mabba</w:t>
+      </w:r>
+      <w:proofErr w:type="spellEnd"/>
+      <w:r>
+        <w:t>. You’ll see me finish. I know it. You’ll get better.”</w:t>
+      </w:r>
+    </w:p>
+    <w:p>
+      <w:r>
+        <w:t xml:space="preserve">“I won’t. I’ll be dead.” And before Eoric could </w:t>
+      </w:r>
+      <w:r>
+        <w:t xml:space="preserve">raise another </w:t>
+      </w:r>
+      <w:r>
+        <w:t>object</w:t>
+      </w:r>
+      <w:r>
+        <w:t>ion</w:t>
+      </w:r>
+      <w:r>
+        <w:t xml:space="preserve">, those thin fingers scrabbled </w:t>
+      </w:r>
+      <w:r>
+        <w:t xml:space="preserve">swiftly </w:t>
+      </w:r>
+      <w:r>
+        <w:t>over his cheek and pinched closed his lips. “</w:t>
+      </w:r>
+      <w:r>
+        <w:t xml:space="preserve">I’m dying. </w:t>
+      </w:r>
+      <w:r>
+        <w:t>Take me to him, Eoric. Before I die.”</w:t>
+      </w:r>
+    </w:p>
+    <w:p>
+      <w:r>
+        <w:t xml:space="preserve">Eoric swept aside her hand and his knuckles brushed past something sticky wet spot on his upper lip. She must have pierced his skin either with her fingernails or with the fingers themselves which winnowed to points as sharp as needles. </w:t>
+      </w:r>
+      <w:r>
+        <w:t xml:space="preserve">“To who, </w:t>
+      </w:r>
+      <w:proofErr w:type="spellStart"/>
+      <w:r>
+        <w:t>mabba</w:t>
+      </w:r>
+      <w:proofErr w:type="spellEnd"/>
+      <w:r>
+        <w:t>?”</w:t>
+      </w:r>
+    </w:p>
+    <w:p>
+      <w:r>
+        <w:t>“</w:t>
+      </w:r>
+      <w:proofErr w:type="spellStart"/>
+      <w:r>
+        <w:t>Simmolfa</w:t>
+      </w:r>
+      <w:proofErr w:type="spellEnd"/>
+      <w:r>
+        <w:t xml:space="preserve">.” Eoric wanted to leap up out of the bed but he might as easily have torn free of a dream. </w:t>
       </w:r>
     </w:p>
     <w:sectPr>

--- a/docs/working.docx
+++ b/docs/working.docx
@@ -60,15 +60,7 @@
     </w:p>
     <w:p>
       <w:r>
-        <w:t xml:space="preserve">Leaping from one hide rug to another as he crossed the cool wood floor toward the bedroom, Shelton tossed open the closet doors looking to fortify the </w:t>
-      </w:r>
-      <w:proofErr w:type="spellStart"/>
-      <w:r>
-        <w:t>longjohns</w:t>
-      </w:r>
-      <w:proofErr w:type="spellEnd"/>
-      <w:r>
-        <w:t xml:space="preserve"> he’d stripped down to in preparation for his bath</w:t>
+        <w:t>Leaping from one hide rug to another as he crossed the cool wood floor toward the bedroom, Shelton tossed open the closet doors looking to fortify the longjohns he’d stripped down to in preparation for his bath</w:t>
       </w:r>
       <w:r>
         <w:t xml:space="preserve"> </w:t>
@@ -104,15 +96,7 @@
     </w:p>
     <w:p>
       <w:r>
-        <w:t xml:space="preserve">Shelton followed the shorter route to the front door around the mountain side of the cabin and it was there that he discovered the source of the knock. The freestanding tool shed – the one where dad went when he needed time alone – stood in ruins, its roof </w:t>
-      </w:r>
-      <w:proofErr w:type="spellStart"/>
-      <w:r>
-        <w:t>sheered</w:t>
-      </w:r>
-      <w:proofErr w:type="spellEnd"/>
-      <w:r>
-        <w:t xml:space="preserve"> off, one wall bashed to the ground and the other three canted out at odd angles. </w:t>
+        <w:t xml:space="preserve">Shelton followed the shorter route to the front door around the mountain side of the cabin and it was there that he discovered the source of the knock. The freestanding tool shed – the one where dad went when he needed time alone – stood in ruins, its roof sheered off, one wall bashed to the ground and the other three canted out at odd angles. </w:t>
       </w:r>
     </w:p>
     <w:p>
@@ -314,306 +298,158 @@
       <w:r>
         <w:t xml:space="preserve">He was older, now, taller and perhaps it was the enlivening effect of memory but he thought he slung the </w:t>
       </w:r>
-      <w:proofErr w:type="spellStart"/>
-      <w:r>
-        <w:t>poultie</w:t>
-      </w:r>
-      <w:proofErr w:type="spellEnd"/>
+      <w:r>
+        <w:t xml:space="preserve">poultie </w:t>
+      </w:r>
+      <w:r>
+        <w:t>rather more easily back then. He’d spent nearly a year in the university attending lectures on a variety of subjects he had known nothing of back in Densons Row but he seldom hefted anything heavier than the box of delicate cookies Mz Untlicch liked him to pick up from the merchant’s fair when the Antwill Bakery put out their cart.</w:t>
+      </w:r>
+      <w:r>
+        <w:t xml:space="preserve"> Eoric didn’t recall growing tired – even carrying a half-cassek – until he reached the red-tiled roof of the Ambertons’ house</w:t>
+      </w:r>
+      <w:r>
+        <w:t xml:space="preserve">. For it was there that he would rest sitting in the grass at the back corner of their horse stall away from the view of citizens of Densons Row going about their days who might report Eoric’s idleness back to the butcher. Today, walking only from the Boal Co. Meat Market to Mz. Untlicch’s apartment, the single poultie he was carrying had his left arm feeling tingly and sore. </w:t>
+      </w:r>
       <w:r>
         <w:t xml:space="preserve"> </w:t>
       </w:r>
       <w:r>
-        <w:t xml:space="preserve">rather more easily back then. He’d spent nearly a year in the university attending lectures on a variety of subjects he had known nothing of back in </w:t>
-      </w:r>
-      <w:proofErr w:type="spellStart"/>
-      <w:r>
-        <w:t>Densons</w:t>
-      </w:r>
-      <w:proofErr w:type="spellEnd"/>
-      <w:r>
-        <w:t xml:space="preserve"> Row but he seldom hefted anything heavier than the box of delicate cookies </w:t>
-      </w:r>
-      <w:proofErr w:type="spellStart"/>
-      <w:r>
-        <w:t>Mz</w:t>
-      </w:r>
-      <w:proofErr w:type="spellEnd"/>
+        <w:t xml:space="preserve">He swung it side to side by its meaty thigh both to restore some feeling to his shoulder and because he was in a lively mood. Classes were nearly finished for the year. The spring holiday was tomorrow and he was on his way home with a gift for Andi and Mz. Untlicch.   </w:t>
+      </w:r>
+    </w:p>
+    <w:p/>
+    <w:p>
+      <w:r>
+        <w:t>When he’d located it with his knee, Eoric sat on the edge of the bed which roused a flurry of new smells that assaulted his nose in crosscurrents no matter how he turned his head. In the darkness, scrambling out from under the sheets suddenly came a grey crustacean that attached itself to the back of Eoric’s hand. He just managed to keep from pulling away</w:t>
+      </w:r>
+      <w:r>
+        <w:t xml:space="preserve"> in fright</w:t>
+      </w:r>
+      <w:r>
+        <w:t xml:space="preserve"> when he </w:t>
+      </w:r>
+      <w:r>
+        <w:t>realized that Mz. Untlicch had taken hold of his hand.</w:t>
+      </w:r>
+    </w:p>
+    <w:p>
+      <w:r>
+        <w:t>“Is that you, Eoric?”</w:t>
+      </w:r>
+      <w:r>
+        <w:t xml:space="preserve">  </w:t>
+      </w:r>
+    </w:p>
+    <w:p>
+      <w:r>
+        <w:t xml:space="preserve">“It’s me, mabba. It’s me.” He’d never felt entirely comfortable using the nickname no matter how she’d encouraged him to. It was the name one of her sons had called her when he still had trouble making words and no one had used it since. Over the past year, though, increasingly in conversation Eoric </w:t>
+      </w:r>
+      <w:r>
+        <w:t xml:space="preserve">would find himself corrected </w:t>
+      </w:r>
+      <w:r>
+        <w:t>if he called her Mz. Untlicch or madam.</w:t>
+      </w:r>
+      <w:r>
+        <w:t xml:space="preserve"> To Andi she would remain madam. He felt sure that when she saw how difficult it came to him that she would let it go but she persisted. And now for the first time, he had no trouble saying it.  </w:t>
+      </w:r>
+      <w:r>
+        <w:t xml:space="preserve">   </w:t>
+      </w:r>
       <w:r>
         <w:t xml:space="preserve"> </w:t>
       </w:r>
-      <w:proofErr w:type="spellStart"/>
-      <w:r>
-        <w:t>Untlicch</w:t>
-      </w:r>
-      <w:proofErr w:type="spellEnd"/>
-      <w:r>
-        <w:t xml:space="preserve"> liked him to pick up from the merchant’s fair when the </w:t>
-      </w:r>
-      <w:proofErr w:type="spellStart"/>
-      <w:r>
-        <w:t>Antwill</w:t>
-      </w:r>
-      <w:proofErr w:type="spellEnd"/>
-      <w:r>
-        <w:t xml:space="preserve"> Bakery put out their cart.</w:t>
-      </w:r>
-      <w:r>
-        <w:t xml:space="preserve"> Eoric didn’t recall growing tired – even carrying a half-</w:t>
-      </w:r>
-      <w:proofErr w:type="spellStart"/>
-      <w:r>
-        <w:t>cassek</w:t>
-      </w:r>
-      <w:proofErr w:type="spellEnd"/>
-      <w:r>
-        <w:t xml:space="preserve"> – until he reached the red-tiled roof of the </w:t>
-      </w:r>
-      <w:proofErr w:type="spellStart"/>
-      <w:r>
-        <w:t>Ambertons</w:t>
-      </w:r>
-      <w:proofErr w:type="spellEnd"/>
-      <w:r>
-        <w:t>’ house</w:t>
-      </w:r>
-      <w:r>
-        <w:t xml:space="preserve">. For it was there that he would rest sitting in the grass at the back corner of their horse stall away from the view of citizens of </w:t>
-      </w:r>
-      <w:proofErr w:type="spellStart"/>
-      <w:r>
-        <w:t>Densons</w:t>
-      </w:r>
-      <w:proofErr w:type="spellEnd"/>
-      <w:r>
-        <w:t xml:space="preserve"> Row going about their days who might report Eoric’s idleness back to the butcher. Today, walking only from the Boal Co. Meat Market to </w:t>
-      </w:r>
-      <w:proofErr w:type="spellStart"/>
-      <w:r>
-        <w:t>Mz</w:t>
-      </w:r>
-      <w:proofErr w:type="spellEnd"/>
-      <w:r>
-        <w:t xml:space="preserve">. </w:t>
-      </w:r>
-      <w:proofErr w:type="spellStart"/>
-      <w:r>
-        <w:t>Untlicch’s</w:t>
-      </w:r>
-      <w:proofErr w:type="spellEnd"/>
-      <w:r>
-        <w:t xml:space="preserve"> apartment, the single </w:t>
-      </w:r>
-      <w:proofErr w:type="spellStart"/>
-      <w:r>
-        <w:t>poultie</w:t>
-      </w:r>
-      <w:proofErr w:type="spellEnd"/>
-      <w:r>
-        <w:t xml:space="preserve"> he was carrying had his left arm feeling tingly and sore. </w:t>
-      </w:r>
       <w:r>
         <w:t xml:space="preserve"> </w:t>
       </w:r>
-      <w:r>
-        <w:t xml:space="preserve">He swung it side to side by its meaty thigh both to restore some feeling to his shoulder and because he was in a lively mood. Classes were nearly finished for the year. The spring holiday was tomorrow and he was on his way home with a gift for Andi and </w:t>
-      </w:r>
-      <w:proofErr w:type="spellStart"/>
-      <w:r>
-        <w:t>Mz</w:t>
-      </w:r>
-      <w:proofErr w:type="spellEnd"/>
-      <w:r>
-        <w:t xml:space="preserve">. </w:t>
-      </w:r>
-      <w:proofErr w:type="spellStart"/>
-      <w:r>
-        <w:t>Untlicch</w:t>
-      </w:r>
-      <w:proofErr w:type="spellEnd"/>
-      <w:r>
-        <w:t xml:space="preserve">.   </w:t>
+    </w:p>
+    <w:p>
+      <w:r>
+        <w:t>“Oh, I’ve been waiting for you.”</w:t>
+      </w:r>
+    </w:p>
+    <w:p>
+      <w:r>
+        <w:lastRenderedPageBreak/>
+        <w:t xml:space="preserve">“I’m here every night, mabba. Sometimes you’re sleeping.” In the darkened room and laying amidst pale sheets that matched the pallor of her skin, Eoric couldn’t find her face. He was conversing with a bodiless voice. The only evidence of her corporeality being the frail claw that rested atop his hand.  </w:t>
       </w:r>
     </w:p>
     <w:p/>
     <w:p>
       <w:r>
-        <w:t>When he’d located it with his knee, Eoric sat on the edge of the bed which roused a flurry of new smells that assaulted his nose in crosscurrents no matter how he turned his head. In the darkness, scrambling out from under the sheets suddenly came a grey crustacean that attached itself to the back of Eoric’s hand. He just managed to keep from pulling away</w:t>
-      </w:r>
-      <w:r>
-        <w:t xml:space="preserve"> in fright</w:t>
-      </w:r>
-      <w:r>
-        <w:t xml:space="preserve"> when he </w:t>
-      </w:r>
-      <w:r>
-        <w:t xml:space="preserve">realized that </w:t>
-      </w:r>
-      <w:proofErr w:type="spellStart"/>
-      <w:r>
-        <w:t>Mz</w:t>
-      </w:r>
-      <w:proofErr w:type="spellEnd"/>
-      <w:r>
-        <w:t xml:space="preserve">. </w:t>
-      </w:r>
-      <w:proofErr w:type="spellStart"/>
-      <w:r>
-        <w:t>Untlicch</w:t>
-      </w:r>
-      <w:proofErr w:type="spellEnd"/>
-      <w:r>
-        <w:t xml:space="preserve"> had taken hold of his hand.</w:t>
-      </w:r>
-    </w:p>
-    <w:p>
-      <w:r>
-        <w:t>“Is that you, Eoric?”</w:t>
+        <w:t xml:space="preserve">“Eoric, I want you to be a university man. Tell me you’ll finish.” </w:t>
+      </w:r>
+    </w:p>
+    <w:p>
+      <w:r>
+        <w:t>“I will, mabba. You’ll see me finish. I know it. You’ll get better.”</w:t>
+      </w:r>
+    </w:p>
+    <w:p>
+      <w:r>
+        <w:t xml:space="preserve">“I won’t. I’ll be dead.” And before Eoric could </w:t>
+      </w:r>
+      <w:r>
+        <w:t xml:space="preserve">raise another </w:t>
+      </w:r>
+      <w:r>
+        <w:t>object</w:t>
+      </w:r>
+      <w:r>
+        <w:t>ion</w:t>
+      </w:r>
+      <w:r>
+        <w:t xml:space="preserve">, those thin fingers scrabbled </w:t>
+      </w:r>
+      <w:r>
+        <w:t xml:space="preserve">swiftly </w:t>
+      </w:r>
+      <w:r>
+        <w:t>over his cheek and pinched closed his lips. “</w:t>
+      </w:r>
+      <w:r>
+        <w:t xml:space="preserve">I’m dying. </w:t>
+      </w:r>
+      <w:r>
+        <w:t>Take me to him, Eoric. Before I die.”</w:t>
+      </w:r>
+    </w:p>
+    <w:p>
+      <w:r>
+        <w:t xml:space="preserve">Eoric swept aside her hand and his knuckles brushed past something sticky wet spot on his upper lip. She must have pierced his skin either with her fingernails or with the fingers themselves which winnowed to points as sharp as needles. </w:t>
+      </w:r>
+      <w:r>
+        <w:t>“To who, mabba?”</w:t>
+      </w:r>
+    </w:p>
+    <w:p>
+      <w:r>
+        <w:t>“Simmolfa.” Eoric wanted to leap up out of the bed but he might as easily have torn</w:t>
+      </w:r>
+      <w:r>
+        <w:t xml:space="preserve"> himself</w:t>
+      </w:r>
+      <w:r>
+        <w:t xml:space="preserve"> free of a dream. </w:t>
+      </w:r>
+      <w:r>
+        <w:t>He couldn’t locate his legs. His arms responded to his instructions sluggishly and clumsily. And when he tried to speak now his voice withered inside him before it reached his lips. “He can’t come here to the Capital. I need you to take me to him.”</w:t>
+      </w:r>
+    </w:p>
+    <w:p>
+      <w:r>
+        <w:t>“I can’t.” Eoric heard the words but couldn’t be sure that he said them.</w:t>
+      </w:r>
+    </w:p>
+    <w:p>
+      <w:r>
+        <w:t xml:space="preserve">“You must. Before I die. Tell me you will.” The dampness soaked him top to bottom. He was cold and numb all over. Her sickness came over him in waves. He could see no light and was thankful for it. He felt sure </w:t>
+      </w:r>
+      <w:r>
+        <w:t xml:space="preserve">even the light from the kitchen, the light breaking over Andi’s shoulders would scourge his skin like a flail. </w:t>
       </w:r>
       <w:r>
         <w:t xml:space="preserve">  </w:t>
-      </w:r>
-    </w:p>
-    <w:p>
-      <w:r>
-        <w:t xml:space="preserve">“It’s me, </w:t>
-      </w:r>
-      <w:proofErr w:type="spellStart"/>
-      <w:r>
-        <w:t>mabba</w:t>
-      </w:r>
-      <w:proofErr w:type="spellEnd"/>
-      <w:r>
-        <w:t xml:space="preserve">. It’s me.” He’d never felt entirely comfortable using the nickname no matter how she’d encouraged him to. It was the name one of her sons had called her when he still had trouble making words and no one had used it since. Over the past year, though, increasingly in conversation Eoric </w:t>
-      </w:r>
-      <w:r>
-        <w:t xml:space="preserve">would find himself corrected </w:t>
-      </w:r>
-      <w:r>
-        <w:t xml:space="preserve">if he called her </w:t>
-      </w:r>
-      <w:proofErr w:type="spellStart"/>
-      <w:r>
-        <w:t>Mz</w:t>
-      </w:r>
-      <w:proofErr w:type="spellEnd"/>
-      <w:r>
-        <w:t xml:space="preserve">. </w:t>
-      </w:r>
-      <w:proofErr w:type="spellStart"/>
-      <w:r>
-        <w:t>Untlicch</w:t>
-      </w:r>
-      <w:proofErr w:type="spellEnd"/>
-      <w:r>
-        <w:t xml:space="preserve"> or madam.</w:t>
-      </w:r>
-      <w:r>
-        <w:t xml:space="preserve"> To Andi she would remain madam. He felt sure that when she saw how difficult it came to him that she would let it go but she persisted. And now for the first time, he had no trouble saying it.  </w:t>
-      </w:r>
-      <w:r>
-        <w:t xml:space="preserve">   </w:t>
-      </w:r>
-      <w:r>
-        <w:t xml:space="preserve"> </w:t>
-      </w:r>
-      <w:r>
-        <w:t xml:space="preserve"> </w:t>
-      </w:r>
-    </w:p>
-    <w:p>
-      <w:r>
-        <w:t>“Oh, I’ve been waiting for you.”</w:t>
-      </w:r>
-    </w:p>
-    <w:p>
-      <w:r>
-        <w:lastRenderedPageBreak/>
-        <w:t xml:space="preserve">“I’m here every night, </w:t>
-      </w:r>
-      <w:proofErr w:type="spellStart"/>
-      <w:r>
-        <w:t>mabba</w:t>
-      </w:r>
-      <w:proofErr w:type="spellEnd"/>
-      <w:r>
-        <w:t xml:space="preserve">. Sometimes you’re sleeping.” In the darkened room and laying amidst pale sheets that matched the pallor of her skin, Eoric couldn’t find her face. He was conversing with a bodiless voice. The only evidence of her corporeality being the frail claw that rested atop his hand.  </w:t>
-      </w:r>
-    </w:p>
-    <w:p/>
-    <w:p>
-      <w:r>
-        <w:t xml:space="preserve">“Eoric, I want you to be a university man. Tell me you’ll finish.” </w:t>
-      </w:r>
-    </w:p>
-    <w:p>
-      <w:r>
-        <w:t xml:space="preserve">“I will, </w:t>
-      </w:r>
-      <w:proofErr w:type="spellStart"/>
-      <w:r>
-        <w:t>mabba</w:t>
-      </w:r>
-      <w:proofErr w:type="spellEnd"/>
-      <w:r>
-        <w:t>. You’ll see me finish. I know it. You’ll get better.”</w:t>
-      </w:r>
-    </w:p>
-    <w:p>
-      <w:r>
-        <w:t xml:space="preserve">“I won’t. I’ll be dead.” And before Eoric could </w:t>
-      </w:r>
-      <w:r>
-        <w:t xml:space="preserve">raise another </w:t>
-      </w:r>
-      <w:r>
-        <w:t>object</w:t>
-      </w:r>
-      <w:r>
-        <w:t>ion</w:t>
-      </w:r>
-      <w:r>
-        <w:t xml:space="preserve">, those thin fingers scrabbled </w:t>
-      </w:r>
-      <w:r>
-        <w:t xml:space="preserve">swiftly </w:t>
-      </w:r>
-      <w:r>
-        <w:t>over his cheek and pinched closed his lips. “</w:t>
-      </w:r>
-      <w:r>
-        <w:t xml:space="preserve">I’m dying. </w:t>
-      </w:r>
-      <w:r>
-        <w:t>Take me to him, Eoric. Before I die.”</w:t>
-      </w:r>
-    </w:p>
-    <w:p>
-      <w:r>
-        <w:t xml:space="preserve">Eoric swept aside her hand and his knuckles brushed past something sticky wet spot on his upper lip. She must have pierced his skin either with her fingernails or with the fingers themselves which winnowed to points as sharp as needles. </w:t>
-      </w:r>
-      <w:r>
-        <w:t xml:space="preserve">“To who, </w:t>
-      </w:r>
-      <w:proofErr w:type="spellStart"/>
-      <w:r>
-        <w:t>mabba</w:t>
-      </w:r>
-      <w:proofErr w:type="spellEnd"/>
-      <w:r>
-        <w:t>?”</w:t>
-      </w:r>
-    </w:p>
-    <w:p>
-      <w:r>
-        <w:t>“</w:t>
-      </w:r>
-      <w:proofErr w:type="spellStart"/>
-      <w:r>
-        <w:t>Simmolfa</w:t>
-      </w:r>
-      <w:proofErr w:type="spellEnd"/>
-      <w:r>
-        <w:t xml:space="preserve">.” Eoric wanted to leap up out of the bed but he might as easily have torn free of a dream. </w:t>
       </w:r>
     </w:p>
     <w:sectPr>

--- a/docs/working.docx
+++ b/docs/working.docx
@@ -377,79 +377,46 @@
     <w:p/>
     <w:p>
       <w:r>
-        <w:t xml:space="preserve">“Eoric, I want you to be a university man. Tell me you’ll finish.” </w:t>
-      </w:r>
-    </w:p>
-    <w:p>
-      <w:r>
-        <w:t>“I will, mabba. You’ll see me finish. I know it. You’ll get better.”</w:t>
-      </w:r>
-    </w:p>
-    <w:p>
-      <w:r>
-        <w:t xml:space="preserve">“I won’t. I’ll be dead.” And before Eoric could </w:t>
-      </w:r>
-      <w:r>
-        <w:t xml:space="preserve">raise another </w:t>
-      </w:r>
-      <w:r>
-        <w:t>object</w:t>
-      </w:r>
-      <w:r>
-        <w:t>ion</w:t>
-      </w:r>
-      <w:r>
-        <w:t xml:space="preserve">, those thin fingers scrabbled </w:t>
-      </w:r>
-      <w:r>
-        <w:t xml:space="preserve">swiftly </w:t>
-      </w:r>
-      <w:r>
-        <w:t>over his cheek and pinched closed his lips. “</w:t>
-      </w:r>
-      <w:r>
-        <w:t xml:space="preserve">I’m dying. </w:t>
-      </w:r>
-      <w:r>
-        <w:t>Take me to him, Eoric. Before I die.”</w:t>
-      </w:r>
-    </w:p>
-    <w:p>
-      <w:r>
-        <w:t xml:space="preserve">Eoric swept aside her hand and his knuckles brushed past something sticky wet spot on his upper lip. She must have pierced his skin either with her fingernails or with the fingers themselves which winnowed to points as sharp as needles. </w:t>
-      </w:r>
-      <w:r>
-        <w:t>“To who, mabba?”</w:t>
-      </w:r>
-    </w:p>
-    <w:p>
-      <w:r>
-        <w:t>“Simmolfa.” Eoric wanted to leap up out of the bed but he might as easily have torn</w:t>
-      </w:r>
-      <w:r>
-        <w:t xml:space="preserve"> himself</w:t>
-      </w:r>
-      <w:r>
-        <w:t xml:space="preserve"> free of a dream. </w:t>
-      </w:r>
-      <w:r>
-        <w:t>He couldn’t locate his legs. His arms responded to his instructions sluggishly and clumsily. And when he tried to speak now his voice withered inside him before it reached his lips. “He can’t come here to the Capital. I need you to take me to him.”</w:t>
-      </w:r>
-    </w:p>
-    <w:p>
-      <w:r>
-        <w:t>“I can’t.” Eoric heard the words but couldn’t be sure that he said them.</w:t>
-      </w:r>
-    </w:p>
-    <w:p>
-      <w:r>
-        <w:t xml:space="preserve">“You must. Before I die. Tell me you will.” The dampness soaked him top to bottom. He was cold and numb all over. Her sickness came over him in waves. He could see no light and was thankful for it. He felt sure </w:t>
-      </w:r>
-      <w:r>
-        <w:t xml:space="preserve">even the light from the kitchen, the light breaking over Andi’s shoulders would scourge his skin like a flail. </w:t>
-      </w:r>
-      <w:r>
-        <w:t xml:space="preserve">  </w:t>
+        <w:t>In the morning, before Andi woke, Eoric slipped out of his bedroom and into Mz. Untlicch’s. The sun had not yet risen. The lady’s bedroom remained pitch black.</w:t>
+      </w:r>
+    </w:p>
+    <w:p>
+      <w:r>
+        <w:t xml:space="preserve">In darkness, Eoric moved by touch around the room. He found the bed and freed the sheets from the mattress. </w:t>
+      </w:r>
+      <w:r>
+        <w:t xml:space="preserve">He rolled Mz. Untlicch in the sheets and folded in the ends like the delicate apple pastries his mother had made for his birthday.  </w:t>
+      </w:r>
+      <w:r>
+        <w:t xml:space="preserve"> </w:t>
+      </w:r>
+    </w:p>
+    <w:p/>
+    <w:p/>
+    <w:p>
+      <w:r>
+        <w:t xml:space="preserve">Orrin pinched one particularly thick envelope between his thumb and index and shimmied it free to create some room to withdraw the rest of the letters from the box. He quickly rifled through them – two for Emery, one for </w:t>
+      </w:r>
+      <w:r>
+        <w:t>“</w:t>
+      </w:r>
+      <w:r>
+        <w:t>editor</w:t>
+      </w:r>
+      <w:r>
+        <w:t>”</w:t>
+      </w:r>
+      <w:r>
+        <w:t xml:space="preserve">, </w:t>
+      </w:r>
+      <w:r>
+        <w:t>three for Emery. Emery’s were all thicker too. He could feel the stiffness of cash through the envelope. They had collected bunch of Emery’s columns together in a book, called it “The Shadow Agent,” and had a hundred copies run off at a local printer.</w:t>
+      </w:r>
+    </w:p>
+    <w:p/>
+    <w:p>
+      <w:r>
+        <w:t xml:space="preserve">“Out past the northern garrison,” her lips moved and pinched at the thin linen sheets. “He can’t come inside. He’s out there. Waiting.” </w:t>
       </w:r>
     </w:p>
     <w:sectPr>

--- a/docs/working.docx
+++ b/docs/working.docx
@@ -395,28 +395,24 @@
     <w:p/>
     <w:p>
       <w:r>
-        <w:t xml:space="preserve">Orrin pinched one particularly thick envelope between his thumb and index and shimmied it free to create some room to withdraw the rest of the letters from the box. He quickly rifled through them – two for Emery, one for </w:t>
-      </w:r>
-      <w:r>
-        <w:t>“</w:t>
-      </w:r>
-      <w:r>
-        <w:t>editor</w:t>
-      </w:r>
-      <w:r>
-        <w:t>”</w:t>
-      </w:r>
-      <w:r>
-        <w:t xml:space="preserve">, </w:t>
-      </w:r>
-      <w:r>
-        <w:t>three for Emery. Emery’s were all thicker too. He could feel the stiffness of cash through the envelope. They had collected bunch of Emery’s columns together in a book, called it “The Shadow Agent,” and had a hundred copies run off at a local printer.</w:t>
+        <w:t xml:space="preserve">Behind him postal workers in baby blue shuffled about the concrete floor under stooped shoulders sorting magazines pamphlets and letters onto cubbies and shelves. “The box runs out at the end of the month. Do you want to renew?” </w:t>
+      </w:r>
+    </w:p>
+    <w:p>
+      <w:r>
+        <w:t>“Yes, I want to renew for another year. How much is it?”</w:t>
+      </w:r>
+      <w:r>
+        <w:t xml:space="preserve"> </w:t>
       </w:r>
     </w:p>
     <w:p/>
     <w:p>
       <w:r>
-        <w:t xml:space="preserve">“Out past the northern garrison,” her lips moved and pinched at the thin linen sheets. “He can’t come inside. He’s out there. Waiting.” </w:t>
+        <w:t xml:space="preserve">Up above, the silhouettes of guards moved in clockwork time from one battlement to another. Though it was still early and though it was Evaedon, a small crowd had already formed at the gate. Guards were searching by eye and by truncheon-point about the bodies and belongings of the people seeking entrance and exit through the garrison gate.   </w:t>
+      </w:r>
+      <w:r>
+        <w:t xml:space="preserve"> </w:t>
       </w:r>
     </w:p>
     <w:sectPr>

--- a/docs/working.docx
+++ b/docs/working.docx
@@ -60,7 +60,15 @@
     </w:p>
     <w:p>
       <w:r>
-        <w:t>Leaping from one hide rug to another as he crossed the cool wood floor toward the bedroom, Shelton tossed open the closet doors looking to fortify the longjohns he’d stripped down to in preparation for his bath</w:t>
+        <w:t xml:space="preserve">Leaping from one hide rug to another as he crossed the cool wood floor toward the bedroom, Shelton tossed open the closet doors looking to fortify the </w:t>
+      </w:r>
+      <w:proofErr w:type="spellStart"/>
+      <w:r>
+        <w:t>longjohns</w:t>
+      </w:r>
+      <w:proofErr w:type="spellEnd"/>
+      <w:r>
+        <w:t xml:space="preserve"> he’d stripped down to in preparation for his bath</w:t>
       </w:r>
       <w:r>
         <w:t xml:space="preserve"> </w:t>
@@ -96,7 +104,15 @@
     </w:p>
     <w:p>
       <w:r>
-        <w:t xml:space="preserve">Shelton followed the shorter route to the front door around the mountain side of the cabin and it was there that he discovered the source of the knock. The freestanding tool shed – the one where dad went when he needed time alone – stood in ruins, its roof sheered off, one wall bashed to the ground and the other three canted out at odd angles. </w:t>
+        <w:t xml:space="preserve">Shelton followed the shorter route to the front door around the mountain side of the cabin and it was there that he discovered the source of the knock. The freestanding tool shed – the one where dad went when he needed time alone – stood in ruins, its roof </w:t>
+      </w:r>
+      <w:proofErr w:type="spellStart"/>
+      <w:r>
+        <w:t>sheered</w:t>
+      </w:r>
+      <w:proofErr w:type="spellEnd"/>
+      <w:r>
+        <w:t xml:space="preserve"> off, one wall bashed to the ground and the other three canted out at odd angles. </w:t>
       </w:r>
     </w:p>
     <w:p>
@@ -298,23 +314,124 @@
       <w:r>
         <w:t xml:space="preserve">He was older, now, taller and perhaps it was the enlivening effect of memory but he thought he slung the </w:t>
       </w:r>
-      <w:r>
-        <w:t xml:space="preserve">poultie </w:t>
-      </w:r>
-      <w:r>
-        <w:t>rather more easily back then. He’d spent nearly a year in the university attending lectures on a variety of subjects he had known nothing of back in Densons Row but he seldom hefted anything heavier than the box of delicate cookies Mz Untlicch liked him to pick up from the merchant’s fair when the Antwill Bakery put out their cart.</w:t>
-      </w:r>
-      <w:r>
-        <w:t xml:space="preserve"> Eoric didn’t recall growing tired – even carrying a half-cassek – until he reached the red-tiled roof of the Ambertons’ house</w:t>
-      </w:r>
-      <w:r>
-        <w:t xml:space="preserve">. For it was there that he would rest sitting in the grass at the back corner of their horse stall away from the view of citizens of Densons Row going about their days who might report Eoric’s idleness back to the butcher. Today, walking only from the Boal Co. Meat Market to Mz. Untlicch’s apartment, the single poultie he was carrying had his left arm feeling tingly and sore. </w:t>
-      </w:r>
+      <w:proofErr w:type="spellStart"/>
+      <w:r>
+        <w:t>poultie</w:t>
+      </w:r>
+      <w:proofErr w:type="spellEnd"/>
       <w:r>
         <w:t xml:space="preserve"> </w:t>
       </w:r>
       <w:r>
-        <w:t xml:space="preserve">He swung it side to side by its meaty thigh both to restore some feeling to his shoulder and because he was in a lively mood. Classes were nearly finished for the year. The spring holiday was tomorrow and he was on his way home with a gift for Andi and Mz. Untlicch.   </w:t>
+        <w:t xml:space="preserve">rather more easily back then. He’d spent nearly a year in the university attending lectures on a variety of subjects he had known nothing of back in </w:t>
+      </w:r>
+      <w:proofErr w:type="spellStart"/>
+      <w:r>
+        <w:t>Densons</w:t>
+      </w:r>
+      <w:proofErr w:type="spellEnd"/>
+      <w:r>
+        <w:t xml:space="preserve"> Row but he seldom hefted anything heavier than the box of delicate cookies </w:t>
+      </w:r>
+      <w:proofErr w:type="spellStart"/>
+      <w:r>
+        <w:t>Mz</w:t>
+      </w:r>
+      <w:proofErr w:type="spellEnd"/>
+      <w:r>
+        <w:t xml:space="preserve"> </w:t>
+      </w:r>
+      <w:proofErr w:type="spellStart"/>
+      <w:r>
+        <w:t>Untlicch</w:t>
+      </w:r>
+      <w:proofErr w:type="spellEnd"/>
+      <w:r>
+        <w:t xml:space="preserve"> liked him to pick up from the merchant’s fair when the </w:t>
+      </w:r>
+      <w:proofErr w:type="spellStart"/>
+      <w:r>
+        <w:t>Antwill</w:t>
+      </w:r>
+      <w:proofErr w:type="spellEnd"/>
+      <w:r>
+        <w:t xml:space="preserve"> Bakery put out their cart.</w:t>
+      </w:r>
+      <w:r>
+        <w:t xml:space="preserve"> Eoric didn’t recall growing tired – even carrying a half-</w:t>
+      </w:r>
+      <w:proofErr w:type="spellStart"/>
+      <w:r>
+        <w:t>cassek</w:t>
+      </w:r>
+      <w:proofErr w:type="spellEnd"/>
+      <w:r>
+        <w:t xml:space="preserve"> – until he reached the red-tiled roof of the </w:t>
+      </w:r>
+      <w:proofErr w:type="spellStart"/>
+      <w:r>
+        <w:t>Ambertons</w:t>
+      </w:r>
+      <w:proofErr w:type="spellEnd"/>
+      <w:r>
+        <w:t>’ house</w:t>
+      </w:r>
+      <w:r>
+        <w:t xml:space="preserve">. For it was there that he would rest sitting in the grass at the back corner of their horse stall away from the view of citizens of </w:t>
+      </w:r>
+      <w:proofErr w:type="spellStart"/>
+      <w:r>
+        <w:t>Densons</w:t>
+      </w:r>
+      <w:proofErr w:type="spellEnd"/>
+      <w:r>
+        <w:t xml:space="preserve"> Row going about their days who might report Eoric’s idleness back to the butcher. Today, walking only from the Boal Co. Meat Market to </w:t>
+      </w:r>
+      <w:proofErr w:type="spellStart"/>
+      <w:r>
+        <w:t>Mz</w:t>
+      </w:r>
+      <w:proofErr w:type="spellEnd"/>
+      <w:r>
+        <w:t xml:space="preserve">. </w:t>
+      </w:r>
+      <w:proofErr w:type="spellStart"/>
+      <w:r>
+        <w:t>Untlicch’s</w:t>
+      </w:r>
+      <w:proofErr w:type="spellEnd"/>
+      <w:r>
+        <w:t xml:space="preserve"> apartment, the single </w:t>
+      </w:r>
+      <w:proofErr w:type="spellStart"/>
+      <w:r>
+        <w:t>poultie</w:t>
+      </w:r>
+      <w:proofErr w:type="spellEnd"/>
+      <w:r>
+        <w:t xml:space="preserve"> he was carrying had his left arm feeling tingly and sore. </w:t>
+      </w:r>
+      <w:r>
+        <w:t xml:space="preserve"> </w:t>
+      </w:r>
+      <w:r>
+        <w:t xml:space="preserve">He swung it side to side by its meaty thigh both to restore some feeling to his shoulder and because he was in a lively mood. Classes were nearly finished for the year. The spring holiday was tomorrow and he was on his way home with a gift for Andi and </w:t>
+      </w:r>
+      <w:proofErr w:type="spellStart"/>
+      <w:r>
+        <w:t>Mz</w:t>
+      </w:r>
+      <w:proofErr w:type="spellEnd"/>
+      <w:r>
+        <w:t xml:space="preserve">. </w:t>
+      </w:r>
+      <w:proofErr w:type="spellStart"/>
+      <w:r>
+        <w:t>Untlicch</w:t>
+      </w:r>
+      <w:proofErr w:type="spellEnd"/>
+      <w:r>
+        <w:t xml:space="preserve">.   </w:t>
       </w:r>
     </w:p>
     <w:p/>
@@ -329,7 +446,23 @@
         <w:t xml:space="preserve"> when he </w:t>
       </w:r>
       <w:r>
-        <w:t>realized that Mz. Untlicch had taken hold of his hand.</w:t>
+        <w:t xml:space="preserve">realized that </w:t>
+      </w:r>
+      <w:proofErr w:type="spellStart"/>
+      <w:r>
+        <w:t>Mz</w:t>
+      </w:r>
+      <w:proofErr w:type="spellEnd"/>
+      <w:r>
+        <w:t xml:space="preserve">. </w:t>
+      </w:r>
+      <w:proofErr w:type="spellStart"/>
+      <w:r>
+        <w:t>Untlicch</w:t>
+      </w:r>
+      <w:proofErr w:type="spellEnd"/>
+      <w:r>
+        <w:t xml:space="preserve"> had taken hold of his hand.</w:t>
       </w:r>
     </w:p>
     <w:p>
@@ -342,13 +475,37 @@
     </w:p>
     <w:p>
       <w:r>
-        <w:t xml:space="preserve">“It’s me, mabba. It’s me.” He’d never felt entirely comfortable using the nickname no matter how she’d encouraged him to. It was the name one of her sons had called her when he still had trouble making words and no one had used it since. Over the past year, though, increasingly in conversation Eoric </w:t>
+        <w:t xml:space="preserve">“It’s me, </w:t>
+      </w:r>
+      <w:proofErr w:type="spellStart"/>
+      <w:r>
+        <w:t>mabba</w:t>
+      </w:r>
+      <w:proofErr w:type="spellEnd"/>
+      <w:r>
+        <w:t xml:space="preserve">. It’s me.” He’d never felt entirely comfortable using the nickname no matter how she’d encouraged him to. It was the name one of her sons had called her when he still had trouble making words and no one had used it since. Over the past year, though, increasingly in conversation Eoric </w:t>
       </w:r>
       <w:r>
         <w:t xml:space="preserve">would find himself corrected </w:t>
       </w:r>
       <w:r>
-        <w:t>if he called her Mz. Untlicch or madam.</w:t>
+        <w:t xml:space="preserve">if he called her </w:t>
+      </w:r>
+      <w:proofErr w:type="spellStart"/>
+      <w:r>
+        <w:t>Mz</w:t>
+      </w:r>
+      <w:proofErr w:type="spellEnd"/>
+      <w:r>
+        <w:t xml:space="preserve">. </w:t>
+      </w:r>
+      <w:proofErr w:type="spellStart"/>
+      <w:r>
+        <w:t>Untlicch</w:t>
+      </w:r>
+      <w:proofErr w:type="spellEnd"/>
+      <w:r>
+        <w:t xml:space="preserve"> or madam.</w:t>
       </w:r>
       <w:r>
         <w:t xml:space="preserve"> To Andi she would remain madam. He felt sure that when she saw how difficult it came to him that she would let it go but she persisted. And now for the first time, he had no trouble saying it.  </w:t>
@@ -371,13 +528,37 @@
     <w:p>
       <w:r>
         <w:lastRenderedPageBreak/>
-        <w:t xml:space="preserve">“I’m here every night, mabba. Sometimes you’re sleeping.” In the darkened room and laying amidst pale sheets that matched the pallor of her skin, Eoric couldn’t find her face. He was conversing with a bodiless voice. The only evidence of her corporeality being the frail claw that rested atop his hand.  </w:t>
+        <w:t xml:space="preserve">“I’m here every night, </w:t>
+      </w:r>
+      <w:proofErr w:type="spellStart"/>
+      <w:r>
+        <w:t>mabba</w:t>
+      </w:r>
+      <w:proofErr w:type="spellEnd"/>
+      <w:r>
+        <w:t xml:space="preserve">. Sometimes you’re sleeping.” In the darkened room and laying amidst pale sheets that matched the pallor of her skin, Eoric couldn’t find her face. He was conversing with a bodiless voice. The only evidence of her corporeality being the frail claw that rested atop his hand.  </w:t>
       </w:r>
     </w:p>
     <w:p/>
     <w:p>
       <w:r>
-        <w:t>In the morning, before Andi woke, Eoric slipped out of his bedroom and into Mz. Untlicch’s. The sun had not yet risen. The lady’s bedroom remained pitch black.</w:t>
+        <w:t xml:space="preserve">In the morning, before Andi woke, Eoric slipped out of his bedroom and into </w:t>
+      </w:r>
+      <w:proofErr w:type="spellStart"/>
+      <w:r>
+        <w:t>Mz</w:t>
+      </w:r>
+      <w:proofErr w:type="spellEnd"/>
+      <w:r>
+        <w:t xml:space="preserve">. </w:t>
+      </w:r>
+      <w:proofErr w:type="spellStart"/>
+      <w:r>
+        <w:t>Untlicch’s</w:t>
+      </w:r>
+      <w:proofErr w:type="spellEnd"/>
+      <w:r>
+        <w:t>. The sun had not yet risen. The lady’s bedroom remained pitch black.</w:t>
       </w:r>
     </w:p>
     <w:p>
@@ -385,7 +566,23 @@
         <w:t xml:space="preserve">In darkness, Eoric moved by touch around the room. He found the bed and freed the sheets from the mattress. </w:t>
       </w:r>
       <w:r>
-        <w:t xml:space="preserve">He rolled Mz. Untlicch in the sheets and folded in the ends like the delicate apple pastries his mother had made for his birthday.  </w:t>
+        <w:t xml:space="preserve">He rolled </w:t>
+      </w:r>
+      <w:proofErr w:type="spellStart"/>
+      <w:r>
+        <w:t>Mz</w:t>
+      </w:r>
+      <w:proofErr w:type="spellEnd"/>
+      <w:r>
+        <w:t xml:space="preserve">. </w:t>
+      </w:r>
+      <w:proofErr w:type="spellStart"/>
+      <w:r>
+        <w:t>Untlicch</w:t>
+      </w:r>
+      <w:proofErr w:type="spellEnd"/>
+      <w:r>
+        <w:t xml:space="preserve"> in the sheets and folded in the ends like the delicate apple pastries his mother had made for his birthday.  </w:t>
       </w:r>
       <w:r>
         <w:t xml:space="preserve"> </w:t>
@@ -405,11 +602,47 @@
       <w:r>
         <w:t xml:space="preserve"> </w:t>
       </w:r>
+      <w:r>
+        <w:t>He pulled out some kind of chart from drawer near his waist and kept it down under the counter as if Orrin wasn’t allowed to see it. They were only handling people’s bills half the time but they all acted like they were in charge of state secrets</w:t>
+      </w:r>
+      <w:r>
+        <w:t xml:space="preserve">. He traced rows and columns on the sheet with his finger until he found one he liked. </w:t>
+      </w:r>
     </w:p>
     <w:p/>
     <w:p>
       <w:r>
-        <w:t xml:space="preserve">Up above, the silhouettes of guards moved in clockwork time from one battlement to another. Though it was still early and though it was Evaedon, a small crowd had already formed at the gate. Guards were searching by eye and by truncheon-point about the bodies and belongings of the people seeking entrance and exit through the garrison gate.   </w:t>
+        <w:t xml:space="preserve">Up above, the silhouettes of guards moved in clockwork time from one battlement to another. Though it was still early and though it was </w:t>
+      </w:r>
+      <w:proofErr w:type="spellStart"/>
+      <w:r>
+        <w:t>Evaedon</w:t>
+      </w:r>
+      <w:proofErr w:type="spellEnd"/>
+      <w:r>
+        <w:t>, a small crowd had already formed at the gate. Guards were searching by eye and by truncheon-point about the bodies and belongings of the people seeking entrance and exit through the garrison gate.</w:t>
+      </w:r>
+    </w:p>
+    <w:p>
+      <w:r>
+        <w:t xml:space="preserve">Eoric’s pace slowed. He began to consider the questions he might face. The </w:t>
+      </w:r>
+      <w:proofErr w:type="spellStart"/>
+      <w:r>
+        <w:t>proddings</w:t>
+      </w:r>
+      <w:proofErr w:type="spellEnd"/>
+      <w:r>
+        <w:t xml:space="preserve"> he </w:t>
+      </w:r>
+      <w:r>
+        <w:t xml:space="preserve">and the lady </w:t>
+      </w:r>
+      <w:r>
+        <w:t xml:space="preserve">might be subjected to. </w:t>
+      </w:r>
+      <w:r>
+        <w:t xml:space="preserve">   </w:t>
       </w:r>
       <w:r>
         <w:t xml:space="preserve"> </w:t>

--- a/docs/working.docx
+++ b/docs/working.docx
@@ -525,64 +525,11 @@
         <w:t>“Oh, I’ve been waiting for you.”</w:t>
       </w:r>
     </w:p>
+    <w:p/>
     <w:p>
       <w:r>
         <w:lastRenderedPageBreak/>
-        <w:t xml:space="preserve">“I’m here every night, </w:t>
-      </w:r>
-      <w:proofErr w:type="spellStart"/>
-      <w:r>
-        <w:t>mabba</w:t>
-      </w:r>
-      <w:proofErr w:type="spellEnd"/>
-      <w:r>
-        <w:t xml:space="preserve">. Sometimes you’re sleeping.” In the darkened room and laying amidst pale sheets that matched the pallor of her skin, Eoric couldn’t find her face. He was conversing with a bodiless voice. The only evidence of her corporeality being the frail claw that rested atop his hand.  </w:t>
-      </w:r>
-    </w:p>
-    <w:p/>
-    <w:p>
-      <w:r>
-        <w:t xml:space="preserve">In the morning, before Andi woke, Eoric slipped out of his bedroom and into </w:t>
-      </w:r>
-      <w:proofErr w:type="spellStart"/>
-      <w:r>
-        <w:t>Mz</w:t>
-      </w:r>
-      <w:proofErr w:type="spellEnd"/>
-      <w:r>
-        <w:t xml:space="preserve">. </w:t>
-      </w:r>
-      <w:proofErr w:type="spellStart"/>
-      <w:r>
-        <w:t>Untlicch’s</w:t>
-      </w:r>
-      <w:proofErr w:type="spellEnd"/>
-      <w:r>
-        <w:t>. The sun had not yet risen. The lady’s bedroom remained pitch black.</w:t>
-      </w:r>
-    </w:p>
-    <w:p>
-      <w:r>
-        <w:t xml:space="preserve">In darkness, Eoric moved by touch around the room. He found the bed and freed the sheets from the mattress. </w:t>
-      </w:r>
-      <w:r>
-        <w:t xml:space="preserve">He rolled </w:t>
-      </w:r>
-      <w:proofErr w:type="spellStart"/>
-      <w:r>
-        <w:t>Mz</w:t>
-      </w:r>
-      <w:proofErr w:type="spellEnd"/>
-      <w:r>
-        <w:t xml:space="preserve">. </w:t>
-      </w:r>
-      <w:proofErr w:type="spellStart"/>
-      <w:r>
-        <w:t>Untlicch</w:t>
-      </w:r>
-      <w:proofErr w:type="spellEnd"/>
-      <w:r>
-        <w:t xml:space="preserve"> in the sheets and folded in the ends like the delicate apple pastries his mother had made for his birthday.  </w:t>
+        <w:t xml:space="preserve"> </w:t>
       </w:r>
       <w:r>
         <w:t xml:space="preserve"> </w:t>
@@ -606,7 +553,63 @@
         <w:t>He pulled out some kind of chart from drawer near his waist and kept it down under the counter as if Orrin wasn’t allowed to see it. They were only handling people’s bills half the time but they all acted like they were in charge of state secrets</w:t>
       </w:r>
       <w:r>
-        <w:t xml:space="preserve">. He traced rows and columns on the sheet with his finger until he found one he liked. </w:t>
+        <w:t>. He traced rows and columns on the sheet with his finger until he found one he liked.</w:t>
+      </w:r>
+    </w:p>
+    <w:p>
+      <w:r>
+        <w:t>“Well, you’ve been in overflow since March 25, 14 days straight.” And then he just waited like that should mean something to Orrin.</w:t>
+      </w:r>
+    </w:p>
+    <w:p>
+      <w:r>
+        <w:t xml:space="preserve">“Sure. Sorry about that. I haven’t had a chance to come by.” </w:t>
+      </w:r>
+    </w:p>
+    <w:p>
+      <w:r>
+        <w:t>“If your box is in overflow status for 12 out of 20 days,</w:t>
+      </w:r>
+      <w:r>
+        <w:t xml:space="preserve"> you’re required to purchase a larger box or use a caller service.”</w:t>
+      </w:r>
+    </w:p>
+    <w:p>
+      <w:r>
+        <w:t>“But if I get a different box, a larger box, it comes with a different number, right?”</w:t>
+      </w:r>
+    </w:p>
+    <w:p>
+      <w:r>
+        <w:t xml:space="preserve">“Correct.” </w:t>
+      </w:r>
+    </w:p>
+    <w:p>
+      <w:r>
+        <w:t>“That would be a problem, see, because this number is currently in use in some printed materials.”</w:t>
+      </w:r>
+    </w:p>
+    <w:p>
+      <w:r>
+        <w:t>“You can use a caller service.”</w:t>
+      </w:r>
+    </w:p>
+    <w:p>
+      <w:r>
+        <w:t>“That’s complimentary?”</w:t>
+      </w:r>
+    </w:p>
+    <w:p>
+      <w:r>
+        <w:t>“That’s $1,230 per year.”</w:t>
+      </w:r>
+    </w:p>
+    <w:p>
+      <w:r>
+        <w:t>“You’ve just got a rule for everything, don’t you?”</w:t>
+      </w:r>
+      <w:r>
+        <w:t xml:space="preserve"> </w:t>
       </w:r>
     </w:p>
     <w:p/>
@@ -625,6 +628,7 @@
     </w:p>
     <w:p>
       <w:r>
+        <w:lastRenderedPageBreak/>
         <w:t xml:space="preserve">Eoric’s pace slowed. He began to consider the questions he might face. The </w:t>
       </w:r>
       <w:proofErr w:type="spellStart"/>
@@ -639,7 +643,66 @@
         <w:t xml:space="preserve">and the lady </w:t>
       </w:r>
       <w:r>
-        <w:t xml:space="preserve">might be subjected to. </w:t>
+        <w:t>might be subjected to.</w:t>
+      </w:r>
+    </w:p>
+    <w:p>
+      <w:r>
+        <w:t>“</w:t>
+      </w:r>
+      <w:r>
+        <w:t>The guards, t</w:t>
+      </w:r>
+      <w:r>
+        <w:t xml:space="preserve">hey’re going to want to see you,” Eoric cast his voice downward </w:t>
+      </w:r>
+      <w:r>
+        <w:t xml:space="preserve">toward the spot where he thought </w:t>
+      </w:r>
+      <w:proofErr w:type="spellStart"/>
+      <w:r>
+        <w:t>Mz</w:t>
+      </w:r>
+      <w:proofErr w:type="spellEnd"/>
+      <w:r>
+        <w:t xml:space="preserve">. </w:t>
+      </w:r>
+      <w:proofErr w:type="spellStart"/>
+      <w:r>
+        <w:t>Untlicch’s</w:t>
+      </w:r>
+      <w:proofErr w:type="spellEnd"/>
+      <w:r>
+        <w:t xml:space="preserve"> ear might be. </w:t>
+      </w:r>
+    </w:p>
+    <w:p>
+      <w:r>
+        <w:t>“Tell them I’m dead.”</w:t>
+      </w:r>
+    </w:p>
+    <w:p>
+      <w:r>
+        <w:t>“They’ll hear</w:t>
+      </w:r>
+      <w:r>
+        <w:t xml:space="preserve"> </w:t>
+      </w:r>
+      <w:r>
+        <w:t>you breathing. And they’ll still want to see anyway. They’ll open the sheets.”</w:t>
+      </w:r>
+    </w:p>
+    <w:p>
+      <w:r>
+        <w:t xml:space="preserve">“Tell them I’m contagious. Died of </w:t>
+      </w:r>
+      <w:proofErr w:type="spellStart"/>
+      <w:r>
+        <w:t>buffles</w:t>
+      </w:r>
+      <w:proofErr w:type="spellEnd"/>
+      <w:r>
+        <w:t xml:space="preserve">. You’re going to bury me in the black sands.” </w:t>
       </w:r>
       <w:r>
         <w:t xml:space="preserve">   </w:t>

--- a/docs/working.docx
+++ b/docs/working.docx
@@ -309,228 +309,7 @@
       </w:r>
     </w:p>
     <w:p/>
-    <w:p/>
-    <w:p>
-      <w:r>
-        <w:t xml:space="preserve">He was older, now, taller and perhaps it was the enlivening effect of memory but he thought he slung the </w:t>
-      </w:r>
-      <w:proofErr w:type="spellStart"/>
-      <w:r>
-        <w:t>poultie</w:t>
-      </w:r>
-      <w:proofErr w:type="spellEnd"/>
-      <w:r>
-        <w:t xml:space="preserve"> </w:t>
-      </w:r>
-      <w:r>
-        <w:t xml:space="preserve">rather more easily back then. He’d spent nearly a year in the university attending lectures on a variety of subjects he had known nothing of back in </w:t>
-      </w:r>
-      <w:proofErr w:type="spellStart"/>
-      <w:r>
-        <w:t>Densons</w:t>
-      </w:r>
-      <w:proofErr w:type="spellEnd"/>
-      <w:r>
-        <w:t xml:space="preserve"> Row but he seldom hefted anything heavier than the box of delicate cookies </w:t>
-      </w:r>
-      <w:proofErr w:type="spellStart"/>
-      <w:r>
-        <w:t>Mz</w:t>
-      </w:r>
-      <w:proofErr w:type="spellEnd"/>
-      <w:r>
-        <w:t xml:space="preserve"> </w:t>
-      </w:r>
-      <w:proofErr w:type="spellStart"/>
-      <w:r>
-        <w:t>Untlicch</w:t>
-      </w:r>
-      <w:proofErr w:type="spellEnd"/>
-      <w:r>
-        <w:t xml:space="preserve"> liked him to pick up from the merchant’s fair when the </w:t>
-      </w:r>
-      <w:proofErr w:type="spellStart"/>
-      <w:r>
-        <w:t>Antwill</w:t>
-      </w:r>
-      <w:proofErr w:type="spellEnd"/>
-      <w:r>
-        <w:t xml:space="preserve"> Bakery put out their cart.</w:t>
-      </w:r>
-      <w:r>
-        <w:t xml:space="preserve"> Eoric didn’t recall growing tired – even carrying a half-</w:t>
-      </w:r>
-      <w:proofErr w:type="spellStart"/>
-      <w:r>
-        <w:t>cassek</w:t>
-      </w:r>
-      <w:proofErr w:type="spellEnd"/>
-      <w:r>
-        <w:t xml:space="preserve"> – until he reached the red-tiled roof of the </w:t>
-      </w:r>
-      <w:proofErr w:type="spellStart"/>
-      <w:r>
-        <w:t>Ambertons</w:t>
-      </w:r>
-      <w:proofErr w:type="spellEnd"/>
-      <w:r>
-        <w:t>’ house</w:t>
-      </w:r>
-      <w:r>
-        <w:t xml:space="preserve">. For it was there that he would rest sitting in the grass at the back corner of their horse stall away from the view of citizens of </w:t>
-      </w:r>
-      <w:proofErr w:type="spellStart"/>
-      <w:r>
-        <w:t>Densons</w:t>
-      </w:r>
-      <w:proofErr w:type="spellEnd"/>
-      <w:r>
-        <w:t xml:space="preserve"> Row going about their days who might report Eoric’s idleness back to the butcher. Today, walking only from the Boal Co. Meat Market to </w:t>
-      </w:r>
-      <w:proofErr w:type="spellStart"/>
-      <w:r>
-        <w:t>Mz</w:t>
-      </w:r>
-      <w:proofErr w:type="spellEnd"/>
-      <w:r>
-        <w:t xml:space="preserve">. </w:t>
-      </w:r>
-      <w:proofErr w:type="spellStart"/>
-      <w:r>
-        <w:t>Untlicch’s</w:t>
-      </w:r>
-      <w:proofErr w:type="spellEnd"/>
-      <w:r>
-        <w:t xml:space="preserve"> apartment, the single </w:t>
-      </w:r>
-      <w:proofErr w:type="spellStart"/>
-      <w:r>
-        <w:t>poultie</w:t>
-      </w:r>
-      <w:proofErr w:type="spellEnd"/>
-      <w:r>
-        <w:t xml:space="preserve"> he was carrying had his left arm feeling tingly and sore. </w:t>
-      </w:r>
-      <w:r>
-        <w:t xml:space="preserve"> </w:t>
-      </w:r>
-      <w:r>
-        <w:t xml:space="preserve">He swung it side to side by its meaty thigh both to restore some feeling to his shoulder and because he was in a lively mood. Classes were nearly finished for the year. The spring holiday was tomorrow and he was on his way home with a gift for Andi and </w:t>
-      </w:r>
-      <w:proofErr w:type="spellStart"/>
-      <w:r>
-        <w:t>Mz</w:t>
-      </w:r>
-      <w:proofErr w:type="spellEnd"/>
-      <w:r>
-        <w:t xml:space="preserve">. </w:t>
-      </w:r>
-      <w:proofErr w:type="spellStart"/>
-      <w:r>
-        <w:t>Untlicch</w:t>
-      </w:r>
-      <w:proofErr w:type="spellEnd"/>
-      <w:r>
-        <w:t xml:space="preserve">.   </w:t>
-      </w:r>
-    </w:p>
-    <w:p/>
-    <w:p>
-      <w:r>
-        <w:t>When he’d located it with his knee, Eoric sat on the edge of the bed which roused a flurry of new smells that assaulted his nose in crosscurrents no matter how he turned his head. In the darkness, scrambling out from under the sheets suddenly came a grey crustacean that attached itself to the back of Eoric’s hand. He just managed to keep from pulling away</w:t>
-      </w:r>
-      <w:r>
-        <w:t xml:space="preserve"> in fright</w:t>
-      </w:r>
-      <w:r>
-        <w:t xml:space="preserve"> when he </w:t>
-      </w:r>
-      <w:r>
-        <w:t xml:space="preserve">realized that </w:t>
-      </w:r>
-      <w:proofErr w:type="spellStart"/>
-      <w:r>
-        <w:t>Mz</w:t>
-      </w:r>
-      <w:proofErr w:type="spellEnd"/>
-      <w:r>
-        <w:t xml:space="preserve">. </w:t>
-      </w:r>
-      <w:proofErr w:type="spellStart"/>
-      <w:r>
-        <w:t>Untlicch</w:t>
-      </w:r>
-      <w:proofErr w:type="spellEnd"/>
-      <w:r>
-        <w:t xml:space="preserve"> had taken hold of his hand.</w:t>
-      </w:r>
-    </w:p>
-    <w:p>
-      <w:r>
-        <w:t>“Is that you, Eoric?”</w:t>
-      </w:r>
-      <w:r>
-        <w:t xml:space="preserve">  </w:t>
-      </w:r>
-    </w:p>
-    <w:p>
-      <w:r>
-        <w:t xml:space="preserve">“It’s me, </w:t>
-      </w:r>
-      <w:proofErr w:type="spellStart"/>
-      <w:r>
-        <w:t>mabba</w:t>
-      </w:r>
-      <w:proofErr w:type="spellEnd"/>
-      <w:r>
-        <w:t xml:space="preserve">. It’s me.” He’d never felt entirely comfortable using the nickname no matter how she’d encouraged him to. It was the name one of her sons had called her when he still had trouble making words and no one had used it since. Over the past year, though, increasingly in conversation Eoric </w:t>
-      </w:r>
-      <w:r>
-        <w:t xml:space="preserve">would find himself corrected </w:t>
-      </w:r>
-      <w:r>
-        <w:t xml:space="preserve">if he called her </w:t>
-      </w:r>
-      <w:proofErr w:type="spellStart"/>
-      <w:r>
-        <w:t>Mz</w:t>
-      </w:r>
-      <w:proofErr w:type="spellEnd"/>
-      <w:r>
-        <w:t xml:space="preserve">. </w:t>
-      </w:r>
-      <w:proofErr w:type="spellStart"/>
-      <w:r>
-        <w:t>Untlicch</w:t>
-      </w:r>
-      <w:proofErr w:type="spellEnd"/>
-      <w:r>
-        <w:t xml:space="preserve"> or madam.</w:t>
-      </w:r>
-      <w:r>
-        <w:t xml:space="preserve"> To Andi she would remain madam. He felt sure that when she saw how difficult it came to him that she would let it go but she persisted. And now for the first time, he had no trouble saying it.  </w:t>
-      </w:r>
-      <w:r>
-        <w:t xml:space="preserve">   </w:t>
-      </w:r>
-      <w:r>
-        <w:t xml:space="preserve"> </w:t>
-      </w:r>
-      <w:r>
-        <w:t xml:space="preserve"> </w:t>
-      </w:r>
-    </w:p>
-    <w:p>
-      <w:r>
-        <w:t>“Oh, I’ve been waiting for you.”</w:t>
-      </w:r>
-    </w:p>
-    <w:p/>
-    <w:p>
-      <w:r>
-        <w:lastRenderedPageBreak/>
-        <w:t xml:space="preserve"> </w:t>
-      </w:r>
+    <w:p>
       <w:r>
         <w:t xml:space="preserve"> </w:t>
       </w:r>
@@ -615,6 +394,13 @@
     <w:p/>
     <w:p>
       <w:r>
+        <w:lastRenderedPageBreak/>
+        <w:t xml:space="preserve">He folded his arms and leaned back against Emery’s Corvette and he felt the envelope in his back pocket crinkle as he sat his a on the back wheel well. Orrin pulled the kid’s letter out the pocket of his Levis and tore it open. Might as well do something while Emery was inside getting ground down by the stultifying bureaucracy of the US Postal Service.  </w:t>
+      </w:r>
+    </w:p>
+    <w:p/>
+    <w:p>
+      <w:r>
         <w:t xml:space="preserve">Up above, the silhouettes of guards moved in clockwork time from one battlement to another. Though it was still early and though it was </w:t>
       </w:r>
       <w:proofErr w:type="spellStart"/>
@@ -628,7 +414,6 @@
     </w:p>
     <w:p>
       <w:r>
-        <w:lastRenderedPageBreak/>
         <w:t xml:space="preserve">Eoric’s pace slowed. He began to consider the questions he might face. The </w:t>
       </w:r>
       <w:proofErr w:type="spellStart"/>
@@ -702,7 +487,50 @@
       </w:r>
       <w:proofErr w:type="spellEnd"/>
       <w:r>
-        <w:t xml:space="preserve">. You’re going to bury me in the black sands.” </w:t>
+        <w:t>. You’re going to bury me in the black sands.”</w:t>
+      </w:r>
+    </w:p>
+    <w:p/>
+    <w:p>
+      <w:r>
+        <w:t xml:space="preserve">“What’re </w:t>
+      </w:r>
+      <w:proofErr w:type="spellStart"/>
+      <w:r>
+        <w:t>yer</w:t>
+      </w:r>
+      <w:proofErr w:type="spellEnd"/>
+      <w:r>
+        <w:t xml:space="preserve"> names?”</w:t>
+      </w:r>
+    </w:p>
+    <w:p>
+      <w:r>
+        <w:t>“</w:t>
+      </w:r>
+      <w:proofErr w:type="spellStart"/>
+      <w:r>
+        <w:t>Catwilliam</w:t>
+      </w:r>
+      <w:proofErr w:type="spellEnd"/>
+      <w:r>
+        <w:t xml:space="preserve">,” the man said. “And she’s </w:t>
+      </w:r>
+      <w:proofErr w:type="spellStart"/>
+      <w:r>
+        <w:t>Veratort</w:t>
+      </w:r>
+      <w:proofErr w:type="spellEnd"/>
+      <w:r>
+        <w:t>.”</w:t>
+      </w:r>
+    </w:p>
+    <w:p>
+      <w:r>
+        <w:t xml:space="preserve">“Last names!” It must have been fright sapping his strength because Eoric noticed that the lady in his arms was growing heavy. But he knew that the lady weighed next to nothing. </w:t>
+      </w:r>
+      <w:r>
+        <w:t xml:space="preserve"> </w:t>
       </w:r>
       <w:r>
         <w:t xml:space="preserve">   </w:t>

--- a/docs/working.docx
+++ b/docs/working.docx
@@ -395,7 +395,18 @@
     <w:p>
       <w:r>
         <w:lastRenderedPageBreak/>
-        <w:t xml:space="preserve">He folded his arms and leaned back against Emery’s Corvette and he felt the envelope in his back pocket crinkle as he sat his a on the back wheel well. Orrin pulled the kid’s letter out the pocket of his Levis and tore it open. Might as well do something while Emery was inside getting ground down by the stultifying bureaucracy of the US Postal Service.  </w:t>
+        <w:t xml:space="preserve">He folded his arms and leaned back against Emery’s Corvette and he felt the envelope in his back pocket crinkle as he sat his a on the back wheel well. Orrin pulled the kid’s letter out the pocket of his Levis and tore it open. Might as well do something while Emery was inside getting ground down by the stultifying bureaucracy of the US Postal Service. </w:t>
+      </w:r>
+    </w:p>
+    <w:p>
+      <w:r>
+        <w:t xml:space="preserve">The kid was verbose, as usual. </w:t>
+      </w:r>
+      <w:r>
+        <w:t xml:space="preserve">It was four notebook pages front and back. And he had small, fine handwriting. He said some nice things about the story from issue 12 called “Quicksilver Hot Shot,” a psychedelic sci-fi piece inspired by all of the Burroughs Emery had been reading.   </w:t>
+      </w:r>
+      <w:r>
+        <w:t xml:space="preserve"> </w:t>
       </w:r>
     </w:p>
     <w:p/>
@@ -527,7 +538,28 @@
     </w:p>
     <w:p>
       <w:r>
-        <w:t xml:space="preserve">“Last names!” It must have been fright sapping his strength because Eoric noticed that the lady in his arms was growing heavy. But he knew that the lady weighed next to nothing. </w:t>
+        <w:t>“Last names!” It must have been fright sapping his strength because Eoric noticed that the lady in his arms was growing heavy. But he knew that the lady weighed next to nothing.</w:t>
+      </w:r>
+    </w:p>
+    <w:p>
+      <w:r>
+        <w:t xml:space="preserve">“Exeter and </w:t>
+      </w:r>
+      <w:proofErr w:type="spellStart"/>
+      <w:r>
+        <w:t>Rheinbeck</w:t>
+      </w:r>
+      <w:proofErr w:type="spellEnd"/>
+      <w:r>
+        <w:t>.”</w:t>
+      </w:r>
+    </w:p>
+    <w:p>
+      <w:r>
+        <w:t xml:space="preserve">“We got any of those on the list?” The head guard shouted to the other two guards standing just behind him.  </w:t>
+      </w:r>
+      <w:r>
+        <w:t xml:space="preserve"> </w:t>
       </w:r>
       <w:r>
         <w:t xml:space="preserve"> </w:t>

--- a/docs/working.docx
+++ b/docs/working.docx
@@ -60,15 +60,7 @@
     </w:p>
     <w:p>
       <w:r>
-        <w:t xml:space="preserve">Leaping from one hide rug to another as he crossed the cool wood floor toward the bedroom, Shelton tossed open the closet doors looking to fortify the </w:t>
-      </w:r>
-      <w:proofErr w:type="spellStart"/>
-      <w:r>
-        <w:t>longjohns</w:t>
-      </w:r>
-      <w:proofErr w:type="spellEnd"/>
-      <w:r>
-        <w:t xml:space="preserve"> he’d stripped down to in preparation for his bath</w:t>
+        <w:t>Leaping from one hide rug to another as he crossed the cool wood floor toward the bedroom, Shelton tossed open the closet doors looking to fortify the longjohns he’d stripped down to in preparation for his bath</w:t>
       </w:r>
       <w:r>
         <w:t xml:space="preserve"> </w:t>
@@ -104,15 +96,7 @@
     </w:p>
     <w:p>
       <w:r>
-        <w:t xml:space="preserve">Shelton followed the shorter route to the front door around the mountain side of the cabin and it was there that he discovered the source of the knock. The freestanding tool shed – the one where dad went when he needed time alone – stood in ruins, its roof </w:t>
-      </w:r>
-      <w:proofErr w:type="spellStart"/>
-      <w:r>
-        <w:t>sheered</w:t>
-      </w:r>
-      <w:proofErr w:type="spellEnd"/>
-      <w:r>
-        <w:t xml:space="preserve"> off, one wall bashed to the ground and the other three canted out at odd angles. </w:t>
+        <w:t xml:space="preserve">Shelton followed the shorter route to the front door around the mountain side of the cabin and it was there that he discovered the source of the knock. The freestanding tool shed – the one where dad went when he needed time alone – stood in ruins, its roof sheered off, one wall bashed to the ground and the other three canted out at odd angles. </w:t>
       </w:r>
     </w:p>
     <w:p>
@@ -403,7 +387,25 @@
         <w:t xml:space="preserve">The kid was verbose, as usual. </w:t>
       </w:r>
       <w:r>
-        <w:t xml:space="preserve">It was four notebook pages front and back. And he had small, fine handwriting. He said some nice things about the story from issue 12 called “Quicksilver Hot Shot,” a psychedelic sci-fi piece inspired by all of the Burroughs Emery had been reading.   </w:t>
+        <w:t xml:space="preserve">It was four notebook pages front and back. And he had small, fine handwriting. He said some nice things about the story from issue 12 called “Quicksilver Hot Shot,” a </w:t>
+      </w:r>
+      <w:r>
+        <w:t xml:space="preserve">kaleidoscopic </w:t>
+      </w:r>
+      <w:r>
+        <w:t xml:space="preserve">sci-fi piece inspired by the </w:t>
+      </w:r>
+      <w:r>
+        <w:t xml:space="preserve">William S. </w:t>
+      </w:r>
+      <w:r>
+        <w:t xml:space="preserve">Burroughs Emery had been reading. </w:t>
+      </w:r>
+      <w:r>
+        <w:t xml:space="preserve">The kid picked up on the cut-up technique Emery used during a particularly psychedelic interlude even if he didn’t know what to call it. From everything he’d shared about himself, Emery didn’t get the impression the kid read Burroughs but he knew sci-fi and said the story reminded him of Jules Verne which is probably what Burroughs was riffing on in the first place. </w:t>
+      </w:r>
+      <w:r>
+        <w:t xml:space="preserve">  </w:t>
       </w:r>
       <w:r>
         <w:t xml:space="preserve"> </w:t>
@@ -412,28 +414,12 @@
     <w:p/>
     <w:p>
       <w:r>
-        <w:t xml:space="preserve">Up above, the silhouettes of guards moved in clockwork time from one battlement to another. Though it was still early and though it was </w:t>
-      </w:r>
-      <w:proofErr w:type="spellStart"/>
-      <w:r>
-        <w:t>Evaedon</w:t>
-      </w:r>
-      <w:proofErr w:type="spellEnd"/>
-      <w:r>
-        <w:t>, a small crowd had already formed at the gate. Guards were searching by eye and by truncheon-point about the bodies and belongings of the people seeking entrance and exit through the garrison gate.</w:t>
-      </w:r>
-    </w:p>
-    <w:p>
-      <w:r>
-        <w:t xml:space="preserve">Eoric’s pace slowed. He began to consider the questions he might face. The </w:t>
-      </w:r>
-      <w:proofErr w:type="spellStart"/>
-      <w:r>
-        <w:t>proddings</w:t>
-      </w:r>
-      <w:proofErr w:type="spellEnd"/>
-      <w:r>
-        <w:t xml:space="preserve"> he </w:t>
+        <w:t>Up above, the silhouettes of guards moved in clockwork time from one battlement to another. Though it was still early and though it was Evaedon, a small crowd had already formed at the gate. Guards were searching by eye and by truncheon-point about the bodies and belongings of the people seeking entrance and exit through the garrison gate.</w:t>
+      </w:r>
+    </w:p>
+    <w:p>
+      <w:r>
+        <w:t xml:space="preserve">Eoric’s pace slowed. He began to consider the questions he might face. The proddings he </w:t>
       </w:r>
       <w:r>
         <w:t xml:space="preserve">and the lady </w:t>
@@ -453,23 +439,7 @@
         <w:t xml:space="preserve">hey’re going to want to see you,” Eoric cast his voice downward </w:t>
       </w:r>
       <w:r>
-        <w:t xml:space="preserve">toward the spot where he thought </w:t>
-      </w:r>
-      <w:proofErr w:type="spellStart"/>
-      <w:r>
-        <w:t>Mz</w:t>
-      </w:r>
-      <w:proofErr w:type="spellEnd"/>
-      <w:r>
-        <w:t xml:space="preserve">. </w:t>
-      </w:r>
-      <w:proofErr w:type="spellStart"/>
-      <w:r>
-        <w:t>Untlicch’s</w:t>
-      </w:r>
-      <w:proofErr w:type="spellEnd"/>
-      <w:r>
-        <w:t xml:space="preserve"> ear might be. </w:t>
+        <w:t xml:space="preserve">toward the spot where he thought Mz. Untlicch’s ear might be. </w:t>
       </w:r>
     </w:p>
     <w:p>
@@ -490,50 +460,18 @@
     </w:p>
     <w:p>
       <w:r>
-        <w:t xml:space="preserve">“Tell them I’m contagious. Died of </w:t>
-      </w:r>
-      <w:proofErr w:type="spellStart"/>
-      <w:r>
-        <w:t>buffles</w:t>
-      </w:r>
-      <w:proofErr w:type="spellEnd"/>
-      <w:r>
-        <w:t>. You’re going to bury me in the black sands.”</w:t>
+        <w:t>“Tell them I’m contagious. Died of buffles. You’re going to bury me in the black sands.”</w:t>
       </w:r>
     </w:p>
     <w:p/>
     <w:p>
       <w:r>
-        <w:t xml:space="preserve">“What’re </w:t>
-      </w:r>
-      <w:proofErr w:type="spellStart"/>
-      <w:r>
-        <w:t>yer</w:t>
-      </w:r>
-      <w:proofErr w:type="spellEnd"/>
-      <w:r>
-        <w:t xml:space="preserve"> names?”</w:t>
-      </w:r>
-    </w:p>
-    <w:p>
-      <w:r>
-        <w:t>“</w:t>
-      </w:r>
-      <w:proofErr w:type="spellStart"/>
-      <w:r>
-        <w:t>Catwilliam</w:t>
-      </w:r>
-      <w:proofErr w:type="spellEnd"/>
-      <w:r>
-        <w:t xml:space="preserve">,” the man said. “And she’s </w:t>
-      </w:r>
-      <w:proofErr w:type="spellStart"/>
-      <w:r>
-        <w:t>Veratort</w:t>
-      </w:r>
-      <w:proofErr w:type="spellEnd"/>
-      <w:r>
-        <w:t>.”</w:t>
+        <w:t>“What’re yer names?”</w:t>
+      </w:r>
+    </w:p>
+    <w:p>
+      <w:r>
+        <w:t>“Catwilliam,” the man said. “And she’s Veratort.”</w:t>
       </w:r>
     </w:p>
     <w:p>
@@ -543,20 +481,27 @@
     </w:p>
     <w:p>
       <w:r>
-        <w:t xml:space="preserve">“Exeter and </w:t>
-      </w:r>
-      <w:proofErr w:type="spellStart"/>
-      <w:r>
-        <w:t>Rheinbeck</w:t>
-      </w:r>
-      <w:proofErr w:type="spellEnd"/>
-      <w:r>
-        <w:t>.”</w:t>
-      </w:r>
-    </w:p>
-    <w:p>
-      <w:r>
-        <w:t xml:space="preserve">“We got any of those on the list?” The head guard shouted to the other two guards standing just behind him.  </w:t>
+        <w:t>“Exeter and Rheinbeck.”</w:t>
+      </w:r>
+    </w:p>
+    <w:p>
+      <w:r>
+        <w:lastRenderedPageBreak/>
+        <w:t xml:space="preserve">“We got any of those on the list?” The head guard shouted to the other two guards standing just behind him. </w:t>
+      </w:r>
+      <w:r>
+        <w:t xml:space="preserve">The guards </w:t>
+      </w:r>
+      <w:r>
+        <w:t>perused a sheaf of parchment, one reading over the other’s shoulder, until one called out, “Rheinbeck, Gerald.” The head guard looked pleased.</w:t>
+      </w:r>
+    </w:p>
+    <w:p>
+      <w:r>
+        <w:t>“What’s the charge?”</w:t>
+      </w:r>
+      <w:r>
+        <w:t xml:space="preserve"> </w:t>
       </w:r>
       <w:r>
         <w:t xml:space="preserve"> </w:t>

--- a/docs/working.docx
+++ b/docs/working.docx
@@ -2,296 +2,6 @@
 <file path=word/document.xml><?xml version="1.0" encoding="utf-8"?>
 <w:document xmlns:wpc="http://schemas.microsoft.com/office/word/2010/wordprocessingCanvas" xmlns:cx="http://schemas.microsoft.com/office/drawing/2014/chartex" xmlns:cx1="http://schemas.microsoft.com/office/drawing/2015/9/8/chartex" xmlns:cx2="http://schemas.microsoft.com/office/drawing/2015/10/21/chartex" xmlns:cx3="http://schemas.microsoft.com/office/drawing/2016/5/9/chartex" xmlns:cx4="http://schemas.microsoft.com/office/drawing/2016/5/10/chartex" xmlns:cx5="http://schemas.microsoft.com/office/drawing/2016/5/11/chartex" xmlns:cx6="http://schemas.microsoft.com/office/drawing/2016/5/12/chartex" xmlns:cx7="http://schemas.microsoft.com/office/drawing/2016/5/13/chartex" xmlns:cx8="http://schemas.microsoft.com/office/drawing/2016/5/14/chartex" xmlns:mc="http://schemas.openxmlformats.org/markup-compatibility/2006" xmlns:aink="http://schemas.microsoft.com/office/drawing/2016/ink" xmlns:am3d="http://schemas.microsoft.com/office/drawing/2017/model3d" xmlns:o="urn:schemas-microsoft-com:office:office" xmlns:oel="http://schemas.microsoft.com/office/2019/extlst" xmlns:r="http://schemas.openxmlformats.org/officeDocument/2006/relationships" xmlns:m="http://schemas.openxmlformats.org/officeDocument/2006/math" xmlns:v="urn:schemas-microsoft-com:vml" xmlns:wp14="http://schemas.microsoft.com/office/word/2010/wordprocessingDrawing" xmlns:wp="http://schemas.openxmlformats.org/drawingml/2006/wordprocessingDrawing" xmlns:w10="urn:schemas-microsoft-com:office:word" xmlns:w="http://schemas.openxmlformats.org/wordprocessingml/2006/main" xmlns:w14="http://schemas.microsoft.com/office/word/2010/wordml" xmlns:w15="http://schemas.microsoft.com/office/word/2012/wordml" xmlns:w16cex="http://schemas.microsoft.com/office/word/2018/wordml/cex" xmlns:w16cid="http://schemas.microsoft.com/office/word/2016/wordml/cid" xmlns:w16="http://schemas.microsoft.com/office/word/2018/wordml" xmlns:w16du="http://schemas.microsoft.com/office/word/2023/wordml/word16du" xmlns:w16sdtdh="http://schemas.microsoft.com/office/word/2020/wordml/sdtdatahash" xmlns:w16sdtfl="http://schemas.microsoft.com/office/word/2024/wordml/sdtformatlock" xmlns:w16se="http://schemas.microsoft.com/office/word/2015/wordml/symex" xmlns:wpg="http://schemas.microsoft.com/office/word/2010/wordprocessingGroup" xmlns:wpi="http://schemas.microsoft.com/office/word/2010/wordprocessingInk" xmlns:wne="http://schemas.microsoft.com/office/word/2006/wordml" xmlns:wps="http://schemas.microsoft.com/office/word/2010/wordprocessingShape" mc:Ignorable="w14 w15 w16se w16cid w16 w16cex w16sdtdh w16sdtfl w16du wp14">
   <w:body>
-    <w:p>
-      <w:r>
-        <w:t xml:space="preserve">The first knock comes while Shelton is shaving. </w:t>
-      </w:r>
-    </w:p>
-    <w:p>
-      <w:r>
-        <w:t xml:space="preserve">Setting razor to cheek is the culmination of a process that began that afternoon with buckets of water heated atop the wood stove. Shelton ferried buckets from the stove to the bathroom and emptied them noisily into the deep cast iron tub. </w:t>
-      </w:r>
-    </w:p>
-    <w:p>
-      <w:r>
-        <w:t xml:space="preserve">He dips a hand towel twice into the warm bathwater, wrings it dry and drapes it across his face. Steam opens the pores, dad would say. </w:t>
-      </w:r>
-    </w:p>
-    <w:p>
-      <w:r>
-        <w:t xml:space="preserve">Drawing a cupful of water from the tub, Shelton pours it into his soap dish and, with a firm bristle brush, whips up a lather as thick as meringue. Stroke by stroke, he spreads lather over his cheek until it lays as even and white as the snow outside the bathroom window. </w:t>
-      </w:r>
-    </w:p>
-    <w:p>
-      <w:r>
-        <w:t>The razor’s blade swivels out from a sleek ivory handle and Shelton’s curious, slender reflection peers up at him from the razor’s mirrored finish.</w:t>
-      </w:r>
-    </w:p>
-    <w:p>
-      <w:r>
-        <w:t xml:space="preserve">Then came the first knock which caused him set his razor down on the lip of the sink but not to go to the door. Who could be knocking at the door? Shelton didn’t have neighbors outside of a cluster of shacks further down the mountain where the paved road ends and two muddy wheel ruts guarded by a barred gate lead up to the cabin. </w:t>
-      </w:r>
-    </w:p>
-    <w:p>
-      <w:r>
-        <w:t xml:space="preserve">Once he had settled on snow – a shelf of snow sliding off the eave and thumping to the ground – Shelton could resume his shave. Pinching and pulling the skin taut with his left hand, he drew the razor softly rasping from his cheekbone to his jaw. </w:t>
-      </w:r>
-    </w:p>
-    <w:p>
-      <w:r>
-        <w:t xml:space="preserve">He’d made three smooth passes and was swishing the blade through milky water in the stoppered sink when, through the window, hovering over his shoulder in the mirror, a figure moved across the canvas of white. </w:t>
-      </w:r>
-    </w:p>
-    <w:p>
-      <w:r>
-        <w:t>Shelton turned to the bathroom window and wiped away condensation with his palm to see a man staggering, trailing crimson cursive lines in the snow. Startled eyes gaped from a face scorched black with smoke and rinsed in blood.</w:t>
-      </w:r>
-    </w:p>
-    <w:p>
-      <w:r>
-        <w:t xml:space="preserve">Safe within the shelter of the cabin, Shelton watched the bleeding man in the same detached way that he watched wood finches and white-tails. The man marched through the snow making shaky circles. He touched his forehead and seemed startled each time by the amount of blood he discovered. When he looked toward the cabin with bleary, unfocused eyes, Shelton ducked for cover below the window frame. But his gaze lingered on the cabin for no more than a moment before he continued walking in no meaningful direction. </w:t>
-      </w:r>
-    </w:p>
-    <w:p>
-      <w:r>
-        <w:lastRenderedPageBreak/>
-        <w:t xml:space="preserve">Shelton went on watching long enough for the window to steam over again before he decided what he’d do. With the dampened towel, gone cold, Shelton cleaned the lather from his face which would have to remain half shaved for now. </w:t>
-      </w:r>
-    </w:p>
-    <w:p>
-      <w:r>
-        <w:t>Leaping from one hide rug to another as he crossed the cool wood floor toward the bedroom, Shelton tossed open the closet doors looking to fortify the longjohns he’d stripped down to in preparation for his bath</w:t>
-      </w:r>
-      <w:r>
-        <w:t xml:space="preserve"> </w:t>
-      </w:r>
-      <w:r>
-        <w:t>with jeans and a heavy shirt. He shifted aside rows of his father’s clothes he thought he might someday wear to reveal a fleece-lined flannel shirt and, behind it, leaned into the far corner of the closet, his father’s shotgun.</w:t>
-      </w:r>
-    </w:p>
-    <w:p>
-      <w:r>
-        <w:t>Get rid of the shotgun, his sister had said, and with even more intensity than she had said get rid of the cabin. Shelton understood where she was coming from but dad used pills so fixating on a shotgun was silly. He could get valium as easily as dad had or he could take an ivory handled razor on his veins or just stop up the flue and let the cabin fill up with smoke. Abigail had to accept that he wasn’t interested in doing it yet and, when he was, there was nothing she could do to stop him. So the cabin stayed and so did the shotgun.</w:t>
-      </w:r>
-    </w:p>
-    <w:p>
-      <w:r>
-        <w:t xml:space="preserve">Before stepping outside, Shelton collected his Patagonia jacket from a hook inside the pantry door and stepped into his Timberlands, wrapping the laces in bands around his ankles and tying them tightly. </w:t>
-      </w:r>
-    </w:p>
-    <w:p>
-      <w:r>
-        <w:t>When he finally ventured out into the snow, Shelton approached the bleeding man casually as if they were old friends passing in a supermarket aisle. “Hello there. Is everything okay?”</w:t>
-      </w:r>
-    </w:p>
-    <w:p>
-      <w:r>
-        <w:t xml:space="preserve">The bleeding man spun so forcefully toward Shelton’s voice that he lost his balance and fell forward on his knees leaving a red impression of his face in the snow. He keened like a cockroach. He thrashed like a drowning man. Shelton would either have to bring the man inside or leave him to expire from the cold or his wounds or his madness. </w:t>
-      </w:r>
-    </w:p>
-    <w:p>
-      <w:r>
-        <w:t>Shelton struggled to get a solid grip until he located frayed canvas straps that dangled from the pack on the man’s back. Taking hold of the straps, Shelton flipped the man over and dragged him toward the cabin.</w:t>
-      </w:r>
-    </w:p>
-    <w:p>
-      <w:r>
-        <w:t xml:space="preserve">Shelton followed the shorter route to the front door around the mountain side of the cabin and it was there that he discovered the source of the knock. The freestanding tool shed – the one where dad went when he needed time alone – stood in ruins, its roof sheered off, one wall bashed to the ground and the other three canted out at odd angles. </w:t>
-      </w:r>
-    </w:p>
-    <w:p>
-      <w:r>
-        <w:t>Long white strands had tangled in the jagged remains of the walls and at their center, like an insect caught in a spider’s web, sat a chair with no legs. A chair that, as far as Shelton could tell, had fallen from the sky.</w:t>
-      </w:r>
-    </w:p>
-    <w:p>
-      <w:r>
-        <w:t>Beyond the shed, wild, meandering tracks led up into the trees.</w:t>
-      </w:r>
-    </w:p>
-    <w:p>
-      <w:r>
-        <w:lastRenderedPageBreak/>
-        <w:t xml:space="preserve">Shelton left the shed and the tracks for later and went on dragging the bleeding man who had stopped struggling and gone limp which allowed Shelton to slide him smoothly along the snow. He got the man inside and onto the couch near the glowing stove. </w:t>
-      </w:r>
-    </w:p>
-    <w:p>
-      <w:r>
-        <w:t>Shelton hiked off the man’s pack and jumpsuit like he was skinning a squirrel – one long zip from neck to navel and then a firm pull until it all came loose. He opened the door of the wood stove and tossed in a sprig of spruce he kept on the mantle to counter the heady gasoline smell emanating from the man’s things.</w:t>
-      </w:r>
-    </w:p>
-    <w:p>
-      <w:r>
-        <w:t>The variety and number of cuts and scrapes about the man’s head left Shelton feeling unsure of where to start. He found some cotton gauze in the first aid kit under the kitchen sink and wound it around and around leaving holes for the man’s nose, mouth and the one eye that wasn’t tinted pink with blood.</w:t>
-      </w:r>
-    </w:p>
-    <w:p>
-      <w:r>
-        <w:t xml:space="preserve">With the man pacified and no longer in any immediate danger of dying, Shelton resolved to follow the tracks, to see if there were others in a similar condition. As he opened the cabin door to a shrieking wind that pelted his face with crystalline snow, however, a thought stopped him. He checked the gold-rimmed clock hung on the kitchen wall – 5:47 – and he looked at the rotary phone encased in hard black plastic and resting on a rustic end table with oak branch legs. </w:t>
-      </w:r>
-    </w:p>
-    <w:p>
-      <w:r>
-        <w:t>Six o’clock every night. That’s the deal. If Shelton wants to keep the cabin, if he wants to keep going up there, he has to call her every night at six o’clock. They didn’t say much – just hi or have a good night – but it was enough for her to know that he was still there.</w:t>
-      </w:r>
-    </w:p>
-    <w:p>
-      <w:r>
-        <w:t>Should he call early? No, if it gets close I’ll turn back, Shelton told himself.</w:t>
-      </w:r>
-    </w:p>
-    <w:p>
-      <w:r>
-        <w:t xml:space="preserve">Though the footprints lay shallow and faint, rapidly filling with falling, drifting snows, Shelton sets off retracing the tracks the bleeding man left. He climbs higher, toward a stand of fir trees where Shelton and his father would go, each morning they stayed at the cabin, to check their traps. </w:t>
-      </w:r>
-    </w:p>
-    <w:p>
-      <w:r>
-        <w:t xml:space="preserve">On clear days, they stood higher than the rising sun and looked out at the clouds that had settled overnight upon the homes and businesses of Chamblee. They would push on without speaking deeper into the trees listening for the sounds of struggle, the anguished cries of small voices. They listened for the rustling of feet scrabbling for purchase amid the leaf litter frantic to pull free of the snare, to escape. And Shelton’s mind would leap to the unanswerable question – how long since the trap had been sprung? In what dark hour had the creature found itself caught? How long had it spent in pain and fear waiting for Shelton to come with the hatchet on his belt banging against his thigh to end its torment?    </w:t>
-      </w:r>
-    </w:p>
-    <w:p>
-      <w:r>
-        <w:lastRenderedPageBreak/>
-        <w:t>Shelton skirts along the edge of the trees to climb higher. Higher than he and his father ever went, up where the vegetation gets scarce and no animals go. He pushes on though the tracks have disappeared. The only evidence left that the man passed this way are still visible flecks of red and inscrutable equipment lying charred and half-buried in the snow where he lightened his load.</w:t>
-      </w:r>
-    </w:p>
-    <w:p>
-      <w:r>
-        <w:t>At least, t</w:t>
-      </w:r>
-      <w:r>
-        <w:t xml:space="preserve">rips to the cabin only happened once a year. With summer drawing to a close and a new school year looming, the family would spend a week getting irritated with one another. </w:t>
-      </w:r>
-      <w:r>
-        <w:t xml:space="preserve">For dad, trips to the cabin were more frequent. Citing the upkeep that needed doing, </w:t>
-      </w:r>
-      <w:r>
-        <w:t xml:space="preserve">dad visited </w:t>
-      </w:r>
-      <w:r>
-        <w:t>f</w:t>
-      </w:r>
-      <w:r>
-        <w:t>or a weekend once every couple months</w:t>
-      </w:r>
-      <w:r>
-        <w:t>, alone</w:t>
-      </w:r>
-      <w:r>
-        <w:t xml:space="preserve">. It wasn’t until Shelton inherited the caretaker role that he realized the </w:t>
-      </w:r>
-      <w:r>
-        <w:t xml:space="preserve">maintenance </w:t>
-      </w:r>
-      <w:r>
-        <w:t xml:space="preserve">work could be finished in a few hours – drain the pipes before winter, lay down mouse traps, re-caulk the windows. Two visits a year – one in the spring and one in the fall – </w:t>
-      </w:r>
-      <w:r>
-        <w:t xml:space="preserve">would </w:t>
-      </w:r>
-      <w:r>
-        <w:t xml:space="preserve">get it all done. </w:t>
-      </w:r>
-    </w:p>
-    <w:p>
-      <w:r>
-        <w:t xml:space="preserve">A pale grey plume billows upward through the falling snow and Shelton follows until he reaches a ridge. At the bottom, something lays smoldering – a sleek frictionless shape out of place among the crags and angles of the rocky ridge. It looks like an airplane but thinner, sharper and more colorless than any Shelton had ever seen. The plane rests on a slant, leaning against one bent wing and exposing a ragged gash torn across its belly, the only flaw in its precision exterior. The ugly wound spouts smoke and drips tiny burning things. Shelton starts down toward where the plane rests. </w:t>
-      </w:r>
-    </w:p>
-    <w:p>
-      <w:r>
-        <w:t>After Shelton and his sister moved out of the house, after mom left, dad visited the cabin more often. Every year older and things were just more confusing and corrupt. The cabin was quiet. Seventeen years at the company earned him 32 days of vacation a year. They didn’t mind too much when you took it as long as Vic or Scott were around to cover any emergencies. Once he went to Cozumel with Linda and some of her friends but it just seemed to him like they had all the same junk there just brighter and louder. And there was always the weekends. He got what she was saying. It wasn’t irrational or smothering but at the same time she had to accept that when he was ready, he was ready and there wasn’t much she could do about it. Probably mom had tried to stop dad. They still talked a lot and she must have noticed something. Looking back, Shelton could think of about a hundred things he had noticed. And afterwards everyone was crying and saying how it didn’t make any sense and how unexpected it was but Shelton thought it made all the sense in the world. And maybe it was that as much as anything that pushed mom away so she stopped calling him and asking him to visit. He took dad’s side. But later on, he found more reasons to visit the cabin but what it came down to was more reasons to get away from the regular world. There was comfort to be found at the cabin that couldn’t be found anywhere else and it wasn’t just the shotgun in the closet.</w:t>
-      </w:r>
-    </w:p>
-    <w:p>
-      <w:r>
-        <w:lastRenderedPageBreak/>
-        <w:t xml:space="preserve">An arrhythmic knocking reverberates around the valley where the plane has come to rest. Shelton approaches and notices an open door which the wind slams again and again against the side of the plane. Shelton takes hold of the door to stop its banging and leans his head inside. </w:t>
-      </w:r>
-    </w:p>
-    <w:p>
-      <w:r>
-        <w:t xml:space="preserve">It’s dark within the plane. Buttons and gauges glow faintly about the cockpit but provide little illumination. In a far corner, crumpled into a shape no longer recognizably human, Shelton locates another injured man. His face shines with a mixture of perspiration and blood, soot and tears. His wide staring eyes gleam brighter than the emergency lights flashing alarm from the dashboard. His lips quiver and the jumpsuit wrapped around his broken body heaves like a faulty bellows. </w:t>
-      </w:r>
-    </w:p>
-    <w:p>
-      <w:r>
-        <w:t>Shelton kneels on the plane’s rivet-studded floor to better hear whatever sound might still escape this man’s collapsed form. “What is this? What are you doing here?”</w:t>
-      </w:r>
-    </w:p>
-    <w:p>
-      <w:r>
-        <w:t>The man’s arm lifts. Charred black skin clings in flakes to the withered arm like the bark of an ailing tree. For a terrifying moment, Shelton thinks he might touch him with his raw ragged flesh but the arm moves past him and points with the nub where fingers used to be at a hatch that opens on the rear of the plane.</w:t>
-      </w:r>
-    </w:p>
-    <w:p>
-      <w:r>
-        <w:t xml:space="preserve">Whatever door or window had guarded the opening was lost in the wreckage. It’s an empty socket twisted out of square into an open sorrowful mouth. Shelton looks through the hatch to the rear of the plane and a deeper darkness. A set of dim lights run along each wall allowing only a glimpse of something massive and dull. Light drowns in the depths of its matte surface. Cutting through the smoke and gasoline comes the acrid smell of cordite.   </w:t>
-      </w:r>
-    </w:p>
-    <w:p>
-      <w:r>
-        <w:t xml:space="preserve">If he presses his body against the cabin wall and reaches his whole arm through the opening, Shelton can touch the thing. It feels cool and slick. He runs his fingers over its domed surface feeling the swell of its belly. Withdrawing his arm slowly, Shelton couldn’t help picturing the co-pilot’s nub attached to the end of his wrist. He watched his hand emerge from the hatch with five fingers and that’s when he saw his watch. </w:t>
-      </w:r>
-    </w:p>
-    <w:p>
-      <w:r>
-        <w:t>Shelton scrabbles up the slope out of the ridge, feet slipping, hands raking the snow for purchase. He ran toward the cabin through thigh-deep snow. More than once he tumbled and rolled for a stretch before returning to his feet. His legs churned. His lungs beat against his ribcage. When he reached the front door of the warm and lighted cabin, snow clung to his jacket in stiff plates like dragon scales.</w:t>
-      </w:r>
-    </w:p>
-    <w:p>
-      <w:r>
-        <w:t>Nine minutes late. He’ll be lucky if Linda isn’t already on her way up to the cabin. First the pilot interrupted his shave and now he was giving Linda a coronary by making Shelton lose track of time. He dialed as quickly as he could and pressed the receiver to his ear.</w:t>
-      </w:r>
-    </w:p>
-    <w:p/>
-    <w:p>
-      <w:r>
-        <w:t>The receiver trills in his ear with a feeble, distant sound. Shelton suddenly felt every mile of distance he’d put between himself and his sister when he turned his Jeep off of Route 10 at Culver Corners and began to climb the dirt path, past where anyone else wanted to go, up where only pilots flew. The phone rang and rang from the bottom of some deep cold canyon until, finally, it disconnected.</w:t>
-      </w:r>
-    </w:p>
-    <w:p>
-      <w:r>
-        <w:t xml:space="preserve">He must’ve dialed the number wrong. Shelton quickly redialed checking the number magnet-stuck to the fridge even though he could easily recite it from memory and set the receiver again to his ear. The dull insectile ringing went on. Shelton imagined Linda shoving Jeff into the car, making plans to leave the baby with Jeff’s mother, already on her way up to the cabin. Pick up dammit. Pick up. I’m fine.  </w:t>
-      </w:r>
-    </w:p>
-    <w:p>
-      <w:r>
-        <w:t xml:space="preserve">He pulled open the kitchen drawer and found a notepad. Scratched into the cardboard at the back of the pad were a set of names and numbers in his father’s handwriting. Less than 10 names that represented every meaningful human connection he’d made during his life. Shelton’s old number was on there – the Pikeville place – and Abby’s number – first, her number from outside Chicago where she settled after school; that one was crossed out with big springy loops and next to it was written the number Shelton had just dialed. Shelton found the number for Abby’s mother-in-law beside the word “Joyce” at the bottom of the list and dialed. She lived across town. Abby and Mark were always visiting, dropping off the kids. She would know how to reach Abby. </w:t>
-      </w:r>
-    </w:p>
-    <w:p>
-      <w:r>
-        <w:t xml:space="preserve">Receiver pressed to his left ear and his palm pressed hard against the right, Shelton heard nothing but the hollow ringing of an unanswered line. </w:t>
-      </w:r>
-    </w:p>
-    <w:p>
-      <w:r>
-        <w:t xml:space="preserve">Shelton collected a copper teapot from the kitchen and filled it at the sink where a squeaky valve above the faucet opened a hose from the reserve tank just outside the bedroom window. </w:t>
-      </w:r>
-    </w:p>
-    <w:p>
-      <w:r>
-        <w:t>Shelton set the teapot atop the wood stove and took a seat opposite the pilot in the living room. They had water. They had food enough for a few weeks and then there were always the traps. He sipped his tea and thought he’d like to get back to his shave.</w:t>
-      </w:r>
-    </w:p>
-    <w:p>
-      <w:r>
-        <w:t xml:space="preserve">Outside Shelton heard the distant scream of another plane. He imagined the sky would be full of them soon if it wasn’t already. The pilot was just one of many. </w:t>
-      </w:r>
-    </w:p>
-    <w:p>
-      <w:r>
-        <w:t>The second knock when it came was somewhere far-off and distant, down in the valley under the cloud line, and when it reached the cabin, it barely managed to rattle snow off the porch railing.</w:t>
-      </w:r>
-    </w:p>
-    <w:p>
-      <w:r>
-        <w:lastRenderedPageBreak/>
-        <w:t xml:space="preserve">Shelton sipped his tea too quickly and burned his lips. I can wait it out up here, he thought. At least until spring.  </w:t>
-      </w:r>
-    </w:p>
     <w:p/>
     <w:p>
       <w:r>
@@ -378,31 +88,40 @@
     <w:p/>
     <w:p>
       <w:r>
+        <w:t xml:space="preserve">The kid was verbose, as usual. </w:t>
+      </w:r>
+      <w:r>
+        <w:t xml:space="preserve">It was four notebook pages front and back. And he had small, fine handwriting. He said some nice things about the story from issue 12 called “Quicksilver Hot Shot,” a </w:t>
+      </w:r>
+      <w:r>
+        <w:t xml:space="preserve">kaleidoscopic </w:t>
+      </w:r>
+      <w:r>
+        <w:t xml:space="preserve">sci-fi piece inspired by the </w:t>
+      </w:r>
+      <w:r>
+        <w:t xml:space="preserve">William S. </w:t>
+      </w:r>
+      <w:r>
+        <w:t xml:space="preserve">Burroughs Emery had been reading. </w:t>
+      </w:r>
+      <w:r>
+        <w:t xml:space="preserve">The kid picked up on the cut-up technique Emery used during a </w:t>
+      </w:r>
+      <w:r>
         <w:lastRenderedPageBreak/>
-        <w:t xml:space="preserve">He folded his arms and leaned back against Emery’s Corvette and he felt the envelope in his back pocket crinkle as he sat his a on the back wheel well. Orrin pulled the kid’s letter out the pocket of his Levis and tore it open. Might as well do something while Emery was inside getting ground down by the stultifying bureaucracy of the US Postal Service. </w:t>
-      </w:r>
-    </w:p>
-    <w:p>
-      <w:r>
-        <w:t xml:space="preserve">The kid was verbose, as usual. </w:t>
-      </w:r>
-      <w:r>
-        <w:t xml:space="preserve">It was four notebook pages front and back. And he had small, fine handwriting. He said some nice things about the story from issue 12 called “Quicksilver Hot Shot,” a </w:t>
-      </w:r>
-      <w:r>
-        <w:t xml:space="preserve">kaleidoscopic </w:t>
-      </w:r>
-      <w:r>
-        <w:t xml:space="preserve">sci-fi piece inspired by the </w:t>
-      </w:r>
-      <w:r>
-        <w:t xml:space="preserve">William S. </w:t>
-      </w:r>
-      <w:r>
-        <w:t xml:space="preserve">Burroughs Emery had been reading. </w:t>
-      </w:r>
-      <w:r>
-        <w:t xml:space="preserve">The kid picked up on the cut-up technique Emery used during a particularly psychedelic interlude even if he didn’t know what to call it. From everything he’d shared about himself, Emery didn’t get the impression the kid read Burroughs but he knew sci-fi and said the story reminded him of Jules Verne which is probably what Burroughs was riffing on in the first place. </w:t>
+        <w:t>particularly psychedelic interlude even if he didn’t know what to call it. From everything he’d shared about himself, Emery didn’t get the impression the kid read Burroughs but he knew sci-fi and said the story reminded him of Jules Verne which is probably what Burroughs was riffing on in the first place.</w:t>
+      </w:r>
+    </w:p>
+    <w:p>
+      <w:r>
+        <w:t>Orrin reached the last page of the letter in which the kid said he listened to the new Fugazi album based on Orrin’s review. He couldn’t listen to it at home but he went to the record store and asked the guy at the counter if they had it and could he play a little because he was considering buying it</w:t>
+      </w:r>
+      <w:r>
+        <w:t xml:space="preserve">. And then he had to act like he didn’t like it so the record store guy didn’t wonder why he wasn’t buying it though really he did. And he thought he and Orrin had similar tastes and they would hit it off if they ever met. Folding the letter back up along the crease lines the kid had made and fitting it back into the envelope, Orrin realized it had been a long time since Emery went in.  </w:t>
+      </w:r>
+      <w:r>
+        <w:t xml:space="preserve"> </w:t>
       </w:r>
       <w:r>
         <w:t xml:space="preserve">  </w:t>
@@ -414,94 +133,97 @@
     <w:p/>
     <w:p>
       <w:r>
-        <w:t>Up above, the silhouettes of guards moved in clockwork time from one battlement to another. Though it was still early and though it was Evaedon, a small crowd had already formed at the gate. Guards were searching by eye and by truncheon-point about the bodies and belongings of the people seeking entrance and exit through the garrison gate.</w:t>
-      </w:r>
-    </w:p>
-    <w:p>
-      <w:r>
-        <w:t xml:space="preserve">Eoric’s pace slowed. He began to consider the questions he might face. The proddings he </w:t>
-      </w:r>
-      <w:r>
-        <w:t xml:space="preserve">and the lady </w:t>
-      </w:r>
-      <w:r>
-        <w:t>might be subjected to.</w:t>
+        <w:t xml:space="preserve">“What’re </w:t>
+      </w:r>
+      <w:proofErr w:type="spellStart"/>
+      <w:r>
+        <w:t>yer</w:t>
+      </w:r>
+      <w:proofErr w:type="spellEnd"/>
+      <w:r>
+        <w:t xml:space="preserve"> names?”</w:t>
       </w:r>
     </w:p>
     <w:p>
       <w:r>
         <w:t>“</w:t>
       </w:r>
-      <w:r>
-        <w:t>The guards, t</w:t>
-      </w:r>
-      <w:r>
-        <w:t xml:space="preserve">hey’re going to want to see you,” Eoric cast his voice downward </w:t>
-      </w:r>
-      <w:r>
-        <w:t xml:space="preserve">toward the spot where he thought Mz. Untlicch’s ear might be. </w:t>
-      </w:r>
-    </w:p>
-    <w:p>
-      <w:r>
-        <w:t>“Tell them I’m dead.”</w:t>
-      </w:r>
-    </w:p>
-    <w:p>
-      <w:r>
-        <w:t>“They’ll hear</w:t>
+      <w:proofErr w:type="spellStart"/>
+      <w:r>
+        <w:t>Catwilliam</w:t>
+      </w:r>
+      <w:proofErr w:type="spellEnd"/>
+      <w:r>
+        <w:t xml:space="preserve">,” the man said. “And she’s </w:t>
+      </w:r>
+      <w:proofErr w:type="spellStart"/>
+      <w:r>
+        <w:t>Veratort</w:t>
+      </w:r>
+      <w:proofErr w:type="spellEnd"/>
+      <w:r>
+        <w:t>.”</w:t>
+      </w:r>
+    </w:p>
+    <w:p>
+      <w:r>
+        <w:t>“Last names!” It must have been fright sapping his strength because Eoric noticed that the lady in his arms was growing heavy. But he knew that the lady weighed next to nothing.</w:t>
+      </w:r>
+    </w:p>
+    <w:p>
+      <w:r>
+        <w:t xml:space="preserve">“Exeter and </w:t>
+      </w:r>
+      <w:proofErr w:type="spellStart"/>
+      <w:r>
+        <w:t>Rheinbeck</w:t>
+      </w:r>
+      <w:proofErr w:type="spellEnd"/>
+      <w:r>
+        <w:t>.”</w:t>
+      </w:r>
+    </w:p>
+    <w:p>
+      <w:r>
+        <w:t xml:space="preserve">“We got any of those on the list?” The head guard shouted to the other two guards standing just behind him. </w:t>
+      </w:r>
+      <w:r>
+        <w:t xml:space="preserve">The guards </w:t>
+      </w:r>
+      <w:r>
+        <w:t>perused a sheaf of parchment, one reading over the other’s shoulder, until one called out, “</w:t>
+      </w:r>
+      <w:proofErr w:type="spellStart"/>
+      <w:r>
+        <w:t>Rheinbeck</w:t>
+      </w:r>
+      <w:proofErr w:type="spellEnd"/>
+      <w:r>
+        <w:t>, Gerald.” The head guard looked pleased.</w:t>
+      </w:r>
+    </w:p>
+    <w:p>
+      <w:r>
+        <w:t>“What’s the charge?”</w:t>
       </w:r>
       <w:r>
         <w:t xml:space="preserve"> </w:t>
       </w:r>
-      <w:r>
-        <w:t>you breathing. And they’ll still want to see anyway. They’ll open the sheets.”</w:t>
-      </w:r>
-    </w:p>
-    <w:p>
-      <w:r>
-        <w:t>“Tell them I’m contagious. Died of buffles. You’re going to bury me in the black sands.”</w:t>
-      </w:r>
     </w:p>
     <w:p/>
     <w:p>
       <w:r>
-        <w:t>“What’re yer names?”</w:t>
-      </w:r>
-    </w:p>
-    <w:p>
-      <w:r>
-        <w:t>“Catwilliam,” the man said. “And she’s Veratort.”</w:t>
-      </w:r>
-    </w:p>
-    <w:p>
-      <w:r>
-        <w:t>“Last names!” It must have been fright sapping his strength because Eoric noticed that the lady in his arms was growing heavy. But he knew that the lady weighed next to nothing.</w:t>
-      </w:r>
-    </w:p>
-    <w:p>
-      <w:r>
-        <w:t>“Exeter and Rheinbeck.”</w:t>
-      </w:r>
-    </w:p>
-    <w:p>
-      <w:r>
-        <w:lastRenderedPageBreak/>
-        <w:t xml:space="preserve">“We got any of those on the list?” The head guard shouted to the other two guards standing just behind him. </w:t>
-      </w:r>
-      <w:r>
-        <w:t xml:space="preserve">The guards </w:t>
-      </w:r>
-      <w:r>
-        <w:t>perused a sheaf of parchment, one reading over the other’s shoulder, until one called out, “Rheinbeck, Gerald.” The head guard looked pleased.</w:t>
-      </w:r>
-    </w:p>
-    <w:p>
-      <w:r>
-        <w:t>“What’s the charge?”</w:t>
-      </w:r>
-      <w:r>
-        <w:t xml:space="preserve"> </w:t>
+        <w:t xml:space="preserve">“Take her off for questioning.” </w:t>
+      </w:r>
+    </w:p>
+    <w:p>
+      <w:r>
+        <w:t xml:space="preserve">“What about him?” The guard with the drooping pants asked. </w:t>
+      </w:r>
+    </w:p>
+    <w:p>
+      <w:r>
+        <w:t xml:space="preserve">“Associate of an associate. Take him off too.” </w:t>
       </w:r>
       <w:r>
         <w:t xml:space="preserve"> </w:t>

--- a/docs/working.docx
+++ b/docs/working.docx
@@ -118,12 +118,18 @@
         <w:t>Orrin reached the last page of the letter in which the kid said he listened to the new Fugazi album based on Orrin’s review. He couldn’t listen to it at home but he went to the record store and asked the guy at the counter if they had it and could he play a little because he was considering buying it</w:t>
       </w:r>
       <w:r>
-        <w:t xml:space="preserve">. And then he had to act like he didn’t like it so the record store guy didn’t wonder why he wasn’t buying it though really he did. And he thought he and Orrin had similar tastes and they would hit it off if they ever met. Folding the letter back up along the crease lines the kid had made and fitting it back into the envelope, Orrin realized it had been a long time since Emery went in.  </w:t>
+        <w:t xml:space="preserve">. And then he had to act like he didn’t like it so the record store guy didn’t wonder why he wasn’t buying it though really he did. And he thought he and Orrin had similar tastes and they would hit it off if they ever met. Folding the letter back up along the crease lines the kid had made and fitting it back into the envelope, Orrin realized it had been a long time since Emery went in. </w:t>
+      </w:r>
+      <w:r>
+        <w:t xml:space="preserve">He would’ve expected that Emery would have gotten loud with the guy by now to get his way or would have gotten physical with the guy to get his way. Even if he saw the financial wisdom in just paying for a bigger box, he could’ve had that paperwork signed and new keys turned over to him in no more than five minutes.  </w:t>
       </w:r>
       <w:r>
         <w:t xml:space="preserve"> </w:t>
       </w:r>
       <w:r>
+        <w:t xml:space="preserve"> </w:t>
+      </w:r>
+      <w:r>
         <w:t xml:space="preserve">  </w:t>
       </w:r>
       <w:r>
@@ -230,6 +236,11 @@
       </w:r>
       <w:r>
         <w:t xml:space="preserve"> </w:t>
+      </w:r>
+    </w:p>
+    <w:p>
+      <w:r>
+        <w:t xml:space="preserve">When the couple had been removed and the shouting died down, Eoric took a long step forward to the head of the line. </w:t>
       </w:r>
       <w:r>
         <w:t xml:space="preserve">   </w:t>

--- a/docs/working.docx
+++ b/docs/working.docx
@@ -123,127 +123,94 @@
       <w:r>
         <w:t xml:space="preserve">He would’ve expected that Emery would have gotten loud with the guy by now to get his way or would have gotten physical with the guy to get his way. Even if he saw the financial wisdom in just paying for a bigger box, he could’ve had that paperwork signed and new keys turned over to him in no more than five minutes.  </w:t>
       </w:r>
+    </w:p>
+    <w:p>
+      <w:r>
+        <w:t xml:space="preserve">Orrin climbed the post office’s concrete steps, opened the door and found Emery staring up at the big mural on the wall of settlers engaged in bloody battle with native warriors. </w:t>
+      </w:r>
+    </w:p>
+    <w:p/>
+    <w:p>
+      <w:r>
+        <w:t>“What’re yer names?”</w:t>
+      </w:r>
+    </w:p>
+    <w:p>
+      <w:r>
+        <w:t>“Catwilliam,” the man said. “And she’s Veratort.”</w:t>
+      </w:r>
+    </w:p>
+    <w:p>
+      <w:r>
+        <w:t>“Last names!” It must have been fright sapping his strength because Eoric noticed that the lady in his arms was growing heavy. But he knew that the lady weighed next to nothing.</w:t>
+      </w:r>
+    </w:p>
+    <w:p>
+      <w:r>
+        <w:t>“Exeter and Rheinbeck.”</w:t>
+      </w:r>
+    </w:p>
+    <w:p>
+      <w:r>
+        <w:t xml:space="preserve">“We got any of those on the list?” The head guard shouted to the other two guards standing just behind him. </w:t>
+      </w:r>
+      <w:r>
+        <w:t xml:space="preserve">The guards </w:t>
+      </w:r>
+      <w:r>
+        <w:t>perused a sheaf of parchment, one reading over the other’s shoulder, until one called out, “Rheinbeck, Gerald.” The head guard looked pleased.</w:t>
+      </w:r>
+    </w:p>
+    <w:p>
+      <w:r>
+        <w:t>“What’s the charge?”</w:t>
+      </w:r>
       <w:r>
         <w:t xml:space="preserve"> </w:t>
       </w:r>
+    </w:p>
+    <w:p/>
+    <w:p>
+      <w:r>
+        <w:t xml:space="preserve">“Take her off for questioning.” </w:t>
+      </w:r>
+    </w:p>
+    <w:p>
+      <w:r>
+        <w:t xml:space="preserve">“What about him?” The guard with the drooping pants asked. </w:t>
+      </w:r>
+    </w:p>
+    <w:p>
+      <w:r>
+        <w:t xml:space="preserve">“Associate of an associate. Take him off too.” </w:t>
+      </w:r>
       <w:r>
         <w:t xml:space="preserve"> </w:t>
       </w:r>
       <w:r>
+        <w:t xml:space="preserve"> </w:t>
+      </w:r>
+    </w:p>
+    <w:p>
+      <w:r>
+        <w:lastRenderedPageBreak/>
+        <w:t xml:space="preserve">When the couple had been removed and the shouting died down, Eoric took a long step forward to the head of the line. </w:t>
+      </w:r>
+      <w:r>
+        <w:t xml:space="preserve"> </w:t>
+      </w:r>
+    </w:p>
+    <w:p>
+      <w:r>
+        <w:t>“State your reason for seeking exit from the Capital.”</w:t>
+      </w:r>
+    </w:p>
+    <w:p>
+      <w:r>
+        <w:t>“I’m going to bury my mother,” Eoric said, “out in the black sands.”</w:t>
+      </w:r>
+      <w:r>
         <w:t xml:space="preserve">  </w:t>
-      </w:r>
-      <w:r>
-        <w:t xml:space="preserve"> </w:t>
-      </w:r>
-    </w:p>
-    <w:p/>
-    <w:p>
-      <w:r>
-        <w:t xml:space="preserve">“What’re </w:t>
-      </w:r>
-      <w:proofErr w:type="spellStart"/>
-      <w:r>
-        <w:t>yer</w:t>
-      </w:r>
-      <w:proofErr w:type="spellEnd"/>
-      <w:r>
-        <w:t xml:space="preserve"> names?”</w:t>
-      </w:r>
-    </w:p>
-    <w:p>
-      <w:r>
-        <w:t>“</w:t>
-      </w:r>
-      <w:proofErr w:type="spellStart"/>
-      <w:r>
-        <w:t>Catwilliam</w:t>
-      </w:r>
-      <w:proofErr w:type="spellEnd"/>
-      <w:r>
-        <w:t xml:space="preserve">,” the man said. “And she’s </w:t>
-      </w:r>
-      <w:proofErr w:type="spellStart"/>
-      <w:r>
-        <w:t>Veratort</w:t>
-      </w:r>
-      <w:proofErr w:type="spellEnd"/>
-      <w:r>
-        <w:t>.”</w:t>
-      </w:r>
-    </w:p>
-    <w:p>
-      <w:r>
-        <w:t>“Last names!” It must have been fright sapping his strength because Eoric noticed that the lady in his arms was growing heavy. But he knew that the lady weighed next to nothing.</w:t>
-      </w:r>
-    </w:p>
-    <w:p>
-      <w:r>
-        <w:t xml:space="preserve">“Exeter and </w:t>
-      </w:r>
-      <w:proofErr w:type="spellStart"/>
-      <w:r>
-        <w:t>Rheinbeck</w:t>
-      </w:r>
-      <w:proofErr w:type="spellEnd"/>
-      <w:r>
-        <w:t>.”</w:t>
-      </w:r>
-    </w:p>
-    <w:p>
-      <w:r>
-        <w:t xml:space="preserve">“We got any of those on the list?” The head guard shouted to the other two guards standing just behind him. </w:t>
-      </w:r>
-      <w:r>
-        <w:t xml:space="preserve">The guards </w:t>
-      </w:r>
-      <w:r>
-        <w:t>perused a sheaf of parchment, one reading over the other’s shoulder, until one called out, “</w:t>
-      </w:r>
-      <w:proofErr w:type="spellStart"/>
-      <w:r>
-        <w:t>Rheinbeck</w:t>
-      </w:r>
-      <w:proofErr w:type="spellEnd"/>
-      <w:r>
-        <w:t>, Gerald.” The head guard looked pleased.</w:t>
-      </w:r>
-    </w:p>
-    <w:p>
-      <w:r>
-        <w:t>“What’s the charge?”</w:t>
-      </w:r>
-      <w:r>
-        <w:t xml:space="preserve"> </w:t>
-      </w:r>
-    </w:p>
-    <w:p/>
-    <w:p>
-      <w:r>
-        <w:t xml:space="preserve">“Take her off for questioning.” </w:t>
-      </w:r>
-    </w:p>
-    <w:p>
-      <w:r>
-        <w:t xml:space="preserve">“What about him?” The guard with the drooping pants asked. </w:t>
-      </w:r>
-    </w:p>
-    <w:p>
-      <w:r>
-        <w:t xml:space="preserve">“Associate of an associate. Take him off too.” </w:t>
-      </w:r>
-      <w:r>
-        <w:t xml:space="preserve"> </w:t>
-      </w:r>
-      <w:r>
-        <w:t xml:space="preserve"> </w:t>
-      </w:r>
-    </w:p>
-    <w:p>
-      <w:r>
-        <w:t xml:space="preserve">When the couple had been removed and the shouting died down, Eoric took a long step forward to the head of the line. </w:t>
-      </w:r>
-      <w:r>
-        <w:t xml:space="preserve">   </w:t>
       </w:r>
       <w:r>
         <w:t xml:space="preserve"> </w:t>

--- a/docs/working.docx
+++ b/docs/working.docx
@@ -12,210 +12,117 @@
     <w:p/>
     <w:p>
       <w:r>
-        <w:t xml:space="preserve">Behind him postal workers in baby blue shuffled about the concrete floor under stooped shoulders sorting magazines pamphlets and letters onto cubbies and shelves. “The box runs out at the end of the month. Do you want to renew?” </w:t>
+        <w:t>While jangling bells from over his shoulder in the arcade proclaimed skyrocketing bonus pinball totals, Emery jabbed a blistered pizza crust into a plastic cup of extra marinara.</w:t>
       </w:r>
     </w:p>
     <w:p>
       <w:r>
-        <w:t>“Yes, I want to renew for another year. How much is it?”</w:t>
-      </w:r>
-      <w:r>
-        <w:t xml:space="preserve"> </w:t>
-      </w:r>
-      <w:r>
-        <w:t>He pulled out some kind of chart from drawer near his waist and kept it down under the counter as if Orrin wasn’t allowed to see it. They were only handling people’s bills half the time but they all acted like they were in charge of state secrets</w:t>
-      </w:r>
-      <w:r>
-        <w:t>. He traced rows and columns on the sheet with his finger until he found one he liked.</w:t>
+        <w:t>“When he gets here, let me do the talking.”</w:t>
       </w:r>
     </w:p>
     <w:p>
       <w:r>
-        <w:t>“Well, you’ve been in overflow since March 25, 14 days straight.” And then he just waited like that should mean something to Orrin.</w:t>
-      </w:r>
-    </w:p>
-    <w:p>
-      <w:r>
-        <w:t xml:space="preserve">“Sure. Sorry about that. I haven’t had a chance to come by.” </w:t>
-      </w:r>
-    </w:p>
-    <w:p>
-      <w:r>
-        <w:t>“If your box is in overflow status for 12 out of 20 days,</w:t>
-      </w:r>
-      <w:r>
-        <w:t xml:space="preserve"> you’re required to purchase a larger box or use a caller service.”</w:t>
-      </w:r>
-    </w:p>
-    <w:p>
-      <w:r>
-        <w:t>“But if I get a different box, a larger box, it comes with a different number, right?”</w:t>
-      </w:r>
-    </w:p>
-    <w:p>
-      <w:r>
-        <w:t xml:space="preserve">“Correct.” </w:t>
-      </w:r>
-    </w:p>
-    <w:p>
-      <w:r>
-        <w:t>“That would be a problem, see, because this number is currently in use in some printed materials.”</w:t>
-      </w:r>
-    </w:p>
-    <w:p>
-      <w:r>
-        <w:t>“You can use a caller service.”</w:t>
-      </w:r>
-    </w:p>
-    <w:p>
-      <w:r>
-        <w:t>“That’s complimentary?”</w:t>
-      </w:r>
-    </w:p>
-    <w:p>
-      <w:r>
-        <w:t>“That’s $1,230 per year.”</w:t>
-      </w:r>
-    </w:p>
-    <w:p>
-      <w:r>
-        <w:t>“You’ve just got a rule for everything, don’t you?”</w:t>
-      </w:r>
-      <w:r>
-        <w:t xml:space="preserve"> </w:t>
+        <w:t xml:space="preserve">They needed a third guy. It was just a fact. The plan had a symmetry to </w:t>
+      </w:r>
+      <w:proofErr w:type="gramStart"/>
+      <w:r>
+        <w:t>it</w:t>
+      </w:r>
+      <w:proofErr w:type="gramEnd"/>
+      <w:r>
+        <w:t xml:space="preserve"> and it would accept any less than three.  </w:t>
       </w:r>
     </w:p>
     <w:p/>
     <w:p>
       <w:r>
-        <w:t xml:space="preserve">The kid was verbose, as usual. </w:t>
-      </w:r>
-      <w:r>
-        <w:t xml:space="preserve">It was four notebook pages front and back. And he had small, fine handwriting. He said some nice things about the story from issue 12 called “Quicksilver Hot Shot,” a </w:t>
-      </w:r>
-      <w:r>
-        <w:t xml:space="preserve">kaleidoscopic </w:t>
-      </w:r>
-      <w:r>
-        <w:t xml:space="preserve">sci-fi piece inspired by the </w:t>
-      </w:r>
-      <w:r>
-        <w:t xml:space="preserve">William S. </w:t>
-      </w:r>
-      <w:r>
-        <w:t xml:space="preserve">Burroughs Emery had been reading. </w:t>
-      </w:r>
-      <w:r>
-        <w:t xml:space="preserve">The kid picked up on the cut-up technique Emery used during a </w:t>
-      </w:r>
-      <w:r>
-        <w:lastRenderedPageBreak/>
-        <w:t>particularly psychedelic interlude even if he didn’t know what to call it. From everything he’d shared about himself, Emery didn’t get the impression the kid read Burroughs but he knew sci-fi and said the story reminded him of Jules Verne which is probably what Burroughs was riffing on in the first place.</w:t>
+        <w:t xml:space="preserve">      </w:t>
+      </w:r>
+    </w:p>
+    <w:p/>
+    <w:p/>
+    <w:p/>
+    <w:p>
+      <w:r>
+        <w:t xml:space="preserve">When the couple had been removed and the shouting died down, Eoric took a long step forward to the head of the line.  </w:t>
       </w:r>
     </w:p>
     <w:p>
       <w:r>
-        <w:t>Orrin reached the last page of the letter in which the kid said he listened to the new Fugazi album based on Orrin’s review. He couldn’t listen to it at home but he went to the record store and asked the guy at the counter if they had it and could he play a little because he was considering buying it</w:t>
-      </w:r>
-      <w:r>
-        <w:t xml:space="preserve">. And then he had to act like he didn’t like it so the record store guy didn’t wonder why he wasn’t buying it though really he did. And he thought he and Orrin had similar tastes and they would hit it off if they ever met. Folding the letter back up along the crease lines the kid had made and fitting it back into the envelope, Orrin realized it had been a long time since Emery went in. </w:t>
-      </w:r>
-      <w:r>
-        <w:t xml:space="preserve">He would’ve expected that Emery would have gotten loud with the guy by now to get his way or would have gotten physical with the guy to get his way. Even if he saw the financial wisdom in just paying for a bigger box, he could’ve had that paperwork signed and new keys turned over to him in no more than five minutes.  </w:t>
+        <w:t>“State your reason for seeking exit from the Capital.”</w:t>
       </w:r>
     </w:p>
     <w:p>
       <w:r>
-        <w:t xml:space="preserve">Orrin climbed the post office’s concrete steps, opened the door and found Emery staring up at the big mural on the wall of settlers engaged in bloody battle with native warriors. </w:t>
+        <w:t>“I’m going to bury my mother,” Eoric said, “out in the grim crevasse.”</w:t>
+      </w:r>
+    </w:p>
+    <w:p>
+      <w:r>
+        <w:t xml:space="preserve">“That’s her there?” He asked and jabbed and </w:t>
+      </w:r>
+      <w:proofErr w:type="spellStart"/>
+      <w:r>
+        <w:t>Mz</w:t>
+      </w:r>
+      <w:proofErr w:type="spellEnd"/>
+      <w:r>
+        <w:t xml:space="preserve">. </w:t>
+      </w:r>
+      <w:proofErr w:type="spellStart"/>
+      <w:r>
+        <w:t>Untlicch</w:t>
+      </w:r>
+      <w:proofErr w:type="spellEnd"/>
+      <w:r>
+        <w:t xml:space="preserve"> with his baton. She didn’t make a sound.   </w:t>
+      </w:r>
+    </w:p>
+    <w:p>
+      <w:r>
+        <w:t>“Yes. This is her.”</w:t>
+      </w:r>
+    </w:p>
+    <w:p>
+      <w:r>
+        <w:t>“Show me.”</w:t>
+      </w:r>
+    </w:p>
+    <w:p>
+      <w:r>
+        <w:t xml:space="preserve">“Oh, she died of </w:t>
+      </w:r>
+      <w:proofErr w:type="spellStart"/>
+      <w:r>
+        <w:t>buffles</w:t>
+      </w:r>
+      <w:proofErr w:type="spellEnd"/>
+      <w:r>
+        <w:t xml:space="preserve">, sir. Can’t take off the wrap. It could still be catching.”  </w:t>
+      </w:r>
+    </w:p>
+    <w:p>
+      <w:r>
+        <w:t xml:space="preserve">“I had the </w:t>
+      </w:r>
+      <w:proofErr w:type="spellStart"/>
+      <w:r>
+        <w:t>buffles</w:t>
+      </w:r>
+      <w:proofErr w:type="spellEnd"/>
+      <w:r>
+        <w:t xml:space="preserve"> when I was eight. Almost killed me. </w:t>
+      </w:r>
+      <w:proofErr w:type="gramStart"/>
+      <w:r>
+        <w:t>Couldn’t</w:t>
+      </w:r>
+      <w:proofErr w:type="gramEnd"/>
+      <w:r>
+        <w:t xml:space="preserve"> walk and couldn’t see again until I was ten. But I beat it and a doctor once told me it can’t affect me no more.” The other guards took a long step backward. “Open her up.”</w:t>
       </w:r>
     </w:p>
     <w:p/>
-    <w:p>
-      <w:r>
-        <w:t>“What’re yer names?”</w:t>
-      </w:r>
-    </w:p>
-    <w:p>
-      <w:r>
-        <w:t>“Catwilliam,” the man said. “And she’s Veratort.”</w:t>
-      </w:r>
-    </w:p>
-    <w:p>
-      <w:r>
-        <w:t>“Last names!” It must have been fright sapping his strength because Eoric noticed that the lady in his arms was growing heavy. But he knew that the lady weighed next to nothing.</w:t>
-      </w:r>
-    </w:p>
-    <w:p>
-      <w:r>
-        <w:t>“Exeter and Rheinbeck.”</w:t>
-      </w:r>
-    </w:p>
-    <w:p>
-      <w:r>
-        <w:t xml:space="preserve">“We got any of those on the list?” The head guard shouted to the other two guards standing just behind him. </w:t>
-      </w:r>
-      <w:r>
-        <w:t xml:space="preserve">The guards </w:t>
-      </w:r>
-      <w:r>
-        <w:t>perused a sheaf of parchment, one reading over the other’s shoulder, until one called out, “Rheinbeck, Gerald.” The head guard looked pleased.</w:t>
-      </w:r>
-    </w:p>
-    <w:p>
-      <w:r>
-        <w:t>“What’s the charge?”</w:t>
-      </w:r>
-      <w:r>
-        <w:t xml:space="preserve"> </w:t>
-      </w:r>
-    </w:p>
-    <w:p/>
-    <w:p>
-      <w:r>
-        <w:t xml:space="preserve">“Take her off for questioning.” </w:t>
-      </w:r>
-    </w:p>
-    <w:p>
-      <w:r>
-        <w:t xml:space="preserve">“What about him?” The guard with the drooping pants asked. </w:t>
-      </w:r>
-    </w:p>
-    <w:p>
-      <w:r>
-        <w:t xml:space="preserve">“Associate of an associate. Take him off too.” </w:t>
-      </w:r>
-      <w:r>
-        <w:t xml:space="preserve"> </w:t>
-      </w:r>
-      <w:r>
-        <w:t xml:space="preserve"> </w:t>
-      </w:r>
-    </w:p>
-    <w:p>
-      <w:r>
-        <w:lastRenderedPageBreak/>
-        <w:t xml:space="preserve">When the couple had been removed and the shouting died down, Eoric took a long step forward to the head of the line. </w:t>
-      </w:r>
-      <w:r>
-        <w:t xml:space="preserve"> </w:t>
-      </w:r>
-    </w:p>
-    <w:p>
-      <w:r>
-        <w:t>“State your reason for seeking exit from the Capital.”</w:t>
-      </w:r>
-    </w:p>
-    <w:p>
-      <w:r>
-        <w:t>“I’m going to bury my mother,” Eoric said, “out in the black sands.”</w:t>
-      </w:r>
-      <w:r>
-        <w:t xml:space="preserve">  </w:t>
-      </w:r>
-      <w:r>
-        <w:t xml:space="preserve"> </w:t>
-      </w:r>
-    </w:p>
     <w:sectPr>
       <w:pgSz w:w="12240" w:h="15840"/>
       <w:pgMar w:top="1440" w:right="1440" w:bottom="1440" w:left="1440" w:header="720" w:footer="720" w:gutter="0"/>

--- a/docs/working.docx
+++ b/docs/working.docx
@@ -12,25 +12,64 @@
     <w:p/>
     <w:p>
       <w:r>
-        <w:t>While jangling bells from over his shoulder in the arcade proclaimed skyrocketing bonus pinball totals, Emery jabbed a blistered pizza crust into a plastic cup of extra marinara.</w:t>
+        <w:t xml:space="preserve">From the arcade over his shoulder, </w:t>
+      </w:r>
+      <w:r>
+        <w:t>jangling bells</w:t>
+      </w:r>
+      <w:r>
+        <w:t xml:space="preserve"> rang from pinball machines</w:t>
+      </w:r>
+      <w:r>
+        <w:t xml:space="preserve"> proclaim</w:t>
+      </w:r>
+      <w:r>
+        <w:t xml:space="preserve">ing </w:t>
+      </w:r>
+      <w:r>
+        <w:t xml:space="preserve">bonus </w:t>
+      </w:r>
+      <w:r>
+        <w:t xml:space="preserve">pulls and a new contender for the leaderboard. </w:t>
+      </w:r>
+      <w:r>
+        <w:t>Emery jabbed a blistered pizza crust into a plastic cup of extra marinara</w:t>
+      </w:r>
+      <w:r>
+        <w:t xml:space="preserve"> and swirled his large fountain Coke in small circles to listen to the pebble ice slosh</w:t>
+      </w:r>
+      <w:r>
+        <w:t>.</w:t>
+      </w:r>
+      <w:r>
+        <w:t xml:space="preserve"> </w:t>
       </w:r>
     </w:p>
     <w:p>
       <w:r>
         <w:t>“When he gets here, let me do the talking.”</w:t>
       </w:r>
-    </w:p>
-    <w:p>
-      <w:r>
-        <w:t xml:space="preserve">They needed a third guy. It was just a fact. The plan had a symmetry to </w:t>
-      </w:r>
-      <w:proofErr w:type="gramStart"/>
-      <w:r>
-        <w:t>it</w:t>
-      </w:r>
-      <w:proofErr w:type="gramEnd"/>
-      <w:r>
-        <w:t xml:space="preserve"> and it would accept any less than three.  </w:t>
+      <w:r>
+        <w:t xml:space="preserve"> Orrin nodded, then added a thumbs up and a smile because he couldn’t ever just listen. </w:t>
+      </w:r>
+    </w:p>
+    <w:p>
+      <w:r>
+        <w:t>They needed a third guy. It was just a fact. The plan had a symmetry to it and it would</w:t>
+      </w:r>
+      <w:r>
+        <w:t>n’t</w:t>
+      </w:r>
+      <w:r>
+        <w:t xml:space="preserve"> accept any less than three.</w:t>
+      </w:r>
+    </w:p>
+    <w:p>
+      <w:r>
+        <w:t xml:space="preserve">Emery ran through a list of friends in his head – Jeff Evans was already in the database. He was signing some of his grandma’s checks and he could tell you all about how it was a big misunderstanding but the police still took his fingerprints, put him in the county jail for 90 days. </w:t>
+      </w:r>
+      <w:r>
+        <w:t xml:space="preserve">  </w:t>
       </w:r>
     </w:p>
     <w:p/>
@@ -59,23 +98,7 @@
     </w:p>
     <w:p>
       <w:r>
-        <w:t xml:space="preserve">“That’s her there?” He asked and jabbed and </w:t>
-      </w:r>
-      <w:proofErr w:type="spellStart"/>
-      <w:r>
-        <w:t>Mz</w:t>
-      </w:r>
-      <w:proofErr w:type="spellEnd"/>
-      <w:r>
-        <w:t xml:space="preserve">. </w:t>
-      </w:r>
-      <w:proofErr w:type="spellStart"/>
-      <w:r>
-        <w:t>Untlicch</w:t>
-      </w:r>
-      <w:proofErr w:type="spellEnd"/>
-      <w:r>
-        <w:t xml:space="preserve"> with his baton. She didn’t make a sound.   </w:t>
+        <w:t xml:space="preserve">“That’s her there?” He asked and jabbed and Mz. Untlicch with his baton. She didn’t make a sound.   </w:t>
       </w:r>
     </w:p>
     <w:p>
@@ -90,36 +113,23 @@
     </w:p>
     <w:p>
       <w:r>
-        <w:t xml:space="preserve">“Oh, she died of </w:t>
-      </w:r>
-      <w:proofErr w:type="spellStart"/>
-      <w:r>
-        <w:t>buffles</w:t>
-      </w:r>
-      <w:proofErr w:type="spellEnd"/>
-      <w:r>
-        <w:t xml:space="preserve">, sir. Can’t take off the wrap. It could still be catching.”  </w:t>
-      </w:r>
-    </w:p>
-    <w:p>
-      <w:r>
-        <w:t xml:space="preserve">“I had the </w:t>
-      </w:r>
-      <w:proofErr w:type="spellStart"/>
-      <w:r>
-        <w:t>buffles</w:t>
-      </w:r>
-      <w:proofErr w:type="spellEnd"/>
-      <w:r>
-        <w:t xml:space="preserve"> when I was eight. Almost killed me. </w:t>
-      </w:r>
-      <w:proofErr w:type="gramStart"/>
-      <w:r>
-        <w:t>Couldn’t</w:t>
-      </w:r>
-      <w:proofErr w:type="gramEnd"/>
-      <w:r>
-        <w:t xml:space="preserve"> walk and couldn’t see again until I was ten. But I beat it and a doctor once told me it can’t affect me no more.” The other guards took a long step backward. “Open her up.”</w:t>
+        <w:lastRenderedPageBreak/>
+        <w:t xml:space="preserve">“Oh, she died of buffles, sir. Can’t take off the wrap. It could still be catching.”  </w:t>
+      </w:r>
+    </w:p>
+    <w:p>
+      <w:r>
+        <w:t>“I had the buffles when I was eight. Almost killed me. Couldn’t walk and couldn’t see again until I was ten. But I beat it and a doctor once told me it can’t affect me no more.” The other guards took a long step backward. “Open her up.”</w:t>
+      </w:r>
+    </w:p>
+    <w:p>
+      <w:r>
+        <w:t>“It’s my mother. What else could it be?” Eoric tried to laugh but it stuck in his throat. “It’s not a, uh, a bundle of kindling.”</w:t>
+      </w:r>
+    </w:p>
+    <w:p>
+      <w:r>
+        <w:t>“I don’t know what it could be. That’s why I want you to open her up.”</w:t>
       </w:r>
     </w:p>
     <w:p/>

--- a/docs/working.docx
+++ b/docs/working.docx
@@ -66,7 +66,19 @@
     </w:p>
     <w:p>
       <w:r>
-        <w:t xml:space="preserve">Emery ran through a list of friends in his head – Jeff Evans was already in the database. He was signing some of his grandma’s checks and he could tell you all about how it was a big misunderstanding but the police still took his fingerprints, put him in the county jail for 90 days. </w:t>
+        <w:t>Emery ran through a list of friends in his head – Jeff Evans was already in the database. He was signing some of his grandma’s checks and he could tell you all about how it was a big misunderstanding but the police still took his fingerprints, put him in the county jail for 90 days.</w:t>
+      </w:r>
+      <w:r>
+        <w:t xml:space="preserve"> Emery would like to think they weren’t going to leave any prints but he knew that mistakes happen all the time. Why risk bringing someone who would give the cops a positive match? Luke Palmer told him he wasn’t interested. Emery didn’t exactly come right out and ask him and definitely didn’t give him all of the details but when they were talking outside the machine shop where Luke works he said he might be working on something. And Luke pretty much told him he wasn’t interested, that he was keeping his head down and focusing on work and Tina. Which Emery knew was bs </w:t>
+      </w:r>
+      <w:r>
+        <w:t xml:space="preserve">which meant Luke considered Emery too much of a fu to get involved with anything he was planning which was insane because Luke was the walking dictionary definition of fu. So, in the end, who gives a s about Luke.  </w:t>
+      </w:r>
+      <w:r>
+        <w:t xml:space="preserve">  </w:t>
+      </w:r>
+      <w:r>
+        <w:t xml:space="preserve"> </w:t>
       </w:r>
       <w:r>
         <w:t xml:space="preserve">  </w:t>
@@ -88,6 +100,7 @@
     </w:p>
     <w:p>
       <w:r>
+        <w:lastRenderedPageBreak/>
         <w:t>“State your reason for seeking exit from the Capital.”</w:t>
       </w:r>
     </w:p>
@@ -98,7 +111,23 @@
     </w:p>
     <w:p>
       <w:r>
-        <w:t xml:space="preserve">“That’s her there?” He asked and jabbed and Mz. Untlicch with his baton. She didn’t make a sound.   </w:t>
+        <w:t xml:space="preserve">“That’s her there?” He asked and jabbed and </w:t>
+      </w:r>
+      <w:proofErr w:type="spellStart"/>
+      <w:r>
+        <w:t>Mz</w:t>
+      </w:r>
+      <w:proofErr w:type="spellEnd"/>
+      <w:r>
+        <w:t xml:space="preserve">. </w:t>
+      </w:r>
+      <w:proofErr w:type="spellStart"/>
+      <w:r>
+        <w:t>Untlicch</w:t>
+      </w:r>
+      <w:proofErr w:type="spellEnd"/>
+      <w:r>
+        <w:t xml:space="preserve"> with his baton. She didn’t make a sound.   </w:t>
       </w:r>
     </w:p>
     <w:p>
@@ -113,13 +142,28 @@
     </w:p>
     <w:p>
       <w:r>
-        <w:lastRenderedPageBreak/>
-        <w:t xml:space="preserve">“Oh, she died of buffles, sir. Can’t take off the wrap. It could still be catching.”  </w:t>
-      </w:r>
-    </w:p>
-    <w:p>
-      <w:r>
-        <w:t>“I had the buffles when I was eight. Almost killed me. Couldn’t walk and couldn’t see again until I was ten. But I beat it and a doctor once told me it can’t affect me no more.” The other guards took a long step backward. “Open her up.”</w:t>
+        <w:t xml:space="preserve">“Oh, she died of </w:t>
+      </w:r>
+      <w:proofErr w:type="spellStart"/>
+      <w:r>
+        <w:t>buffles</w:t>
+      </w:r>
+      <w:proofErr w:type="spellEnd"/>
+      <w:r>
+        <w:t xml:space="preserve">, sir. Can’t take off the wrap. It could still be catching.”  </w:t>
+      </w:r>
+    </w:p>
+    <w:p>
+      <w:r>
+        <w:t xml:space="preserve">“I had the </w:t>
+      </w:r>
+      <w:proofErr w:type="spellStart"/>
+      <w:r>
+        <w:t>buffles</w:t>
+      </w:r>
+      <w:proofErr w:type="spellEnd"/>
+      <w:r>
+        <w:t xml:space="preserve"> when I was eight. Almost killed me. Couldn’t walk and couldn’t see again until I was ten. But I beat it and a doctor once told me it can’t affect me no more.” The other guards took a long step backward. “Open her up.”</w:t>
       </w:r>
     </w:p>
     <w:p>
@@ -129,7 +173,32 @@
     </w:p>
     <w:p>
       <w:r>
-        <w:t>“I don’t know what it could be. That’s why I want you to open her up.”</w:t>
+        <w:t>“I don’t know what</w:t>
+      </w:r>
+      <w:r>
+        <w:t xml:space="preserve"> else</w:t>
+      </w:r>
+      <w:r>
+        <w:t xml:space="preserve"> it could be. That’s why I want you to open her up.”</w:t>
+      </w:r>
+    </w:p>
+    <w:p>
+      <w:r>
+        <w:t xml:space="preserve">Eoric couldn’t guess how </w:t>
+      </w:r>
+      <w:proofErr w:type="spellStart"/>
+      <w:r>
+        <w:t>the</w:t>
+      </w:r>
+      <w:proofErr w:type="spellEnd"/>
+      <w:r>
+        <w:t xml:space="preserve"> lady would react if she felt the sun touch her skin. He sidled to his left trying to place himself within the shadow of a guard standing watch atop the garrison. </w:t>
+      </w:r>
+    </w:p>
+    <w:p/>
+    <w:p>
+      <w:r>
+        <w:t xml:space="preserve">Writing a roast for Cora was difficult. She’ll always be perfect in our eyes. Each of her quirks only makes her more unique and special. Every stumble, every false step along the way has only proven her strength and resilience and made us more proud of everything that she has accomplished. And now that we’ve gotten ChatGPT’s answer to “How do you start a roast” out of the way, we can get down to business. </w:t>
       </w:r>
     </w:p>
     <w:p/>

--- a/docs/working.docx
+++ b/docs/working.docx
@@ -2,89 +2,19 @@
 <file path=word/document.xml><?xml version="1.0" encoding="utf-8"?>
 <w:document xmlns:wpc="http://schemas.microsoft.com/office/word/2010/wordprocessingCanvas" xmlns:cx="http://schemas.microsoft.com/office/drawing/2014/chartex" xmlns:cx1="http://schemas.microsoft.com/office/drawing/2015/9/8/chartex" xmlns:cx2="http://schemas.microsoft.com/office/drawing/2015/10/21/chartex" xmlns:cx3="http://schemas.microsoft.com/office/drawing/2016/5/9/chartex" xmlns:cx4="http://schemas.microsoft.com/office/drawing/2016/5/10/chartex" xmlns:cx5="http://schemas.microsoft.com/office/drawing/2016/5/11/chartex" xmlns:cx6="http://schemas.microsoft.com/office/drawing/2016/5/12/chartex" xmlns:cx7="http://schemas.microsoft.com/office/drawing/2016/5/13/chartex" xmlns:cx8="http://schemas.microsoft.com/office/drawing/2016/5/14/chartex" xmlns:mc="http://schemas.openxmlformats.org/markup-compatibility/2006" xmlns:aink="http://schemas.microsoft.com/office/drawing/2016/ink" xmlns:am3d="http://schemas.microsoft.com/office/drawing/2017/model3d" xmlns:o="urn:schemas-microsoft-com:office:office" xmlns:oel="http://schemas.microsoft.com/office/2019/extlst" xmlns:r="http://schemas.openxmlformats.org/officeDocument/2006/relationships" xmlns:m="http://schemas.openxmlformats.org/officeDocument/2006/math" xmlns:v="urn:schemas-microsoft-com:vml" xmlns:wp14="http://schemas.microsoft.com/office/word/2010/wordprocessingDrawing" xmlns:wp="http://schemas.openxmlformats.org/drawingml/2006/wordprocessingDrawing" xmlns:w10="urn:schemas-microsoft-com:office:word" xmlns:w="http://schemas.openxmlformats.org/wordprocessingml/2006/main" xmlns:w14="http://schemas.microsoft.com/office/word/2010/wordml" xmlns:w15="http://schemas.microsoft.com/office/word/2012/wordml" xmlns:w16cex="http://schemas.microsoft.com/office/word/2018/wordml/cex" xmlns:w16cid="http://schemas.microsoft.com/office/word/2016/wordml/cid" xmlns:w16="http://schemas.microsoft.com/office/word/2018/wordml" xmlns:w16du="http://schemas.microsoft.com/office/word/2023/wordml/word16du" xmlns:w16sdtdh="http://schemas.microsoft.com/office/word/2020/wordml/sdtdatahash" xmlns:w16sdtfl="http://schemas.microsoft.com/office/word/2024/wordml/sdtformatlock" xmlns:w16se="http://schemas.microsoft.com/office/word/2015/wordml/symex" xmlns:wpg="http://schemas.microsoft.com/office/word/2010/wordprocessingGroup" xmlns:wpi="http://schemas.microsoft.com/office/word/2010/wordprocessingInk" xmlns:wne="http://schemas.microsoft.com/office/word/2006/wordml" xmlns:wps="http://schemas.microsoft.com/office/word/2010/wordprocessingShape" mc:Ignorable="w14 w15 w16se w16cid w16 w16cex w16sdtdh w16sdtfl w16du wp14">
   <w:body>
-    <w:p/>
     <w:p>
       <w:r>
-        <w:t xml:space="preserve"> </w:t>
+        <w:t xml:space="preserve">They sat in the back corner of the </w:t>
+      </w:r>
+      <w:proofErr w:type="spellStart"/>
+      <w:r>
+        <w:t>Dunphry</w:t>
+      </w:r>
+      <w:proofErr w:type="spellEnd"/>
+      <w:r>
+        <w:t xml:space="preserve"> Mall food court caught between competing cross-breezes – the smell of syrupy Chinese food wafting from Man Chu Buffet on their left and buttery yeasty smells emanating from Auntie Anne’s on their right. </w:t>
       </w:r>
     </w:p>
-    <w:p/>
-    <w:p/>
-    <w:p>
-      <w:r>
-        <w:t xml:space="preserve">From the arcade over his shoulder, </w:t>
-      </w:r>
-      <w:r>
-        <w:t>jangling bells</w:t>
-      </w:r>
-      <w:r>
-        <w:t xml:space="preserve"> rang from pinball machines</w:t>
-      </w:r>
-      <w:r>
-        <w:t xml:space="preserve"> proclaim</w:t>
-      </w:r>
-      <w:r>
-        <w:t xml:space="preserve">ing </w:t>
-      </w:r>
-      <w:r>
-        <w:t xml:space="preserve">bonus </w:t>
-      </w:r>
-      <w:r>
-        <w:t xml:space="preserve">pulls and a new contender for the leaderboard. </w:t>
-      </w:r>
-      <w:r>
-        <w:t>Emery jabbed a blistered pizza crust into a plastic cup of extra marinara</w:t>
-      </w:r>
-      <w:r>
-        <w:t xml:space="preserve"> and swirled his large fountain Coke in small circles to listen to the pebble ice slosh</w:t>
-      </w:r>
-      <w:r>
-        <w:t>.</w:t>
-      </w:r>
-      <w:r>
-        <w:t xml:space="preserve"> </w:t>
-      </w:r>
-    </w:p>
-    <w:p>
-      <w:r>
-        <w:t>“When he gets here, let me do the talking.”</w:t>
-      </w:r>
-      <w:r>
-        <w:t xml:space="preserve"> Orrin nodded, then added a thumbs up and a smile because he couldn’t ever just listen. </w:t>
-      </w:r>
-    </w:p>
-    <w:p>
-      <w:r>
-        <w:t>They needed a third guy. It was just a fact. The plan had a symmetry to it and it would</w:t>
-      </w:r>
-      <w:r>
-        <w:t>n’t</w:t>
-      </w:r>
-      <w:r>
-        <w:t xml:space="preserve"> accept any less than three.</w:t>
-      </w:r>
-    </w:p>
-    <w:p>
-      <w:r>
-        <w:t>Emery ran through a list of friends in his head – Jeff Evans was already in the database. He was signing some of his grandma’s checks and he could tell you all about how it was a big misunderstanding but the police still took his fingerprints, put him in the county jail for 90 days.</w:t>
-      </w:r>
-      <w:r>
-        <w:t xml:space="preserve"> Emery would like to think they weren’t going to leave any prints but he knew that mistakes happen all the time. Why risk bringing someone who would give the cops a positive match? Luke Palmer told him he wasn’t interested. Emery didn’t exactly come right out and ask him and definitely didn’t give him all of the details but when they were talking outside the machine shop where Luke works he said he might be working on something. And Luke pretty much told him he wasn’t interested, that he was keeping his head down and focusing on work and Tina. Which Emery knew was bs </w:t>
-      </w:r>
-      <w:r>
-        <w:t xml:space="preserve">which meant Luke considered Emery too much of a fu to get involved with anything he was planning which was insane because Luke was the walking dictionary definition of fu. So, in the end, who gives a s about Luke.  </w:t>
-      </w:r>
-      <w:r>
-        <w:t xml:space="preserve">  </w:t>
-      </w:r>
-      <w:r>
-        <w:t xml:space="preserve"> </w:t>
-      </w:r>
-      <w:r>
-        <w:t xml:space="preserve">  </w:t>
-      </w:r>
-    </w:p>
-    <w:p/>
     <w:p>
       <w:r>
         <w:t xml:space="preserve">      </w:t>
@@ -95,110 +25,69 @@
     <w:p/>
     <w:p>
       <w:r>
-        <w:t xml:space="preserve">When the couple had been removed and the shouting died down, Eoric took a long step forward to the head of the line.  </w:t>
+        <w:t>She didn’t breathe; she didn’t flinch. The head guard leaned in for a closer look.</w:t>
       </w:r>
     </w:p>
     <w:p>
       <w:r>
-        <w:lastRenderedPageBreak/>
-        <w:t>“State your reason for seeking exit from the Capital.”</w:t>
+        <w:t>“How long’s she been dead?”</w:t>
       </w:r>
     </w:p>
     <w:p>
       <w:r>
-        <w:t>“I’m going to bury my mother,” Eoric said, “out in the grim crevasse.”</w:t>
+        <w:t>“Oh, uh, a few hours. Just happened overnight.”</w:t>
       </w:r>
     </w:p>
     <w:p>
       <w:r>
-        <w:t xml:space="preserve">“That’s her there?” He asked and jabbed and </w:t>
-      </w:r>
-      <w:proofErr w:type="spellStart"/>
-      <w:r>
-        <w:t>Mz</w:t>
-      </w:r>
-      <w:proofErr w:type="spellEnd"/>
-      <w:r>
-        <w:t xml:space="preserve">. </w:t>
-      </w:r>
-      <w:proofErr w:type="spellStart"/>
-      <w:r>
-        <w:t>Untlicch</w:t>
-      </w:r>
-      <w:proofErr w:type="spellEnd"/>
-      <w:r>
-        <w:t xml:space="preserve"> with his baton. She didn’t make a sound.   </w:t>
+        <w:t>“What’s the name?”</w:t>
       </w:r>
     </w:p>
     <w:p>
       <w:r>
-        <w:t>“Yes. This is her.”</w:t>
+        <w:t>“Me or her?”</w:t>
       </w:r>
     </w:p>
     <w:p>
       <w:r>
-        <w:t>“Show me.”</w:t>
+        <w:t>“Both.”</w:t>
       </w:r>
     </w:p>
     <w:p>
       <w:r>
-        <w:t xml:space="preserve">“Oh, she died of </w:t>
+        <w:t xml:space="preserve">“Well, </w:t>
       </w:r>
       <w:proofErr w:type="spellStart"/>
       <w:r>
-        <w:t>buffles</w:t>
+        <w:t>Untlicch</w:t>
       </w:r>
       <w:proofErr w:type="spellEnd"/>
       <w:r>
-        <w:t xml:space="preserve">, sir. Can’t take off the wrap. It could still be catching.”  </w:t>
-      </w:r>
-    </w:p>
-    <w:p>
-      <w:r>
-        <w:t xml:space="preserve">“I had the </w:t>
+        <w:t xml:space="preserve">. She’s </w:t>
       </w:r>
       <w:proofErr w:type="spellStart"/>
       <w:r>
-        <w:t>buffles</w:t>
+        <w:t>Mz</w:t>
       </w:r>
       <w:proofErr w:type="spellEnd"/>
       <w:r>
-        <w:t xml:space="preserve"> when I was eight. Almost killed me. Couldn’t walk and couldn’t see again until I was ten. But I beat it and a doctor once told me it can’t affect me no more.” The other guards took a long step backward. “Open her up.”</w:t>
-      </w:r>
-    </w:p>
-    <w:p>
-      <w:r>
-        <w:t>“It’s my mother. What else could it be?” Eoric tried to laugh but it stuck in his throat. “It’s not a, uh, a bundle of kindling.”</w:t>
-      </w:r>
-    </w:p>
-    <w:p>
-      <w:r>
-        <w:t>“I don’t know what</w:t>
-      </w:r>
-      <w:r>
-        <w:t xml:space="preserve"> else</w:t>
-      </w:r>
-      <w:r>
-        <w:t xml:space="preserve"> it could be. That’s why I want you to open her up.”</w:t>
-      </w:r>
-    </w:p>
-    <w:p>
-      <w:r>
-        <w:t xml:space="preserve">Eoric couldn’t guess how </w:t>
+        <w:t xml:space="preserve">. </w:t>
       </w:r>
       <w:proofErr w:type="spellStart"/>
       <w:r>
-        <w:t>the</w:t>
+        <w:t>Untlicch</w:t>
       </w:r>
       <w:proofErr w:type="spellEnd"/>
       <w:r>
-        <w:t xml:space="preserve"> lady would react if she felt the sun touch her skin. He sidled to his left trying to place himself within the shadow of a guard standing watch atop the garrison. </w:t>
-      </w:r>
-    </w:p>
-    <w:p/>
-    <w:p>
-      <w:r>
-        <w:t xml:space="preserve">Writing a roast for Cora was difficult. She’ll always be perfect in our eyes. Each of her quirks only makes her more unique and special. Every stumble, every false step along the way has only proven her strength and resilience and made us more proud of everything that she has accomplished. And now that we’ve gotten ChatGPT’s answer to “How do you start a roast” out of the way, we can get down to business. </w:t>
+        <w:t xml:space="preserve"> and I’m technically </w:t>
+      </w:r>
+      <w:proofErr w:type="spellStart"/>
+      <w:r>
+        <w:t>Untlicch</w:t>
+      </w:r>
+      <w:proofErr w:type="spellEnd"/>
+      <w:r>
+        <w:t xml:space="preserve"> too. I’m her ward.” </w:t>
       </w:r>
     </w:p>
     <w:p/>

--- a/docs/working.docx
+++ b/docs/working.docx
@@ -6,13 +6,37 @@
       <w:r>
         <w:t xml:space="preserve">They sat in the back corner of the </w:t>
       </w:r>
-      <w:proofErr w:type="spellStart"/>
-      <w:r>
-        <w:t>Dunphry</w:t>
-      </w:r>
-      <w:proofErr w:type="spellEnd"/>
-      <w:r>
-        <w:t xml:space="preserve"> Mall food court caught between competing cross-breezes – the smell of syrupy Chinese food wafting from Man Chu Buffet on their left and buttery yeasty smells emanating from Auntie Anne’s on their right. </w:t>
+      <w:r>
+        <w:t xml:space="preserve">Westminster </w:t>
+      </w:r>
+      <w:r>
+        <w:t>Mall food court caught between competing cross-breezes – the smell of syrupy Chinese food wafting from Man Chu Buffet on their left and buttery yeasty smells emanating from Auntie Anne’s on their right.</w:t>
+      </w:r>
+      <w:r>
+        <w:t xml:space="preserve"> They didn’t know what the guy looked like so Emery stiffened a little every time someone approached the table but usually they were on their way to the arcade. </w:t>
+      </w:r>
+    </w:p>
+    <w:p>
+      <w:r>
+        <w:t xml:space="preserve">After a bunch of those false alarms, Emery noticed a guy in black Reeboks </w:t>
+      </w:r>
+      <w:r>
+        <w:t xml:space="preserve">and stiff blue jeans </w:t>
+      </w:r>
+      <w:r>
+        <w:t xml:space="preserve">at the center of the food court turning himself in </w:t>
+      </w:r>
+      <w:r>
+        <w:t xml:space="preserve">nervous </w:t>
+      </w:r>
+      <w:r>
+        <w:t>circles</w:t>
+      </w:r>
+      <w:r>
+        <w:t>. He gave Orrin a soft kick under the table and jerked his chin in the direction of the guy who looked so lost and innocent and confused it could almost make you cry. “Do it casually but take a look. Could that be our guy?”</w:t>
+      </w:r>
+      <w:r>
+        <w:t xml:space="preserve"> </w:t>
       </w:r>
     </w:p>
     <w:p>
@@ -87,7 +111,13 @@
       </w:r>
       <w:proofErr w:type="spellEnd"/>
       <w:r>
-        <w:t xml:space="preserve"> too. I’m her ward.” </w:t>
+        <w:t xml:space="preserve"> too. I’m her ward.”</w:t>
+      </w:r>
+      <w:r>
+        <w:t xml:space="preserve"> The guard took a startled step backward. </w:t>
+      </w:r>
+      <w:r>
+        <w:t xml:space="preserve"> </w:t>
       </w:r>
     </w:p>
     <w:p/>

--- a/docs/working.docx
+++ b/docs/working.docx
@@ -13,7 +13,23 @@
         <w:t>Mall food court caught between competing cross-breezes – the smell of syrupy Chinese food wafting from Man Chu Buffet on their left and buttery yeasty smells emanating from Auntie Anne’s on their right.</w:t>
       </w:r>
       <w:r>
-        <w:t xml:space="preserve"> They didn’t know what the guy looked like so Emery stiffened a little every time someone approached the table but usually they were on their way to the arcade. </w:t>
+        <w:t xml:space="preserve"> They didn’t know what the guy looked </w:t>
+      </w:r>
+      <w:proofErr w:type="gramStart"/>
+      <w:r>
+        <w:t>like</w:t>
+      </w:r>
+      <w:proofErr w:type="gramEnd"/>
+      <w:r>
+        <w:t xml:space="preserve"> so Emery stiffened a little every time someone approached the table but </w:t>
+      </w:r>
+      <w:proofErr w:type="gramStart"/>
+      <w:r>
+        <w:t>usually</w:t>
+      </w:r>
+      <w:proofErr w:type="gramEnd"/>
+      <w:r>
+        <w:t xml:space="preserve"> they were on their way to the arcade. </w:t>
       </w:r>
     </w:p>
     <w:p>
@@ -39,6 +55,12 @@
         <w:t xml:space="preserve"> </w:t>
       </w:r>
     </w:p>
+    <w:p>
+      <w:r>
+        <w:t xml:space="preserve">“Let’s go.” Emery stood and pulled his brother out of his seat by his jacket.  </w:t>
+      </w:r>
+    </w:p>
+    <w:p/>
     <w:p>
       <w:r>
         <w:t xml:space="preserve">      </w:t>
@@ -120,6 +142,8 @@
         <w:t xml:space="preserve"> </w:t>
       </w:r>
     </w:p>
+    <w:p/>
+    <w:p/>
     <w:p/>
     <w:sectPr>
       <w:pgSz w:w="12240" w:h="15840"/>

--- a/docs/working.docx
+++ b/docs/working.docx
@@ -4,63 +4,19 @@
   <w:body>
     <w:p>
       <w:r>
-        <w:t xml:space="preserve">They sat in the back corner of the </w:t>
-      </w:r>
-      <w:r>
-        <w:t xml:space="preserve">Westminster </w:t>
-      </w:r>
-      <w:r>
-        <w:t>Mall food court caught between competing cross-breezes – the smell of syrupy Chinese food wafting from Man Chu Buffet on their left and buttery yeasty smells emanating from Auntie Anne’s on their right.</w:t>
-      </w:r>
-      <w:r>
-        <w:t xml:space="preserve"> They didn’t know what the guy looked </w:t>
-      </w:r>
-      <w:proofErr w:type="gramStart"/>
-      <w:r>
-        <w:t>like</w:t>
-      </w:r>
-      <w:proofErr w:type="gramEnd"/>
-      <w:r>
-        <w:t xml:space="preserve"> so Emery stiffened a little every time someone approached the table but </w:t>
-      </w:r>
-      <w:proofErr w:type="gramStart"/>
-      <w:r>
-        <w:t>usually</w:t>
-      </w:r>
-      <w:proofErr w:type="gramEnd"/>
-      <w:r>
-        <w:t xml:space="preserve"> they were on their way to the arcade. </w:t>
-      </w:r>
-    </w:p>
-    <w:p>
-      <w:r>
-        <w:t xml:space="preserve">After a bunch of those false alarms, Emery noticed a guy in black Reeboks </w:t>
-      </w:r>
-      <w:r>
-        <w:t xml:space="preserve">and stiff blue jeans </w:t>
-      </w:r>
-      <w:r>
-        <w:t xml:space="preserve">at the center of the food court turning himself in </w:t>
-      </w:r>
-      <w:r>
-        <w:t xml:space="preserve">nervous </w:t>
-      </w:r>
-      <w:r>
-        <w:t>circles</w:t>
-      </w:r>
-      <w:r>
-        <w:t>. He gave Orrin a soft kick under the table and jerked his chin in the direction of the guy who looked so lost and innocent and confused it could almost make you cry. “Do it casually but take a look. Could that be our guy?”</w:t>
-      </w:r>
-      <w:r>
-        <w:t xml:space="preserve"> </w:t>
-      </w:r>
-    </w:p>
-    <w:p>
-      <w:r>
-        <w:t xml:space="preserve">“Let’s go.” Emery stood and pulled his brother out of his seat by his jacket.  </w:t>
-      </w:r>
-    </w:p>
-    <w:p/>
+        <w:t xml:space="preserve">They had never met in person but one look at Orrin convinced the guy that he was the person who had written all of the stuff he’d been reading. That’s the trouble with being so sincere all the time. You can never look like anything other than what you are. </w:t>
+      </w:r>
+    </w:p>
+    <w:p>
+      <w:r>
+        <w:t xml:space="preserve">“Oh, I am,” he said and relaxed and just let himself be led out past the photo booth that stood at the entrance to the food court. “I am your friend.” </w:t>
+      </w:r>
+    </w:p>
+    <w:p>
+      <w:r>
+        <w:t xml:space="preserve">“That’s good. Let’s go see the selection at Foot Locker. It’s sensational.” </w:t>
+      </w:r>
+    </w:p>
     <w:p>
       <w:r>
         <w:t xml:space="preserve">      </w:t>
@@ -71,75 +27,109 @@
     <w:p/>
     <w:p>
       <w:r>
-        <w:t>She didn’t breathe; she didn’t flinch. The head guard leaned in for a closer look.</w:t>
-      </w:r>
-    </w:p>
-    <w:p>
-      <w:r>
-        <w:t>“How long’s she been dead?”</w:t>
-      </w:r>
-    </w:p>
-    <w:p>
-      <w:r>
-        <w:t>“Oh, uh, a few hours. Just happened overnight.”</w:t>
-      </w:r>
-    </w:p>
-    <w:p>
-      <w:r>
-        <w:t>“What’s the name?”</w:t>
-      </w:r>
-    </w:p>
-    <w:p>
-      <w:r>
-        <w:t>“Me or her?”</w:t>
-      </w:r>
-    </w:p>
-    <w:p>
-      <w:r>
-        <w:t>“Both.”</w:t>
-      </w:r>
-    </w:p>
-    <w:p>
-      <w:r>
-        <w:t xml:space="preserve">“Well, </w:t>
-      </w:r>
-      <w:proofErr w:type="spellStart"/>
-      <w:r>
-        <w:t>Untlicch</w:t>
-      </w:r>
-      <w:proofErr w:type="spellEnd"/>
-      <w:r>
-        <w:t xml:space="preserve">. She’s </w:t>
-      </w:r>
-      <w:proofErr w:type="spellStart"/>
-      <w:r>
-        <w:t>Mz</w:t>
-      </w:r>
-      <w:proofErr w:type="spellEnd"/>
-      <w:r>
-        <w:t xml:space="preserve">. </w:t>
-      </w:r>
-      <w:proofErr w:type="spellStart"/>
-      <w:r>
-        <w:t>Untlicch</w:t>
-      </w:r>
-      <w:proofErr w:type="spellEnd"/>
-      <w:r>
-        <w:t xml:space="preserve"> and I’m technically </w:t>
-      </w:r>
-      <w:proofErr w:type="spellStart"/>
-      <w:r>
-        <w:t>Untlicch</w:t>
-      </w:r>
-      <w:proofErr w:type="spellEnd"/>
-      <w:r>
-        <w:t xml:space="preserve"> too. I’m her ward.”</w:t>
-      </w:r>
-      <w:r>
-        <w:t xml:space="preserve"> The guard took a startled step backward. </w:t>
-      </w:r>
-      <w:r>
-        <w:t xml:space="preserve"> </w:t>
+        <w:t xml:space="preserve">Eoric pulled the sheet back over the Lady’s face and felt a faint stirring as she allowed air back into her poor parched lungs. </w:t>
+      </w:r>
+    </w:p>
+    <w:p>
+      <w:r>
+        <w:t>“She was behind every orphanage in the Outskirts. Always wished I could’ve been like you – one she let into her own home – but as it was she got me off the streets at least.”</w:t>
+      </w:r>
+    </w:p>
+    <w:p>
+      <w:r>
+        <w:t>“If she was here,” the head guard started.</w:t>
+      </w:r>
+    </w:p>
+    <w:p>
+      <w:r>
+        <w:t>“If she was here, I’d kiss her cheek,” the small guard cried his voice husky.</w:t>
+      </w:r>
+    </w:p>
+    <w:p>
+      <w:r>
+        <w:t>“If she was here, alive,” the head guard continued. “I wouldn’t have to check the list. Prominent citizens like her are not permitted to leave the Capital.”</w:t>
+      </w:r>
+    </w:p>
+    <w:p>
+      <w:r>
+        <w:t>“The Capital wouldn’t be the Capital without people like the Lady Untlicch. If they all left, you’d have nothing but the scum.”</w:t>
+      </w:r>
+    </w:p>
+    <w:p>
+      <w:r>
+        <w:t xml:space="preserve">“But in this condition an exception can be made.” </w:t>
+      </w:r>
+    </w:p>
+    <w:p/>
+    <w:p/>
+    <w:p>
+      <w:r>
+        <w:br w:type="page"/>
+      </w:r>
+    </w:p>
+    <w:p>
+      <w:r>
+        <w:lastRenderedPageBreak/>
+        <w:t xml:space="preserve">Cora is the daughter of Nathan and Lori Milner. After graduation, Cora will attend Bucknell University where she plans to study Applied Mathematics as part of its </w:t>
+      </w:r>
+      <w:r>
+        <w:t>Malesardi Merit Scholarship Program</w:t>
+      </w:r>
+      <w:r>
+        <w:t>.</w:t>
+      </w:r>
+    </w:p>
+    <w:p>
+      <w:r>
+        <w:t xml:space="preserve"> Writing a roast for Cora was difficult. She will always be perfect in our eyes. Each of her quirks only makes her more unique and special. Every stumble, every false step along the way has only proven her strength and resilience and made us more proud of everything that she has accomplished. And now that we’ve gotten ChatGPT’s answer to “How do you start a roast” out of the way, we can get down to business.</w:t>
+      </w:r>
+    </w:p>
+    <w:p>
+      <w:r>
+        <w:t xml:space="preserve">The truth is Cora was a grouch. When her grandfather watched her as a child, the only way he could get her to take a nap was to strap her in her car seat and drive laps around Tunkhannock. It worked like a charm. Something about the sound and the motion of driving would put Cora to sleep every time. Unfortunately, the trick still works now that Cora is behind the wheel. And that’s one of the reasons mom and dad would draw straws to see who would have take her out for driving practice. The other reasons were her braking, her turns, her speed but we only have five minutes.  </w:t>
+      </w:r>
+    </w:p>
+    <w:p>
+      <w:r>
+        <w:t xml:space="preserve">Aside from the driving trick the best way to settle Cora down was books. First mom and dad reading to her but before long she was reading for herself and after that point we didn’t see much of Cora. She’d disappear into her room with a stack of books and ignore the world. No matter what else was going on even say her own birthday party. We were eventually forced to impose a time limit on trips to the bookstore to keep from losing entire afternoons within Barnes &amp; Nobles. Trip to the library began to stretch longer and longer. The trips weren’t just getting longer; they were getting heavier. Cora’s library hauls quickly outgrew what she could hold in our arms. Then we began bringing a canvas duffel bag. And then she needed mom or dad to carry the bag and the only limit on her grab was the strength of dad’s shoulder socket. </w:t>
+      </w:r>
+    </w:p>
+    <w:p>
+      <w:r>
+        <w:t>Along with books Cora loved dinosaurs. She thought that she would either grow up to be a paleontologist or be a conductor on the Dinosaur Train. It was amazing to see her memorize the Latin names of dozens of dinosaurs or know which belonged in the Jurassic versus the Triassic but there was a downside. Do you have any idea how many Land Before Time movies they made? The answer is 14. Ask me how I know.</w:t>
+      </w:r>
+    </w:p>
+    <w:p>
+      <w:r>
+        <w:t>At mom and dad’s insistence, Cora did occasionally touch grass. In fact, Cora was a multi-sport athlete. Tee-ball, soccer, basketball, swimming, dance – she hated them all. Even miniature golf turned out to be too taxing for Cora and she had to lie down in the middle of the 16h hole. We managed to putt around her but it was a challenge.</w:t>
+      </w:r>
+    </w:p>
+    <w:p>
+      <w:r>
+        <w:lastRenderedPageBreak/>
+        <w:t xml:space="preserve">To be honest, the fact that Cora never stuck with athletics probably saved us millions in medical bills. She was always accident-prone. Before the age of eight, Cora needed four separate trips to the emergency room for such feats as riding a scooter down a steep hill and breaking her wrist and falling out of a swing at the park. </w:t>
+      </w:r>
+    </w:p>
+    <w:p>
+      <w:r>
+        <w:t xml:space="preserve">We’re much happier that Cora found a passion for puzzles – nice, safe puzzles. Unfortunately there’s nothing funny to say about how she puts together puzzles. She just separates all of similarly colored pieces into piles and then stacks them into columns by the configuration of their tabs just like everyone else so we’ll move on from that. </w:t>
+      </w:r>
+    </w:p>
+    <w:p>
+      <w:r>
+        <w:t>That level of…let’s call it organization extends to every area of her life. Cora has always been incredibly organized. She arranged the books on her bookshelf by the color of their spines. And if her sister was foolish enough to borrow one and put it back in the wrong place, the lecture she got in return meant she never did it twice.</w:t>
+      </w:r>
+    </w:p>
+    <w:p>
+      <w:r>
+        <w:t xml:space="preserve">But Cora’s not all about reading and studying and following the rules. Cora’s got a wild side. Some people think if you’re lactose intolerant you should avoid ice cream but Cora doesn’t play by the rules. Cora lives life on the edge. Some people think you can’t wear your clothes inside out but Cora knows better. Some people think brown doesn’t go with pink. All her life Cora has defied the odds and proven the disbelievers wrong. Keep it up. We’re so proud of you, we love you and we can’t wait to see all of the amazing things you’re going to accomplish. </w:t>
+      </w:r>
+    </w:p>
+    <w:p/>
+    <w:p/>
+    <w:p>
+      <w:r>
+        <w:t>Cora got older and slightly less cranky and discovered two things that would change her life – books and dinosaurs. When she found out there were books about dinosaurs, we were done for.</w:t>
       </w:r>
     </w:p>
     <w:p/>

--- a/docs/working.docx
+++ b/docs/working.docx
@@ -19,6 +19,16 @@
     </w:p>
     <w:p>
       <w:r>
+        <w:t>Emery walked beside the seminarian through the halls of the Larchmont Mall so they could talk and Orrin trailed a couple steps behind. The seminarian kept looking over his shoulder at Orrin and as they were passing the jewelry store he said, “You’re the writer, aren’t you?”</w:t>
+      </w:r>
+    </w:p>
+    <w:p>
+      <w:r>
+        <w:t xml:space="preserve">“Look at me,” Emery gave him a soft elbow to the ribs. “Don’t worry about him right now.” </w:t>
+      </w:r>
+    </w:p>
+    <w:p>
+      <w:r>
         <w:t xml:space="preserve">      </w:t>
       </w:r>
     </w:p>
@@ -52,18 +62,33 @@
     </w:p>
     <w:p>
       <w:r>
-        <w:t>“The Capital wouldn’t be the Capital without people like the Lady Untlicch. If they all left, you’d have nothing but the scum.”</w:t>
+        <w:t xml:space="preserve">“The Capital wouldn’t be the Capital without people like the Lady </w:t>
+      </w:r>
+      <w:proofErr w:type="spellStart"/>
+      <w:r>
+        <w:t>Untlicch</w:t>
+      </w:r>
+      <w:proofErr w:type="spellEnd"/>
+      <w:r>
+        <w:t>. If they all left, you’d have nothing but the scum.”</w:t>
       </w:r>
     </w:p>
     <w:p>
       <w:r>
         <w:t xml:space="preserve">“But in this condition an exception can be made.” </w:t>
+      </w:r>
+      <w:r>
+        <w:t>The guards all stood aside and Eoric rose to his feet with the Lady in his arms. “Go out there,” the head guard said and poked Eoric in the chest with his baton to emphasize his point. “</w:t>
+      </w:r>
+      <w:r>
+        <w:t xml:space="preserve">Give her a proper burial. Something dignified. Something befitting her position.” </w:t>
       </w:r>
     </w:p>
     <w:p/>
     <w:p/>
     <w:p>
       <w:r>
+        <w:lastRenderedPageBreak/>
         <w:br w:type="page"/>
       </w:r>
     </w:p>
@@ -72,8 +97,13 @@
         <w:lastRenderedPageBreak/>
         <w:t xml:space="preserve">Cora is the daughter of Nathan and Lori Milner. After graduation, Cora will attend Bucknell University where she plans to study Applied Mathematics as part of its </w:t>
       </w:r>
-      <w:r>
-        <w:t>Malesardi Merit Scholarship Program</w:t>
+      <w:proofErr w:type="spellStart"/>
+      <w:r>
+        <w:t>Malesardi</w:t>
+      </w:r>
+      <w:proofErr w:type="spellEnd"/>
+      <w:r>
+        <w:t xml:space="preserve"> Merit Scholarship Program</w:t>
       </w:r>
       <w:r>
         <w:t>.</w:t>
@@ -81,17 +111,149 @@
     </w:p>
     <w:p>
       <w:r>
-        <w:t xml:space="preserve"> Writing a roast for Cora was difficult. She will always be perfect in our eyes. Each of her quirks only makes her more unique and special. Every stumble, every false step along the way has only proven her strength and resilience and made us more proud of everything that she has accomplished. And now that we’ve gotten ChatGPT’s answer to “How do you start a roast” out of the way, we can get down to business.</w:t>
-      </w:r>
-    </w:p>
-    <w:p>
-      <w:r>
-        <w:t xml:space="preserve">The truth is Cora was a grouch. When her grandfather watched her as a child, the only way he could get her to take a nap was to strap her in her car seat and drive laps around Tunkhannock. It worked like a charm. Something about the sound and the motion of driving would put Cora to sleep every time. Unfortunately, the trick still works now that Cora is behind the wheel. And that’s one of the reasons mom and dad would draw straws to see who would have take her out for driving practice. The other reasons were her braking, her turns, her speed but we only have five minutes.  </w:t>
-      </w:r>
-    </w:p>
-    <w:p>
-      <w:r>
-        <w:t xml:space="preserve">Aside from the driving trick the best way to settle Cora down was books. First mom and dad reading to her but before long she was reading for herself and after that point we didn’t see much of Cora. She’d disappear into her room with a stack of books and ignore the world. No matter what else was going on even say her own birthday party. We were eventually forced to impose a time limit on trips to the bookstore to keep from losing entire afternoons within Barnes &amp; Nobles. Trip to the library began to stretch longer and longer. The trips weren’t just getting longer; they were getting heavier. Cora’s library hauls quickly outgrew what she could hold in our arms. Then we began bringing a canvas duffel bag. And then she needed mom or dad to carry the bag and the only limit on her grab was the strength of dad’s shoulder socket. </w:t>
+        <w:t xml:space="preserve">Writing a roast for Cora was difficult. She will always be perfect in our eyes. Each of her quirks only makes her more unique and special. </w:t>
+      </w:r>
+      <w:r>
+        <w:t>To us, e</w:t>
+      </w:r>
+      <w:r>
+        <w:t xml:space="preserve">very stumble, every false step along the way has only proven her strength and resilience and made us more proud of everything that she has </w:t>
+      </w:r>
+      <w:r>
+        <w:t>achieved</w:t>
+      </w:r>
+      <w:r>
+        <w:t>. And now that we’ve gotten ChatGPT’s answer to “How do you start a roast” out of the way, we can get down to business.</w:t>
+      </w:r>
+    </w:p>
+    <w:p>
+      <w:r>
+        <w:t xml:space="preserve">The truth is </w:t>
+      </w:r>
+      <w:r>
+        <w:t xml:space="preserve">that </w:t>
+      </w:r>
+      <w:r>
+        <w:t xml:space="preserve">Cora was a grouch. </w:t>
+      </w:r>
+      <w:r>
+        <w:t>She was so fussy that, w</w:t>
+      </w:r>
+      <w:r>
+        <w:t xml:space="preserve">hen her grandfather watched her as a </w:t>
+      </w:r>
+      <w:r>
+        <w:t>baby</w:t>
+      </w:r>
+      <w:r>
+        <w:t>, the only way he could get her to take a nap was to strap her in</w:t>
+      </w:r>
+      <w:r>
+        <w:t>to</w:t>
+      </w:r>
+      <w:r>
+        <w:t xml:space="preserve"> her car seat and drive laps around </w:t>
+      </w:r>
+      <w:r>
+        <w:t xml:space="preserve">the streets of </w:t>
+      </w:r>
+      <w:r>
+        <w:t xml:space="preserve">Tunkhannock. It worked like a charm. </w:t>
+      </w:r>
+      <w:r>
+        <w:t>T</w:t>
+      </w:r>
+      <w:r>
+        <w:t xml:space="preserve">he sound and the </w:t>
+      </w:r>
+      <w:r>
+        <w:t>feeling of being in a moving car</w:t>
+      </w:r>
+      <w:r>
+        <w:t xml:space="preserve"> would put Cora to sleep every time. Unfortunately, the trick still works now that Cora is behind the wheel. And that’s </w:t>
+      </w:r>
+      <w:r>
+        <w:t xml:space="preserve">only </w:t>
+      </w:r>
+      <w:r>
+        <w:t xml:space="preserve">one of the </w:t>
+      </w:r>
+      <w:r>
+        <w:t xml:space="preserve">problems with Cora’s driving. A few of the others are her braking, her turns, driving too slow, driving too fast but we only have five minutes. </w:t>
+      </w:r>
+      <w:r>
+        <w:t xml:space="preserve"> </w:t>
+      </w:r>
+    </w:p>
+    <w:p>
+      <w:r>
+        <w:t>Aside from the driving trick</w:t>
+      </w:r>
+      <w:r>
+        <w:t>,</w:t>
+      </w:r>
+      <w:r>
+        <w:t xml:space="preserve"> the best </w:t>
+      </w:r>
+      <w:r>
+        <w:t xml:space="preserve">cure for </w:t>
+      </w:r>
+      <w:r>
+        <w:t>Cora</w:t>
+      </w:r>
+      <w:r>
+        <w:t>’s crankiness was reading</w:t>
+      </w:r>
+      <w:r>
+        <w:t xml:space="preserve">. </w:t>
+      </w:r>
+      <w:r>
+        <w:t xml:space="preserve">It started with </w:t>
+      </w:r>
+      <w:r>
+        <w:t>mom and dad reading to her but</w:t>
+      </w:r>
+      <w:r>
+        <w:t>,</w:t>
+      </w:r>
+      <w:r>
+        <w:t xml:space="preserve"> before long</w:t>
+      </w:r>
+      <w:r>
+        <w:t>,</w:t>
+      </w:r>
+      <w:r>
+        <w:t xml:space="preserve"> she was reading for herself</w:t>
+      </w:r>
+      <w:r>
+        <w:t>. A</w:t>
+      </w:r>
+      <w:r>
+        <w:t>nd after that point</w:t>
+      </w:r>
+      <w:r>
+        <w:t>,</w:t>
+      </w:r>
+      <w:r>
+        <w:t xml:space="preserve"> we didn’t see much of Cora. She</w:t>
+      </w:r>
+      <w:r>
+        <w:t xml:space="preserve"> woul</w:t>
+      </w:r>
+      <w:r>
+        <w:t xml:space="preserve">d disappear into her room with a stack of books and ignore the world. </w:t>
+      </w:r>
+      <w:r>
+        <w:t xml:space="preserve">It didn’t </w:t>
+      </w:r>
+      <w:r>
+        <w:t>matter what else was going on even</w:t>
+      </w:r>
+      <w:r>
+        <w:t>, for example,</w:t>
+      </w:r>
+      <w:r>
+        <w:t xml:space="preserve"> her own birthday party. We were eventually forced to impose a time limit on trips to the bookstore to keep from losing entire afternoons within Barnes &amp; Nobles. Trip to the library began to stretch longer and longer. The trips weren’t just getting longer; they were getting heavier. Cora’s library hauls quickly outgrew what she could hold in our arms. Then we began bringing a canvas duffel bag. And then she needed mom or dad to carry the bag and the only limit on her grab was the strength of dad’s shoulder socket. </w:t>
       </w:r>
     </w:p>
     <w:p>
@@ -127,6 +289,19 @@
     </w:p>
     <w:p/>
     <w:p/>
+    <w:p>
+      <w:r>
+        <w:t xml:space="preserve">reasons mom and dad would draw straws to see who would have </w:t>
+      </w:r>
+      <w:proofErr w:type="spellStart"/>
+      <w:r>
+        <w:t>take</w:t>
+      </w:r>
+      <w:proofErr w:type="spellEnd"/>
+      <w:r>
+        <w:t xml:space="preserve"> her out for driving practice.</w:t>
+      </w:r>
+    </w:p>
     <w:p>
       <w:r>
         <w:t>Cora got older and slightly less cranky and discovered two things that would change her life – books and dinosaurs. When she found out there were books about dinosaurs, we were done for.</w:t>

--- a/docs/working.docx
+++ b/docs/working.docx
@@ -29,6 +29,16 @@
     </w:p>
     <w:p>
       <w:r>
+        <w:t xml:space="preserve">They walked past KB Toys and Newby’s Chocolate Kitchen where Emery had once as a boy filled his pockets with samples of fudge that had congealed during the drive home into two softball-sized mega-samples of swirled chocolate and peanut butter and vanilla flavors. </w:t>
+      </w:r>
+    </w:p>
+    <w:p>
+      <w:r>
+        <w:t>“Were you followed?”</w:t>
+      </w:r>
+    </w:p>
+    <w:p>
+      <w:r>
         <w:t xml:space="preserve">      </w:t>
       </w:r>
     </w:p>
@@ -78,17 +88,28 @@
         <w:t xml:space="preserve">“But in this condition an exception can be made.” </w:t>
       </w:r>
       <w:r>
-        <w:t>The guards all stood aside and Eoric rose to his feet with the Lady in his arms. “Go out there,” the head guard said and poked Eoric in the chest with his baton to emphasize his point. “</w:t>
-      </w:r>
-      <w:r>
-        <w:t xml:space="preserve">Give her a proper burial. Something dignified. Something befitting her position.” </w:t>
+        <w:t xml:space="preserve">The guards all stood aside and Eoric rose to his feet with the Lady in his arms. “Go out there,” the head guard said and poked Eoric in </w:t>
+      </w:r>
+      <w:r>
+        <w:lastRenderedPageBreak/>
+        <w:t>the chest with his baton to emphasize his point. “</w:t>
+      </w:r>
+      <w:r>
+        <w:t>Give her a proper burial. Something dignified</w:t>
+      </w:r>
+      <w:r>
+        <w:t>. “Give her a proper burial. Something dignified. Something befitting her stature.”</w:t>
+      </w:r>
+    </w:p>
+    <w:p>
+      <w:r>
+        <w:t>Eoric stepped quickly through the gate breaking into a controlled sprint once outside the Capital to put some distance between himself and the garrison.</w:t>
       </w:r>
     </w:p>
     <w:p/>
     <w:p/>
     <w:p>
       <w:r>
-        <w:lastRenderedPageBreak/>
         <w:br w:type="page"/>
       </w:r>
     </w:p>
@@ -111,203 +132,53 @@
     </w:p>
     <w:p>
       <w:r>
-        <w:t xml:space="preserve">Writing a roast for Cora was difficult. She will always be perfect in our eyes. Each of her quirks only makes her more unique and special. </w:t>
-      </w:r>
-      <w:r>
-        <w:t>To us, e</w:t>
-      </w:r>
-      <w:r>
-        <w:t xml:space="preserve">very stumble, every false step along the way has only proven her strength and resilience and made us more proud of everything that she has </w:t>
-      </w:r>
-      <w:r>
-        <w:t>achieved</w:t>
-      </w:r>
-      <w:r>
-        <w:t>. And now that we’ve gotten ChatGPT’s answer to “How do you start a roast” out of the way, we can get down to business.</w:t>
-      </w:r>
-    </w:p>
-    <w:p>
-      <w:r>
-        <w:t xml:space="preserve">The truth is </w:t>
-      </w:r>
-      <w:r>
-        <w:t xml:space="preserve">that </w:t>
-      </w:r>
-      <w:r>
-        <w:t xml:space="preserve">Cora was a grouch. </w:t>
-      </w:r>
-      <w:r>
-        <w:t>She was so fussy that, w</w:t>
-      </w:r>
-      <w:r>
-        <w:t xml:space="preserve">hen her grandfather watched her as a </w:t>
-      </w:r>
-      <w:r>
-        <w:t>baby</w:t>
-      </w:r>
-      <w:r>
-        <w:t>, the only way he could get her to take a nap was to strap her in</w:t>
-      </w:r>
-      <w:r>
-        <w:t>to</w:t>
-      </w:r>
-      <w:r>
-        <w:t xml:space="preserve"> her car seat and drive laps around </w:t>
-      </w:r>
-      <w:r>
-        <w:t xml:space="preserve">the streets of </w:t>
-      </w:r>
-      <w:r>
-        <w:t xml:space="preserve">Tunkhannock. It worked like a charm. </w:t>
-      </w:r>
-      <w:r>
-        <w:t>T</w:t>
-      </w:r>
-      <w:r>
-        <w:t xml:space="preserve">he sound and the </w:t>
-      </w:r>
-      <w:r>
-        <w:t>feeling of being in a moving car</w:t>
-      </w:r>
-      <w:r>
-        <w:t xml:space="preserve"> would put Cora to sleep every time. Unfortunately, the trick still works now that Cora is behind the wheel. And that’s </w:t>
-      </w:r>
-      <w:r>
-        <w:t xml:space="preserve">only </w:t>
-      </w:r>
-      <w:r>
-        <w:t xml:space="preserve">one of the </w:t>
-      </w:r>
-      <w:r>
-        <w:t xml:space="preserve">problems with Cora’s driving. A few of the others are her braking, her turns, driving too slow, driving too fast but we only have five minutes. </w:t>
-      </w:r>
-      <w:r>
-        <w:t xml:space="preserve"> </w:t>
-      </w:r>
-    </w:p>
-    <w:p>
-      <w:r>
-        <w:t>Aside from the driving trick</w:t>
-      </w:r>
-      <w:r>
-        <w:t>,</w:t>
-      </w:r>
-      <w:r>
-        <w:t xml:space="preserve"> the best </w:t>
-      </w:r>
-      <w:r>
-        <w:t xml:space="preserve">cure for </w:t>
-      </w:r>
-      <w:r>
-        <w:t>Cora</w:t>
-      </w:r>
-      <w:r>
-        <w:t>’s crankiness was reading</w:t>
-      </w:r>
-      <w:r>
-        <w:t xml:space="preserve">. </w:t>
-      </w:r>
-      <w:r>
-        <w:t xml:space="preserve">It started with </w:t>
-      </w:r>
-      <w:r>
-        <w:t>mom and dad reading to her but</w:t>
-      </w:r>
-      <w:r>
-        <w:t>,</w:t>
-      </w:r>
-      <w:r>
-        <w:t xml:space="preserve"> before long</w:t>
-      </w:r>
-      <w:r>
-        <w:t>,</w:t>
-      </w:r>
-      <w:r>
-        <w:t xml:space="preserve"> she was reading for herself</w:t>
-      </w:r>
-      <w:r>
-        <w:t>. A</w:t>
-      </w:r>
-      <w:r>
-        <w:t>nd after that point</w:t>
-      </w:r>
-      <w:r>
-        <w:t>,</w:t>
-      </w:r>
-      <w:r>
-        <w:t xml:space="preserve"> we didn’t see much of Cora. She</w:t>
-      </w:r>
-      <w:r>
-        <w:t xml:space="preserve"> woul</w:t>
-      </w:r>
-      <w:r>
-        <w:t xml:space="preserve">d disappear into her room with a stack of books and ignore the world. </w:t>
-      </w:r>
-      <w:r>
-        <w:t xml:space="preserve">It didn’t </w:t>
-      </w:r>
-      <w:r>
-        <w:t>matter what else was going on even</w:t>
-      </w:r>
-      <w:r>
-        <w:t>, for example,</w:t>
-      </w:r>
-      <w:r>
-        <w:t xml:space="preserve"> her own birthday party. We were eventually forced to impose a time limit on trips to the bookstore to keep from losing entire afternoons within Barnes &amp; Nobles. Trip to the library began to stretch longer and longer. The trips weren’t just getting longer; they were getting heavier. Cora’s library hauls quickly outgrew what she could hold in our arms. Then we began bringing a canvas duffel bag. And then she needed mom or dad to carry the bag and the only limit on her grab was the strength of dad’s shoulder socket. </w:t>
-      </w:r>
-    </w:p>
-    <w:p>
-      <w:r>
-        <w:t>Along with books Cora loved dinosaurs. She thought that she would either grow up to be a paleontologist or be a conductor on the Dinosaur Train. It was amazing to see her memorize the Latin names of dozens of dinosaurs or know which belonged in the Jurassic versus the Triassic but there was a downside. Do you have any idea how many Land Before Time movies they made? The answer is 14. Ask me how I know.</w:t>
-      </w:r>
-    </w:p>
-    <w:p>
-      <w:r>
-        <w:t>At mom and dad’s insistence, Cora did occasionally touch grass. In fact, Cora was a multi-sport athlete. Tee-ball, soccer, basketball, swimming, dance – she hated them all. Even miniature golf turned out to be too taxing for Cora and she had to lie down in the middle of the 16h hole. We managed to putt around her but it was a challenge.</w:t>
-      </w:r>
-    </w:p>
-    <w:p>
+        <w:t>Writing a roast for Cora was difficult. Each of her quirks only makes her more unique and special. To us, every stumble, every false step along the way has only proven her strength and resilience and made us more proud of everything that she has achieved. But….</w:t>
+      </w:r>
+    </w:p>
+    <w:p>
+      <w:r>
+        <w:t xml:space="preserve">Well, the truth is that Cora was a grouch. She didn’t like anyone. She was so fussy that, when her grandfather watched her as a baby, the only way he could get her to take a nap was to strap her into her car seat and drive laps around the streets of Tunkhannock. It worked like a charm. The sound and the feeling of being in a moving car would put Cora to sleep every time. Unfortunately, the trick still works now that Cora is behind the wheel. And that’s only one of the problems with Cora’s driving. A few of the others are her braking, her turns, driving too slow, driving too fast but we only have five minutes.  </w:t>
+      </w:r>
+    </w:p>
+    <w:p>
+      <w:r>
+        <w:t xml:space="preserve">Aside from the driving trick, the best cure for Cora’s crankiness was reading. It started with mom and dad reading to her but, before long, she was reading for herself. And after that point, we didn’t see much of Cora. She would disappear into her room with a stack of books and ignore the world. It didn’t matter what else was going on even, for example, her own birthday party. We were eventually forced to impose a time limit on trips to the bookstore to keep from losing entire afternoons within a Barnes &amp; Noble. Trips to the library began to stretch longer and longer. And not only longer; they were getting heavier. Cora’s library hauls quickly outpaced what she could hold in her arms. Then we began bringing a deep canvas duffel bag. Once she talked mom and dad into carrying the bag for her, the only limitation on her grab was the strength of dad’s shoulder socket. </w:t>
+      </w:r>
+    </w:p>
+    <w:p>
+      <w:r>
+        <w:t>Along with books Cora loved dinosaurs. We thought that she would either grow up to be a paleontologist or be a conductor on the Dinosaur Train. It was amazing to see her memorize the Latin names of dinosaurs and confidently state which ones belonged in the Jurassic versus the Triassic or Cretaceous but there were also downsides. Do you have any idea how many Land Before Time movies they made? The answer is 14. Fourteen.</w:t>
+      </w:r>
+    </w:p>
+    <w:p>
+      <w:r>
+        <w:t>At mom and dad’s insistence, Cora did occasionally touch grass. In fact, Cora was a multi-sport athlete. Tee-ball, soccer, basketball, swimming, dance – she hated them all. Even miniature golf turned out to be too taxing for Cora and she had to lie down in the middle of the 16h hole at Shadowbrook. We managed to putt around her but it was a challenge.</w:t>
+      </w:r>
+    </w:p>
+    <w:p>
+      <w:r>
+        <w:t xml:space="preserve">To be honest, the fact that Cora never stuck with athletics probably saved us millions in medical bills. She was always accident-prone. Before the age of eight, Cora required four </w:t>
+      </w:r>
       <w:r>
         <w:lastRenderedPageBreak/>
-        <w:t xml:space="preserve">To be honest, the fact that Cora never stuck with athletics probably saved us millions in medical bills. She was always accident-prone. Before the age of eight, Cora needed four separate trips to the emergency room for such feats as riding a scooter down a steep hill and breaking her wrist and falling out of a swing at the park. </w:t>
-      </w:r>
-    </w:p>
-    <w:p>
-      <w:r>
-        <w:t xml:space="preserve">We’re much happier that Cora found a passion for puzzles – nice, safe puzzles. Unfortunately there’s nothing funny to say about how she puts together puzzles. She just separates all of similarly colored pieces into piles and then stacks them into columns by the configuration of their tabs just like everyone else so we’ll move on from that. </w:t>
-      </w:r>
-    </w:p>
-    <w:p>
-      <w:r>
-        <w:t>That level of…let’s call it organization extends to every area of her life. Cora has always been incredibly organized. She arranged the books on her bookshelf by the color of their spines. And if her sister was foolish enough to borrow one and put it back in the wrong place, the lecture she got in return meant she never did it twice.</w:t>
-      </w:r>
-    </w:p>
-    <w:p>
-      <w:r>
-        <w:t xml:space="preserve">But Cora’s not all about reading and studying and following the rules. Cora’s got a wild side. Some people think if you’re lactose intolerant you should avoid ice cream but Cora doesn’t play by the rules. Cora lives life on the edge. Some people think you can’t wear your clothes inside out but Cora knows better. Some people think brown doesn’t go with pink. All her life Cora has defied the odds and proven the disbelievers wrong. Keep it up. We’re so proud of you, we love you and we can’t wait to see all of the amazing things you’re going to accomplish. </w:t>
-      </w:r>
-    </w:p>
-    <w:p/>
-    <w:p/>
-    <w:p>
-      <w:r>
-        <w:t xml:space="preserve">reasons mom and dad would draw straws to see who would have </w:t>
-      </w:r>
-      <w:proofErr w:type="spellStart"/>
-      <w:r>
-        <w:t>take</w:t>
-      </w:r>
-      <w:proofErr w:type="spellEnd"/>
-      <w:r>
-        <w:t xml:space="preserve"> her out for driving practice.</w:t>
-      </w:r>
-    </w:p>
-    <w:p>
-      <w:r>
-        <w:t>Cora got older and slightly less cranky and discovered two things that would change her life – books and dinosaurs. When she found out there were books about dinosaurs, we were done for.</w:t>
-      </w:r>
-    </w:p>
-    <w:p/>
+        <w:t xml:space="preserve">separate trips to the emergency room for feats such as riding a scooter down a steep hill and breaking her wrist and falling out of a swing at the park. </w:t>
+      </w:r>
+    </w:p>
+    <w:p>
+      <w:r>
+        <w:t xml:space="preserve">We’re much happier that Cora found a passion for puzzles – nice, safe puzzles. And she hasn’t managed to injure herself doing one of those yet. Unfortunately, there’s nothing funny to say about how Cora puts together puzzles. She separates all the pieces into piles by color and then builds stacks of pieces according to the configuration of their tabs just like everyone else does so we’ll move on from that. </w:t>
+      </w:r>
+    </w:p>
+    <w:p>
+      <w:r>
+        <w:t xml:space="preserve">That level of organization/psychosis extends to every area of her life. Cora has always been incredibly organized. From the clothes in her closet to the stuffed animals on her bed, everything has to be arranged just so. As her sister can attest, you don’t want to find out what happens to people who disrupt that order. Because Cora’s not all about reading and studying and following the rules. Cora’s got a dark side, a wild side. Some people think you can’t wear your clothes inside out but, from an early age, Cora knew better. She lives life on the edge. Some people think if you’re lactose intolerant you should avoid ice cream but Cora doesn’t play by the rules. She has proven the doubters wrong. I mean, she passed her driver’s test and we were literally betting against that ever happening. </w:t>
+      </w:r>
+    </w:p>
+    <w:p>
+      <w:r>
+        <w:t>Cora, we just want to say, keep it up. We’re so proud of you, we love you and we can’t wait to see all of the amazing things you’re going to accomplish. And remember there are lots of cities with excellent public transportation.  I dare you to move a shirt out of order. Ask her how many times she had to go upstairs.</w:t>
+      </w:r>
+    </w:p>
     <w:p/>
     <w:p/>
     <w:sectPr>

--- a/docs/working.docx
+++ b/docs/working.docx
@@ -39,6 +39,22 @@
     </w:p>
     <w:p>
       <w:r>
+        <w:t>“No. I told my parents I was helping out at the Boys and Girls Club.”</w:t>
+      </w:r>
+    </w:p>
+    <w:p>
+      <w:r>
+        <w:t xml:space="preserve">When Emery was trying to come up with what to say, how he was going to handle the seminarian, </w:t>
+      </w:r>
+      <w:r>
+        <w:t xml:space="preserve">he </w:t>
+      </w:r>
+      <w:r>
+        <w:t xml:space="preserve">thought about the encounter he had dreamed so many times of having. Since he was twelve he had imagined he would be recruited like this. Some seemingly chance meeting. An aging operator who could recognize one of his own kind.  </w:t>
+      </w:r>
+    </w:p>
+    <w:p>
+      <w:r>
         <w:t xml:space="preserve">      </w:t>
       </w:r>
     </w:p>
@@ -67,6 +83,7 @@
     </w:p>
     <w:p>
       <w:r>
+        <w:lastRenderedPageBreak/>
         <w:t>“If she was here, alive,” the head guard continued. “I wouldn’t have to check the list. Prominent citizens like her are not permitted to leave the Capital.”</w:t>
       </w:r>
     </w:p>
@@ -88,11 +105,7 @@
         <w:t xml:space="preserve">“But in this condition an exception can be made.” </w:t>
       </w:r>
       <w:r>
-        <w:t xml:space="preserve">The guards all stood aside and Eoric rose to his feet with the Lady in his arms. “Go out there,” the head guard said and poked Eoric in </w:t>
-      </w:r>
-      <w:r>
-        <w:lastRenderedPageBreak/>
-        <w:t>the chest with his baton to emphasize his point. “</w:t>
+        <w:t>The guards all stood aside and Eoric rose to his feet with the Lady in his arms. “Go out there,” the head guard said and poked Eoric in the chest with his baton to emphasize his point. “</w:t>
       </w:r>
       <w:r>
         <w:t>Give her a proper burial. Something dignified</w:t>
@@ -104,6 +117,9 @@
     <w:p>
       <w:r>
         <w:t>Eoric stepped quickly through the gate breaking into a controlled sprint once outside the Capital to put some distance between himself and the garrison.</w:t>
+      </w:r>
+      <w:r>
+        <w:t xml:space="preserve"> He hadn’t been outside the Capital in four years now and Eoric felt the sun striking his skin unshielded by tall buildings and awnings and colonnades. The air felt too open. Its abundance was suffocating. </w:t>
       </w:r>
     </w:p>
     <w:p/>

--- a/docs/working.docx
+++ b/docs/working.docx
@@ -4,7 +4,15 @@
   <w:body>
     <w:p>
       <w:r>
-        <w:t xml:space="preserve">They had never met in person but one look at Orrin convinced the guy that he was the person who had written all of the stuff he’d been reading. That’s the trouble with being so sincere all the time. You can never look like anything other than what you are. </w:t>
+        <w:t xml:space="preserve">They had never met in person but one look at Orrin convinced the guy that he was the person who had written </w:t>
+      </w:r>
+      <w:proofErr w:type="gramStart"/>
+      <w:r>
+        <w:t>all of</w:t>
+      </w:r>
+      <w:proofErr w:type="gramEnd"/>
+      <w:r>
+        <w:t xml:space="preserve"> the stuff he’d been reading. That’s the trouble with being so sincere all the time. You can never look like anything other than what you are. </w:t>
       </w:r>
     </w:p>
     <w:p>
@@ -19,7 +27,23 @@
     </w:p>
     <w:p>
       <w:r>
-        <w:t>Emery walked beside the seminarian through the halls of the Larchmont Mall so they could talk and Orrin trailed a couple steps behind. The seminarian kept looking over his shoulder at Orrin and as they were passing the jewelry store he said, “You’re the writer, aren’t you?”</w:t>
+        <w:t xml:space="preserve">Emery walked beside the seminarian through the halls of the Larchmont Mall so they could </w:t>
+      </w:r>
+      <w:proofErr w:type="gramStart"/>
+      <w:r>
+        <w:t>talk</w:t>
+      </w:r>
+      <w:proofErr w:type="gramEnd"/>
+      <w:r>
+        <w:t xml:space="preserve"> and Orrin trailed a couple steps behind. The seminarian kept looking over his shoulder at Orrin and as they were passing the jewelry </w:t>
+      </w:r>
+      <w:proofErr w:type="gramStart"/>
+      <w:r>
+        <w:t>store</w:t>
+      </w:r>
+      <w:proofErr w:type="gramEnd"/>
+      <w:r>
+        <w:t xml:space="preserve"> he said, “You’re the writer, aren’t you?”</w:t>
       </w:r>
     </w:p>
     <w:p>
@@ -50,7 +74,21 @@
         <w:t xml:space="preserve">he </w:t>
       </w:r>
       <w:r>
-        <w:t xml:space="preserve">thought about the encounter he had dreamed so many times of having. Since he was twelve he had imagined he would be recruited like this. Some seemingly chance meeting. An aging operator who could recognize one of his own kind.  </w:t>
+        <w:t xml:space="preserve">thought about the encounter he had dreamed so many times of having. Since he was </w:t>
+      </w:r>
+      <w:proofErr w:type="gramStart"/>
+      <w:r>
+        <w:t>twelve</w:t>
+      </w:r>
+      <w:proofErr w:type="gramEnd"/>
+      <w:r>
+        <w:t xml:space="preserve"> he had imagined he would be recruited like this. Some seemingly chance meeting. An aging operator who could recognize one of his own kind. </w:t>
+      </w:r>
+      <w:r>
+        <w:t xml:space="preserve">Leaving school, hanging around in and outside of Torchie’s pool hall, Emery couldn’t stop believing that he would be approached and invited to participate in a more interesting, exciting life than the one he was leading. </w:t>
+      </w:r>
+      <w:r>
+        <w:t xml:space="preserve"> </w:t>
       </w:r>
     </w:p>
     <w:p>
@@ -63,12 +101,36 @@
     <w:p/>
     <w:p>
       <w:r>
-        <w:t xml:space="preserve">Eoric pulled the sheet back over the Lady’s face and felt a faint stirring as she allowed air back into her poor parched lungs. </w:t>
-      </w:r>
-    </w:p>
-    <w:p>
-      <w:r>
-        <w:t>“She was behind every orphanage in the Outskirts. Always wished I could’ve been like you – one she let into her own home – but as it was she got me off the streets at least.”</w:t>
+        <w:t xml:space="preserve">Eoric pulled the sheet back over the Lady’s face and felt a faint </w:t>
+      </w:r>
+      <w:proofErr w:type="gramStart"/>
+      <w:r>
+        <w:t>stirring</w:t>
+      </w:r>
+      <w:proofErr w:type="gramEnd"/>
+      <w:r>
+        <w:t xml:space="preserve"> as she allowed air back into her </w:t>
+      </w:r>
+      <w:proofErr w:type="gramStart"/>
+      <w:r>
+        <w:t>poor</w:t>
+      </w:r>
+      <w:proofErr w:type="gramEnd"/>
+      <w:r>
+        <w:t xml:space="preserve"> parched lungs. </w:t>
+      </w:r>
+    </w:p>
+    <w:p>
+      <w:r>
+        <w:t xml:space="preserve">“She was behind every orphanage in the Outskirts. Always wished I could’ve been like you – one she let into her own home – but as it </w:t>
+      </w:r>
+      <w:proofErr w:type="gramStart"/>
+      <w:r>
+        <w:t>was</w:t>
+      </w:r>
+      <w:proofErr w:type="gramEnd"/>
+      <w:r>
+        <w:t xml:space="preserve"> she got me off the streets at least.”</w:t>
       </w:r>
     </w:p>
     <w:p>
@@ -78,12 +140,12 @@
     </w:p>
     <w:p>
       <w:r>
+        <w:lastRenderedPageBreak/>
         <w:t>“If she was here, I’d kiss her cheek,” the small guard cried his voice husky.</w:t>
       </w:r>
     </w:p>
     <w:p>
       <w:r>
-        <w:lastRenderedPageBreak/>
         <w:t>“If she was here, alive,” the head guard continued. “I wouldn’t have to check the list. Prominent citizens like her are not permitted to leave the Capital.”</w:t>
       </w:r>
     </w:p>
@@ -116,10 +178,24 @@
     </w:p>
     <w:p>
       <w:r>
-        <w:t>Eoric stepped quickly through the gate breaking into a controlled sprint once outside the Capital to put some distance between himself and the garrison.</w:t>
-      </w:r>
-      <w:r>
-        <w:t xml:space="preserve"> He hadn’t been outside the Capital in four years now and Eoric felt the sun striking his skin unshielded by tall buildings and awnings and colonnades. The air felt too open. Its abundance was suffocating. </w:t>
+        <w:t xml:space="preserve">Eoric stepped quickly through the </w:t>
+      </w:r>
+      <w:proofErr w:type="gramStart"/>
+      <w:r>
+        <w:t>gate</w:t>
+      </w:r>
+      <w:proofErr w:type="gramEnd"/>
+      <w:r>
+        <w:t xml:space="preserve"> breaking into a controlled sprint once outside the Capital to put some distance between himself and the garrison.</w:t>
+      </w:r>
+      <w:r>
+        <w:t xml:space="preserve"> He hadn’t been outside the Capital in four years now and Eoric felt the sun striking his skin unshielded by tall buildings and awnings and colonnades. The air felt too open. Its abundance was suffocating.</w:t>
+      </w:r>
+      <w:r>
+        <w:t xml:space="preserve"> There was nowhere to look. He turned in circles and found himself surrounded by an endless expanse of colorless dirt sprouting patches of bristly yellow grass.  </w:t>
+      </w:r>
+      <w:r>
+        <w:t xml:space="preserve"> </w:t>
       </w:r>
     </w:p>
     <w:p/>
@@ -148,32 +224,112 @@
     </w:p>
     <w:p>
       <w:r>
-        <w:t>Writing a roast for Cora was difficult. Each of her quirks only makes her more unique and special. To us, every stumble, every false step along the way has only proven her strength and resilience and made us more proud of everything that she has achieved. But….</w:t>
-      </w:r>
-    </w:p>
-    <w:p>
-      <w:r>
-        <w:t xml:space="preserve">Well, the truth is that Cora was a grouch. She didn’t like anyone. She was so fussy that, when her grandfather watched her as a baby, the only way he could get her to take a nap was to strap her into her car seat and drive laps around the streets of Tunkhannock. It worked like a charm. The sound and the feeling of being in a moving car would put Cora to sleep every time. Unfortunately, the trick still works now that Cora is behind the wheel. And that’s only one of the problems with Cora’s driving. A few of the others are her braking, her turns, driving too slow, driving too fast but we only have five minutes.  </w:t>
-      </w:r>
-    </w:p>
-    <w:p>
-      <w:r>
-        <w:t xml:space="preserve">Aside from the driving trick, the best cure for Cora’s crankiness was reading. It started with mom and dad reading to her but, before long, she was reading for herself. And after that point, we didn’t see much of Cora. She would disappear into her room with a stack of books and ignore the world. It didn’t matter what else was going on even, for example, her own birthday party. We were eventually forced to impose a time limit on trips to the bookstore to keep from losing entire afternoons within a Barnes &amp; Noble. Trips to the library began to stretch longer and longer. And not only longer; they were getting heavier. Cora’s library hauls quickly outpaced what she could hold in her arms. Then we began bringing a deep canvas duffel bag. Once she talked mom and dad into carrying the bag for her, the only limitation on her grab was the strength of dad’s shoulder socket. </w:t>
-      </w:r>
-    </w:p>
-    <w:p>
-      <w:r>
-        <w:t>Along with books Cora loved dinosaurs. We thought that she would either grow up to be a paleontologist or be a conductor on the Dinosaur Train. It was amazing to see her memorize the Latin names of dinosaurs and confidently state which ones belonged in the Jurassic versus the Triassic or Cretaceous but there were also downsides. Do you have any idea how many Land Before Time movies they made? The answer is 14. Fourteen.</w:t>
-      </w:r>
-    </w:p>
-    <w:p>
-      <w:r>
-        <w:t>At mom and dad’s insistence, Cora did occasionally touch grass. In fact, Cora was a multi-sport athlete. Tee-ball, soccer, basketball, swimming, dance – she hated them all. Even miniature golf turned out to be too taxing for Cora and she had to lie down in the middle of the 16h hole at Shadowbrook. We managed to putt around her but it was a challenge.</w:t>
-      </w:r>
-    </w:p>
-    <w:p>
-      <w:r>
-        <w:t xml:space="preserve">To be honest, the fact that Cora never stuck with athletics probably saved us millions in medical bills. She was always accident-prone. Before the age of eight, Cora required four </w:t>
+        <w:t xml:space="preserve">Writing a roast for Cora was difficult. Each of her quirks only makes her more unique and special. To us, every stumble along the way has only proven her strength and resilience and made us </w:t>
+      </w:r>
+      <w:proofErr w:type="gramStart"/>
+      <w:r>
+        <w:t>more proud</w:t>
+      </w:r>
+      <w:proofErr w:type="gramEnd"/>
+      <w:r>
+        <w:t xml:space="preserve"> of everything that she has achieved. But….</w:t>
+      </w:r>
+    </w:p>
+    <w:p>
+      <w:r>
+        <w:t xml:space="preserve">Well, the truth is that Cora was a grouch. She didn’t like anyone. She was so fussy that, when her grandfather watched her as a baby, the only way he could get her to take a nap was to strap her into her car seat and drive laps around the streets of Tunkhannock. It worked like a charm. The sound and the feeling of being in a moving car would put Cora to sleep every time. Unfortunately, the trick still works now that Cora is behind the wheel. And that’s only one of the problems with Cora’s driving. A few of the others are her </w:t>
+      </w:r>
+      <w:proofErr w:type="gramStart"/>
+      <w:r>
+        <w:t>braking</w:t>
+      </w:r>
+      <w:proofErr w:type="gramEnd"/>
+      <w:r>
+        <w:t xml:space="preserve">, her turns, driving too </w:t>
+      </w:r>
+      <w:proofErr w:type="gramStart"/>
+      <w:r>
+        <w:t>slow</w:t>
+      </w:r>
+      <w:proofErr w:type="gramEnd"/>
+      <w:r>
+        <w:t xml:space="preserve">, driving too fast but we only have five minutes.  </w:t>
+      </w:r>
+    </w:p>
+    <w:p>
+      <w:r>
+        <w:t xml:space="preserve">Aside from the driving trick, the best cure for Cora’s crankiness was reading. It started with mom and dad reading to her but, before long, she was reading for herself. And after that point, we didn’t see much of Cora. She would disappear into her room with a stack of books and ignore the world. It didn’t matter what else was going </w:t>
+      </w:r>
+      <w:proofErr w:type="gramStart"/>
+      <w:r>
+        <w:t>on</w:t>
+      </w:r>
+      <w:proofErr w:type="gramEnd"/>
+      <w:r>
+        <w:t xml:space="preserve"> even, for example, her own birthday party. We were eventually forced to impose a time limit on trips to the bookstore to keep from losing entire afternoons within a Barnes &amp; Noble. Trips to the library began to stretch longer and longer. And not only longer; they were getting heavier. Cora’s library hauls quickly outpaced what she could hold in her arms. Then we began bringing a deep canvas duffel bag. Once she talked mom and dad into carrying the bag for her, the only limitation on her grab was the strength of dad’s shoulder socket. </w:t>
+      </w:r>
+    </w:p>
+    <w:p>
+      <w:r>
+        <w:t xml:space="preserve">Along with books Cora loved dinosaurs. We thought that she would either grow up to be a paleontologist or be a conductor on the Dinosaur Train. It was amazing to see her memorize the Latin names of dinosaurs and confidently state which ones belonged in the Jurassic versus the Triassic or Cretaceous but there were also downsides. Do you have any idea how many </w:t>
+      </w:r>
+      <w:proofErr w:type="gramStart"/>
+      <w:r>
+        <w:t>Land</w:t>
+      </w:r>
+      <w:proofErr w:type="gramEnd"/>
+      <w:r>
+        <w:t xml:space="preserve"> Before Time movies they made? The answer is 14. Fourteen.</w:t>
+      </w:r>
+    </w:p>
+    <w:p>
+      <w:r>
+        <w:t xml:space="preserve">At mom and dad’s insistence, Cora did occasionally </w:t>
+      </w:r>
+      <w:proofErr w:type="gramStart"/>
+      <w:r>
+        <w:t>touch</w:t>
+      </w:r>
+      <w:proofErr w:type="gramEnd"/>
+      <w:r>
+        <w:t xml:space="preserve"> grass. In fact, Cora was a multi-sport athlete. Tee-ball, soccer, basketball, swimming, dance – she hated them all. Even miniature golf turned out to be too taxing for </w:t>
+      </w:r>
+      <w:proofErr w:type="gramStart"/>
+      <w:r>
+        <w:t>Cora</w:t>
+      </w:r>
+      <w:proofErr w:type="gramEnd"/>
+      <w:r>
+        <w:t xml:space="preserve"> and she had to lie down in the middle of the 16h hole at Shadowbrook. We managed to </w:t>
+      </w:r>
+      <w:proofErr w:type="gramStart"/>
+      <w:r>
+        <w:t>putt</w:t>
+      </w:r>
+      <w:proofErr w:type="gramEnd"/>
+      <w:r>
+        <w:t xml:space="preserve"> around </w:t>
+      </w:r>
+      <w:proofErr w:type="gramStart"/>
+      <w:r>
+        <w:t>her</w:t>
+      </w:r>
+      <w:proofErr w:type="gramEnd"/>
+      <w:r>
+        <w:t xml:space="preserve"> but it was a challenge.</w:t>
+      </w:r>
+    </w:p>
+    <w:p>
+      <w:r>
+        <w:t xml:space="preserve">To be honest, the fact that Cora never stuck with athletics probably saved us millions </w:t>
+      </w:r>
+      <w:proofErr w:type="gramStart"/>
+      <w:r>
+        <w:t>in</w:t>
+      </w:r>
+      <w:proofErr w:type="gramEnd"/>
+      <w:r>
+        <w:t xml:space="preserve"> medical bills. She was always accident-prone. Before the age of eight, Cora required four </w:t>
       </w:r>
       <w:r>
         <w:lastRenderedPageBreak/>
@@ -187,12 +343,75 @@
     </w:p>
     <w:p>
       <w:r>
-        <w:t xml:space="preserve">That level of organization/psychosis extends to every area of her life. Cora has always been incredibly organized. From the clothes in her closet to the stuffed animals on her bed, everything has to be arranged just so. As her sister can attest, you don’t want to find out what happens to people who disrupt that order. Because Cora’s not all about reading and studying and following the rules. Cora’s got a dark side, a wild side. Some people think you can’t wear your clothes inside out but, from an early age, Cora knew better. She lives life on the edge. Some people think if you’re lactose intolerant you should avoid ice cream but Cora doesn’t play by the rules. She has proven the doubters wrong. I mean, she passed her driver’s test and we were literally betting against that ever happening. </w:t>
-      </w:r>
-    </w:p>
-    <w:p>
-      <w:r>
-        <w:t>Cora, we just want to say, keep it up. We’re so proud of you, we love you and we can’t wait to see all of the amazing things you’re going to accomplish. And remember there are lots of cities with excellent public transportation.  I dare you to move a shirt out of order. Ask her how many times she had to go upstairs.</w:t>
+        <w:t xml:space="preserve">That level of organization/psychosis extends to every area of her life. Cora has always been incredibly organized. From the clothes in her closet to the stuffed animals on her bed, everything </w:t>
+      </w:r>
+      <w:proofErr w:type="gramStart"/>
+      <w:r>
+        <w:t>has to</w:t>
+      </w:r>
+      <w:proofErr w:type="gramEnd"/>
+      <w:r>
+        <w:t xml:space="preserve"> be arranged just so. </w:t>
+      </w:r>
+      <w:r>
+        <w:t>If you put a shirt back in the wrong place, y</w:t>
+      </w:r>
+      <w:r>
+        <w:t xml:space="preserve">ou don’t want to find out what happens. Because Cora’s not all about reading and studying and following the rules. </w:t>
+      </w:r>
+      <w:proofErr w:type="gramStart"/>
+      <w:r>
+        <w:t>Cora’s</w:t>
+      </w:r>
+      <w:proofErr w:type="gramEnd"/>
+      <w:r>
+        <w:t xml:space="preserve"> got a dark side, a wild side. Some people think you can’t wear your clothes inside out but, from an early age, Cora knew better. She </w:t>
+      </w:r>
+      <w:proofErr w:type="gramStart"/>
+      <w:r>
+        <w:t>lives life</w:t>
+      </w:r>
+      <w:proofErr w:type="gramEnd"/>
+      <w:r>
+        <w:t xml:space="preserve"> on the edge. Some people think if you’re lactose intolerant you should avoid ice </w:t>
+      </w:r>
+      <w:proofErr w:type="gramStart"/>
+      <w:r>
+        <w:t>cream</w:t>
+      </w:r>
+      <w:proofErr w:type="gramEnd"/>
+      <w:r>
+        <w:t xml:space="preserve"> but Cora doesn’t play by the rules. She has proven the doubters wrong. </w:t>
+      </w:r>
+      <w:r>
+        <w:t>Like, when she passed her driver’s test. W</w:t>
+      </w:r>
+      <w:r>
+        <w:t xml:space="preserve">e were literally betting against that ever happening. </w:t>
+      </w:r>
+    </w:p>
+    <w:p>
+      <w:r>
+        <w:t xml:space="preserve">Cora, we just want to say, keep it up. We’re so proud of you, we love you and we can’t wait to see </w:t>
+      </w:r>
+      <w:proofErr w:type="gramStart"/>
+      <w:r>
+        <w:t>all of</w:t>
+      </w:r>
+      <w:proofErr w:type="gramEnd"/>
+      <w:r>
+        <w:t xml:space="preserve"> the amazing things you’re going to accomplish. And remember there are lots of cities with excellent public transportation.  I dare you to move a shirt out of order. Ask her how many times she had to go upstairs.</w:t>
+      </w:r>
+      <w:r>
+        <w:t xml:space="preserve"> And yet there were years </w:t>
+      </w:r>
+      <w:proofErr w:type="gramStart"/>
+      <w:r>
+        <w:t>where</w:t>
+      </w:r>
+      <w:proofErr w:type="gramEnd"/>
+      <w:r>
+        <w:t xml:space="preserve"> she almost never left the house without at least one piece of clothing inside out or on backwards. </w:t>
       </w:r>
     </w:p>
     <w:p/>

--- a/docs/working.docx
+++ b/docs/working.docx
@@ -4,91 +4,41 @@
   <w:body>
     <w:p>
       <w:r>
-        <w:t xml:space="preserve">They had never met in person but one look at Orrin convinced the guy that he was the person who had written </w:t>
+        <w:t>“Were you followed?”</w:t>
+      </w:r>
+    </w:p>
+    <w:p>
+      <w:r>
+        <w:t>“No. I told my parents I was helping out at the Boys and Girls Club.”</w:t>
+      </w:r>
+    </w:p>
+    <w:p>
+      <w:r>
+        <w:t xml:space="preserve">When Emery was trying to come up with what to say, how he was going to handle the seminarian, all he had to do was conjure up the encounter he had imagined so many times having. Since he was </w:t>
       </w:r>
       <w:proofErr w:type="gramStart"/>
       <w:r>
-        <w:t>all of</w:t>
+        <w:t>twelve</w:t>
       </w:r>
       <w:proofErr w:type="gramEnd"/>
       <w:r>
-        <w:t xml:space="preserve"> the stuff he’d been reading. That’s the trouble with being so sincere all the time. You can never look like anything other than what you are. </w:t>
-      </w:r>
-    </w:p>
-    <w:p>
-      <w:r>
-        <w:t xml:space="preserve">“Oh, I am,” he said and relaxed and just let himself be led out past the photo booth that stood at the entrance to the food court. “I am your friend.” </w:t>
-      </w:r>
-    </w:p>
-    <w:p>
-      <w:r>
-        <w:t xml:space="preserve">“That’s good. Let’s go see the selection at Foot Locker. It’s sensational.” </w:t>
-      </w:r>
-    </w:p>
-    <w:p>
-      <w:r>
-        <w:t xml:space="preserve">Emery walked beside the seminarian through the halls of the Larchmont Mall so they could </w:t>
+        <w:t xml:space="preserve"> he had expected he would be recruited like this. Some seemingly chance meeting. An aging operator who could recognize one of his own kind. Leaving school, hanging around in and outside of Torchie’s pool hall, Emery couldn’t stop believing that he would be approached and invited to participate in a more interesting, more exciting life than the one he was leading. The flinty-eyed man would finally allow Emery to achieve his true potential. To apply the full range of skills that he knew he possessed and that would be wasted in a straight life in the straight world. He only had to hang around the places he already felt most comfortable. Places where other mutants congregated. But the difference between Emery and the rest of them – the difference that would make him stand out to anyone with the right eyes to see – was that they were dumb. </w:t>
       </w:r>
       <w:proofErr w:type="gramStart"/>
       <w:r>
-        <w:t>talk</w:t>
+        <w:t>All of</w:t>
       </w:r>
       <w:proofErr w:type="gramEnd"/>
       <w:r>
-        <w:t xml:space="preserve"> and Orrin trailed a couple steps behind. The seminarian kept looking over his shoulder at Orrin and as they were passing the jewelry </w:t>
+        <w:t xml:space="preserve"> those guys like Luke and Don and Jeff were fundamentally dumb. Some </w:t>
       </w:r>
       <w:proofErr w:type="gramStart"/>
       <w:r>
-        <w:t>store</w:t>
+        <w:t>worse</w:t>
       </w:r>
       <w:proofErr w:type="gramEnd"/>
       <w:r>
-        <w:t xml:space="preserve"> he said, “You’re the writer, aren’t you?”</w:t>
-      </w:r>
-    </w:p>
-    <w:p>
-      <w:r>
-        <w:t xml:space="preserve">“Look at me,” Emery gave him a soft elbow to the ribs. “Don’t worry about him right now.” </w:t>
-      </w:r>
-    </w:p>
-    <w:p>
-      <w:r>
-        <w:t xml:space="preserve">They walked past KB Toys and Newby’s Chocolate Kitchen where Emery had once as a boy filled his pockets with samples of fudge that had congealed during the drive home into two softball-sized mega-samples of swirled chocolate and peanut butter and vanilla flavors. </w:t>
-      </w:r>
-    </w:p>
-    <w:p>
-      <w:r>
-        <w:t>“Were you followed?”</w:t>
-      </w:r>
-    </w:p>
-    <w:p>
-      <w:r>
-        <w:t>“No. I told my parents I was helping out at the Boys and Girls Club.”</w:t>
-      </w:r>
-    </w:p>
-    <w:p>
-      <w:r>
-        <w:t xml:space="preserve">When Emery was trying to come up with what to say, how he was going to handle the seminarian, </w:t>
-      </w:r>
-      <w:r>
-        <w:t xml:space="preserve">he </w:t>
-      </w:r>
-      <w:r>
-        <w:t xml:space="preserve">thought about the encounter he had dreamed so many times of having. Since he was </w:t>
-      </w:r>
-      <w:proofErr w:type="gramStart"/>
-      <w:r>
-        <w:t>twelve</w:t>
-      </w:r>
-      <w:proofErr w:type="gramEnd"/>
-      <w:r>
-        <w:t xml:space="preserve"> he had imagined he would be recruited like this. Some seemingly chance meeting. An aging operator who could recognize one of his own kind. </w:t>
-      </w:r>
-      <w:r>
-        <w:t xml:space="preserve">Leaving school, hanging around in and outside of Torchie’s pool hall, Emery couldn’t stop believing that he would be approached and invited to participate in a more interesting, exciting life than the one he was leading. </w:t>
-      </w:r>
-      <w:r>
-        <w:t xml:space="preserve"> </w:t>
+        <w:t xml:space="preserve"> than others. But none of them could plan any more than one or two moves ahead. Emery could see everything that was going to happen and how he could make it happen the way he wanted just by manipulating other people. And that brings him back to why he was talking to the seminarian.  </w:t>
       </w:r>
     </w:p>
     <w:p>
@@ -101,101 +51,17 @@
     <w:p/>
     <w:p>
       <w:r>
-        <w:t xml:space="preserve">Eoric pulled the sheet back over the Lady’s face and felt a faint </w:t>
-      </w:r>
-      <w:proofErr w:type="gramStart"/>
-      <w:r>
-        <w:t>stirring</w:t>
-      </w:r>
-      <w:proofErr w:type="gramEnd"/>
-      <w:r>
-        <w:t xml:space="preserve"> as she allowed air back into her </w:t>
-      </w:r>
-      <w:proofErr w:type="gramStart"/>
-      <w:r>
-        <w:t>poor</w:t>
-      </w:r>
-      <w:proofErr w:type="gramEnd"/>
-      <w:r>
-        <w:t xml:space="preserve"> parched lungs. </w:t>
-      </w:r>
-    </w:p>
-    <w:p>
-      <w:r>
-        <w:t xml:space="preserve">“She was behind every orphanage in the Outskirts. Always wished I could’ve been like you – one she let into her own home – but as it </w:t>
-      </w:r>
-      <w:proofErr w:type="gramStart"/>
-      <w:r>
-        <w:t>was</w:t>
-      </w:r>
-      <w:proofErr w:type="gramEnd"/>
-      <w:r>
-        <w:t xml:space="preserve"> she got me off the streets at least.”</w:t>
-      </w:r>
-    </w:p>
-    <w:p>
-      <w:r>
-        <w:t>“If she was here,” the head guard started.</w:t>
-      </w:r>
-    </w:p>
-    <w:p>
-      <w:r>
-        <w:lastRenderedPageBreak/>
-        <w:t>“If she was here, I’d kiss her cheek,” the small guard cried his voice husky.</w:t>
-      </w:r>
-    </w:p>
-    <w:p>
-      <w:r>
-        <w:t>“If she was here, alive,” the head guard continued. “I wouldn’t have to check the list. Prominent citizens like her are not permitted to leave the Capital.”</w:t>
-      </w:r>
-    </w:p>
-    <w:p>
-      <w:r>
-        <w:t xml:space="preserve">“The Capital wouldn’t be the Capital without people like the Lady </w:t>
-      </w:r>
-      <w:proofErr w:type="spellStart"/>
-      <w:r>
-        <w:t>Untlicch</w:t>
-      </w:r>
-      <w:proofErr w:type="spellEnd"/>
-      <w:r>
-        <w:t>. If they all left, you’d have nothing but the scum.”</w:t>
-      </w:r>
-    </w:p>
-    <w:p>
-      <w:r>
-        <w:t xml:space="preserve">“But in this condition an exception can be made.” </w:t>
-      </w:r>
-      <w:r>
-        <w:t>The guards all stood aside and Eoric rose to his feet with the Lady in his arms. “Go out there,” the head guard said and poked Eoric in the chest with his baton to emphasize his point. “</w:t>
-      </w:r>
-      <w:r>
-        <w:t>Give her a proper burial. Something dignified</w:t>
-      </w:r>
-      <w:r>
-        <w:t>. “Give her a proper burial. Something dignified. Something befitting her stature.”</w:t>
-      </w:r>
-    </w:p>
-    <w:p>
-      <w:r>
-        <w:t xml:space="preserve">Eoric stepped quickly through the </w:t>
-      </w:r>
-      <w:proofErr w:type="gramStart"/>
-      <w:r>
-        <w:t>gate</w:t>
-      </w:r>
-      <w:proofErr w:type="gramEnd"/>
-      <w:r>
-        <w:t xml:space="preserve"> breaking into a controlled sprint once outside the Capital to put some distance between himself and the garrison.</w:t>
-      </w:r>
-      <w:r>
-        <w:t xml:space="preserve"> He hadn’t been outside the Capital in four years now and Eoric felt the sun striking his skin unshielded by tall buildings and awnings and colonnades. The air felt too open. Its abundance was suffocating.</w:t>
-      </w:r>
-      <w:r>
-        <w:t xml:space="preserve"> There was nowhere to look. He turned in circles and found himself surrounded by an endless expanse of colorless dirt sprouting patches of bristly yellow grass.  </w:t>
-      </w:r>
-      <w:r>
-        <w:t xml:space="preserve"> </w:t>
+        <w:t xml:space="preserve">“Where are we going?” Eoric almost screamed. His own voice sounded strangely naked to him out here without the constant undercurrent of other voices. </w:t>
+      </w:r>
+    </w:p>
+    <w:p>
+      <w:r>
+        <w:t>“Straight,” the Lady’s voice spoke from under the sheet. “Just walk straight. He’ll see you coming.”</w:t>
+      </w:r>
+    </w:p>
+    <w:p>
+      <w:r>
+        <w:t xml:space="preserve">Eoric did as she instructed. He couldn’t see anything in front of him but grass and dirt but he simply started walking.  </w:t>
       </w:r>
     </w:p>
     <w:p/>
@@ -210,13 +76,8 @@
         <w:lastRenderedPageBreak/>
         <w:t xml:space="preserve">Cora is the daughter of Nathan and Lori Milner. After graduation, Cora will attend Bucknell University where she plans to study Applied Mathematics as part of its </w:t>
       </w:r>
-      <w:proofErr w:type="spellStart"/>
-      <w:r>
-        <w:t>Malesardi</w:t>
-      </w:r>
-      <w:proofErr w:type="spellEnd"/>
-      <w:r>
-        <w:t xml:space="preserve"> Merit Scholarship Program</w:t>
+      <w:r>
+        <w:t>Malesardi Merit Scholarship Program</w:t>
       </w:r>
       <w:r>
         <w:t>.</w:t>
@@ -224,7 +85,7 @@
     </w:p>
     <w:p>
       <w:r>
-        <w:t xml:space="preserve">Writing a roast for Cora was difficult. Each of her quirks only makes her more unique and special. To us, every stumble along the way has only proven her strength and resilience and made us </w:t>
+        <w:t xml:space="preserve">Writing a roast for Cora was difficult. Each of her quirks only makes her more unique and special to us. Every stumble along the way has only proven her strength and resilience and made us </w:t>
       </w:r>
       <w:proofErr w:type="gramStart"/>
       <w:r>
@@ -237,183 +98,113 @@
     </w:p>
     <w:p>
       <w:r>
-        <w:t xml:space="preserve">Well, the truth is that Cora was a grouch. She didn’t like anyone. She was so fussy that, when her grandfather watched her as a baby, the only way he could get her to take a nap was to strap her into her car seat and drive laps around the streets of Tunkhannock. It worked like a charm. The sound and the feeling of being in a moving car would put Cora to sleep every time. Unfortunately, the trick still works now that Cora is behind the wheel. And that’s only one of the problems with Cora’s driving. A few of the others are her </w:t>
+        <w:t xml:space="preserve">Well, the truth is that Cora was a grouch. She didn’t like anyone. She was so fussy that, when her grandfather watched her as a baby, the only way he could get her to take a nap was to strap her into her car seat and drive laps around the streets of Tunkhannock. It worked like a charm. The sound and the feeling of being in a moving car would put Cora to sleep every time. Unfortunately, the trick still works now that Cora is behind the wheel. </w:t>
+      </w:r>
+    </w:p>
+    <w:p>
+      <w:r>
+        <w:t xml:space="preserve">Aside from driving, the best cure for Cora’s crankiness was reading. It started with mom and dad reading to her but, before long, she was reading for herself. And after that point, we didn’t see much of Cora. She would disappear into her room with a stack of books and ignore the world. It didn’t matter what else was going </w:t>
       </w:r>
       <w:proofErr w:type="gramStart"/>
       <w:r>
-        <w:t>braking</w:t>
+        <w:t>on</w:t>
       </w:r>
       <w:proofErr w:type="gramEnd"/>
       <w:r>
-        <w:t xml:space="preserve">, her turns, driving too </w:t>
+        <w:t xml:space="preserve"> even, for example, her own birthday party. We were eventually forced to impose a time limit on trips to the bookstore to keep from losing entire afternoons within a Barnes &amp; Noble. Trips to the library began to stretch longer and longer. And not only longer; they were getting heavier. Cora’s library grabs quickly surpassed what she could hold in her arms. Then we began bringing along a deep canvas duffel bag. Once she managed to talk mom and dad into carrying the bag for her, the only limitation on her haul was the strength of dad’s shoulder socket. </w:t>
+      </w:r>
+    </w:p>
+    <w:p>
+      <w:r>
+        <w:t xml:space="preserve">Along with books, Cora loved dinosaurs. We thought that she would either grow up to be a paleontologist or be a conductor on the Dinosaur Train. It was amazing to see her memorize the Latin names of dinosaurs and confidently state which ones belonged in the Jurassic versus the Triassic or Cretaceous but there were also downsides. Do you have any idea how many </w:t>
       </w:r>
       <w:proofErr w:type="gramStart"/>
       <w:r>
-        <w:t>slow</w:t>
+        <w:t>Land</w:t>
       </w:r>
       <w:proofErr w:type="gramEnd"/>
       <w:r>
-        <w:t xml:space="preserve">, driving too fast but we only have five minutes.  </w:t>
-      </w:r>
-    </w:p>
-    <w:p>
-      <w:r>
-        <w:t xml:space="preserve">Aside from the driving trick, the best cure for Cora’s crankiness was reading. It started with mom and dad reading to her but, before long, she was reading for herself. And after that point, we didn’t see much of Cora. She would disappear into her room with a stack of books and ignore the world. It didn’t matter what else was going </w:t>
+        <w:t xml:space="preserve"> Before Time movies they made? The answer is 14. Fourteen.</w:t>
+      </w:r>
+    </w:p>
+    <w:p>
+      <w:r>
+        <w:t xml:space="preserve">At mom and dad’s insistence, Cora did occasionally touch grass. In fact, Cora was a multi-sport athlete. Tee-ball, soccer, basketball, swimming, dance – she hated them all. Even miniature golf turned out to be too taxing for </w:t>
       </w:r>
       <w:proofErr w:type="gramStart"/>
       <w:r>
-        <w:t>on</w:t>
+        <w:t>Cora</w:t>
       </w:r>
       <w:proofErr w:type="gramEnd"/>
       <w:r>
-        <w:t xml:space="preserve"> even, for example, her own birthday party. We were eventually forced to impose a time limit on trips to the bookstore to keep from losing entire afternoons within a Barnes &amp; Noble. Trips to the library began to stretch longer and longer. And not only longer; they were getting heavier. Cora’s library hauls quickly outpaced what she could hold in her arms. Then we began bringing a deep canvas duffel bag. Once she talked mom and dad into carrying the bag for her, the only limitation on her grab was the strength of dad’s shoulder socket. </w:t>
-      </w:r>
-    </w:p>
-    <w:p>
-      <w:r>
-        <w:t xml:space="preserve">Along with books Cora loved dinosaurs. We thought that she would either grow up to be a paleontologist or be a conductor on the Dinosaur Train. It was amazing to see her memorize the Latin names of dinosaurs and confidently state which ones belonged in the Jurassic versus the Triassic or Cretaceous but there were also downsides. Do you have any idea how many </w:t>
+        <w:t xml:space="preserve"> and she had to lie down in the middle of the 16h hole at Shadowbrook. We managed to putt around </w:t>
       </w:r>
       <w:proofErr w:type="gramStart"/>
       <w:r>
-        <w:t>Land</w:t>
+        <w:t>her</w:t>
       </w:r>
       <w:proofErr w:type="gramEnd"/>
       <w:r>
-        <w:t xml:space="preserve"> Before Time movies they made? The answer is 14. Fourteen.</w:t>
-      </w:r>
-    </w:p>
-    <w:p>
-      <w:r>
-        <w:t xml:space="preserve">At mom and dad’s insistence, Cora did occasionally </w:t>
+        <w:t xml:space="preserve"> but it was a challenge.</w:t>
+      </w:r>
+    </w:p>
+    <w:p>
+      <w:r>
+        <w:t xml:space="preserve">To be honest, the fact that Cora never stuck with athletics probably saved us millions in medical bills. She was always accident-prone. Before the age of eight, Cora required four separate trips to the emergency room for daring feats such as riding a scooter down a steep hill and breaking her wrist or falling out of a swing at the park. </w:t>
+      </w:r>
+    </w:p>
+    <w:p>
+      <w:r>
+        <w:lastRenderedPageBreak/>
+        <w:t xml:space="preserve">We’re much happier that Cora found a passion for puzzles – nice, safe puzzles. And she hasn’t managed to injure herself doing one of those yet. Unfortunately, there’s nothing funny to say about how Cora puts together puzzles. Just like everybody else, she separates all the pieces into piles by color and then builds stacks of pieces according to how many tabs or notches they have – totally normal. </w:t>
       </w:r>
       <w:proofErr w:type="gramStart"/>
       <w:r>
-        <w:t>touch</w:t>
+        <w:t>So</w:t>
       </w:r>
       <w:proofErr w:type="gramEnd"/>
       <w:r>
-        <w:t xml:space="preserve"> grass. In fact, Cora was a multi-sport athlete. Tee-ball, soccer, basketball, swimming, dance – she hated them all. Even miniature golf turned out to be too taxing for </w:t>
+        <w:t xml:space="preserve"> we’ll move on from that. </w:t>
+      </w:r>
+    </w:p>
+    <w:p>
+      <w:r>
+        <w:t xml:space="preserve">That level of organization extends to every area of her life. Cora has always been incredibly organized. From the books on her bookshelves to the stuffed animals on her bed, everything </w:t>
       </w:r>
       <w:proofErr w:type="gramStart"/>
       <w:r>
-        <w:t>Cora</w:t>
+        <w:t>has to</w:t>
       </w:r>
       <w:proofErr w:type="gramEnd"/>
       <w:r>
-        <w:t xml:space="preserve"> and she had to lie down in the middle of the 16h hole at Shadowbrook. We managed to </w:t>
+        <w:t xml:space="preserve"> be arranged just so and good luck to anyone who messes it up. To this day, her sister Hannah suffers traumatic flashbacks anytime she puts a book back on the shelf. </w:t>
+      </w:r>
+    </w:p>
+    <w:p>
+      <w:r>
+        <w:t xml:space="preserve">And while the clothes in her closet are all precisely arranged by color and type, when Cora got dressed, she saw no problem combining a pink tutu with a Superman t-shirt and we rarely made it out of the house on school mornings without her being sent back upstairs to fix something that was inside out or on backwards. </w:t>
+      </w:r>
+    </w:p>
+    <w:p>
+      <w:r>
+        <w:t xml:space="preserve">It doesn’t seem to make sense but that’s Cora. Since she was a child, she has found new ways to surprise and amaze us everyday. Like, when she passed her driver’s test. We still don’t know how that happened. </w:t>
+      </w:r>
+    </w:p>
+    <w:p>
+      <w:r>
+        <w:t xml:space="preserve">Cora, we just want to say, keep it up. We’re so proud of you, we love you and we can’t wait to see </w:t>
       </w:r>
       <w:proofErr w:type="gramStart"/>
       <w:r>
-        <w:t>putt</w:t>
+        <w:t>all of</w:t>
       </w:r>
       <w:proofErr w:type="gramEnd"/>
       <w:r>
-        <w:t xml:space="preserve"> around </w:t>
-      </w:r>
-      <w:proofErr w:type="gramStart"/>
-      <w:r>
-        <w:t>her</w:t>
-      </w:r>
-      <w:proofErr w:type="gramEnd"/>
-      <w:r>
-        <w:t xml:space="preserve"> but it was a challenge.</w:t>
-      </w:r>
-    </w:p>
-    <w:p>
-      <w:r>
-        <w:t xml:space="preserve">To be honest, the fact that Cora never stuck with athletics probably saved us millions </w:t>
-      </w:r>
-      <w:proofErr w:type="gramStart"/>
-      <w:r>
-        <w:t>in</w:t>
-      </w:r>
-      <w:proofErr w:type="gramEnd"/>
-      <w:r>
-        <w:t xml:space="preserve"> medical bills. She was always accident-prone. Before the age of eight, Cora required four </w:t>
-      </w:r>
-      <w:r>
-        <w:lastRenderedPageBreak/>
-        <w:t xml:space="preserve">separate trips to the emergency room for feats such as riding a scooter down a steep hill and breaking her wrist and falling out of a swing at the park. </w:t>
-      </w:r>
-    </w:p>
-    <w:p>
-      <w:r>
-        <w:t xml:space="preserve">We’re much happier that Cora found a passion for puzzles – nice, safe puzzles. And she hasn’t managed to injure herself doing one of those yet. Unfortunately, there’s nothing funny to say about how Cora puts together puzzles. She separates all the pieces into piles by color and then builds stacks of pieces according to the configuration of their tabs just like everyone else does so we’ll move on from that. </w:t>
-      </w:r>
-    </w:p>
-    <w:p>
-      <w:r>
-        <w:t xml:space="preserve">That level of organization/psychosis extends to every area of her life. Cora has always been incredibly organized. From the clothes in her closet to the stuffed animals on her bed, everything </w:t>
-      </w:r>
-      <w:proofErr w:type="gramStart"/>
-      <w:r>
-        <w:t>has to</w:t>
-      </w:r>
-      <w:proofErr w:type="gramEnd"/>
-      <w:r>
-        <w:t xml:space="preserve"> be arranged just so. </w:t>
-      </w:r>
-      <w:r>
-        <w:t>If you put a shirt back in the wrong place, y</w:t>
-      </w:r>
-      <w:r>
-        <w:t xml:space="preserve">ou don’t want to find out what happens. Because Cora’s not all about reading and studying and following the rules. </w:t>
-      </w:r>
-      <w:proofErr w:type="gramStart"/>
-      <w:r>
-        <w:t>Cora’s</w:t>
-      </w:r>
-      <w:proofErr w:type="gramEnd"/>
-      <w:r>
-        <w:t xml:space="preserve"> got a dark side, a wild side. Some people think you can’t wear your clothes inside out but, from an early age, Cora knew better. She </w:t>
-      </w:r>
-      <w:proofErr w:type="gramStart"/>
-      <w:r>
-        <w:t>lives life</w:t>
-      </w:r>
-      <w:proofErr w:type="gramEnd"/>
-      <w:r>
-        <w:t xml:space="preserve"> on the edge. Some people think if you’re lactose intolerant you should avoid ice </w:t>
-      </w:r>
-      <w:proofErr w:type="gramStart"/>
-      <w:r>
-        <w:t>cream</w:t>
-      </w:r>
-      <w:proofErr w:type="gramEnd"/>
-      <w:r>
-        <w:t xml:space="preserve"> but Cora doesn’t play by the rules. She has proven the doubters wrong. </w:t>
-      </w:r>
-      <w:r>
-        <w:t>Like, when she passed her driver’s test. W</w:t>
-      </w:r>
-      <w:r>
-        <w:t xml:space="preserve">e were literally betting against that ever happening. </w:t>
-      </w:r>
-    </w:p>
-    <w:p>
-      <w:r>
-        <w:t xml:space="preserve">Cora, we just want to say, keep it up. We’re so proud of you, we love you and we can’t wait to see </w:t>
-      </w:r>
-      <w:proofErr w:type="gramStart"/>
-      <w:r>
-        <w:t>all of</w:t>
-      </w:r>
-      <w:proofErr w:type="gramEnd"/>
-      <w:r>
-        <w:t xml:space="preserve"> the amazing things you’re going to accomplish. And remember there are lots of cities with excellent public transportation.  I dare you to move a shirt out of order. Ask her how many times she had to go upstairs.</w:t>
-      </w:r>
-      <w:r>
-        <w:t xml:space="preserve"> And yet there were years </w:t>
-      </w:r>
-      <w:proofErr w:type="gramStart"/>
-      <w:r>
-        <w:t>where</w:t>
-      </w:r>
-      <w:proofErr w:type="gramEnd"/>
-      <w:r>
-        <w:t xml:space="preserve"> she almost never left the house without at least one piece of clothing inside out or on backwards. </w:t>
-      </w:r>
-    </w:p>
+        <w:t xml:space="preserve"> the incredible things you’re going to accomplish. And remember there are lots of places to live with excellent public transportation. </w:t>
+      </w:r>
+    </w:p>
+    <w:p/>
+    <w:p/>
     <w:p/>
     <w:p/>
     <w:sectPr>
@@ -424,6 +215,56 @@
     </w:sectPr>
   </w:body>
 </w:document>
+</file>
+
+<file path=word/endnotes.xml><?xml version="1.0" encoding="utf-8"?>
+<w:endnotes xmlns:wpc="http://schemas.microsoft.com/office/word/2010/wordprocessingCanvas" xmlns:cx="http://schemas.microsoft.com/office/drawing/2014/chartex" xmlns:cx1="http://schemas.microsoft.com/office/drawing/2015/9/8/chartex" xmlns:cx2="http://schemas.microsoft.com/office/drawing/2015/10/21/chartex" xmlns:cx3="http://schemas.microsoft.com/office/drawing/2016/5/9/chartex" xmlns:cx4="http://schemas.microsoft.com/office/drawing/2016/5/10/chartex" xmlns:cx5="http://schemas.microsoft.com/office/drawing/2016/5/11/chartex" xmlns:cx6="http://schemas.microsoft.com/office/drawing/2016/5/12/chartex" xmlns:cx7="http://schemas.microsoft.com/office/drawing/2016/5/13/chartex" xmlns:cx8="http://schemas.microsoft.com/office/drawing/2016/5/14/chartex" xmlns:mc="http://schemas.openxmlformats.org/markup-compatibility/2006" xmlns:aink="http://schemas.microsoft.com/office/drawing/2016/ink" xmlns:am3d="http://schemas.microsoft.com/office/drawing/2017/model3d" xmlns:o="urn:schemas-microsoft-com:office:office" xmlns:oel="http://schemas.microsoft.com/office/2019/extlst" xmlns:r="http://schemas.openxmlformats.org/officeDocument/2006/relationships" xmlns:m="http://schemas.openxmlformats.org/officeDocument/2006/math" xmlns:v="urn:schemas-microsoft-com:vml" xmlns:wp14="http://schemas.microsoft.com/office/word/2010/wordprocessingDrawing" xmlns:wp="http://schemas.openxmlformats.org/drawingml/2006/wordprocessingDrawing" xmlns:w10="urn:schemas-microsoft-com:office:word" xmlns:w="http://schemas.openxmlformats.org/wordprocessingml/2006/main" xmlns:w14="http://schemas.microsoft.com/office/word/2010/wordml" xmlns:w15="http://schemas.microsoft.com/office/word/2012/wordml" xmlns:w16cex="http://schemas.microsoft.com/office/word/2018/wordml/cex" xmlns:w16cid="http://schemas.microsoft.com/office/word/2016/wordml/cid" xmlns:w16="http://schemas.microsoft.com/office/word/2018/wordml" xmlns:w16du="http://schemas.microsoft.com/office/word/2023/wordml/word16du" xmlns:w16sdtdh="http://schemas.microsoft.com/office/word/2020/wordml/sdtdatahash" xmlns:w16sdtfl="http://schemas.microsoft.com/office/word/2024/wordml/sdtformatlock" xmlns:w16se="http://schemas.microsoft.com/office/word/2015/wordml/symex" xmlns:wpg="http://schemas.microsoft.com/office/word/2010/wordprocessingGroup" xmlns:wpi="http://schemas.microsoft.com/office/word/2010/wordprocessingInk" xmlns:wne="http://schemas.microsoft.com/office/word/2006/wordml" xmlns:wps="http://schemas.microsoft.com/office/word/2010/wordprocessingShape" mc:Ignorable="w14 w15 w16se w16cid w16 w16cex w16sdtdh w16sdtfl w16du wp14">
+  <w:endnote w:type="separator" w:id="-1">
+    <w:p>
+      <w:pPr>
+        <w:spacing w:after="0" w:line="240" w:lineRule="auto"/>
+      </w:pPr>
+      <w:r>
+        <w:separator/>
+      </w:r>
+    </w:p>
+  </w:endnote>
+  <w:endnote w:type="continuationSeparator" w:id="0">
+    <w:p>
+      <w:pPr>
+        <w:spacing w:after="0" w:line="240" w:lineRule="auto"/>
+      </w:pPr>
+      <w:r>
+        <w:continuationSeparator/>
+      </w:r>
+    </w:p>
+  </w:endnote>
+</w:endnotes>
+</file>
+
+<file path=word/footnotes.xml><?xml version="1.0" encoding="utf-8"?>
+<w:footnotes xmlns:wpc="http://schemas.microsoft.com/office/word/2010/wordprocessingCanvas" xmlns:cx="http://schemas.microsoft.com/office/drawing/2014/chartex" xmlns:cx1="http://schemas.microsoft.com/office/drawing/2015/9/8/chartex" xmlns:cx2="http://schemas.microsoft.com/office/drawing/2015/10/21/chartex" xmlns:cx3="http://schemas.microsoft.com/office/drawing/2016/5/9/chartex" xmlns:cx4="http://schemas.microsoft.com/office/drawing/2016/5/10/chartex" xmlns:cx5="http://schemas.microsoft.com/office/drawing/2016/5/11/chartex" xmlns:cx6="http://schemas.microsoft.com/office/drawing/2016/5/12/chartex" xmlns:cx7="http://schemas.microsoft.com/office/drawing/2016/5/13/chartex" xmlns:cx8="http://schemas.microsoft.com/office/drawing/2016/5/14/chartex" xmlns:mc="http://schemas.openxmlformats.org/markup-compatibility/2006" xmlns:aink="http://schemas.microsoft.com/office/drawing/2016/ink" xmlns:am3d="http://schemas.microsoft.com/office/drawing/2017/model3d" xmlns:o="urn:schemas-microsoft-com:office:office" xmlns:oel="http://schemas.microsoft.com/office/2019/extlst" xmlns:r="http://schemas.openxmlformats.org/officeDocument/2006/relationships" xmlns:m="http://schemas.openxmlformats.org/officeDocument/2006/math" xmlns:v="urn:schemas-microsoft-com:vml" xmlns:wp14="http://schemas.microsoft.com/office/word/2010/wordprocessingDrawing" xmlns:wp="http://schemas.openxmlformats.org/drawingml/2006/wordprocessingDrawing" xmlns:w10="urn:schemas-microsoft-com:office:word" xmlns:w="http://schemas.openxmlformats.org/wordprocessingml/2006/main" xmlns:w14="http://schemas.microsoft.com/office/word/2010/wordml" xmlns:w15="http://schemas.microsoft.com/office/word/2012/wordml" xmlns:w16cex="http://schemas.microsoft.com/office/word/2018/wordml/cex" xmlns:w16cid="http://schemas.microsoft.com/office/word/2016/wordml/cid" xmlns:w16="http://schemas.microsoft.com/office/word/2018/wordml" xmlns:w16du="http://schemas.microsoft.com/office/word/2023/wordml/word16du" xmlns:w16sdtdh="http://schemas.microsoft.com/office/word/2020/wordml/sdtdatahash" xmlns:w16sdtfl="http://schemas.microsoft.com/office/word/2024/wordml/sdtformatlock" xmlns:w16se="http://schemas.microsoft.com/office/word/2015/wordml/symex" xmlns:wpg="http://schemas.microsoft.com/office/word/2010/wordprocessingGroup" xmlns:wpi="http://schemas.microsoft.com/office/word/2010/wordprocessingInk" xmlns:wne="http://schemas.microsoft.com/office/word/2006/wordml" xmlns:wps="http://schemas.microsoft.com/office/word/2010/wordprocessingShape" mc:Ignorable="w14 w15 w16se w16cid w16 w16cex w16sdtdh w16sdtfl w16du wp14">
+  <w:footnote w:type="separator" w:id="-1">
+    <w:p>
+      <w:pPr>
+        <w:spacing w:after="0" w:line="240" w:lineRule="auto"/>
+      </w:pPr>
+      <w:r>
+        <w:separator/>
+      </w:r>
+    </w:p>
+  </w:footnote>
+  <w:footnote w:type="continuationSeparator" w:id="0">
+    <w:p>
+      <w:pPr>
+        <w:spacing w:after="0" w:line="240" w:lineRule="auto"/>
+      </w:pPr>
+      <w:r>
+        <w:continuationSeparator/>
+      </w:r>
+    </w:p>
+  </w:footnote>
+</w:footnotes>
 </file>
 
 <file path=word/styles.xml><?xml version="1.0" encoding="utf-8"?>
@@ -1344,6 +1185,50 @@
       <w:spacing w:val="5"/>
     </w:rPr>
   </w:style>
+  <w:style w:type="paragraph" w:styleId="Header">
+    <w:name w:val="header"/>
+    <w:basedOn w:val="Normal"/>
+    <w:link w:val="HeaderChar"/>
+    <w:uiPriority w:val="99"/>
+    <w:unhideWhenUsed/>
+    <w:rsid w:val="00E31D70"/>
+    <w:pPr>
+      <w:tabs>
+        <w:tab w:val="center" w:pos="4680"/>
+        <w:tab w:val="right" w:pos="9360"/>
+      </w:tabs>
+      <w:spacing w:after="0" w:line="240" w:lineRule="auto"/>
+    </w:pPr>
+  </w:style>
+  <w:style w:type="character" w:customStyle="1" w:styleId="HeaderChar">
+    <w:name w:val="Header Char"/>
+    <w:basedOn w:val="DefaultParagraphFont"/>
+    <w:link w:val="Header"/>
+    <w:uiPriority w:val="99"/>
+    <w:rsid w:val="00E31D70"/>
+  </w:style>
+  <w:style w:type="paragraph" w:styleId="Footer">
+    <w:name w:val="footer"/>
+    <w:basedOn w:val="Normal"/>
+    <w:link w:val="FooterChar"/>
+    <w:uiPriority w:val="99"/>
+    <w:unhideWhenUsed/>
+    <w:rsid w:val="00E31D70"/>
+    <w:pPr>
+      <w:tabs>
+        <w:tab w:val="center" w:pos="4680"/>
+        <w:tab w:val="right" w:pos="9360"/>
+      </w:tabs>
+      <w:spacing w:after="0" w:line="240" w:lineRule="auto"/>
+    </w:pPr>
+  </w:style>
+  <w:style w:type="character" w:customStyle="1" w:styleId="FooterChar">
+    <w:name w:val="Footer Char"/>
+    <w:basedOn w:val="DefaultParagraphFont"/>
+    <w:link w:val="Footer"/>
+    <w:uiPriority w:val="99"/>
+    <w:rsid w:val="00E31D70"/>
+  </w:style>
 </w:styles>
 </file>
 

--- a/docs/working.docx
+++ b/docs/working.docx
@@ -14,31 +14,29 @@
     </w:p>
     <w:p>
       <w:r>
-        <w:t xml:space="preserve">When Emery was trying to come up with what to say, how he was going to handle the seminarian, all he had to do was conjure up the encounter he had imagined so many times having. Since he was </w:t>
-      </w:r>
-      <w:proofErr w:type="gramStart"/>
-      <w:r>
-        <w:t>twelve</w:t>
-      </w:r>
-      <w:proofErr w:type="gramEnd"/>
-      <w:r>
-        <w:t xml:space="preserve"> he had expected he would be recruited like this. Some seemingly chance meeting. An aging operator who could recognize one of his own kind. Leaving school, hanging around in and outside of Torchie’s pool hall, Emery couldn’t stop believing that he would be approached and invited to participate in a more interesting, more exciting life than the one he was leading. The flinty-eyed man would finally allow Emery to achieve his true potential. To apply the full range of skills that he knew he possessed and that would be wasted in a straight life in the straight world. He only had to hang around the places he already felt most comfortable. Places where other mutants congregated. But the difference between Emery and the rest of them – the difference that would make him stand out to anyone with the right eyes to see – was that they were dumb. </w:t>
-      </w:r>
-      <w:proofErr w:type="gramStart"/>
-      <w:r>
-        <w:t>All of</w:t>
-      </w:r>
-      <w:proofErr w:type="gramEnd"/>
-      <w:r>
-        <w:t xml:space="preserve"> those guys like Luke and Don and Jeff were fundamentally dumb. Some </w:t>
-      </w:r>
-      <w:proofErr w:type="gramStart"/>
-      <w:r>
-        <w:t>worse</w:t>
-      </w:r>
-      <w:proofErr w:type="gramEnd"/>
-      <w:r>
-        <w:t xml:space="preserve"> than others. But none of them could plan any more than one or two moves ahead. Emery could see everything that was going to happen and how he could make it happen the way he wanted just by manipulating other people. And that brings him back to why he was talking to the seminarian.  </w:t>
+        <w:t xml:space="preserve">When Emery was trying to come up with what to say, how he was going to handle the seminarian, all he had to do was conjure up the encounter he had imagined so many times having. Since he was twelve he had expected he would be recruited like this. Some seemingly chance meeting. An aging operator who could recognize one of his own kind. Leaving school, hanging around in and outside of Torchie’s pool hall, Emery couldn’t stop believing that he would be approached and invited to participate in a more interesting, more exciting life than the one he was leading. The flinty-eyed man would finally allow Emery to achieve his true potential. To apply the full range of skills that he knew he possessed and that would be wasted in a straight life in the straight world. He only had to hang around the places he already felt most comfortable. Places where other mutants congregated. But the difference between Emery and the rest of them – the difference that would make him stand out to anyone with the right eyes to see – was that they were dumb. All of those guys like Luke and Don and Jeff were fundamentally dumb. Some worse than others. But none of them could plan any more than one or two moves ahead. Emery could see </w:t>
+      </w:r>
+      <w:r>
+        <w:t xml:space="preserve">the way that people were generally going to act </w:t>
+      </w:r>
+      <w:r>
+        <w:t xml:space="preserve">and how he could </w:t>
+      </w:r>
+      <w:r>
+        <w:t>move them one way or another with what he said or did</w:t>
+      </w:r>
+      <w:r>
+        <w:t xml:space="preserve">. And that brings him back to why he was talking to the seminarian.  </w:t>
+      </w:r>
+    </w:p>
+    <w:p>
+      <w:r>
+        <w:t xml:space="preserve">Orrin wouldn’t let Emery read the letters the guy had sent – he felt like it was some kind of violation because he’s soft-hearted like that – but he gave a thumbnail sketch of a guy who was confused, empathetic and maybe a little naïve. </w:t>
+      </w:r>
+    </w:p>
+    <w:p>
+      <w:r>
+        <w:t>“Before we start talking for real, you understand the gravity of what we’re discussing?”</w:t>
       </w:r>
     </w:p>
     <w:p>
@@ -61,7 +59,33 @@
     </w:p>
     <w:p>
       <w:r>
-        <w:t xml:space="preserve">Eoric did as she instructed. He couldn’t see anything in front of him but grass and dirt but he simply started walking.  </w:t>
+        <w:t>Eoric did as she instructed. He couldn’t see anything in front of him but grass and dirt but he simply started walking.</w:t>
+      </w:r>
+      <w:r>
+        <w:t xml:space="preserve"> The ground beneath his feet was too soft unlike the paved </w:t>
+      </w:r>
+      <w:r>
+        <w:lastRenderedPageBreak/>
+        <w:t xml:space="preserve">streets of the Capital. He stumbled several times due to the gentle undulations of the soil he was treading on and once he almost dropped the </w:t>
+      </w:r>
+      <w:proofErr w:type="spellStart"/>
+      <w:r>
+        <w:t>Mz</w:t>
+      </w:r>
+      <w:proofErr w:type="spellEnd"/>
+      <w:r>
+        <w:t xml:space="preserve">. </w:t>
+      </w:r>
+      <w:proofErr w:type="spellStart"/>
+      <w:r>
+        <w:t>Untlicch</w:t>
+      </w:r>
+      <w:proofErr w:type="spellEnd"/>
+      <w:r>
+        <w:t xml:space="preserve"> so he pulled her tighter to his body straining his arms and neck with exertion even though the Lady weighed very little. </w:t>
+      </w:r>
+      <w:r>
+        <w:t xml:space="preserve">  </w:t>
       </w:r>
     </w:p>
     <w:p/>
@@ -76,8 +100,13 @@
         <w:lastRenderedPageBreak/>
         <w:t xml:space="preserve">Cora is the daughter of Nathan and Lori Milner. After graduation, Cora will attend Bucknell University where she plans to study Applied Mathematics as part of its </w:t>
       </w:r>
-      <w:r>
-        <w:t>Malesardi Merit Scholarship Program</w:t>
+      <w:proofErr w:type="spellStart"/>
+      <w:r>
+        <w:t>Malesardi</w:t>
+      </w:r>
+      <w:proofErr w:type="spellEnd"/>
+      <w:r>
+        <w:t xml:space="preserve"> Merit Scholarship Program</w:t>
       </w:r>
       <w:r>
         <w:t>.</w:t>
@@ -85,15 +114,7 @@
     </w:p>
     <w:p>
       <w:r>
-        <w:t xml:space="preserve">Writing a roast for Cora was difficult. Each of her quirks only makes her more unique and special to us. Every stumble along the way has only proven her strength and resilience and made us </w:t>
-      </w:r>
-      <w:proofErr w:type="gramStart"/>
-      <w:r>
-        <w:t>more proud</w:t>
-      </w:r>
-      <w:proofErr w:type="gramEnd"/>
-      <w:r>
-        <w:t xml:space="preserve"> of everything that she has achieved. But….</w:t>
+        <w:t>Writing a roast for Cora was difficult. Each of her quirks only makes her more unique and special to us. Every stumble along the way has only proven her strength and resilience and made us more proud of everything that she has achieved. But….</w:t>
       </w:r>
     </w:p>
     <w:p>
@@ -103,49 +124,17 @@
     </w:p>
     <w:p>
       <w:r>
-        <w:t xml:space="preserve">Aside from driving, the best cure for Cora’s crankiness was reading. It started with mom and dad reading to her but, before long, she was reading for herself. And after that point, we didn’t see much of Cora. She would disappear into her room with a stack of books and ignore the world. It didn’t matter what else was going </w:t>
-      </w:r>
-      <w:proofErr w:type="gramStart"/>
-      <w:r>
-        <w:t>on</w:t>
-      </w:r>
-      <w:proofErr w:type="gramEnd"/>
-      <w:r>
-        <w:t xml:space="preserve"> even, for example, her own birthday party. We were eventually forced to impose a time limit on trips to the bookstore to keep from losing entire afternoons within a Barnes &amp; Noble. Trips to the library began to stretch longer and longer. And not only longer; they were getting heavier. Cora’s library grabs quickly surpassed what she could hold in her arms. Then we began bringing along a deep canvas duffel bag. Once she managed to talk mom and dad into carrying the bag for her, the only limitation on her haul was the strength of dad’s shoulder socket. </w:t>
-      </w:r>
-    </w:p>
-    <w:p>
-      <w:r>
-        <w:t xml:space="preserve">Along with books, Cora loved dinosaurs. We thought that she would either grow up to be a paleontologist or be a conductor on the Dinosaur Train. It was amazing to see her memorize the Latin names of dinosaurs and confidently state which ones belonged in the Jurassic versus the Triassic or Cretaceous but there were also downsides. Do you have any idea how many </w:t>
-      </w:r>
-      <w:proofErr w:type="gramStart"/>
-      <w:r>
-        <w:t>Land</w:t>
-      </w:r>
-      <w:proofErr w:type="gramEnd"/>
-      <w:r>
-        <w:t xml:space="preserve"> Before Time movies they made? The answer is 14. Fourteen.</w:t>
-      </w:r>
-    </w:p>
-    <w:p>
-      <w:r>
-        <w:t xml:space="preserve">At mom and dad’s insistence, Cora did occasionally touch grass. In fact, Cora was a multi-sport athlete. Tee-ball, soccer, basketball, swimming, dance – she hated them all. Even miniature golf turned out to be too taxing for </w:t>
-      </w:r>
-      <w:proofErr w:type="gramStart"/>
-      <w:r>
-        <w:t>Cora</w:t>
-      </w:r>
-      <w:proofErr w:type="gramEnd"/>
-      <w:r>
-        <w:t xml:space="preserve"> and she had to lie down in the middle of the 16h hole at Shadowbrook. We managed to putt around </w:t>
-      </w:r>
-      <w:proofErr w:type="gramStart"/>
-      <w:r>
-        <w:t>her</w:t>
-      </w:r>
-      <w:proofErr w:type="gramEnd"/>
-      <w:r>
-        <w:t xml:space="preserve"> but it was a challenge.</w:t>
+        <w:t xml:space="preserve">Aside from driving, the best cure for Cora’s crankiness was reading. It started with mom and dad reading to her but, before long, she was reading for herself. And after that point, we didn’t see much of Cora. She would disappear into her room with a stack of books and ignore the world. It didn’t matter what else was going on even, for example, her own birthday party. We were eventually forced to impose a time limit on trips to the bookstore to keep from losing entire afternoons within a Barnes &amp; Noble. Trips to the library began to stretch longer and longer. And not only longer; they were getting heavier. Cora’s library grabs quickly surpassed what she could hold in her arms. Then we began bringing along a deep canvas duffel bag. Once she managed to talk mom and dad into carrying the bag for her, the only limitation on her haul was the strength of dad’s shoulder socket. </w:t>
+      </w:r>
+    </w:p>
+    <w:p>
+      <w:r>
+        <w:t>Along with books, Cora loved dinosaurs. We thought that she would either grow up to be a paleontologist or be a conductor on the Dinosaur Train. It was amazing to see her memorize the Latin names of dinosaurs and confidently state which ones belonged in the Jurassic versus the Triassic or Cretaceous but there were also downsides. Do you have any idea how many Land Before Time movies they made? The answer is 14. Fourteen.</w:t>
+      </w:r>
+    </w:p>
+    <w:p>
+      <w:r>
+        <w:t>At mom and dad’s insistence, Cora did occasionally touch grass. In fact, Cora was a multi-sport athlete. Tee-ball, soccer, basketball, swimming, dance – she hated them all. Even miniature golf turned out to be too taxing for Cora and she had to lie down in the middle of the 16h hole at Shadowbrook. We managed to putt around her but it was a challenge.</w:t>
       </w:r>
     </w:p>
     <w:p>
@@ -156,51 +145,47 @@
     <w:p>
       <w:r>
         <w:lastRenderedPageBreak/>
-        <w:t xml:space="preserve">We’re much happier that Cora found a passion for puzzles – nice, safe puzzles. And she hasn’t managed to injure herself doing one of those yet. Unfortunately, there’s nothing funny to say about how Cora puts together puzzles. Just like everybody else, she separates all the pieces into piles by color and then builds stacks of pieces according to how many tabs or notches they have – totally normal. </w:t>
-      </w:r>
-      <w:proofErr w:type="gramStart"/>
-      <w:r>
-        <w:t>So</w:t>
-      </w:r>
-      <w:proofErr w:type="gramEnd"/>
-      <w:r>
-        <w:t xml:space="preserve"> we’ll move on from that. </w:t>
-      </w:r>
-    </w:p>
-    <w:p>
-      <w:r>
-        <w:t xml:space="preserve">That level of organization extends to every area of her life. Cora has always been incredibly organized. From the books on her bookshelves to the stuffed animals on her bed, everything </w:t>
-      </w:r>
-      <w:proofErr w:type="gramStart"/>
-      <w:r>
-        <w:t>has to</w:t>
-      </w:r>
-      <w:proofErr w:type="gramEnd"/>
-      <w:r>
-        <w:t xml:space="preserve"> be arranged just so and good luck to anyone who messes it up. To this day, her sister Hannah suffers traumatic flashbacks anytime she puts a book back on the shelf. </w:t>
-      </w:r>
-    </w:p>
-    <w:p>
-      <w:r>
-        <w:t xml:space="preserve">And while the clothes in her closet are all precisely arranged by color and type, when Cora got dressed, she saw no problem combining a pink tutu with a Superman t-shirt and we rarely made it out of the house on school mornings without her being sent back upstairs to fix something that was inside out or on backwards. </w:t>
-      </w:r>
-    </w:p>
-    <w:p>
-      <w:r>
-        <w:t xml:space="preserve">It doesn’t seem to make sense but that’s Cora. Since she was a child, she has found new ways to surprise and amaze us everyday. Like, when she passed her driver’s test. We still don’t know how that happened. </w:t>
-      </w:r>
-    </w:p>
-    <w:p>
-      <w:r>
-        <w:t xml:space="preserve">Cora, we just want to say, keep it up. We’re so proud of you, we love you and we can’t wait to see </w:t>
-      </w:r>
-      <w:proofErr w:type="gramStart"/>
-      <w:r>
-        <w:t>all of</w:t>
-      </w:r>
-      <w:proofErr w:type="gramEnd"/>
-      <w:r>
-        <w:t xml:space="preserve"> the incredible things you’re going to accomplish. And remember there are lots of places to live with excellent public transportation. </w:t>
+        <w:t xml:space="preserve">We’re much happier that Cora found a passion for puzzles – nice, safe puzzles. And she hasn’t managed to injure herself doing one of those yet. Unfortunately, there’s nothing funny to say about how Cora puts together puzzles. Just like everybody else, she separates all the pieces into piles by color and then builds stacks of pieces according to how many tabs or notches they have – totally normal. So we’ll move on from that. </w:t>
+      </w:r>
+    </w:p>
+    <w:p>
+      <w:r>
+        <w:t xml:space="preserve">That level of organization extends to every area of her life. Cora has always been incredibly organized. From the books on her bookshelves to the stuffed animals on her bed, everything has to be arranged just so and good luck to anyone who messes it up. To this day, her sister Hannah suffers traumatic flashbacks anytime she puts a book back on the shelf. </w:t>
+      </w:r>
+      <w:r>
+        <w:t>Would Cora want them arranged by the color of their spines or the</w:t>
+      </w:r>
+      <w:r>
+        <w:t xml:space="preserve">ir first publication date? </w:t>
+      </w:r>
+    </w:p>
+    <w:p>
+      <w:r>
+        <w:t>And while the clothes in her closet are all precisely arranged by color and type, when Cora got dressed, she saw no problem combining a pink tutu with a Superman t-shirt</w:t>
+      </w:r>
+      <w:r>
+        <w:t>. W</w:t>
+      </w:r>
+      <w:r>
+        <w:t xml:space="preserve">e rarely made it out of the house on school mornings without her being sent back upstairs to fix something that was inside out or on backwards. </w:t>
+      </w:r>
+    </w:p>
+    <w:p>
+      <w:r>
+        <w:t xml:space="preserve">It doesn’t seem to make sense but that’s Cora. Since she was a child, she has found new ways to surprise and amaze us </w:t>
+      </w:r>
+      <w:proofErr w:type="spellStart"/>
+      <w:r>
+        <w:t>everyday</w:t>
+      </w:r>
+      <w:proofErr w:type="spellEnd"/>
+      <w:r>
+        <w:t xml:space="preserve">. Like, when she passed her driver’s test. We still don’t know how that happened. </w:t>
+      </w:r>
+    </w:p>
+    <w:p>
+      <w:r>
+        <w:t xml:space="preserve">Cora, we just want to say, keep it up. We’re so proud of you, we love you and we can’t wait to see all of the incredible things you’re going to accomplish. And remember there are lots of places to live with excellent public transportation. </w:t>
       </w:r>
     </w:p>
     <w:p/>

--- a/docs/working.docx
+++ b/docs/working.docx
@@ -36,7 +36,23 @@
     </w:p>
     <w:p>
       <w:r>
-        <w:t>“Before we start talking for real, you understand the gravity of what we’re discussing?”</w:t>
+        <w:t xml:space="preserve">“Before we start talking for real, you understand the </w:t>
+      </w:r>
+      <w:r>
+        <w:t xml:space="preserve">seriousness </w:t>
+      </w:r>
+      <w:r>
+        <w:t>of what we’re discussing?”</w:t>
+      </w:r>
+    </w:p>
+    <w:p>
+      <w:r>
+        <w:t>“No. The writer, he just,” he started to turn around again toward Orrin but Emery gave a firm tug on his arm to make him face forward. “He asked if I’d like to meet.”</w:t>
+      </w:r>
+    </w:p>
+    <w:p>
+      <w:r>
+        <w:t xml:space="preserve">“Good. I wouldn’t trust you if you had answered yes. If this is going to work, we’ll have to be honest with each other.” </w:t>
       </w:r>
     </w:p>
     <w:p>
@@ -49,6 +65,7 @@
     <w:p/>
     <w:p>
       <w:r>
+        <w:lastRenderedPageBreak/>
         <w:t xml:space="preserve">“Where are we going?” Eoric almost screamed. His own voice sounded strangely naked to him out here without the constant undercurrent of other voices. </w:t>
       </w:r>
     </w:p>
@@ -62,11 +79,7 @@
         <w:t>Eoric did as she instructed. He couldn’t see anything in front of him but grass and dirt but he simply started walking.</w:t>
       </w:r>
       <w:r>
-        <w:t xml:space="preserve"> The ground beneath his feet was too soft unlike the paved </w:t>
-      </w:r>
-      <w:r>
-        <w:lastRenderedPageBreak/>
-        <w:t xml:space="preserve">streets of the Capital. He stumbled several times due to the gentle undulations of the soil he was treading on and once he almost dropped the </w:t>
+        <w:t xml:space="preserve"> The ground beneath his feet was too soft unlike the paved streets of the Capital. He stumbled several times due to the gentle undulations of the soil he was treading on and once he almost dropped the </w:t>
       </w:r>
       <w:proofErr w:type="spellStart"/>
       <w:r>
@@ -82,7 +95,15 @@
       </w:r>
       <w:proofErr w:type="spellEnd"/>
       <w:r>
-        <w:t xml:space="preserve"> so he pulled her tighter to his body straining his arms and neck with exertion even though the Lady weighed very little. </w:t>
+        <w:t xml:space="preserve"> so he pulled her tighter to his body straining his arms and neck with exertion even though the Lady weighed very little.</w:t>
+      </w:r>
+    </w:p>
+    <w:p>
+      <w:r>
+        <w:t xml:space="preserve">Although he had no recollection of seeing it in the distance or of watching it grow closer and closer, Eoric was looking down at the ground in front of him to losing his balance in another divot and when he looked up the wagon he’d first spotted spying down from Grackle Hill was only a short distance away from him. </w:t>
+      </w:r>
+      <w:r>
+        <w:t xml:space="preserve"> </w:t>
       </w:r>
       <w:r>
         <w:t xml:space="preserve">  </w:t>

--- a/docs/working.docx
+++ b/docs/working.docx
@@ -54,7 +54,11 @@
       <w:r>
         <w:t xml:space="preserve">“Good. I wouldn’t trust you if you had answered yes. If this is going to work, we’ll have to be honest with each other.” </w:t>
       </w:r>
-    </w:p>
+      <w:r>
+        <w:t xml:space="preserve">Emery wasn’t walking them anywhere in particular. Just walking, up and down escalators, past the Walden Books, past the gleaming metallic blue Jeep parked in the middle of a courtyard with ropes surrounding it and a sign on the windshield that said Sherwood Ford. Just keep him moving so he can’t think too long about what he’s being told or how he’s going to answer. Keep moving so no one can listen in. </w:t>
+      </w:r>
+    </w:p>
+    <w:p/>
     <w:p>
       <w:r>
         <w:t xml:space="preserve">      </w:t>
@@ -65,7 +69,6 @@
     <w:p/>
     <w:p>
       <w:r>
-        <w:lastRenderedPageBreak/>
         <w:t xml:space="preserve">“Where are we going?” Eoric almost screamed. His own voice sounded strangely naked to him out here without the constant undercurrent of other voices. </w:t>
       </w:r>
     </w:p>
@@ -100,7 +103,13 @@
     </w:p>
     <w:p>
       <w:r>
-        <w:t xml:space="preserve">Although he had no recollection of seeing it in the distance or of watching it grow closer and closer, Eoric was looking down at the ground in front of him to losing his balance in another divot and when he looked up the wagon he’d first spotted spying down from Grackle Hill was only a short distance away from him. </w:t>
+        <w:t xml:space="preserve">Eoric was looking down at the ground in front of him to losing his balance in another divot and when he looked up the wagon he’d first spotted spying down from Grackle Hill was only a short distance away from him. </w:t>
+      </w:r>
+      <w:r>
+        <w:t xml:space="preserve">Although he had no recollection of seeing it in the distance or of watching it grow closer and closer, </w:t>
+      </w:r>
+      <w:r>
+        <w:t xml:space="preserve">there it was, its canvas back flaps rippling in an almost imperceptible wind. It was reined to a horse but there was no driver. </w:t>
       </w:r>
       <w:r>
         <w:t xml:space="preserve"> </w:t>

--- a/docs/working.docx
+++ b/docs/working.docx
@@ -4,60 +4,40 @@
   <w:body>
     <w:p>
       <w:r>
-        <w:t>“Were you followed?”</w:t>
+        <w:t>“And you – you’re okay with this?” He didn’t turn this time but he didn’t look at Emery either because they all understood who he was asking.</w:t>
       </w:r>
     </w:p>
     <w:p>
       <w:r>
-        <w:t>“No. I told my parents I was helping out at the Boys and Girls Club.”</w:t>
+        <w:t>“Yeah,” Orrin said quietly. “I’m okay with it.”</w:t>
       </w:r>
     </w:p>
     <w:p>
       <w:r>
-        <w:t xml:space="preserve">When Emery was trying to come up with what to say, how he was going to handle the seminarian, all he had to do was conjure up the encounter he had imagined so many times having. Since he was twelve he had expected he would be recruited like this. Some seemingly chance meeting. An aging operator who could recognize one of his own kind. Leaving school, hanging around in and outside of Torchie’s pool hall, Emery couldn’t stop believing that he would be approached and invited to participate in a more interesting, more exciting life than the one he was leading. The flinty-eyed man would finally allow Emery to achieve his true potential. To apply the full range of skills that he knew he possessed and that would be wasted in a straight life in the straight world. He only had to hang around the places he already felt most comfortable. Places where other mutants congregated. But the difference between Emery and the rest of them – the difference that would make him stand out to anyone with the right eyes to see – was that they were dumb. All of those guys like Luke and Don and Jeff were fundamentally dumb. Some worse than others. But none of them could plan any more than one or two moves ahead. Emery could see </w:t>
-      </w:r>
-      <w:r>
-        <w:t xml:space="preserve">the way that people were generally going to act </w:t>
-      </w:r>
-      <w:r>
-        <w:t xml:space="preserve">and how he could </w:t>
-      </w:r>
-      <w:r>
-        <w:t>move them one way or another with what he said or did</w:t>
-      </w:r>
-      <w:r>
-        <w:t xml:space="preserve">. And that brings him back to why he was talking to the seminarian.  </w:t>
+        <w:t xml:space="preserve">“Because in your writing, you seem to be against government and this kind of stuff.” </w:t>
       </w:r>
     </w:p>
     <w:p>
       <w:r>
-        <w:t xml:space="preserve">Orrin wouldn’t let Emery read the letters the guy had sent – he felt like it was some kind of violation because he’s soft-hearted like that – but he gave a thumbnail sketch of a guy who was confused, empathetic and maybe a little naïve. </w:t>
+        <w:t>“That’s just it,” Emery said. “This isn’t that kind of stuff. If I were to ask you what is the biggest funnel for illegal narco-funds flowing from Columbia and Nicaragua into the United States what would you say?”</w:t>
       </w:r>
     </w:p>
     <w:p>
       <w:r>
-        <w:t xml:space="preserve">“Before we start talking for real, you understand the </w:t>
-      </w:r>
-      <w:r>
-        <w:t xml:space="preserve">seriousness </w:t>
-      </w:r>
-      <w:r>
-        <w:t>of what we’re discussing?”</w:t>
+        <w:t>“I don’t know. Hollywood?”</w:t>
       </w:r>
     </w:p>
     <w:p>
       <w:r>
-        <w:t>“No. The writer, he just,” he started to turn around again toward Orrin but Emery gave a firm tug on his arm to make him face forward. “He asked if I’d like to meet.”</w:t>
+        <w:t>“Close. No. You would never guess the United States Postal Service would you.”</w:t>
       </w:r>
     </w:p>
     <w:p>
       <w:r>
-        <w:t xml:space="preserve">“Good. I wouldn’t trust you if you had answered yes. If this is going to work, we’ll have to be honest with each other.” </w:t>
-      </w:r>
-      <w:r>
-        <w:t xml:space="preserve">Emery wasn’t walking them anywhere in particular. Just walking, up and down escalators, past the Walden Books, past the gleaming metallic blue Jeep parked in the middle of a courtyard with ropes surrounding it and a sign on the windshield that said Sherwood Ford. Just keep him moving so he can’t think too long about what he’s being told or how he’s going to answer. Keep moving so no one can listen in. </w:t>
+        <w:t xml:space="preserve">“No.” </w:t>
       </w:r>
     </w:p>
+    <w:p/>
     <w:p/>
     <w:p>
       <w:r>
@@ -69,156 +49,27 @@
     <w:p/>
     <w:p>
       <w:r>
-        <w:t xml:space="preserve">“Where are we going?” Eoric almost screamed. His own voice sounded strangely naked to him out here without the constant undercurrent of other voices. </w:t>
+        <w:t xml:space="preserve">“We’re here,” the Lady’s ethereal voice spoke from under her sheet. </w:t>
       </w:r>
     </w:p>
     <w:p>
       <w:r>
-        <w:t>“Straight,” the Lady’s voice spoke from under the sheet. “Just walk straight. He’ll see you coming.”</w:t>
+        <w:t xml:space="preserve">Eoric stood blinking in the sun and scanning his surroundings. Someone must have driven the wagon here. Someone must be serving </w:t>
+      </w:r>
+      <w:proofErr w:type="spellStart"/>
+      <w:r>
+        <w:t>Simmolfa</w:t>
+      </w:r>
+      <w:proofErr w:type="spellEnd"/>
+      <w:r>
+        <w:t xml:space="preserve"> as the pale man had before. He saw nothing but the open flaps at the back of the wagon and the dull shadows that awaited within. </w:t>
       </w:r>
     </w:p>
     <w:p>
       <w:r>
-        <w:t>Eoric did as she instructed. He couldn’t see anything in front of him but grass and dirt but he simply started walking.</w:t>
-      </w:r>
-      <w:r>
-        <w:t xml:space="preserve"> The ground beneath his feet was too soft unlike the paved streets of the Capital. He stumbled several times due to the gentle undulations of the soil he was treading on and once he almost dropped the </w:t>
-      </w:r>
-      <w:proofErr w:type="spellStart"/>
-      <w:r>
-        <w:t>Mz</w:t>
-      </w:r>
-      <w:proofErr w:type="spellEnd"/>
-      <w:r>
-        <w:t xml:space="preserve">. </w:t>
-      </w:r>
-      <w:proofErr w:type="spellStart"/>
-      <w:r>
-        <w:t>Untlicch</w:t>
-      </w:r>
-      <w:proofErr w:type="spellEnd"/>
-      <w:r>
-        <w:t xml:space="preserve"> so he pulled her tighter to his body straining his arms and neck with exertion even though the Lady weighed very little.</w:t>
+        <w:t xml:space="preserve">“Take me to him, Eoric.” And Eoric’s feet began to move responding to the Lady’s command heedless to Eoric’s feelings.     </w:t>
       </w:r>
     </w:p>
-    <w:p>
-      <w:r>
-        <w:t xml:space="preserve">Eoric was looking down at the ground in front of him to losing his balance in another divot and when he looked up the wagon he’d first spotted spying down from Grackle Hill was only a short distance away from him. </w:t>
-      </w:r>
-      <w:r>
-        <w:t xml:space="preserve">Although he had no recollection of seeing it in the distance or of watching it grow closer and closer, </w:t>
-      </w:r>
-      <w:r>
-        <w:t xml:space="preserve">there it was, its canvas back flaps rippling in an almost imperceptible wind. It was reined to a horse but there was no driver. </w:t>
-      </w:r>
-      <w:r>
-        <w:t xml:space="preserve"> </w:t>
-      </w:r>
-      <w:r>
-        <w:t xml:space="preserve">  </w:t>
-      </w:r>
-    </w:p>
-    <w:p/>
-    <w:p/>
-    <w:p>
-      <w:r>
-        <w:br w:type="page"/>
-      </w:r>
-    </w:p>
-    <w:p>
-      <w:r>
-        <w:lastRenderedPageBreak/>
-        <w:t xml:space="preserve">Cora is the daughter of Nathan and Lori Milner. After graduation, Cora will attend Bucknell University where she plans to study Applied Mathematics as part of its </w:t>
-      </w:r>
-      <w:proofErr w:type="spellStart"/>
-      <w:r>
-        <w:t>Malesardi</w:t>
-      </w:r>
-      <w:proofErr w:type="spellEnd"/>
-      <w:r>
-        <w:t xml:space="preserve"> Merit Scholarship Program</w:t>
-      </w:r>
-      <w:r>
-        <w:t>.</w:t>
-      </w:r>
-    </w:p>
-    <w:p>
-      <w:r>
-        <w:t>Writing a roast for Cora was difficult. Each of her quirks only makes her more unique and special to us. Every stumble along the way has only proven her strength and resilience and made us more proud of everything that she has achieved. But….</w:t>
-      </w:r>
-    </w:p>
-    <w:p>
-      <w:r>
-        <w:t xml:space="preserve">Well, the truth is that Cora was a grouch. She didn’t like anyone. She was so fussy that, when her grandfather watched her as a baby, the only way he could get her to take a nap was to strap her into her car seat and drive laps around the streets of Tunkhannock. It worked like a charm. The sound and the feeling of being in a moving car would put Cora to sleep every time. Unfortunately, the trick still works now that Cora is behind the wheel. </w:t>
-      </w:r>
-    </w:p>
-    <w:p>
-      <w:r>
-        <w:t xml:space="preserve">Aside from driving, the best cure for Cora’s crankiness was reading. It started with mom and dad reading to her but, before long, she was reading for herself. And after that point, we didn’t see much of Cora. She would disappear into her room with a stack of books and ignore the world. It didn’t matter what else was going on even, for example, her own birthday party. We were eventually forced to impose a time limit on trips to the bookstore to keep from losing entire afternoons within a Barnes &amp; Noble. Trips to the library began to stretch longer and longer. And not only longer; they were getting heavier. Cora’s library grabs quickly surpassed what she could hold in her arms. Then we began bringing along a deep canvas duffel bag. Once she managed to talk mom and dad into carrying the bag for her, the only limitation on her haul was the strength of dad’s shoulder socket. </w:t>
-      </w:r>
-    </w:p>
-    <w:p>
-      <w:r>
-        <w:t>Along with books, Cora loved dinosaurs. We thought that she would either grow up to be a paleontologist or be a conductor on the Dinosaur Train. It was amazing to see her memorize the Latin names of dinosaurs and confidently state which ones belonged in the Jurassic versus the Triassic or Cretaceous but there were also downsides. Do you have any idea how many Land Before Time movies they made? The answer is 14. Fourteen.</w:t>
-      </w:r>
-    </w:p>
-    <w:p>
-      <w:r>
-        <w:t>At mom and dad’s insistence, Cora did occasionally touch grass. In fact, Cora was a multi-sport athlete. Tee-ball, soccer, basketball, swimming, dance – she hated them all. Even miniature golf turned out to be too taxing for Cora and she had to lie down in the middle of the 16h hole at Shadowbrook. We managed to putt around her but it was a challenge.</w:t>
-      </w:r>
-    </w:p>
-    <w:p>
-      <w:r>
-        <w:t xml:space="preserve">To be honest, the fact that Cora never stuck with athletics probably saved us millions in medical bills. She was always accident-prone. Before the age of eight, Cora required four separate trips to the emergency room for daring feats such as riding a scooter down a steep hill and breaking her wrist or falling out of a swing at the park. </w:t>
-      </w:r>
-    </w:p>
-    <w:p>
-      <w:r>
-        <w:lastRenderedPageBreak/>
-        <w:t xml:space="preserve">We’re much happier that Cora found a passion for puzzles – nice, safe puzzles. And she hasn’t managed to injure herself doing one of those yet. Unfortunately, there’s nothing funny to say about how Cora puts together puzzles. Just like everybody else, she separates all the pieces into piles by color and then builds stacks of pieces according to how many tabs or notches they have – totally normal. So we’ll move on from that. </w:t>
-      </w:r>
-    </w:p>
-    <w:p>
-      <w:r>
-        <w:t xml:space="preserve">That level of organization extends to every area of her life. Cora has always been incredibly organized. From the books on her bookshelves to the stuffed animals on her bed, everything has to be arranged just so and good luck to anyone who messes it up. To this day, her sister Hannah suffers traumatic flashbacks anytime she puts a book back on the shelf. </w:t>
-      </w:r>
-      <w:r>
-        <w:t>Would Cora want them arranged by the color of their spines or the</w:t>
-      </w:r>
-      <w:r>
-        <w:t xml:space="preserve">ir first publication date? </w:t>
-      </w:r>
-    </w:p>
-    <w:p>
-      <w:r>
-        <w:t>And while the clothes in her closet are all precisely arranged by color and type, when Cora got dressed, she saw no problem combining a pink tutu with a Superman t-shirt</w:t>
-      </w:r>
-      <w:r>
-        <w:t>. W</w:t>
-      </w:r>
-      <w:r>
-        <w:t xml:space="preserve">e rarely made it out of the house on school mornings without her being sent back upstairs to fix something that was inside out or on backwards. </w:t>
-      </w:r>
-    </w:p>
-    <w:p>
-      <w:r>
-        <w:t xml:space="preserve">It doesn’t seem to make sense but that’s Cora. Since she was a child, she has found new ways to surprise and amaze us </w:t>
-      </w:r>
-      <w:proofErr w:type="spellStart"/>
-      <w:r>
-        <w:t>everyday</w:t>
-      </w:r>
-      <w:proofErr w:type="spellEnd"/>
-      <w:r>
-        <w:t xml:space="preserve">. Like, when she passed her driver’s test. We still don’t know how that happened. </w:t>
-      </w:r>
-    </w:p>
-    <w:p>
-      <w:r>
-        <w:t xml:space="preserve">Cora, we just want to say, keep it up. We’re so proud of you, we love you and we can’t wait to see all of the incredible things you’re going to accomplish. And remember there are lots of places to live with excellent public transportation. </w:t>
-      </w:r>
-    </w:p>
-    <w:p/>
     <w:p/>
     <w:p/>
     <w:p/>

--- a/docs/working.docx
+++ b/docs/working.docx
@@ -19,7 +19,13 @@
     </w:p>
     <w:p>
       <w:r>
-        <w:t>“That’s just it,” Emery said. “This isn’t that kind of stuff. If I were to ask you what is the biggest funnel for illegal narco-funds flowing from Columbia and Nicaragua into the United States what would you say?”</w:t>
+        <w:t>“That’s just it,” Emery said. “This isn’t that kind of stuff. If I were to ask you what is the biggest funnel for illegal narco-funds flowing from Columbia and Nicaragua into the United States</w:t>
+      </w:r>
+      <w:r>
+        <w:t>,</w:t>
+      </w:r>
+      <w:r>
+        <w:t xml:space="preserve"> what would you say?”</w:t>
       </w:r>
     </w:p>
     <w:p>
@@ -35,6 +41,20 @@
     <w:p>
       <w:r>
         <w:t xml:space="preserve">“No.” </w:t>
+      </w:r>
+    </w:p>
+    <w:p>
+      <w:r>
+        <w:t>“Most people wouldn’t but it’s a fact. $237 million per year…I liked how the hi-tops looked on you.” The course of their walking had brought them to the escalator near the Sears and</w:t>
+      </w:r>
+      <w:r>
+        <w:t xml:space="preserve">, as they stepped on, </w:t>
+      </w:r>
+      <w:r>
+        <w:t>there was a heavy guy</w:t>
+      </w:r>
+      <w:r>
+        <w:t xml:space="preserve"> in an Astros jacket in front of them. Then a group of teens carrying fountain drinks with mangled straws climbed on right behind them. “What did you think, Mark? Did you like the hi-tops better or the Vans?” </w:t>
       </w:r>
     </w:p>
     <w:p/>
@@ -54,20 +74,18 @@
     </w:p>
     <w:p>
       <w:r>
-        <w:t xml:space="preserve">Eoric stood blinking in the sun and scanning his surroundings. Someone must have driven the wagon here. Someone must be serving </w:t>
-      </w:r>
-      <w:proofErr w:type="spellStart"/>
-      <w:r>
-        <w:t>Simmolfa</w:t>
-      </w:r>
-      <w:proofErr w:type="spellEnd"/>
-      <w:r>
-        <w:t xml:space="preserve"> as the pale man had before. He saw nothing but the open flaps at the back of the wagon and the dull shadows that awaited within. </w:t>
-      </w:r>
-    </w:p>
-    <w:p>
-      <w:r>
-        <w:t xml:space="preserve">“Take me to him, Eoric.” And Eoric’s feet began to move responding to the Lady’s command heedless to Eoric’s feelings.     </w:t>
+        <w:t xml:space="preserve">Eoric stood blinking in the sun and scanning his surroundings. Someone must have driven the wagon here. Someone must be serving Simmolfa as the pale man had before. He saw nothing but the open flaps at the back of the wagon and the dull shadows that awaited within. </w:t>
+      </w:r>
+    </w:p>
+    <w:p>
+      <w:r>
+        <w:t xml:space="preserve">“Take me to him, Eoric.” And Eoric’s feet began to move responding to the Lady’s command heedless to Eoric’s feelings. </w:t>
+      </w:r>
+      <w:r>
+        <w:t>He stepped closer and closer and then, setting one foot on the back step, he laid the Lady inside.</w:t>
+      </w:r>
+      <w:r>
+        <w:t xml:space="preserve">    </w:t>
       </w:r>
     </w:p>
     <w:p/>

--- a/docs/working.docx
+++ b/docs/working.docx
@@ -54,14 +54,26 @@
         <w:t>there was a heavy guy</w:t>
       </w:r>
       <w:r>
-        <w:t xml:space="preserve"> in an Astros jacket in front of them. Then a group of teens carrying fountain drinks with mangled straws climbed on right behind them. “What did you think, Mark? Did you like the hi-tops better or the Vans?” </w:t>
-      </w:r>
-    </w:p>
-    <w:p/>
-    <w:p/>
-    <w:p>
-      <w:r>
-        <w:t xml:space="preserve">      </w:t>
+        <w:t xml:space="preserve"> in an Astros jacket in front of them. Then a group of teens carrying fountain drinks with </w:t>
+      </w:r>
+      <w:r>
+        <w:t>bitemark-</w:t>
+      </w:r>
+      <w:r>
+        <w:t>mangled straws climbed on right behind them. “What did you think, Mark? Did you like the hi-tops better or the Vans?”</w:t>
+      </w:r>
+    </w:p>
+    <w:p>
+      <w:r>
+        <w:t xml:space="preserve">“I liked the Keds,” Orrin said without much enthusiasm. He had to make a show of not playing along. </w:t>
+      </w:r>
+    </w:p>
+    <w:p>
+      <w:r>
+        <w:t xml:space="preserve">The escalator deposited them gently onto the mall’s upper level and Emery broke right, away from the teens and the Astros fan back into the privacy of the current of active shoppers. “$237 million per year,” Emery continued.  </w:t>
+      </w:r>
+      <w:r>
+        <w:t xml:space="preserve"> </w:t>
       </w:r>
     </w:p>
     <w:p/>
@@ -69,11 +81,20 @@
     <w:p/>
     <w:p>
       <w:r>
+        <w:t xml:space="preserve">      </w:t>
+      </w:r>
+    </w:p>
+    <w:p/>
+    <w:p/>
+    <w:p/>
+    <w:p>
+      <w:r>
         <w:t xml:space="preserve">“We’re here,” the Lady’s ethereal voice spoke from under her sheet. </w:t>
       </w:r>
     </w:p>
     <w:p>
       <w:r>
+        <w:lastRenderedPageBreak/>
         <w:t xml:space="preserve">Eoric stood blinking in the sun and scanning his surroundings. Someone must have driven the wagon here. Someone must be serving Simmolfa as the pale man had before. He saw nothing but the open flaps at the back of the wagon and the dull shadows that awaited within. </w:t>
       </w:r>
     </w:p>
@@ -85,7 +106,13 @@
         <w:t>He stepped closer and closer and then, setting one foot on the back step, he laid the Lady inside.</w:t>
       </w:r>
       <w:r>
-        <w:t xml:space="preserve">    </w:t>
+        <w:t xml:space="preserve"> </w:t>
+      </w:r>
+      <w:r>
+        <w:t xml:space="preserve">He didn’t look inside. He didn’t dare duck his head between the flaps. He set the Lady down on the rough timbers along the bed of the wagon and then withdrew his arms quickly. </w:t>
+      </w:r>
+      <w:r>
+        <w:t xml:space="preserve">   </w:t>
       </w:r>
     </w:p>
     <w:p/>

--- a/docs/working.docx
+++ b/docs/working.docx
@@ -70,7 +70,22 @@
     </w:p>
     <w:p>
       <w:r>
-        <w:t xml:space="preserve">The escalator deposited them gently onto the mall’s upper level and Emery broke right, away from the teens and the Astros fan back into the privacy of the current of active shoppers. “$237 million per year,” Emery continued.  </w:t>
+        <w:t xml:space="preserve">The escalator deposited them gently onto the mall’s upper level and Emery broke right, away from the teens and the Astros fan back into the privacy of the current of active shoppers. “$237 million per year,” Emery continued. </w:t>
+      </w:r>
+      <w:r>
+        <w:t>“Moving through your local post office from pushers and dealers here in the states back to the cartels in Central America.</w:t>
+      </w:r>
+      <w:r>
+        <w:t xml:space="preserve"> It sits there in a sack right next to your birthday card from grandma.</w:t>
+      </w:r>
+      <w:r>
+        <w:t xml:space="preserve"> This money stream is as big as the Pecos River so we can’t stop it up all at once. But at least we can take out a couple bucketfuls and get it to the people who need it to fight this thing at the source.” </w:t>
+      </w:r>
+      <w:r>
+        <w:t xml:space="preserve"> </w:t>
+      </w:r>
+      <w:r>
+        <w:t xml:space="preserve"> </w:t>
       </w:r>
       <w:r>
         <w:t xml:space="preserve"> </w:t>
@@ -94,8 +109,15 @@
     </w:p>
     <w:p>
       <w:r>
-        <w:lastRenderedPageBreak/>
-        <w:t xml:space="preserve">Eoric stood blinking in the sun and scanning his surroundings. Someone must have driven the wagon here. Someone must be serving Simmolfa as the pale man had before. He saw nothing but the open flaps at the back of the wagon and the dull shadows that awaited within. </w:t>
+        <w:t xml:space="preserve">Eoric stood blinking in the sun and scanning his surroundings. Someone must have driven the wagon here. Someone must be serving </w:t>
+      </w:r>
+      <w:proofErr w:type="spellStart"/>
+      <w:r>
+        <w:t>Simmolfa</w:t>
+      </w:r>
+      <w:proofErr w:type="spellEnd"/>
+      <w:r>
+        <w:t xml:space="preserve"> as the pale man had before. He saw nothing but the open flaps at the back of the wagon and the dull shadows that awaited within. </w:t>
       </w:r>
     </w:p>
     <w:p>
@@ -111,8 +133,13 @@
       <w:r>
         <w:t xml:space="preserve">He didn’t look inside. He didn’t dare duck his head between the flaps. He set the Lady down on the rough timbers along the bed of the wagon and then withdrew his arms quickly. </w:t>
       </w:r>
-      <w:r>
-        <w:t xml:space="preserve">   </w:t>
+    </w:p>
+    <w:p>
+      <w:r>
+        <w:t xml:space="preserve">Eoric climbed down off of the wagon and retreated several steps into a patch of dry grass </w:t>
+      </w:r>
+      <w:r>
+        <w:t xml:space="preserve">that stabbed at his sandaled feet. </w:t>
       </w:r>
     </w:p>
     <w:p/>

--- a/docs/working.docx
+++ b/docs/working.docx
@@ -4,91 +4,23 @@
   <w:body>
     <w:p>
       <w:r>
-        <w:t>“And you – you’re okay with this?” He didn’t turn this time but he didn’t look at Emery either because they all understood who he was asking.</w:t>
+        <w:t>“He doesn’t have the operational details that an agent would have. He’s an asset as I’ve said.”</w:t>
       </w:r>
     </w:p>
     <w:p>
       <w:r>
-        <w:t>“Yeah,” Orrin said quietly. “I’m okay with it.”</w:t>
+        <w:t>“I understand.”</w:t>
       </w:r>
     </w:p>
     <w:p>
       <w:r>
-        <w:t xml:space="preserve">“Because in your writing, you seem to be against government and this kind of stuff.” </w:t>
+        <w:t>At some point he was going to have to put some trust in Orrin. Whether it was during the heist itself or whether it was right now. There was no way this thing was going to work with him constantly wondering when or if Orrin might fuck the whole thing up for no good reason other than he has a contrary nature. So the way Emery saw it, this might be a good thing. A test, sort of. Let them go talk and if Orrin decides to say or do something stupid – oh, well, the only thing lost would be the seminarian and Emery was only lukewarm on him as it was and better to find out now that Orrin didn’t know how to behave himself than later on.</w:t>
       </w:r>
     </w:p>
+    <w:p/>
     <w:p>
       <w:r>
-        <w:t>“That’s just it,” Emery said. “This isn’t that kind of stuff. If I were to ask you what is the biggest funnel for illegal narco-funds flowing from Columbia and Nicaragua into the United States</w:t>
-      </w:r>
-      <w:r>
-        <w:t>,</w:t>
-      </w:r>
-      <w:r>
-        <w:t xml:space="preserve"> what would you say?”</w:t>
-      </w:r>
-    </w:p>
-    <w:p>
-      <w:r>
-        <w:t>“I don’t know. Hollywood?”</w:t>
-      </w:r>
-    </w:p>
-    <w:p>
-      <w:r>
-        <w:t>“Close. No. You would never guess the United States Postal Service would you.”</w:t>
-      </w:r>
-    </w:p>
-    <w:p>
-      <w:r>
-        <w:t xml:space="preserve">“No.” </w:t>
-      </w:r>
-    </w:p>
-    <w:p>
-      <w:r>
-        <w:t>“Most people wouldn’t but it’s a fact. $237 million per year…I liked how the hi-tops looked on you.” The course of their walking had brought them to the escalator near the Sears and</w:t>
-      </w:r>
-      <w:r>
-        <w:t xml:space="preserve">, as they stepped on, </w:t>
-      </w:r>
-      <w:r>
-        <w:t>there was a heavy guy</w:t>
-      </w:r>
-      <w:r>
-        <w:t xml:space="preserve"> in an Astros jacket in front of them. Then a group of teens carrying fountain drinks with </w:t>
-      </w:r>
-      <w:r>
-        <w:t>bitemark-</w:t>
-      </w:r>
-      <w:r>
-        <w:t>mangled straws climbed on right behind them. “What did you think, Mark? Did you like the hi-tops better or the Vans?”</w:t>
-      </w:r>
-    </w:p>
-    <w:p>
-      <w:r>
-        <w:t xml:space="preserve">“I liked the Keds,” Orrin said without much enthusiasm. He had to make a show of not playing along. </w:t>
-      </w:r>
-    </w:p>
-    <w:p>
-      <w:r>
-        <w:t xml:space="preserve">The escalator deposited them gently onto the mall’s upper level and Emery broke right, away from the teens and the Astros fan back into the privacy of the current of active shoppers. “$237 million per year,” Emery continued. </w:t>
-      </w:r>
-      <w:r>
-        <w:t>“Moving through your local post office from pushers and dealers here in the states back to the cartels in Central America.</w:t>
-      </w:r>
-      <w:r>
-        <w:t xml:space="preserve"> It sits there in a sack right next to your birthday card from grandma.</w:t>
-      </w:r>
-      <w:r>
-        <w:t xml:space="preserve"> This money stream is as big as the Pecos River so we can’t stop it up all at once. But at least we can take out a couple bucketfuls and get it to the people who need it to fight this thing at the source.” </w:t>
-      </w:r>
-      <w:r>
-        <w:t xml:space="preserve"> </w:t>
-      </w:r>
-      <w:r>
-        <w:t xml:space="preserve"> </w:t>
-      </w:r>
-      <w:r>
-        <w:t xml:space="preserve"> </w:t>
+        <w:t xml:space="preserve">      </w:t>
       </w:r>
     </w:p>
     <w:p/>
@@ -96,50 +28,54 @@
     <w:p/>
     <w:p>
       <w:r>
-        <w:t xml:space="preserve">      </w:t>
-      </w:r>
-    </w:p>
-    <w:p/>
-    <w:p/>
-    <w:p/>
-    <w:p>
-      <w:r>
-        <w:t xml:space="preserve">“We’re here,” the Lady’s ethereal voice spoke from under her sheet. </w:t>
+        <w:t>Eoric climbed down off of the wagon and retreated several steps into a patch of dry grass that stabbed at his sandaled feet. Should he wait? He hadn’t thought to ask the Lady if she’d require safe return. How would he know when they were finished? Maybe she would call for him again. Or maybe the call would come from someone else.</w:t>
       </w:r>
     </w:p>
     <w:p>
       <w:r>
-        <w:t xml:space="preserve">Eoric stood blinking in the sun and scanning his surroundings. Someone must have driven the wagon here. Someone must be serving </w:t>
-      </w:r>
-      <w:proofErr w:type="spellStart"/>
-      <w:r>
-        <w:t>Simmolfa</w:t>
-      </w:r>
-      <w:proofErr w:type="spellEnd"/>
-      <w:r>
-        <w:t xml:space="preserve"> as the pale man had before. He saw nothing but the open flaps at the back of the wagon and the dull shadows that awaited within. </w:t>
+        <w:t xml:space="preserve">The horse breathed loudly. A limp wind made the grass rustle and rolled clods of dirt over the barren ground.  </w:t>
       </w:r>
     </w:p>
     <w:p>
       <w:r>
-        <w:t xml:space="preserve">“Take me to him, Eoric.” And Eoric’s feet began to move responding to the Lady’s command heedless to Eoric’s feelings. </w:t>
-      </w:r>
-      <w:r>
-        <w:t>He stepped closer and closer and then, setting one foot on the back step, he laid the Lady inside.</w:t>
-      </w:r>
-      <w:r>
-        <w:t xml:space="preserve"> </w:t>
-      </w:r>
-      <w:r>
-        <w:t xml:space="preserve">He didn’t look inside. He didn’t dare duck his head between the flaps. He set the Lady down on the rough timbers along the bed of the wagon and then withdrew his arms quickly. </w:t>
+        <w:t>“</w:t>
+      </w:r>
+      <w:proofErr w:type="spellStart"/>
+      <w:r>
+        <w:t>Mz</w:t>
+      </w:r>
+      <w:proofErr w:type="spellEnd"/>
+      <w:r>
+        <w:t xml:space="preserve">. </w:t>
+      </w:r>
+      <w:proofErr w:type="spellStart"/>
+      <w:r>
+        <w:t>Untlicch</w:t>
+      </w:r>
+      <w:proofErr w:type="spellEnd"/>
+      <w:r>
+        <w:t xml:space="preserve">?” Eoric called. The wagon’s back flaps waved. </w:t>
       </w:r>
     </w:p>
     <w:p>
       <w:r>
-        <w:t xml:space="preserve">Eoric climbed down off of the wagon and retreated several steps into a patch of dry grass </w:t>
-      </w:r>
-      <w:r>
-        <w:t xml:space="preserve">that stabbed at his sandaled feet. </w:t>
+        <w:t>“</w:t>
+      </w:r>
+      <w:proofErr w:type="spellStart"/>
+      <w:r>
+        <w:t>Mz</w:t>
+      </w:r>
+      <w:proofErr w:type="spellEnd"/>
+      <w:r>
+        <w:t xml:space="preserve">. </w:t>
+      </w:r>
+      <w:proofErr w:type="spellStart"/>
+      <w:r>
+        <w:t>Untlicch</w:t>
+      </w:r>
+      <w:proofErr w:type="spellEnd"/>
+      <w:r>
+        <w:t xml:space="preserve">,” Eoric called again. And he heard a faint keening wail. The sound of someone in great pain or pleasure. </w:t>
       </w:r>
     </w:p>
     <w:p/>

--- a/docs/working.docx
+++ b/docs/working.docx
@@ -14,9 +14,57 @@
     </w:p>
     <w:p>
       <w:r>
-        <w:t>At some point he was going to have to put some trust in Orrin. Whether it was during the heist itself or whether it was right now. There was no way this thing was going to work with him constantly wondering when or if Orrin might fuck the whole thing up for no good reason other than he has a contrary nature. So the way Emery saw it, this might be a good thing. A test, sort of. Let them go talk and if Orrin decides to say or do something stupid – oh, well, the only thing lost would be the seminarian and Emery was only lukewarm on him as it was and better to find out now that Orrin didn’t know how to behave himself than later on.</w:t>
+        <w:t>Whether it was during the heist itself or whether it was right now</w:t>
+      </w:r>
+      <w:r>
+        <w:t>, a</w:t>
+      </w:r>
+      <w:r>
+        <w:t>t some point</w:t>
+      </w:r>
+      <w:r>
+        <w:t>, Emery</w:t>
+      </w:r>
+      <w:r>
+        <w:t xml:space="preserve"> was going to have to put some trust in Orrin</w:t>
+      </w:r>
+      <w:r>
+        <w:t>’s cooperation which wasn’t easy for him to do owing to the fact that Orrin seemed to have been born with a FU in his mouth</w:t>
+      </w:r>
+      <w:r>
+        <w:t>. There was no way this thing was going to work with him constantly wondering when or if Orrin might fuck the whole thing up for no good reason other than he has a contrary nature. So the way Emery saw it, this might be a good thing. A test, sort of. Let them go talk and if Orrin decides to say or do something stupid – oh, well, the only thing lost would be the seminarian and Emery was only lukewarm on him as it was and better to find out now that Orrin didn’t know how to behave himself than later on</w:t>
+      </w:r>
+      <w:r>
+        <w:t xml:space="preserve"> when it really mattered.</w:t>
       </w:r>
     </w:p>
+    <w:p>
+      <w:r>
+        <w:t xml:space="preserve">“Sure,” Emery said. “You two talk. But be careful of who might be listening. I’ll be in the bookstore.” And Emery walked off into the bookstore. </w:t>
+      </w:r>
+      <w:r>
+        <w:t xml:space="preserve">He spent about a minute pretending to look through the new releases just inside the entryway but </w:t>
+      </w:r>
+      <w:r>
+        <w:t>before long</w:t>
+      </w:r>
+      <w:r>
+        <w:t xml:space="preserve"> he </w:t>
+      </w:r>
+      <w:r>
+        <w:t>drifted over to</w:t>
+      </w:r>
+      <w:r>
+        <w:t xml:space="preserve"> the magazine section along the wall at the front of the store which </w:t>
+      </w:r>
+      <w:r>
+        <w:t xml:space="preserve">positioned him to get </w:t>
+      </w:r>
+      <w:r>
+        <w:t xml:space="preserve">a good look out through the front window at Orrin and the seminarian having their talk. </w:t>
+      </w:r>
+    </w:p>
+    <w:p/>
     <w:p/>
     <w:p>
       <w:r>
@@ -75,7 +123,41 @@
       </w:r>
       <w:proofErr w:type="spellEnd"/>
       <w:r>
-        <w:t xml:space="preserve">,” Eoric called again. And he heard a faint keening wail. The sound of someone in great pain or pleasure. </w:t>
+        <w:t>,” Eoric called again. And he heard a faint</w:t>
+      </w:r>
+      <w:r>
+        <w:t>, rising squeal – t</w:t>
+      </w:r>
+      <w:r>
+        <w:t>he</w:t>
+      </w:r>
+      <w:r>
+        <w:t xml:space="preserve"> </w:t>
+      </w:r>
+      <w:r>
+        <w:t xml:space="preserve">sound of someone in </w:t>
+      </w:r>
+      <w:r>
+        <w:t>great</w:t>
+      </w:r>
+      <w:r>
+        <w:t xml:space="preserve"> pleasure</w:t>
+      </w:r>
+      <w:r>
+        <w:t xml:space="preserve"> or great pain</w:t>
+      </w:r>
+      <w:r>
+        <w:t>.</w:t>
+      </w:r>
+      <w:r>
+        <w:t xml:space="preserve"> As quickly as it arose, the sound died out replaced </w:t>
+      </w:r>
+      <w:r>
+        <w:lastRenderedPageBreak/>
+        <w:t xml:space="preserve">by the soft thump of the horse’s hooves over the parched soil. And the wagon’s wheels began to roll.  </w:t>
+      </w:r>
+      <w:r>
+        <w:t xml:space="preserve"> </w:t>
       </w:r>
     </w:p>
     <w:p/>

--- a/docs/working.docx
+++ b/docs/working.docx
@@ -14,10 +14,7 @@
     </w:p>
     <w:p>
       <w:r>
-        <w:t>Whether it was during the heist itself or whether it was right now</w:t>
-      </w:r>
-      <w:r>
-        <w:t>, a</w:t>
+        <w:t>Whether it was during the heist itself or whether it was right now, a</w:t>
       </w:r>
       <w:r>
         <w:t>t some point</w:t>
@@ -40,28 +37,12 @@
     </w:p>
     <w:p>
       <w:r>
-        <w:t xml:space="preserve">“Sure,” Emery said. “You two talk. But be careful of who might be listening. I’ll be in the bookstore.” And Emery walked off into the bookstore. </w:t>
-      </w:r>
-      <w:r>
-        <w:t xml:space="preserve">He spent about a minute pretending to look through the new releases just inside the entryway but </w:t>
-      </w:r>
-      <w:r>
-        <w:t>before long</w:t>
-      </w:r>
-      <w:r>
-        <w:t xml:space="preserve"> he </w:t>
-      </w:r>
-      <w:r>
-        <w:t>drifted over to</w:t>
-      </w:r>
-      <w:r>
-        <w:t xml:space="preserve"> the magazine section along the wall at the front of the store which </w:t>
-      </w:r>
-      <w:r>
-        <w:t xml:space="preserve">positioned him to get </w:t>
-      </w:r>
-      <w:r>
-        <w:t xml:space="preserve">a good look out through the front window at Orrin and the seminarian having their talk. </w:t>
+        <w:t xml:space="preserve">“Sure,” Emery said. “You two talk. But be careful of who might be listening. I’ll be in the bookstore.” And Emery walked off into the bookstore. He spent about a minute pretending to look through the new releases just inside the entryway but before long he drifted over to the magazine section along the wall at the front of the store which put him in a position to get a good look out through the front window at Orrin and the seminarian having their talk. They stood close. Nobody was dominating the conversation. They seemed to have a good amount to say to each other. </w:t>
+      </w:r>
+    </w:p>
+    <w:p>
+      <w:r>
+        <w:t xml:space="preserve"> </w:t>
       </w:r>
     </w:p>
     <w:p/>
@@ -107,6 +88,7 @@
     </w:p>
     <w:p>
       <w:r>
+        <w:lastRenderedPageBreak/>
         <w:t>“</w:t>
       </w:r>
       <w:proofErr w:type="spellStart"/>
@@ -150,16 +132,20 @@
         <w:t>.</w:t>
       </w:r>
       <w:r>
-        <w:t xml:space="preserve"> As quickly as it arose, the sound died out replaced </w:t>
-      </w:r>
-      <w:r>
-        <w:lastRenderedPageBreak/>
-        <w:t xml:space="preserve">by the soft thump of the horse’s hooves over the parched soil. And the wagon’s wheels began to roll.  </w:t>
-      </w:r>
-      <w:r>
         <w:t xml:space="preserve"> </w:t>
       </w:r>
     </w:p>
+    <w:p>
+      <w:r>
+        <w:t xml:space="preserve">As quickly as it arose, the sound died out replaced by the soft thump of the horse’s hooves over the parched soil. And the wagon’s wheels began to roll. The wagon was moving. </w:t>
+      </w:r>
+    </w:p>
+    <w:p>
+      <w:r>
+        <w:t xml:space="preserve">The horse picked up speed galloping away from Eoric and then turned bringing the wagon about in a wide circle to face him. </w:t>
+      </w:r>
+    </w:p>
+    <w:p/>
     <w:p/>
     <w:p/>
     <w:p/>

--- a/docs/working.docx
+++ b/docs/working.docx
@@ -37,7 +37,34 @@
     </w:p>
     <w:p>
       <w:r>
-        <w:t xml:space="preserve">“Sure,” Emery said. “You two talk. But be careful of who might be listening. I’ll be in the bookstore.” And Emery walked off into the bookstore. He spent about a minute pretending to look through the new releases just inside the entryway but before long he drifted over to the magazine section along the wall at the front of the store which put him in a position to get a good look out through the front window at Orrin and the seminarian having their talk. They stood close. Nobody was dominating the conversation. They seemed to have a good amount to say to each other. </w:t>
+        <w:t xml:space="preserve">“Sure,” Emery said. “You two talk. But be careful of who might be listening. I’ll be in the bookstore.” And Emery walked off into the bookstore. He spent about a minute pretending to look through the new releases just inside the entryway but before long he drifted over to the magazine section along the wall at the front of the store which put him in a position to get a good look out through the front window at Orrin and the seminarian having their talk. They stood close. </w:t>
+      </w:r>
+      <w:r>
+        <w:t>Back and forth – n</w:t>
+      </w:r>
+      <w:r>
+        <w:t>obody</w:t>
+      </w:r>
+      <w:r>
+        <w:t xml:space="preserve"> </w:t>
+      </w:r>
+      <w:r>
+        <w:t>was dominating the conversation. They seemed to have a good amount to say to each other.</w:t>
+      </w:r>
+      <w:r>
+        <w:t xml:space="preserve"> Maybe he’d only known him 20 or so minutes but this aspect of the seminarian surprised him. His eyes flared. His face flashed lively, confident expressions that made Emery reconsider the </w:t>
+      </w:r>
+      <w:r>
+        <w:t xml:space="preserve">man he’d chalked up for a </w:t>
+      </w:r>
+      <w:r>
+        <w:t>quiet timid pawn</w:t>
+      </w:r>
+      <w:r>
+        <w:t xml:space="preserve">. And Orrin too. He’d known Orrin much longer but he’d never seen this side of him. </w:t>
+      </w:r>
+      <w:r>
+        <w:t xml:space="preserve"> </w:t>
       </w:r>
     </w:p>
     <w:p>
@@ -57,7 +84,11 @@
     <w:p/>
     <w:p>
       <w:r>
-        <w:t>Eoric climbed down off of the wagon and retreated several steps into a patch of dry grass that stabbed at his sandaled feet. Should he wait? He hadn’t thought to ask the Lady if she’d require safe return. How would he know when they were finished? Maybe she would call for him again. Or maybe the call would come from someone else.</w:t>
+        <w:t xml:space="preserve">Eoric climbed down off of the wagon and retreated several steps into a patch of dry grass that stabbed at his sandaled feet. Should he wait? He hadn’t thought to ask the Lady if </w:t>
+      </w:r>
+      <w:r>
+        <w:lastRenderedPageBreak/>
+        <w:t>she’d require safe return. How would he know when they were finished? Maybe she would call for him again. Or maybe the call would come from someone else.</w:t>
       </w:r>
     </w:p>
     <w:p>
@@ -88,7 +119,6 @@
     </w:p>
     <w:p>
       <w:r>
-        <w:lastRenderedPageBreak/>
         <w:t>“</w:t>
       </w:r>
       <w:proofErr w:type="spellStart"/>
@@ -143,6 +173,9 @@
     <w:p>
       <w:r>
         <w:t xml:space="preserve">The horse picked up speed galloping away from Eoric and then turned bringing the wagon about in a wide circle to face him. </w:t>
+      </w:r>
+      <w:r>
+        <w:t xml:space="preserve">The horse charged straight at him. The wagon disappeared within a thundercloud of dust. </w:t>
       </w:r>
     </w:p>
     <w:p/>

--- a/docs/working.docx
+++ b/docs/working.docx
@@ -52,16 +52,90 @@
         <w:t>was dominating the conversation. They seemed to have a good amount to say to each other.</w:t>
       </w:r>
       <w:r>
-        <w:t xml:space="preserve"> Maybe he’d only known him 20 or so minutes but this aspect of the seminarian surprised him. His eyes flared. His face flashed lively, confident expressions that made Emery reconsider the </w:t>
-      </w:r>
-      <w:r>
-        <w:t xml:space="preserve">man he’d chalked up for a </w:t>
-      </w:r>
-      <w:r>
-        <w:t>quiet timid pawn</w:t>
-      </w:r>
-      <w:r>
-        <w:t xml:space="preserve">. And Orrin too. He’d known Orrin much longer but he’d never seen this side of him. </w:t>
+        <w:t xml:space="preserve"> Maybe he’d only known him 20 or so minutes but</w:t>
+      </w:r>
+      <w:r>
+        <w:t xml:space="preserve">, still, </w:t>
+      </w:r>
+      <w:r>
+        <w:t xml:space="preserve">this </w:t>
+      </w:r>
+      <w:r>
+        <w:t xml:space="preserve">facet </w:t>
+      </w:r>
+      <w:r>
+        <w:t xml:space="preserve">of the seminarian surprised him. His eyes flared. His face flashed </w:t>
+      </w:r>
+      <w:r>
+        <w:t xml:space="preserve">spirited </w:t>
+      </w:r>
+      <w:r>
+        <w:t>expressions</w:t>
+      </w:r>
+      <w:r>
+        <w:t xml:space="preserve">; his spine straightened and </w:t>
+      </w:r>
+      <w:r>
+        <w:t xml:space="preserve">Emery </w:t>
+      </w:r>
+      <w:r>
+        <w:t xml:space="preserve">was forced to </w:t>
+      </w:r>
+      <w:r>
+        <w:t xml:space="preserve">reconsider the </w:t>
+      </w:r>
+      <w:r>
+        <w:t xml:space="preserve">man he’d chalked up </w:t>
+      </w:r>
+      <w:r>
+        <w:t xml:space="preserve">as </w:t>
+      </w:r>
+      <w:r>
+        <w:t>a</w:t>
+      </w:r>
+      <w:r>
+        <w:t xml:space="preserve"> pawn, a quie</w:t>
+      </w:r>
+      <w:r>
+        <w:t>t timid pa</w:t>
+      </w:r>
+      <w:r>
+        <w:t>tsy he could push around as needed</w:t>
+      </w:r>
+      <w:r>
+        <w:t xml:space="preserve">. </w:t>
+      </w:r>
+    </w:p>
+    <w:p>
+      <w:r>
+        <w:t xml:space="preserve">And Orrin too. </w:t>
+      </w:r>
+      <w:r>
+        <w:t>Before he stepped into the bookstore tonight he would have guessed that he knew just about everything there was to know about his brother. But h</w:t>
+      </w:r>
+      <w:r>
+        <w:t>e</w:t>
+      </w:r>
+      <w:r>
+        <w:t xml:space="preserve"> ha</w:t>
+      </w:r>
+      <w:r>
+        <w:t xml:space="preserve">d never seen this side of </w:t>
+      </w:r>
+      <w:r>
+        <w:t>Orrin before</w:t>
+      </w:r>
+      <w:r>
+        <w:t>.</w:t>
+      </w:r>
+      <w:r>
+        <w:t xml:space="preserve"> For once in his life he wasn’t pissed. At least since he had hit puberty and maybe since mom left, Emery couldn’t recall a time when Orrin didn’t have his back up.</w:t>
+      </w:r>
+      <w:r>
+        <w:t xml:space="preserve"> </w:t>
+      </w:r>
+      <w:r>
+        <w:t xml:space="preserve"> </w:t>
       </w:r>
       <w:r>
         <w:t xml:space="preserve"> </w:t>
@@ -84,11 +158,7 @@
     <w:p/>
     <w:p>
       <w:r>
-        <w:t xml:space="preserve">Eoric climbed down off of the wagon and retreated several steps into a patch of dry grass that stabbed at his sandaled feet. Should he wait? He hadn’t thought to ask the Lady if </w:t>
-      </w:r>
-      <w:r>
-        <w:lastRenderedPageBreak/>
-        <w:t>she’d require safe return. How would he know when they were finished? Maybe she would call for him again. Or maybe the call would come from someone else.</w:t>
+        <w:t>Eoric climbed down off of the wagon and retreated several steps into a patch of dry grass that stabbed at his sandaled feet. Should he wait? He hadn’t thought to ask the Lady if she’d require safe return. How would he know when they were finished? Maybe she would call for him again. Or maybe the call would come from someone else.</w:t>
       </w:r>
     </w:p>
     <w:p>
@@ -172,10 +242,82 @@
     </w:p>
     <w:p>
       <w:r>
-        <w:t xml:space="preserve">The horse picked up speed galloping away from Eoric and then turned bringing the wagon about in a wide circle to face him. </w:t>
-      </w:r>
-      <w:r>
-        <w:t xml:space="preserve">The horse charged straight at him. The wagon disappeared within a thundercloud of dust. </w:t>
+        <w:t>The horse picked up speed</w:t>
+      </w:r>
+      <w:r>
+        <w:t>,</w:t>
+      </w:r>
+      <w:r>
+        <w:t xml:space="preserve"> galloping away from Eoric</w:t>
+      </w:r>
+      <w:r>
+        <w:t>,</w:t>
+      </w:r>
+      <w:r>
+        <w:t xml:space="preserve"> </w:t>
+      </w:r>
+      <w:r>
+        <w:t xml:space="preserve">receding into the empty horizon. Suddenly the ebon horse </w:t>
+      </w:r>
+      <w:r>
+        <w:t>turned</w:t>
+      </w:r>
+      <w:r>
+        <w:t xml:space="preserve">, </w:t>
+      </w:r>
+      <w:r>
+        <w:t xml:space="preserve">bringing the wagon about in a wide circle </w:t>
+      </w:r>
+      <w:r>
+        <w:t xml:space="preserve">until it </w:t>
+      </w:r>
+      <w:r>
+        <w:t>face</w:t>
+      </w:r>
+      <w:r>
+        <w:t>d</w:t>
+      </w:r>
+      <w:r>
+        <w:t xml:space="preserve"> him</w:t>
+      </w:r>
+      <w:r>
+        <w:t xml:space="preserve"> head-on</w:t>
+      </w:r>
+      <w:r>
+        <w:t xml:space="preserve">. </w:t>
+      </w:r>
+      <w:r>
+        <w:t>The horse charged</w:t>
+      </w:r>
+      <w:r>
+        <w:t xml:space="preserve"> its eyes fixed on Eoric</w:t>
+      </w:r>
+      <w:r>
+        <w:t xml:space="preserve">. The wagon </w:t>
+      </w:r>
+      <w:r>
+        <w:t>vanished</w:t>
+      </w:r>
+      <w:r>
+        <w:t xml:space="preserve"> within a thundercloud of dust</w:t>
+      </w:r>
+      <w:r>
+        <w:t xml:space="preserve"> rising from the horse’s pounding hooves</w:t>
+      </w:r>
+      <w:r>
+        <w:t>.</w:t>
+      </w:r>
+      <w:r>
+        <w:t xml:space="preserve"> Its mane and tail leapt up</w:t>
+      </w:r>
+      <w:r>
+        <w:t xml:space="preserve"> like tongues of flame </w:t>
+      </w:r>
+      <w:r>
+        <w:t xml:space="preserve">engulfing the black beast. </w:t>
+      </w:r>
+      <w:r>
+        <w:t xml:space="preserve"> </w:t>
       </w:r>
     </w:p>
     <w:p/>

--- a/docs/working.docx
+++ b/docs/working.docx
@@ -4,144 +4,16 @@
   <w:body>
     <w:p>
       <w:r>
-        <w:t>“He doesn’t have the operational details that an agent would have. He’s an asset as I’ve said.”</w:t>
+        <w:t>From the front of the cavernous chapel of St. Paul’s seminary, Father Benjamin recited the second epistle of John and Arthur, in his pew, pretended to kneel and dreamed of Orrin. Twice daily masses over the past six weeks had caused Arthur to develop an enduring ache in his left knee. The solution he’d recently discovered was to lean his weight forward on the pew in front of him when kneeling was called for with his hands clasped and his knees hovering just an inch or so above the kneeler. Imperceptible from the altar.</w:t>
       </w:r>
     </w:p>
     <w:p>
       <w:r>
-        <w:t>“I understand.”</w:t>
-      </w:r>
-    </w:p>
-    <w:p>
-      <w:r>
-        <w:t>Whether it was during the heist itself or whether it was right now, a</w:t>
+        <w:t xml:space="preserve">Jacob the seminarian with a shiny face and receding hair at 19 who knelt next to him had confessed to Arthur that taken to wrapping a pair of tube socks around his chafed knees. Arthur couldn’t spare the clean socks so he hovered and thought about Orrin. He imagined what he was doing now. He imagined what he would have to say in response to Father Benjamin’s sermon.  </w:t>
       </w:r>
       <w:r>
-        <w:t>t some point</w:t>
+        <w:t xml:space="preserve">  </w:t>
       </w:r>
-      <w:r>
-        <w:t>, Emery</w:t>
-      </w:r>
-      <w:r>
-        <w:t xml:space="preserve"> was going to have to put some trust in Orrin</w:t>
-      </w:r>
-      <w:r>
-        <w:t>’s cooperation which wasn’t easy for him to do owing to the fact that Orrin seemed to have been born with a FU in his mouth</w:t>
-      </w:r>
-      <w:r>
-        <w:t>. There was no way this thing was going to work with him constantly wondering when or if Orrin might fuck the whole thing up for no good reason other than he has a contrary nature. So the way Emery saw it, this might be a good thing. A test, sort of. Let them go talk and if Orrin decides to say or do something stupid – oh, well, the only thing lost would be the seminarian and Emery was only lukewarm on him as it was and better to find out now that Orrin didn’t know how to behave himself than later on</w:t>
-      </w:r>
-      <w:r>
-        <w:t xml:space="preserve"> when it really mattered.</w:t>
-      </w:r>
-    </w:p>
-    <w:p>
-      <w:r>
-        <w:t xml:space="preserve">“Sure,” Emery said. “You two talk. But be careful of who might be listening. I’ll be in the bookstore.” And Emery walked off into the bookstore. He spent about a minute pretending to look through the new releases just inside the entryway but before long he drifted over to the magazine section along the wall at the front of the store which put him in a position to get a good look out through the front window at Orrin and the seminarian having their talk. They stood close. </w:t>
-      </w:r>
-      <w:r>
-        <w:t>Back and forth – n</w:t>
-      </w:r>
-      <w:r>
-        <w:t>obody</w:t>
-      </w:r>
-      <w:r>
-        <w:t xml:space="preserve"> </w:t>
-      </w:r>
-      <w:r>
-        <w:t>was dominating the conversation. They seemed to have a good amount to say to each other.</w:t>
-      </w:r>
-      <w:r>
-        <w:t xml:space="preserve"> Maybe he’d only known him 20 or so minutes but</w:t>
-      </w:r>
-      <w:r>
-        <w:t xml:space="preserve">, still, </w:t>
-      </w:r>
-      <w:r>
-        <w:t xml:space="preserve">this </w:t>
-      </w:r>
-      <w:r>
-        <w:t xml:space="preserve">facet </w:t>
-      </w:r>
-      <w:r>
-        <w:t xml:space="preserve">of the seminarian surprised him. His eyes flared. His face flashed </w:t>
-      </w:r>
-      <w:r>
-        <w:t xml:space="preserve">spirited </w:t>
-      </w:r>
-      <w:r>
-        <w:t>expressions</w:t>
-      </w:r>
-      <w:r>
-        <w:t xml:space="preserve">; his spine straightened and </w:t>
-      </w:r>
-      <w:r>
-        <w:t xml:space="preserve">Emery </w:t>
-      </w:r>
-      <w:r>
-        <w:t xml:space="preserve">was forced to </w:t>
-      </w:r>
-      <w:r>
-        <w:t xml:space="preserve">reconsider the </w:t>
-      </w:r>
-      <w:r>
-        <w:t xml:space="preserve">man he’d chalked up </w:t>
-      </w:r>
-      <w:r>
-        <w:t xml:space="preserve">as </w:t>
-      </w:r>
-      <w:r>
-        <w:t>a</w:t>
-      </w:r>
-      <w:r>
-        <w:t xml:space="preserve"> pawn, a quie</w:t>
-      </w:r>
-      <w:r>
-        <w:t>t timid pa</w:t>
-      </w:r>
-      <w:r>
-        <w:t>tsy he could push around as needed</w:t>
-      </w:r>
-      <w:r>
-        <w:t xml:space="preserve">. </w:t>
-      </w:r>
-    </w:p>
-    <w:p>
-      <w:r>
-        <w:t xml:space="preserve">And Orrin too. </w:t>
-      </w:r>
-      <w:r>
-        <w:t>Before he stepped into the bookstore tonight he would have guessed that he knew just about everything there was to know about his brother. But h</w:t>
-      </w:r>
-      <w:r>
-        <w:t>e</w:t>
-      </w:r>
-      <w:r>
-        <w:t xml:space="preserve"> ha</w:t>
-      </w:r>
-      <w:r>
-        <w:t xml:space="preserve">d never seen this side of </w:t>
-      </w:r>
-      <w:r>
-        <w:t>Orrin before</w:t>
-      </w:r>
-      <w:r>
-        <w:t>.</w:t>
-      </w:r>
-      <w:r>
-        <w:t xml:space="preserve"> For once in his life he wasn’t pissed. At least since he had hit puberty and maybe since mom left, Emery couldn’t recall a time when Orrin didn’t have his back up.</w:t>
-      </w:r>
-      <w:r>
-        <w:t xml:space="preserve"> </w:t>
-      </w:r>
-      <w:r>
-        <w:t xml:space="preserve"> </w:t>
-      </w:r>
-      <w:r>
-        <w:t xml:space="preserve"> </w:t>
-      </w:r>
-    </w:p>
-    <w:p>
       <w:r>
         <w:t xml:space="preserve"> </w:t>
       </w:r>
@@ -158,166 +30,13 @@
     <w:p/>
     <w:p>
       <w:r>
-        <w:t>Eoric climbed down off of the wagon and retreated several steps into a patch of dry grass that stabbed at his sandaled feet. Should he wait? He hadn’t thought to ask the Lady if she’d require safe return. How would he know when they were finished? Maybe she would call for him again. Or maybe the call would come from someone else.</w:t>
-      </w:r>
-    </w:p>
-    <w:p>
-      <w:r>
-        <w:t xml:space="preserve">The horse breathed loudly. A limp wind made the grass rustle and rolled clods of dirt over the barren ground.  </w:t>
-      </w:r>
-    </w:p>
-    <w:p>
-      <w:r>
-        <w:t>“</w:t>
-      </w:r>
-      <w:proofErr w:type="spellStart"/>
-      <w:r>
-        <w:t>Mz</w:t>
-      </w:r>
-      <w:proofErr w:type="spellEnd"/>
-      <w:r>
-        <w:t xml:space="preserve">. </w:t>
-      </w:r>
-      <w:proofErr w:type="spellStart"/>
-      <w:r>
-        <w:t>Untlicch</w:t>
-      </w:r>
-      <w:proofErr w:type="spellEnd"/>
-      <w:r>
-        <w:t xml:space="preserve">?” Eoric called. The wagon’s back flaps waved. </w:t>
-      </w:r>
-    </w:p>
-    <w:p>
-      <w:r>
-        <w:t>“</w:t>
-      </w:r>
-      <w:proofErr w:type="spellStart"/>
-      <w:r>
-        <w:t>Mz</w:t>
-      </w:r>
-      <w:proofErr w:type="spellEnd"/>
-      <w:r>
-        <w:t xml:space="preserve">. </w:t>
-      </w:r>
-      <w:proofErr w:type="spellStart"/>
-      <w:r>
-        <w:t>Untlicch</w:t>
-      </w:r>
-      <w:proofErr w:type="spellEnd"/>
-      <w:r>
-        <w:t>,” Eoric called again. And he heard a faint</w:t>
-      </w:r>
-      <w:r>
-        <w:t>, rising squeal – t</w:t>
-      </w:r>
-      <w:r>
-        <w:t>he</w:t>
+        <w:t xml:space="preserve">The sound of its stampeding hooves rose to an annihilating roar. Eoric’s head whipped side to side searching for somewhere to hide, some obstruction he could put between himself and the terrifying shadow before he was pulverized under its hooves but there was nothing to see. He wanted to run but the horse would surely overtake him. It was faster and stronger and impelled by some supernatural force. The horse would drive him into the ground and the wagon would roll over him until his bones were smashed to powder.   </w:t>
       </w:r>
       <w:r>
         <w:t xml:space="preserve"> </w:t>
       </w:r>
       <w:r>
-        <w:t xml:space="preserve">sound of someone in </w:t>
-      </w:r>
-      <w:r>
-        <w:t>great</w:t>
-      </w:r>
-      <w:r>
-        <w:t xml:space="preserve"> pleasure</w:t>
-      </w:r>
-      <w:r>
-        <w:t xml:space="preserve"> or great pain</w:t>
-      </w:r>
-      <w:r>
-        <w:t>.</w:t>
-      </w:r>
-      <w:r>
-        <w:t xml:space="preserve"> </w:t>
-      </w:r>
-    </w:p>
-    <w:p>
-      <w:r>
-        <w:t xml:space="preserve">As quickly as it arose, the sound died out replaced by the soft thump of the horse’s hooves over the parched soil. And the wagon’s wheels began to roll. The wagon was moving. </w:t>
-      </w:r>
-    </w:p>
-    <w:p>
-      <w:r>
-        <w:t>The horse picked up speed</w:t>
-      </w:r>
-      <w:r>
-        <w:t>,</w:t>
-      </w:r>
-      <w:r>
-        <w:t xml:space="preserve"> galloping away from Eoric</w:t>
-      </w:r>
-      <w:r>
-        <w:t>,</w:t>
-      </w:r>
-      <w:r>
-        <w:t xml:space="preserve"> </w:t>
-      </w:r>
-      <w:r>
-        <w:t xml:space="preserve">receding into the empty horizon. Suddenly the ebon horse </w:t>
-      </w:r>
-      <w:r>
-        <w:t>turned</w:t>
-      </w:r>
-      <w:r>
-        <w:t xml:space="preserve">, </w:t>
-      </w:r>
-      <w:r>
-        <w:t xml:space="preserve">bringing the wagon about in a wide circle </w:t>
-      </w:r>
-      <w:r>
-        <w:t xml:space="preserve">until it </w:t>
-      </w:r>
-      <w:r>
-        <w:t>face</w:t>
-      </w:r>
-      <w:r>
-        <w:t>d</w:t>
-      </w:r>
-      <w:r>
-        <w:t xml:space="preserve"> him</w:t>
-      </w:r>
-      <w:r>
-        <w:t xml:space="preserve"> head-on</w:t>
-      </w:r>
-      <w:r>
-        <w:t xml:space="preserve">. </w:t>
-      </w:r>
-      <w:r>
-        <w:t>The horse charged</w:t>
-      </w:r>
-      <w:r>
-        <w:t xml:space="preserve"> its eyes fixed on Eoric</w:t>
-      </w:r>
-      <w:r>
-        <w:t xml:space="preserve">. The wagon </w:t>
-      </w:r>
-      <w:r>
-        <w:t>vanished</w:t>
-      </w:r>
-      <w:r>
-        <w:t xml:space="preserve"> within a thundercloud of dust</w:t>
-      </w:r>
-      <w:r>
-        <w:t xml:space="preserve"> rising from the horse’s pounding hooves</w:t>
-      </w:r>
-      <w:r>
-        <w:t>.</w:t>
-      </w:r>
-      <w:r>
-        <w:t xml:space="preserve"> Its mane and tail leapt up</w:t>
-      </w:r>
-      <w:r>
-        <w:t xml:space="preserve"> like tongues of flame </w:t>
-      </w:r>
-      <w:r>
-        <w:t xml:space="preserve">engulfing the black beast. </w:t>
-      </w:r>
-      <w:r>
-        <w:t xml:space="preserve"> </w:t>
+        <w:t xml:space="preserve">   </w:t>
       </w:r>
     </w:p>
     <w:p/>

--- a/docs/working.docx
+++ b/docs/working.docx
@@ -4,12 +4,53 @@
   <w:body>
     <w:p>
       <w:r>
-        <w:t>From the front of the cavernous chapel of St. Paul’s seminary, Father Benjamin recited the second epistle of John and Arthur, in his pew, pretended to kneel and dreamed of Orrin. Twice daily masses over the past six weeks had caused Arthur to develop an enduring ache in his left knee. The solution he’d recently discovered was to lean his weight forward on the pew in front of him when kneeling was called for with his hands clasped and his knees hovering just an inch or so above the kneeler. Imperceptible from the altar.</w:t>
+        <w:t>From the front of the cavernous chapel of St. Paul’s seminary, Father Benjamin recited the second epistle of John and Arthur, in his pew, pretended to kneel and dreamed of Orrin. Twice daily masses over the past six weeks had caused Arthur to develop an enduring ache in his left knee. The solution he’d recently discovered was to lean his weight forward on the pew in front of him when kneeling was called for with his hands clasped and his knees hovering just an inch or so above the kneeler. Imperceptible from the altar</w:t>
+      </w:r>
+      <w:r>
+        <w:t xml:space="preserve"> where Father Benjamin had transitioned into his sermon</w:t>
+      </w:r>
+      <w:r>
+        <w:t>.</w:t>
       </w:r>
     </w:p>
     <w:p>
       <w:r>
-        <w:t xml:space="preserve">Jacob the seminarian with a shiny face and receding hair at 19 who knelt next to him had confessed to Arthur that taken to wrapping a pair of tube socks around his chafed knees. Arthur couldn’t spare the clean socks so he hovered and thought about Orrin. He imagined what he was doing now. He imagined what he would have to say in response to Father Benjamin’s sermon.  </w:t>
+        <w:t>Jacob the seminarian with a shiny face and receding hair at 19 who knelt next to him had confessed to Arthur that</w:t>
+      </w:r>
+      <w:r>
+        <w:t xml:space="preserve"> he had</w:t>
+      </w:r>
+      <w:r>
+        <w:t xml:space="preserve"> taken to wrapping a tube socks around his chafed knees. Arthur couldn’t spare the clean socks</w:t>
+      </w:r>
+      <w:r>
+        <w:t>. A mounting pile of dirty clothes hid in his dorm closet waiting for his next visit home. Though the seminary had a laundry room</w:t>
+      </w:r>
+      <w:r>
+        <w:t xml:space="preserve"> </w:t>
+      </w:r>
+      <w:r>
+        <w:t>equipped with three washers to accommodate all of the young men that once filled St. Paul’s two dormitory halls, Arthur had never washed his own clothes. S</w:t>
+      </w:r>
+      <w:r>
+        <w:t>o</w:t>
+      </w:r>
+      <w:r>
+        <w:t xml:space="preserve"> with no protection for his knees,</w:t>
+      </w:r>
+      <w:r>
+        <w:t xml:space="preserve"> he hovered and thought about Orrin. He imagined what he was doing now. He imagined what he would have to say in response to Father Benjamin’s sermon.  </w:t>
+      </w:r>
+    </w:p>
+    <w:p>
+      <w:r>
+        <w:t>If he remembered enough of it, he could tell him later and</w:t>
+      </w:r>
+      <w:r>
+        <w:t xml:space="preserve"> see what he said. The problem there was that he wasn’t really paying attention. </w:t>
+      </w:r>
+      <w:r>
+        <w:t xml:space="preserve"> </w:t>
       </w:r>
       <w:r>
         <w:t xml:space="preserve">  </w:t>
@@ -30,7 +71,22 @@
     <w:p/>
     <w:p>
       <w:r>
-        <w:t xml:space="preserve">The sound of its stampeding hooves rose to an annihilating roar. Eoric’s head whipped side to side searching for somewhere to hide, some obstruction he could put between himself and the terrifying shadow before he was pulverized under its hooves but there was nothing to see. He wanted to run but the horse would surely overtake him. It was faster and stronger and impelled by some supernatural force. The horse would drive him into the ground and the wagon would roll over him until his bones were smashed to powder.   </w:t>
+        <w:t xml:space="preserve">The sound of its stampeding hooves rose to an annihilating roar. Eoric’s head whipped side to side searching for somewhere to hide, some obstruction he could put between himself and the terrifying shadow before he was pulverized under its hooves but there was nothing to see. He wanted to run but the horse would surely overtake him. It was faster and stronger and impelled by some supernatural force. The horse would drive him into the ground and the wagon would roll over him until his bones were </w:t>
+      </w:r>
+      <w:r>
+        <w:t>ground</w:t>
+      </w:r>
+      <w:r>
+        <w:t xml:space="preserve"> to powder.</w:t>
+      </w:r>
+      <w:r>
+        <w:t xml:space="preserve"> Eoric braced himself for impact but the horse altered its course </w:t>
+      </w:r>
+      <w:r>
+        <w:t xml:space="preserve">just enough to go careening past him, the wagon’s wheels now screaming for mercy as they rolled by. </w:t>
+      </w:r>
+      <w:r>
+        <w:t xml:space="preserve">   </w:t>
       </w:r>
       <w:r>
         <w:t xml:space="preserve"> </w:t>

--- a/docs/working.docx
+++ b/docs/working.docx
@@ -24,7 +24,13 @@
         <w:t xml:space="preserve"> taken to wrapping a tube socks around his chafed knees. Arthur couldn’t spare the clean socks</w:t>
       </w:r>
       <w:r>
-        <w:t>. A mounting pile of dirty clothes hid in his dorm closet waiting for his next visit home. Though the seminary had a laundry room</w:t>
+        <w:t xml:space="preserve">. A mounting pile of dirty clothes </w:t>
+      </w:r>
+      <w:r>
+        <w:t xml:space="preserve">lurked </w:t>
+      </w:r>
+      <w:r>
+        <w:t>in his dorm closet waiting for his next visit home. Though the seminary had a laundry room</w:t>
       </w:r>
       <w:r>
         <w:t xml:space="preserve"> </w:t>
@@ -50,13 +56,7 @@
         <w:t xml:space="preserve"> see what he said. The problem there was that he wasn’t really paying attention. </w:t>
       </w:r>
       <w:r>
-        <w:t xml:space="preserve"> </w:t>
-      </w:r>
-      <w:r>
-        <w:t xml:space="preserve">  </w:t>
-      </w:r>
-      <w:r>
-        <w:t xml:space="preserve"> </w:t>
+        <w:t xml:space="preserve">Orrin always said that religion was a ripoff and a tool to keep the proletariat fearful and sedate. It would probably be something like that but the predictability of the conversation didn’t make Arthur enjoy it any less. He just wasn’t sure how much time they would get to talk later. During the operation, Emery would want him focused. </w:t>
       </w:r>
     </w:p>
     <w:p/>
@@ -83,7 +83,23 @@
         <w:t xml:space="preserve"> Eoric braced himself for impact but the horse altered its course </w:t>
       </w:r>
       <w:r>
-        <w:t xml:space="preserve">just enough to go careening past him, the wagon’s wheels now screaming for mercy as they rolled by. </w:t>
+        <w:t xml:space="preserve">just enough to go careening past him, the </w:t>
+      </w:r>
+      <w:r>
+        <w:lastRenderedPageBreak/>
+        <w:t>wagon’s wheels no</w:t>
+      </w:r>
+      <w:r>
+        <w:t xml:space="preserve"> longer squealing but now </w:t>
+      </w:r>
+      <w:r>
+        <w:t>screaming for mercy as they rolled by.</w:t>
+      </w:r>
+      <w:r>
+        <w:t xml:space="preserve"> The wind from the wagon tugged hard at Eoric’s cloak and nearly spun him to the ground. His hands flew to his face to guard his eyes and nose against the roiling cloud of dust that engulfed him. </w:t>
+      </w:r>
+      <w:r>
+        <w:t xml:space="preserve"> </w:t>
       </w:r>
       <w:r>
         <w:t xml:space="preserve">   </w:t>

--- a/docs/working.docx
+++ b/docs/working.docx
@@ -4,62 +4,9 @@
   <w:body>
     <w:p>
       <w:r>
-        <w:t>From the front of the cavernous chapel of St. Paul’s seminary, Father Benjamin recited the second epistle of John and Arthur, in his pew, pretended to kneel and dreamed of Orrin. Twice daily masses over the past six weeks had caused Arthur to develop an enduring ache in his left knee. The solution he’d recently discovered was to lean his weight forward on the pew in front of him when kneeling was called for with his hands clasped and his knees hovering just an inch or so above the kneeler. Imperceptible from the altar</w:t>
-      </w:r>
-      <w:r>
-        <w:t xml:space="preserve"> where Father Benjamin had transitioned into his sermon</w:t>
-      </w:r>
-      <w:r>
-        <w:t>.</w:t>
+        <w:t>They could always go back to writing; that wouldn’t be so bad. These were the thoughts occupying Arthur’s mind while he hovered and he waited until 6 pm when, after dinner, after evening reflections, Orrin and Emery would arrive in the seminary parking lot behind his dormitory. They would park in a spot facing his dorm window and they would flash their lights twice if the action was a go, once if they were forced to abort. Unlike the other times he’d met with Orrin and Emery over the past 12 weeks, Arthur wouldn’t check in with Father Leonard tonight telling him he’d be leaving the campus for about an hour to visit his aunt who was still recovering from a stroke. Tonight Arthur wouldn’t check in with anyone. He would lock his door, open his window and remove the screen. Emery would have his arm out the driver’s side window. If he set his hand on the roof, it meant the coast was clear. If his arm was bent down, it meant wait. And when the coast was clear, Arthur would climb out, loosely replace the screen and walk casually over to Emery’s car. No running, Emery had made clear. Nothing blows an operation like someone catching you running. Arthur, wearing a New York Yankees baseball cap loaned to him from Emery since he didn’t have any of his own, would get in the backseat of Emery’s car. He would lean way down in the seat, pull the hat lower than was comfortable until they had left the seminary campus and the three of them would drive off toward the Victorville post office.</w:t>
       </w:r>
     </w:p>
-    <w:p>
-      <w:r>
-        <w:t>Jacob the seminarian with a shiny face and receding hair at 19 who knelt next to him had confessed to Arthur that</w:t>
-      </w:r>
-      <w:r>
-        <w:t xml:space="preserve"> he had</w:t>
-      </w:r>
-      <w:r>
-        <w:t xml:space="preserve"> taken to wrapping a tube socks around his chafed knees. Arthur couldn’t spare the clean socks</w:t>
-      </w:r>
-      <w:r>
-        <w:t xml:space="preserve">. A mounting pile of dirty clothes </w:t>
-      </w:r>
-      <w:r>
-        <w:t xml:space="preserve">lurked </w:t>
-      </w:r>
-      <w:r>
-        <w:t>in his dorm closet waiting for his next visit home. Though the seminary had a laundry room</w:t>
-      </w:r>
-      <w:r>
-        <w:t xml:space="preserve"> </w:t>
-      </w:r>
-      <w:r>
-        <w:t>equipped with three washers to accommodate all of the young men that once filled St. Paul’s two dormitory halls, Arthur had never washed his own clothes. S</w:t>
-      </w:r>
-      <w:r>
-        <w:t>o</w:t>
-      </w:r>
-      <w:r>
-        <w:t xml:space="preserve"> with no protection for his knees,</w:t>
-      </w:r>
-      <w:r>
-        <w:t xml:space="preserve"> he hovered and thought about Orrin. He imagined what he was doing now. He imagined what he would have to say in response to Father Benjamin’s sermon.  </w:t>
-      </w:r>
-    </w:p>
-    <w:p>
-      <w:r>
-        <w:t>If he remembered enough of it, he could tell him later and</w:t>
-      </w:r>
-      <w:r>
-        <w:t xml:space="preserve"> see what he said. The problem there was that he wasn’t really paying attention. </w:t>
-      </w:r>
-      <w:r>
-        <w:t xml:space="preserve">Orrin always said that religion was a ripoff and a tool to keep the proletariat fearful and sedate. It would probably be something like that but the predictability of the conversation didn’t make Arthur enjoy it any less. He just wasn’t sure how much time they would get to talk later. During the operation, Emery would want him focused. </w:t>
-      </w:r>
-    </w:p>
-    <w:p/>
     <w:p/>
     <w:p>
       <w:r>
@@ -71,38 +18,35 @@
     <w:p/>
     <w:p>
       <w:r>
-        <w:t xml:space="preserve">The sound of its stampeding hooves rose to an annihilating roar. Eoric’s head whipped side to side searching for somewhere to hide, some obstruction he could put between himself and the terrifying shadow before he was pulverized under its hooves but there was nothing to see. He wanted to run but the horse would surely overtake him. It was faster and stronger and impelled by some supernatural force. The horse would drive him into the ground and the wagon would roll over him until his bones were </w:t>
-      </w:r>
-      <w:r>
-        <w:t>ground</w:t>
-      </w:r>
-      <w:r>
-        <w:t xml:space="preserve"> to powder.</w:t>
-      </w:r>
-      <w:r>
-        <w:t xml:space="preserve"> Eoric braced himself for impact but the horse altered its course </w:t>
-      </w:r>
-      <w:r>
-        <w:t xml:space="preserve">just enough to go careening past him, the </w:t>
+        <w:t xml:space="preserve">The horse would drive him into the ground and the wagon would roll over him until his bones were ground to powder. Eoric braced himself for impact but the horse altered its course just enough to go careening past him, the wagon’s wheels no longer squealing but now screaming for mercy as they rolled by. The wind from the wagon tugged hard at Eoric’s cloak and nearly spun him to the ground. His hands flew to his face to guard his eyes and nose against the roiling cloud of dust that engulfed him. Eoric turned to watch the wagon bounce and lurch across the scorched land racing away from him. And then he realized he was running after it. He didn’t know why except he didn’t want to be left alone in that barren landscape. If the wagon disappeared and </w:t>
+      </w:r>
+      <w:proofErr w:type="spellStart"/>
+      <w:r>
+        <w:t>Simmolfa</w:t>
+      </w:r>
+      <w:proofErr w:type="spellEnd"/>
+      <w:r>
+        <w:t xml:space="preserve"> and </w:t>
+      </w:r>
+      <w:proofErr w:type="spellStart"/>
+      <w:r>
+        <w:t>Mz</w:t>
+      </w:r>
+      <w:proofErr w:type="spellEnd"/>
+      <w:r>
+        <w:t xml:space="preserve">. </w:t>
+      </w:r>
+      <w:proofErr w:type="spellStart"/>
+      <w:r>
+        <w:t>Untlicch</w:t>
+      </w:r>
+      <w:proofErr w:type="spellEnd"/>
+      <w:r>
+        <w:t xml:space="preserve"> and the horse with it, Eoric would be left there, lost with no idea how to find his way back to Andi. Eoric ran and the wagon pulled further and further away from him. When he lost sight of the wagon, he followed the tracks. The wheels cut deep ruts through the ground and Eoric slowed his pace. The wagon was now long gone and he </w:t>
       </w:r>
       <w:r>
         <w:lastRenderedPageBreak/>
-        <w:t>wagon’s wheels no</w:t>
-      </w:r>
-      <w:r>
-        <w:t xml:space="preserve"> longer squealing but now </w:t>
-      </w:r>
-      <w:r>
-        <w:t>screaming for mercy as they rolled by.</w:t>
-      </w:r>
-      <w:r>
-        <w:t xml:space="preserve"> The wind from the wagon tugged hard at Eoric’s cloak and nearly spun him to the ground. His hands flew to his face to guard his eyes and nose against the roiling cloud of dust that engulfed him. </w:t>
-      </w:r>
-      <w:r>
-        <w:t xml:space="preserve"> </w:t>
-      </w:r>
-      <w:r>
-        <w:t xml:space="preserve">   </w:t>
+        <w:t xml:space="preserve">no longer feared being lost. He had only to follow the furrows that led him after a good deal of walking to the northern garrison.      </w:t>
       </w:r>
       <w:r>
         <w:t xml:space="preserve"> </w:t>

--- a/docs/working.docx
+++ b/docs/working.docx
@@ -6,6 +6,21 @@
       <w:r>
         <w:t>They could always go back to writing; that wouldn’t be so bad. These were the thoughts occupying Arthur’s mind while he hovered and he waited until 6 pm when, after dinner, after evening reflections, Orrin and Emery would arrive in the seminary parking lot behind his dormitory. They would park in a spot facing his dorm window and they would flash their lights twice if the action was a go, once if they were forced to abort. Unlike the other times he’d met with Orrin and Emery over the past 12 weeks, Arthur wouldn’t check in with Father Leonard tonight telling him he’d be leaving the campus for about an hour to visit his aunt who was still recovering from a stroke. Tonight Arthur wouldn’t check in with anyone. He would lock his door, open his window and remove the screen. Emery would have his arm out the driver’s side window. If he set his hand on the roof, it meant the coast was clear. If his arm was bent down, it meant wait. And when the coast was clear, Arthur would climb out, loosely replace the screen and walk casually over to Emery’s car. No running, Emery had made clear. Nothing blows an operation like someone catching you running. Arthur, wearing a New York Yankees baseball cap loaned to him from Emery since he didn’t have any of his own, would get in the backseat of Emery’s car. He would lean way down in the seat, pull the hat lower than was comfortable until they had left the seminary campus and the three of them would drive off toward the Victorville post office.</w:t>
       </w:r>
+      <w:r>
+        <w:t xml:space="preserve"> Until then Arthur pretended to kneel and he waited. </w:t>
+      </w:r>
+      <w:r>
+        <w:t xml:space="preserve">Some people found waiting uncomfortable but Arthur considered himself especially good at it. All of the sermons and sacraments – what were they good for besides teaching you how to wait. He would wait until 6 pm and then he would wait until he could see Orrin again. </w:t>
+      </w:r>
+      <w:r>
+        <w:t xml:space="preserve">Standing behind the altar father Patrick lifted his arms and petitioned the congregation to rise. </w:t>
+      </w:r>
+      <w:r>
+        <w:t xml:space="preserve"> </w:t>
+      </w:r>
+      <w:r>
+        <w:t xml:space="preserve"> </w:t>
+      </w:r>
     </w:p>
     <w:p/>
     <w:p>
@@ -18,7 +33,11 @@
     <w:p/>
     <w:p>
       <w:r>
-        <w:t xml:space="preserve">The horse would drive him into the ground and the wagon would roll over him until his bones were ground to powder. Eoric braced himself for impact but the horse altered its course just enough to go careening past him, the wagon’s wheels no longer squealing but now screaming for mercy as they rolled by. The wind from the wagon tugged hard at Eoric’s cloak and nearly spun him to the ground. His hands flew to his face to guard his eyes and nose against the roiling cloud of dust that engulfed him. Eoric turned to watch the wagon bounce and lurch across the scorched land racing away from him. And then he realized he was running after it. He didn’t know why except he didn’t want to be left alone in that barren landscape. If the wagon disappeared and </w:t>
+        <w:t xml:space="preserve">The horse would drive him into the ground and the wagon would roll over him until his bones were ground to powder. Eoric braced himself for impact but the horse altered its course just enough to go careening past him, the wagon’s wheels no longer squealing but now screaming for mercy as they rolled by. The wind from the wagon tugged hard at Eoric’s cloak and nearly spun him to the ground. His hands flew to his face to guard his eyes and nose against the roiling cloud of dust that engulfed him. Eoric turned to watch the wagon bounce and lurch across the scorched land racing away from him. And then he realized he was running after it. He didn’t know why except he didn’t want to be left alone in that barren </w:t>
+      </w:r>
+      <w:r>
+        <w:lastRenderedPageBreak/>
+        <w:t xml:space="preserve">landscape. If the wagon disappeared and </w:t>
       </w:r>
       <w:proofErr w:type="spellStart"/>
       <w:r>
@@ -42,11 +61,34 @@
       </w:r>
       <w:proofErr w:type="spellEnd"/>
       <w:r>
-        <w:t xml:space="preserve"> and the horse with it, Eoric would be left there, lost with no idea how to find his way back to Andi. Eoric ran and the wagon pulled further and further away from him. When he lost sight of the wagon, he followed the tracks. The wheels cut deep ruts through the ground and Eoric slowed his pace. The wagon was now long gone and he </w:t>
-      </w:r>
-      <w:r>
-        <w:lastRenderedPageBreak/>
-        <w:t xml:space="preserve">no longer feared being lost. He had only to follow the furrows that led him after a good deal of walking to the northern garrison.      </w:t>
+        <w:t xml:space="preserve"> and the horse with it, Eoric would be left there, lost with no idea how to find his way back to Andi. Eoric ran and the wagon pulled further and further away from him. When he lost sight of the wagon, he followed the tracks. The wheels cut deep ruts through the ground and Eoric slowed his pace. The wagon was now long gone and he no longer feared being lost. He had only to follow the furrows </w:t>
+      </w:r>
+      <w:r>
+        <w:t xml:space="preserve">which </w:t>
+      </w:r>
+      <w:r>
+        <w:t>led him</w:t>
+      </w:r>
+      <w:r>
+        <w:t>,</w:t>
+      </w:r>
+      <w:r>
+        <w:t xml:space="preserve"> after a good deal of walking</w:t>
+      </w:r>
+      <w:r>
+        <w:t>,</w:t>
+      </w:r>
+      <w:r>
+        <w:t xml:space="preserve"> to the northern garrison.</w:t>
+      </w:r>
+      <w:r>
+        <w:t xml:space="preserve"> By the time he could see its parapets rising up from the horizon, Eoric was no longer alone. By ones and twos shambling travelers had emerged from hovels and hideaways </w:t>
+      </w:r>
+      <w:r>
+        <w:t xml:space="preserve">and walked alongside Eoric toward the garrison gate. </w:t>
+      </w:r>
+      <w:r>
+        <w:t xml:space="preserve">      </w:t>
       </w:r>
       <w:r>
         <w:t xml:space="preserve"> </w:t>

--- a/docs/working.docx
+++ b/docs/working.docx
@@ -4,16 +4,100 @@
   <w:body>
     <w:p>
       <w:r>
-        <w:t>They could always go back to writing; that wouldn’t be so bad. These were the thoughts occupying Arthur’s mind while he hovered and he waited until 6 pm when, after dinner, after evening reflections, Orrin and Emery would arrive in the seminary parking lot behind his dormitory. They would park in a spot facing his dorm window and they would flash their lights twice if the action was a go, once if they were forced to abort. Unlike the other times he’d met with Orrin and Emery over the past 12 weeks, Arthur wouldn’t check in with Father Leonard tonight telling him he’d be leaving the campus for about an hour to visit his aunt who was still recovering from a stroke. Tonight Arthur wouldn’t check in with anyone. He would lock his door, open his window and remove the screen. Emery would have his arm out the driver’s side window. If he set his hand on the roof, it meant the coast was clear. If his arm was bent down, it meant wait. And when the coast was clear, Arthur would climb out, loosely replace the screen and walk casually over to Emery’s car. No running, Emery had made clear. Nothing blows an operation like someone catching you running. Arthur, wearing a New York Yankees baseball cap loaned to him from Emery since he didn’t have any of his own, would get in the backseat of Emery’s car. He would lean way down in the seat, pull the hat lower than was comfortable until they had left the seminary campus and the three of them would drive off toward the Victorville post office.</w:t>
+        <w:t xml:space="preserve">They could always go back to writing; that wouldn’t be so bad. These were the thoughts occupying Arthur’s mind while he hovered and he waited until 6 pm when, after dinner, after evening reflections, Orrin and Emery would arrive in the seminary parking lot behind his dormitory. They would park in a spot facing his dorm window and they would flash their lights twice if the action was a go, </w:t>
+      </w:r>
+      <w:proofErr w:type="gramStart"/>
+      <w:r>
+        <w:t>once if</w:t>
+      </w:r>
+      <w:proofErr w:type="gramEnd"/>
+      <w:r>
+        <w:t xml:space="preserve"> they were forced to abort. Unlike the other times he’d met with Orrin and Emery over the past 12 weeks, Arthur wouldn’t check in with Father Leonard tonight telling him he’d be leaving the campus for about an hour to visit his aunt who was still recovering from a stroke. Tonight Arthur wouldn’t check in with anyone. He would lock his door, open his window and remove the screen. Emery would have his arm out the driver’s side window. If he set his hand on the roof, it meant the coast was clear. If his arm was bent down, it meant wait. And when the coast was clear, Arthur would climb out, loosely replace the screen and walk casually over to Emery’s car. No running, Emery had made clear. Nothing blows an operation like someone catching you running. Arthur, wearing a New York Yankees baseball cap loaned to him from Emery since he didn’t have any of his own, would get in the backseat of Emery’s car. He would lean way down in the seat, pull the hat lower than was comfortable until they had left the seminary campus and the three of them would drive off toward the Victorville post office.</w:t>
       </w:r>
       <w:r>
         <w:t xml:space="preserve"> Until then Arthur pretended to kneel and he waited. </w:t>
       </w:r>
       <w:r>
-        <w:t xml:space="preserve">Some people found waiting uncomfortable but Arthur considered himself especially good at it. All of the sermons and sacraments – what were they good for besides teaching you how to wait. He would wait until 6 pm and then he would wait until he could see Orrin again. </w:t>
-      </w:r>
-      <w:r>
-        <w:t xml:space="preserve">Standing behind the altar father Patrick lifted his arms and petitioned the congregation to rise. </w:t>
+        <w:t xml:space="preserve">Some people found waiting </w:t>
+      </w:r>
+      <w:proofErr w:type="gramStart"/>
+      <w:r>
+        <w:t>uncomfortable</w:t>
+      </w:r>
+      <w:proofErr w:type="gramEnd"/>
+      <w:r>
+        <w:t xml:space="preserve"> but Arthur considered himself especially good at it. </w:t>
+      </w:r>
+      <w:proofErr w:type="gramStart"/>
+      <w:r>
+        <w:t>All of</w:t>
+      </w:r>
+      <w:proofErr w:type="gramEnd"/>
+      <w:r>
+        <w:t xml:space="preserve"> the sermons and sacraments – what were they good for besides teaching you how to wait. He would wait until 6 pm and then he would wait until he could see Orrin again. </w:t>
+      </w:r>
+      <w:r>
+        <w:t>Standing behind the altar</w:t>
+      </w:r>
+      <w:r>
+        <w:t>,</w:t>
+      </w:r>
+      <w:r>
+        <w:t xml:space="preserve"> </w:t>
+      </w:r>
+      <w:proofErr w:type="gramStart"/>
+      <w:r>
+        <w:t>father</w:t>
+      </w:r>
+      <w:proofErr w:type="gramEnd"/>
+      <w:r>
+        <w:t xml:space="preserve"> Patrick lifted his</w:t>
+      </w:r>
+      <w:r>
+        <w:t xml:space="preserve"> outstretched</w:t>
+      </w:r>
+      <w:r>
+        <w:t xml:space="preserve"> arms and </w:t>
+      </w:r>
+      <w:r>
+        <w:t>summoned</w:t>
+      </w:r>
+      <w:r>
+        <w:t xml:space="preserve"> the congregation to rise.</w:t>
+      </w:r>
+    </w:p>
+    <w:p>
+      <w:r>
+        <w:t>The radio played low, getting smothered and tangled up within the sound of the engine. Otherwise, the interior of Emery’s Celica was silent. The seminary lay five minutes behind them on Route 29 so Arthur decided it was safe to ask, “Can I take the hat off now?”</w:t>
+      </w:r>
+    </w:p>
+    <w:p>
+      <w:r>
+        <w:t xml:space="preserve">“Are we out of the seminary? What did we go over? Yes, you can take the F hat off,” Emery didn’t turn around but he caught Arthur’s eyes in the rear-view mirror and jabbed his finger at the reflection. “If you check in with me all night on S we already went over, I’m </w:t>
+      </w:r>
+      <w:proofErr w:type="spellStart"/>
+      <w:r>
+        <w:t>gonna</w:t>
+      </w:r>
+      <w:proofErr w:type="spellEnd"/>
+      <w:r>
+        <w:t xml:space="preserve"> turn around and put you back in your room. We don’t need you.”</w:t>
+      </w:r>
+    </w:p>
+    <w:p>
+      <w:r>
+        <w:t xml:space="preserve">Arthur removed the hat.  </w:t>
+      </w:r>
+      <w:r>
+        <w:t xml:space="preserve"> </w:t>
+      </w:r>
+    </w:p>
+    <w:p>
+      <w:r>
+        <w:t xml:space="preserve"> </w:t>
+      </w:r>
+      <w:r>
+        <w:t xml:space="preserve"> </w:t>
       </w:r>
       <w:r>
         <w:t xml:space="preserve"> </w:t>
@@ -33,11 +117,23 @@
     <w:p/>
     <w:p>
       <w:r>
-        <w:t xml:space="preserve">The horse would drive him into the ground and the wagon would roll over him until his bones were ground to powder. Eoric braced himself for impact but the horse altered its course just enough to go careening past him, the wagon’s wheels no longer squealing but now screaming for mercy as they rolled by. The wind from the wagon tugged hard at Eoric’s cloak and nearly spun him to the ground. His hands flew to his face to guard his eyes and nose against the roiling cloud of dust that engulfed him. Eoric turned to watch the wagon bounce and lurch across the scorched land racing away from him. And then he realized he was running after it. He didn’t know why except he didn’t want to be left alone in that barren </w:t>
-      </w:r>
-      <w:r>
-        <w:lastRenderedPageBreak/>
-        <w:t xml:space="preserve">landscape. If the wagon disappeared and </w:t>
+        <w:t xml:space="preserve">The horse would drive him into the </w:t>
+      </w:r>
+      <w:proofErr w:type="gramStart"/>
+      <w:r>
+        <w:t>ground</w:t>
+      </w:r>
+      <w:proofErr w:type="gramEnd"/>
+      <w:r>
+        <w:t xml:space="preserve"> and the wagon would roll over him until his bones were ground to powder. Eoric braced himself for </w:t>
+      </w:r>
+      <w:proofErr w:type="gramStart"/>
+      <w:r>
+        <w:t>impact</w:t>
+      </w:r>
+      <w:proofErr w:type="gramEnd"/>
+      <w:r>
+        <w:t xml:space="preserve"> but the horse altered its course just enough to go careening past him, the wagon’s wheels no longer squealing but now screaming for mercy as they rolled by. The wind from the wagon tugged hard at Eoric’s cloak and nearly spun him to the ground. His hands flew to his face to guard his eyes and nose against the roiling cloud of dust that engulfed him. Eoric turned to watch the wagon bounce and lurch across the scorched land racing away from him. And then he realized he was running after it. He didn’t know why except he didn’t want to be left alone in that barren landscape. If the wagon disappeared and </w:t>
       </w:r>
       <w:proofErr w:type="spellStart"/>
       <w:r>
@@ -61,7 +157,23 @@
       </w:r>
       <w:proofErr w:type="spellEnd"/>
       <w:r>
-        <w:t xml:space="preserve"> and the horse with it, Eoric would be left there, lost with no idea how to find his way back to Andi. Eoric ran and the wagon pulled further and further away from him. When he lost sight of the wagon, he followed the tracks. The wheels cut deep ruts through the ground and Eoric slowed his pace. The wagon was now long gone and he no longer feared being lost. He had only to follow the furrows </w:t>
+        <w:t xml:space="preserve"> and the horse with it, Eoric would be left there, lost with no idea how to find his way back to Andi. Eoric ran and the wagon pulled </w:t>
+      </w:r>
+      <w:proofErr w:type="gramStart"/>
+      <w:r>
+        <w:t>further and further</w:t>
+      </w:r>
+      <w:proofErr w:type="gramEnd"/>
+      <w:r>
+        <w:t xml:space="preserve"> away from him. When he lost sight of the wagon, he followed the tracks. The wheels cut deep ruts through the ground and Eoric slowed his pace. The wagon was now long </w:t>
+      </w:r>
+      <w:proofErr w:type="gramStart"/>
+      <w:r>
+        <w:t>gone</w:t>
+      </w:r>
+      <w:proofErr w:type="gramEnd"/>
+      <w:r>
+        <w:t xml:space="preserve"> and he no longer feared being lost. He had only to follow the furrows </w:t>
       </w:r>
       <w:r>
         <w:t xml:space="preserve">which </w:t>
@@ -82,10 +194,49 @@
         <w:t xml:space="preserve"> to the northern garrison.</w:t>
       </w:r>
       <w:r>
-        <w:t xml:space="preserve"> By the time he could see its parapets rising up from the horizon, Eoric was no longer alone. By ones and twos shambling travelers had emerged from hovels and hideaways </w:t>
-      </w:r>
-      <w:r>
-        <w:t xml:space="preserve">and walked alongside Eoric toward the garrison gate. </w:t>
+        <w:t xml:space="preserve"> By the time he could see its parapets </w:t>
+      </w:r>
+      <w:proofErr w:type="gramStart"/>
+      <w:r>
+        <w:t>rising up</w:t>
+      </w:r>
+      <w:proofErr w:type="gramEnd"/>
+      <w:r>
+        <w:t xml:space="preserve"> from the horizon, Eoric was no longer alone. By ones and </w:t>
+      </w:r>
+      <w:proofErr w:type="gramStart"/>
+      <w:r>
+        <w:t>twos</w:t>
+      </w:r>
+      <w:proofErr w:type="gramEnd"/>
+      <w:r>
+        <w:t xml:space="preserve"> shambling travelers had emerged from hovels and hideaways </w:t>
+      </w:r>
+      <w:r>
+        <w:t xml:space="preserve">and walked </w:t>
+      </w:r>
+      <w:r>
+        <w:t xml:space="preserve">toward the same point in the distance where </w:t>
+      </w:r>
+      <w:r>
+        <w:t xml:space="preserve">Eoric </w:t>
+      </w:r>
+      <w:r>
+        <w:t>was aimed</w:t>
+      </w:r>
+      <w:r>
+        <w:t xml:space="preserve">. </w:t>
+      </w:r>
+      <w:r>
+        <w:t xml:space="preserve">He hadn’t noticed their approach but as he looked to his left and his right a dozen walkers were now moving </w:t>
+      </w:r>
+      <w:proofErr w:type="gramStart"/>
+      <w:r>
+        <w:t>relentlessly on</w:t>
+      </w:r>
+      <w:proofErr w:type="gramEnd"/>
+      <w:r>
+        <w:t xml:space="preserve"> toward the garrison gate. </w:t>
       </w:r>
       <w:r>
         <w:t xml:space="preserve">      </w:t>

--- a/docs/working.docx
+++ b/docs/working.docx
@@ -4,253 +4,58 @@
   <w:body>
     <w:p>
       <w:r>
-        <w:t xml:space="preserve">They could always go back to writing; that wouldn’t be so bad. These were the thoughts occupying Arthur’s mind while he hovered and he waited until 6 pm when, after dinner, after evening reflections, Orrin and Emery would arrive in the seminary parking lot behind his dormitory. They would park in a spot facing his dorm window and they would flash their lights twice if the action was a go, </w:t>
-      </w:r>
-      <w:proofErr w:type="gramStart"/>
-      <w:r>
-        <w:t>once if</w:t>
-      </w:r>
-      <w:proofErr w:type="gramEnd"/>
-      <w:r>
-        <w:t xml:space="preserve"> they were forced to abort. Unlike the other times he’d met with Orrin and Emery over the past 12 weeks, Arthur wouldn’t check in with Father Leonard tonight telling him he’d be leaving the campus for about an hour to visit his aunt who was still recovering from a stroke. Tonight Arthur wouldn’t check in with anyone. He would lock his door, open his window and remove the screen. Emery would have his arm out the driver’s side window. If he set his hand on the roof, it meant the coast was clear. If his arm was bent down, it meant wait. And when the coast was clear, Arthur would climb out, loosely replace the screen and walk casually over to Emery’s car. No running, Emery had made clear. Nothing blows an operation like someone catching you running. Arthur, wearing a New York Yankees baseball cap loaned to him from Emery since he didn’t have any of his own, would get in the backseat of Emery’s car. He would lean way down in the seat, pull the hat lower than was comfortable until they had left the seminary campus and the three of them would drive off toward the Victorville post office.</w:t>
-      </w:r>
-      <w:r>
-        <w:t xml:space="preserve"> Until then Arthur pretended to kneel and he waited. </w:t>
-      </w:r>
-      <w:r>
-        <w:t xml:space="preserve">Some people found waiting </w:t>
-      </w:r>
-      <w:proofErr w:type="gramStart"/>
-      <w:r>
-        <w:t>uncomfortable</w:t>
-      </w:r>
-      <w:proofErr w:type="gramEnd"/>
-      <w:r>
-        <w:t xml:space="preserve"> but Arthur considered himself especially good at it. </w:t>
-      </w:r>
-      <w:proofErr w:type="gramStart"/>
-      <w:r>
-        <w:t>All of</w:t>
-      </w:r>
-      <w:proofErr w:type="gramEnd"/>
-      <w:r>
-        <w:t xml:space="preserve"> the sermons and sacraments – what were they good for besides teaching you how to wait. He would wait until 6 pm and then he would wait until he could see Orrin again. </w:t>
-      </w:r>
-      <w:r>
-        <w:t>Standing behind the altar</w:t>
-      </w:r>
-      <w:r>
-        <w:t>,</w:t>
-      </w:r>
-      <w:r>
-        <w:t xml:space="preserve"> </w:t>
-      </w:r>
-      <w:proofErr w:type="gramStart"/>
-      <w:r>
-        <w:t>father</w:t>
-      </w:r>
-      <w:proofErr w:type="gramEnd"/>
-      <w:r>
-        <w:t xml:space="preserve"> Patrick lifted his</w:t>
-      </w:r>
-      <w:r>
-        <w:t xml:space="preserve"> outstretched</w:t>
-      </w:r>
-      <w:r>
-        <w:t xml:space="preserve"> arms and </w:t>
-      </w:r>
-      <w:r>
-        <w:t>summoned</w:t>
-      </w:r>
-      <w:r>
-        <w:t xml:space="preserve"> the congregation to rise.</w:t>
+        <w:t>“Are we out of the seminary? What did we go over? Yes, you can take the fucking hat off,” Emery didn’t turn around but he caught Arthur’s eyes in the rear-view mirror and jabbed his finger at the reflection. “If you check in with me all night on shit we already went over, I’m gonna turn around and put you back in your room. I’ll leave you with the rest of the freaks.”</w:t>
       </w:r>
     </w:p>
     <w:p>
       <w:r>
-        <w:t>The radio played low, getting smothered and tangled up within the sound of the engine. Otherwise, the interior of Emery’s Celica was silent. The seminary lay five minutes behind them on Route 29 so Arthur decided it was safe to ask, “Can I take the hat off now?”</w:t>
+        <w:t xml:space="preserve">Arthur removed the hat, set it beside him on the backseat and smoothed down his hair. </w:t>
       </w:r>
     </w:p>
     <w:p>
       <w:r>
-        <w:t xml:space="preserve">“Are we out of the seminary? What did we go over? Yes, you can take the F hat off,” Emery didn’t turn around but he caught Arthur’s eyes in the rear-view mirror and jabbed his finger at the reflection. “If you check in with me all night on S we already went over, I’m </w:t>
-      </w:r>
-      <w:proofErr w:type="spellStart"/>
-      <w:r>
-        <w:t>gonna</w:t>
-      </w:r>
-      <w:proofErr w:type="spellEnd"/>
-      <w:r>
-        <w:t xml:space="preserve"> turn around and put you back in your room. We don’t need you.”</w:t>
+        <w:t xml:space="preserve">Orrin turned halfway in his seat, stared for a moment at Emery, and Arthur thought he might come to his </w:t>
+      </w:r>
+      <w:proofErr w:type="gramStart"/>
+      <w:r>
+        <w:t>defense</w:t>
+      </w:r>
+      <w:proofErr w:type="gramEnd"/>
+      <w:r>
+        <w:t xml:space="preserve"> but Orrin set his arm across the seatback and looked at Arthur. “Arthur, let’s just stick to what we discussed tonight, okay? In a few hours, you’ll never see us again.”</w:t>
       </w:r>
     </w:p>
     <w:p>
       <w:r>
-        <w:t xml:space="preserve">Arthur removed the hat.  </w:t>
-      </w:r>
-      <w:r>
-        <w:t xml:space="preserve"> </w:t>
+        <w:t xml:space="preserve">Orrin faced forward again and they went on driving and no one spoke again until they were turning </w:t>
+      </w:r>
+      <w:proofErr w:type="gramStart"/>
+      <w:r>
+        <w:t>off of</w:t>
+      </w:r>
+      <w:proofErr w:type="gramEnd"/>
+      <w:r>
+        <w:t xml:space="preserve"> West Street onto Harrison and the post office came into view just at the end of the block. “Do we all know what we’re doing </w:t>
+      </w:r>
+      <w:proofErr w:type="gramStart"/>
+      <w:r>
+        <w:t>now</w:t>
+      </w:r>
+      <w:proofErr w:type="gramEnd"/>
+      <w:r>
+        <w:t xml:space="preserve"> or should I run through the whole fucking thing again?” Emery pulled his Celica up to the curb and put it in park but left it running.</w:t>
       </w:r>
     </w:p>
     <w:p>
       <w:r>
-        <w:t xml:space="preserve"> </w:t>
-      </w:r>
-      <w:r>
-        <w:t xml:space="preserve"> </w:t>
-      </w:r>
-      <w:r>
-        <w:t xml:space="preserve"> </w:t>
-      </w:r>
-      <w:r>
-        <w:t xml:space="preserve"> </w:t>
+        <w:t xml:space="preserve">“I know,” Arthur said from the backseat and Orrin didn’t answer.  </w:t>
       </w:r>
     </w:p>
-    <w:p/>
     <w:p>
       <w:r>
-        <w:t xml:space="preserve">      </w:t>
+        <w:t xml:space="preserve">The driver- and passenger-side doors opened simultaneously; Orrin and Emery in perfect sync while Arthur fumbled for the handle. The dome light came on so suddenly like a bolt from above and swept every shadow from the interior of the Celica. Arthur tried to blink away the afterimage burnt into his retina while his hands groped up and down the side door. </w:t>
       </w:r>
     </w:p>
-    <w:p/>
-    <w:p/>
-    <w:p/>
-    <w:p>
-      <w:r>
-        <w:t xml:space="preserve">The horse would drive him into the </w:t>
-      </w:r>
-      <w:proofErr w:type="gramStart"/>
-      <w:r>
-        <w:t>ground</w:t>
-      </w:r>
-      <w:proofErr w:type="gramEnd"/>
-      <w:r>
-        <w:t xml:space="preserve"> and the wagon would roll over him until his bones were ground to powder. Eoric braced himself for </w:t>
-      </w:r>
-      <w:proofErr w:type="gramStart"/>
-      <w:r>
-        <w:t>impact</w:t>
-      </w:r>
-      <w:proofErr w:type="gramEnd"/>
-      <w:r>
-        <w:t xml:space="preserve"> but the horse altered its course just enough to go careening past him, the wagon’s wheels no longer squealing but now screaming for mercy as they rolled by. The wind from the wagon tugged hard at Eoric’s cloak and nearly spun him to the ground. His hands flew to his face to guard his eyes and nose against the roiling cloud of dust that engulfed him. Eoric turned to watch the wagon bounce and lurch across the scorched land racing away from him. And then he realized he was running after it. He didn’t know why except he didn’t want to be left alone in that barren landscape. If the wagon disappeared and </w:t>
-      </w:r>
-      <w:proofErr w:type="spellStart"/>
-      <w:r>
-        <w:t>Simmolfa</w:t>
-      </w:r>
-      <w:proofErr w:type="spellEnd"/>
-      <w:r>
-        <w:t xml:space="preserve"> and </w:t>
-      </w:r>
-      <w:proofErr w:type="spellStart"/>
-      <w:r>
-        <w:t>Mz</w:t>
-      </w:r>
-      <w:proofErr w:type="spellEnd"/>
-      <w:r>
-        <w:t xml:space="preserve">. </w:t>
-      </w:r>
-      <w:proofErr w:type="spellStart"/>
-      <w:r>
-        <w:t>Untlicch</w:t>
-      </w:r>
-      <w:proofErr w:type="spellEnd"/>
-      <w:r>
-        <w:t xml:space="preserve"> and the horse with it, Eoric would be left there, lost with no idea how to find his way back to Andi. Eoric ran and the wagon pulled </w:t>
-      </w:r>
-      <w:proofErr w:type="gramStart"/>
-      <w:r>
-        <w:t>further and further</w:t>
-      </w:r>
-      <w:proofErr w:type="gramEnd"/>
-      <w:r>
-        <w:t xml:space="preserve"> away from him. When he lost sight of the wagon, he followed the tracks. The wheels cut deep ruts through the ground and Eoric slowed his pace. The wagon was now long </w:t>
-      </w:r>
-      <w:proofErr w:type="gramStart"/>
-      <w:r>
-        <w:t>gone</w:t>
-      </w:r>
-      <w:proofErr w:type="gramEnd"/>
-      <w:r>
-        <w:t xml:space="preserve"> and he no longer feared being lost. He had only to follow the furrows </w:t>
-      </w:r>
-      <w:r>
-        <w:t xml:space="preserve">which </w:t>
-      </w:r>
-      <w:r>
-        <w:t>led him</w:t>
-      </w:r>
-      <w:r>
-        <w:t>,</w:t>
-      </w:r>
-      <w:r>
-        <w:t xml:space="preserve"> after a good deal of walking</w:t>
-      </w:r>
-      <w:r>
-        <w:t>,</w:t>
-      </w:r>
-      <w:r>
-        <w:t xml:space="preserve"> to the northern garrison.</w:t>
-      </w:r>
-      <w:r>
-        <w:t xml:space="preserve"> By the time he could see its parapets </w:t>
-      </w:r>
-      <w:proofErr w:type="gramStart"/>
-      <w:r>
-        <w:t>rising up</w:t>
-      </w:r>
-      <w:proofErr w:type="gramEnd"/>
-      <w:r>
-        <w:t xml:space="preserve"> from the horizon, Eoric was no longer alone. By ones and </w:t>
-      </w:r>
-      <w:proofErr w:type="gramStart"/>
-      <w:r>
-        <w:t>twos</w:t>
-      </w:r>
-      <w:proofErr w:type="gramEnd"/>
-      <w:r>
-        <w:t xml:space="preserve"> shambling travelers had emerged from hovels and hideaways </w:t>
-      </w:r>
-      <w:r>
-        <w:t xml:space="preserve">and walked </w:t>
-      </w:r>
-      <w:r>
-        <w:t xml:space="preserve">toward the same point in the distance where </w:t>
-      </w:r>
-      <w:r>
-        <w:t xml:space="preserve">Eoric </w:t>
-      </w:r>
-      <w:r>
-        <w:t>was aimed</w:t>
-      </w:r>
-      <w:r>
-        <w:t xml:space="preserve">. </w:t>
-      </w:r>
-      <w:r>
-        <w:t xml:space="preserve">He hadn’t noticed their approach but as he looked to his left and his right a dozen walkers were now moving </w:t>
-      </w:r>
-      <w:proofErr w:type="gramStart"/>
-      <w:r>
-        <w:t>relentlessly on</w:t>
-      </w:r>
-      <w:proofErr w:type="gramEnd"/>
-      <w:r>
-        <w:t xml:space="preserve"> toward the garrison gate. </w:t>
-      </w:r>
-      <w:r>
-        <w:t xml:space="preserve">      </w:t>
-      </w:r>
-      <w:r>
-        <w:t xml:space="preserve"> </w:t>
-      </w:r>
-      <w:r>
-        <w:t xml:space="preserve">   </w:t>
-      </w:r>
-    </w:p>
-    <w:p/>
-    <w:p/>
-    <w:p/>
     <w:p/>
     <w:sectPr>
       <w:pgSz w:w="12240" w:h="15840"/>
@@ -712,7 +517,16 @@
   <w:style w:type="paragraph" w:default="1" w:styleId="Normal">
     <w:name w:val="Normal"/>
     <w:qFormat/>
-    <w:rsid w:val="00461A59"/>
+    <w:rsid w:val="00D87EF7"/>
+    <w:pPr>
+      <w:spacing w:line="279" w:lineRule="auto"/>
+    </w:pPr>
+    <w:rPr>
+      <w:rFonts w:eastAsiaTheme="minorEastAsia"/>
+      <w:kern w:val="0"/>
+      <w:lang w:eastAsia="ja-JP"/>
+      <w14:ligatures w14:val="none"/>
+    </w:rPr>
   </w:style>
   <w:style w:type="paragraph" w:styleId="Heading1">
     <w:name w:val="heading 1"/>
@@ -725,14 +539,17 @@
     <w:pPr>
       <w:keepNext/>
       <w:keepLines/>
-      <w:spacing w:before="360" w:after="80"/>
+      <w:spacing w:before="360" w:after="80" w:line="278" w:lineRule="auto"/>
       <w:outlineLvl w:val="0"/>
     </w:pPr>
     <w:rPr>
       <w:rFonts w:asciiTheme="majorHAnsi" w:eastAsiaTheme="majorEastAsia" w:hAnsiTheme="majorHAnsi" w:cstheme="majorBidi"/>
       <w:color w:val="0F4761" w:themeColor="accent1" w:themeShade="BF"/>
+      <w:kern w:val="2"/>
       <w:sz w:val="40"/>
       <w:szCs w:val="40"/>
+      <w:lang w:eastAsia="en-US"/>
+      <w14:ligatures w14:val="standardContextual"/>
     </w:rPr>
   </w:style>
   <w:style w:type="paragraph" w:styleId="Heading2">
@@ -748,14 +565,17 @@
     <w:pPr>
       <w:keepNext/>
       <w:keepLines/>
-      <w:spacing w:before="160" w:after="80"/>
+      <w:spacing w:before="160" w:after="80" w:line="278" w:lineRule="auto"/>
       <w:outlineLvl w:val="1"/>
     </w:pPr>
     <w:rPr>
       <w:rFonts w:asciiTheme="majorHAnsi" w:eastAsiaTheme="majorEastAsia" w:hAnsiTheme="majorHAnsi" w:cstheme="majorBidi"/>
       <w:color w:val="0F4761" w:themeColor="accent1" w:themeShade="BF"/>
+      <w:kern w:val="2"/>
       <w:sz w:val="32"/>
       <w:szCs w:val="32"/>
+      <w:lang w:eastAsia="en-US"/>
+      <w14:ligatures w14:val="standardContextual"/>
     </w:rPr>
   </w:style>
   <w:style w:type="paragraph" w:styleId="Heading3">
@@ -771,14 +591,17 @@
     <w:pPr>
       <w:keepNext/>
       <w:keepLines/>
-      <w:spacing w:before="160" w:after="80"/>
+      <w:spacing w:before="160" w:after="80" w:line="278" w:lineRule="auto"/>
       <w:outlineLvl w:val="2"/>
     </w:pPr>
     <w:rPr>
       <w:rFonts w:eastAsiaTheme="majorEastAsia" w:cstheme="majorBidi"/>
       <w:color w:val="0F4761" w:themeColor="accent1" w:themeShade="BF"/>
+      <w:kern w:val="2"/>
       <w:sz w:val="28"/>
       <w:szCs w:val="28"/>
+      <w:lang w:eastAsia="en-US"/>
+      <w14:ligatures w14:val="standardContextual"/>
     </w:rPr>
   </w:style>
   <w:style w:type="paragraph" w:styleId="Heading4">
@@ -794,7 +617,7 @@
     <w:pPr>
       <w:keepNext/>
       <w:keepLines/>
-      <w:spacing w:before="80" w:after="40"/>
+      <w:spacing w:before="80" w:after="40" w:line="278" w:lineRule="auto"/>
       <w:outlineLvl w:val="3"/>
     </w:pPr>
     <w:rPr>
@@ -802,6 +625,9 @@
       <w:i/>
       <w:iCs/>
       <w:color w:val="0F4761" w:themeColor="accent1" w:themeShade="BF"/>
+      <w:kern w:val="2"/>
+      <w:lang w:eastAsia="en-US"/>
+      <w14:ligatures w14:val="standardContextual"/>
     </w:rPr>
   </w:style>
   <w:style w:type="paragraph" w:styleId="Heading5">
@@ -817,12 +643,15 @@
     <w:pPr>
       <w:keepNext/>
       <w:keepLines/>
-      <w:spacing w:before="80" w:after="40"/>
+      <w:spacing w:before="80" w:after="40" w:line="278" w:lineRule="auto"/>
       <w:outlineLvl w:val="4"/>
     </w:pPr>
     <w:rPr>
       <w:rFonts w:eastAsiaTheme="majorEastAsia" w:cstheme="majorBidi"/>
       <w:color w:val="0F4761" w:themeColor="accent1" w:themeShade="BF"/>
+      <w:kern w:val="2"/>
+      <w:lang w:eastAsia="en-US"/>
+      <w14:ligatures w14:val="standardContextual"/>
     </w:rPr>
   </w:style>
   <w:style w:type="paragraph" w:styleId="Heading6">
@@ -838,7 +667,7 @@
     <w:pPr>
       <w:keepNext/>
       <w:keepLines/>
-      <w:spacing w:before="40" w:after="0"/>
+      <w:spacing w:before="40" w:after="0" w:line="278" w:lineRule="auto"/>
       <w:outlineLvl w:val="5"/>
     </w:pPr>
     <w:rPr>
@@ -846,6 +675,9 @@
       <w:i/>
       <w:iCs/>
       <w:color w:val="595959" w:themeColor="text1" w:themeTint="A6"/>
+      <w:kern w:val="2"/>
+      <w:lang w:eastAsia="en-US"/>
+      <w14:ligatures w14:val="standardContextual"/>
     </w:rPr>
   </w:style>
   <w:style w:type="paragraph" w:styleId="Heading7">
@@ -861,12 +693,15 @@
     <w:pPr>
       <w:keepNext/>
       <w:keepLines/>
-      <w:spacing w:before="40" w:after="0"/>
+      <w:spacing w:before="40" w:after="0" w:line="278" w:lineRule="auto"/>
       <w:outlineLvl w:val="6"/>
     </w:pPr>
     <w:rPr>
       <w:rFonts w:eastAsiaTheme="majorEastAsia" w:cstheme="majorBidi"/>
       <w:color w:val="595959" w:themeColor="text1" w:themeTint="A6"/>
+      <w:kern w:val="2"/>
+      <w:lang w:eastAsia="en-US"/>
+      <w14:ligatures w14:val="standardContextual"/>
     </w:rPr>
   </w:style>
   <w:style w:type="paragraph" w:styleId="Heading8">
@@ -882,7 +717,7 @@
     <w:pPr>
       <w:keepNext/>
       <w:keepLines/>
-      <w:spacing w:after="0"/>
+      <w:spacing w:after="0" w:line="278" w:lineRule="auto"/>
       <w:outlineLvl w:val="7"/>
     </w:pPr>
     <w:rPr>
@@ -890,6 +725,9 @@
       <w:i/>
       <w:iCs/>
       <w:color w:val="272727" w:themeColor="text1" w:themeTint="D8"/>
+      <w:kern w:val="2"/>
+      <w:lang w:eastAsia="en-US"/>
+      <w14:ligatures w14:val="standardContextual"/>
     </w:rPr>
   </w:style>
   <w:style w:type="paragraph" w:styleId="Heading9">
@@ -905,12 +743,15 @@
     <w:pPr>
       <w:keepNext/>
       <w:keepLines/>
-      <w:spacing w:after="0"/>
+      <w:spacing w:after="0" w:line="278" w:lineRule="auto"/>
       <w:outlineLvl w:val="8"/>
     </w:pPr>
     <w:rPr>
       <w:rFonts w:eastAsiaTheme="majorEastAsia" w:cstheme="majorBidi"/>
       <w:color w:val="272727" w:themeColor="text1" w:themeTint="D8"/>
+      <w:kern w:val="2"/>
+      <w:lang w:eastAsia="en-US"/>
+      <w14:ligatures w14:val="standardContextual"/>
     </w:rPr>
   </w:style>
   <w:style w:type="character" w:default="1" w:styleId="DefaultParagraphFont">
@@ -1077,6 +918,8 @@
       <w:kern w:val="28"/>
       <w:sz w:val="56"/>
       <w:szCs w:val="56"/>
+      <w:lang w:eastAsia="en-US"/>
+      <w14:ligatures w14:val="standardContextual"/>
     </w:rPr>
   </w:style>
   <w:style w:type="character" w:customStyle="1" w:styleId="TitleChar">
@@ -1105,7 +948,25 @@
       <w:numPr>
         <w:ilvl w:val="1"/>
       </w:numPr>
-    </w:pPr>
+      <w:spacing w:line="278" w:lineRule="auto"/>
+    </w:pPr>
+    <w:rPr>
+      <w:rFonts w:eastAsiaTheme="majorEastAsia" w:cstheme="majorBidi"/>
+      <w:color w:val="595959" w:themeColor="text1" w:themeTint="A6"/>
+      <w:spacing w:val="15"/>
+      <w:kern w:val="2"/>
+      <w:sz w:val="28"/>
+      <w:szCs w:val="28"/>
+      <w:lang w:eastAsia="en-US"/>
+      <w14:ligatures w14:val="standardContextual"/>
+    </w:rPr>
+  </w:style>
+  <w:style w:type="character" w:customStyle="1" w:styleId="SubtitleChar">
+    <w:name w:val="Subtitle Char"/>
+    <w:basedOn w:val="DefaultParagraphFont"/>
+    <w:link w:val="Subtitle"/>
+    <w:uiPriority w:val="11"/>
+    <w:rsid w:val="00E92CE6"/>
     <w:rPr>
       <w:rFonts w:eastAsiaTheme="majorEastAsia" w:cstheme="majorBidi"/>
       <w:color w:val="595959" w:themeColor="text1" w:themeTint="A6"/>
@@ -1114,20 +975,6 @@
       <w:szCs w:val="28"/>
     </w:rPr>
   </w:style>
-  <w:style w:type="character" w:customStyle="1" w:styleId="SubtitleChar">
-    <w:name w:val="Subtitle Char"/>
-    <w:basedOn w:val="DefaultParagraphFont"/>
-    <w:link w:val="Subtitle"/>
-    <w:uiPriority w:val="11"/>
-    <w:rsid w:val="00E92CE6"/>
-    <w:rPr>
-      <w:rFonts w:eastAsiaTheme="majorEastAsia" w:cstheme="majorBidi"/>
-      <w:color w:val="595959" w:themeColor="text1" w:themeTint="A6"/>
-      <w:spacing w:val="15"/>
-      <w:sz w:val="28"/>
-      <w:szCs w:val="28"/>
-    </w:rPr>
-  </w:style>
   <w:style w:type="paragraph" w:styleId="Quote">
     <w:name w:val="Quote"/>
     <w:basedOn w:val="Normal"/>
@@ -1137,13 +984,17 @@
     <w:qFormat/>
     <w:rsid w:val="00E92CE6"/>
     <w:pPr>
-      <w:spacing w:before="160"/>
+      <w:spacing w:before="160" w:line="278" w:lineRule="auto"/>
       <w:jc w:val="center"/>
     </w:pPr>
     <w:rPr>
+      <w:rFonts w:eastAsiaTheme="minorHAnsi"/>
       <w:i/>
       <w:iCs/>
       <w:color w:val="404040" w:themeColor="text1" w:themeTint="BF"/>
+      <w:kern w:val="2"/>
+      <w:lang w:eastAsia="en-US"/>
+      <w14:ligatures w14:val="standardContextual"/>
     </w:rPr>
   </w:style>
   <w:style w:type="character" w:customStyle="1" w:styleId="QuoteChar">
@@ -1165,9 +1016,16 @@
     <w:qFormat/>
     <w:rsid w:val="00E92CE6"/>
     <w:pPr>
+      <w:spacing w:line="278" w:lineRule="auto"/>
       <w:ind w:left="720"/>
       <w:contextualSpacing/>
     </w:pPr>
+    <w:rPr>
+      <w:rFonts w:eastAsiaTheme="minorHAnsi"/>
+      <w:kern w:val="2"/>
+      <w:lang w:eastAsia="en-US"/>
+      <w14:ligatures w14:val="standardContextual"/>
+    </w:rPr>
   </w:style>
   <w:style w:type="character" w:styleId="IntenseEmphasis">
     <w:name w:val="Intense Emphasis"/>
@@ -1194,14 +1052,18 @@
         <w:top w:val="single" w:sz="4" w:space="10" w:color="0F4761" w:themeColor="accent1" w:themeShade="BF"/>
         <w:bottom w:val="single" w:sz="4" w:space="10" w:color="0F4761" w:themeColor="accent1" w:themeShade="BF"/>
       </w:pBdr>
-      <w:spacing w:before="360" w:after="360"/>
+      <w:spacing w:before="360" w:after="360" w:line="278" w:lineRule="auto"/>
       <w:ind w:left="864" w:right="864"/>
       <w:jc w:val="center"/>
     </w:pPr>
     <w:rPr>
+      <w:rFonts w:eastAsiaTheme="minorHAnsi"/>
       <w:i/>
       <w:iCs/>
       <w:color w:val="0F4761" w:themeColor="accent1" w:themeShade="BF"/>
+      <w:kern w:val="2"/>
+      <w:lang w:eastAsia="en-US"/>
+      <w14:ligatures w14:val="standardContextual"/>
     </w:rPr>
   </w:style>
   <w:style w:type="character" w:customStyle="1" w:styleId="IntenseQuoteChar">
@@ -1244,6 +1106,12 @@
       </w:tabs>
       <w:spacing w:after="0" w:line="240" w:lineRule="auto"/>
     </w:pPr>
+    <w:rPr>
+      <w:rFonts w:eastAsiaTheme="minorHAnsi"/>
+      <w:kern w:val="2"/>
+      <w:lang w:eastAsia="en-US"/>
+      <w14:ligatures w14:val="standardContextual"/>
+    </w:rPr>
   </w:style>
   <w:style w:type="character" w:customStyle="1" w:styleId="HeaderChar">
     <w:name w:val="Header Char"/>
@@ -1266,6 +1134,12 @@
       </w:tabs>
       <w:spacing w:after="0" w:line="240" w:lineRule="auto"/>
     </w:pPr>
+    <w:rPr>
+      <w:rFonts w:eastAsiaTheme="minorHAnsi"/>
+      <w:kern w:val="2"/>
+      <w:lang w:eastAsia="en-US"/>
+      <w14:ligatures w14:val="standardContextual"/>
+    </w:rPr>
   </w:style>
   <w:style w:type="character" w:customStyle="1" w:styleId="FooterChar">
     <w:name w:val="Footer Char"/>

--- a/docs/working.docx
+++ b/docs/working.docx
@@ -4,7 +4,15 @@
   <w:body>
     <w:p>
       <w:r>
-        <w:t>“Are we out of the seminary? What did we go over? Yes, you can take the fucking hat off,” Emery didn’t turn around but he caught Arthur’s eyes in the rear-view mirror and jabbed his finger at the reflection. “If you check in with me all night on shit we already went over, I’m gonna turn around and put you back in your room. I’ll leave you with the rest of the freaks.”</w:t>
+        <w:t xml:space="preserve">“Are we out of the seminary? What did we go over? Yes, you can take the fucking hat off,” Emery didn’t turn around but he caught Arthur’s eyes in the rear-view mirror and jabbed his finger at the reflection. “If you check in with me all night on shit we already went over, I’m </w:t>
+      </w:r>
+      <w:proofErr w:type="spellStart"/>
+      <w:r>
+        <w:t>gonna</w:t>
+      </w:r>
+      <w:proofErr w:type="spellEnd"/>
+      <w:r>
+        <w:t xml:space="preserve"> turn around and put you back in your room. I’ll leave you with the rest of the freaks.”</w:t>
       </w:r>
     </w:p>
     <w:p>
@@ -14,36 +22,18 @@
     </w:p>
     <w:p>
       <w:r>
-        <w:t xml:space="preserve">Orrin turned halfway in his seat, stared for a moment at Emery, and Arthur thought he might come to his </w:t>
-      </w:r>
-      <w:proofErr w:type="gramStart"/>
-      <w:r>
-        <w:t>defense</w:t>
-      </w:r>
-      <w:proofErr w:type="gramEnd"/>
-      <w:r>
-        <w:t xml:space="preserve"> but Orrin set his arm across the seatback and looked at Arthur. “Arthur, let’s just stick to what we discussed tonight, okay? In a few hours, you’ll never see us again.”</w:t>
+        <w:t>Orrin turned halfway in his seat, stared for a moment at Emery, and Arthur thought he might come to his defense but Orrin set his arm across the seatback and looked at Arthur. “Arthur, let’s just stick to what we discussed tonight, okay? In a few hours, you’ll never see us again.”</w:t>
       </w:r>
     </w:p>
     <w:p>
       <w:r>
-        <w:t xml:space="preserve">Orrin faced forward again and they went on driving and no one spoke again until they were turning </w:t>
-      </w:r>
-      <w:proofErr w:type="gramStart"/>
-      <w:r>
-        <w:t>off of</w:t>
-      </w:r>
-      <w:proofErr w:type="gramEnd"/>
-      <w:r>
-        <w:t xml:space="preserve"> West Street onto Harrison and the post office came into view just at the end of the block. “Do we all know what we’re doing </w:t>
-      </w:r>
-      <w:proofErr w:type="gramStart"/>
-      <w:r>
-        <w:t>now</w:t>
-      </w:r>
-      <w:proofErr w:type="gramEnd"/>
-      <w:r>
-        <w:t xml:space="preserve"> or should I run through the whole fucking thing again?” Emery pulled his Celica up to the curb and put it in park but left it running.</w:t>
+        <w:t>Orrin faced forward again and they went on driving</w:t>
+      </w:r>
+      <w:r>
+        <w:t>. N</w:t>
+      </w:r>
+      <w:r>
+        <w:t>o one spoke again until they were turning off of West Street onto Harrison and the post office came into view just at the end of the block. “Do we all know what we’re doing now or should I run through the whole fucking thing again?” Emery pulled his Celica up to the curb and put it in park but left it running.</w:t>
       </w:r>
     </w:p>
     <w:p>
@@ -53,10 +43,49 @@
     </w:p>
     <w:p>
       <w:r>
-        <w:t xml:space="preserve">The driver- and passenger-side doors opened simultaneously; Orrin and Emery in perfect sync while Arthur fumbled for the handle. The dome light came on so suddenly like a bolt from above and swept every shadow from the interior of the Celica. Arthur tried to blink away the afterimage burnt into his retina while his hands groped up and down the side door. </w:t>
+        <w:t xml:space="preserve">The driver- and passenger-side doors </w:t>
+      </w:r>
+      <w:r>
+        <w:t xml:space="preserve">swung </w:t>
+      </w:r>
+      <w:r>
+        <w:t xml:space="preserve">open simultaneously; Orrin and Emery in perfect sync while Arthur fumbled for the handle. </w:t>
+      </w:r>
+      <w:r>
+        <w:t xml:space="preserve">A golden light appeared over Arthur’s head as the </w:t>
+      </w:r>
+      <w:r>
+        <w:t xml:space="preserve">dome light </w:t>
+      </w:r>
+      <w:r>
+        <w:t xml:space="preserve">turned </w:t>
+      </w:r>
+      <w:r>
+        <w:t xml:space="preserve">on and swept every shadow from the interior of the Celica. Arthur tried to blink away the afterimage burnt into his retina </w:t>
+      </w:r>
+      <w:r>
+        <w:t xml:space="preserve">by the yellow bulb </w:t>
+      </w:r>
+      <w:r>
+        <w:t>while his hands groped up and down the side door.</w:t>
       </w:r>
     </w:p>
-    <w:p/>
+    <w:p>
+      <w:r>
+        <w:t xml:space="preserve">Orrin slammed his door shut and strode off up the sidewalk not waiting not looking back. Emery crossed in front of the Celica and had reached the sidewalk when he </w:t>
+      </w:r>
+      <w:r>
+        <w:t xml:space="preserve">cast a glance over his shoulder at Arthur who had located the handle but was now struggling with the lock. </w:t>
+      </w:r>
+    </w:p>
+    <w:p>
+      <w:r>
+        <w:t xml:space="preserve">Cold sweat had slicked Arthur’s fingers which slipped off of the depressed button lock again and again while he watched Emery watching him, turning now and starting back toward the car. </w:t>
+      </w:r>
+      <w:r>
+        <w:t xml:space="preserve">The lock popped and Arthur rammed the car door with his shoulder dumping himself out into the street on his hands and knees. </w:t>
+      </w:r>
+    </w:p>
     <w:sectPr>
       <w:pgSz w:w="12240" w:h="15840"/>
       <w:pgMar w:top="1440" w:right="1440" w:bottom="1440" w:left="1440" w:header="720" w:footer="720" w:gutter="0"/>

--- a/docs/working.docx
+++ b/docs/working.docx
@@ -83,7 +83,30 @@
         <w:t xml:space="preserve">Cold sweat had slicked Arthur’s fingers which slipped off of the depressed button lock again and again while he watched Emery watching him, turning now and starting back toward the car. </w:t>
       </w:r>
       <w:r>
-        <w:t xml:space="preserve">The lock popped and Arthur rammed the car door with his shoulder dumping himself out into the street on his hands and knees. </w:t>
+        <w:t>The lock popped</w:t>
+      </w:r>
+      <w:r>
+        <w:t xml:space="preserve">. </w:t>
+      </w:r>
+      <w:r>
+        <w:t xml:space="preserve">Arthur rammed the car door with his shoulder </w:t>
+      </w:r>
+      <w:r>
+        <w:t xml:space="preserve">and the door flew open </w:t>
+      </w:r>
+      <w:r>
+        <w:t>dumping him out into the street</w:t>
+      </w:r>
+      <w:r>
+        <w:t xml:space="preserve"> on all fours. Knees howling, Arthur popped up to his feet, started to give Emery a quick wave then cut it short when he thought better of it and jumped into the driver’s seat. </w:t>
+      </w:r>
+    </w:p>
+    <w:p>
+      <w:r>
+        <w:t xml:space="preserve">Through the windshield, Arthur watched Emery shake his head, turn and jog after Orrin. </w:t>
+      </w:r>
+      <w:r>
+        <w:t xml:space="preserve"> </w:t>
       </w:r>
     </w:p>
     <w:sectPr>

--- a/docs/working.docx
+++ b/docs/working.docx
@@ -80,7 +80,13 @@
     </w:p>
     <w:p>
       <w:r>
-        <w:t xml:space="preserve">Cold sweat had slicked Arthur’s fingers which slipped off of the depressed button lock again and again while he watched Emery watching him, turning now and starting back toward the car. </w:t>
+        <w:t xml:space="preserve">Cold sweat slicked Arthur’s fingers </w:t>
+      </w:r>
+      <w:r>
+        <w:t xml:space="preserve">and they </w:t>
+      </w:r>
+      <w:r>
+        <w:t xml:space="preserve">slipped off of the depressed button lock again and again while he watched Emery watching him, turning now and starting back toward the car. </w:t>
       </w:r>
       <w:r>
         <w:t>The lock popped</w:t>
@@ -103,7 +109,29 @@
     </w:p>
     <w:p>
       <w:r>
-        <w:t xml:space="preserve">Through the windshield, Arthur watched Emery shake his head, turn and jog after Orrin. </w:t>
+        <w:t xml:space="preserve">Through the windshield, Arthur </w:t>
+      </w:r>
+      <w:r>
+        <w:t>saw</w:t>
+      </w:r>
+      <w:r>
+        <w:t xml:space="preserve"> Emery </w:t>
+      </w:r>
+      <w:r>
+        <w:t xml:space="preserve">hovering just beyond the streetlamp’s light </w:t>
+      </w:r>
+      <w:r>
+        <w:t>shake his head, turn and jog after Orrin.</w:t>
+      </w:r>
+      <w:r>
+        <w:t xml:space="preserve"> And now he did toss up a quick wave in Emery’s direction – both because he knew Emery would dislike it and because he knew Emery couldn’t see it. Arthur didn’t feel any more familiar with or relaxed around Emery now than </w:t>
+      </w:r>
+      <w:r>
+        <w:lastRenderedPageBreak/>
+        <w:t xml:space="preserve">he did when he first met him. He had long since stopped believing in the righteousness of their mission but at just exactly the same time, he had also stopped caring.  </w:t>
+      </w:r>
+      <w:r>
+        <w:t xml:space="preserve"> </w:t>
       </w:r>
       <w:r>
         <w:t xml:space="preserve"> </w:t>

--- a/docs/working.docx
+++ b/docs/working.docx
@@ -4,139 +4,68 @@
   <w:body>
     <w:p>
       <w:r>
-        <w:t xml:space="preserve">“Are we out of the seminary? What did we go over? Yes, you can take the fucking hat off,” Emery didn’t turn around but he caught Arthur’s eyes in the rear-view mirror and jabbed his finger at the reflection. “If you check in with me all night on shit we already went over, I’m </w:t>
-      </w:r>
-      <w:proofErr w:type="spellStart"/>
-      <w:r>
-        <w:t>gonna</w:t>
-      </w:r>
-      <w:proofErr w:type="spellEnd"/>
-      <w:r>
-        <w:t xml:space="preserve"> turn around and put you back in your room. I’ll leave you with the rest of the freaks.”</w:t>
+        <w:t xml:space="preserve">Through the windshield, Arthur saw Emery hovering just beyond the streetlamp’s light </w:t>
+      </w:r>
+      <w:proofErr w:type="gramStart"/>
+      <w:r>
+        <w:t>shake</w:t>
+      </w:r>
+      <w:proofErr w:type="gramEnd"/>
+      <w:r>
+        <w:t xml:space="preserve"> his head, </w:t>
+      </w:r>
+      <w:proofErr w:type="gramStart"/>
+      <w:r>
+        <w:t>turn</w:t>
+      </w:r>
+      <w:proofErr w:type="gramEnd"/>
+      <w:r>
+        <w:t xml:space="preserve"> and </w:t>
+      </w:r>
+      <w:proofErr w:type="gramStart"/>
+      <w:r>
+        <w:t>jog</w:t>
+      </w:r>
+      <w:proofErr w:type="gramEnd"/>
+      <w:r>
+        <w:t xml:space="preserve"> after Orrin. And now he did toss up a quick wave in Emery’s direction – both because he knew Emery would dislike it and because he knew Emery couldn’t see it. Arthur didn’t feel any more familiar with or relaxed around Emery now than he </w:t>
+      </w:r>
+      <w:proofErr w:type="gramStart"/>
+      <w:r>
+        <w:t>did</w:t>
+      </w:r>
+      <w:proofErr w:type="gramEnd"/>
+      <w:r>
+        <w:t xml:space="preserve"> they first met. Arthur started counting. He had long since stopped believing in the righteousness of their mission but at just </w:t>
+      </w:r>
+      <w:proofErr w:type="gramStart"/>
+      <w:r>
+        <w:t>exactly the same</w:t>
+      </w:r>
+      <w:proofErr w:type="gramEnd"/>
+      <w:r>
+        <w:t xml:space="preserve"> time, he had also stopped caring. He had asked whether anyone would get hurt and Emery assured him that no one would. He kept asking until Orrin assured him that no one would and then he felt good about it. When Arthur’s counting reached 60, he shifted the car into drive and took a right on Putnam. The plan went Putnam, Maple, Oak, Franklin, then Harrison and repeat. It was a path that would take him past the post office about every two minutes depending on his speed which Emery had stipulated should be slow but not too slow. In this way, Arthur could watch the building while Orrin and Emery were inside without just circling the block. Circling the block always looks suspicious.</w:t>
       </w:r>
     </w:p>
     <w:p>
       <w:r>
-        <w:t xml:space="preserve">Arthur removed the hat, set it beside him on the backseat and smoothed down his hair. </w:t>
+        <w:t xml:space="preserve">By the time Arthur was making his first pass </w:t>
+      </w:r>
+      <w:proofErr w:type="gramStart"/>
+      <w:r>
+        <w:t>of</w:t>
+      </w:r>
+      <w:proofErr w:type="gramEnd"/>
+      <w:r>
+        <w:t xml:space="preserve"> the post office, Orrin and Emery had made it inside. A penlight shining in the lower left quadrant of the rightmost forward window was his sign.  </w:t>
       </w:r>
     </w:p>
     <w:p>
       <w:r>
-        <w:t>Orrin turned halfway in his seat, stared for a moment at Emery, and Arthur thought he might come to his defense but Orrin set his arm across the seatback and looked at Arthur. “Arthur, let’s just stick to what we discussed tonight, okay? In a few hours, you’ll never see us again.”</w:t>
+        <w:t xml:space="preserve">Arthur saw a woman on the sidewalk holding the hands of two small children dressed in white karate uniforms making their way toward the martial arts studio on the next block. Behind the bar, a man in shadow but for the glowing orange tip of the cig in his mouth hauled trash cans to the dumpster. Nothing to worry about. The plan says keep driving. </w:t>
       </w:r>
     </w:p>
-    <w:p>
-      <w:r>
-        <w:t>Orrin faced forward again and they went on driving</w:t>
-      </w:r>
-      <w:r>
-        <w:t>. N</w:t>
-      </w:r>
-      <w:r>
-        <w:t>o one spoke again until they were turning off of West Street onto Harrison and the post office came into view just at the end of the block. “Do we all know what we’re doing now or should I run through the whole fucking thing again?” Emery pulled his Celica up to the curb and put it in park but left it running.</w:t>
-      </w:r>
-    </w:p>
-    <w:p>
-      <w:r>
-        <w:t xml:space="preserve">“I know,” Arthur said from the backseat and Orrin didn’t answer.  </w:t>
-      </w:r>
-    </w:p>
-    <w:p>
-      <w:r>
-        <w:t xml:space="preserve">The driver- and passenger-side doors </w:t>
-      </w:r>
-      <w:r>
-        <w:t xml:space="preserve">swung </w:t>
-      </w:r>
-      <w:r>
-        <w:t xml:space="preserve">open simultaneously; Orrin and Emery in perfect sync while Arthur fumbled for the handle. </w:t>
-      </w:r>
-      <w:r>
-        <w:t xml:space="preserve">A golden light appeared over Arthur’s head as the </w:t>
-      </w:r>
-      <w:r>
-        <w:t xml:space="preserve">dome light </w:t>
-      </w:r>
-      <w:r>
-        <w:t xml:space="preserve">turned </w:t>
-      </w:r>
-      <w:r>
-        <w:t xml:space="preserve">on and swept every shadow from the interior of the Celica. Arthur tried to blink away the afterimage burnt into his retina </w:t>
-      </w:r>
-      <w:r>
-        <w:t xml:space="preserve">by the yellow bulb </w:t>
-      </w:r>
-      <w:r>
-        <w:t>while his hands groped up and down the side door.</w:t>
-      </w:r>
-    </w:p>
-    <w:p>
-      <w:r>
-        <w:t xml:space="preserve">Orrin slammed his door shut and strode off up the sidewalk not waiting not looking back. Emery crossed in front of the Celica and had reached the sidewalk when he </w:t>
-      </w:r>
-      <w:r>
-        <w:t xml:space="preserve">cast a glance over his shoulder at Arthur who had located the handle but was now struggling with the lock. </w:t>
-      </w:r>
-    </w:p>
-    <w:p>
-      <w:r>
-        <w:t xml:space="preserve">Cold sweat slicked Arthur’s fingers </w:t>
-      </w:r>
-      <w:r>
-        <w:t xml:space="preserve">and they </w:t>
-      </w:r>
-      <w:r>
-        <w:t xml:space="preserve">slipped off of the depressed button lock again and again while he watched Emery watching him, turning now and starting back toward the car. </w:t>
-      </w:r>
-      <w:r>
-        <w:t>The lock popped</w:t>
-      </w:r>
-      <w:r>
-        <w:t xml:space="preserve">. </w:t>
-      </w:r>
-      <w:r>
-        <w:t xml:space="preserve">Arthur rammed the car door with his shoulder </w:t>
-      </w:r>
-      <w:r>
-        <w:t xml:space="preserve">and the door flew open </w:t>
-      </w:r>
-      <w:r>
-        <w:t>dumping him out into the street</w:t>
-      </w:r>
-      <w:r>
-        <w:t xml:space="preserve"> on all fours. Knees howling, Arthur popped up to his feet, started to give Emery a quick wave then cut it short when he thought better of it and jumped into the driver’s seat. </w:t>
-      </w:r>
-    </w:p>
-    <w:p>
-      <w:r>
-        <w:t xml:space="preserve">Through the windshield, Arthur </w:t>
-      </w:r>
-      <w:r>
-        <w:t>saw</w:t>
-      </w:r>
-      <w:r>
-        <w:t xml:space="preserve"> Emery </w:t>
-      </w:r>
-      <w:r>
-        <w:t xml:space="preserve">hovering just beyond the streetlamp’s light </w:t>
-      </w:r>
-      <w:r>
-        <w:t>shake his head, turn and jog after Orrin.</w:t>
-      </w:r>
-      <w:r>
-        <w:t xml:space="preserve"> And now he did toss up a quick wave in Emery’s direction – both because he knew Emery would dislike it and because he knew Emery couldn’t see it. Arthur didn’t feel any more familiar with or relaxed around Emery now than </w:t>
-      </w:r>
-      <w:r>
-        <w:lastRenderedPageBreak/>
-        <w:t xml:space="preserve">he did when he first met him. He had long since stopped believing in the righteousness of their mission but at just exactly the same time, he had also stopped caring.  </w:t>
-      </w:r>
-      <w:r>
-        <w:t xml:space="preserve"> </w:t>
-      </w:r>
-      <w:r>
-        <w:t xml:space="preserve"> </w:t>
-      </w:r>
-    </w:p>
+    <w:p/>
     <w:sectPr>
       <w:pgSz w:w="12240" w:h="15840"/>
       <w:pgMar w:top="1440" w:right="1440" w:bottom="1440" w:left="1440" w:header="720" w:footer="720" w:gutter="0"/>

--- a/docs/working.docx
+++ b/docs/working.docx
@@ -62,7 +62,42 @@
     </w:p>
     <w:p>
       <w:r>
-        <w:t xml:space="preserve">Arthur saw a woman on the sidewalk holding the hands of two small children dressed in white karate uniforms making their way toward the martial arts studio on the next block. Behind the bar, a man in shadow but for the glowing orange tip of the cig in his mouth hauled trash cans to the dumpster. Nothing to worry about. The plan says keep driving. </w:t>
+        <w:t>Arthur saw a woman on the sidewalk holding the hands of two small children dressed in white karate uniforms making their way toward the martial arts studio on the next block. Behind the bar, a man</w:t>
+      </w:r>
+      <w:r>
+        <w:t xml:space="preserve"> draped</w:t>
+      </w:r>
+      <w:r>
+        <w:t xml:space="preserve"> in shadow but for the glowing orange tip of the cig in his mouth hauled trash cans to the dumpster. Nothing to worry about. The plan says keep driving. </w:t>
+      </w:r>
+    </w:p>
+    <w:p>
+      <w:r>
+        <w:t xml:space="preserve">Arthur started the next lap. </w:t>
+      </w:r>
+      <w:r>
+        <w:t xml:space="preserve">He thought about </w:t>
+      </w:r>
+      <w:r>
+        <w:t>Emery</w:t>
+      </w:r>
+      <w:r>
+        <w:t xml:space="preserve">’s prediction – no more than three laps from insertion to exfil. He thought about </w:t>
+      </w:r>
+      <w:r>
+        <w:t xml:space="preserve">the </w:t>
+      </w:r>
+      <w:r>
+        <w:t>dubious smirk i</w:t>
+      </w:r>
+      <w:r>
+        <w:t>t had drawn from Orrin</w:t>
+      </w:r>
+      <w:r>
+        <w:t xml:space="preserve">. </w:t>
+      </w:r>
+      <w:r>
+        <w:t>Since he couldn’t remember Emery telling him not to, he rolled down the driver’s side window.</w:t>
       </w:r>
     </w:p>
     <w:p/>

--- a/docs/working.docx
+++ b/docs/working.docx
@@ -4,60 +4,12 @@
   <w:body>
     <w:p>
       <w:r>
-        <w:t xml:space="preserve">Through the windshield, Arthur saw Emery hovering just beyond the streetlamp’s light </w:t>
-      </w:r>
-      <w:proofErr w:type="gramStart"/>
-      <w:r>
-        <w:t>shake</w:t>
-      </w:r>
-      <w:proofErr w:type="gramEnd"/>
-      <w:r>
-        <w:t xml:space="preserve"> his head, </w:t>
-      </w:r>
-      <w:proofErr w:type="gramStart"/>
-      <w:r>
-        <w:t>turn</w:t>
-      </w:r>
-      <w:proofErr w:type="gramEnd"/>
-      <w:r>
-        <w:t xml:space="preserve"> and </w:t>
-      </w:r>
-      <w:proofErr w:type="gramStart"/>
-      <w:r>
-        <w:t>jog</w:t>
-      </w:r>
-      <w:proofErr w:type="gramEnd"/>
-      <w:r>
-        <w:t xml:space="preserve"> after Orrin. And now he did toss up a quick wave in Emery’s direction – both because he knew Emery would dislike it and because he knew Emery couldn’t see it. Arthur didn’t feel any more familiar with or relaxed around Emery now than he </w:t>
-      </w:r>
-      <w:proofErr w:type="gramStart"/>
-      <w:r>
-        <w:t>did</w:t>
-      </w:r>
-      <w:proofErr w:type="gramEnd"/>
-      <w:r>
-        <w:t xml:space="preserve"> they first met. Arthur started counting. He had long since stopped believing in the righteousness of their mission but at just </w:t>
-      </w:r>
-      <w:proofErr w:type="gramStart"/>
-      <w:r>
-        <w:t>exactly the same</w:t>
-      </w:r>
-      <w:proofErr w:type="gramEnd"/>
-      <w:r>
-        <w:t xml:space="preserve"> time, he had also stopped caring. He had asked whether anyone would get hurt and Emery assured him that no one would. He kept asking until Orrin assured him that no one would and then he felt good about it. When Arthur’s counting reached 60, he shifted the car into drive and took a right on Putnam. The plan went Putnam, Maple, Oak, Franklin, then Harrison and repeat. It was a path that would take him past the post office about every two minutes depending on his speed which Emery had stipulated should be slow but not too slow. In this way, Arthur could watch the building while Orrin and Emery were inside without just circling the block. Circling the block always looks suspicious.</w:t>
+        <w:t>Through the windshield, Arthur saw Emery hovering just beyond the streetlamp’s light shake his head, turn and jog after Orrin. And now he did toss up a quick wave in Emery’s direction – both because he knew Emery would dislike it and because he knew Emery couldn’t see it. Arthur didn’t feel any more familiar with or relaxed around Emery now than he did they first met. Arthur started counting. He had long since stopped believing in the righteousness of their mission but at just exactly the same time, he had also stopped caring. He had asked whether anyone would get hurt and Emery assured him that no one would. He kept asking until Orrin assured him that no one would and then he felt good about it. When Arthur’s counting reached 60, he shifted the car into drive and took a right on Putnam. The plan went Putnam, Maple, Oak, Franklin, then Harrison and repeat. It was a path that would take him past the post office about every two minutes depending on his speed which Emery had stipulated should be slow but not too slow. In this way, Arthur could watch the building while Orrin and Emery were inside without just circling the block. Circling the block always looks suspicious.</w:t>
       </w:r>
     </w:p>
     <w:p>
       <w:r>
-        <w:t xml:space="preserve">By the time Arthur was making his first pass </w:t>
-      </w:r>
-      <w:proofErr w:type="gramStart"/>
-      <w:r>
-        <w:t>of</w:t>
-      </w:r>
-      <w:proofErr w:type="gramEnd"/>
-      <w:r>
-        <w:t xml:space="preserve"> the post office, Orrin and Emery had made it inside. A penlight shining in the lower left quadrant of the rightmost forward window was his sign.  </w:t>
+        <w:t xml:space="preserve">By the time Arthur was making his first pass of the post office, Orrin and Emery had made it inside. A penlight shining in the lower left quadrant of the rightmost forward window was his sign.  </w:t>
       </w:r>
     </w:p>
     <w:p>
@@ -82,7 +34,19 @@
         <w:t>Emery</w:t>
       </w:r>
       <w:r>
-        <w:t xml:space="preserve">’s prediction – no more than three laps from insertion to exfil. He thought about </w:t>
+        <w:t xml:space="preserve">’s prediction – </w:t>
+      </w:r>
+      <w:r>
+        <w:t>“</w:t>
+      </w:r>
+      <w:r>
+        <w:t>no more than three laps from insertion to exfil.</w:t>
+      </w:r>
+      <w:r>
+        <w:t>”</w:t>
+      </w:r>
+      <w:r>
+        <w:t xml:space="preserve"> He thought about </w:t>
       </w:r>
       <w:r>
         <w:t xml:space="preserve">the </w:t>
@@ -97,7 +61,48 @@
         <w:t xml:space="preserve">. </w:t>
       </w:r>
       <w:r>
-        <w:t>Since he couldn’t remember Emery telling him not to, he rolled down the driver’s side window.</w:t>
+        <w:t>He searched his memory and, s</w:t>
+      </w:r>
+      <w:r>
+        <w:t>ince he couldn’t remember Emery telling him not to, he rolled down the driver’s side window.</w:t>
+      </w:r>
+      <w:r>
+        <w:t xml:space="preserve"> The night air carried a pleasant, receding heat left </w:t>
+      </w:r>
+      <w:r>
+        <w:t>behind by</w:t>
+      </w:r>
+      <w:r>
+        <w:t xml:space="preserve"> the </w:t>
+      </w:r>
+      <w:r>
+        <w:t xml:space="preserve">blistering </w:t>
+      </w:r>
+      <w:r>
+        <w:t>day</w:t>
+      </w:r>
+      <w:r>
+        <w:t>time sun</w:t>
+      </w:r>
+      <w:r>
+        <w:t>.</w:t>
+      </w:r>
+      <w:r>
+        <w:t xml:space="preserve"> It washed over his arm and coursed up his shirt sleeve.</w:t>
+      </w:r>
+    </w:p>
+    <w:p>
+      <w:r>
+        <w:t xml:space="preserve">At the corner of Oak and Franklin, Arthur passed St. Bonaventure’s. </w:t>
+      </w:r>
+      <w:r>
+        <w:t xml:space="preserve">Dim lights glowed behind the stained glass windows. Evening mass would have started 20 minutes ago. Arthur tried to imagine himself inside. </w:t>
+      </w:r>
+      <w:r>
+        <w:t xml:space="preserve"> </w:t>
+      </w:r>
+      <w:r>
+        <w:t xml:space="preserve">  </w:t>
       </w:r>
     </w:p>
     <w:p/>

--- a/docs/working.docx
+++ b/docs/working.docx
@@ -4,108 +4,29 @@
   <w:body>
     <w:p>
       <w:r>
-        <w:t>Through the windshield, Arthur saw Emery hovering just beyond the streetlamp’s light shake his head, turn and jog after Orrin. And now he did toss up a quick wave in Emery’s direction – both because he knew Emery would dislike it and because he knew Emery couldn’t see it. Arthur didn’t feel any more familiar with or relaxed around Emery now than he did they first met. Arthur started counting. He had long since stopped believing in the righteousness of their mission but at just exactly the same time, he had also stopped caring. He had asked whether anyone would get hurt and Emery assured him that no one would. He kept asking until Orrin assured him that no one would and then he felt good about it. When Arthur’s counting reached 60, he shifted the car into drive and took a right on Putnam. The plan went Putnam, Maple, Oak, Franklin, then Harrison and repeat. It was a path that would take him past the post office about every two minutes depending on his speed which Emery had stipulated should be slow but not too slow. In this way, Arthur could watch the building while Orrin and Emery were inside without just circling the block. Circling the block always looks suspicious.</w:t>
+        <w:t xml:space="preserve">At the corner of Oak and Franklin, Arthur passed St. Bonaventure’s. Dim lights glowed behind the stained glass windows. Evening mass would have started 20 minutes ago. Arthur tried to imagine himself inside. The diocese probably wouldn’t give him this church but he’d have one like it. He’d live a quiet chaste life. His life would be ritualized and neat. Evening mass three nights a week; two masses on Sunday. If happiness was the absence of worry and doubt, then that’s what he’d be. Everything would be simple and clear; all the questions would be gone. And yet he couldn’t quite see himself there behind the altar. </w:t>
       </w:r>
     </w:p>
     <w:p>
       <w:r>
-        <w:t xml:space="preserve">By the time Arthur was making his first pass of the post office, Orrin and Emery had made it inside. A penlight shining in the lower left quadrant of the rightmost forward window was his sign.  </w:t>
+        <w:t>Shaking hands in the entryway. Looking after the rectory. Lending a hand at the soup kitchen. All of these things he could picture himself doing - dressed in his black shirt and white collar - but not performing mass, not holding the attention of a crowd of parishioners. It did seem odd to Arthur that the image of himself behind the altar would not stick. His face would become Father Benjamin’s face or even the other seminarians – anyone more suited to the position – but he pushed it aside and got back to driving. The post office was coming up.</w:t>
       </w:r>
     </w:p>
     <w:p>
       <w:r>
-        <w:t>Arthur saw a woman on the sidewalk holding the hands of two small children dressed in white karate uniforms making their way toward the martial arts studio on the next block. Behind the bar, a man</w:t>
-      </w:r>
-      <w:r>
-        <w:t xml:space="preserve"> draped</w:t>
-      </w:r>
-      <w:r>
-        <w:t xml:space="preserve"> in shadow but for the glowing orange tip of the cig in his mouth hauled trash cans to the dumpster. Nothing to worry about. The plan says keep driving. </w:t>
+        <w:t>Second lap complete and no light in the windows. That’s good. That meant Orrin and Emery had their hands full. If there was a problem, it would be a light halfway up the right edge of the leftmost window. On the street, all clear. The karate kids were gone. The trash man was back inside the bar. The sidewalks were empty.</w:t>
       </w:r>
     </w:p>
     <w:p>
       <w:r>
-        <w:t xml:space="preserve">Arthur started the next lap. </w:t>
-      </w:r>
-      <w:r>
-        <w:t xml:space="preserve">He thought about </w:t>
-      </w:r>
-      <w:r>
-        <w:t>Emery</w:t>
-      </w:r>
-      <w:r>
-        <w:t xml:space="preserve">’s prediction – </w:t>
-      </w:r>
-      <w:r>
-        <w:t>“</w:t>
-      </w:r>
-      <w:r>
-        <w:t>no more than three laps from insertion to exfil.</w:t>
-      </w:r>
-      <w:r>
-        <w:t>”</w:t>
-      </w:r>
-      <w:r>
-        <w:t xml:space="preserve"> He thought about </w:t>
-      </w:r>
-      <w:r>
-        <w:t xml:space="preserve">the </w:t>
-      </w:r>
-      <w:r>
-        <w:t>dubious smirk i</w:t>
-      </w:r>
-      <w:r>
-        <w:t>t had drawn from Orrin</w:t>
-      </w:r>
-      <w:r>
-        <w:t xml:space="preserve">. </w:t>
-      </w:r>
-      <w:r>
-        <w:t>He searched his memory and, s</w:t>
-      </w:r>
-      <w:r>
-        <w:t>ince he couldn’t remember Emery telling him not to, he rolled down the driver’s side window.</w:t>
-      </w:r>
-      <w:r>
-        <w:t xml:space="preserve"> The night air carried a pleasant, receding heat left </w:t>
-      </w:r>
-      <w:r>
-        <w:t>behind by</w:t>
-      </w:r>
-      <w:r>
-        <w:t xml:space="preserve"> the </w:t>
-      </w:r>
-      <w:r>
-        <w:t xml:space="preserve">blistering </w:t>
-      </w:r>
-      <w:r>
-        <w:t>day</w:t>
-      </w:r>
-      <w:r>
-        <w:t>time sun</w:t>
-      </w:r>
-      <w:r>
-        <w:t>.</w:t>
-      </w:r>
-      <w:r>
-        <w:t xml:space="preserve"> It washed over his arm and coursed up his shirt sleeve.</w:t>
+        <w:t>Arthur was making the left onto Putnam when blurry headlights smeared across his rearview mirror. Were they turning? Was it the post office lot or was it the apartments next door? He’d seen it in the rearview for only a moment as he was turning off of the street. There was no way to say for sure. Should he go back or finish the lap? What would Emery want him to do?</w:t>
       </w:r>
     </w:p>
     <w:p>
       <w:r>
-        <w:t xml:space="preserve">At the corner of Oak and Franklin, Arthur passed St. Bonaventure’s. </w:t>
-      </w:r>
-      <w:r>
-        <w:t xml:space="preserve">Dim lights glowed behind the stained glass windows. Evening mass would have started 20 minutes ago. Arthur tried to imagine himself inside. </w:t>
-      </w:r>
-      <w:r>
-        <w:t xml:space="preserve"> </w:t>
-      </w:r>
-      <w:r>
-        <w:t xml:space="preserve">  </w:t>
+        <w:t xml:space="preserve">Stick to the plan. That’s all Emery ever said to him – stick to the plan. So Arthur continued on his way. But he picked up some speed.        </w:t>
       </w:r>
     </w:p>
-    <w:p/>
     <w:sectPr>
       <w:pgSz w:w="12240" w:h="15840"/>
       <w:pgMar w:top="1440" w:right="1440" w:bottom="1440" w:left="1440" w:header="720" w:footer="720" w:gutter="0"/>

--- a/docs/working.docx
+++ b/docs/working.docx
@@ -4,27 +4,134 @@
   <w:body>
     <w:p>
       <w:r>
-        <w:t xml:space="preserve">At the corner of Oak and Franklin, Arthur passed St. Bonaventure’s. Dim lights glowed behind the stained glass windows. Evening mass would have started 20 minutes ago. Arthur tried to imagine himself inside. The diocese probably wouldn’t give him this church but he’d have one like it. He’d live a quiet chaste life. His life would be ritualized and neat. Evening mass three nights a week; two masses on Sunday. If happiness was the absence of worry and doubt, then that’s what he’d be. Everything would be simple and clear; all the questions would be gone. And yet he couldn’t quite see himself there behind the altar. </w:t>
+        <w:t xml:space="preserve">At the corner of Oak and Franklin, Arthur passed St. Bonaventure’s. Dim lights glowed behind the </w:t>
+      </w:r>
+      <w:proofErr w:type="gramStart"/>
+      <w:r>
+        <w:t>stained glass</w:t>
+      </w:r>
+      <w:proofErr w:type="gramEnd"/>
+      <w:r>
+        <w:t xml:space="preserve"> windows. Evening mass would have started 20 minutes ago. Arthur tried to imagine himself inside. The diocese probably wouldn’t give him this </w:t>
+      </w:r>
+      <w:proofErr w:type="gramStart"/>
+      <w:r>
+        <w:t>church</w:t>
+      </w:r>
+      <w:proofErr w:type="gramEnd"/>
+      <w:r>
+        <w:t xml:space="preserve"> but he’d have one like it. He’d live a quiet chaste life. His life would be ritualized and neat. Evening mass three nights a week; two masses on Sunday. If happiness was the absence of worry and doubt, then that’s what he’d be. Everything would be simple and clear; all the questions would be gone. And yet he couldn’t quite see himself there behind the altar. </w:t>
       </w:r>
     </w:p>
     <w:p>
       <w:r>
-        <w:t>Shaking hands in the entryway. Looking after the rectory. Lending a hand at the soup kitchen. All of these things he could picture himself doing - dressed in his black shirt and white collar - but not performing mass, not holding the attention of a crowd of parishioners. It did seem odd to Arthur that the image of himself behind the altar would not stick. His face would become Father Benjamin’s face or even the other seminarians – anyone more suited to the position – but he pushed it aside and got back to driving. The post office was coming up.</w:t>
+        <w:t xml:space="preserve">Shaking hands in the entryway. Looking after the rectory. Lending a hand at the soup kitchen. </w:t>
+      </w:r>
+      <w:proofErr w:type="gramStart"/>
+      <w:r>
+        <w:t>All of</w:t>
+      </w:r>
+      <w:proofErr w:type="gramEnd"/>
+      <w:r>
+        <w:t xml:space="preserve"> these things he could </w:t>
+      </w:r>
+      <w:proofErr w:type="gramStart"/>
+      <w:r>
+        <w:t>picture himself</w:t>
+      </w:r>
+      <w:proofErr w:type="gramEnd"/>
+      <w:r>
+        <w:t xml:space="preserve"> doing - dressed in his black shirt and white collar - but not performing mass, not holding the attention of a crowd of parishioners. It did seem odd to Arthur that the image of himself behind the altar would not stick. His face would become Father Benjamin’s face or even the other seminarians – anyone more suited to the position – but he pushed it aside and got back to driving. The post office was coming up.</w:t>
       </w:r>
     </w:p>
     <w:p>
       <w:r>
-        <w:t>Second lap complete and no light in the windows. That’s good. That meant Orrin and Emery had their hands full. If there was a problem, it would be a light halfway up the right edge of the leftmost window. On the street, all clear. The karate kids were gone. The trash man was back inside the bar. The sidewalks were empty.</w:t>
+        <w:t xml:space="preserve">Second lap </w:t>
+      </w:r>
+      <w:proofErr w:type="gramStart"/>
+      <w:r>
+        <w:t>complete</w:t>
+      </w:r>
+      <w:proofErr w:type="gramEnd"/>
+      <w:r>
+        <w:t xml:space="preserve"> and </w:t>
+      </w:r>
+      <w:proofErr w:type="gramStart"/>
+      <w:r>
+        <w:t>no</w:t>
+      </w:r>
+      <w:proofErr w:type="gramEnd"/>
+      <w:r>
+        <w:t xml:space="preserve"> light in the windows. That’s good. That meant Orrin and Emery had their hands full. If there was a problem, it would be a light halfway up the right edge of the leftmost window. On the street, all clear. The karate kids were gone. The trash man was back inside the bar. The sidewalks were empty.</w:t>
       </w:r>
     </w:p>
     <w:p>
       <w:r>
-        <w:t>Arthur was making the left onto Putnam when blurry headlights smeared across his rearview mirror. Were they turning? Was it the post office lot or was it the apartments next door? He’d seen it in the rearview for only a moment as he was turning off of the street. There was no way to say for sure. Should he go back or finish the lap? What would Emery want him to do?</w:t>
+        <w:t xml:space="preserve">Arthur was making the left onto Putnam when blurry headlights smeared across his rearview mirror. Were they turning? Was it the post office lot or was it the apartments next door? He’d seen it in the rearview for only a moment as he was turning </w:t>
+      </w:r>
+      <w:proofErr w:type="gramStart"/>
+      <w:r>
+        <w:t>off of</w:t>
+      </w:r>
+      <w:proofErr w:type="gramEnd"/>
+      <w:r>
+        <w:t xml:space="preserve"> the street. There was no way to say for sure. Should he go back or finish the lap? What would Emery want him to do?</w:t>
       </w:r>
     </w:p>
     <w:p>
       <w:r>
-        <w:t xml:space="preserve">Stick to the plan. That’s all Emery ever said to him – stick to the plan. So Arthur continued on his way. But he picked up some speed.        </w:t>
+        <w:t xml:space="preserve">Stick to the plan. That’s all Emery ever said to him – stick to the plan. </w:t>
+      </w:r>
+      <w:proofErr w:type="gramStart"/>
+      <w:r>
+        <w:t>So</w:t>
+      </w:r>
+      <w:proofErr w:type="gramEnd"/>
+      <w:r>
+        <w:t xml:space="preserve"> Arthur </w:t>
+      </w:r>
+      <w:proofErr w:type="gramStart"/>
+      <w:r>
+        <w:t>continued on</w:t>
+      </w:r>
+      <w:proofErr w:type="gramEnd"/>
+      <w:r>
+        <w:t xml:space="preserve"> his way. But he picked up some speed. </w:t>
+      </w:r>
+    </w:p>
+    <w:p>
+      <w:r>
+        <w:t xml:space="preserve">He was wrenching the wheel fighting to control the turn from Oak onto Franklin that he had taken too fast when </w:t>
+      </w:r>
+      <w:r>
+        <w:t>an elderly couple arm in arm appeared in his headlights</w:t>
+      </w:r>
+      <w:r>
+        <w:t>. Arthur</w:t>
+      </w:r>
+      <w:r>
+        <w:t xml:space="preserve"> </w:t>
+      </w:r>
+      <w:r>
+        <w:t>stomp</w:t>
+      </w:r>
+      <w:r>
+        <w:t>ed</w:t>
+      </w:r>
+      <w:r>
+        <w:t xml:space="preserve"> on the brakes</w:t>
+      </w:r>
+      <w:r>
+        <w:t xml:space="preserve"> and brought the car, yipping, to a stop</w:t>
+      </w:r>
+      <w:r>
+        <w:t xml:space="preserve">. </w:t>
+      </w:r>
+      <w:r>
+        <w:t xml:space="preserve">The tall double doors at the front of St. Bonaventure’s stood open and parishioners bathed in the orange light of votive candles made their way cautiously down the church’s stone staircase and into the street. </w:t>
+      </w:r>
+      <w:r>
+        <w:t xml:space="preserve">       </w:t>
       </w:r>
     </w:p>
     <w:sectPr>

--- a/docs/working.docx
+++ b/docs/working.docx
@@ -4,103 +4,36 @@
   <w:body>
     <w:p>
       <w:r>
-        <w:t xml:space="preserve">At the corner of Oak and Franklin, Arthur passed St. Bonaventure’s. Dim lights glowed behind the </w:t>
-      </w:r>
-      <w:proofErr w:type="gramStart"/>
-      <w:r>
-        <w:t>stained glass</w:t>
-      </w:r>
-      <w:proofErr w:type="gramEnd"/>
-      <w:r>
-        <w:t xml:space="preserve"> windows. Evening mass would have started 20 minutes ago. Arthur tried to imagine himself inside. The diocese probably wouldn’t give him this </w:t>
-      </w:r>
-      <w:proofErr w:type="gramStart"/>
-      <w:r>
-        <w:t>church</w:t>
-      </w:r>
-      <w:proofErr w:type="gramEnd"/>
-      <w:r>
-        <w:t xml:space="preserve"> but he’d have one like it. He’d live a quiet chaste life. His life would be ritualized and neat. Evening mass three nights a week; two masses on Sunday. If happiness was the absence of worry and doubt, then that’s what he’d be. Everything would be simple and clear; all the questions would be gone. And yet he couldn’t quite see himself there behind the altar. </w:t>
+        <w:t xml:space="preserve">At the corner of Oak and Franklin, Arthur passed St. Bonaventure’s. Dim lights glowed behind the stained glass windows. Evening mass would have started 20 minutes ago. Arthur tried to imagine himself inside. The diocese probably wouldn’t give him this church but he’d have one like it. He’d live a quiet chaste life. His life would be ritualized and neat. Evening mass three nights a week; two masses on Sunday. If happiness was the absence of worry and doubt, then that’s what he’d be. Everything would be simple and clear; all the questions would be gone. And yet he couldn’t quite see himself there behind the altar. </w:t>
       </w:r>
     </w:p>
     <w:p>
       <w:r>
-        <w:t xml:space="preserve">Shaking hands in the entryway. Looking after the rectory. Lending a hand at the soup kitchen. </w:t>
-      </w:r>
-      <w:proofErr w:type="gramStart"/>
-      <w:r>
-        <w:t>All of</w:t>
-      </w:r>
-      <w:proofErr w:type="gramEnd"/>
-      <w:r>
-        <w:t xml:space="preserve"> these things he could </w:t>
-      </w:r>
-      <w:proofErr w:type="gramStart"/>
-      <w:r>
-        <w:t>picture himself</w:t>
-      </w:r>
-      <w:proofErr w:type="gramEnd"/>
-      <w:r>
-        <w:t xml:space="preserve"> doing - dressed in his black shirt and white collar - but not performing mass, not holding the attention of a crowd of parishioners. It did seem odd to Arthur that the image of himself behind the altar would not stick. His face would become Father Benjamin’s face or even the other seminarians – anyone more suited to the position – but he pushed it aside and got back to driving. The post office was coming up.</w:t>
+        <w:t>Shaking hands in the entryway. Looking after the rectory. Lending a hand at the soup kitchen. All of these things he could picture himself doing - dressed in his black shirt and white collar - but not performing mass, not holding the attention of a crowd of parishioners. It did seem odd to Arthur that the image of himself behind the altar would not stick. His face would become Father Benjamin’s face or even the other seminarians – anyone more suited to the position – but he pushed it aside and got back to driving. The post office was coming up.</w:t>
       </w:r>
     </w:p>
     <w:p>
       <w:r>
-        <w:t xml:space="preserve">Second lap </w:t>
-      </w:r>
-      <w:proofErr w:type="gramStart"/>
-      <w:r>
-        <w:t>complete</w:t>
-      </w:r>
-      <w:proofErr w:type="gramEnd"/>
-      <w:r>
-        <w:t xml:space="preserve"> and </w:t>
-      </w:r>
-      <w:proofErr w:type="gramStart"/>
-      <w:r>
-        <w:t>no</w:t>
-      </w:r>
-      <w:proofErr w:type="gramEnd"/>
-      <w:r>
-        <w:t xml:space="preserve"> light in the windows. That’s good. That meant Orrin and Emery had their hands full. If there was a problem, it would be a light halfway up the right edge of the leftmost window. On the street, all clear. The karate kids were gone. The trash man was back inside the bar. The sidewalks were empty.</w:t>
+        <w:t>Second lap complete and no light in the windows. That’s good. That meant Orrin and Emery had their hands full. If there was a problem, it would be a light halfway up the right edge of the leftmost window. On the street, all clear. The karate kids were gone. The trash man was back inside the bar. The sidewalks were empty.</w:t>
       </w:r>
     </w:p>
     <w:p>
       <w:r>
-        <w:t xml:space="preserve">Arthur was making the left onto Putnam when blurry headlights smeared across his rearview mirror. Were they turning? Was it the post office lot or was it the apartments next door? He’d seen it in the rearview for only a moment as he was turning </w:t>
-      </w:r>
-      <w:proofErr w:type="gramStart"/>
-      <w:r>
-        <w:t>off of</w:t>
-      </w:r>
-      <w:proofErr w:type="gramEnd"/>
-      <w:r>
-        <w:t xml:space="preserve"> the street. There was no way to say for sure. Should he go back or finish the lap? What would Emery want him to do?</w:t>
+        <w:t>Arthur was making the left onto Putnam when blurry headlights smeared across his rearview mirror. Were they turning? Was it the post office lot or was it the apartments next door? He’d seen it in the rearview for only a moment as he was turning off of the street. There was no way to say for sure. Should he go back or finish the lap? What would Emery want him to do?</w:t>
       </w:r>
     </w:p>
     <w:p>
       <w:r>
-        <w:t xml:space="preserve">Stick to the plan. That’s all Emery ever said to him – stick to the plan. </w:t>
-      </w:r>
-      <w:proofErr w:type="gramStart"/>
-      <w:r>
-        <w:t>So</w:t>
-      </w:r>
-      <w:proofErr w:type="gramEnd"/>
-      <w:r>
-        <w:t xml:space="preserve"> Arthur </w:t>
-      </w:r>
-      <w:proofErr w:type="gramStart"/>
-      <w:r>
-        <w:t>continued on</w:t>
-      </w:r>
-      <w:proofErr w:type="gramEnd"/>
-      <w:r>
-        <w:t xml:space="preserve"> his way. But he picked up some speed. </w:t>
+        <w:t xml:space="preserve">Stick to the plan. That’s all Emery ever said to him – stick to the plan. So Arthur continued on his way. But he picked up some speed. </w:t>
       </w:r>
     </w:p>
     <w:p>
       <w:r>
+        <w:t xml:space="preserve">On Harrison, he didn’t come to a complete or even a rolling stop at the sign but he did check to his left and right before blowing past it. </w:t>
+      </w:r>
+    </w:p>
+    <w:p>
+      <w:r>
         <w:t xml:space="preserve">He was wrenching the wheel fighting to control the turn from Oak onto Franklin that he had taken too fast when </w:t>
       </w:r>
       <w:r>
@@ -128,7 +61,25 @@
         <w:t xml:space="preserve">. </w:t>
       </w:r>
       <w:r>
-        <w:t xml:space="preserve">The tall double doors at the front of St. Bonaventure’s stood open and parishioners bathed in the orange light of votive candles made their way cautiously down the church’s stone staircase and into the street. </w:t>
+        <w:t xml:space="preserve">The tall double doors at the front of St. Bonaventure’s stood open and parishioners bathed in the orange light of </w:t>
+      </w:r>
+      <w:r>
+        <w:t>processional</w:t>
+      </w:r>
+      <w:r>
+        <w:t xml:space="preserve"> candles made their way cautiously down the church’s stone staircase and into the street.</w:t>
+      </w:r>
+    </w:p>
+    <w:p>
+      <w:r>
+        <w:lastRenderedPageBreak/>
+        <w:t xml:space="preserve">While he waited for the couple to finish their deliberate traversal of the crosswalk, Arthur leaned over the seatback, fetched the Yankees hat from the backseat and thrust it firmly down onto his head. The couple had only just cleared his half of the roadway and Arthur eased his way past them before anyone else had a chance to step into the crosswalk. </w:t>
+      </w:r>
+    </w:p>
+    <w:p/>
+    <w:p>
+      <w:r>
+        <w:t xml:space="preserve"> </w:t>
       </w:r>
       <w:r>
         <w:t xml:space="preserve">       </w:t>

--- a/docs/working.docx
+++ b/docs/working.docx
@@ -2,31 +2,6 @@
 <file path=word/document.xml><?xml version="1.0" encoding="utf-8"?>
 <w:document xmlns:wpc="http://schemas.microsoft.com/office/word/2010/wordprocessingCanvas" xmlns:cx="http://schemas.microsoft.com/office/drawing/2014/chartex" xmlns:cx1="http://schemas.microsoft.com/office/drawing/2015/9/8/chartex" xmlns:cx2="http://schemas.microsoft.com/office/drawing/2015/10/21/chartex" xmlns:cx3="http://schemas.microsoft.com/office/drawing/2016/5/9/chartex" xmlns:cx4="http://schemas.microsoft.com/office/drawing/2016/5/10/chartex" xmlns:cx5="http://schemas.microsoft.com/office/drawing/2016/5/11/chartex" xmlns:cx6="http://schemas.microsoft.com/office/drawing/2016/5/12/chartex" xmlns:cx7="http://schemas.microsoft.com/office/drawing/2016/5/13/chartex" xmlns:cx8="http://schemas.microsoft.com/office/drawing/2016/5/14/chartex" xmlns:mc="http://schemas.openxmlformats.org/markup-compatibility/2006" xmlns:aink="http://schemas.microsoft.com/office/drawing/2016/ink" xmlns:am3d="http://schemas.microsoft.com/office/drawing/2017/model3d" xmlns:o="urn:schemas-microsoft-com:office:office" xmlns:oel="http://schemas.microsoft.com/office/2019/extlst" xmlns:r="http://schemas.openxmlformats.org/officeDocument/2006/relationships" xmlns:m="http://schemas.openxmlformats.org/officeDocument/2006/math" xmlns:v="urn:schemas-microsoft-com:vml" xmlns:wp14="http://schemas.microsoft.com/office/word/2010/wordprocessingDrawing" xmlns:wp="http://schemas.openxmlformats.org/drawingml/2006/wordprocessingDrawing" xmlns:w10="urn:schemas-microsoft-com:office:word" xmlns:w="http://schemas.openxmlformats.org/wordprocessingml/2006/main" xmlns:w14="http://schemas.microsoft.com/office/word/2010/wordml" xmlns:w15="http://schemas.microsoft.com/office/word/2012/wordml" xmlns:w16cex="http://schemas.microsoft.com/office/word/2018/wordml/cex" xmlns:w16cid="http://schemas.microsoft.com/office/word/2016/wordml/cid" xmlns:w16="http://schemas.microsoft.com/office/word/2018/wordml" xmlns:w16du="http://schemas.microsoft.com/office/word/2023/wordml/word16du" xmlns:w16sdtdh="http://schemas.microsoft.com/office/word/2020/wordml/sdtdatahash" xmlns:w16sdtfl="http://schemas.microsoft.com/office/word/2024/wordml/sdtformatlock" xmlns:w16se="http://schemas.microsoft.com/office/word/2015/wordml/symex" xmlns:wpg="http://schemas.microsoft.com/office/word/2010/wordprocessingGroup" xmlns:wpi="http://schemas.microsoft.com/office/word/2010/wordprocessingInk" xmlns:wne="http://schemas.microsoft.com/office/word/2006/wordml" xmlns:wps="http://schemas.microsoft.com/office/word/2010/wordprocessingShape" mc:Ignorable="w14 w15 w16se w16cid w16 w16cex w16sdtdh w16sdtfl w16du wp14">
   <w:body>
-    <w:p>
-      <w:r>
-        <w:t xml:space="preserve">At the corner of Oak and Franklin, Arthur passed St. Bonaventure’s. Dim lights glowed behind the stained glass windows. Evening mass would have started 20 minutes ago. Arthur tried to imagine himself inside. The diocese probably wouldn’t give him this church but he’d have one like it. He’d live a quiet chaste life. His life would be ritualized and neat. Evening mass three nights a week; two masses on Sunday. If happiness was the absence of worry and doubt, then that’s what he’d be. Everything would be simple and clear; all the questions would be gone. And yet he couldn’t quite see himself there behind the altar. </w:t>
-      </w:r>
-    </w:p>
-    <w:p>
-      <w:r>
-        <w:t>Shaking hands in the entryway. Looking after the rectory. Lending a hand at the soup kitchen. All of these things he could picture himself doing - dressed in his black shirt and white collar - but not performing mass, not holding the attention of a crowd of parishioners. It did seem odd to Arthur that the image of himself behind the altar would not stick. His face would become Father Benjamin’s face or even the other seminarians – anyone more suited to the position – but he pushed it aside and got back to driving. The post office was coming up.</w:t>
-      </w:r>
-    </w:p>
-    <w:p>
-      <w:r>
-        <w:t>Second lap complete and no light in the windows. That’s good. That meant Orrin and Emery had their hands full. If there was a problem, it would be a light halfway up the right edge of the leftmost window. On the street, all clear. The karate kids were gone. The trash man was back inside the bar. The sidewalks were empty.</w:t>
-      </w:r>
-    </w:p>
-    <w:p>
-      <w:r>
-        <w:t>Arthur was making the left onto Putnam when blurry headlights smeared across his rearview mirror. Were they turning? Was it the post office lot or was it the apartments next door? He’d seen it in the rearview for only a moment as he was turning off of the street. There was no way to say for sure. Should he go back or finish the lap? What would Emery want him to do?</w:t>
-      </w:r>
-    </w:p>
-    <w:p>
-      <w:r>
-        <w:t xml:space="preserve">Stick to the plan. That’s all Emery ever said to him – stick to the plan. So Arthur continued on his way. But he picked up some speed. </w:t>
-      </w:r>
-    </w:p>
     <w:p>
       <w:r>
         <w:t xml:space="preserve">On Harrison, he didn’t come to a complete or even a rolling stop at the sign but he did check to his left and right before blowing past it. </w:t>
@@ -34,55 +9,27 @@
     </w:p>
     <w:p>
       <w:r>
-        <w:t xml:space="preserve">He was wrenching the wheel fighting to control the turn from Oak onto Franklin that he had taken too fast when </w:t>
-      </w:r>
-      <w:r>
-        <w:t>an elderly couple arm in arm appeared in his headlights</w:t>
-      </w:r>
-      <w:r>
-        <w:t>. Arthur</w:t>
-      </w:r>
-      <w:r>
-        <w:t xml:space="preserve"> </w:t>
-      </w:r>
-      <w:r>
-        <w:t>stomp</w:t>
-      </w:r>
-      <w:r>
-        <w:t>ed</w:t>
-      </w:r>
-      <w:r>
-        <w:t xml:space="preserve"> on the brakes</w:t>
-      </w:r>
-      <w:r>
-        <w:t xml:space="preserve"> and brought the car, yipping, to a stop</w:t>
-      </w:r>
-      <w:r>
-        <w:t xml:space="preserve">. </w:t>
-      </w:r>
-      <w:r>
-        <w:t xml:space="preserve">The tall double doors at the front of St. Bonaventure’s stood open and parishioners bathed in the orange light of </w:t>
-      </w:r>
-      <w:r>
-        <w:t>processional</w:t>
-      </w:r>
-      <w:r>
-        <w:t xml:space="preserve"> candles made their way cautiously down the church’s stone staircase and into the street.</w:t>
+        <w:t>He was wrenching the wheel fighting to control the turn from Oak onto Franklin that he had taken too fast when an elderly couple arm in arm appeared in his headlights. Arthur stomped on the brakes and brought the car, yipping, to a stop. The tall double doors at the front of St. Bonaventure’s stood open and parishioners bathed in the orange light of processional candles made their way cautiously down the church’s stone staircase and into the street.</w:t>
       </w:r>
     </w:p>
     <w:p>
       <w:r>
-        <w:lastRenderedPageBreak/>
         <w:t xml:space="preserve">While he waited for the couple to finish their deliberate traversal of the crosswalk, Arthur leaned over the seatback, fetched the Yankees hat from the backseat and thrust it firmly down onto his head. The couple had only just cleared his half of the roadway and Arthur eased his way past them before anyone else had a chance to step into the crosswalk. </w:t>
       </w:r>
     </w:p>
-    <w:p/>
     <w:p>
       <w:r>
-        <w:t xml:space="preserve"> </w:t>
+        <w:t xml:space="preserve">He felt himself rushing now. He turned the right turn signal on for a left onto Putnam. He should’ve turned back. But if it was nothing and he interrupted the pattern for a mistake, Emery would be furious. </w:t>
       </w:r>
+    </w:p>
+    <w:p>
       <w:r>
-        <w:t xml:space="preserve">       </w:t>
+        <w:t>Coming down Putnam, on his way to completing lap number three, Arthur forced himself to slow down. He was moving at a gentle 21 mph as he approached the post office so he could get a good look at the parking lot.</w:t>
+      </w:r>
+    </w:p>
+    <w:p>
+      <w:r>
+        <w:t xml:space="preserve">When he saw a car, a grey sedan, parked alongside the building in the handicap spot, Arthur’s foot slumped heavily on the brake and the car slowed even further. Something below thinking told him to be sure, to doublecheck and check again before he made a move. Maybe the street in front of the bar was full and someone parked at the post office. Inside the car he thought he saw a figure in the driver’s seat. He was really almost positive he did when a long angry honk from the car behind him jolted Arthur so badly that he reflexively stepped on the gas. The car spurted forward and right past the post office. Arthur didn’t even get to check the windows. He was looking up at a set of headlights in his rearview mirror and then through the windshield for a spot where he could pull off the road and park.   </w:t>
       </w:r>
     </w:p>
     <w:sectPr>

--- a/docs/working.docx
+++ b/docs/working.docx
@@ -29,7 +29,38 @@
     </w:p>
     <w:p>
       <w:r>
-        <w:t xml:space="preserve">When he saw a car, a grey sedan, parked alongside the building in the handicap spot, Arthur’s foot slumped heavily on the brake and the car slowed even further. Something below thinking told him to be sure, to doublecheck and check again before he made a move. Maybe the street in front of the bar was full and someone parked at the post office. Inside the car he thought he saw a figure in the driver’s seat. He was really almost positive he did when a long angry honk from the car behind him jolted Arthur so badly that he reflexively stepped on the gas. The car spurted forward and right past the post office. Arthur didn’t even get to check the windows. He was looking up at a set of headlights in his rearview mirror and then through the windshield for a spot where he could pull off the road and park.   </w:t>
+        <w:t>When he saw a car, a grey sedan, parked alongside the building in the handicap spot, Arthur’s foot slumped heavily on the brake and the car slowed even further. Something below thinking told him to be sure, to doublecheck and check again before he made a move. Maybe the street in front of the bar was full and someone parked at the post office. Inside the car he thought he saw a figure in the driver’s seat. He was really almost positive he did when a long angry honk from the car behind him jolted Arthur so badly that he reflexively stepped on the gas. The car spurted forward and right past the post office.</w:t>
+      </w:r>
+    </w:p>
+    <w:p>
+      <w:r>
+        <w:t xml:space="preserve">Arthur didn’t even get to check the </w:t>
+      </w:r>
+      <w:r>
+        <w:t xml:space="preserve">post office </w:t>
+      </w:r>
+      <w:r>
+        <w:t>windows</w:t>
+      </w:r>
+      <w:r>
+        <w:t xml:space="preserve"> for operational status lights because h</w:t>
+      </w:r>
+      <w:r>
+        <w:t>e was looking up at a set of headlights in his rearview mirror and then through the windshield for a spot where he could pull off the road and park.</w:t>
+      </w:r>
+    </w:p>
+    <w:p>
+      <w:r>
+        <w:t xml:space="preserve">He turned onto Oak as if he was starting another lap then quickly jerked the car to the right to get out of the roadway overshot the curb and rolled up onto the grass where he demolished a small wooden sign advertising the upcoming library book sale. Arthur eased his way down off of the curb and put the car in park. The sound of his breath mixed with the sound of the engine. They were both tugging </w:t>
+      </w:r>
+      <w:r>
+        <w:t>savagely</w:t>
+      </w:r>
+      <w:r>
+        <w:t xml:space="preserve"> at the air.  </w:t>
+      </w:r>
+      <w:r>
+        <w:t xml:space="preserve">   </w:t>
       </w:r>
     </w:p>
     <w:sectPr>

--- a/docs/working.docx
+++ b/docs/working.docx
@@ -4,7 +4,15 @@
   <w:body>
     <w:p>
       <w:r>
-        <w:t xml:space="preserve">On Harrison, he didn’t come to a complete or even a rolling stop at the sign but he did check to his left and right before blowing past it. </w:t>
+        <w:t xml:space="preserve">On Harrison, he didn’t come to a complete or even a rolling stop at the </w:t>
+      </w:r>
+      <w:proofErr w:type="gramStart"/>
+      <w:r>
+        <w:t>sign</w:t>
+      </w:r>
+      <w:proofErr w:type="gramEnd"/>
+      <w:r>
+        <w:t xml:space="preserve"> but he did check to his left and right before blowing past it. </w:t>
       </w:r>
     </w:p>
     <w:p>
@@ -14,12 +22,28 @@
     </w:p>
     <w:p>
       <w:r>
-        <w:t xml:space="preserve">While he waited for the couple to finish their deliberate traversal of the crosswalk, Arthur leaned over the seatback, fetched the Yankees hat from the backseat and thrust it firmly down onto his head. The couple had only just cleared his half of the roadway and Arthur eased his way past them before anyone else had a chance to step into the crosswalk. </w:t>
+        <w:t xml:space="preserve">While he waited for the couple to finish their deliberate traversal of the crosswalk, Arthur leaned over the seatback, fetched the Yankees hat from the backseat and thrust it firmly down onto his head. The couple had only just cleared </w:t>
+      </w:r>
+      <w:proofErr w:type="gramStart"/>
+      <w:r>
+        <w:t>his half</w:t>
+      </w:r>
+      <w:proofErr w:type="gramEnd"/>
+      <w:r>
+        <w:t xml:space="preserve"> of the roadway and Arthur eased his way past them before anyone else had a chance to step into the crosswalk. </w:t>
       </w:r>
     </w:p>
     <w:p>
       <w:r>
-        <w:t xml:space="preserve">He felt himself rushing now. He turned the right turn signal on for a left onto Putnam. He should’ve turned back. But if it was nothing and he interrupted the pattern for a mistake, Emery would be furious. </w:t>
+        <w:t xml:space="preserve">He </w:t>
+      </w:r>
+      <w:proofErr w:type="gramStart"/>
+      <w:r>
+        <w:t>felt himself</w:t>
+      </w:r>
+      <w:proofErr w:type="gramEnd"/>
+      <w:r>
+        <w:t xml:space="preserve"> rushing now. He turned the right turn signal on for a left onto Putnam. He should’ve turned back. But if it was nothing and he interrupted the pattern for a mistake, Emery would be furious. </w:t>
       </w:r>
     </w:p>
     <w:p>
@@ -29,7 +53,39 @@
     </w:p>
     <w:p>
       <w:r>
-        <w:t>When he saw a car, a grey sedan, parked alongside the building in the handicap spot, Arthur’s foot slumped heavily on the brake and the car slowed even further. Something below thinking told him to be sure, to doublecheck and check again before he made a move. Maybe the street in front of the bar was full and someone parked at the post office. Inside the car he thought he saw a figure in the driver’s seat. He was really almost positive he did when a long angry honk from the car behind him jolted Arthur so badly that he reflexively stepped on the gas. The car spurted forward and right past the post office.</w:t>
+        <w:t xml:space="preserve">When he saw a car, a grey sedan, parked alongside the building in the handicap spot, Arthur’s foot slumped heavily on the brake and the car slowed even further. Something below </w:t>
+      </w:r>
+      <w:proofErr w:type="gramStart"/>
+      <w:r>
+        <w:t>thinking</w:t>
+      </w:r>
+      <w:proofErr w:type="gramEnd"/>
+      <w:r>
+        <w:t xml:space="preserve"> told him to be sure, to doublecheck and check again before he made a move. Maybe the street in front of the bar was full and someone parked at the post office. Inside the car he thought he </w:t>
+      </w:r>
+      <w:proofErr w:type="gramStart"/>
+      <w:r>
+        <w:t>saw</w:t>
+      </w:r>
+      <w:proofErr w:type="gramEnd"/>
+      <w:r>
+        <w:t xml:space="preserve"> a figure in the driver’s seat. He was </w:t>
+      </w:r>
+      <w:proofErr w:type="gramStart"/>
+      <w:r>
+        <w:t>really almost</w:t>
+      </w:r>
+      <w:proofErr w:type="gramEnd"/>
+      <w:r>
+        <w:t xml:space="preserve"> </w:t>
+      </w:r>
+      <w:proofErr w:type="gramStart"/>
+      <w:r>
+        <w:t>positive</w:t>
+      </w:r>
+      <w:proofErr w:type="gramEnd"/>
+      <w:r>
+        <w:t xml:space="preserve"> he did when a long angry honk from the car behind him jolted Arthur so badly that he reflexively stepped on the gas. The car spurted forward and right past the post office.</w:t>
       </w:r>
     </w:p>
     <w:p>
@@ -51,13 +107,81 @@
     </w:p>
     <w:p>
       <w:r>
-        <w:t xml:space="preserve">He turned onto Oak as if he was starting another lap then quickly jerked the car to the right to get out of the roadway overshot the curb and rolled up onto the grass where he demolished a small wooden sign advertising the upcoming library book sale. Arthur eased his way down off of the curb and put the car in park. The sound of his breath mixed with the sound of the engine. They were both tugging </w:t>
+        <w:t xml:space="preserve">He turned onto Oak as if he was starting another lap then quickly jerked the car to the right to get out of the roadway overshot the curb and rolled up onto the grass where he demolished a small wooden sign advertising the upcoming library book sale. Arthur eased his way down </w:t>
+      </w:r>
+      <w:proofErr w:type="gramStart"/>
+      <w:r>
+        <w:t>off of</w:t>
+      </w:r>
+      <w:proofErr w:type="gramEnd"/>
+      <w:r>
+        <w:t xml:space="preserve"> the curb and put the car in park. The sound of his breath mixed with the sound of the engine. They were both tugging </w:t>
       </w:r>
       <w:r>
         <w:t>savagely</w:t>
       </w:r>
       <w:r>
-        <w:t xml:space="preserve"> at the air.  </w:t>
+        <w:t xml:space="preserve"> </w:t>
+      </w:r>
+      <w:proofErr w:type="gramStart"/>
+      <w:r>
+        <w:t>at</w:t>
+      </w:r>
+      <w:proofErr w:type="gramEnd"/>
+      <w:r>
+        <w:t xml:space="preserve"> the air.</w:t>
+      </w:r>
+    </w:p>
+    <w:p>
+      <w:r>
+        <w:lastRenderedPageBreak/>
+        <w:t>Through the driver’s side window, he looked at the side of the Victorville Post Office, a solid stack of bricks dark outside and in, and wondered what Emery would tell him to do. The signal for trouble wasn’t a honk; a honk draw</w:t>
+      </w:r>
+      <w:r>
+        <w:t>s</w:t>
+      </w:r>
+      <w:r>
+        <w:t xml:space="preserve"> </w:t>
+      </w:r>
+      <w:r>
+        <w:t xml:space="preserve">too much </w:t>
+      </w:r>
+      <w:r>
+        <w:t>attention</w:t>
+      </w:r>
+      <w:r>
+        <w:t xml:space="preserve">. But maybe they had heard the honk anyway and started packing up. The sign was a penlight in the window; two quick flashes as he passed on the street. Arthur pulled the penlight out of the glovebox and flashed it at the side of the building. He clicked the rubber button </w:t>
+      </w:r>
+      <w:proofErr w:type="gramStart"/>
+      <w:r>
+        <w:t>over and over</w:t>
+      </w:r>
+      <w:proofErr w:type="gramEnd"/>
+      <w:r>
+        <w:t xml:space="preserve">. </w:t>
+      </w:r>
+      <w:r>
+        <w:t xml:space="preserve">A yellow </w:t>
+      </w:r>
+      <w:r>
+        <w:t>disc of light</w:t>
+      </w:r>
+      <w:r>
+        <w:t xml:space="preserve"> strobed</w:t>
+      </w:r>
+      <w:r>
+        <w:t xml:space="preserve"> against the red brick. Would they be looking at the side window? Would they see? </w:t>
+      </w:r>
+    </w:p>
+    <w:p>
+      <w:r>
+        <w:t xml:space="preserve"> </w:t>
+      </w:r>
+      <w:r>
+        <w:t xml:space="preserve"> </w:t>
+      </w:r>
+      <w:r>
+        <w:t xml:space="preserve">  </w:t>
       </w:r>
       <w:r>
         <w:t xml:space="preserve">   </w:t>

--- a/docs/working.docx
+++ b/docs/working.docx
@@ -4,189 +4,81 @@
   <w:body>
     <w:p>
       <w:r>
-        <w:t xml:space="preserve">On Harrison, he didn’t come to a complete or even a rolling stop at the </w:t>
-      </w:r>
-      <w:proofErr w:type="gramStart"/>
-      <w:r>
-        <w:t>sign</w:t>
-      </w:r>
-      <w:proofErr w:type="gramEnd"/>
-      <w:r>
-        <w:t xml:space="preserve"> but he did check to his left and right before blowing past it. </w:t>
+        <w:t>When Orrin finally died that only made it worse. It was one of the last things they did together working like a real team. Like brothers. They talked here in there in the years after the heist but there was this big pile of dog shit in the middle of the floor that they were both always stepping around, this big unspoken thing they were trying to avoid.</w:t>
       </w:r>
     </w:p>
     <w:p>
       <w:r>
-        <w:t>He was wrenching the wheel fighting to control the turn from Oak onto Franklin that he had taken too fast when an elderly couple arm in arm appeared in his headlights. Arthur stomped on the brakes and brought the car, yipping, to a stop. The tall double doors at the front of St. Bonaventure’s stood open and parishioners bathed in the orange light of processional candles made their way cautiously down the church’s stone staircase and into the street.</w:t>
+        <w:t xml:space="preserve">Rather than grateful or affectionate what Emery was </w:t>
+      </w:r>
+      <w:proofErr w:type="gramStart"/>
+      <w:r>
+        <w:t>actually when</w:t>
+      </w:r>
+      <w:proofErr w:type="gramEnd"/>
+      <w:r>
+        <w:t xml:space="preserve"> he finally caught up to Orrin just outside the Victorville Post Office rear doors was pretty pissed off. The way he took off ahead while Emery watched the pastor fumble around with his car. The way he acted in the car. The way he’d been acting all night since they left the house. It all contributed to the way Emery was feeling and caused him to start questioning why he didn’t try harder to talk Luke into doing this thing with him. </w:t>
       </w:r>
     </w:p>
     <w:p>
       <w:r>
-        <w:t xml:space="preserve">While he waited for the couple to finish their deliberate traversal of the crosswalk, Arthur leaned over the seatback, fetched the Yankees hat from the backseat and thrust it firmly down onto his head. The couple had only just cleared </w:t>
+        <w:t xml:space="preserve">Orrin was standing next to the back </w:t>
       </w:r>
       <w:proofErr w:type="gramStart"/>
       <w:r>
-        <w:t>his half</w:t>
+        <w:t>doors</w:t>
       </w:r>
       <w:proofErr w:type="gramEnd"/>
       <w:r>
-        <w:t xml:space="preserve"> of the roadway and Arthur eased his way past them before anyone else had a chance to step into the crosswalk. </w:t>
+        <w:t xml:space="preserve"> with his back </w:t>
+      </w:r>
+      <w:proofErr w:type="gramStart"/>
+      <w:r>
+        <w:t>leaned</w:t>
+      </w:r>
+      <w:proofErr w:type="gramEnd"/>
+      <w:r>
+        <w:t xml:space="preserve"> up against the wall watching Emery walk up and </w:t>
+      </w:r>
+      <w:proofErr w:type="gramStart"/>
+      <w:r>
+        <w:t>waiting</w:t>
+      </w:r>
+      <w:proofErr w:type="gramEnd"/>
+      <w:r>
+        <w:t xml:space="preserve">. All he could do was wait because Emery had the key. That’s what made it </w:t>
+      </w:r>
+      <w:proofErr w:type="gramStart"/>
+      <w:r>
+        <w:t>pointless</w:t>
+      </w:r>
+      <w:proofErr w:type="gramEnd"/>
+      <w:r>
+        <w:t xml:space="preserve"> which meant the only reason he did it was to irritate Emery.</w:t>
       </w:r>
     </w:p>
     <w:p>
       <w:r>
-        <w:t xml:space="preserve">He </w:t>
+        <w:t xml:space="preserve">This was how Emery knew he could get </w:t>
       </w:r>
       <w:proofErr w:type="gramStart"/>
       <w:r>
-        <w:t>felt himself</w:t>
+        <w:t>ahold</w:t>
       </w:r>
       <w:proofErr w:type="gramEnd"/>
       <w:r>
-        <w:t xml:space="preserve"> rushing now. He turned the right turn signal on for a left onto Putnam. He should’ve turned back. But if it was nothing and he interrupted the pattern for a mistake, Emery would be furious. </w:t>
+        <w:t xml:space="preserve"> of the key. First, he installed a lock on the box at his dad’s house. Not an uncommon thing to do in their neighborhood. The </w:t>
+      </w:r>
+      <w:proofErr w:type="spellStart"/>
+      <w:r>
+        <w:t>Rushtons</w:t>
+      </w:r>
+      <w:proofErr w:type="spellEnd"/>
+      <w:r>
+        <w:t xml:space="preserve"> had one and old Mr. Dinton as if somebody wanted to take the phone book or Sears catalog or whatever boring old man stuff was coming to his house.  </w:t>
       </w:r>
     </w:p>
-    <w:p>
-      <w:r>
-        <w:t>Coming down Putnam, on his way to completing lap number three, Arthur forced himself to slow down. He was moving at a gentle 21 mph as he approached the post office so he could get a good look at the parking lot.</w:t>
-      </w:r>
-    </w:p>
-    <w:p>
-      <w:r>
-        <w:t xml:space="preserve">When he saw a car, a grey sedan, parked alongside the building in the handicap spot, Arthur’s foot slumped heavily on the brake and the car slowed even further. Something below </w:t>
-      </w:r>
-      <w:proofErr w:type="gramStart"/>
-      <w:r>
-        <w:t>thinking</w:t>
-      </w:r>
-      <w:proofErr w:type="gramEnd"/>
-      <w:r>
-        <w:t xml:space="preserve"> told him to be sure, to doublecheck and check again before he made a move. Maybe the street in front of the bar was full and someone parked at the post office. Inside the car he thought he </w:t>
-      </w:r>
-      <w:proofErr w:type="gramStart"/>
-      <w:r>
-        <w:t>saw</w:t>
-      </w:r>
-      <w:proofErr w:type="gramEnd"/>
-      <w:r>
-        <w:t xml:space="preserve"> a figure in the driver’s seat. He was </w:t>
-      </w:r>
-      <w:proofErr w:type="gramStart"/>
-      <w:r>
-        <w:t>really almost</w:t>
-      </w:r>
-      <w:proofErr w:type="gramEnd"/>
-      <w:r>
-        <w:t xml:space="preserve"> </w:t>
-      </w:r>
-      <w:proofErr w:type="gramStart"/>
-      <w:r>
-        <w:t>positive</w:t>
-      </w:r>
-      <w:proofErr w:type="gramEnd"/>
-      <w:r>
-        <w:t xml:space="preserve"> he did when a long angry honk from the car behind him jolted Arthur so badly that he reflexively stepped on the gas. The car spurted forward and right past the post office.</w:t>
-      </w:r>
-    </w:p>
-    <w:p>
-      <w:r>
-        <w:t xml:space="preserve">Arthur didn’t even get to check the </w:t>
-      </w:r>
-      <w:r>
-        <w:t xml:space="preserve">post office </w:t>
-      </w:r>
-      <w:r>
-        <w:t>windows</w:t>
-      </w:r>
-      <w:r>
-        <w:t xml:space="preserve"> for operational status lights because h</w:t>
-      </w:r>
-      <w:r>
-        <w:t>e was looking up at a set of headlights in his rearview mirror and then through the windshield for a spot where he could pull off the road and park.</w:t>
-      </w:r>
-    </w:p>
-    <w:p>
-      <w:r>
-        <w:t xml:space="preserve">He turned onto Oak as if he was starting another lap then quickly jerked the car to the right to get out of the roadway overshot the curb and rolled up onto the grass where he demolished a small wooden sign advertising the upcoming library book sale. Arthur eased his way down </w:t>
-      </w:r>
-      <w:proofErr w:type="gramStart"/>
-      <w:r>
-        <w:t>off of</w:t>
-      </w:r>
-      <w:proofErr w:type="gramEnd"/>
-      <w:r>
-        <w:t xml:space="preserve"> the curb and put the car in park. The sound of his breath mixed with the sound of the engine. They were both tugging </w:t>
-      </w:r>
-      <w:r>
-        <w:t>savagely</w:t>
-      </w:r>
-      <w:r>
-        <w:t xml:space="preserve"> </w:t>
-      </w:r>
-      <w:proofErr w:type="gramStart"/>
-      <w:r>
-        <w:t>at</w:t>
-      </w:r>
-      <w:proofErr w:type="gramEnd"/>
-      <w:r>
-        <w:t xml:space="preserve"> the air.</w:t>
-      </w:r>
-    </w:p>
-    <w:p>
-      <w:r>
-        <w:lastRenderedPageBreak/>
-        <w:t>Through the driver’s side window, he looked at the side of the Victorville Post Office, a solid stack of bricks dark outside and in, and wondered what Emery would tell him to do. The signal for trouble wasn’t a honk; a honk draw</w:t>
-      </w:r>
-      <w:r>
-        <w:t>s</w:t>
-      </w:r>
-      <w:r>
-        <w:t xml:space="preserve"> </w:t>
-      </w:r>
-      <w:r>
-        <w:t xml:space="preserve">too much </w:t>
-      </w:r>
-      <w:r>
-        <w:t>attention</w:t>
-      </w:r>
-      <w:r>
-        <w:t xml:space="preserve">. But maybe they had heard the honk anyway and started packing up. The sign was a penlight in the window; two quick flashes as he passed on the street. Arthur pulled the penlight out of the glovebox and flashed it at the side of the building. He clicked the rubber button </w:t>
-      </w:r>
-      <w:proofErr w:type="gramStart"/>
-      <w:r>
-        <w:t>over and over</w:t>
-      </w:r>
-      <w:proofErr w:type="gramEnd"/>
-      <w:r>
-        <w:t xml:space="preserve">. </w:t>
-      </w:r>
-      <w:r>
-        <w:t xml:space="preserve">A yellow </w:t>
-      </w:r>
-      <w:r>
-        <w:t>disc of light</w:t>
-      </w:r>
-      <w:r>
-        <w:t xml:space="preserve"> strobed</w:t>
-      </w:r>
-      <w:r>
-        <w:t xml:space="preserve"> against the red brick. Would they be looking at the side window? Would they see? </w:t>
-      </w:r>
-    </w:p>
-    <w:p>
-      <w:r>
-        <w:t xml:space="preserve"> </w:t>
-      </w:r>
-      <w:r>
-        <w:t xml:space="preserve"> </w:t>
-      </w:r>
-      <w:r>
-        <w:t xml:space="preserve">  </w:t>
-      </w:r>
-      <w:r>
-        <w:t xml:space="preserve">   </w:t>
-      </w:r>
-    </w:p>
+    <w:p/>
     <w:sectPr>
       <w:pgSz w:w="12240" w:h="15840"/>
       <w:pgMar w:top="1440" w:right="1440" w:bottom="1440" w:left="1440" w:header="720" w:footer="720" w:gutter="0"/>

--- a/docs/working.docx
+++ b/docs/working.docx
@@ -9,73 +9,35 @@
     </w:p>
     <w:p>
       <w:r>
-        <w:t xml:space="preserve">Rather than grateful or affectionate what Emery was </w:t>
-      </w:r>
-      <w:proofErr w:type="gramStart"/>
-      <w:r>
-        <w:t>actually when</w:t>
-      </w:r>
-      <w:proofErr w:type="gramEnd"/>
-      <w:r>
-        <w:t xml:space="preserve"> he finally caught up to Orrin just outside the Victorville Post Office rear doors was pretty pissed off. The way he took off ahead while Emery watched the pastor fumble around with his car. The way he acted in the car. The way he’d been acting all night since they left the house. It all contributed to the way Emery was feeling and caused him to start questioning why he didn’t try harder to talk Luke into doing this thing with him. </w:t>
+        <w:t xml:space="preserve">Rather than grateful or affectionate what Emery was actually when he finally caught up to Orrin just outside the Victorville Post Office rear doors was pretty pissed off. The way he took off ahead while Emery watched the pastor fumble around with his car. The way he acted in the car. The way he’d been acting all night since they left the house. It all contributed to the way Emery was feeling and caused him to start questioning why he didn’t try harder to talk Luke into doing this thing with him. </w:t>
       </w:r>
     </w:p>
     <w:p>
       <w:r>
-        <w:t xml:space="preserve">Orrin was standing next to the back </w:t>
-      </w:r>
-      <w:proofErr w:type="gramStart"/>
-      <w:r>
-        <w:t>doors</w:t>
-      </w:r>
-      <w:proofErr w:type="gramEnd"/>
-      <w:r>
-        <w:t xml:space="preserve"> with his back </w:t>
-      </w:r>
-      <w:proofErr w:type="gramStart"/>
-      <w:r>
-        <w:t>leaned</w:t>
-      </w:r>
-      <w:proofErr w:type="gramEnd"/>
-      <w:r>
-        <w:t xml:space="preserve"> up against the wall watching Emery walk up and </w:t>
-      </w:r>
-      <w:proofErr w:type="gramStart"/>
-      <w:r>
-        <w:t>waiting</w:t>
-      </w:r>
-      <w:proofErr w:type="gramEnd"/>
-      <w:r>
-        <w:t xml:space="preserve">. All he could do was wait because Emery had the key. That’s what made it </w:t>
-      </w:r>
-      <w:proofErr w:type="gramStart"/>
-      <w:r>
-        <w:t>pointless</w:t>
-      </w:r>
-      <w:proofErr w:type="gramEnd"/>
-      <w:r>
-        <w:t xml:space="preserve"> which meant the only reason he did it was to irritate Emery.</w:t>
+        <w:t>Orrin was standing next to the back doors with his back leaned up against the wall watching Emery walk up and waiting. All he could do was wait because Emery had the key. That’s what made it pointless which meant the only reason he did it was to irritate Emery.</w:t>
       </w:r>
     </w:p>
     <w:p>
       <w:r>
-        <w:t xml:space="preserve">This was how Emery knew he could get </w:t>
+        <w:t xml:space="preserve">This was how Emery knew he could get ahold of the key. First, he installed a lock on the box at his dad’s house. Not an uncommon thing to do in their neighborhood. The Rushtons had one and old Mr. Dinton </w:t>
       </w:r>
-      <w:proofErr w:type="gramStart"/>
       <w:r>
-        <w:t>ahold</w:t>
+        <w:t xml:space="preserve">too </w:t>
       </w:r>
-      <w:proofErr w:type="gramEnd"/>
       <w:r>
-        <w:t xml:space="preserve"> of the key. First, he installed a lock on the box at his dad’s house. Not an uncommon thing to do in their neighborhood. The </w:t>
+        <w:t xml:space="preserve">as if somebody wanted to take the phone book or Sears catalog or whatever boring old man stuff was coming to his house. </w:t>
       </w:r>
-      <w:proofErr w:type="spellStart"/>
       <w:r>
-        <w:t>Rushtons</w:t>
+        <w:t>Postal regulations stipulate that should you install a locking mechanism on your mail receptacle, you</w:t>
       </w:r>
-      <w:proofErr w:type="spellEnd"/>
       <w:r>
-        <w:t xml:space="preserve"> had one and old Mr. Dinton as if somebody wanted to take the phone book or Sears catalog or whatever boring old man stuff was coming to his house.  </w:t>
+        <w:t xml:space="preserve"> </w:t>
+      </w:r>
+      <w:r>
+        <w:t xml:space="preserve">must provide a copy of the key to your local delivery person. The day after installing the lock, Emery had a spare key ready to hand over to Pam, the lady who’d been delivering their mail </w:t>
+      </w:r>
+      <w:r>
+        <w:t>since back when he would wait by the box for his new copy of Boys’ Life. Emery handed the key over and watched her stick it on a loop with about a dozen others and walk away.</w:t>
       </w:r>
     </w:p>
     <w:p/>

--- a/docs/working.docx
+++ b/docs/working.docx
@@ -19,7 +19,15 @@
     </w:p>
     <w:p>
       <w:r>
-        <w:t xml:space="preserve">This was how Emery knew he could get ahold of the key. First, he installed a lock on the box at his dad’s house. Not an uncommon thing to do in their neighborhood. The Rushtons had one and old Mr. Dinton </w:t>
+        <w:t xml:space="preserve">This was how Emery knew he could get ahold of the key. First, he installed a lock on the box at his dad’s house. Not an uncommon thing to do in their neighborhood. The </w:t>
+      </w:r>
+      <w:proofErr w:type="spellStart"/>
+      <w:r>
+        <w:t>Rushtons</w:t>
+      </w:r>
+      <w:proofErr w:type="spellEnd"/>
+      <w:r>
+        <w:t xml:space="preserve"> had one and old Mr. Dinton </w:t>
       </w:r>
       <w:r>
         <w:t xml:space="preserve">too </w:t>
@@ -34,10 +42,41 @@
         <w:t xml:space="preserve"> </w:t>
       </w:r>
       <w:r>
-        <w:t xml:space="preserve">must provide a copy of the key to your local delivery person. The day after installing the lock, Emery had a spare key ready to hand over to Pam, the lady who’d been delivering their mail </w:t>
+        <w:t xml:space="preserve">must provide a copy of the key to your local delivery person. The day after installing the lock, Emery had a spare key ready to hand over to </w:t>
+      </w:r>
+      <w:r>
+        <w:t>Rikki</w:t>
+      </w:r>
+      <w:r>
+        <w:t xml:space="preserve">, the lady who’d been delivering their mail </w:t>
       </w:r>
       <w:r>
         <w:t>since back when he would wait by the box for his new copy of Boys’ Life. Emery handed the key over and watched her stick it on a loop with about a dozen others and walk away.</w:t>
+      </w:r>
+    </w:p>
+    <w:p>
+      <w:r>
+        <w:t xml:space="preserve">He waited almost two weeks – enough time to not arouse her suspicions and enough time to allow him to get good at palming and pressing the key blank without too much extra movement. Following the instructions in the field manual, he made a hollow chamber in two blocks of wood that slotted together and fit comfortably in his hand, filled it with </w:t>
+      </w:r>
+      <w:proofErr w:type="spellStart"/>
+      <w:r>
+        <w:t>Cerrosafe</w:t>
+      </w:r>
+      <w:proofErr w:type="spellEnd"/>
+      <w:r>
+        <w:t xml:space="preserve"> and dusted it with talc.</w:t>
+      </w:r>
+      <w:r>
+        <w:t xml:space="preserve"> Then as Rikki approached the house, a thick stack of letters tucked under her arm, Emery waved her down and told her a story about his brother sticking the key to the box on his keychain and taking off with it on a camping trip. Until Orrin got back, he said, could he use hers.</w:t>
+      </w:r>
+      <w:r>
+        <w:t xml:space="preserve"> It was barely an inconvenience so Rikki said yes. Emery took her keyring and turned toward the mailbox and with his back to her chatting her up the whole time, he pressed one key into the mold.  </w:t>
+      </w:r>
+      <w:r>
+        <w:t xml:space="preserve"> </w:t>
+      </w:r>
+      <w:r>
+        <w:t xml:space="preserve"> </w:t>
       </w:r>
     </w:p>
     <w:p/>

--- a/docs/working.docx
+++ b/docs/working.docx
@@ -19,15 +19,7 @@
     </w:p>
     <w:p>
       <w:r>
-        <w:t xml:space="preserve">This was how Emery knew he could get ahold of the key. First, he installed a lock on the box at his dad’s house. Not an uncommon thing to do in their neighborhood. The </w:t>
-      </w:r>
-      <w:proofErr w:type="spellStart"/>
-      <w:r>
-        <w:t>Rushtons</w:t>
-      </w:r>
-      <w:proofErr w:type="spellEnd"/>
-      <w:r>
-        <w:t xml:space="preserve"> had one and old Mr. Dinton </w:t>
+        <w:t xml:space="preserve">This was how Emery knew he could get ahold of the key. First, he installed a lock on the box at his dad’s house. Not an uncommon thing to do in their neighborhood. The Rushtons had one and old Mr. Dinton </w:t>
       </w:r>
       <w:r>
         <w:t xml:space="preserve">too </w:t>
@@ -56,21 +48,47 @@
     </w:p>
     <w:p>
       <w:r>
-        <w:t xml:space="preserve">He waited almost two weeks – enough time to not arouse her suspicions and enough time to allow him to get good at palming and pressing the key blank without too much extra movement. Following the instructions in the field manual, he made a hollow chamber in two blocks of wood that slotted together and fit comfortably in his hand, filled it with </w:t>
-      </w:r>
-      <w:proofErr w:type="spellStart"/>
-      <w:r>
-        <w:t>Cerrosafe</w:t>
-      </w:r>
-      <w:proofErr w:type="spellEnd"/>
-      <w:r>
-        <w:t xml:space="preserve"> and dusted it with talc.</w:t>
-      </w:r>
-      <w:r>
-        <w:t xml:space="preserve"> Then as Rikki approached the house, a thick stack of letters tucked under her arm, Emery waved her down and told her a story about his brother sticking the key to the box on his keychain and taking off with it on a camping trip. Until Orrin got back, he said, could he use hers.</w:t>
-      </w:r>
-      <w:r>
-        <w:t xml:space="preserve"> It was barely an inconvenience so Rikki said yes. Emery took her keyring and turned toward the mailbox and with his back to her chatting her up the whole time, he pressed one key into the mold.  </w:t>
+        <w:t>He waited almost two weeks – enough time to not arouse her suspicions and enough time to allow him to get good at palming and pressing the key blank without too much extra movement. Following the instructions in the field manual, he made a hollow chamber in two blocks of wood that slotted together and fit comfortably in his hand, filled it with Cerrosafe and dusted it with talc.</w:t>
+      </w:r>
+      <w:r>
+        <w:t xml:space="preserve"> Then as Rikki approached the house, a thick stack of letters tucked under her arm, Emery waved her down and told her a story about his brother sticking the </w:t>
+      </w:r>
+      <w:r>
+        <w:t xml:space="preserve">mailbox </w:t>
+      </w:r>
+      <w:r>
+        <w:t xml:space="preserve">key on his keychain and taking off with it on a camping trip. Until Orrin got back, he </w:t>
+      </w:r>
+      <w:r>
+        <w:t>asked</w:t>
+      </w:r>
+      <w:r>
+        <w:t>, could he use hers.</w:t>
+      </w:r>
+      <w:r>
+        <w:t xml:space="preserve"> It was</w:t>
+      </w:r>
+      <w:r>
+        <w:t xml:space="preserve">n’t much of </w:t>
+      </w:r>
+      <w:r>
+        <w:t xml:space="preserve">an inconvenience so Rikki said yes. Emery took her keyring and turned toward the mailbox and with his back to her chatting her up the whole time, he pressed one key into the mold. </w:t>
+      </w:r>
+      <w:r>
+        <w:t xml:space="preserve">He worked this routine each afternoon for five days at which point he had a nice set of key molds to work with. She had more than five keys on her ring but once he managed to calm himself down on the second day and took a good look at the set, there were a few he could eliminate right away. </w:t>
+      </w:r>
+      <w:r>
+        <w:lastRenderedPageBreak/>
+        <w:t>Some of the mailbox keys were lighter and less complicated than real keys; he ignored those</w:t>
+      </w:r>
+      <w:r>
+        <w:t xml:space="preserve"> and focused on the others</w:t>
+      </w:r>
+      <w:r>
+        <w:t xml:space="preserve">. </w:t>
+      </w:r>
+      <w:r>
+        <w:t xml:space="preserve"> </w:t>
       </w:r>
       <w:r>
         <w:t xml:space="preserve"> </w:t>

--- a/docs/working.docx
+++ b/docs/working.docx
@@ -4,97 +4,15 @@
   <w:body>
     <w:p>
       <w:r>
-        <w:t>When Orrin finally died that only made it worse. It was one of the last things they did together working like a real team. Like brothers. They talked here in there in the years after the heist but there was this big pile of dog shit in the middle of the floor that they were both always stepping around, this big unspoken thing they were trying to avoid.</w:t>
+        <w:t xml:space="preserve">He waited almost two weeks – enough time to not arouse her suspicions and enough time to allow him to get good at palming and pressing the key blank without too much extra movement. Following the instructions in the field manual, he made a hollow chamber in two blocks of wood that slotted together and fit comfortably in his hand, filled it with Cerrosafe and dusted it with talc. Then as Rikki approached the house, a thick stack of letters tucked under her arm, Emery waved her down and told her a story about his brother sticking the mailbox key on his keychain and taking off with it on a camping trip. Until Orrin got back, he asked, could he use hers. It wasn’t much of an </w:t>
       </w:r>
-    </w:p>
-    <w:p>
+      <w:proofErr w:type="gramStart"/>
       <w:r>
-        <w:t xml:space="preserve">Rather than grateful or affectionate what Emery was actually when he finally caught up to Orrin just outside the Victorville Post Office rear doors was pretty pissed off. The way he took off ahead while Emery watched the pastor fumble around with his car. The way he acted in the car. The way he’d been acting all night since they left the house. It all contributed to the way Emery was feeling and caused him to start questioning why he didn’t try harder to talk Luke into doing this thing with him. </w:t>
+        <w:t>inconvenience</w:t>
       </w:r>
-    </w:p>
-    <w:p>
+      <w:proofErr w:type="gramEnd"/>
       <w:r>
-        <w:t>Orrin was standing next to the back doors with his back leaned up against the wall watching Emery walk up and waiting. All he could do was wait because Emery had the key. That’s what made it pointless which meant the only reason he did it was to irritate Emery.</w:t>
-      </w:r>
-    </w:p>
-    <w:p>
-      <w:r>
-        <w:t xml:space="preserve">This was how Emery knew he could get ahold of the key. First, he installed a lock on the box at his dad’s house. Not an uncommon thing to do in their neighborhood. The Rushtons had one and old Mr. Dinton </w:t>
-      </w:r>
-      <w:r>
-        <w:t xml:space="preserve">too </w:t>
-      </w:r>
-      <w:r>
-        <w:t xml:space="preserve">as if somebody wanted to take the phone book or Sears catalog or whatever boring old man stuff was coming to his house. </w:t>
-      </w:r>
-      <w:r>
-        <w:t>Postal regulations stipulate that should you install a locking mechanism on your mail receptacle, you</w:t>
-      </w:r>
-      <w:r>
-        <w:t xml:space="preserve"> </w:t>
-      </w:r>
-      <w:r>
-        <w:t xml:space="preserve">must provide a copy of the key to your local delivery person. The day after installing the lock, Emery had a spare key ready to hand over to </w:t>
-      </w:r>
-      <w:r>
-        <w:t>Rikki</w:t>
-      </w:r>
-      <w:r>
-        <w:t xml:space="preserve">, the lady who’d been delivering their mail </w:t>
-      </w:r>
-      <w:r>
-        <w:t>since back when he would wait by the box for his new copy of Boys’ Life. Emery handed the key over and watched her stick it on a loop with about a dozen others and walk away.</w:t>
-      </w:r>
-    </w:p>
-    <w:p>
-      <w:r>
-        <w:t>He waited almost two weeks – enough time to not arouse her suspicions and enough time to allow him to get good at palming and pressing the key blank without too much extra movement. Following the instructions in the field manual, he made a hollow chamber in two blocks of wood that slotted together and fit comfortably in his hand, filled it with Cerrosafe and dusted it with talc.</w:t>
-      </w:r>
-      <w:r>
-        <w:t xml:space="preserve"> Then as Rikki approached the house, a thick stack of letters tucked under her arm, Emery waved her down and told her a story about his brother sticking the </w:t>
-      </w:r>
-      <w:r>
-        <w:t xml:space="preserve">mailbox </w:t>
-      </w:r>
-      <w:r>
-        <w:t xml:space="preserve">key on his keychain and taking off with it on a camping trip. Until Orrin got back, he </w:t>
-      </w:r>
-      <w:r>
-        <w:t>asked</w:t>
-      </w:r>
-      <w:r>
-        <w:t>, could he use hers.</w:t>
-      </w:r>
-      <w:r>
-        <w:t xml:space="preserve"> It was</w:t>
-      </w:r>
-      <w:r>
-        <w:t xml:space="preserve">n’t much of </w:t>
-      </w:r>
-      <w:r>
-        <w:t xml:space="preserve">an inconvenience so Rikki said yes. Emery took her keyring and turned toward the mailbox and with his back to her chatting her up the whole time, he pressed one key into the mold. </w:t>
-      </w:r>
-      <w:r>
-        <w:t xml:space="preserve">He worked this routine each afternoon for five days at which point he had a nice set of key molds to work with. She had more than five keys on her ring but once he managed to calm himself down on the second day and took a good look at the set, there were a few he could eliminate right away. </w:t>
-      </w:r>
-      <w:r>
-        <w:lastRenderedPageBreak/>
-        <w:t>Some of the mailbox keys were lighter and less complicated than real keys; he ignored those</w:t>
-      </w:r>
-      <w:r>
-        <w:t xml:space="preserve"> and focused on the others</w:t>
-      </w:r>
-      <w:r>
-        <w:t xml:space="preserve">. </w:t>
-      </w:r>
-      <w:r>
-        <w:t xml:space="preserve"> </w:t>
-      </w:r>
-      <w:r>
-        <w:t xml:space="preserve"> </w:t>
-      </w:r>
-      <w:r>
-        <w:t xml:space="preserve"> </w:t>
+        <w:t xml:space="preserve"> so Rikki said yes. Emery took her keyring and turned toward the mailbox and with his back to her chatting her up the whole time, he pressed one key into the mold. He worked this routine each afternoon for five days at which point he had a nice set of key molds to work with. She had more than five keys on her ring but once he managed to calm himself down on the second day and took a good look at the set, there were a few he could eliminate right away. Some of the mailbox keys were lighter and less complicated than real keys – they only had a couple of teeth and they were squarish – he ignored those and focused on the others. Once again following the field manual, he melted an alloy slug over a candle flame and poured the molten metal into the mold to cast a key. The first one came out rough as hell but, just like snowing the maillady, he got better each time he did it. And the last two which were the two he was feeling had the best chance of being the one he was looking for, they looked like they had come right from the key cutter at Downey’s Hardware. The last step in the process involved a late-night visit to the post office. He parked by the bar down the block and, inside, he killed a few hours and a few longnecks until at 12:27 the time felt just about right. He walked outside crossed the street and slipped surreptitiously around to the back of the post office. One by one, he tried out the set of copied keys he had made on the post office back door. When one of the keys slipped smoothly into the lock and turned with only a little bit of force needed, he dropped that one into his right pants pocket. The other four went into his left.    </w:t>
       </w:r>
     </w:p>
     <w:p/>

--- a/docs/working.docx
+++ b/docs/working.docx
@@ -4,15 +4,48 @@
   <w:body>
     <w:p>
       <w:r>
-        <w:t xml:space="preserve">He waited almost two weeks – enough time to not arouse her suspicions and enough time to allow him to get good at palming and pressing the key blank without too much extra movement. Following the instructions in the field manual, he made a hollow chamber in two blocks of wood that slotted together and fit comfortably in his hand, filled it with Cerrosafe and dusted it with talc. Then as Rikki approached the house, a thick stack of letters tucked under her arm, Emery waved her down and told her a story about his brother sticking the mailbox key on his keychain and taking off with it on a camping trip. Until Orrin got back, he asked, could he use hers. It wasn’t much of an </w:t>
-      </w:r>
-      <w:proofErr w:type="gramStart"/>
-      <w:r>
-        <w:t>inconvenience</w:t>
-      </w:r>
-      <w:proofErr w:type="gramEnd"/>
-      <w:r>
-        <w:t xml:space="preserve"> so Rikki said yes. Emery took her keyring and turned toward the mailbox and with his back to her chatting her up the whole time, he pressed one key into the mold. He worked this routine each afternoon for five days at which point he had a nice set of key molds to work with. She had more than five keys on her ring but once he managed to calm himself down on the second day and took a good look at the set, there were a few he could eliminate right away. Some of the mailbox keys were lighter and less complicated than real keys – they only had a couple of teeth and they were squarish – he ignored those and focused on the others. Once again following the field manual, he melted an alloy slug over a candle flame and poured the molten metal into the mold to cast a key. The first one came out rough as hell but, just like snowing the maillady, he got better each time he did it. And the last two which were the two he was feeling had the best chance of being the one he was looking for, they looked like they had come right from the key cutter at Downey’s Hardware. The last step in the process involved a late-night visit to the post office. He parked by the bar down the block and, inside, he killed a few hours and a few longnecks until at 12:27 the time felt just about right. He walked outside crossed the street and slipped surreptitiously around to the back of the post office. One by one, he tried out the set of copied keys he had made on the post office back door. When one of the keys slipped smoothly into the lock and turned with only a little bit of force needed, he dropped that one into his right pants pocket. The other four went into his left.    </w:t>
+        <w:t>He waited almost two weeks – enough time to not arouse her suspicions and enough time to allow him to get good at palming and pressing the key blank without too much extra movement. Following the instructions in the field manual, he made a hollow chamber in two blocks of wood that slotted together and fit comfortably in his hand, filled it with Cerrosafe and dusted it with talc. Then as Rikki approached the house, a thick stack of letters tucked under her arm, Emery waved her down and told her a story about his brother sticking the mailbox key on his keychain and taking off with it on a camping trip. Until Orrin got back, he asked, could he use hers. It wasn’t much of an inconvenience so Rikki said yes. Emery took her keyring and turned toward the mailbox and with his back to her chatting her up the whole time, he pressed one key into the mold. He worked this routine each afternoon for five days at which point he had a nice set of key molds to work with. She had more than five keys on her ring but once he managed to calm himself down on the second day and took a good look at the set, there were a few he could eliminate right away. Some of the mailbox keys were lighter and less complicated than real keys – they only had a couple of teeth and they were squarish – he ignored those and focused on the others. Once again following the field manual, he melted an alloy slug over a candle flame and poured the molten metal into the mold to cast a key. The first one came out rough as hell but, just like snowing the maillady, he got better each time he did it. And the last two which were the two he was feeling had the best chance of being the one he was looking for, they looked like they had come right from the key cutter at Downey’s Hardware. The last step in the process involved a late-night visit to the post office. He parked by the bar down the block and, inside, he killed a few hours and a few longnecks until at 12:27 the time felt just about right. He walked outside crossed the street and slipped surreptitiously around to the back of the post office</w:t>
+      </w:r>
+      <w:r>
+        <w:t xml:space="preserve"> in the dark</w:t>
+      </w:r>
+      <w:r>
+        <w:t xml:space="preserve">. One by one, he tried out the copied keys he had made on the post office back door. When one of the keys slipped smoothly </w:t>
+      </w:r>
+      <w:r>
+        <w:t xml:space="preserve">enough </w:t>
+      </w:r>
+      <w:r>
+        <w:t xml:space="preserve">into the lock and turned with only a little bit of </w:t>
+      </w:r>
+      <w:r>
+        <w:t xml:space="preserve">extra </w:t>
+      </w:r>
+      <w:r>
+        <w:t>force needed, he dropped that one into his right pants pocket. The other four went into his left</w:t>
+      </w:r>
+      <w:r>
+        <w:t xml:space="preserve"> and Emery returned to the bar for a celebratory beer</w:t>
+      </w:r>
+      <w:r>
+        <w:t xml:space="preserve">.  </w:t>
+      </w:r>
+    </w:p>
+    <w:p>
+      <w:r>
+        <w:t xml:space="preserve">Walking up on Orrin leaned impatiently up against the red brick at the back of the post office, Emery wondered if his brother could even begin to appreciate the work he had done to acquire the key he carried in his hand. And that was only one small </w:t>
+      </w:r>
+      <w:r>
+        <w:t>element</w:t>
+      </w:r>
+      <w:r>
+        <w:t xml:space="preserve"> of the plan.  </w:t>
+      </w:r>
+      <w:r>
+        <w:t xml:space="preserve"> </w:t>
+      </w:r>
+      <w:r>
+        <w:t xml:space="preserve">  </w:t>
       </w:r>
     </w:p>
     <w:p/>

--- a/docs/working.docx
+++ b/docs/working.docx
@@ -33,13 +33,31 @@
     </w:p>
     <w:p>
       <w:r>
-        <w:t xml:space="preserve">Walking up on Orrin leaned impatiently up against the red brick at the back of the post office, Emery wondered if his brother could even begin to appreciate the work he had done to acquire the key he carried in his hand. And that was only one small </w:t>
-      </w:r>
-      <w:r>
-        <w:t>element</w:t>
-      </w:r>
-      <w:r>
-        <w:t xml:space="preserve"> of the plan.  </w:t>
+        <w:t xml:space="preserve">Walking up on Orrin leaned impatiently up against the red brick at the back of the post office, Emery wondered if his brother could even begin to appreciate the work he had done to acquire the key he carried in his hand. And that was only </w:t>
+      </w:r>
+      <w:r>
+        <w:t>the first part</w:t>
+      </w:r>
+      <w:r>
+        <w:t xml:space="preserve"> of the plan</w:t>
+      </w:r>
+      <w:r>
+        <w:t xml:space="preserve"> – before the first part, even – like a prologue. When Emery brushed passed his brother, fit his homemade key into the lock on the backdoor of the Victorville Post Office and turned, that was the beginning of the first part. </w:t>
+      </w:r>
+      <w:r>
+        <w:t xml:space="preserve">Emery listened to a heavy bolt somewhere within the door slide free in time with his slow turning of the key and shot a quick look at Orrin to gauge his reaction. Orrin stared off at the narrow, weedy strip of land behind the parking lot where soda cans and candy wrappers lay beneath </w:t>
+      </w:r>
+      <w:r>
+        <w:t>a ragged</w:t>
+      </w:r>
+      <w:r>
+        <w:t xml:space="preserve"> hedge.   </w:t>
+      </w:r>
+      <w:r>
+        <w:t xml:space="preserve">  </w:t>
+      </w:r>
+      <w:r>
+        <w:t xml:space="preserve">  </w:t>
       </w:r>
       <w:r>
         <w:t xml:space="preserve"> </w:t>

--- a/docs/working.docx
+++ b/docs/working.docx
@@ -4,7 +4,39 @@
   <w:body>
     <w:p>
       <w:r>
-        <w:t>He waited almost two weeks – enough time to not arouse her suspicions and enough time to allow him to get good at palming and pressing the key blank without too much extra movement. Following the instructions in the field manual, he made a hollow chamber in two blocks of wood that slotted together and fit comfortably in his hand, filled it with Cerrosafe and dusted it with talc. Then as Rikki approached the house, a thick stack of letters tucked under her arm, Emery waved her down and told her a story about his brother sticking the mailbox key on his keychain and taking off with it on a camping trip. Until Orrin got back, he asked, could he use hers. It wasn’t much of an inconvenience so Rikki said yes. Emery took her keyring and turned toward the mailbox and with his back to her chatting her up the whole time, he pressed one key into the mold. He worked this routine each afternoon for five days at which point he had a nice set of key molds to work with. She had more than five keys on her ring but once he managed to calm himself down on the second day and took a good look at the set, there were a few he could eliminate right away. Some of the mailbox keys were lighter and less complicated than real keys – they only had a couple of teeth and they were squarish – he ignored those and focused on the others. Once again following the field manual, he melted an alloy slug over a candle flame and poured the molten metal into the mold to cast a key. The first one came out rough as hell but, just like snowing the maillady, he got better each time he did it. And the last two which were the two he was feeling had the best chance of being the one he was looking for, they looked like they had come right from the key cutter at Downey’s Hardware. The last step in the process involved a late-night visit to the post office. He parked by the bar down the block and, inside, he killed a few hours and a few longnecks until at 12:27 the time felt just about right. He walked outside crossed the street and slipped surreptitiously around to the back of the post office</w:t>
+        <w:t xml:space="preserve">He waited almost two weeks – enough time to not arouse her suspicions and enough time to allow him to get good at palming and pressing the key blank without too much extra movement. Following the instructions in the field manual, he made a hollow chamber in two blocks of wood that slotted together and fit comfortably in his hand, filled it with </w:t>
+      </w:r>
+      <w:proofErr w:type="spellStart"/>
+      <w:r>
+        <w:t>Cerrosafe</w:t>
+      </w:r>
+      <w:proofErr w:type="spellEnd"/>
+      <w:r>
+        <w:t xml:space="preserve"> and dusted it with talc. Then as Rikki approached the house, a thick stack of letters tucked under her arm, Emery waved her down and told her a story about his brother sticking the mailbox key on his keychain and taking off with it on a camping trip. Until Orrin got back, he asked, could he use hers. It wasn’t much of an </w:t>
+      </w:r>
+      <w:proofErr w:type="gramStart"/>
+      <w:r>
+        <w:t>inconvenience</w:t>
+      </w:r>
+      <w:proofErr w:type="gramEnd"/>
+      <w:r>
+        <w:t xml:space="preserve"> so Rikki said yes. Emery took her keyring and turned toward the mailbox and with his back to her chatting her up the whole time, he pressed one key into the mold. He worked this routine each afternoon for five days at which point he had a nice set of key molds to work with. She had more than five keys on her ring but once he managed to calm himself down on the second day and took a good look at the set, there were a few he could eliminate right away. Some of the mailbox keys were lighter and less complicated than real keys – they only had a couple of teeth and they were squarish – he ignored those and focused on the others. Once again following the field manual, he melted an alloy slug over a candle flame and poured the molten metal into the mold to cast a key. The first one came out rough as hell but, just like snowing the </w:t>
+      </w:r>
+      <w:proofErr w:type="spellStart"/>
+      <w:r>
+        <w:t>maillady</w:t>
+      </w:r>
+      <w:proofErr w:type="spellEnd"/>
+      <w:r>
+        <w:t xml:space="preserve">, he got better each time he did it. And the last two which were the two he was feeling had the best chance of being the one he was looking for, they looked like they had come right from the key cutter at Downey’s Hardware. The last step in the process involved a late-night visit to the post office. He parked by the bar down the block and, inside, he killed a few hours and a few longnecks until at 12:27 the time felt just about right. He walked outside crossed the street and slipped surreptitiously </w:t>
+      </w:r>
+      <w:proofErr w:type="gramStart"/>
+      <w:r>
+        <w:t>around to</w:t>
+      </w:r>
+      <w:proofErr w:type="gramEnd"/>
+      <w:r>
+        <w:t xml:space="preserve"> the back of the post office</w:t>
       </w:r>
       <w:r>
         <w:t xml:space="preserve"> in the dark</w:t>
@@ -33,7 +65,15 @@
     </w:p>
     <w:p>
       <w:r>
-        <w:t xml:space="preserve">Walking up on Orrin leaned impatiently up against the red brick at the back of the post office, Emery wondered if his brother could even begin to appreciate the work he had done to acquire the key he carried in his hand. And that was only </w:t>
+        <w:t xml:space="preserve">Walking up on Orrin leaned impatiently up against the red brick at the back of the post office, Emery wondered if his brother could even begin to appreciate the </w:t>
+      </w:r>
+      <w:proofErr w:type="gramStart"/>
+      <w:r>
+        <w:t>work</w:t>
+      </w:r>
+      <w:proofErr w:type="gramEnd"/>
+      <w:r>
+        <w:t xml:space="preserve"> he had done to acquire the key he carried in his hand. And that was only </w:t>
       </w:r>
       <w:r>
         <w:t>the first part</w:t>
@@ -45,13 +85,67 @@
         <w:t xml:space="preserve"> – before the first part, even – like a prologue. When Emery brushed passed his brother, fit his homemade key into the lock on the backdoor of the Victorville Post Office and turned, that was the beginning of the first part. </w:t>
       </w:r>
       <w:r>
-        <w:t xml:space="preserve">Emery listened to a heavy bolt somewhere within the door slide free in time with his slow turning of the key and shot a quick look at Orrin to gauge his reaction. Orrin stared off at the narrow, weedy strip of land behind the parking lot where soda cans and candy wrappers lay beneath </w:t>
+        <w:t xml:space="preserve">Emery </w:t>
+      </w:r>
+      <w:r>
+        <w:t xml:space="preserve">turned the key slowly, </w:t>
+      </w:r>
+      <w:r>
+        <w:t xml:space="preserve">listened to a heavy bolt somewhere within the door slide free and shot a quick look at Orrin to gauge his reaction. Orrin </w:t>
+      </w:r>
+      <w:proofErr w:type="gramStart"/>
+      <w:r>
+        <w:t>stared off</w:t>
+      </w:r>
+      <w:proofErr w:type="gramEnd"/>
+      <w:r>
+        <w:t xml:space="preserve"> at the narrow, weedy strip of land behind the parking lot where soda cans and candy wrappers lay </w:t>
+      </w:r>
+      <w:r>
+        <w:t xml:space="preserve">nestled </w:t>
+      </w:r>
+      <w:r>
+        <w:t xml:space="preserve">beneath </w:t>
       </w:r>
       <w:r>
         <w:t>a ragged</w:t>
       </w:r>
       <w:r>
-        <w:t xml:space="preserve"> hedge.   </w:t>
+        <w:t xml:space="preserve"> hedge. </w:t>
+      </w:r>
+    </w:p>
+    <w:p>
+      <w:r>
+        <w:lastRenderedPageBreak/>
+        <w:t xml:space="preserve">Maybe when this whole thing was all done, Orrin would finally give him some credit. Emery opened the door </w:t>
+      </w:r>
+      <w:r>
+        <w:t xml:space="preserve">only as much as he needed </w:t>
+      </w:r>
+      <w:r>
+        <w:t>to prove that it was unlocked</w:t>
+      </w:r>
+      <w:r>
+        <w:t>.</w:t>
+      </w:r>
+    </w:p>
+    <w:p>
+      <w:r>
+        <w:t xml:space="preserve">“If you </w:t>
+      </w:r>
+      <w:proofErr w:type="spellStart"/>
+      <w:r>
+        <w:t>wanna</w:t>
+      </w:r>
+      <w:proofErr w:type="spellEnd"/>
+      <w:r>
+        <w:t xml:space="preserve"> stay outside, I can go ahead and take all the shares.” </w:t>
+      </w:r>
+      <w:r>
+        <w:t xml:space="preserve">  </w:t>
+      </w:r>
+      <w:r>
+        <w:t xml:space="preserve">  </w:t>
       </w:r>
       <w:r>
         <w:t xml:space="preserve">  </w:t>

--- a/docs/working.docx
+++ b/docs/working.docx
@@ -4,162 +4,47 @@
   <w:body>
     <w:p>
       <w:r>
-        <w:t xml:space="preserve">He waited almost two weeks – enough time to not arouse her suspicions and enough time to allow him to get good at palming and pressing the key blank without too much extra movement. Following the instructions in the field manual, he made a hollow chamber in two blocks of wood that slotted together and fit comfortably in his hand, filled it with </w:t>
-      </w:r>
-      <w:proofErr w:type="spellStart"/>
-      <w:r>
-        <w:t>Cerrosafe</w:t>
-      </w:r>
-      <w:proofErr w:type="spellEnd"/>
-      <w:r>
-        <w:t xml:space="preserve"> and dusted it with talc. Then as Rikki approached the house, a thick stack of letters tucked under her arm, Emery waved her down and told her a story about his brother sticking the mailbox key on his keychain and taking off with it on a camping trip. Until Orrin got back, he asked, could he use hers. It wasn’t much of an </w:t>
+        <w:t xml:space="preserve">Emery was about to tell Orrin to put the light in the window when he realized he’d be better off just doing it himself. No reason to risk another tantrum. “You’re good with organization,” Emery said instead as he crossed the sorting area toward the door that led out to the lobby. “See if you can figure out where the mail to Hil and Tanis goes.” The penlight came on with a click and Emery set it in the right corner of the leftmost front window. The intrepid settlers beating back native forces looked down from the mural at Emery going about his precise quiet work. Signal set, he returned to the back where Orrin was riffling through bound stacks of letters set aside for sorting. “Here’s Hill,” he said. “Box 2117.” Dr. Hill, the town GP, his long knobby fingers thumped like mallets on Emery’s back while he took deep breaths of antiseptic air. Dr. Hill had diagnosed his sore throat as tonsilitis and though the emergency room had applied the cast after his fall </w:t>
       </w:r>
       <w:proofErr w:type="gramStart"/>
       <w:r>
-        <w:t>inconvenience</w:t>
+        <w:t>off of</w:t>
       </w:r>
       <w:proofErr w:type="gramEnd"/>
       <w:r>
-        <w:t xml:space="preserve"> so Rikki said yes. Emery took her keyring and turned toward the mailbox and with his back to her chatting her up the whole time, he pressed one key into the mold. He worked this routine each afternoon for five days at which point he had a nice set of key molds to work with. She had more than five keys on her ring but once he managed to calm himself down on the second day and took a good look at the set, there were a few he could eliminate right away. Some of the mailbox keys were lighter and less complicated than real keys – they only had a couple of teeth and they were squarish – he ignored those and focused on the others. Once again following the field manual, he melted an alloy slug over a candle flame and poured the molten metal into the mold to cast a key. The first one came out rough as hell but, just like snowing the </w:t>
-      </w:r>
-      <w:proofErr w:type="spellStart"/>
-      <w:r>
-        <w:t>maillady</w:t>
-      </w:r>
-      <w:proofErr w:type="spellEnd"/>
-      <w:r>
-        <w:t xml:space="preserve">, he got better each time he did it. And the last two which were the two he was feeling had the best chance of being the one he was looking for, they looked like they had come right from the key cutter at Downey’s Hardware. The last step in the process involved a late-night visit to the post office. He parked by the bar down the block and, inside, he killed a few hours and a few longnecks until at 12:27 the time felt just about right. He walked outside crossed the street and slipped surreptitiously </w:t>
+        <w:t xml:space="preserve"> Sugarbush, it was Dr. Hill who sawed through it and revealed a pale withered arm underneath. Emery scanned the wall of boxes until he found 2117. He was removing </w:t>
       </w:r>
       <w:proofErr w:type="gramStart"/>
       <w:r>
-        <w:t>around to</w:t>
+        <w:t>all of</w:t>
       </w:r>
       <w:proofErr w:type="gramEnd"/>
       <w:r>
-        <w:t xml:space="preserve"> the back of the post office</w:t>
-      </w:r>
-      <w:r>
-        <w:t xml:space="preserve"> in the dark</w:t>
-      </w:r>
-      <w:r>
-        <w:t xml:space="preserve">. One by one, he tried out the copied keys he had made on the post office back door. When one of the keys slipped smoothly </w:t>
-      </w:r>
-      <w:r>
-        <w:t xml:space="preserve">enough </w:t>
-      </w:r>
-      <w:r>
-        <w:t xml:space="preserve">into the lock and turned with only a little bit of </w:t>
-      </w:r>
-      <w:r>
-        <w:t xml:space="preserve">extra </w:t>
-      </w:r>
-      <w:r>
-        <w:t>force needed, he dropped that one into his right pants pocket. The other four went into his left</w:t>
-      </w:r>
-      <w:r>
-        <w:t xml:space="preserve"> and Emery returned to the bar for a celebratory beer</w:t>
-      </w:r>
-      <w:r>
-        <w:t xml:space="preserve">.  </w:t>
+        <w:t xml:space="preserve"> the mail from Hill’s box when Orrin called, “1704, that’s Tanis.” He was already moving toward the box to claim the letters addressed to Dr. Tanis, the town dentist.     </w:t>
       </w:r>
     </w:p>
     <w:p>
       <w:r>
-        <w:t xml:space="preserve">Walking up on Orrin leaned impatiently up against the red brick at the back of the post office, Emery wondered if his brother could even begin to appreciate the </w:t>
+        <w:t xml:space="preserve">Orrin unzipped his </w:t>
+      </w:r>
+      <w:proofErr w:type="spellStart"/>
+      <w:r>
+        <w:t>Jansport</w:t>
+      </w:r>
+      <w:proofErr w:type="spellEnd"/>
+      <w:r>
+        <w:t xml:space="preserve"> backpack barnacled with the pins of bands Emery had never heard of and they each stuffed in the mail for doctors Tanis and Hill which Emery guessed would surely contain a decent </w:t>
       </w:r>
       <w:proofErr w:type="gramStart"/>
       <w:r>
-        <w:t>work</w:t>
+        <w:t>amount</w:t>
       </w:r>
       <w:proofErr w:type="gramEnd"/>
       <w:r>
-        <w:t xml:space="preserve"> he had done to acquire the key he carried in his hand. And that was only </w:t>
-      </w:r>
-      <w:r>
-        <w:t>the first part</w:t>
-      </w:r>
-      <w:r>
-        <w:t xml:space="preserve"> of the plan</w:t>
-      </w:r>
-      <w:r>
-        <w:t xml:space="preserve"> – before the first part, even – like a prologue. When Emery brushed passed his brother, fit his homemade key into the lock on the backdoor of the Victorville Post Office and turned, that was the beginning of the first part. </w:t>
-      </w:r>
-      <w:r>
-        <w:t xml:space="preserve">Emery </w:t>
-      </w:r>
-      <w:r>
-        <w:t xml:space="preserve">turned the key slowly, </w:t>
-      </w:r>
-      <w:r>
-        <w:t xml:space="preserve">listened to a heavy bolt somewhere within the door slide free and shot a quick look at Orrin to gauge his reaction. Orrin </w:t>
-      </w:r>
-      <w:proofErr w:type="gramStart"/>
-      <w:r>
-        <w:t>stared off</w:t>
-      </w:r>
-      <w:proofErr w:type="gramEnd"/>
-      <w:r>
-        <w:t xml:space="preserve"> at the narrow, weedy strip of land behind the parking lot where soda cans and candy wrappers lay </w:t>
-      </w:r>
-      <w:r>
-        <w:t xml:space="preserve">nestled </w:t>
-      </w:r>
-      <w:r>
-        <w:t xml:space="preserve">beneath </w:t>
-      </w:r>
-      <w:r>
-        <w:t>a ragged</w:t>
-      </w:r>
-      <w:r>
-        <w:t xml:space="preserve"> hedge. </w:t>
+        <w:t xml:space="preserve"> of checks from patients paying their bill.   </w:t>
       </w:r>
     </w:p>
-    <w:p>
-      <w:r>
-        <w:lastRenderedPageBreak/>
-        <w:t xml:space="preserve">Maybe when this whole thing was all done, Orrin would finally give him some credit. Emery opened the door </w:t>
-      </w:r>
-      <w:r>
-        <w:t xml:space="preserve">only as much as he needed </w:t>
-      </w:r>
-      <w:r>
-        <w:t>to prove that it was unlocked</w:t>
-      </w:r>
-      <w:r>
-        <w:t>.</w:t>
-      </w:r>
-    </w:p>
-    <w:p>
-      <w:r>
-        <w:t xml:space="preserve">“If you </w:t>
-      </w:r>
-      <w:proofErr w:type="spellStart"/>
-      <w:r>
-        <w:t>wanna</w:t>
-      </w:r>
-      <w:proofErr w:type="spellEnd"/>
-      <w:r>
-        <w:t xml:space="preserve"> stay outside, I can go ahead and take all the shares.” </w:t>
-      </w:r>
-      <w:r>
-        <w:t xml:space="preserve">  </w:t>
-      </w:r>
-      <w:r>
-        <w:t xml:space="preserve">  </w:t>
-      </w:r>
-      <w:r>
-        <w:t xml:space="preserve">  </w:t>
-      </w:r>
-      <w:r>
-        <w:t xml:space="preserve">  </w:t>
-      </w:r>
-      <w:r>
-        <w:t xml:space="preserve"> </w:t>
-      </w:r>
-      <w:r>
-        <w:t xml:space="preserve">  </w:t>
-      </w:r>
-    </w:p>
+    <w:p/>
     <w:p/>
     <w:sectPr>
       <w:pgSz w:w="12240" w:h="15840"/>

--- a/docs/working.docx
+++ b/docs/working.docx
@@ -4,44 +4,23 @@
   <w:body>
     <w:p>
       <w:r>
-        <w:t xml:space="preserve">Emery was about to tell Orrin to put the light in the window when he realized he’d be better off just doing it himself. No reason to risk another tantrum. “You’re good with organization,” Emery said instead as he crossed the sorting area toward the door that led out to the lobby. “See if you can figure out where the mail to Hil and Tanis goes.” The penlight came on with a click and Emery set it in the right corner of the leftmost front window. The intrepid settlers beating back native forces looked down from the mural at Emery going about his precise quiet work. Signal set, he returned to the back where Orrin was riffling through bound stacks of letters set aside for sorting. “Here’s Hill,” he said. “Box 2117.” Dr. Hill, the town GP, his long knobby fingers thumped like mallets on Emery’s back while he took deep breaths of antiseptic air. Dr. Hill had diagnosed his sore throat as tonsilitis and though the emergency room had applied the cast after his fall </w:t>
-      </w:r>
-      <w:proofErr w:type="gramStart"/>
-      <w:r>
-        <w:t>off of</w:t>
-      </w:r>
-      <w:proofErr w:type="gramEnd"/>
-      <w:r>
-        <w:t xml:space="preserve"> Sugarbush, it was Dr. Hill who sawed through it and revealed a pale withered arm underneath. Emery scanned the wall of boxes until he found 2117. He was removing </w:t>
-      </w:r>
-      <w:proofErr w:type="gramStart"/>
-      <w:r>
-        <w:t>all of</w:t>
-      </w:r>
-      <w:proofErr w:type="gramEnd"/>
-      <w:r>
-        <w:t xml:space="preserve"> the mail from Hill’s box when Orrin called, “1704, that’s Tanis.” He was already moving toward the box to claim the letters addressed to Dr. Tanis, the town dentist.     </w:t>
+        <w:t xml:space="preserve">Emery was about to tell Orrin to put the light in the window when he realized he’d be better off just doing it himself. No reason to risk another tantrum. “You’re good with organization,” Emery said instead as he crossed the sorting area toward the door that led out to the lobby. “See if you can figure out where the mail to Hil and Tanis goes.” The penlight came on with a click and Emery set it in the right corner of the leftmost front window. The intrepid settlers beating back native forces looked down from the mural at Emery going about his precise quiet work. Signal set, he returned to the back where Orrin was riffling through bound stacks of letters set aside for sorting. “Here’s Hill,” he said. “Box 2117.” Dr. Hill, the town GP, his long knobby fingers thumped like mallets on Emery’s back while he took deep breaths of antiseptic air. Dr. Hill had diagnosed his sore throat as tonsilitis and though the emergency room had applied the cast after his fall off of Sugarbush, it was Dr. Hill who sawed through it and revealed a pale withered arm underneath. Emery scanned the wall of boxes until he found 2117. He was removing all of the mail from Hill’s box when Orrin called, “1704, that’s Tanis.” He was already moving toward the box to claim the letters addressed to Dr. Tanis, the town dentist.     </w:t>
       </w:r>
     </w:p>
     <w:p>
       <w:r>
-        <w:t xml:space="preserve">Orrin unzipped his </w:t>
+        <w:t>Orrin unzipped his Jansport backpack barnacled with the pins of bands Emery had never heard of and they each stuffed in the mail for doctors Tanis and Hill which Emery guessed would surely contain a decent amount of checks from patients paying their bill.</w:t>
       </w:r>
-      <w:proofErr w:type="spellStart"/>
+    </w:p>
+    <w:p>
       <w:r>
-        <w:t>Jansport</w:t>
+        <w:t xml:space="preserve">Emery walked up behind the counter and stood just where he’d seen the clerks stand before. He opened the first drawer and found some insurance forms. </w:t>
       </w:r>
-      <w:proofErr w:type="spellEnd"/>
       <w:r>
-        <w:t xml:space="preserve"> backpack barnacled with the pins of bands Emery had never heard of and they each stuffed in the mail for doctors Tanis and Hill which Emery guessed would surely contain a decent </w:t>
+        <w:t xml:space="preserve">In the second drawer were loose forms that needed to be filled out for certified mail. Then he opened the third drawer and saw waving flags, docile old men who for all Emery knew could’ve been presidents or explorers and vibrant butterflies.  </w:t>
       </w:r>
-      <w:proofErr w:type="gramStart"/>
       <w:r>
-        <w:t>amount</w:t>
-      </w:r>
-      <w:proofErr w:type="gramEnd"/>
-      <w:r>
-        <w:t xml:space="preserve"> of checks from patients paying their bill.   </w:t>
+        <w:t xml:space="preserve">   </w:t>
       </w:r>
     </w:p>
     <w:p/>

--- a/docs/working.docx
+++ b/docs/working.docx
@@ -1,29 +1,35 @@
 
 <file path=word/document.xml><?xml version="1.0" encoding="utf-8"?>
-<w:document xmlns:wpc="http://schemas.microsoft.com/office/word/2010/wordprocessingCanvas" xmlns:cx="http://schemas.microsoft.com/office/drawing/2014/chartex" xmlns:cx1="http://schemas.microsoft.com/office/drawing/2015/9/8/chartex" xmlns:cx2="http://schemas.microsoft.com/office/drawing/2015/10/21/chartex" xmlns:cx3="http://schemas.microsoft.com/office/drawing/2016/5/9/chartex" xmlns:cx4="http://schemas.microsoft.com/office/drawing/2016/5/10/chartex" xmlns:cx5="http://schemas.microsoft.com/office/drawing/2016/5/11/chartex" xmlns:cx6="http://schemas.microsoft.com/office/drawing/2016/5/12/chartex" xmlns:cx7="http://schemas.microsoft.com/office/drawing/2016/5/13/chartex" xmlns:cx8="http://schemas.microsoft.com/office/drawing/2016/5/14/chartex" xmlns:mc="http://schemas.openxmlformats.org/markup-compatibility/2006" xmlns:aink="http://schemas.microsoft.com/office/drawing/2016/ink" xmlns:am3d="http://schemas.microsoft.com/office/drawing/2017/model3d" xmlns:o="urn:schemas-microsoft-com:office:office" xmlns:oel="http://schemas.microsoft.com/office/2019/extlst" xmlns:r="http://schemas.openxmlformats.org/officeDocument/2006/relationships" xmlns:m="http://schemas.openxmlformats.org/officeDocument/2006/math" xmlns:v="urn:schemas-microsoft-com:vml" xmlns:wp14="http://schemas.microsoft.com/office/word/2010/wordprocessingDrawing" xmlns:wp="http://schemas.openxmlformats.org/drawingml/2006/wordprocessingDrawing" xmlns:w10="urn:schemas-microsoft-com:office:word" xmlns:w="http://schemas.openxmlformats.org/wordprocessingml/2006/main" xmlns:w14="http://schemas.microsoft.com/office/word/2010/wordml" xmlns:w15="http://schemas.microsoft.com/office/word/2012/wordml" xmlns:w16cex="http://schemas.microsoft.com/office/word/2018/wordml/cex" xmlns:w16cid="http://schemas.microsoft.com/office/word/2016/wordml/cid" xmlns:w16="http://schemas.microsoft.com/office/word/2018/wordml" xmlns:w16du="http://schemas.microsoft.com/office/word/2023/wordml/word16du" xmlns:w16sdtdh="http://schemas.microsoft.com/office/word/2020/wordml/sdtdatahash" xmlns:w16sdtfl="http://schemas.microsoft.com/office/word/2024/wordml/sdtformatlock" xmlns:w16se="http://schemas.microsoft.com/office/word/2015/wordml/symex" xmlns:wpg="http://schemas.microsoft.com/office/word/2010/wordprocessingGroup" xmlns:wpi="http://schemas.microsoft.com/office/word/2010/wordprocessingInk" xmlns:wne="http://schemas.microsoft.com/office/word/2006/wordml" xmlns:wps="http://schemas.microsoft.com/office/word/2010/wordprocessingShape" mc:Ignorable="w14 w15 w16se w16cid w16 w16cex w16sdtdh w16sdtfl w16du wp14">
+<w:document xmlns:wpc="http://schemas.microsoft.com/office/word/2010/wordprocessingCanvas" xmlns:cx="http://schemas.microsoft.com/office/drawing/2014/chartex" xmlns:cx1="http://schemas.microsoft.com/office/drawing/2015/9/8/chartex" xmlns:cx2="http://schemas.microsoft.com/office/drawing/2015/10/21/chartex" xmlns:cx3="http://schemas.microsoft.com/office/drawing/2016/5/9/chartex" xmlns:cx4="http://schemas.microsoft.com/office/drawing/2016/5/10/chartex" xmlns:cx5="http://schemas.microsoft.com/office/drawing/2016/5/11/chartex" xmlns:cx6="http://schemas.microsoft.com/office/drawing/2016/5/12/chartex" xmlns:cx7="http://schemas.microsoft.com/office/drawing/2016/5/13/chartex" xmlns:cx8="http://schemas.microsoft.com/office/drawing/2016/5/14/chartex" xmlns:mc="http://schemas.openxmlformats.org/markup-compatibility/2006" xmlns:aink="http://schemas.microsoft.com/office/drawing/2016/ink" xmlns:am3d="http://schemas.microsoft.com/office/drawing/2017/model3d" xmlns:o="urn:schemas-microsoft-com:office:office" xmlns:oel="http://schemas.microsoft.com/office/2019/extlst" xmlns:r="http://schemas.openxmlformats.org/officeDocument/2006/relationships" xmlns:m="http://schemas.openxmlformats.org/officeDocument/2006/math" xmlns:v="urn:schemas-microsoft-com:vml" xmlns:wp14="http://schemas.microsoft.com/office/word/2010/wordprocessingDrawing" xmlns:wp="http://schemas.openxmlformats.org/drawingml/2006/wordprocessingDrawing" xmlns:w10="urn:schemas-microsoft-com:office:word" xmlns:w="http://schemas.openxmlformats.org/wordprocessingml/2006/main" xmlns:w14="http://schemas.microsoft.com/office/word/2010/wordml" xmlns:w15="http://schemas.microsoft.com/office/word/2012/wordml" xmlns:w16cei="http://schemas.microsoft.com/office/word/2026/wordml/cei" xmlns:w16cex="http://schemas.microsoft.com/office/word/2018/wordml/cex" xmlns:w16cid="http://schemas.microsoft.com/office/word/2016/wordml/cid" xmlns:w16="http://schemas.microsoft.com/office/word/2018/wordml" xmlns:w16du="http://schemas.microsoft.com/office/word/2023/wordml/word16du" xmlns:w16sdtdh="http://schemas.microsoft.com/office/word/2020/wordml/sdtdatahash" xmlns:w16sdtfl="http://schemas.microsoft.com/office/word/2024/wordml/sdtformatlock" xmlns:w16se="http://schemas.microsoft.com/office/word/2015/wordml/symex" xmlns:wpg="http://schemas.microsoft.com/office/word/2010/wordprocessingGroup" xmlns:wpi="http://schemas.microsoft.com/office/word/2010/wordprocessingInk" xmlns:wne="http://schemas.microsoft.com/office/word/2006/wordml" xmlns:wps="http://schemas.microsoft.com/office/word/2010/wordprocessingShape" mc:Ignorable="w14 w15 w16se w16cid w16 w16cex w16sdtdh w16sdtfl w16du wp14">
   <w:body>
     <w:p>
       <w:r>
-        <w:t xml:space="preserve">Emery was about to tell Orrin to put the light in the window when he realized he’d be better off just doing it himself. No reason to risk another tantrum. “You’re good with organization,” Emery said instead as he crossed the sorting area toward the door that led out to the lobby. “See if you can figure out where the mail to Hil and Tanis goes.” The penlight came on with a click and Emery set it in the right corner of the leftmost front window. The intrepid settlers beating back native forces looked down from the mural at Emery going about his precise quiet work. Signal set, he returned to the back where Orrin was riffling through bound stacks of letters set aside for sorting. “Here’s Hill,” he said. “Box 2117.” Dr. Hill, the town GP, his long knobby fingers thumped like mallets on Emery’s back while he took deep breaths of antiseptic air. Dr. Hill had diagnosed his sore throat as tonsilitis and though the emergency room had applied the cast after his fall off of Sugarbush, it was Dr. Hill who sawed through it and revealed a pale withered arm underneath. Emery scanned the wall of boxes until he found 2117. He was removing all of the mail from Hill’s box when Orrin called, “1704, that’s Tanis.” He was already moving toward the box to claim the letters addressed to Dr. Tanis, the town dentist.     </w:t>
+        <w:t xml:space="preserve">Emery walked up behind the counter and stood just where he’d seen the clerks stand before. He opened the first drawer and found some insurance forms. In the second drawer were loose forms that needed to be filled out for certified mail. Then he opened the third drawer and saw waving flags, docile old men who </w:t>
+      </w:r>
+      <w:r>
+        <w:t>had accomplished something once</w:t>
+      </w:r>
+      <w:r>
+        <w:t xml:space="preserve"> and butterflies</w:t>
+      </w:r>
+      <w:r>
+        <w:t xml:space="preserve"> in every conceivable color</w:t>
+      </w:r>
+      <w:r>
+        <w:t>.</w:t>
+      </w:r>
+      <w:r>
+        <w:t xml:space="preserve"> He shuffled the books of stamps together until he held a stack as thick as a </w:t>
+      </w:r>
+      <w:proofErr w:type="gramStart"/>
+      <w:r>
+        <w:t>school book</w:t>
+      </w:r>
+      <w:proofErr w:type="gramEnd"/>
+      <w:r>
+        <w:t xml:space="preserve">. Emery returned to Orrin and zipped the stamps safely away in a separate pocket of the backpack. </w:t>
       </w:r>
     </w:p>
-    <w:p>
-      <w:r>
-        <w:t>Orrin unzipped his Jansport backpack barnacled with the pins of bands Emery had never heard of and they each stuffed in the mail for doctors Tanis and Hill which Emery guessed would surely contain a decent amount of checks from patients paying their bill.</w:t>
-      </w:r>
-    </w:p>
-    <w:p>
-      <w:r>
-        <w:t xml:space="preserve">Emery walked up behind the counter and stood just where he’d seen the clerks stand before. He opened the first drawer and found some insurance forms. </w:t>
-      </w:r>
-      <w:r>
-        <w:t xml:space="preserve">In the second drawer were loose forms that needed to be filled out for certified mail. Then he opened the third drawer and saw waving flags, docile old men who for all Emery knew could’ve been presidents or explorers and vibrant butterflies.  </w:t>
-      </w:r>
-      <w:r>
-        <w:t xml:space="preserve">   </w:t>
-      </w:r>
-    </w:p>
-    <w:p/>
     <w:p/>
     <w:sectPr>
       <w:pgSz w:w="12240" w:h="15840"/>
@@ -36,7 +42,7 @@
 </file>
 
 <file path=word/endnotes.xml><?xml version="1.0" encoding="utf-8"?>
-<w:endnotes xmlns:wpc="http://schemas.microsoft.com/office/word/2010/wordprocessingCanvas" xmlns:cx="http://schemas.microsoft.com/office/drawing/2014/chartex" xmlns:cx1="http://schemas.microsoft.com/office/drawing/2015/9/8/chartex" xmlns:cx2="http://schemas.microsoft.com/office/drawing/2015/10/21/chartex" xmlns:cx3="http://schemas.microsoft.com/office/drawing/2016/5/9/chartex" xmlns:cx4="http://schemas.microsoft.com/office/drawing/2016/5/10/chartex" xmlns:cx5="http://schemas.microsoft.com/office/drawing/2016/5/11/chartex" xmlns:cx6="http://schemas.microsoft.com/office/drawing/2016/5/12/chartex" xmlns:cx7="http://schemas.microsoft.com/office/drawing/2016/5/13/chartex" xmlns:cx8="http://schemas.microsoft.com/office/drawing/2016/5/14/chartex" xmlns:mc="http://schemas.openxmlformats.org/markup-compatibility/2006" xmlns:aink="http://schemas.microsoft.com/office/drawing/2016/ink" xmlns:am3d="http://schemas.microsoft.com/office/drawing/2017/model3d" xmlns:o="urn:schemas-microsoft-com:office:office" xmlns:oel="http://schemas.microsoft.com/office/2019/extlst" xmlns:r="http://schemas.openxmlformats.org/officeDocument/2006/relationships" xmlns:m="http://schemas.openxmlformats.org/officeDocument/2006/math" xmlns:v="urn:schemas-microsoft-com:vml" xmlns:wp14="http://schemas.microsoft.com/office/word/2010/wordprocessingDrawing" xmlns:wp="http://schemas.openxmlformats.org/drawingml/2006/wordprocessingDrawing" xmlns:w10="urn:schemas-microsoft-com:office:word" xmlns:w="http://schemas.openxmlformats.org/wordprocessingml/2006/main" xmlns:w14="http://schemas.microsoft.com/office/word/2010/wordml" xmlns:w15="http://schemas.microsoft.com/office/word/2012/wordml" xmlns:w16cex="http://schemas.microsoft.com/office/word/2018/wordml/cex" xmlns:w16cid="http://schemas.microsoft.com/office/word/2016/wordml/cid" xmlns:w16="http://schemas.microsoft.com/office/word/2018/wordml" xmlns:w16du="http://schemas.microsoft.com/office/word/2023/wordml/word16du" xmlns:w16sdtdh="http://schemas.microsoft.com/office/word/2020/wordml/sdtdatahash" xmlns:w16sdtfl="http://schemas.microsoft.com/office/word/2024/wordml/sdtformatlock" xmlns:w16se="http://schemas.microsoft.com/office/word/2015/wordml/symex" xmlns:wpg="http://schemas.microsoft.com/office/word/2010/wordprocessingGroup" xmlns:wpi="http://schemas.microsoft.com/office/word/2010/wordprocessingInk" xmlns:wne="http://schemas.microsoft.com/office/word/2006/wordml" xmlns:wps="http://schemas.microsoft.com/office/word/2010/wordprocessingShape" mc:Ignorable="w14 w15 w16se w16cid w16 w16cex w16sdtdh w16sdtfl w16du wp14">
+<w:endnotes xmlns:wpc="http://schemas.microsoft.com/office/word/2010/wordprocessingCanvas" xmlns:cx="http://schemas.microsoft.com/office/drawing/2014/chartex" xmlns:cx1="http://schemas.microsoft.com/office/drawing/2015/9/8/chartex" xmlns:cx2="http://schemas.microsoft.com/office/drawing/2015/10/21/chartex" xmlns:cx3="http://schemas.microsoft.com/office/drawing/2016/5/9/chartex" xmlns:cx4="http://schemas.microsoft.com/office/drawing/2016/5/10/chartex" xmlns:cx5="http://schemas.microsoft.com/office/drawing/2016/5/11/chartex" xmlns:cx6="http://schemas.microsoft.com/office/drawing/2016/5/12/chartex" xmlns:cx7="http://schemas.microsoft.com/office/drawing/2016/5/13/chartex" xmlns:cx8="http://schemas.microsoft.com/office/drawing/2016/5/14/chartex" xmlns:mc="http://schemas.openxmlformats.org/markup-compatibility/2006" xmlns:aink="http://schemas.microsoft.com/office/drawing/2016/ink" xmlns:am3d="http://schemas.microsoft.com/office/drawing/2017/model3d" xmlns:o="urn:schemas-microsoft-com:office:office" xmlns:oel="http://schemas.microsoft.com/office/2019/extlst" xmlns:r="http://schemas.openxmlformats.org/officeDocument/2006/relationships" xmlns:m="http://schemas.openxmlformats.org/officeDocument/2006/math" xmlns:v="urn:schemas-microsoft-com:vml" xmlns:wp14="http://schemas.microsoft.com/office/word/2010/wordprocessingDrawing" xmlns:wp="http://schemas.openxmlformats.org/drawingml/2006/wordprocessingDrawing" xmlns:w10="urn:schemas-microsoft-com:office:word" xmlns:w="http://schemas.openxmlformats.org/wordprocessingml/2006/main" xmlns:w14="http://schemas.microsoft.com/office/word/2010/wordml" xmlns:w15="http://schemas.microsoft.com/office/word/2012/wordml" xmlns:w16cei="http://schemas.microsoft.com/office/word/2026/wordml/cei" xmlns:w16cex="http://schemas.microsoft.com/office/word/2018/wordml/cex" xmlns:w16cid="http://schemas.microsoft.com/office/word/2016/wordml/cid" xmlns:w16="http://schemas.microsoft.com/office/word/2018/wordml" xmlns:w16du="http://schemas.microsoft.com/office/word/2023/wordml/word16du" xmlns:w16sdtdh="http://schemas.microsoft.com/office/word/2020/wordml/sdtdatahash" xmlns:w16sdtfl="http://schemas.microsoft.com/office/word/2024/wordml/sdtformatlock" xmlns:w16se="http://schemas.microsoft.com/office/word/2015/wordml/symex" xmlns:wpg="http://schemas.microsoft.com/office/word/2010/wordprocessingGroup" xmlns:wpi="http://schemas.microsoft.com/office/word/2010/wordprocessingInk" xmlns:wne="http://schemas.microsoft.com/office/word/2006/wordml" xmlns:wps="http://schemas.microsoft.com/office/word/2010/wordprocessingShape" mc:Ignorable="w14 w15 w16se w16cid w16 w16cex w16sdtdh w16sdtfl w16du wp14">
   <w:endnote w:type="separator" w:id="-1">
     <w:p>
       <w:pPr>
@@ -61,7 +67,7 @@
 </file>
 
 <file path=word/footnotes.xml><?xml version="1.0" encoding="utf-8"?>
-<w:footnotes xmlns:wpc="http://schemas.microsoft.com/office/word/2010/wordprocessingCanvas" xmlns:cx="http://schemas.microsoft.com/office/drawing/2014/chartex" xmlns:cx1="http://schemas.microsoft.com/office/drawing/2015/9/8/chartex" xmlns:cx2="http://schemas.microsoft.com/office/drawing/2015/10/21/chartex" xmlns:cx3="http://schemas.microsoft.com/office/drawing/2016/5/9/chartex" xmlns:cx4="http://schemas.microsoft.com/office/drawing/2016/5/10/chartex" xmlns:cx5="http://schemas.microsoft.com/office/drawing/2016/5/11/chartex" xmlns:cx6="http://schemas.microsoft.com/office/drawing/2016/5/12/chartex" xmlns:cx7="http://schemas.microsoft.com/office/drawing/2016/5/13/chartex" xmlns:cx8="http://schemas.microsoft.com/office/drawing/2016/5/14/chartex" xmlns:mc="http://schemas.openxmlformats.org/markup-compatibility/2006" xmlns:aink="http://schemas.microsoft.com/office/drawing/2016/ink" xmlns:am3d="http://schemas.microsoft.com/office/drawing/2017/model3d" xmlns:o="urn:schemas-microsoft-com:office:office" xmlns:oel="http://schemas.microsoft.com/office/2019/extlst" xmlns:r="http://schemas.openxmlformats.org/officeDocument/2006/relationships" xmlns:m="http://schemas.openxmlformats.org/officeDocument/2006/math" xmlns:v="urn:schemas-microsoft-com:vml" xmlns:wp14="http://schemas.microsoft.com/office/word/2010/wordprocessingDrawing" xmlns:wp="http://schemas.openxmlformats.org/drawingml/2006/wordprocessingDrawing" xmlns:w10="urn:schemas-microsoft-com:office:word" xmlns:w="http://schemas.openxmlformats.org/wordprocessingml/2006/main" xmlns:w14="http://schemas.microsoft.com/office/word/2010/wordml" xmlns:w15="http://schemas.microsoft.com/office/word/2012/wordml" xmlns:w16cex="http://schemas.microsoft.com/office/word/2018/wordml/cex" xmlns:w16cid="http://schemas.microsoft.com/office/word/2016/wordml/cid" xmlns:w16="http://schemas.microsoft.com/office/word/2018/wordml" xmlns:w16du="http://schemas.microsoft.com/office/word/2023/wordml/word16du" xmlns:w16sdtdh="http://schemas.microsoft.com/office/word/2020/wordml/sdtdatahash" xmlns:w16sdtfl="http://schemas.microsoft.com/office/word/2024/wordml/sdtformatlock" xmlns:w16se="http://schemas.microsoft.com/office/word/2015/wordml/symex" xmlns:wpg="http://schemas.microsoft.com/office/word/2010/wordprocessingGroup" xmlns:wpi="http://schemas.microsoft.com/office/word/2010/wordprocessingInk" xmlns:wne="http://schemas.microsoft.com/office/word/2006/wordml" xmlns:wps="http://schemas.microsoft.com/office/word/2010/wordprocessingShape" mc:Ignorable="w14 w15 w16se w16cid w16 w16cex w16sdtdh w16sdtfl w16du wp14">
+<w:footnotes xmlns:wpc="http://schemas.microsoft.com/office/word/2010/wordprocessingCanvas" xmlns:cx="http://schemas.microsoft.com/office/drawing/2014/chartex" xmlns:cx1="http://schemas.microsoft.com/office/drawing/2015/9/8/chartex" xmlns:cx2="http://schemas.microsoft.com/office/drawing/2015/10/21/chartex" xmlns:cx3="http://schemas.microsoft.com/office/drawing/2016/5/9/chartex" xmlns:cx4="http://schemas.microsoft.com/office/drawing/2016/5/10/chartex" xmlns:cx5="http://schemas.microsoft.com/office/drawing/2016/5/11/chartex" xmlns:cx6="http://schemas.microsoft.com/office/drawing/2016/5/12/chartex" xmlns:cx7="http://schemas.microsoft.com/office/drawing/2016/5/13/chartex" xmlns:cx8="http://schemas.microsoft.com/office/drawing/2016/5/14/chartex" xmlns:mc="http://schemas.openxmlformats.org/markup-compatibility/2006" xmlns:aink="http://schemas.microsoft.com/office/drawing/2016/ink" xmlns:am3d="http://schemas.microsoft.com/office/drawing/2017/model3d" xmlns:o="urn:schemas-microsoft-com:office:office" xmlns:oel="http://schemas.microsoft.com/office/2019/extlst" xmlns:r="http://schemas.openxmlformats.org/officeDocument/2006/relationships" xmlns:m="http://schemas.openxmlformats.org/officeDocument/2006/math" xmlns:v="urn:schemas-microsoft-com:vml" xmlns:wp14="http://schemas.microsoft.com/office/word/2010/wordprocessingDrawing" xmlns:wp="http://schemas.openxmlformats.org/drawingml/2006/wordprocessingDrawing" xmlns:w10="urn:schemas-microsoft-com:office:word" xmlns:w="http://schemas.openxmlformats.org/wordprocessingml/2006/main" xmlns:w14="http://schemas.microsoft.com/office/word/2010/wordml" xmlns:w15="http://schemas.microsoft.com/office/word/2012/wordml" xmlns:w16cei="http://schemas.microsoft.com/office/word/2026/wordml/cei" xmlns:w16cex="http://schemas.microsoft.com/office/word/2018/wordml/cex" xmlns:w16cid="http://schemas.microsoft.com/office/word/2016/wordml/cid" xmlns:w16="http://schemas.microsoft.com/office/word/2018/wordml" xmlns:w16du="http://schemas.microsoft.com/office/word/2023/wordml/word16du" xmlns:w16sdtdh="http://schemas.microsoft.com/office/word/2020/wordml/sdtdatahash" xmlns:w16sdtfl="http://schemas.microsoft.com/office/word/2024/wordml/sdtformatlock" xmlns:w16se="http://schemas.microsoft.com/office/word/2015/wordml/symex" xmlns:wpg="http://schemas.microsoft.com/office/word/2010/wordprocessingGroup" xmlns:wpi="http://schemas.microsoft.com/office/word/2010/wordprocessingInk" xmlns:wne="http://schemas.microsoft.com/office/word/2006/wordml" xmlns:wps="http://schemas.microsoft.com/office/word/2010/wordprocessingShape" mc:Ignorable="w14 w15 w16se w16cid w16 w16cex w16sdtdh w16sdtfl w16du wp14">
   <w:footnote w:type="separator" w:id="-1">
     <w:p>
       <w:pPr>

--- a/docs/working.docx
+++ b/docs/working.docx
@@ -27,7 +27,20 @@
       </w:r>
       <w:proofErr w:type="gramEnd"/>
       <w:r>
-        <w:t xml:space="preserve">. Emery returned to Orrin and zipped the stamps safely away in a separate pocket of the backpack. </w:t>
+        <w:t xml:space="preserve">. </w:t>
+      </w:r>
+      <w:r>
+        <w:t>Emery found Orrin’s backpack lying on the floor and zipped the stamps safely away in a pocket separate from the letters. Orrin had returned to the wall of boxes and ran his finger along the rows and columns scanning for something.</w:t>
+      </w:r>
+    </w:p>
+    <w:p>
+      <w:r>
+        <w:t>“What are you doing?” Emery asked.</w:t>
+      </w:r>
+    </w:p>
+    <w:p>
+      <w:r>
+        <w:t xml:space="preserve">“We’re never coming back here, right?” He located the number he was looking for, collected the mail from the box and handed it to Emery to stash in the backpack. “I wanted to get these.”  </w:t>
       </w:r>
     </w:p>
     <w:p/>

--- a/docs/working.docx
+++ b/docs/working.docx
@@ -1,6 +1,6 @@
 
 <file path=word/document.xml><?xml version="1.0" encoding="utf-8"?>
-<w:document xmlns:wpc="http://schemas.microsoft.com/office/word/2010/wordprocessingCanvas" xmlns:cx="http://schemas.microsoft.com/office/drawing/2014/chartex" xmlns:cx1="http://schemas.microsoft.com/office/drawing/2015/9/8/chartex" xmlns:cx2="http://schemas.microsoft.com/office/drawing/2015/10/21/chartex" xmlns:cx3="http://schemas.microsoft.com/office/drawing/2016/5/9/chartex" xmlns:cx4="http://schemas.microsoft.com/office/drawing/2016/5/10/chartex" xmlns:cx5="http://schemas.microsoft.com/office/drawing/2016/5/11/chartex" xmlns:cx6="http://schemas.microsoft.com/office/drawing/2016/5/12/chartex" xmlns:cx7="http://schemas.microsoft.com/office/drawing/2016/5/13/chartex" xmlns:cx8="http://schemas.microsoft.com/office/drawing/2016/5/14/chartex" xmlns:mc="http://schemas.openxmlformats.org/markup-compatibility/2006" xmlns:aink="http://schemas.microsoft.com/office/drawing/2016/ink" xmlns:am3d="http://schemas.microsoft.com/office/drawing/2017/model3d" xmlns:o="urn:schemas-microsoft-com:office:office" xmlns:oel="http://schemas.microsoft.com/office/2019/extlst" xmlns:r="http://schemas.openxmlformats.org/officeDocument/2006/relationships" xmlns:m="http://schemas.openxmlformats.org/officeDocument/2006/math" xmlns:v="urn:schemas-microsoft-com:vml" xmlns:wp14="http://schemas.microsoft.com/office/word/2010/wordprocessingDrawing" xmlns:wp="http://schemas.openxmlformats.org/drawingml/2006/wordprocessingDrawing" xmlns:w10="urn:schemas-microsoft-com:office:word" xmlns:w="http://schemas.openxmlformats.org/wordprocessingml/2006/main" xmlns:w14="http://schemas.microsoft.com/office/word/2010/wordml" xmlns:w15="http://schemas.microsoft.com/office/word/2012/wordml" xmlns:w16cei="http://schemas.microsoft.com/office/word/2026/wordml/cei" xmlns:w16cex="http://schemas.microsoft.com/office/word/2018/wordml/cex" xmlns:w16cid="http://schemas.microsoft.com/office/word/2016/wordml/cid" xmlns:w16="http://schemas.microsoft.com/office/word/2018/wordml" xmlns:w16du="http://schemas.microsoft.com/office/word/2023/wordml/word16du" xmlns:w16sdtdh="http://schemas.microsoft.com/office/word/2020/wordml/sdtdatahash" xmlns:w16sdtfl="http://schemas.microsoft.com/office/word/2024/wordml/sdtformatlock" xmlns:w16se="http://schemas.microsoft.com/office/word/2015/wordml/symex" xmlns:wpg="http://schemas.microsoft.com/office/word/2010/wordprocessingGroup" xmlns:wpi="http://schemas.microsoft.com/office/word/2010/wordprocessingInk" xmlns:wne="http://schemas.microsoft.com/office/word/2006/wordml" xmlns:wps="http://schemas.microsoft.com/office/word/2010/wordprocessingShape" mc:Ignorable="w14 w15 w16se w16cid w16 w16cex w16sdtdh w16sdtfl w16du wp14">
+<w:document xmlns:wpc="http://schemas.microsoft.com/office/word/2010/wordprocessingCanvas" xmlns:cx="http://schemas.microsoft.com/office/drawing/2014/chartex" xmlns:cx1="http://schemas.microsoft.com/office/drawing/2015/9/8/chartex" xmlns:cx2="http://schemas.microsoft.com/office/drawing/2015/10/21/chartex" xmlns:cx3="http://schemas.microsoft.com/office/drawing/2016/5/9/chartex" xmlns:cx4="http://schemas.microsoft.com/office/drawing/2016/5/10/chartex" xmlns:cx5="http://schemas.microsoft.com/office/drawing/2016/5/11/chartex" xmlns:cx6="http://schemas.microsoft.com/office/drawing/2016/5/12/chartex" xmlns:cx7="http://schemas.microsoft.com/office/drawing/2016/5/13/chartex" xmlns:cx8="http://schemas.microsoft.com/office/drawing/2016/5/14/chartex" xmlns:mc="http://schemas.openxmlformats.org/markup-compatibility/2006" xmlns:aink="http://schemas.microsoft.com/office/drawing/2016/ink" xmlns:am3d="http://schemas.microsoft.com/office/drawing/2017/model3d" xmlns:o="urn:schemas-microsoft-com:office:office" xmlns:oel="http://schemas.microsoft.com/office/2019/extlst" xmlns:r="http://schemas.openxmlformats.org/officeDocument/2006/relationships" xmlns:m="http://schemas.openxmlformats.org/officeDocument/2006/math" xmlns:v="urn:schemas-microsoft-com:vml" xmlns:wp14="http://schemas.microsoft.com/office/word/2010/wordprocessingDrawing" xmlns:wp="http://schemas.openxmlformats.org/drawingml/2006/wordprocessingDrawing" xmlns:w10="urn:schemas-microsoft-com:office:word" xmlns:w="http://schemas.openxmlformats.org/wordprocessingml/2006/main" xmlns:w14="http://schemas.microsoft.com/office/word/2010/wordml" xmlns:w15="http://schemas.microsoft.com/office/word/2012/wordml" xmlns:w16cex="http://schemas.microsoft.com/office/word/2018/wordml/cex" xmlns:w16cid="http://schemas.microsoft.com/office/word/2016/wordml/cid" xmlns:w16="http://schemas.microsoft.com/office/word/2018/wordml" xmlns:w16du="http://schemas.microsoft.com/office/word/2023/wordml/word16du" xmlns:w16sdtdh="http://schemas.microsoft.com/office/word/2020/wordml/sdtdatahash" xmlns:w16sdtfl="http://schemas.microsoft.com/office/word/2024/wordml/sdtformatlock" xmlns:w16se="http://schemas.microsoft.com/office/word/2015/wordml/symex" xmlns:wpg="http://schemas.microsoft.com/office/word/2010/wordprocessingGroup" xmlns:wpi="http://schemas.microsoft.com/office/word/2010/wordprocessingInk" xmlns:wne="http://schemas.microsoft.com/office/word/2006/wordml" xmlns:wps="http://schemas.microsoft.com/office/word/2010/wordprocessingShape" mc:Ignorable="w14 w15 w16se w16cid w16 w16cex w16sdtdh w16sdtfl w16du wp14">
   <w:body>
     <w:p>
       <w:r>
@@ -19,15 +19,7 @@
         <w:t>.</w:t>
       </w:r>
       <w:r>
-        <w:t xml:space="preserve"> He shuffled the books of stamps together until he held a stack as thick as a </w:t>
-      </w:r>
-      <w:proofErr w:type="gramStart"/>
-      <w:r>
-        <w:t>school book</w:t>
-      </w:r>
-      <w:proofErr w:type="gramEnd"/>
-      <w:r>
-        <w:t xml:space="preserve">. </w:t>
+        <w:t xml:space="preserve"> He shuffled the books of stamps together until he held a stack as thick as a school book. </w:t>
       </w:r>
       <w:r>
         <w:t>Emery found Orrin’s backpack lying on the floor and zipped the stamps safely away in a pocket separate from the letters. Orrin had returned to the wall of boxes and ran his finger along the rows and columns scanning for something.</w:t>
@@ -40,7 +32,25 @@
     </w:p>
     <w:p>
       <w:r>
-        <w:t xml:space="preserve">“We’re never coming back here, right?” He located the number he was looking for, collected the mail from the box and handed it to Emery to stash in the backpack. “I wanted to get these.”  </w:t>
+        <w:t>“We’re never coming back, right?” He located the number he was looking for, collected the mail from the box and handed it to Emery to stash in the backpack. “I wanted to g</w:t>
+      </w:r>
+      <w:r>
+        <w:t>rab</w:t>
+      </w:r>
+      <w:r>
+        <w:t xml:space="preserve"> these</w:t>
+      </w:r>
+      <w:r>
+        <w:t xml:space="preserve"> while I was here</w:t>
+      </w:r>
+      <w:r>
+        <w:t>.”</w:t>
+      </w:r>
+      <w:r>
+        <w:t xml:space="preserve"> The letters were addressed in a dozen varieties of ds handwriting to Drag. Emery found a third pocket where those letters could sit without mixing into the doctors’ mail and he thought he understood why Orrin had come. </w:t>
+      </w:r>
+      <w:r>
+        <w:t xml:space="preserve"> </w:t>
       </w:r>
     </w:p>
     <w:p/>
@@ -55,7 +65,7 @@
 </file>
 
 <file path=word/endnotes.xml><?xml version="1.0" encoding="utf-8"?>
-<w:endnotes xmlns:wpc="http://schemas.microsoft.com/office/word/2010/wordprocessingCanvas" xmlns:cx="http://schemas.microsoft.com/office/drawing/2014/chartex" xmlns:cx1="http://schemas.microsoft.com/office/drawing/2015/9/8/chartex" xmlns:cx2="http://schemas.microsoft.com/office/drawing/2015/10/21/chartex" xmlns:cx3="http://schemas.microsoft.com/office/drawing/2016/5/9/chartex" xmlns:cx4="http://schemas.microsoft.com/office/drawing/2016/5/10/chartex" xmlns:cx5="http://schemas.microsoft.com/office/drawing/2016/5/11/chartex" xmlns:cx6="http://schemas.microsoft.com/office/drawing/2016/5/12/chartex" xmlns:cx7="http://schemas.microsoft.com/office/drawing/2016/5/13/chartex" xmlns:cx8="http://schemas.microsoft.com/office/drawing/2016/5/14/chartex" xmlns:mc="http://schemas.openxmlformats.org/markup-compatibility/2006" xmlns:aink="http://schemas.microsoft.com/office/drawing/2016/ink" xmlns:am3d="http://schemas.microsoft.com/office/drawing/2017/model3d" xmlns:o="urn:schemas-microsoft-com:office:office" xmlns:oel="http://schemas.microsoft.com/office/2019/extlst" xmlns:r="http://schemas.openxmlformats.org/officeDocument/2006/relationships" xmlns:m="http://schemas.openxmlformats.org/officeDocument/2006/math" xmlns:v="urn:schemas-microsoft-com:vml" xmlns:wp14="http://schemas.microsoft.com/office/word/2010/wordprocessingDrawing" xmlns:wp="http://schemas.openxmlformats.org/drawingml/2006/wordprocessingDrawing" xmlns:w10="urn:schemas-microsoft-com:office:word" xmlns:w="http://schemas.openxmlformats.org/wordprocessingml/2006/main" xmlns:w14="http://schemas.microsoft.com/office/word/2010/wordml" xmlns:w15="http://schemas.microsoft.com/office/word/2012/wordml" xmlns:w16cei="http://schemas.microsoft.com/office/word/2026/wordml/cei" xmlns:w16cex="http://schemas.microsoft.com/office/word/2018/wordml/cex" xmlns:w16cid="http://schemas.microsoft.com/office/word/2016/wordml/cid" xmlns:w16="http://schemas.microsoft.com/office/word/2018/wordml" xmlns:w16du="http://schemas.microsoft.com/office/word/2023/wordml/word16du" xmlns:w16sdtdh="http://schemas.microsoft.com/office/word/2020/wordml/sdtdatahash" xmlns:w16sdtfl="http://schemas.microsoft.com/office/word/2024/wordml/sdtformatlock" xmlns:w16se="http://schemas.microsoft.com/office/word/2015/wordml/symex" xmlns:wpg="http://schemas.microsoft.com/office/word/2010/wordprocessingGroup" xmlns:wpi="http://schemas.microsoft.com/office/word/2010/wordprocessingInk" xmlns:wne="http://schemas.microsoft.com/office/word/2006/wordml" xmlns:wps="http://schemas.microsoft.com/office/word/2010/wordprocessingShape" mc:Ignorable="w14 w15 w16se w16cid w16 w16cex w16sdtdh w16sdtfl w16du wp14">
+<w:endnotes xmlns:wpc="http://schemas.microsoft.com/office/word/2010/wordprocessingCanvas" xmlns:cx="http://schemas.microsoft.com/office/drawing/2014/chartex" xmlns:cx1="http://schemas.microsoft.com/office/drawing/2015/9/8/chartex" xmlns:cx2="http://schemas.microsoft.com/office/drawing/2015/10/21/chartex" xmlns:cx3="http://schemas.microsoft.com/office/drawing/2016/5/9/chartex" xmlns:cx4="http://schemas.microsoft.com/office/drawing/2016/5/10/chartex" xmlns:cx5="http://schemas.microsoft.com/office/drawing/2016/5/11/chartex" xmlns:cx6="http://schemas.microsoft.com/office/drawing/2016/5/12/chartex" xmlns:cx7="http://schemas.microsoft.com/office/drawing/2016/5/13/chartex" xmlns:cx8="http://schemas.microsoft.com/office/drawing/2016/5/14/chartex" xmlns:mc="http://schemas.openxmlformats.org/markup-compatibility/2006" xmlns:aink="http://schemas.microsoft.com/office/drawing/2016/ink" xmlns:am3d="http://schemas.microsoft.com/office/drawing/2017/model3d" xmlns:o="urn:schemas-microsoft-com:office:office" xmlns:oel="http://schemas.microsoft.com/office/2019/extlst" xmlns:r="http://schemas.openxmlformats.org/officeDocument/2006/relationships" xmlns:m="http://schemas.openxmlformats.org/officeDocument/2006/math" xmlns:v="urn:schemas-microsoft-com:vml" xmlns:wp14="http://schemas.microsoft.com/office/word/2010/wordprocessingDrawing" xmlns:wp="http://schemas.openxmlformats.org/drawingml/2006/wordprocessingDrawing" xmlns:w10="urn:schemas-microsoft-com:office:word" xmlns:w="http://schemas.openxmlformats.org/wordprocessingml/2006/main" xmlns:w14="http://schemas.microsoft.com/office/word/2010/wordml" xmlns:w15="http://schemas.microsoft.com/office/word/2012/wordml" xmlns:w16cex="http://schemas.microsoft.com/office/word/2018/wordml/cex" xmlns:w16cid="http://schemas.microsoft.com/office/word/2016/wordml/cid" xmlns:w16="http://schemas.microsoft.com/office/word/2018/wordml" xmlns:w16du="http://schemas.microsoft.com/office/word/2023/wordml/word16du" xmlns:w16sdtdh="http://schemas.microsoft.com/office/word/2020/wordml/sdtdatahash" xmlns:w16sdtfl="http://schemas.microsoft.com/office/word/2024/wordml/sdtformatlock" xmlns:w16se="http://schemas.microsoft.com/office/word/2015/wordml/symex" xmlns:wpg="http://schemas.microsoft.com/office/word/2010/wordprocessingGroup" xmlns:wpi="http://schemas.microsoft.com/office/word/2010/wordprocessingInk" xmlns:wne="http://schemas.microsoft.com/office/word/2006/wordml" xmlns:wps="http://schemas.microsoft.com/office/word/2010/wordprocessingShape" mc:Ignorable="w14 w15 w16se w16cid w16 w16cex w16sdtdh w16sdtfl w16du wp14">
   <w:endnote w:type="separator" w:id="-1">
     <w:p>
       <w:pPr>
@@ -80,7 +90,7 @@
 </file>
 
 <file path=word/footnotes.xml><?xml version="1.0" encoding="utf-8"?>
-<w:footnotes xmlns:wpc="http://schemas.microsoft.com/office/word/2010/wordprocessingCanvas" xmlns:cx="http://schemas.microsoft.com/office/drawing/2014/chartex" xmlns:cx1="http://schemas.microsoft.com/office/drawing/2015/9/8/chartex" xmlns:cx2="http://schemas.microsoft.com/office/drawing/2015/10/21/chartex" xmlns:cx3="http://schemas.microsoft.com/office/drawing/2016/5/9/chartex" xmlns:cx4="http://schemas.microsoft.com/office/drawing/2016/5/10/chartex" xmlns:cx5="http://schemas.microsoft.com/office/drawing/2016/5/11/chartex" xmlns:cx6="http://schemas.microsoft.com/office/drawing/2016/5/12/chartex" xmlns:cx7="http://schemas.microsoft.com/office/drawing/2016/5/13/chartex" xmlns:cx8="http://schemas.microsoft.com/office/drawing/2016/5/14/chartex" xmlns:mc="http://schemas.openxmlformats.org/markup-compatibility/2006" xmlns:aink="http://schemas.microsoft.com/office/drawing/2016/ink" xmlns:am3d="http://schemas.microsoft.com/office/drawing/2017/model3d" xmlns:o="urn:schemas-microsoft-com:office:office" xmlns:oel="http://schemas.microsoft.com/office/2019/extlst" xmlns:r="http://schemas.openxmlformats.org/officeDocument/2006/relationships" xmlns:m="http://schemas.openxmlformats.org/officeDocument/2006/math" xmlns:v="urn:schemas-microsoft-com:vml" xmlns:wp14="http://schemas.microsoft.com/office/word/2010/wordprocessingDrawing" xmlns:wp="http://schemas.openxmlformats.org/drawingml/2006/wordprocessingDrawing" xmlns:w10="urn:schemas-microsoft-com:office:word" xmlns:w="http://schemas.openxmlformats.org/wordprocessingml/2006/main" xmlns:w14="http://schemas.microsoft.com/office/word/2010/wordml" xmlns:w15="http://schemas.microsoft.com/office/word/2012/wordml" xmlns:w16cei="http://schemas.microsoft.com/office/word/2026/wordml/cei" xmlns:w16cex="http://schemas.microsoft.com/office/word/2018/wordml/cex" xmlns:w16cid="http://schemas.microsoft.com/office/word/2016/wordml/cid" xmlns:w16="http://schemas.microsoft.com/office/word/2018/wordml" xmlns:w16du="http://schemas.microsoft.com/office/word/2023/wordml/word16du" xmlns:w16sdtdh="http://schemas.microsoft.com/office/word/2020/wordml/sdtdatahash" xmlns:w16sdtfl="http://schemas.microsoft.com/office/word/2024/wordml/sdtformatlock" xmlns:w16se="http://schemas.microsoft.com/office/word/2015/wordml/symex" xmlns:wpg="http://schemas.microsoft.com/office/word/2010/wordprocessingGroup" xmlns:wpi="http://schemas.microsoft.com/office/word/2010/wordprocessingInk" xmlns:wne="http://schemas.microsoft.com/office/word/2006/wordml" xmlns:wps="http://schemas.microsoft.com/office/word/2010/wordprocessingShape" mc:Ignorable="w14 w15 w16se w16cid w16 w16cex w16sdtdh w16sdtfl w16du wp14">
+<w:footnotes xmlns:wpc="http://schemas.microsoft.com/office/word/2010/wordprocessingCanvas" xmlns:cx="http://schemas.microsoft.com/office/drawing/2014/chartex" xmlns:cx1="http://schemas.microsoft.com/office/drawing/2015/9/8/chartex" xmlns:cx2="http://schemas.microsoft.com/office/drawing/2015/10/21/chartex" xmlns:cx3="http://schemas.microsoft.com/office/drawing/2016/5/9/chartex" xmlns:cx4="http://schemas.microsoft.com/office/drawing/2016/5/10/chartex" xmlns:cx5="http://schemas.microsoft.com/office/drawing/2016/5/11/chartex" xmlns:cx6="http://schemas.microsoft.com/office/drawing/2016/5/12/chartex" xmlns:cx7="http://schemas.microsoft.com/office/drawing/2016/5/13/chartex" xmlns:cx8="http://schemas.microsoft.com/office/drawing/2016/5/14/chartex" xmlns:mc="http://schemas.openxmlformats.org/markup-compatibility/2006" xmlns:aink="http://schemas.microsoft.com/office/drawing/2016/ink" xmlns:am3d="http://schemas.microsoft.com/office/drawing/2017/model3d" xmlns:o="urn:schemas-microsoft-com:office:office" xmlns:oel="http://schemas.microsoft.com/office/2019/extlst" xmlns:r="http://schemas.openxmlformats.org/officeDocument/2006/relationships" xmlns:m="http://schemas.openxmlformats.org/officeDocument/2006/math" xmlns:v="urn:schemas-microsoft-com:vml" xmlns:wp14="http://schemas.microsoft.com/office/word/2010/wordprocessingDrawing" xmlns:wp="http://schemas.openxmlformats.org/drawingml/2006/wordprocessingDrawing" xmlns:w10="urn:schemas-microsoft-com:office:word" xmlns:w="http://schemas.openxmlformats.org/wordprocessingml/2006/main" xmlns:w14="http://schemas.microsoft.com/office/word/2010/wordml" xmlns:w15="http://schemas.microsoft.com/office/word/2012/wordml" xmlns:w16cex="http://schemas.microsoft.com/office/word/2018/wordml/cex" xmlns:w16cid="http://schemas.microsoft.com/office/word/2016/wordml/cid" xmlns:w16="http://schemas.microsoft.com/office/word/2018/wordml" xmlns:w16du="http://schemas.microsoft.com/office/word/2023/wordml/word16du" xmlns:w16sdtdh="http://schemas.microsoft.com/office/word/2020/wordml/sdtdatahash" xmlns:w16sdtfl="http://schemas.microsoft.com/office/word/2024/wordml/sdtformatlock" xmlns:w16se="http://schemas.microsoft.com/office/word/2015/wordml/symex" xmlns:wpg="http://schemas.microsoft.com/office/word/2010/wordprocessingGroup" xmlns:wpi="http://schemas.microsoft.com/office/word/2010/wordprocessingInk" xmlns:wne="http://schemas.microsoft.com/office/word/2006/wordml" xmlns:wps="http://schemas.microsoft.com/office/word/2010/wordprocessingShape" mc:Ignorable="w14 w15 w16se w16cid w16 w16cex w16sdtdh w16sdtfl w16du wp14">
   <w:footnote w:type="separator" w:id="-1">
     <w:p>
       <w:pPr>

--- a/docs/working.docx
+++ b/docs/working.docx
@@ -1,56 +1,31 @@
 
 <file path=word/document.xml><?xml version="1.0" encoding="utf-8"?>
-<w:document xmlns:wpc="http://schemas.microsoft.com/office/word/2010/wordprocessingCanvas" xmlns:cx="http://schemas.microsoft.com/office/drawing/2014/chartex" xmlns:cx1="http://schemas.microsoft.com/office/drawing/2015/9/8/chartex" xmlns:cx2="http://schemas.microsoft.com/office/drawing/2015/10/21/chartex" xmlns:cx3="http://schemas.microsoft.com/office/drawing/2016/5/9/chartex" xmlns:cx4="http://schemas.microsoft.com/office/drawing/2016/5/10/chartex" xmlns:cx5="http://schemas.microsoft.com/office/drawing/2016/5/11/chartex" xmlns:cx6="http://schemas.microsoft.com/office/drawing/2016/5/12/chartex" xmlns:cx7="http://schemas.microsoft.com/office/drawing/2016/5/13/chartex" xmlns:cx8="http://schemas.microsoft.com/office/drawing/2016/5/14/chartex" xmlns:mc="http://schemas.openxmlformats.org/markup-compatibility/2006" xmlns:aink="http://schemas.microsoft.com/office/drawing/2016/ink" xmlns:am3d="http://schemas.microsoft.com/office/drawing/2017/model3d" xmlns:o="urn:schemas-microsoft-com:office:office" xmlns:oel="http://schemas.microsoft.com/office/2019/extlst" xmlns:r="http://schemas.openxmlformats.org/officeDocument/2006/relationships" xmlns:m="http://schemas.openxmlformats.org/officeDocument/2006/math" xmlns:v="urn:schemas-microsoft-com:vml" xmlns:wp14="http://schemas.microsoft.com/office/word/2010/wordprocessingDrawing" xmlns:wp="http://schemas.openxmlformats.org/drawingml/2006/wordprocessingDrawing" xmlns:w10="urn:schemas-microsoft-com:office:word" xmlns:w="http://schemas.openxmlformats.org/wordprocessingml/2006/main" xmlns:w14="http://schemas.microsoft.com/office/word/2010/wordml" xmlns:w15="http://schemas.microsoft.com/office/word/2012/wordml" xmlns:w16cex="http://schemas.microsoft.com/office/word/2018/wordml/cex" xmlns:w16cid="http://schemas.microsoft.com/office/word/2016/wordml/cid" xmlns:w16="http://schemas.microsoft.com/office/word/2018/wordml" xmlns:w16du="http://schemas.microsoft.com/office/word/2023/wordml/word16du" xmlns:w16sdtdh="http://schemas.microsoft.com/office/word/2020/wordml/sdtdatahash" xmlns:w16sdtfl="http://schemas.microsoft.com/office/word/2024/wordml/sdtformatlock" xmlns:w16se="http://schemas.microsoft.com/office/word/2015/wordml/symex" xmlns:wpg="http://schemas.microsoft.com/office/word/2010/wordprocessingGroup" xmlns:wpi="http://schemas.microsoft.com/office/word/2010/wordprocessingInk" xmlns:wne="http://schemas.microsoft.com/office/word/2006/wordml" xmlns:wps="http://schemas.microsoft.com/office/word/2010/wordprocessingShape" mc:Ignorable="w14 w15 w16se w16cid w16 w16cex w16sdtdh w16sdtfl w16du wp14">
+<w:document xmlns:wpc="http://schemas.microsoft.com/office/word/2010/wordprocessingCanvas" xmlns:cx="http://schemas.microsoft.com/office/drawing/2014/chartex" xmlns:cx1="http://schemas.microsoft.com/office/drawing/2015/9/8/chartex" xmlns:cx2="http://schemas.microsoft.com/office/drawing/2015/10/21/chartex" xmlns:cx3="http://schemas.microsoft.com/office/drawing/2016/5/9/chartex" xmlns:cx4="http://schemas.microsoft.com/office/drawing/2016/5/10/chartex" xmlns:cx5="http://schemas.microsoft.com/office/drawing/2016/5/11/chartex" xmlns:cx6="http://schemas.microsoft.com/office/drawing/2016/5/12/chartex" xmlns:cx7="http://schemas.microsoft.com/office/drawing/2016/5/13/chartex" xmlns:cx8="http://schemas.microsoft.com/office/drawing/2016/5/14/chartex" xmlns:mc="http://schemas.openxmlformats.org/markup-compatibility/2006" xmlns:aink="http://schemas.microsoft.com/office/drawing/2016/ink" xmlns:am3d="http://schemas.microsoft.com/office/drawing/2017/model3d" xmlns:o="urn:schemas-microsoft-com:office:office" xmlns:oel="http://schemas.microsoft.com/office/2019/extlst" xmlns:r="http://schemas.openxmlformats.org/officeDocument/2006/relationships" xmlns:m="http://schemas.openxmlformats.org/officeDocument/2006/math" xmlns:v="urn:schemas-microsoft-com:vml" xmlns:wp14="http://schemas.microsoft.com/office/word/2010/wordprocessingDrawing" xmlns:wp="http://schemas.openxmlformats.org/drawingml/2006/wordprocessingDrawing" xmlns:w10="urn:schemas-microsoft-com:office:word" xmlns:w="http://schemas.openxmlformats.org/wordprocessingml/2006/main" xmlns:w14="http://schemas.microsoft.com/office/word/2010/wordml" xmlns:w15="http://schemas.microsoft.com/office/word/2012/wordml" xmlns:w16cei="http://schemas.microsoft.com/office/word/2026/wordml/cei" xmlns:w16cex="http://schemas.microsoft.com/office/word/2018/wordml/cex" xmlns:w16cid="http://schemas.microsoft.com/office/word/2016/wordml/cid" xmlns:w16="http://schemas.microsoft.com/office/word/2018/wordml" xmlns:w16du="http://schemas.microsoft.com/office/word/2023/wordml/word16du" xmlns:w16sdtdh="http://schemas.microsoft.com/office/word/2020/wordml/sdtdatahash" xmlns:w16sdtfl="http://schemas.microsoft.com/office/word/2024/wordml/sdtformatlock" xmlns:w16se="http://schemas.microsoft.com/office/word/2015/wordml/symex" xmlns:wpg="http://schemas.microsoft.com/office/word/2010/wordprocessingGroup" xmlns:wpi="http://schemas.microsoft.com/office/word/2010/wordprocessingInk" xmlns:wne="http://schemas.microsoft.com/office/word/2006/wordml" xmlns:wps="http://schemas.microsoft.com/office/word/2010/wordprocessingShape" mc:Ignorable="w14 w15 w16se w16cid w16 w16cex w16sdtdh w16sdtfl w16du wp14">
   <w:body>
     <w:p>
       <w:r>
-        <w:t xml:space="preserve">Emery walked up behind the counter and stood just where he’d seen the clerks stand before. He opened the first drawer and found some insurance forms. In the second drawer were loose forms that needed to be filled out for certified mail. Then he opened the third drawer and saw waving flags, docile old men who </w:t>
+        <w:t xml:space="preserve">Emery opened the door that read “Postmaster.” Inside behind a mahogany desk too big for the room a safe was set </w:t>
       </w:r>
+      <w:proofErr w:type="gramStart"/>
       <w:r>
-        <w:t>had accomplished something once</w:t>
+        <w:t>into</w:t>
       </w:r>
+      <w:proofErr w:type="gramEnd"/>
       <w:r>
-        <w:t xml:space="preserve"> and butterflies</w:t>
-      </w:r>
-      <w:r>
-        <w:t xml:space="preserve"> in every conceivable color</w:t>
-      </w:r>
-      <w:r>
-        <w:t>.</w:t>
-      </w:r>
-      <w:r>
-        <w:t xml:space="preserve"> He shuffled the books of stamps together until he held a stack as thick as a school book. </w:t>
-      </w:r>
-      <w:r>
-        <w:t>Emery found Orrin’s backpack lying on the floor and zipped the stamps safely away in a pocket separate from the letters. Orrin had returned to the wall of boxes and ran his finger along the rows and columns scanning for something.</w:t>
+        <w:t xml:space="preserve"> the wall. About the size of a microwave, Emery figured it couldn’t be as difficult as one of those massive bank vault doors. It had a black dial with white ticks along its circumference like his high school locker had so he guessed that he already had some experience in what it would take to get it open. </w:t>
       </w:r>
     </w:p>
     <w:p>
       <w:r>
-        <w:t>“What are you doing?” Emery asked.</w:t>
+        <w:t xml:space="preserve">Emery unzipped his sweatshirt and pulled out the stethoscope he’d been wearing under there. There were no windows in the postmaster’s </w:t>
       </w:r>
-    </w:p>
-    <w:p>
+      <w:proofErr w:type="gramStart"/>
       <w:r>
-        <w:t>“We’re never coming back, right?” He located the number he was looking for, collected the mail from the box and handed it to Emery to stash in the backpack. “I wanted to g</w:t>
+        <w:t>room</w:t>
       </w:r>
+      <w:proofErr w:type="gramEnd"/>
       <w:r>
-        <w:t>rab</w:t>
-      </w:r>
-      <w:r>
-        <w:t xml:space="preserve"> these</w:t>
-      </w:r>
-      <w:r>
-        <w:t xml:space="preserve"> while I was here</w:t>
-      </w:r>
-      <w:r>
-        <w:t>.”</w:t>
-      </w:r>
-      <w:r>
-        <w:t xml:space="preserve"> The letters were addressed in a dozen varieties of ds handwriting to Drag. Emery found a third pocket where those letters could sit without mixing into the doctors’ mail and he thought he understood why Orrin had come. </w:t>
-      </w:r>
-      <w:r>
-        <w:t xml:space="preserve"> </w:t>
+        <w:t xml:space="preserve"> and he was about to plug his ears with the stethoscope. He’d be depending fully on Orrin and on the priest. </w:t>
       </w:r>
     </w:p>
     <w:p/>
@@ -65,7 +40,7 @@
 </file>
 
 <file path=word/endnotes.xml><?xml version="1.0" encoding="utf-8"?>
-<w:endnotes xmlns:wpc="http://schemas.microsoft.com/office/word/2010/wordprocessingCanvas" xmlns:cx="http://schemas.microsoft.com/office/drawing/2014/chartex" xmlns:cx1="http://schemas.microsoft.com/office/drawing/2015/9/8/chartex" xmlns:cx2="http://schemas.microsoft.com/office/drawing/2015/10/21/chartex" xmlns:cx3="http://schemas.microsoft.com/office/drawing/2016/5/9/chartex" xmlns:cx4="http://schemas.microsoft.com/office/drawing/2016/5/10/chartex" xmlns:cx5="http://schemas.microsoft.com/office/drawing/2016/5/11/chartex" xmlns:cx6="http://schemas.microsoft.com/office/drawing/2016/5/12/chartex" xmlns:cx7="http://schemas.microsoft.com/office/drawing/2016/5/13/chartex" xmlns:cx8="http://schemas.microsoft.com/office/drawing/2016/5/14/chartex" xmlns:mc="http://schemas.openxmlformats.org/markup-compatibility/2006" xmlns:aink="http://schemas.microsoft.com/office/drawing/2016/ink" xmlns:am3d="http://schemas.microsoft.com/office/drawing/2017/model3d" xmlns:o="urn:schemas-microsoft-com:office:office" xmlns:oel="http://schemas.microsoft.com/office/2019/extlst" xmlns:r="http://schemas.openxmlformats.org/officeDocument/2006/relationships" xmlns:m="http://schemas.openxmlformats.org/officeDocument/2006/math" xmlns:v="urn:schemas-microsoft-com:vml" xmlns:wp14="http://schemas.microsoft.com/office/word/2010/wordprocessingDrawing" xmlns:wp="http://schemas.openxmlformats.org/drawingml/2006/wordprocessingDrawing" xmlns:w10="urn:schemas-microsoft-com:office:word" xmlns:w="http://schemas.openxmlformats.org/wordprocessingml/2006/main" xmlns:w14="http://schemas.microsoft.com/office/word/2010/wordml" xmlns:w15="http://schemas.microsoft.com/office/word/2012/wordml" xmlns:w16cex="http://schemas.microsoft.com/office/word/2018/wordml/cex" xmlns:w16cid="http://schemas.microsoft.com/office/word/2016/wordml/cid" xmlns:w16="http://schemas.microsoft.com/office/word/2018/wordml" xmlns:w16du="http://schemas.microsoft.com/office/word/2023/wordml/word16du" xmlns:w16sdtdh="http://schemas.microsoft.com/office/word/2020/wordml/sdtdatahash" xmlns:w16sdtfl="http://schemas.microsoft.com/office/word/2024/wordml/sdtformatlock" xmlns:w16se="http://schemas.microsoft.com/office/word/2015/wordml/symex" xmlns:wpg="http://schemas.microsoft.com/office/word/2010/wordprocessingGroup" xmlns:wpi="http://schemas.microsoft.com/office/word/2010/wordprocessingInk" xmlns:wne="http://schemas.microsoft.com/office/word/2006/wordml" xmlns:wps="http://schemas.microsoft.com/office/word/2010/wordprocessingShape" mc:Ignorable="w14 w15 w16se w16cid w16 w16cex w16sdtdh w16sdtfl w16du wp14">
+<w:endnotes xmlns:wpc="http://schemas.microsoft.com/office/word/2010/wordprocessingCanvas" xmlns:cx="http://schemas.microsoft.com/office/drawing/2014/chartex" xmlns:cx1="http://schemas.microsoft.com/office/drawing/2015/9/8/chartex" xmlns:cx2="http://schemas.microsoft.com/office/drawing/2015/10/21/chartex" xmlns:cx3="http://schemas.microsoft.com/office/drawing/2016/5/9/chartex" xmlns:cx4="http://schemas.microsoft.com/office/drawing/2016/5/10/chartex" xmlns:cx5="http://schemas.microsoft.com/office/drawing/2016/5/11/chartex" xmlns:cx6="http://schemas.microsoft.com/office/drawing/2016/5/12/chartex" xmlns:cx7="http://schemas.microsoft.com/office/drawing/2016/5/13/chartex" xmlns:cx8="http://schemas.microsoft.com/office/drawing/2016/5/14/chartex" xmlns:mc="http://schemas.openxmlformats.org/markup-compatibility/2006" xmlns:aink="http://schemas.microsoft.com/office/drawing/2016/ink" xmlns:am3d="http://schemas.microsoft.com/office/drawing/2017/model3d" xmlns:o="urn:schemas-microsoft-com:office:office" xmlns:oel="http://schemas.microsoft.com/office/2019/extlst" xmlns:r="http://schemas.openxmlformats.org/officeDocument/2006/relationships" xmlns:m="http://schemas.openxmlformats.org/officeDocument/2006/math" xmlns:v="urn:schemas-microsoft-com:vml" xmlns:wp14="http://schemas.microsoft.com/office/word/2010/wordprocessingDrawing" xmlns:wp="http://schemas.openxmlformats.org/drawingml/2006/wordprocessingDrawing" xmlns:w10="urn:schemas-microsoft-com:office:word" xmlns:w="http://schemas.openxmlformats.org/wordprocessingml/2006/main" xmlns:w14="http://schemas.microsoft.com/office/word/2010/wordml" xmlns:w15="http://schemas.microsoft.com/office/word/2012/wordml" xmlns:w16cei="http://schemas.microsoft.com/office/word/2026/wordml/cei" xmlns:w16cex="http://schemas.microsoft.com/office/word/2018/wordml/cex" xmlns:w16cid="http://schemas.microsoft.com/office/word/2016/wordml/cid" xmlns:w16="http://schemas.microsoft.com/office/word/2018/wordml" xmlns:w16du="http://schemas.microsoft.com/office/word/2023/wordml/word16du" xmlns:w16sdtdh="http://schemas.microsoft.com/office/word/2020/wordml/sdtdatahash" xmlns:w16sdtfl="http://schemas.microsoft.com/office/word/2024/wordml/sdtformatlock" xmlns:w16se="http://schemas.microsoft.com/office/word/2015/wordml/symex" xmlns:wpg="http://schemas.microsoft.com/office/word/2010/wordprocessingGroup" xmlns:wpi="http://schemas.microsoft.com/office/word/2010/wordprocessingInk" xmlns:wne="http://schemas.microsoft.com/office/word/2006/wordml" xmlns:wps="http://schemas.microsoft.com/office/word/2010/wordprocessingShape" mc:Ignorable="w14 w15 w16se w16cid w16 w16cex w16sdtdh w16sdtfl w16du wp14">
   <w:endnote w:type="separator" w:id="-1">
     <w:p>
       <w:pPr>
@@ -90,7 +65,7 @@
 </file>
 
 <file path=word/footnotes.xml><?xml version="1.0" encoding="utf-8"?>
-<w:footnotes xmlns:wpc="http://schemas.microsoft.com/office/word/2010/wordprocessingCanvas" xmlns:cx="http://schemas.microsoft.com/office/drawing/2014/chartex" xmlns:cx1="http://schemas.microsoft.com/office/drawing/2015/9/8/chartex" xmlns:cx2="http://schemas.microsoft.com/office/drawing/2015/10/21/chartex" xmlns:cx3="http://schemas.microsoft.com/office/drawing/2016/5/9/chartex" xmlns:cx4="http://schemas.microsoft.com/office/drawing/2016/5/10/chartex" xmlns:cx5="http://schemas.microsoft.com/office/drawing/2016/5/11/chartex" xmlns:cx6="http://schemas.microsoft.com/office/drawing/2016/5/12/chartex" xmlns:cx7="http://schemas.microsoft.com/office/drawing/2016/5/13/chartex" xmlns:cx8="http://schemas.microsoft.com/office/drawing/2016/5/14/chartex" xmlns:mc="http://schemas.openxmlformats.org/markup-compatibility/2006" xmlns:aink="http://schemas.microsoft.com/office/drawing/2016/ink" xmlns:am3d="http://schemas.microsoft.com/office/drawing/2017/model3d" xmlns:o="urn:schemas-microsoft-com:office:office" xmlns:oel="http://schemas.microsoft.com/office/2019/extlst" xmlns:r="http://schemas.openxmlformats.org/officeDocument/2006/relationships" xmlns:m="http://schemas.openxmlformats.org/officeDocument/2006/math" xmlns:v="urn:schemas-microsoft-com:vml" xmlns:wp14="http://schemas.microsoft.com/office/word/2010/wordprocessingDrawing" xmlns:wp="http://schemas.openxmlformats.org/drawingml/2006/wordprocessingDrawing" xmlns:w10="urn:schemas-microsoft-com:office:word" xmlns:w="http://schemas.openxmlformats.org/wordprocessingml/2006/main" xmlns:w14="http://schemas.microsoft.com/office/word/2010/wordml" xmlns:w15="http://schemas.microsoft.com/office/word/2012/wordml" xmlns:w16cex="http://schemas.microsoft.com/office/word/2018/wordml/cex" xmlns:w16cid="http://schemas.microsoft.com/office/word/2016/wordml/cid" xmlns:w16="http://schemas.microsoft.com/office/word/2018/wordml" xmlns:w16du="http://schemas.microsoft.com/office/word/2023/wordml/word16du" xmlns:w16sdtdh="http://schemas.microsoft.com/office/word/2020/wordml/sdtdatahash" xmlns:w16sdtfl="http://schemas.microsoft.com/office/word/2024/wordml/sdtformatlock" xmlns:w16se="http://schemas.microsoft.com/office/word/2015/wordml/symex" xmlns:wpg="http://schemas.microsoft.com/office/word/2010/wordprocessingGroup" xmlns:wpi="http://schemas.microsoft.com/office/word/2010/wordprocessingInk" xmlns:wne="http://schemas.microsoft.com/office/word/2006/wordml" xmlns:wps="http://schemas.microsoft.com/office/word/2010/wordprocessingShape" mc:Ignorable="w14 w15 w16se w16cid w16 w16cex w16sdtdh w16sdtfl w16du wp14">
+<w:footnotes xmlns:wpc="http://schemas.microsoft.com/office/word/2010/wordprocessingCanvas" xmlns:cx="http://schemas.microsoft.com/office/drawing/2014/chartex" xmlns:cx1="http://schemas.microsoft.com/office/drawing/2015/9/8/chartex" xmlns:cx2="http://schemas.microsoft.com/office/drawing/2015/10/21/chartex" xmlns:cx3="http://schemas.microsoft.com/office/drawing/2016/5/9/chartex" xmlns:cx4="http://schemas.microsoft.com/office/drawing/2016/5/10/chartex" xmlns:cx5="http://schemas.microsoft.com/office/drawing/2016/5/11/chartex" xmlns:cx6="http://schemas.microsoft.com/office/drawing/2016/5/12/chartex" xmlns:cx7="http://schemas.microsoft.com/office/drawing/2016/5/13/chartex" xmlns:cx8="http://schemas.microsoft.com/office/drawing/2016/5/14/chartex" xmlns:mc="http://schemas.openxmlformats.org/markup-compatibility/2006" xmlns:aink="http://schemas.microsoft.com/office/drawing/2016/ink" xmlns:am3d="http://schemas.microsoft.com/office/drawing/2017/model3d" xmlns:o="urn:schemas-microsoft-com:office:office" xmlns:oel="http://schemas.microsoft.com/office/2019/extlst" xmlns:r="http://schemas.openxmlformats.org/officeDocument/2006/relationships" xmlns:m="http://schemas.openxmlformats.org/officeDocument/2006/math" xmlns:v="urn:schemas-microsoft-com:vml" xmlns:wp14="http://schemas.microsoft.com/office/word/2010/wordprocessingDrawing" xmlns:wp="http://schemas.openxmlformats.org/drawingml/2006/wordprocessingDrawing" xmlns:w10="urn:schemas-microsoft-com:office:word" xmlns:w="http://schemas.openxmlformats.org/wordprocessingml/2006/main" xmlns:w14="http://schemas.microsoft.com/office/word/2010/wordml" xmlns:w15="http://schemas.microsoft.com/office/word/2012/wordml" xmlns:w16cei="http://schemas.microsoft.com/office/word/2026/wordml/cei" xmlns:w16cex="http://schemas.microsoft.com/office/word/2018/wordml/cex" xmlns:w16cid="http://schemas.microsoft.com/office/word/2016/wordml/cid" xmlns:w16="http://schemas.microsoft.com/office/word/2018/wordml" xmlns:w16du="http://schemas.microsoft.com/office/word/2023/wordml/word16du" xmlns:w16sdtdh="http://schemas.microsoft.com/office/word/2020/wordml/sdtdatahash" xmlns:w16sdtfl="http://schemas.microsoft.com/office/word/2024/wordml/sdtformatlock" xmlns:w16se="http://schemas.microsoft.com/office/word/2015/wordml/symex" xmlns:wpg="http://schemas.microsoft.com/office/word/2010/wordprocessingGroup" xmlns:wpi="http://schemas.microsoft.com/office/word/2010/wordprocessingInk" xmlns:wne="http://schemas.microsoft.com/office/word/2006/wordml" xmlns:wps="http://schemas.microsoft.com/office/word/2010/wordprocessingShape" mc:Ignorable="w14 w15 w16se w16cid w16 w16cex w16sdtdh w16sdtfl w16du wp14">
   <w:footnote w:type="separator" w:id="-1">
     <w:p>
       <w:pPr>

--- a/docs/working.docx
+++ b/docs/working.docx
@@ -1,31 +1,87 @@
 
 <file path=word/document.xml><?xml version="1.0" encoding="utf-8"?>
-<w:document xmlns:wpc="http://schemas.microsoft.com/office/word/2010/wordprocessingCanvas" xmlns:cx="http://schemas.microsoft.com/office/drawing/2014/chartex" xmlns:cx1="http://schemas.microsoft.com/office/drawing/2015/9/8/chartex" xmlns:cx2="http://schemas.microsoft.com/office/drawing/2015/10/21/chartex" xmlns:cx3="http://schemas.microsoft.com/office/drawing/2016/5/9/chartex" xmlns:cx4="http://schemas.microsoft.com/office/drawing/2016/5/10/chartex" xmlns:cx5="http://schemas.microsoft.com/office/drawing/2016/5/11/chartex" xmlns:cx6="http://schemas.microsoft.com/office/drawing/2016/5/12/chartex" xmlns:cx7="http://schemas.microsoft.com/office/drawing/2016/5/13/chartex" xmlns:cx8="http://schemas.microsoft.com/office/drawing/2016/5/14/chartex" xmlns:mc="http://schemas.openxmlformats.org/markup-compatibility/2006" xmlns:aink="http://schemas.microsoft.com/office/drawing/2016/ink" xmlns:am3d="http://schemas.microsoft.com/office/drawing/2017/model3d" xmlns:o="urn:schemas-microsoft-com:office:office" xmlns:oel="http://schemas.microsoft.com/office/2019/extlst" xmlns:r="http://schemas.openxmlformats.org/officeDocument/2006/relationships" xmlns:m="http://schemas.openxmlformats.org/officeDocument/2006/math" xmlns:v="urn:schemas-microsoft-com:vml" xmlns:wp14="http://schemas.microsoft.com/office/word/2010/wordprocessingDrawing" xmlns:wp="http://schemas.openxmlformats.org/drawingml/2006/wordprocessingDrawing" xmlns:w10="urn:schemas-microsoft-com:office:word" xmlns:w="http://schemas.openxmlformats.org/wordprocessingml/2006/main" xmlns:w14="http://schemas.microsoft.com/office/word/2010/wordml" xmlns:w15="http://schemas.microsoft.com/office/word/2012/wordml" xmlns:w16cei="http://schemas.microsoft.com/office/word/2026/wordml/cei" xmlns:w16cex="http://schemas.microsoft.com/office/word/2018/wordml/cex" xmlns:w16cid="http://schemas.microsoft.com/office/word/2016/wordml/cid" xmlns:w16="http://schemas.microsoft.com/office/word/2018/wordml" xmlns:w16du="http://schemas.microsoft.com/office/word/2023/wordml/word16du" xmlns:w16sdtdh="http://schemas.microsoft.com/office/word/2020/wordml/sdtdatahash" xmlns:w16sdtfl="http://schemas.microsoft.com/office/word/2024/wordml/sdtformatlock" xmlns:w16se="http://schemas.microsoft.com/office/word/2015/wordml/symex" xmlns:wpg="http://schemas.microsoft.com/office/word/2010/wordprocessingGroup" xmlns:wpi="http://schemas.microsoft.com/office/word/2010/wordprocessingInk" xmlns:wne="http://schemas.microsoft.com/office/word/2006/wordml" xmlns:wps="http://schemas.microsoft.com/office/word/2010/wordprocessingShape" mc:Ignorable="w14 w15 w16se w16cid w16 w16cex w16sdtdh w16sdtfl w16du wp14">
+<w:document xmlns:wpc="http://schemas.microsoft.com/office/word/2010/wordprocessingCanvas" xmlns:cx="http://schemas.microsoft.com/office/drawing/2014/chartex" xmlns:cx1="http://schemas.microsoft.com/office/drawing/2015/9/8/chartex" xmlns:cx2="http://schemas.microsoft.com/office/drawing/2015/10/21/chartex" xmlns:cx3="http://schemas.microsoft.com/office/drawing/2016/5/9/chartex" xmlns:cx4="http://schemas.microsoft.com/office/drawing/2016/5/10/chartex" xmlns:cx5="http://schemas.microsoft.com/office/drawing/2016/5/11/chartex" xmlns:cx6="http://schemas.microsoft.com/office/drawing/2016/5/12/chartex" xmlns:cx7="http://schemas.microsoft.com/office/drawing/2016/5/13/chartex" xmlns:cx8="http://schemas.microsoft.com/office/drawing/2016/5/14/chartex" xmlns:mc="http://schemas.openxmlformats.org/markup-compatibility/2006" xmlns:aink="http://schemas.microsoft.com/office/drawing/2016/ink" xmlns:am3d="http://schemas.microsoft.com/office/drawing/2017/model3d" xmlns:o="urn:schemas-microsoft-com:office:office" xmlns:oel="http://schemas.microsoft.com/office/2019/extlst" xmlns:r="http://schemas.openxmlformats.org/officeDocument/2006/relationships" xmlns:m="http://schemas.openxmlformats.org/officeDocument/2006/math" xmlns:v="urn:schemas-microsoft-com:vml" xmlns:wp14="http://schemas.microsoft.com/office/word/2010/wordprocessingDrawing" xmlns:wp="http://schemas.openxmlformats.org/drawingml/2006/wordprocessingDrawing" xmlns:w10="urn:schemas-microsoft-com:office:word" xmlns:w="http://schemas.openxmlformats.org/wordprocessingml/2006/main" xmlns:w14="http://schemas.microsoft.com/office/word/2010/wordml" xmlns:w15="http://schemas.microsoft.com/office/word/2012/wordml" xmlns:w16cex="http://schemas.microsoft.com/office/word/2018/wordml/cex" xmlns:w16cid="http://schemas.microsoft.com/office/word/2016/wordml/cid" xmlns:w16="http://schemas.microsoft.com/office/word/2018/wordml" xmlns:w16du="http://schemas.microsoft.com/office/word/2023/wordml/word16du" xmlns:w16sdtdh="http://schemas.microsoft.com/office/word/2020/wordml/sdtdatahash" xmlns:w16sdtfl="http://schemas.microsoft.com/office/word/2024/wordml/sdtformatlock" xmlns:w16se="http://schemas.microsoft.com/office/word/2015/wordml/symex" xmlns:wpg="http://schemas.microsoft.com/office/word/2010/wordprocessingGroup" xmlns:wpi="http://schemas.microsoft.com/office/word/2010/wordprocessingInk" xmlns:wne="http://schemas.microsoft.com/office/word/2006/wordml" xmlns:wps="http://schemas.microsoft.com/office/word/2010/wordprocessingShape" mc:Ignorable="w14 w15 w16se w16cid w16 w16cex w16sdtdh w16sdtfl w16du wp14">
   <w:body>
     <w:p>
       <w:r>
-        <w:t xml:space="preserve">Emery opened the door that read “Postmaster.” Inside behind a mahogany desk too big for the room a safe was set </w:t>
-      </w:r>
-      <w:proofErr w:type="gramStart"/>
-      <w:r>
-        <w:t>into</w:t>
-      </w:r>
-      <w:proofErr w:type="gramEnd"/>
-      <w:r>
-        <w:t xml:space="preserve"> the wall. About the size of a microwave, Emery figured it couldn’t be as difficult as one of those massive bank vault doors. It had a black dial with white ticks along its circumference like his high school locker had so he guessed that he already had some experience in what it would take to get it open. </w:t>
+        <w:t xml:space="preserve">Emery opened the door that read “Postmaster.” Inside behind a mahogany desk too big for the room a safe was set into the wall. About the size of a microwave, Emery figured it couldn’t be as difficult as one of those massive bank vault doors. It had a black dial with white ticks along its circumference like his high school locker had so he guessed that he already had some experience in what it would take to get it open. </w:t>
       </w:r>
     </w:p>
     <w:p>
       <w:r>
-        <w:t xml:space="preserve">Emery unzipped his sweatshirt and pulled out the stethoscope he’d been wearing under there. There were no windows in the postmaster’s </w:t>
-      </w:r>
-      <w:proofErr w:type="gramStart"/>
-      <w:r>
-        <w:t>room</w:t>
-      </w:r>
-      <w:proofErr w:type="gramEnd"/>
-      <w:r>
-        <w:t xml:space="preserve"> and he was about to plug his ears with the stethoscope. He’d be depending fully on Orrin and on the priest. </w:t>
+        <w:t xml:space="preserve">Emery unzipped his sweatshirt and </w:t>
+      </w:r>
+      <w:r>
+        <w:t>lifted</w:t>
+      </w:r>
+      <w:r>
+        <w:t xml:space="preserve"> out the stethoscope he’d been wearing under there. There were no windows in the postmaster’s room and he was about to plug his ears with the stethoscope. He’d be depending fully on Orrin and on </w:t>
+      </w:r>
+      <w:r>
+        <w:t>Arthur out in the street</w:t>
+      </w:r>
+      <w:r>
+        <w:t>.</w:t>
+      </w:r>
+    </w:p>
+    <w:p>
+      <w:r>
+        <w:t xml:space="preserve">“Can you check the </w:t>
+      </w:r>
+      <w:r>
+        <w:t>window</w:t>
+      </w:r>
+      <w:r>
+        <w:t>?” Emery asked his brother. “</w:t>
+      </w:r>
+      <w:r>
+        <w:t>K</w:t>
+      </w:r>
+      <w:r>
+        <w:t>eep an eye out for the altar boy.”</w:t>
+      </w:r>
+    </w:p>
+    <w:p>
+      <w:r>
+        <w:t xml:space="preserve">“Now that you’ve seen </w:t>
+      </w:r>
+      <w:r>
+        <w:t>the safe</w:t>
+      </w:r>
+      <w:r>
+        <w:t>, how long do you think you’re going to need?”</w:t>
+      </w:r>
+    </w:p>
+    <w:p>
+      <w:r>
+        <w:t xml:space="preserve">Emery ran a quick calculation in his head then added 30 seconds to that so </w:t>
+      </w:r>
+      <w:r>
+        <w:t>to leave himself</w:t>
+      </w:r>
+      <w:r>
+        <w:t xml:space="preserve"> something to brag about when he beat his own estimate. “Two and a half minutes. Tops.”</w:t>
+      </w:r>
+    </w:p>
+    <w:p>
+      <w:r>
+        <w:t xml:space="preserve">While Emery was working on the safe, Orrin would just need to move the penlight to signal </w:t>
+      </w:r>
+      <w:r>
+        <w:t xml:space="preserve">that the plan had advanced to phase three and then he could start laying down the incendiaries. He felt an urge to run through these steps verbally with his brother but he knew that going over and over the plan wouldn’t do either of them any good. It wastes time and it makes Orrin feel talked down to. So Emery reviewed the steps on a mental checklist and gave his brother a firm nod of the head to communicate that they were all set. </w:t>
+      </w:r>
+    </w:p>
+    <w:p>
+      <w:r>
+        <w:t xml:space="preserve"> </w:t>
+      </w:r>
+    </w:p>
+    <w:p>
+      <w:r>
+        <w:t xml:space="preserve">  </w:t>
+      </w:r>
+      <w:r>
+        <w:t xml:space="preserve"> </w:t>
       </w:r>
     </w:p>
     <w:p/>
@@ -40,7 +96,7 @@
 </file>
 
 <file path=word/endnotes.xml><?xml version="1.0" encoding="utf-8"?>
-<w:endnotes xmlns:wpc="http://schemas.microsoft.com/office/word/2010/wordprocessingCanvas" xmlns:cx="http://schemas.microsoft.com/office/drawing/2014/chartex" xmlns:cx1="http://schemas.microsoft.com/office/drawing/2015/9/8/chartex" xmlns:cx2="http://schemas.microsoft.com/office/drawing/2015/10/21/chartex" xmlns:cx3="http://schemas.microsoft.com/office/drawing/2016/5/9/chartex" xmlns:cx4="http://schemas.microsoft.com/office/drawing/2016/5/10/chartex" xmlns:cx5="http://schemas.microsoft.com/office/drawing/2016/5/11/chartex" xmlns:cx6="http://schemas.microsoft.com/office/drawing/2016/5/12/chartex" xmlns:cx7="http://schemas.microsoft.com/office/drawing/2016/5/13/chartex" xmlns:cx8="http://schemas.microsoft.com/office/drawing/2016/5/14/chartex" xmlns:mc="http://schemas.openxmlformats.org/markup-compatibility/2006" xmlns:aink="http://schemas.microsoft.com/office/drawing/2016/ink" xmlns:am3d="http://schemas.microsoft.com/office/drawing/2017/model3d" xmlns:o="urn:schemas-microsoft-com:office:office" xmlns:oel="http://schemas.microsoft.com/office/2019/extlst" xmlns:r="http://schemas.openxmlformats.org/officeDocument/2006/relationships" xmlns:m="http://schemas.openxmlformats.org/officeDocument/2006/math" xmlns:v="urn:schemas-microsoft-com:vml" xmlns:wp14="http://schemas.microsoft.com/office/word/2010/wordprocessingDrawing" xmlns:wp="http://schemas.openxmlformats.org/drawingml/2006/wordprocessingDrawing" xmlns:w10="urn:schemas-microsoft-com:office:word" xmlns:w="http://schemas.openxmlformats.org/wordprocessingml/2006/main" xmlns:w14="http://schemas.microsoft.com/office/word/2010/wordml" xmlns:w15="http://schemas.microsoft.com/office/word/2012/wordml" xmlns:w16cei="http://schemas.microsoft.com/office/word/2026/wordml/cei" xmlns:w16cex="http://schemas.microsoft.com/office/word/2018/wordml/cex" xmlns:w16cid="http://schemas.microsoft.com/office/word/2016/wordml/cid" xmlns:w16="http://schemas.microsoft.com/office/word/2018/wordml" xmlns:w16du="http://schemas.microsoft.com/office/word/2023/wordml/word16du" xmlns:w16sdtdh="http://schemas.microsoft.com/office/word/2020/wordml/sdtdatahash" xmlns:w16sdtfl="http://schemas.microsoft.com/office/word/2024/wordml/sdtformatlock" xmlns:w16se="http://schemas.microsoft.com/office/word/2015/wordml/symex" xmlns:wpg="http://schemas.microsoft.com/office/word/2010/wordprocessingGroup" xmlns:wpi="http://schemas.microsoft.com/office/word/2010/wordprocessingInk" xmlns:wne="http://schemas.microsoft.com/office/word/2006/wordml" xmlns:wps="http://schemas.microsoft.com/office/word/2010/wordprocessingShape" mc:Ignorable="w14 w15 w16se w16cid w16 w16cex w16sdtdh w16sdtfl w16du wp14">
+<w:endnotes xmlns:wpc="http://schemas.microsoft.com/office/word/2010/wordprocessingCanvas" xmlns:cx="http://schemas.microsoft.com/office/drawing/2014/chartex" xmlns:cx1="http://schemas.microsoft.com/office/drawing/2015/9/8/chartex" xmlns:cx2="http://schemas.microsoft.com/office/drawing/2015/10/21/chartex" xmlns:cx3="http://schemas.microsoft.com/office/drawing/2016/5/9/chartex" xmlns:cx4="http://schemas.microsoft.com/office/drawing/2016/5/10/chartex" xmlns:cx5="http://schemas.microsoft.com/office/drawing/2016/5/11/chartex" xmlns:cx6="http://schemas.microsoft.com/office/drawing/2016/5/12/chartex" xmlns:cx7="http://schemas.microsoft.com/office/drawing/2016/5/13/chartex" xmlns:cx8="http://schemas.microsoft.com/office/drawing/2016/5/14/chartex" xmlns:mc="http://schemas.openxmlformats.org/markup-compatibility/2006" xmlns:aink="http://schemas.microsoft.com/office/drawing/2016/ink" xmlns:am3d="http://schemas.microsoft.com/office/drawing/2017/model3d" xmlns:o="urn:schemas-microsoft-com:office:office" xmlns:oel="http://schemas.microsoft.com/office/2019/extlst" xmlns:r="http://schemas.openxmlformats.org/officeDocument/2006/relationships" xmlns:m="http://schemas.openxmlformats.org/officeDocument/2006/math" xmlns:v="urn:schemas-microsoft-com:vml" xmlns:wp14="http://schemas.microsoft.com/office/word/2010/wordprocessingDrawing" xmlns:wp="http://schemas.openxmlformats.org/drawingml/2006/wordprocessingDrawing" xmlns:w10="urn:schemas-microsoft-com:office:word" xmlns:w="http://schemas.openxmlformats.org/wordprocessingml/2006/main" xmlns:w14="http://schemas.microsoft.com/office/word/2010/wordml" xmlns:w15="http://schemas.microsoft.com/office/word/2012/wordml" xmlns:w16cex="http://schemas.microsoft.com/office/word/2018/wordml/cex" xmlns:w16cid="http://schemas.microsoft.com/office/word/2016/wordml/cid" xmlns:w16="http://schemas.microsoft.com/office/word/2018/wordml" xmlns:w16du="http://schemas.microsoft.com/office/word/2023/wordml/word16du" xmlns:w16sdtdh="http://schemas.microsoft.com/office/word/2020/wordml/sdtdatahash" xmlns:w16sdtfl="http://schemas.microsoft.com/office/word/2024/wordml/sdtformatlock" xmlns:w16se="http://schemas.microsoft.com/office/word/2015/wordml/symex" xmlns:wpg="http://schemas.microsoft.com/office/word/2010/wordprocessingGroup" xmlns:wpi="http://schemas.microsoft.com/office/word/2010/wordprocessingInk" xmlns:wne="http://schemas.microsoft.com/office/word/2006/wordml" xmlns:wps="http://schemas.microsoft.com/office/word/2010/wordprocessingShape" mc:Ignorable="w14 w15 w16se w16cid w16 w16cex w16sdtdh w16sdtfl w16du wp14">
   <w:endnote w:type="separator" w:id="-1">
     <w:p>
       <w:pPr>
@@ -65,7 +121,7 @@
 </file>
 
 <file path=word/footnotes.xml><?xml version="1.0" encoding="utf-8"?>
-<w:footnotes xmlns:wpc="http://schemas.microsoft.com/office/word/2010/wordprocessingCanvas" xmlns:cx="http://schemas.microsoft.com/office/drawing/2014/chartex" xmlns:cx1="http://schemas.microsoft.com/office/drawing/2015/9/8/chartex" xmlns:cx2="http://schemas.microsoft.com/office/drawing/2015/10/21/chartex" xmlns:cx3="http://schemas.microsoft.com/office/drawing/2016/5/9/chartex" xmlns:cx4="http://schemas.microsoft.com/office/drawing/2016/5/10/chartex" xmlns:cx5="http://schemas.microsoft.com/office/drawing/2016/5/11/chartex" xmlns:cx6="http://schemas.microsoft.com/office/drawing/2016/5/12/chartex" xmlns:cx7="http://schemas.microsoft.com/office/drawing/2016/5/13/chartex" xmlns:cx8="http://schemas.microsoft.com/office/drawing/2016/5/14/chartex" xmlns:mc="http://schemas.openxmlformats.org/markup-compatibility/2006" xmlns:aink="http://schemas.microsoft.com/office/drawing/2016/ink" xmlns:am3d="http://schemas.microsoft.com/office/drawing/2017/model3d" xmlns:o="urn:schemas-microsoft-com:office:office" xmlns:oel="http://schemas.microsoft.com/office/2019/extlst" xmlns:r="http://schemas.openxmlformats.org/officeDocument/2006/relationships" xmlns:m="http://schemas.openxmlformats.org/officeDocument/2006/math" xmlns:v="urn:schemas-microsoft-com:vml" xmlns:wp14="http://schemas.microsoft.com/office/word/2010/wordprocessingDrawing" xmlns:wp="http://schemas.openxmlformats.org/drawingml/2006/wordprocessingDrawing" xmlns:w10="urn:schemas-microsoft-com:office:word" xmlns:w="http://schemas.openxmlformats.org/wordprocessingml/2006/main" xmlns:w14="http://schemas.microsoft.com/office/word/2010/wordml" xmlns:w15="http://schemas.microsoft.com/office/word/2012/wordml" xmlns:w16cei="http://schemas.microsoft.com/office/word/2026/wordml/cei" xmlns:w16cex="http://schemas.microsoft.com/office/word/2018/wordml/cex" xmlns:w16cid="http://schemas.microsoft.com/office/word/2016/wordml/cid" xmlns:w16="http://schemas.microsoft.com/office/word/2018/wordml" xmlns:w16du="http://schemas.microsoft.com/office/word/2023/wordml/word16du" xmlns:w16sdtdh="http://schemas.microsoft.com/office/word/2020/wordml/sdtdatahash" xmlns:w16sdtfl="http://schemas.microsoft.com/office/word/2024/wordml/sdtformatlock" xmlns:w16se="http://schemas.microsoft.com/office/word/2015/wordml/symex" xmlns:wpg="http://schemas.microsoft.com/office/word/2010/wordprocessingGroup" xmlns:wpi="http://schemas.microsoft.com/office/word/2010/wordprocessingInk" xmlns:wne="http://schemas.microsoft.com/office/word/2006/wordml" xmlns:wps="http://schemas.microsoft.com/office/word/2010/wordprocessingShape" mc:Ignorable="w14 w15 w16se w16cid w16 w16cex w16sdtdh w16sdtfl w16du wp14">
+<w:footnotes xmlns:wpc="http://schemas.microsoft.com/office/word/2010/wordprocessingCanvas" xmlns:cx="http://schemas.microsoft.com/office/drawing/2014/chartex" xmlns:cx1="http://schemas.microsoft.com/office/drawing/2015/9/8/chartex" xmlns:cx2="http://schemas.microsoft.com/office/drawing/2015/10/21/chartex" xmlns:cx3="http://schemas.microsoft.com/office/drawing/2016/5/9/chartex" xmlns:cx4="http://schemas.microsoft.com/office/drawing/2016/5/10/chartex" xmlns:cx5="http://schemas.microsoft.com/office/drawing/2016/5/11/chartex" xmlns:cx6="http://schemas.microsoft.com/office/drawing/2016/5/12/chartex" xmlns:cx7="http://schemas.microsoft.com/office/drawing/2016/5/13/chartex" xmlns:cx8="http://schemas.microsoft.com/office/drawing/2016/5/14/chartex" xmlns:mc="http://schemas.openxmlformats.org/markup-compatibility/2006" xmlns:aink="http://schemas.microsoft.com/office/drawing/2016/ink" xmlns:am3d="http://schemas.microsoft.com/office/drawing/2017/model3d" xmlns:o="urn:schemas-microsoft-com:office:office" xmlns:oel="http://schemas.microsoft.com/office/2019/extlst" xmlns:r="http://schemas.openxmlformats.org/officeDocument/2006/relationships" xmlns:m="http://schemas.openxmlformats.org/officeDocument/2006/math" xmlns:v="urn:schemas-microsoft-com:vml" xmlns:wp14="http://schemas.microsoft.com/office/word/2010/wordprocessingDrawing" xmlns:wp="http://schemas.openxmlformats.org/drawingml/2006/wordprocessingDrawing" xmlns:w10="urn:schemas-microsoft-com:office:word" xmlns:w="http://schemas.openxmlformats.org/wordprocessingml/2006/main" xmlns:w14="http://schemas.microsoft.com/office/word/2010/wordml" xmlns:w15="http://schemas.microsoft.com/office/word/2012/wordml" xmlns:w16cex="http://schemas.microsoft.com/office/word/2018/wordml/cex" xmlns:w16cid="http://schemas.microsoft.com/office/word/2016/wordml/cid" xmlns:w16="http://schemas.microsoft.com/office/word/2018/wordml" xmlns:w16du="http://schemas.microsoft.com/office/word/2023/wordml/word16du" xmlns:w16sdtdh="http://schemas.microsoft.com/office/word/2020/wordml/sdtdatahash" xmlns:w16sdtfl="http://schemas.microsoft.com/office/word/2024/wordml/sdtformatlock" xmlns:w16se="http://schemas.microsoft.com/office/word/2015/wordml/symex" xmlns:wpg="http://schemas.microsoft.com/office/word/2010/wordprocessingGroup" xmlns:wpi="http://schemas.microsoft.com/office/word/2010/wordprocessingInk" xmlns:wne="http://schemas.microsoft.com/office/word/2006/wordml" xmlns:wps="http://schemas.microsoft.com/office/word/2010/wordprocessingShape" mc:Ignorable="w14 w15 w16se w16cid w16 w16cex w16sdtdh w16sdtfl w16du wp14">
   <w:footnote w:type="separator" w:id="-1">
     <w:p>
       <w:pPr>

--- a/docs/working.docx
+++ b/docs/working.docx
@@ -69,6 +69,14 @@
       </w:r>
       <w:r>
         <w:t xml:space="preserve">that the plan had advanced to phase three and then he could start laying down the incendiaries. He felt an urge to run through these steps verbally with his brother but he knew that going over and over the plan wouldn’t do either of them any good. It wastes time and it makes Orrin feel talked down to. So Emery reviewed the steps on a mental checklist and gave his brother a firm nod of the head to communicate that they were all set. </w:t>
+      </w:r>
+    </w:p>
+    <w:p>
+      <w:r>
+        <w:t xml:space="preserve">Squeezing himself between the postmaster’s desk and the wall, Emery approached the safe and fit the stethoscope’s rubber-tipped calipers into his ears. He practiced the stethoscope trick on a safe in the garage where his dad kept some important documents </w:t>
+      </w:r>
+      <w:r>
+        <w:t xml:space="preserve">like the title to the car and his marriage certificate even though mom had moved out five years prior. Emery already knew the combination though. It was stuck with a label-maker ribbon to the pegboard just behind the safe. And he felt like that led him to hear clicks where he knew they’d be. It was a cheat. So he gave up after only a couple tries. </w:t>
       </w:r>
     </w:p>
     <w:p>

--- a/docs/working.docx
+++ b/docs/working.docx
@@ -77,6 +77,14 @@
       </w:r>
       <w:r>
         <w:t xml:space="preserve">like the title to the car and his marriage certificate even though mom had moved out five years prior. Emery already knew the combination though. It was stuck with a label-maker ribbon to the pegboard just behind the safe. And he felt like that led him to hear clicks where he knew they’d be. It was a cheat. So he gave up after only a couple tries. </w:t>
+      </w:r>
+    </w:p>
+    <w:p>
+      <w:r>
+        <w:t xml:space="preserve">He set the stethoscope’s head against the pebbled black metal of the safe door. </w:t>
+      </w:r>
+      <w:r>
+        <w:t xml:space="preserve">He gave the dial one firm spin just to loosen himself up and then started his slow tick by tick turning. </w:t>
       </w:r>
     </w:p>
     <w:p>

--- a/docs/working.docx
+++ b/docs/working.docx
@@ -1,103 +1,39 @@
 
 <file path=word/document.xml><?xml version="1.0" encoding="utf-8"?>
-<w:document xmlns:wpc="http://schemas.microsoft.com/office/word/2010/wordprocessingCanvas" xmlns:cx="http://schemas.microsoft.com/office/drawing/2014/chartex" xmlns:cx1="http://schemas.microsoft.com/office/drawing/2015/9/8/chartex" xmlns:cx2="http://schemas.microsoft.com/office/drawing/2015/10/21/chartex" xmlns:cx3="http://schemas.microsoft.com/office/drawing/2016/5/9/chartex" xmlns:cx4="http://schemas.microsoft.com/office/drawing/2016/5/10/chartex" xmlns:cx5="http://schemas.microsoft.com/office/drawing/2016/5/11/chartex" xmlns:cx6="http://schemas.microsoft.com/office/drawing/2016/5/12/chartex" xmlns:cx7="http://schemas.microsoft.com/office/drawing/2016/5/13/chartex" xmlns:cx8="http://schemas.microsoft.com/office/drawing/2016/5/14/chartex" xmlns:mc="http://schemas.openxmlformats.org/markup-compatibility/2006" xmlns:aink="http://schemas.microsoft.com/office/drawing/2016/ink" xmlns:am3d="http://schemas.microsoft.com/office/drawing/2017/model3d" xmlns:o="urn:schemas-microsoft-com:office:office" xmlns:oel="http://schemas.microsoft.com/office/2019/extlst" xmlns:r="http://schemas.openxmlformats.org/officeDocument/2006/relationships" xmlns:m="http://schemas.openxmlformats.org/officeDocument/2006/math" xmlns:v="urn:schemas-microsoft-com:vml" xmlns:wp14="http://schemas.microsoft.com/office/word/2010/wordprocessingDrawing" xmlns:wp="http://schemas.openxmlformats.org/drawingml/2006/wordprocessingDrawing" xmlns:w10="urn:schemas-microsoft-com:office:word" xmlns:w="http://schemas.openxmlformats.org/wordprocessingml/2006/main" xmlns:w14="http://schemas.microsoft.com/office/word/2010/wordml" xmlns:w15="http://schemas.microsoft.com/office/word/2012/wordml" xmlns:w16cex="http://schemas.microsoft.com/office/word/2018/wordml/cex" xmlns:w16cid="http://schemas.microsoft.com/office/word/2016/wordml/cid" xmlns:w16="http://schemas.microsoft.com/office/word/2018/wordml" xmlns:w16du="http://schemas.microsoft.com/office/word/2023/wordml/word16du" xmlns:w16sdtdh="http://schemas.microsoft.com/office/word/2020/wordml/sdtdatahash" xmlns:w16sdtfl="http://schemas.microsoft.com/office/word/2024/wordml/sdtformatlock" xmlns:w16se="http://schemas.microsoft.com/office/word/2015/wordml/symex" xmlns:wpg="http://schemas.microsoft.com/office/word/2010/wordprocessingGroup" xmlns:wpi="http://schemas.microsoft.com/office/word/2010/wordprocessingInk" xmlns:wne="http://schemas.microsoft.com/office/word/2006/wordml" xmlns:wps="http://schemas.microsoft.com/office/word/2010/wordprocessingShape" mc:Ignorable="w14 w15 w16se w16cid w16 w16cex w16sdtdh w16sdtfl w16du wp14">
+<w:document xmlns:wpc="http://schemas.microsoft.com/office/word/2010/wordprocessingCanvas" xmlns:cx="http://schemas.microsoft.com/office/drawing/2014/chartex" xmlns:cx1="http://schemas.microsoft.com/office/drawing/2015/9/8/chartex" xmlns:cx2="http://schemas.microsoft.com/office/drawing/2015/10/21/chartex" xmlns:cx3="http://schemas.microsoft.com/office/drawing/2016/5/9/chartex" xmlns:cx4="http://schemas.microsoft.com/office/drawing/2016/5/10/chartex" xmlns:cx5="http://schemas.microsoft.com/office/drawing/2016/5/11/chartex" xmlns:cx6="http://schemas.microsoft.com/office/drawing/2016/5/12/chartex" xmlns:cx7="http://schemas.microsoft.com/office/drawing/2016/5/13/chartex" xmlns:cx8="http://schemas.microsoft.com/office/drawing/2016/5/14/chartex" xmlns:mc="http://schemas.openxmlformats.org/markup-compatibility/2006" xmlns:aink="http://schemas.microsoft.com/office/drawing/2016/ink" xmlns:am3d="http://schemas.microsoft.com/office/drawing/2017/model3d" xmlns:o="urn:schemas-microsoft-com:office:office" xmlns:oel="http://schemas.microsoft.com/office/2019/extlst" xmlns:r="http://schemas.openxmlformats.org/officeDocument/2006/relationships" xmlns:m="http://schemas.openxmlformats.org/officeDocument/2006/math" xmlns:v="urn:schemas-microsoft-com:vml" xmlns:wp14="http://schemas.microsoft.com/office/word/2010/wordprocessingDrawing" xmlns:wp="http://schemas.openxmlformats.org/drawingml/2006/wordprocessingDrawing" xmlns:w10="urn:schemas-microsoft-com:office:word" xmlns:w="http://schemas.openxmlformats.org/wordprocessingml/2006/main" xmlns:w14="http://schemas.microsoft.com/office/word/2010/wordml" xmlns:w15="http://schemas.microsoft.com/office/word/2012/wordml" xmlns:w16cei="http://schemas.microsoft.com/office/word/2026/wordml/cei" xmlns:w16cex="http://schemas.microsoft.com/office/word/2018/wordml/cex" xmlns:w16cid="http://schemas.microsoft.com/office/word/2016/wordml/cid" xmlns:w16="http://schemas.microsoft.com/office/word/2018/wordml" xmlns:w16du="http://schemas.microsoft.com/office/word/2023/wordml/word16du" xmlns:w16sdtdh="http://schemas.microsoft.com/office/word/2020/wordml/sdtdatahash" xmlns:w16sdtfl="http://schemas.microsoft.com/office/word/2024/wordml/sdtformatlock" xmlns:w16se="http://schemas.microsoft.com/office/word/2015/wordml/symex" xmlns:wpg="http://schemas.microsoft.com/office/word/2010/wordprocessingGroup" xmlns:wpi="http://schemas.microsoft.com/office/word/2010/wordprocessingInk" xmlns:wne="http://schemas.microsoft.com/office/word/2006/wordml" xmlns:wps="http://schemas.microsoft.com/office/word/2010/wordprocessingShape" mc:Ignorable="w14 w15 w16se w16cid w16 w16cex w16sdtdh w16sdtfl w16du wp14">
   <w:body>
     <w:p>
       <w:r>
-        <w:t xml:space="preserve">Emery opened the door that read “Postmaster.” Inside behind a mahogany desk too big for the room a safe was set into the wall. About the size of a microwave, Emery figured it couldn’t be as difficult as one of those massive bank vault doors. It had a black dial with white ticks along its circumference like his high school locker had so he guessed that he already had some experience in what it would take to get it open. </w:t>
+        <w:t xml:space="preserve">Squeezing himself between the postmaster’s desk and the wall, Emery approached the safe and fit the stethoscope’s rubber-tipped calipers into his ears. He practiced the stethoscope trick on a safe in the garage where his dad kept some important documents like the title to the car and his marriage certificate which apparently had lost none of its importance to him even though mom had moved out five years prior. Emery already knew the combination though. It was stuck with a label-maker ribbon </w:t>
+      </w:r>
+      <w:proofErr w:type="gramStart"/>
+      <w:r>
+        <w:t>to</w:t>
+      </w:r>
+      <w:proofErr w:type="gramEnd"/>
+      <w:r>
+        <w:t xml:space="preserve"> the pegboard just behind the safe. And he felt like that led him to hear clicks where he knew they’d be. It was a cheat. </w:t>
+      </w:r>
+      <w:proofErr w:type="gramStart"/>
+      <w:r>
+        <w:t>So</w:t>
+      </w:r>
+      <w:proofErr w:type="gramEnd"/>
+      <w:r>
+        <w:t xml:space="preserve"> he gave up after only a couple tries. </w:t>
       </w:r>
     </w:p>
     <w:p>
       <w:r>
-        <w:t xml:space="preserve">Emery unzipped his sweatshirt and </w:t>
+        <w:t xml:space="preserve">He set the stethoscope’s head against the pebbled black metal of the safe door. He gave the dial one firm spin just to loosen himself up and then started his slow tick-by-tick turning. Five numbers clicked by without much sound other than the soft friction of the dial turning in its socket. Five more rolled by without a distinctive click and Emery was feeling fine. Odds are he wouldn’t hit the first number right away. Passing 33 he heard a faint wobble or jiggle, two metal pieces moving against </w:t>
       </w:r>
+      <w:proofErr w:type="gramStart"/>
       <w:r>
-        <w:t>lifted</w:t>
+        <w:t>each other</w:t>
       </w:r>
+      <w:proofErr w:type="gramEnd"/>
       <w:r>
-        <w:t xml:space="preserve"> out the stethoscope he’d been wearing under there. There were no windows in the postmaster’s room and he was about to plug his ears with the stethoscope. He’d be depending fully on Orrin and on </w:t>
-      </w:r>
-      <w:r>
-        <w:t>Arthur out in the street</w:t>
-      </w:r>
-      <w:r>
-        <w:t>.</w:t>
-      </w:r>
-    </w:p>
-    <w:p>
-      <w:r>
-        <w:t xml:space="preserve">“Can you check the </w:t>
-      </w:r>
-      <w:r>
-        <w:t>window</w:t>
-      </w:r>
-      <w:r>
-        <w:t>?” Emery asked his brother. “</w:t>
-      </w:r>
-      <w:r>
-        <w:t>K</w:t>
-      </w:r>
-      <w:r>
-        <w:t>eep an eye out for the altar boy.”</w:t>
-      </w:r>
-    </w:p>
-    <w:p>
-      <w:r>
-        <w:t xml:space="preserve">“Now that you’ve seen </w:t>
-      </w:r>
-      <w:r>
-        <w:t>the safe</w:t>
-      </w:r>
-      <w:r>
-        <w:t>, how long do you think you’re going to need?”</w:t>
-      </w:r>
-    </w:p>
-    <w:p>
-      <w:r>
-        <w:t xml:space="preserve">Emery ran a quick calculation in his head then added 30 seconds to that so </w:t>
-      </w:r>
-      <w:r>
-        <w:t>to leave himself</w:t>
-      </w:r>
-      <w:r>
-        <w:t xml:space="preserve"> something to brag about when he beat his own estimate. “Two and a half minutes. Tops.”</w:t>
-      </w:r>
-    </w:p>
-    <w:p>
-      <w:r>
-        <w:t xml:space="preserve">While Emery was working on the safe, Orrin would just need to move the penlight to signal </w:t>
-      </w:r>
-      <w:r>
-        <w:t xml:space="preserve">that the plan had advanced to phase three and then he could start laying down the incendiaries. He felt an urge to run through these steps verbally with his brother but he knew that going over and over the plan wouldn’t do either of them any good. It wastes time and it makes Orrin feel talked down to. So Emery reviewed the steps on a mental checklist and gave his brother a firm nod of the head to communicate that they were all set. </w:t>
-      </w:r>
-    </w:p>
-    <w:p>
-      <w:r>
-        <w:t xml:space="preserve">Squeezing himself between the postmaster’s desk and the wall, Emery approached the safe and fit the stethoscope’s rubber-tipped calipers into his ears. He practiced the stethoscope trick on a safe in the garage where his dad kept some important documents </w:t>
-      </w:r>
-      <w:r>
-        <w:t xml:space="preserve">like the title to the car and his marriage certificate even though mom had moved out five years prior. Emery already knew the combination though. It was stuck with a label-maker ribbon to the pegboard just behind the safe. And he felt like that led him to hear clicks where he knew they’d be. It was a cheat. So he gave up after only a couple tries. </w:t>
-      </w:r>
-    </w:p>
-    <w:p>
-      <w:r>
-        <w:t xml:space="preserve">He set the stethoscope’s head against the pebbled black metal of the safe door. </w:t>
-      </w:r>
-      <w:r>
-        <w:t xml:space="preserve">He gave the dial one firm spin just to loosen himself up and then started his slow tick by tick turning. </w:t>
-      </w:r>
-    </w:p>
-    <w:p>
-      <w:r>
-        <w:t xml:space="preserve"> </w:t>
-      </w:r>
-    </w:p>
-    <w:p>
-      <w:r>
-        <w:t xml:space="preserve">  </w:t>
-      </w:r>
-      <w:r>
-        <w:t xml:space="preserve"> </w:t>
+        <w:t xml:space="preserve"> but it didn’t seem strong enough. He kept turning. Numbers were clicking past and Emery was listening as hard as he could be he wasn’t hearing that satisfying snick of the pin slipping into the tumbler.   </w:t>
       </w:r>
     </w:p>
     <w:p/>
@@ -109,56 +45,6 @@
     </w:sectPr>
   </w:body>
 </w:document>
-</file>
-
-<file path=word/endnotes.xml><?xml version="1.0" encoding="utf-8"?>
-<w:endnotes xmlns:wpc="http://schemas.microsoft.com/office/word/2010/wordprocessingCanvas" xmlns:cx="http://schemas.microsoft.com/office/drawing/2014/chartex" xmlns:cx1="http://schemas.microsoft.com/office/drawing/2015/9/8/chartex" xmlns:cx2="http://schemas.microsoft.com/office/drawing/2015/10/21/chartex" xmlns:cx3="http://schemas.microsoft.com/office/drawing/2016/5/9/chartex" xmlns:cx4="http://schemas.microsoft.com/office/drawing/2016/5/10/chartex" xmlns:cx5="http://schemas.microsoft.com/office/drawing/2016/5/11/chartex" xmlns:cx6="http://schemas.microsoft.com/office/drawing/2016/5/12/chartex" xmlns:cx7="http://schemas.microsoft.com/office/drawing/2016/5/13/chartex" xmlns:cx8="http://schemas.microsoft.com/office/drawing/2016/5/14/chartex" xmlns:mc="http://schemas.openxmlformats.org/markup-compatibility/2006" xmlns:aink="http://schemas.microsoft.com/office/drawing/2016/ink" xmlns:am3d="http://schemas.microsoft.com/office/drawing/2017/model3d" xmlns:o="urn:schemas-microsoft-com:office:office" xmlns:oel="http://schemas.microsoft.com/office/2019/extlst" xmlns:r="http://schemas.openxmlformats.org/officeDocument/2006/relationships" xmlns:m="http://schemas.openxmlformats.org/officeDocument/2006/math" xmlns:v="urn:schemas-microsoft-com:vml" xmlns:wp14="http://schemas.microsoft.com/office/word/2010/wordprocessingDrawing" xmlns:wp="http://schemas.openxmlformats.org/drawingml/2006/wordprocessingDrawing" xmlns:w10="urn:schemas-microsoft-com:office:word" xmlns:w="http://schemas.openxmlformats.org/wordprocessingml/2006/main" xmlns:w14="http://schemas.microsoft.com/office/word/2010/wordml" xmlns:w15="http://schemas.microsoft.com/office/word/2012/wordml" xmlns:w16cex="http://schemas.microsoft.com/office/word/2018/wordml/cex" xmlns:w16cid="http://schemas.microsoft.com/office/word/2016/wordml/cid" xmlns:w16="http://schemas.microsoft.com/office/word/2018/wordml" xmlns:w16du="http://schemas.microsoft.com/office/word/2023/wordml/word16du" xmlns:w16sdtdh="http://schemas.microsoft.com/office/word/2020/wordml/sdtdatahash" xmlns:w16sdtfl="http://schemas.microsoft.com/office/word/2024/wordml/sdtformatlock" xmlns:w16se="http://schemas.microsoft.com/office/word/2015/wordml/symex" xmlns:wpg="http://schemas.microsoft.com/office/word/2010/wordprocessingGroup" xmlns:wpi="http://schemas.microsoft.com/office/word/2010/wordprocessingInk" xmlns:wne="http://schemas.microsoft.com/office/word/2006/wordml" xmlns:wps="http://schemas.microsoft.com/office/word/2010/wordprocessingShape" mc:Ignorable="w14 w15 w16se w16cid w16 w16cex w16sdtdh w16sdtfl w16du wp14">
-  <w:endnote w:type="separator" w:id="-1">
-    <w:p>
-      <w:pPr>
-        <w:spacing w:after="0" w:line="240" w:lineRule="auto"/>
-      </w:pPr>
-      <w:r>
-        <w:separator/>
-      </w:r>
-    </w:p>
-  </w:endnote>
-  <w:endnote w:type="continuationSeparator" w:id="0">
-    <w:p>
-      <w:pPr>
-        <w:spacing w:after="0" w:line="240" w:lineRule="auto"/>
-      </w:pPr>
-      <w:r>
-        <w:continuationSeparator/>
-      </w:r>
-    </w:p>
-  </w:endnote>
-</w:endnotes>
-</file>
-
-<file path=word/footnotes.xml><?xml version="1.0" encoding="utf-8"?>
-<w:footnotes xmlns:wpc="http://schemas.microsoft.com/office/word/2010/wordprocessingCanvas" xmlns:cx="http://schemas.microsoft.com/office/drawing/2014/chartex" xmlns:cx1="http://schemas.microsoft.com/office/drawing/2015/9/8/chartex" xmlns:cx2="http://schemas.microsoft.com/office/drawing/2015/10/21/chartex" xmlns:cx3="http://schemas.microsoft.com/office/drawing/2016/5/9/chartex" xmlns:cx4="http://schemas.microsoft.com/office/drawing/2016/5/10/chartex" xmlns:cx5="http://schemas.microsoft.com/office/drawing/2016/5/11/chartex" xmlns:cx6="http://schemas.microsoft.com/office/drawing/2016/5/12/chartex" xmlns:cx7="http://schemas.microsoft.com/office/drawing/2016/5/13/chartex" xmlns:cx8="http://schemas.microsoft.com/office/drawing/2016/5/14/chartex" xmlns:mc="http://schemas.openxmlformats.org/markup-compatibility/2006" xmlns:aink="http://schemas.microsoft.com/office/drawing/2016/ink" xmlns:am3d="http://schemas.microsoft.com/office/drawing/2017/model3d" xmlns:o="urn:schemas-microsoft-com:office:office" xmlns:oel="http://schemas.microsoft.com/office/2019/extlst" xmlns:r="http://schemas.openxmlformats.org/officeDocument/2006/relationships" xmlns:m="http://schemas.openxmlformats.org/officeDocument/2006/math" xmlns:v="urn:schemas-microsoft-com:vml" xmlns:wp14="http://schemas.microsoft.com/office/word/2010/wordprocessingDrawing" xmlns:wp="http://schemas.openxmlformats.org/drawingml/2006/wordprocessingDrawing" xmlns:w10="urn:schemas-microsoft-com:office:word" xmlns:w="http://schemas.openxmlformats.org/wordprocessingml/2006/main" xmlns:w14="http://schemas.microsoft.com/office/word/2010/wordml" xmlns:w15="http://schemas.microsoft.com/office/word/2012/wordml" xmlns:w16cex="http://schemas.microsoft.com/office/word/2018/wordml/cex" xmlns:w16cid="http://schemas.microsoft.com/office/word/2016/wordml/cid" xmlns:w16="http://schemas.microsoft.com/office/word/2018/wordml" xmlns:w16du="http://schemas.microsoft.com/office/word/2023/wordml/word16du" xmlns:w16sdtdh="http://schemas.microsoft.com/office/word/2020/wordml/sdtdatahash" xmlns:w16sdtfl="http://schemas.microsoft.com/office/word/2024/wordml/sdtformatlock" xmlns:w16se="http://schemas.microsoft.com/office/word/2015/wordml/symex" xmlns:wpg="http://schemas.microsoft.com/office/word/2010/wordprocessingGroup" xmlns:wpi="http://schemas.microsoft.com/office/word/2010/wordprocessingInk" xmlns:wne="http://schemas.microsoft.com/office/word/2006/wordml" xmlns:wps="http://schemas.microsoft.com/office/word/2010/wordprocessingShape" mc:Ignorable="w14 w15 w16se w16cid w16 w16cex w16sdtdh w16sdtfl w16du wp14">
-  <w:footnote w:type="separator" w:id="-1">
-    <w:p>
-      <w:pPr>
-        <w:spacing w:after="0" w:line="240" w:lineRule="auto"/>
-      </w:pPr>
-      <w:r>
-        <w:separator/>
-      </w:r>
-    </w:p>
-  </w:footnote>
-  <w:footnote w:type="continuationSeparator" w:id="0">
-    <w:p>
-      <w:pPr>
-        <w:spacing w:after="0" w:line="240" w:lineRule="auto"/>
-      </w:pPr>
-      <w:r>
-        <w:continuationSeparator/>
-      </w:r>
-    </w:p>
-  </w:footnote>
-</w:footnotes>
 </file>
 
 <file path=word/styles.xml><?xml version="1.0" encoding="utf-8"?>
@@ -561,7 +447,7 @@
   <w:style w:type="paragraph" w:default="1" w:styleId="Normal">
     <w:name w:val="Normal"/>
     <w:qFormat/>
-    <w:rsid w:val="00D87EF7"/>
+    <w:rsid w:val="00BA56B8"/>
     <w:pPr>
       <w:spacing w:line="279" w:lineRule="auto"/>
     </w:pPr>
@@ -579,7 +465,7 @@
     <w:link w:val="Heading1Char"/>
     <w:uiPriority w:val="9"/>
     <w:qFormat/>
-    <w:rsid w:val="00E92CE6"/>
+    <w:rsid w:val="00BA56B8"/>
     <w:pPr>
       <w:keepNext/>
       <w:keepLines/>
@@ -605,7 +491,7 @@
     <w:semiHidden/>
     <w:unhideWhenUsed/>
     <w:qFormat/>
-    <w:rsid w:val="00E92CE6"/>
+    <w:rsid w:val="00BA56B8"/>
     <w:pPr>
       <w:keepNext/>
       <w:keepLines/>
@@ -631,7 +517,7 @@
     <w:semiHidden/>
     <w:unhideWhenUsed/>
     <w:qFormat/>
-    <w:rsid w:val="00E92CE6"/>
+    <w:rsid w:val="00BA56B8"/>
     <w:pPr>
       <w:keepNext/>
       <w:keepLines/>
@@ -657,7 +543,7 @@
     <w:semiHidden/>
     <w:unhideWhenUsed/>
     <w:qFormat/>
-    <w:rsid w:val="00E92CE6"/>
+    <w:rsid w:val="00BA56B8"/>
     <w:pPr>
       <w:keepNext/>
       <w:keepLines/>
@@ -683,7 +569,7 @@
     <w:semiHidden/>
     <w:unhideWhenUsed/>
     <w:qFormat/>
-    <w:rsid w:val="00E92CE6"/>
+    <w:rsid w:val="00BA56B8"/>
     <w:pPr>
       <w:keepNext/>
       <w:keepLines/>
@@ -707,7 +593,7 @@
     <w:semiHidden/>
     <w:unhideWhenUsed/>
     <w:qFormat/>
-    <w:rsid w:val="00E92CE6"/>
+    <w:rsid w:val="00BA56B8"/>
     <w:pPr>
       <w:keepNext/>
       <w:keepLines/>
@@ -733,7 +619,7 @@
     <w:semiHidden/>
     <w:unhideWhenUsed/>
     <w:qFormat/>
-    <w:rsid w:val="00E92CE6"/>
+    <w:rsid w:val="00BA56B8"/>
     <w:pPr>
       <w:keepNext/>
       <w:keepLines/>
@@ -757,7 +643,7 @@
     <w:semiHidden/>
     <w:unhideWhenUsed/>
     <w:qFormat/>
-    <w:rsid w:val="00E92CE6"/>
+    <w:rsid w:val="00BA56B8"/>
     <w:pPr>
       <w:keepNext/>
       <w:keepLines/>
@@ -783,7 +669,7 @@
     <w:semiHidden/>
     <w:unhideWhenUsed/>
     <w:qFormat/>
-    <w:rsid w:val="00E92CE6"/>
+    <w:rsid w:val="00BA56B8"/>
     <w:pPr>
       <w:keepNext/>
       <w:keepLines/>
@@ -830,7 +716,7 @@
     <w:basedOn w:val="DefaultParagraphFont"/>
     <w:link w:val="Heading1"/>
     <w:uiPriority w:val="9"/>
-    <w:rsid w:val="00E92CE6"/>
+    <w:rsid w:val="00BA56B8"/>
     <w:rPr>
       <w:rFonts w:asciiTheme="majorHAnsi" w:eastAsiaTheme="majorEastAsia" w:hAnsiTheme="majorHAnsi" w:cstheme="majorBidi"/>
       <w:color w:val="0F4761" w:themeColor="accent1" w:themeShade="BF"/>
@@ -844,7 +730,7 @@
     <w:link w:val="Heading2"/>
     <w:uiPriority w:val="9"/>
     <w:semiHidden/>
-    <w:rsid w:val="00E92CE6"/>
+    <w:rsid w:val="00BA56B8"/>
     <w:rPr>
       <w:rFonts w:asciiTheme="majorHAnsi" w:eastAsiaTheme="majorEastAsia" w:hAnsiTheme="majorHAnsi" w:cstheme="majorBidi"/>
       <w:color w:val="0F4761" w:themeColor="accent1" w:themeShade="BF"/>
@@ -858,7 +744,7 @@
     <w:link w:val="Heading3"/>
     <w:uiPriority w:val="9"/>
     <w:semiHidden/>
-    <w:rsid w:val="00E92CE6"/>
+    <w:rsid w:val="00BA56B8"/>
     <w:rPr>
       <w:rFonts w:eastAsiaTheme="majorEastAsia" w:cstheme="majorBidi"/>
       <w:color w:val="0F4761" w:themeColor="accent1" w:themeShade="BF"/>
@@ -872,7 +758,7 @@
     <w:link w:val="Heading4"/>
     <w:uiPriority w:val="9"/>
     <w:semiHidden/>
-    <w:rsid w:val="00E92CE6"/>
+    <w:rsid w:val="00BA56B8"/>
     <w:rPr>
       <w:rFonts w:eastAsiaTheme="majorEastAsia" w:cstheme="majorBidi"/>
       <w:i/>
@@ -886,7 +772,7 @@
     <w:link w:val="Heading5"/>
     <w:uiPriority w:val="9"/>
     <w:semiHidden/>
-    <w:rsid w:val="00E92CE6"/>
+    <w:rsid w:val="00BA56B8"/>
     <w:rPr>
       <w:rFonts w:eastAsiaTheme="majorEastAsia" w:cstheme="majorBidi"/>
       <w:color w:val="0F4761" w:themeColor="accent1" w:themeShade="BF"/>
@@ -898,7 +784,7 @@
     <w:link w:val="Heading6"/>
     <w:uiPriority w:val="9"/>
     <w:semiHidden/>
-    <w:rsid w:val="00E92CE6"/>
+    <w:rsid w:val="00BA56B8"/>
     <w:rPr>
       <w:rFonts w:eastAsiaTheme="majorEastAsia" w:cstheme="majorBidi"/>
       <w:i/>
@@ -912,7 +798,7 @@
     <w:link w:val="Heading7"/>
     <w:uiPriority w:val="9"/>
     <w:semiHidden/>
-    <w:rsid w:val="00E92CE6"/>
+    <w:rsid w:val="00BA56B8"/>
     <w:rPr>
       <w:rFonts w:eastAsiaTheme="majorEastAsia" w:cstheme="majorBidi"/>
       <w:color w:val="595959" w:themeColor="text1" w:themeTint="A6"/>
@@ -924,7 +810,7 @@
     <w:link w:val="Heading8"/>
     <w:uiPriority w:val="9"/>
     <w:semiHidden/>
-    <w:rsid w:val="00E92CE6"/>
+    <w:rsid w:val="00BA56B8"/>
     <w:rPr>
       <w:rFonts w:eastAsiaTheme="majorEastAsia" w:cstheme="majorBidi"/>
       <w:i/>
@@ -938,7 +824,7 @@
     <w:link w:val="Heading9"/>
     <w:uiPriority w:val="9"/>
     <w:semiHidden/>
-    <w:rsid w:val="00E92CE6"/>
+    <w:rsid w:val="00BA56B8"/>
     <w:rPr>
       <w:rFonts w:eastAsiaTheme="majorEastAsia" w:cstheme="majorBidi"/>
       <w:color w:val="272727" w:themeColor="text1" w:themeTint="D8"/>
@@ -951,7 +837,7 @@
     <w:link w:val="TitleChar"/>
     <w:uiPriority w:val="10"/>
     <w:qFormat/>
-    <w:rsid w:val="00E92CE6"/>
+    <w:rsid w:val="00BA56B8"/>
     <w:pPr>
       <w:spacing w:after="80" w:line="240" w:lineRule="auto"/>
       <w:contextualSpacing/>
@@ -971,7 +857,7 @@
     <w:basedOn w:val="DefaultParagraphFont"/>
     <w:link w:val="Title"/>
     <w:uiPriority w:val="10"/>
-    <w:rsid w:val="00E92CE6"/>
+    <w:rsid w:val="00BA56B8"/>
     <w:rPr>
       <w:rFonts w:asciiTheme="majorHAnsi" w:eastAsiaTheme="majorEastAsia" w:hAnsiTheme="majorHAnsi" w:cstheme="majorBidi"/>
       <w:spacing w:val="-10"/>
@@ -987,7 +873,7 @@
     <w:link w:val="SubtitleChar"/>
     <w:uiPriority w:val="11"/>
     <w:qFormat/>
-    <w:rsid w:val="00E92CE6"/>
+    <w:rsid w:val="00BA56B8"/>
     <w:pPr>
       <w:numPr>
         <w:ilvl w:val="1"/>
@@ -1010,7 +896,7 @@
     <w:basedOn w:val="DefaultParagraphFont"/>
     <w:link w:val="Subtitle"/>
     <w:uiPriority w:val="11"/>
-    <w:rsid w:val="00E92CE6"/>
+    <w:rsid w:val="00BA56B8"/>
     <w:rPr>
       <w:rFonts w:eastAsiaTheme="majorEastAsia" w:cstheme="majorBidi"/>
       <w:color w:val="595959" w:themeColor="text1" w:themeTint="A6"/>
@@ -1026,7 +912,7 @@
     <w:link w:val="QuoteChar"/>
     <w:uiPriority w:val="29"/>
     <w:qFormat/>
-    <w:rsid w:val="00E92CE6"/>
+    <w:rsid w:val="00BA56B8"/>
     <w:pPr>
       <w:spacing w:before="160" w:line="278" w:lineRule="auto"/>
       <w:jc w:val="center"/>
@@ -1046,7 +932,7 @@
     <w:basedOn w:val="DefaultParagraphFont"/>
     <w:link w:val="Quote"/>
     <w:uiPriority w:val="29"/>
-    <w:rsid w:val="00E92CE6"/>
+    <w:rsid w:val="00BA56B8"/>
     <w:rPr>
       <w:i/>
       <w:iCs/>
@@ -1058,7 +944,7 @@
     <w:basedOn w:val="Normal"/>
     <w:uiPriority w:val="34"/>
     <w:qFormat/>
-    <w:rsid w:val="00E92CE6"/>
+    <w:rsid w:val="00BA56B8"/>
     <w:pPr>
       <w:spacing w:line="278" w:lineRule="auto"/>
       <w:ind w:left="720"/>
@@ -1076,7 +962,7 @@
     <w:basedOn w:val="DefaultParagraphFont"/>
     <w:uiPriority w:val="21"/>
     <w:qFormat/>
-    <w:rsid w:val="00E92CE6"/>
+    <w:rsid w:val="00BA56B8"/>
     <w:rPr>
       <w:i/>
       <w:iCs/>
@@ -1090,7 +976,7 @@
     <w:link w:val="IntenseQuoteChar"/>
     <w:uiPriority w:val="30"/>
     <w:qFormat/>
-    <w:rsid w:val="00E92CE6"/>
+    <w:rsid w:val="00BA56B8"/>
     <w:pPr>
       <w:pBdr>
         <w:top w:val="single" w:sz="4" w:space="10" w:color="0F4761" w:themeColor="accent1" w:themeShade="BF"/>
@@ -1115,7 +1001,7 @@
     <w:basedOn w:val="DefaultParagraphFont"/>
     <w:link w:val="IntenseQuote"/>
     <w:uiPriority w:val="30"/>
-    <w:rsid w:val="00E92CE6"/>
+    <w:rsid w:val="00BA56B8"/>
     <w:rPr>
       <w:i/>
       <w:iCs/>
@@ -1127,7 +1013,7 @@
     <w:basedOn w:val="DefaultParagraphFont"/>
     <w:uiPriority w:val="32"/>
     <w:qFormat/>
-    <w:rsid w:val="00E92CE6"/>
+    <w:rsid w:val="00BA56B8"/>
     <w:rPr>
       <w:b/>
       <w:bCs/>
@@ -1135,62 +1021,6 @@
       <w:color w:val="0F4761" w:themeColor="accent1" w:themeShade="BF"/>
       <w:spacing w:val="5"/>
     </w:rPr>
-  </w:style>
-  <w:style w:type="paragraph" w:styleId="Header">
-    <w:name w:val="header"/>
-    <w:basedOn w:val="Normal"/>
-    <w:link w:val="HeaderChar"/>
-    <w:uiPriority w:val="99"/>
-    <w:unhideWhenUsed/>
-    <w:rsid w:val="00E31D70"/>
-    <w:pPr>
-      <w:tabs>
-        <w:tab w:val="center" w:pos="4680"/>
-        <w:tab w:val="right" w:pos="9360"/>
-      </w:tabs>
-      <w:spacing w:after="0" w:line="240" w:lineRule="auto"/>
-    </w:pPr>
-    <w:rPr>
-      <w:rFonts w:eastAsiaTheme="minorHAnsi"/>
-      <w:kern w:val="2"/>
-      <w:lang w:eastAsia="en-US"/>
-      <w14:ligatures w14:val="standardContextual"/>
-    </w:rPr>
-  </w:style>
-  <w:style w:type="character" w:customStyle="1" w:styleId="HeaderChar">
-    <w:name w:val="Header Char"/>
-    <w:basedOn w:val="DefaultParagraphFont"/>
-    <w:link w:val="Header"/>
-    <w:uiPriority w:val="99"/>
-    <w:rsid w:val="00E31D70"/>
-  </w:style>
-  <w:style w:type="paragraph" w:styleId="Footer">
-    <w:name w:val="footer"/>
-    <w:basedOn w:val="Normal"/>
-    <w:link w:val="FooterChar"/>
-    <w:uiPriority w:val="99"/>
-    <w:unhideWhenUsed/>
-    <w:rsid w:val="00E31D70"/>
-    <w:pPr>
-      <w:tabs>
-        <w:tab w:val="center" w:pos="4680"/>
-        <w:tab w:val="right" w:pos="9360"/>
-      </w:tabs>
-      <w:spacing w:after="0" w:line="240" w:lineRule="auto"/>
-    </w:pPr>
-    <w:rPr>
-      <w:rFonts w:eastAsiaTheme="minorHAnsi"/>
-      <w:kern w:val="2"/>
-      <w:lang w:eastAsia="en-US"/>
-      <w14:ligatures w14:val="standardContextual"/>
-    </w:rPr>
-  </w:style>
-  <w:style w:type="character" w:customStyle="1" w:styleId="FooterChar">
-    <w:name w:val="Footer Char"/>
-    <w:basedOn w:val="DefaultParagraphFont"/>
-    <w:link w:val="Footer"/>
-    <w:uiPriority w:val="99"/>
-    <w:rsid w:val="00E31D70"/>
   </w:style>
 </w:styles>
 </file>
@@ -1488,16 +1318,4 @@
     </a:ext>
   </a:extLst>
 </a:theme>
-</file>
-
-<file path=customXml/item1.xml><?xml version="1.0" encoding="utf-8"?>
-<b:Sources xmlns:b="http://schemas.openxmlformats.org/officeDocument/2006/bibliography" xmlns="http://schemas.openxmlformats.org/officeDocument/2006/bibliography" SelectedStyle="\APASixthEditionOfficeOnline.xsl" StyleName="APA" Version="6"/>
-</file>
-
-<file path=customXml/itemProps1.xml><?xml version="1.0" encoding="utf-8"?>
-<ds:datastoreItem xmlns:ds="http://schemas.openxmlformats.org/officeDocument/2006/customXml" ds:itemID="{EFD540D1-798B-4BD1-9AAB-1B70A5D71691}">
-  <ds:schemaRefs>
-    <ds:schemaRef ds:uri="http://schemas.openxmlformats.org/officeDocument/2006/bibliography"/>
-  </ds:schemaRefs>
-</ds:datastoreItem>
 </file>
--- a/docs/working.docx
+++ b/docs/working.docx
@@ -1,39 +1,24 @@
 
 <file path=word/document.xml><?xml version="1.0" encoding="utf-8"?>
-<w:document xmlns:wpc="http://schemas.microsoft.com/office/word/2010/wordprocessingCanvas" xmlns:cx="http://schemas.microsoft.com/office/drawing/2014/chartex" xmlns:cx1="http://schemas.microsoft.com/office/drawing/2015/9/8/chartex" xmlns:cx2="http://schemas.microsoft.com/office/drawing/2015/10/21/chartex" xmlns:cx3="http://schemas.microsoft.com/office/drawing/2016/5/9/chartex" xmlns:cx4="http://schemas.microsoft.com/office/drawing/2016/5/10/chartex" xmlns:cx5="http://schemas.microsoft.com/office/drawing/2016/5/11/chartex" xmlns:cx6="http://schemas.microsoft.com/office/drawing/2016/5/12/chartex" xmlns:cx7="http://schemas.microsoft.com/office/drawing/2016/5/13/chartex" xmlns:cx8="http://schemas.microsoft.com/office/drawing/2016/5/14/chartex" xmlns:mc="http://schemas.openxmlformats.org/markup-compatibility/2006" xmlns:aink="http://schemas.microsoft.com/office/drawing/2016/ink" xmlns:am3d="http://schemas.microsoft.com/office/drawing/2017/model3d" xmlns:o="urn:schemas-microsoft-com:office:office" xmlns:oel="http://schemas.microsoft.com/office/2019/extlst" xmlns:r="http://schemas.openxmlformats.org/officeDocument/2006/relationships" xmlns:m="http://schemas.openxmlformats.org/officeDocument/2006/math" xmlns:v="urn:schemas-microsoft-com:vml" xmlns:wp14="http://schemas.microsoft.com/office/word/2010/wordprocessingDrawing" xmlns:wp="http://schemas.openxmlformats.org/drawingml/2006/wordprocessingDrawing" xmlns:w10="urn:schemas-microsoft-com:office:word" xmlns:w="http://schemas.openxmlformats.org/wordprocessingml/2006/main" xmlns:w14="http://schemas.microsoft.com/office/word/2010/wordml" xmlns:w15="http://schemas.microsoft.com/office/word/2012/wordml" xmlns:w16cei="http://schemas.microsoft.com/office/word/2026/wordml/cei" xmlns:w16cex="http://schemas.microsoft.com/office/word/2018/wordml/cex" xmlns:w16cid="http://schemas.microsoft.com/office/word/2016/wordml/cid" xmlns:w16="http://schemas.microsoft.com/office/word/2018/wordml" xmlns:w16du="http://schemas.microsoft.com/office/word/2023/wordml/word16du" xmlns:w16sdtdh="http://schemas.microsoft.com/office/word/2020/wordml/sdtdatahash" xmlns:w16sdtfl="http://schemas.microsoft.com/office/word/2024/wordml/sdtformatlock" xmlns:w16se="http://schemas.microsoft.com/office/word/2015/wordml/symex" xmlns:wpg="http://schemas.microsoft.com/office/word/2010/wordprocessingGroup" xmlns:wpi="http://schemas.microsoft.com/office/word/2010/wordprocessingInk" xmlns:wne="http://schemas.microsoft.com/office/word/2006/wordml" xmlns:wps="http://schemas.microsoft.com/office/word/2010/wordprocessingShape" mc:Ignorable="w14 w15 w16se w16cid w16 w16cex w16sdtdh w16sdtfl w16du wp14">
+<w:document xmlns:wpc="http://schemas.microsoft.com/office/word/2010/wordprocessingCanvas" xmlns:cx="http://schemas.microsoft.com/office/drawing/2014/chartex" xmlns:cx1="http://schemas.microsoft.com/office/drawing/2015/9/8/chartex" xmlns:cx2="http://schemas.microsoft.com/office/drawing/2015/10/21/chartex" xmlns:cx3="http://schemas.microsoft.com/office/drawing/2016/5/9/chartex" xmlns:cx4="http://schemas.microsoft.com/office/drawing/2016/5/10/chartex" xmlns:cx5="http://schemas.microsoft.com/office/drawing/2016/5/11/chartex" xmlns:cx6="http://schemas.microsoft.com/office/drawing/2016/5/12/chartex" xmlns:cx7="http://schemas.microsoft.com/office/drawing/2016/5/13/chartex" xmlns:cx8="http://schemas.microsoft.com/office/drawing/2016/5/14/chartex" xmlns:mc="http://schemas.openxmlformats.org/markup-compatibility/2006" xmlns:aink="http://schemas.microsoft.com/office/drawing/2016/ink" xmlns:am3d="http://schemas.microsoft.com/office/drawing/2017/model3d" xmlns:o="urn:schemas-microsoft-com:office:office" xmlns:oel="http://schemas.microsoft.com/office/2019/extlst" xmlns:r="http://schemas.openxmlformats.org/officeDocument/2006/relationships" xmlns:m="http://schemas.openxmlformats.org/officeDocument/2006/math" xmlns:v="urn:schemas-microsoft-com:vml" xmlns:wp14="http://schemas.microsoft.com/office/word/2010/wordprocessingDrawing" xmlns:wp="http://schemas.openxmlformats.org/drawingml/2006/wordprocessingDrawing" xmlns:w10="urn:schemas-microsoft-com:office:word" xmlns:w="http://schemas.openxmlformats.org/wordprocessingml/2006/main" xmlns:w14="http://schemas.microsoft.com/office/word/2010/wordml" xmlns:w15="http://schemas.microsoft.com/office/word/2012/wordml" xmlns:w16cex="http://schemas.microsoft.com/office/word/2018/wordml/cex" xmlns:w16cid="http://schemas.microsoft.com/office/word/2016/wordml/cid" xmlns:w16="http://schemas.microsoft.com/office/word/2018/wordml" xmlns:w16du="http://schemas.microsoft.com/office/word/2023/wordml/word16du" xmlns:w16sdtdh="http://schemas.microsoft.com/office/word/2020/wordml/sdtdatahash" xmlns:w16sdtfl="http://schemas.microsoft.com/office/word/2024/wordml/sdtformatlock" xmlns:w16se="http://schemas.microsoft.com/office/word/2015/wordml/symex" xmlns:wpg="http://schemas.microsoft.com/office/word/2010/wordprocessingGroup" xmlns:wpi="http://schemas.microsoft.com/office/word/2010/wordprocessingInk" xmlns:wne="http://schemas.microsoft.com/office/word/2006/wordml" xmlns:wps="http://schemas.microsoft.com/office/word/2010/wordprocessingShape" mc:Ignorable="w14 w15 w16se w16cid w16 w16cex w16sdtdh w16sdtfl w16du wp14">
   <w:body>
     <w:p>
       <w:r>
-        <w:t xml:space="preserve">Squeezing himself between the postmaster’s desk and the wall, Emery approached the safe and fit the stethoscope’s rubber-tipped calipers into his ears. He practiced the stethoscope trick on a safe in the garage where his dad kept some important documents like the title to the car and his marriage certificate which apparently had lost none of its importance to him even though mom had moved out five years prior. Emery already knew the combination though. It was stuck with a label-maker ribbon </w:t>
-      </w:r>
-      <w:proofErr w:type="gramStart"/>
-      <w:r>
-        <w:t>to</w:t>
-      </w:r>
-      <w:proofErr w:type="gramEnd"/>
-      <w:r>
-        <w:t xml:space="preserve"> the pegboard just behind the safe. And he felt like that led him to hear clicks where he knew they’d be. It was a cheat. </w:t>
-      </w:r>
-      <w:proofErr w:type="gramStart"/>
-      <w:r>
-        <w:t>So</w:t>
-      </w:r>
-      <w:proofErr w:type="gramEnd"/>
-      <w:r>
-        <w:t xml:space="preserve"> he gave up after only a couple tries. </w:t>
+        <w:t xml:space="preserve">Squeezing himself between the postmaster’s desk and the wall, Emery approached the safe and fit the stethoscope’s rubber-tipped calipers into his ears. He practiced the stethoscope trick on a safe in the garage where his dad kept some important documents like the title to the car and his marriage certificate which apparently had lost none of its importance to him even though mom had moved out five years prior. Emery already knew the combination though. It was stuck with a label-maker ribbon to the pegboard just behind the safe. And he felt like that led him to hear clicks where he knew they’d be. It was a cheat. So he gave up after only a couple tries. </w:t>
       </w:r>
     </w:p>
     <w:p>
       <w:r>
-        <w:t xml:space="preserve">He set the stethoscope’s head against the pebbled black metal of the safe door. He gave the dial one firm spin just to loosen himself up and then started his slow tick-by-tick turning. Five numbers clicked by without much sound other than the soft friction of the dial turning in its socket. Five more rolled by without a distinctive click and Emery was feeling fine. Odds are he wouldn’t hit the first number right away. Passing 33 he heard a faint wobble or jiggle, two metal pieces moving against </w:t>
+        <w:t xml:space="preserve">He set the stethoscope’s head against the pebbled black metal of the safe door. He gave the dial one firm spin just to loosen himself up and then started his slow tick-by-tick turning. Five numbers clicked by without much sound other than the soft friction of the dial turning in its socket. Five more rolled by without a distinctive click and Emery was feeling fine. Odds are he wouldn’t hit the first number right away. Passing 33 he heard a faint wobble or jiggle, two metal pieces moving against each other but it didn’t seem strong enough. He kept turning. Numbers were clicking past and Emery was listening as hard as he could be he wasn’t hearing that satisfying snick of the pin slipping into the tumbler. </w:t>
       </w:r>
-      <w:proofErr w:type="gramStart"/>
       <w:r>
-        <w:t>each other</w:t>
+        <w:t xml:space="preserve">Emery didn’t feel nervous even as the numbers were dwindling and he was approaching a full rotation. </w:t>
       </w:r>
-      <w:proofErr w:type="gramEnd"/>
       <w:r>
-        <w:t xml:space="preserve"> but it didn’t seem strong enough. He kept turning. Numbers were clicking past and Emery was listening as hard as he could be he wasn’t hearing that satisfying snick of the pin slipping into the tumbler.   </w:t>
+        <w:t xml:space="preserve">This was simply a step in the plan and the plan only had one ending – one where the safe opened, where they collected the goods and then a fire. </w:t>
+      </w:r>
+      <w:r>
+        <w:t xml:space="preserve">  </w:t>
       </w:r>
     </w:p>
     <w:p/>

--- a/docs/working.docx
+++ b/docs/working.docx
@@ -1,24 +1,47 @@
 
 <file path=word/document.xml><?xml version="1.0" encoding="utf-8"?>
-<w:document xmlns:wpc="http://schemas.microsoft.com/office/word/2010/wordprocessingCanvas" xmlns:cx="http://schemas.microsoft.com/office/drawing/2014/chartex" xmlns:cx1="http://schemas.microsoft.com/office/drawing/2015/9/8/chartex" xmlns:cx2="http://schemas.microsoft.com/office/drawing/2015/10/21/chartex" xmlns:cx3="http://schemas.microsoft.com/office/drawing/2016/5/9/chartex" xmlns:cx4="http://schemas.microsoft.com/office/drawing/2016/5/10/chartex" xmlns:cx5="http://schemas.microsoft.com/office/drawing/2016/5/11/chartex" xmlns:cx6="http://schemas.microsoft.com/office/drawing/2016/5/12/chartex" xmlns:cx7="http://schemas.microsoft.com/office/drawing/2016/5/13/chartex" xmlns:cx8="http://schemas.microsoft.com/office/drawing/2016/5/14/chartex" xmlns:mc="http://schemas.openxmlformats.org/markup-compatibility/2006" xmlns:aink="http://schemas.microsoft.com/office/drawing/2016/ink" xmlns:am3d="http://schemas.microsoft.com/office/drawing/2017/model3d" xmlns:o="urn:schemas-microsoft-com:office:office" xmlns:oel="http://schemas.microsoft.com/office/2019/extlst" xmlns:r="http://schemas.openxmlformats.org/officeDocument/2006/relationships" xmlns:m="http://schemas.openxmlformats.org/officeDocument/2006/math" xmlns:v="urn:schemas-microsoft-com:vml" xmlns:wp14="http://schemas.microsoft.com/office/word/2010/wordprocessingDrawing" xmlns:wp="http://schemas.openxmlformats.org/drawingml/2006/wordprocessingDrawing" xmlns:w10="urn:schemas-microsoft-com:office:word" xmlns:w="http://schemas.openxmlformats.org/wordprocessingml/2006/main" xmlns:w14="http://schemas.microsoft.com/office/word/2010/wordml" xmlns:w15="http://schemas.microsoft.com/office/word/2012/wordml" xmlns:w16cex="http://schemas.microsoft.com/office/word/2018/wordml/cex" xmlns:w16cid="http://schemas.microsoft.com/office/word/2016/wordml/cid" xmlns:w16="http://schemas.microsoft.com/office/word/2018/wordml" xmlns:w16du="http://schemas.microsoft.com/office/word/2023/wordml/word16du" xmlns:w16sdtdh="http://schemas.microsoft.com/office/word/2020/wordml/sdtdatahash" xmlns:w16sdtfl="http://schemas.microsoft.com/office/word/2024/wordml/sdtformatlock" xmlns:w16se="http://schemas.microsoft.com/office/word/2015/wordml/symex" xmlns:wpg="http://schemas.microsoft.com/office/word/2010/wordprocessingGroup" xmlns:wpi="http://schemas.microsoft.com/office/word/2010/wordprocessingInk" xmlns:wne="http://schemas.microsoft.com/office/word/2006/wordml" xmlns:wps="http://schemas.microsoft.com/office/word/2010/wordprocessingShape" mc:Ignorable="w14 w15 w16se w16cid w16 w16cex w16sdtdh w16sdtfl w16du wp14">
+<w:document xmlns:wpc="http://schemas.microsoft.com/office/word/2010/wordprocessingCanvas" xmlns:cx="http://schemas.microsoft.com/office/drawing/2014/chartex" xmlns:cx1="http://schemas.microsoft.com/office/drawing/2015/9/8/chartex" xmlns:cx2="http://schemas.microsoft.com/office/drawing/2015/10/21/chartex" xmlns:cx3="http://schemas.microsoft.com/office/drawing/2016/5/9/chartex" xmlns:cx4="http://schemas.microsoft.com/office/drawing/2016/5/10/chartex" xmlns:cx5="http://schemas.microsoft.com/office/drawing/2016/5/11/chartex" xmlns:cx6="http://schemas.microsoft.com/office/drawing/2016/5/12/chartex" xmlns:cx7="http://schemas.microsoft.com/office/drawing/2016/5/13/chartex" xmlns:cx8="http://schemas.microsoft.com/office/drawing/2016/5/14/chartex" xmlns:mc="http://schemas.openxmlformats.org/markup-compatibility/2006" xmlns:aink="http://schemas.microsoft.com/office/drawing/2016/ink" xmlns:am3d="http://schemas.microsoft.com/office/drawing/2017/model3d" xmlns:o="urn:schemas-microsoft-com:office:office" xmlns:oel="http://schemas.microsoft.com/office/2019/extlst" xmlns:r="http://schemas.openxmlformats.org/officeDocument/2006/relationships" xmlns:m="http://schemas.openxmlformats.org/officeDocument/2006/math" xmlns:v="urn:schemas-microsoft-com:vml" xmlns:wp14="http://schemas.microsoft.com/office/word/2010/wordprocessingDrawing" xmlns:wp="http://schemas.openxmlformats.org/drawingml/2006/wordprocessingDrawing" xmlns:w10="urn:schemas-microsoft-com:office:word" xmlns:w="http://schemas.openxmlformats.org/wordprocessingml/2006/main" xmlns:w14="http://schemas.microsoft.com/office/word/2010/wordml" xmlns:w15="http://schemas.microsoft.com/office/word/2012/wordml" xmlns:w16cei="http://schemas.microsoft.com/office/word/2026/wordml/cei" xmlns:w16cex="http://schemas.microsoft.com/office/word/2018/wordml/cex" xmlns:w16cid="http://schemas.microsoft.com/office/word/2016/wordml/cid" xmlns:w16="http://schemas.microsoft.com/office/word/2018/wordml" xmlns:w16du="http://schemas.microsoft.com/office/word/2023/wordml/word16du" xmlns:w16sdtdh="http://schemas.microsoft.com/office/word/2020/wordml/sdtdatahash" xmlns:w16sdtfl="http://schemas.microsoft.com/office/word/2024/wordml/sdtformatlock" xmlns:w16se="http://schemas.microsoft.com/office/word/2015/wordml/symex" xmlns:wpg="http://schemas.microsoft.com/office/word/2010/wordprocessingGroup" xmlns:wpi="http://schemas.microsoft.com/office/word/2010/wordprocessingInk" xmlns:wne="http://schemas.microsoft.com/office/word/2006/wordml" xmlns:wps="http://schemas.microsoft.com/office/word/2010/wordprocessingShape" mc:Ignorable="w14 w15 w16se w16cid w16 w16cex w16sdtdh w16sdtfl w16du wp14">
   <w:body>
     <w:p>
       <w:r>
-        <w:t xml:space="preserve">Squeezing himself between the postmaster’s desk and the wall, Emery approached the safe and fit the stethoscope’s rubber-tipped calipers into his ears. He practiced the stethoscope trick on a safe in the garage where his dad kept some important documents like the title to the car and his marriage certificate which apparently had lost none of its importance to him even though mom had moved out five years prior. Emery already knew the combination though. It was stuck with a label-maker ribbon to the pegboard just behind the safe. And he felt like that led him to hear clicks where he knew they’d be. It was a cheat. So he gave up after only a couple tries. </w:t>
+        <w:t xml:space="preserve">Squeezing himself between the postmaster’s desk and the wall, Emery approached the safe and fit the stethoscope’s rubber-tipped calipers into his ears. He practiced the stethoscope trick on a safe in the garage where his dad kept some important documents like the title to the car and his marriage certificate which apparently had lost none of its importance to him even though mom had moved out five years prior. Emery already knew the combination though. It was stuck with a label-maker ribbon </w:t>
+      </w:r>
+      <w:proofErr w:type="gramStart"/>
+      <w:r>
+        <w:t>to</w:t>
+      </w:r>
+      <w:proofErr w:type="gramEnd"/>
+      <w:r>
+        <w:t xml:space="preserve"> the pegboard just behind the safe. And he felt like that led him to hear clicks where he knew they’d be. It was a cheat. </w:t>
+      </w:r>
+      <w:proofErr w:type="gramStart"/>
+      <w:r>
+        <w:t>So</w:t>
+      </w:r>
+      <w:proofErr w:type="gramEnd"/>
+      <w:r>
+        <w:t xml:space="preserve"> he gave up after only a couple tries. </w:t>
       </w:r>
     </w:p>
     <w:p>
       <w:r>
-        <w:t xml:space="preserve">He set the stethoscope’s head against the pebbled black metal of the safe door. He gave the dial one firm spin just to loosen himself up and then started his slow tick-by-tick turning. Five numbers clicked by without much sound other than the soft friction of the dial turning in its socket. Five more rolled by without a distinctive click and Emery was feeling fine. Odds are he wouldn’t hit the first number right away. Passing 33 he heard a faint wobble or jiggle, two metal pieces moving against each other but it didn’t seem strong enough. He kept turning. Numbers were clicking past and Emery was listening as hard as he could be he wasn’t hearing that satisfying snick of the pin slipping into the tumbler. </w:t>
+        <w:t xml:space="preserve">He set the stethoscope’s head against the pebbled black metal of the safe door. He gave the dial one firm spin just to loosen himself up and then started his slow tick-by-tick turning. Five numbers clicked by without much sound other than the soft friction of the dial turning in its socket. Five more rolled by without a distinctive click and Emery was feeling fine. Odds are he wouldn’t hit the first number right away. Passing 33 he heard a faint wobble or jiggle, two metal pieces moving against </w:t>
       </w:r>
+      <w:proofErr w:type="gramStart"/>
       <w:r>
-        <w:t xml:space="preserve">Emery didn’t feel nervous even as the numbers were dwindling and he was approaching a full rotation. </w:t>
+        <w:t>each other</w:t>
       </w:r>
+      <w:proofErr w:type="gramEnd"/>
       <w:r>
-        <w:t xml:space="preserve">This was simply a step in the plan and the plan only had one ending – one where the safe opened, where they collected the goods and then a fire. </w:t>
+        <w:t xml:space="preserve"> but it didn’t seem strong enough. He kept turning. Numbers were clicking past and Emery was listening as hard as he could be he wasn’t hearing that satisfying snick of the pin slipping into the tumbler. Emery didn’t feel nervous even as the untested numbers were dwindling and he was approaching a full rotation. This was simply a step in a series that together made up the plan. And the plan only had one ending – one where the safe opened, where they collected the goods and then a fire. He might as well be nervous that Thursday wouldn’t follow Wednesday. He simply reapplied himself to listening. He poured </w:t>
       </w:r>
+      <w:proofErr w:type="gramStart"/>
       <w:r>
-        <w:t xml:space="preserve">  </w:t>
+        <w:t>all of</w:t>
+      </w:r>
+      <w:proofErr w:type="gramEnd"/>
+      <w:r>
+        <w:t xml:space="preserve"> his focus into it and there at 39 was the firmest click he’d heard yet. He began to spin the dial in the opposite direction listening so intently now that he didn’t hear Orrin’s frantic cries of alarm or the post office door swinging open.    </w:t>
       </w:r>
     </w:p>
     <w:p/>

--- a/docs/working.docx
+++ b/docs/working.docx
@@ -4,44 +4,18 @@
   <w:body>
     <w:p>
       <w:r>
-        <w:t xml:space="preserve">Squeezing himself between the postmaster’s desk and the wall, Emery approached the safe and fit the stethoscope’s rubber-tipped calipers into his ears. He practiced the stethoscope trick on a safe in the garage where his dad kept some important documents like the title to the car and his marriage certificate which apparently had lost none of its importance to him even though mom had moved out five years prior. Emery already knew the combination though. It was stuck with a label-maker ribbon </w:t>
-      </w:r>
-      <w:proofErr w:type="gramStart"/>
-      <w:r>
-        <w:t>to</w:t>
-      </w:r>
-      <w:proofErr w:type="gramEnd"/>
-      <w:r>
-        <w:t xml:space="preserve"> the pegboard just behind the safe. And he felt like that led him to hear clicks where he knew they’d be. It was a cheat. </w:t>
-      </w:r>
-      <w:proofErr w:type="gramStart"/>
-      <w:r>
-        <w:t>So</w:t>
-      </w:r>
-      <w:proofErr w:type="gramEnd"/>
-      <w:r>
-        <w:t xml:space="preserve"> he gave up after only a couple tries. </w:t>
+        <w:t xml:space="preserve">Squeezing himself between the postmaster’s desk and the wall, Emery approached the safe and fit the stethoscope’s rubber-tipped calipers into his ears. He practiced the stethoscope trick on a safe in the garage where his dad kept some important documents like the title to the car and his marriage certificate which apparently had lost none of its importance to him even though mom had moved out five years prior. Emery already knew the combination though. It was stuck with a label-maker ribbon to the pegboard just behind the safe. And he felt like that led him to hear clicks where he knew they’d be. It was a cheat. So he gave up after only a couple tries. </w:t>
       </w:r>
     </w:p>
     <w:p>
       <w:r>
-        <w:t xml:space="preserve">He set the stethoscope’s head against the pebbled black metal of the safe door. He gave the dial one firm spin just to loosen himself up and then started his slow tick-by-tick turning. Five numbers clicked by without much sound other than the soft friction of the dial turning in its socket. Five more rolled by without a distinctive click and Emery was feeling fine. Odds are he wouldn’t hit the first number right away. Passing 33 he heard a faint wobble or jiggle, two metal pieces moving against </w:t>
+        <w:t xml:space="preserve">He set the stethoscope’s head against the pebbled black metal of the safe door. He gave the dial one firm spin just to loosen himself up and then started his slow tick-by-tick turning. Five numbers clicked by without much sound other than the soft friction of the dial turning in its socket. Five more rolled by without a distinctive click and Emery was feeling fine. Odds are he wouldn’t hit the first number right away. Passing 33 he heard a faint wobble or jiggle, two metal pieces moving against each other but it didn’t seem strong enough. He kept turning. Numbers were clicking past and Emery was listening as hard as he could be he wasn’t hearing that satisfying snick of the pin slipping into the tumbler. Emery didn’t feel nervous even as the untested numbers were dwindling and he was approaching a full rotation. This was simply a step in a series that together made up the plan. And the plan only had one ending – one where the safe opened, where they collected the goods and then a fire. He might as well be nervous that Thursday wouldn’t follow Wednesday. He simply reapplied himself to listening. He poured all of his focus into it and there at 39 was the firmest click he’d heard yet. He began to spin the dial in the opposite direction listening so intently now that he didn’t hear Orrin’s frantic cries of alarm or the post office door swinging open.    </w:t>
       </w:r>
-      <w:proofErr w:type="gramStart"/>
+    </w:p>
+    <w:p/>
+    <w:p>
       <w:r>
-        <w:t>each other</w:t>
-      </w:r>
-      <w:proofErr w:type="gramEnd"/>
-      <w:r>
-        <w:t xml:space="preserve"> but it didn’t seem strong enough. He kept turning. Numbers were clicking past and Emery was listening as hard as he could be he wasn’t hearing that satisfying snick of the pin slipping into the tumbler. Emery didn’t feel nervous even as the untested numbers were dwindling and he was approaching a full rotation. This was simply a step in a series that together made up the plan. And the plan only had one ending – one where the safe opened, where they collected the goods and then a fire. He might as well be nervous that Thursday wouldn’t follow Wednesday. He simply reapplied himself to listening. He poured </w:t>
-      </w:r>
-      <w:proofErr w:type="gramStart"/>
-      <w:r>
-        <w:t>all of</w:t>
-      </w:r>
-      <w:proofErr w:type="gramEnd"/>
-      <w:r>
-        <w:t xml:space="preserve"> his focus into it and there at 39 was the firmest click he’d heard yet. He began to spin the dial in the opposite direction listening so intently now that he didn’t hear Orrin’s frantic cries of alarm or the post office door swinging open.    </w:t>
+        <w:t xml:space="preserve">Arthur made his way toward the back of the post office with the sound of distant beatific voices in his ears. He had to cut through a backyard for the most hidden approach. He hugged the foundation of the home where a too loud television played.  </w:t>
       </w:r>
     </w:p>
     <w:p/>

--- a/docs/working.docx
+++ b/docs/working.docx
@@ -4,18 +4,39 @@
   <w:body>
     <w:p>
       <w:r>
-        <w:t xml:space="preserve">Squeezing himself between the postmaster’s desk and the wall, Emery approached the safe and fit the stethoscope’s rubber-tipped calipers into his ears. He practiced the stethoscope trick on a safe in the garage where his dad kept some important documents like the title to the car and his marriage certificate which apparently had lost none of its importance to him even though mom had moved out five years prior. Emery already knew the combination though. It was stuck with a label-maker ribbon to the pegboard just behind the safe. And he felt like that led him to hear clicks where he knew they’d be. It was a cheat. So he gave up after only a couple tries. </w:t>
+        <w:t>There was no answer after Arthur knocked softly at the back door of the post office. At first he thought maybe they hadn’t heard him inside but then he said to himself that maybe the problem wasn’t one of them not hearing his knock but was due to them not knowing who it was at the door. “Hey,” he shouted gently into the doorjamb. “Hey, guys, it’s me. Arthur.”</w:t>
       </w:r>
     </w:p>
     <w:p>
       <w:r>
-        <w:t xml:space="preserve">He set the stethoscope’s head against the pebbled black metal of the safe door. He gave the dial one firm spin just to loosen himself up and then started his slow tick-by-tick turning. Five numbers clicked by without much sound other than the soft friction of the dial turning in its socket. Five more rolled by without a distinctive click and Emery was feeling fine. Odds are he wouldn’t hit the first number right away. Passing 33 he heard a faint wobble or jiggle, two metal pieces moving against each other but it didn’t seem strong enough. He kept turning. Numbers were clicking past and Emery was listening as hard as he could be he wasn’t hearing that satisfying snick of the pin slipping into the tumbler. Emery didn’t feel nervous even as the untested numbers were dwindling and he was approaching a full rotation. This was simply a step in a series that together made up the plan. And the plan only had one ending – one where the safe opened, where they collected the goods and then a fire. He might as well be nervous that Thursday wouldn’t follow Wednesday. He simply reapplied himself to listening. He poured all of his focus into it and there at 39 was the firmest click he’d heard yet. He began to spin the dial in the opposite direction listening so intently now that he didn’t hear Orrin’s frantic cries of alarm or the post office door swinging open.    </w:t>
+        <w:t>There were soft furtive sounds from inside and then the door opened and Orrin’s eye appeared in the crack. An iris the green of wild untended grasses ringed by a halo of orange the color of fallen leaves. “Yeah, what?”</w:t>
+      </w:r>
+    </w:p>
+    <w:p>
+      <w:r>
+        <w:t>“We need to go. Start handing me stuff. The car’s parked on the corner.”</w:t>
+      </w:r>
+    </w:p>
+    <w:p>
+      <w:r>
+        <w:t>“We need to go why?”</w:t>
+      </w:r>
+    </w:p>
+    <w:p>
+      <w:r>
+        <w:t xml:space="preserve">“Someone’s coming.” </w:t>
+      </w:r>
+    </w:p>
+    <w:p>
+      <w:r>
+        <w:t>“Why didn’t you use the light?”</w:t>
       </w:r>
     </w:p>
     <w:p/>
+    <w:p/>
     <w:p>
       <w:r>
-        <w:t xml:space="preserve">Arthur made his way toward the back of the post office with the sound of distant beatific voices in his ears. He had to cut through a backyard for the most hidden approach. He hugged the foundation of the home where a too loud television played.  </w:t>
+        <w:t xml:space="preserve">First, there is the feeling of rising. Of being drawn upward, summoned toward the light. </w:t>
       </w:r>
     </w:p>
     <w:p/>

--- a/docs/working.docx
+++ b/docs/working.docx
@@ -4,12 +4,38 @@
   <w:body>
     <w:p>
       <w:r>
-        <w:t>There was no answer after Arthur knocked softly at the back door of the post office. At first he thought maybe they hadn’t heard him inside but then he said to himself that maybe the problem wasn’t one of them not hearing his knock but was due to them not knowing who it was at the door. “Hey,” he shouted gently into the doorjamb. “Hey, guys, it’s me. Arthur.”</w:t>
+        <w:t xml:space="preserve">There was no answer after Arthur knocked softly at the back door of the post office. At </w:t>
+      </w:r>
+      <w:proofErr w:type="gramStart"/>
+      <w:r>
+        <w:t>first</w:t>
+      </w:r>
+      <w:proofErr w:type="gramEnd"/>
+      <w:r>
+        <w:t xml:space="preserve"> he thought maybe they hadn’t heard him inside but then he said to himself that maybe the problem wasn’t one of them not hearing his knock but was due to them not knowing who it was at the door. “Hey,” he shouted gently into the doorjamb. “Hey, guys, it’s me. Arthur.”</w:t>
       </w:r>
     </w:p>
     <w:p>
       <w:r>
-        <w:t>There were soft furtive sounds from inside and then the door opened and Orrin’s eye appeared in the crack. An iris the green of wild untended grasses ringed by a halo of orange the color of fallen leaves. “Yeah, what?”</w:t>
+        <w:t>There were soft furtive sounds from inside</w:t>
+      </w:r>
+      <w:r>
+        <w:t>,</w:t>
+      </w:r>
+      <w:r>
+        <w:t xml:space="preserve"> then the door opened and Orrin’s eye appeared in the crack. An iris the green of wild grasses ringed by a </w:t>
+      </w:r>
+      <w:r>
+        <w:t xml:space="preserve">tawny </w:t>
+      </w:r>
+      <w:r>
+        <w:t xml:space="preserve">halo the color of </w:t>
+      </w:r>
+      <w:r>
+        <w:t>apple pie crust</w:t>
+      </w:r>
+      <w:r>
+        <w:t>. “Yeah, what?”</w:t>
       </w:r>
     </w:p>
     <w:p>
@@ -30,6 +56,16 @@
     <w:p>
       <w:r>
         <w:t>“Why didn’t you use the light?”</w:t>
+      </w:r>
+    </w:p>
+    <w:p>
+      <w:r>
+        <w:t>“There’s no time,” Arthur leaned his shoulder against the door trying to push it open wider. Orrin held it firmly in place. “Start handing me stuff.”</w:t>
+      </w:r>
+    </w:p>
+    <w:p>
+      <w:r>
+        <w:t>“Arthur, what are you doing?”</w:t>
       </w:r>
     </w:p>
     <w:p/>

--- a/docs/working.docx
+++ b/docs/working.docx
@@ -4,38 +4,12 @@
   <w:body>
     <w:p>
       <w:r>
-        <w:t xml:space="preserve">There was no answer after Arthur knocked softly at the back door of the post office. At </w:t>
-      </w:r>
-      <w:proofErr w:type="gramStart"/>
-      <w:r>
-        <w:t>first</w:t>
-      </w:r>
-      <w:proofErr w:type="gramEnd"/>
-      <w:r>
-        <w:t xml:space="preserve"> he thought maybe they hadn’t heard him inside but then he said to himself that maybe the problem wasn’t one of them not hearing his knock but was due to them not knowing who it was at the door. “Hey,” he shouted gently into the doorjamb. “Hey, guys, it’s me. Arthur.”</w:t>
+        <w:t>There was no answer after Arthur knocked softly at the back door of the post office. At first he thought maybe they hadn’t heard him inside but then he said to himself that maybe the problem wasn’t one of them not hearing his knock but was due to them not knowing who it was at the door. “Hey,” he shouted gently into the doorjamb. “Hey, guys, it’s me. Arthur.”</w:t>
       </w:r>
     </w:p>
     <w:p>
       <w:r>
-        <w:t>There were soft furtive sounds from inside</w:t>
-      </w:r>
-      <w:r>
-        <w:t>,</w:t>
-      </w:r>
-      <w:r>
-        <w:t xml:space="preserve"> then the door opened and Orrin’s eye appeared in the crack. An iris the green of wild grasses ringed by a </w:t>
-      </w:r>
-      <w:r>
-        <w:t xml:space="preserve">tawny </w:t>
-      </w:r>
-      <w:r>
-        <w:t xml:space="preserve">halo the color of </w:t>
-      </w:r>
-      <w:r>
-        <w:t>apple pie crust</w:t>
-      </w:r>
-      <w:r>
-        <w:t>. “Yeah, what?”</w:t>
+        <w:t>There were soft furtive sounds from inside, then the door opened and Orrin’s eye appeared in the crack. An iris the green of wild grasses ringed by a tawny halo the color of apple pie crust. “Yeah, what?”</w:t>
       </w:r>
     </w:p>
     <w:p>
@@ -66,6 +40,16 @@
     <w:p>
       <w:r>
         <w:t>“Arthur, what are you doing?”</w:t>
+      </w:r>
+    </w:p>
+    <w:p>
+      <w:r>
+        <w:t xml:space="preserve">Arthur stopped shoving and took a step back. “I just....” </w:t>
+      </w:r>
+    </w:p>
+    <w:p>
+      <w:r>
+        <w:t xml:space="preserve">The door was jerked open and Emery stood at Orrin’s side glaring at Arthur. “What are you doing out there? Get the f in here.” He seized a fistful of Arthur’s shirt and pulled him inside. </w:t>
       </w:r>
     </w:p>
     <w:p/>

--- a/docs/working.docx
+++ b/docs/working.docx
@@ -41,6 +41,12 @@
       <w:r>
         <w:t>“Arthur, what are you doing?”</w:t>
       </w:r>
+      <w:r>
+        <w:t xml:space="preserve"> His voice had softened. </w:t>
+      </w:r>
+      <w:r>
+        <w:t xml:space="preserve">The question stripped Arthur bare. All of his summoned urgency and conviction vanished and he felt a burning desire to confess.  </w:t>
+      </w:r>
     </w:p>
     <w:p>
       <w:r>
@@ -50,6 +56,28 @@
     <w:p>
       <w:r>
         <w:t xml:space="preserve">The door was jerked open and Emery stood at Orrin’s side glaring at Arthur. “What are you doing out there? Get the f in here.” He seized a fistful of Arthur’s shirt and pulled him inside. </w:t>
+      </w:r>
+    </w:p>
+    <w:p>
+      <w:r>
+        <w:t xml:space="preserve">“There’s a problem?” Emery </w:t>
+      </w:r>
+      <w:r>
+        <w:t>backed Arthur against a rolling cart stacked with cardboard boxes. Dark frenzied eyes bulged from a face slick with</w:t>
+      </w:r>
+      <w:r>
+        <w:t xml:space="preserve"> sweat.</w:t>
+      </w:r>
+    </w:p>
+    <w:p>
+      <w:r>
+        <w:t xml:space="preserve">“Yes, that’s what I said. Start handing me stuff and I’ll run it to the car. </w:t>
+      </w:r>
+      <w:r>
+        <w:t xml:space="preserve">The car’s parked on the corner.” He was repeating phrases he’d memorized whole like incantations. His mind wouldn’t allow him to abbreviate. </w:t>
+      </w:r>
+      <w:r>
+        <w:t xml:space="preserve"> </w:t>
       </w:r>
     </w:p>
     <w:p/>

--- a/docs/working.docx
+++ b/docs/working.docx
@@ -63,7 +63,25 @@
         <w:t xml:space="preserve">“There’s a problem?” Emery </w:t>
       </w:r>
       <w:r>
-        <w:t>backed Arthur against a rolling cart stacked with cardboard boxes. Dark frenzied eyes bulged from a face slick with</w:t>
+        <w:t xml:space="preserve">backed Arthur against a rolling cart stacked with cardboard boxes. </w:t>
+      </w:r>
+      <w:r>
+        <w:t>His d</w:t>
+      </w:r>
+      <w:r>
+        <w:t>ark</w:t>
+      </w:r>
+      <w:r>
+        <w:t>,</w:t>
+      </w:r>
+      <w:r>
+        <w:t xml:space="preserve"> frenzied eyes </w:t>
+      </w:r>
+      <w:r>
+        <w:t>protruded</w:t>
+      </w:r>
+      <w:r>
+        <w:t xml:space="preserve"> from a face slick with</w:t>
       </w:r>
       <w:r>
         <w:t xml:space="preserve"> sweat.</w:t>
@@ -74,13 +92,28 @@
         <w:t xml:space="preserve">“Yes, that’s what I said. Start handing me stuff and I’ll run it to the car. </w:t>
       </w:r>
       <w:r>
-        <w:t xml:space="preserve">The car’s parked on the corner.” He was repeating phrases he’d memorized whole like incantations. His mind wouldn’t allow him to abbreviate. </w:t>
+        <w:t xml:space="preserve">The car’s parked on the corner.” He was repeating phrases he’d memorized whole like incantations. His mind wouldn’t allow him to </w:t>
+      </w:r>
+      <w:r>
+        <w:t>abridge</w:t>
+      </w:r>
+      <w:r>
+        <w:t xml:space="preserve">. </w:t>
       </w:r>
       <w:r>
         <w:t xml:space="preserve"> </w:t>
       </w:r>
     </w:p>
-    <w:p/>
+    <w:p>
+      <w:r>
+        <w:t>“Safe’s open. We’re ready.” While Emery dashed across the workroom in pursuit of something, Orrin stood silently watching Arthur. Arthur looked away.</w:t>
+      </w:r>
+    </w:p>
+    <w:p>
+      <w:r>
+        <w:t xml:space="preserve">Emery returned and tossed a canvas mailbag at Arthur. “Get that on. You can’t be carrying s in your hands out on the street.” Arthur slung the bag over his shoulder.    </w:t>
+      </w:r>
+    </w:p>
     <w:p/>
     <w:p>
       <w:r>

--- a/docs/working.docx
+++ b/docs/working.docx
@@ -1,119 +1,43 @@
 
 <file path=word/document.xml><?xml version="1.0" encoding="utf-8"?>
-<w:document xmlns:wpc="http://schemas.microsoft.com/office/word/2010/wordprocessingCanvas" xmlns:cx="http://schemas.microsoft.com/office/drawing/2014/chartex" xmlns:cx1="http://schemas.microsoft.com/office/drawing/2015/9/8/chartex" xmlns:cx2="http://schemas.microsoft.com/office/drawing/2015/10/21/chartex" xmlns:cx3="http://schemas.microsoft.com/office/drawing/2016/5/9/chartex" xmlns:cx4="http://schemas.microsoft.com/office/drawing/2016/5/10/chartex" xmlns:cx5="http://schemas.microsoft.com/office/drawing/2016/5/11/chartex" xmlns:cx6="http://schemas.microsoft.com/office/drawing/2016/5/12/chartex" xmlns:cx7="http://schemas.microsoft.com/office/drawing/2016/5/13/chartex" xmlns:cx8="http://schemas.microsoft.com/office/drawing/2016/5/14/chartex" xmlns:mc="http://schemas.openxmlformats.org/markup-compatibility/2006" xmlns:aink="http://schemas.microsoft.com/office/drawing/2016/ink" xmlns:am3d="http://schemas.microsoft.com/office/drawing/2017/model3d" xmlns:o="urn:schemas-microsoft-com:office:office" xmlns:oel="http://schemas.microsoft.com/office/2019/extlst" xmlns:r="http://schemas.openxmlformats.org/officeDocument/2006/relationships" xmlns:m="http://schemas.openxmlformats.org/officeDocument/2006/math" xmlns:v="urn:schemas-microsoft-com:vml" xmlns:wp14="http://schemas.microsoft.com/office/word/2010/wordprocessingDrawing" xmlns:wp="http://schemas.openxmlformats.org/drawingml/2006/wordprocessingDrawing" xmlns:w10="urn:schemas-microsoft-com:office:word" xmlns:w="http://schemas.openxmlformats.org/wordprocessingml/2006/main" xmlns:w14="http://schemas.microsoft.com/office/word/2010/wordml" xmlns:w15="http://schemas.microsoft.com/office/word/2012/wordml" xmlns:w16cei="http://schemas.microsoft.com/office/word/2026/wordml/cei" xmlns:w16cex="http://schemas.microsoft.com/office/word/2018/wordml/cex" xmlns:w16cid="http://schemas.microsoft.com/office/word/2016/wordml/cid" xmlns:w16="http://schemas.microsoft.com/office/word/2018/wordml" xmlns:w16du="http://schemas.microsoft.com/office/word/2023/wordml/word16du" xmlns:w16sdtdh="http://schemas.microsoft.com/office/word/2020/wordml/sdtdatahash" xmlns:w16sdtfl="http://schemas.microsoft.com/office/word/2024/wordml/sdtformatlock" xmlns:w16se="http://schemas.microsoft.com/office/word/2015/wordml/symex" xmlns:wpg="http://schemas.microsoft.com/office/word/2010/wordprocessingGroup" xmlns:wpi="http://schemas.microsoft.com/office/word/2010/wordprocessingInk" xmlns:wne="http://schemas.microsoft.com/office/word/2006/wordml" xmlns:wps="http://schemas.microsoft.com/office/word/2010/wordprocessingShape" mc:Ignorable="w14 w15 w16se w16cid w16 w16cex w16sdtdh w16sdtfl w16du wp14">
+<w:document xmlns:wpc="http://schemas.microsoft.com/office/word/2010/wordprocessingCanvas" xmlns:cx="http://schemas.microsoft.com/office/drawing/2014/chartex" xmlns:cx1="http://schemas.microsoft.com/office/drawing/2015/9/8/chartex" xmlns:cx2="http://schemas.microsoft.com/office/drawing/2015/10/21/chartex" xmlns:cx3="http://schemas.microsoft.com/office/drawing/2016/5/9/chartex" xmlns:cx4="http://schemas.microsoft.com/office/drawing/2016/5/10/chartex" xmlns:cx5="http://schemas.microsoft.com/office/drawing/2016/5/11/chartex" xmlns:cx6="http://schemas.microsoft.com/office/drawing/2016/5/12/chartex" xmlns:cx7="http://schemas.microsoft.com/office/drawing/2016/5/13/chartex" xmlns:cx8="http://schemas.microsoft.com/office/drawing/2016/5/14/chartex" xmlns:mc="http://schemas.openxmlformats.org/markup-compatibility/2006" xmlns:aink="http://schemas.microsoft.com/office/drawing/2016/ink" xmlns:am3d="http://schemas.microsoft.com/office/drawing/2017/model3d" xmlns:o="urn:schemas-microsoft-com:office:office" xmlns:oel="http://schemas.microsoft.com/office/2019/extlst" xmlns:r="http://schemas.openxmlformats.org/officeDocument/2006/relationships" xmlns:m="http://schemas.openxmlformats.org/officeDocument/2006/math" xmlns:v="urn:schemas-microsoft-com:vml" xmlns:wp14="http://schemas.microsoft.com/office/word/2010/wordprocessingDrawing" xmlns:wp="http://schemas.openxmlformats.org/drawingml/2006/wordprocessingDrawing" xmlns:w10="urn:schemas-microsoft-com:office:word" xmlns:w="http://schemas.openxmlformats.org/wordprocessingml/2006/main" xmlns:w14="http://schemas.microsoft.com/office/word/2010/wordml" xmlns:w15="http://schemas.microsoft.com/office/word/2012/wordml" xmlns:w16cex="http://schemas.microsoft.com/office/word/2018/wordml/cex" xmlns:w16cid="http://schemas.microsoft.com/office/word/2016/wordml/cid" xmlns:w16="http://schemas.microsoft.com/office/word/2018/wordml" xmlns:w16du="http://schemas.microsoft.com/office/word/2023/wordml/word16du" xmlns:w16sdtdh="http://schemas.microsoft.com/office/word/2020/wordml/sdtdatahash" xmlns:w16sdtfl="http://schemas.microsoft.com/office/word/2024/wordml/sdtformatlock" xmlns:w16se="http://schemas.microsoft.com/office/word/2015/wordml/symex" xmlns:wpg="http://schemas.microsoft.com/office/word/2010/wordprocessingGroup" xmlns:wpi="http://schemas.microsoft.com/office/word/2010/wordprocessingInk" xmlns:wne="http://schemas.microsoft.com/office/word/2006/wordml" xmlns:wps="http://schemas.microsoft.com/office/word/2010/wordprocessingShape" mc:Ignorable="w14 w15 w16se w16cid w16 w16cex w16sdtdh w16sdtfl w16du wp14">
   <w:body>
     <w:p>
       <w:r>
-        <w:t>There was no answer after Arthur knocked softly at the back door of the post office. At first he thought maybe they hadn’t heard him inside but then he said to himself that maybe the problem wasn’t one of them not hearing his knock but was due to them not knowing who it was at the door. “Hey,” he shouted gently into the doorjamb. “Hey, guys, it’s me. Arthur.”</w:t>
+        <w:t>Arthur held the mouth of the mailbag open wide while Emery first set in the money order machine and then Orrin piled stacks of blank money orders on top of it. “Let me grab the stamps,” Emery turned back toward the postmaster’s office and left Orrin and Arthur standing alone in the sorting area just a bagful of stolen mail equipment between them.</w:t>
       </w:r>
     </w:p>
     <w:p>
       <w:r>
-        <w:t>There were soft furtive sounds from inside, then the door opened and Orrin’s eye appeared in the crack. An iris the green of wild grasses ringed by a tawny halo the color of apple pie crust. “Yeah, what?”</w:t>
+        <w:t>“You better move fast,” Orrin said. “If someone’s coming, Arthur, you better move fast.”</w:t>
       </w:r>
     </w:p>
     <w:p>
       <w:r>
-        <w:t>“We need to go. Start handing me stuff. The car’s parked on the corner.”</w:t>
+        <w:t>“I - I will.”</w:t>
       </w:r>
     </w:p>
     <w:p>
       <w:r>
-        <w:t>“We need to go why?”</w:t>
+        <w:t>“Don’t hesitate and don’t look back.”</w:t>
       </w:r>
     </w:p>
     <w:p>
       <w:r>
-        <w:t xml:space="preserve">“Someone’s coming.” </w:t>
+        <w:t>“I won’t.”</w:t>
       </w:r>
     </w:p>
     <w:p>
       <w:r>
-        <w:t>“Why didn’t you use the light?”</w:t>
+        <w:t>Emery returned carrying an inch-thick stack of stamps in each hand. He placed them inside Arthur’s bag and zipped it closed. “Get these out to the car without being seen, start the car and keep it running. We’ll lay down the incendiaries and be right out.”</w:t>
       </w:r>
     </w:p>
     <w:p>
       <w:r>
-        <w:t>“There’s no time,” Arthur leaned his shoulder against the door trying to push it open wider. Orrin held it firmly in place. “Start handing me stuff.”</w:t>
+        <w:t xml:space="preserve">Arthur had only ever know Emery to be gruff, irritable. He’d never seen him like this. He was happy, euphoric. Every step of the plan up to now had worked. He didn’t ask Arthur why he didn’t use flash the penlight. He didn’t ask any of the questions that Orrin had. He loaded up the mailbag and pushed Arthur out the door. </w:t>
       </w:r>
     </w:p>
-    <w:p>
-      <w:r>
-        <w:t>“Arthur, what are you doing?”</w:t>
-      </w:r>
-      <w:r>
-        <w:t xml:space="preserve"> His voice had softened. </w:t>
-      </w:r>
-      <w:r>
-        <w:t xml:space="preserve">The question stripped Arthur bare. All of his summoned urgency and conviction vanished and he felt a burning desire to confess.  </w:t>
-      </w:r>
-    </w:p>
-    <w:p>
-      <w:r>
-        <w:t xml:space="preserve">Arthur stopped shoving and took a step back. “I just....” </w:t>
-      </w:r>
-    </w:p>
-    <w:p>
-      <w:r>
-        <w:t xml:space="preserve">The door was jerked open and Emery stood at Orrin’s side glaring at Arthur. “What are you doing out there? Get the f in here.” He seized a fistful of Arthur’s shirt and pulled him inside. </w:t>
-      </w:r>
-    </w:p>
-    <w:p>
-      <w:r>
-        <w:t xml:space="preserve">“There’s a problem?” Emery </w:t>
-      </w:r>
-      <w:r>
-        <w:t xml:space="preserve">backed Arthur against a rolling cart stacked with cardboard boxes. </w:t>
-      </w:r>
-      <w:r>
-        <w:t>His d</w:t>
-      </w:r>
-      <w:r>
-        <w:t>ark</w:t>
-      </w:r>
-      <w:r>
-        <w:t>,</w:t>
-      </w:r>
-      <w:r>
-        <w:t xml:space="preserve"> frenzied eyes </w:t>
-      </w:r>
-      <w:r>
-        <w:t>protruded</w:t>
-      </w:r>
-      <w:r>
-        <w:t xml:space="preserve"> from a face slick with</w:t>
-      </w:r>
-      <w:r>
-        <w:t xml:space="preserve"> sweat.</w:t>
-      </w:r>
-    </w:p>
-    <w:p>
-      <w:r>
-        <w:t xml:space="preserve">“Yes, that’s what I said. Start handing me stuff and I’ll run it to the car. </w:t>
-      </w:r>
-      <w:r>
-        <w:t xml:space="preserve">The car’s parked on the corner.” He was repeating phrases he’d memorized whole like incantations. His mind wouldn’t allow him to </w:t>
-      </w:r>
-      <w:r>
-        <w:t>abridge</w:t>
-      </w:r>
-      <w:r>
-        <w:t xml:space="preserve">. </w:t>
-      </w:r>
-      <w:r>
-        <w:t xml:space="preserve"> </w:t>
-      </w:r>
-    </w:p>
-    <w:p>
-      <w:r>
-        <w:t>“Safe’s open. We’re ready.” While Emery dashed across the workroom in pursuit of something, Orrin stood silently watching Arthur. Arthur looked away.</w:t>
-      </w:r>
-    </w:p>
-    <w:p>
-      <w:r>
-        <w:t xml:space="preserve">Emery returned and tossed a canvas mailbag at Arthur. “Get that on. You can’t be carrying s in your hands out on the street.” Arthur slung the bag over his shoulder.    </w:t>
-      </w:r>
-    </w:p>
+    <w:p/>
     <w:p/>
     <w:p>
       <w:r>

--- a/docs/working.docx
+++ b/docs/working.docx
@@ -1,6 +1,6 @@
 
 <file path=word/document.xml><?xml version="1.0" encoding="utf-8"?>
-<w:document xmlns:wpc="http://schemas.microsoft.com/office/word/2010/wordprocessingCanvas" xmlns:cx="http://schemas.microsoft.com/office/drawing/2014/chartex" xmlns:cx1="http://schemas.microsoft.com/office/drawing/2015/9/8/chartex" xmlns:cx2="http://schemas.microsoft.com/office/drawing/2015/10/21/chartex" xmlns:cx3="http://schemas.microsoft.com/office/drawing/2016/5/9/chartex" xmlns:cx4="http://schemas.microsoft.com/office/drawing/2016/5/10/chartex" xmlns:cx5="http://schemas.microsoft.com/office/drawing/2016/5/11/chartex" xmlns:cx6="http://schemas.microsoft.com/office/drawing/2016/5/12/chartex" xmlns:cx7="http://schemas.microsoft.com/office/drawing/2016/5/13/chartex" xmlns:cx8="http://schemas.microsoft.com/office/drawing/2016/5/14/chartex" xmlns:mc="http://schemas.openxmlformats.org/markup-compatibility/2006" xmlns:aink="http://schemas.microsoft.com/office/drawing/2016/ink" xmlns:am3d="http://schemas.microsoft.com/office/drawing/2017/model3d" xmlns:o="urn:schemas-microsoft-com:office:office" xmlns:oel="http://schemas.microsoft.com/office/2019/extlst" xmlns:r="http://schemas.openxmlformats.org/officeDocument/2006/relationships" xmlns:m="http://schemas.openxmlformats.org/officeDocument/2006/math" xmlns:v="urn:schemas-microsoft-com:vml" xmlns:wp14="http://schemas.microsoft.com/office/word/2010/wordprocessingDrawing" xmlns:wp="http://schemas.openxmlformats.org/drawingml/2006/wordprocessingDrawing" xmlns:w10="urn:schemas-microsoft-com:office:word" xmlns:w="http://schemas.openxmlformats.org/wordprocessingml/2006/main" xmlns:w14="http://schemas.microsoft.com/office/word/2010/wordml" xmlns:w15="http://schemas.microsoft.com/office/word/2012/wordml" xmlns:w16cex="http://schemas.microsoft.com/office/word/2018/wordml/cex" xmlns:w16cid="http://schemas.microsoft.com/office/word/2016/wordml/cid" xmlns:w16="http://schemas.microsoft.com/office/word/2018/wordml" xmlns:w16du="http://schemas.microsoft.com/office/word/2023/wordml/word16du" xmlns:w16sdtdh="http://schemas.microsoft.com/office/word/2020/wordml/sdtdatahash" xmlns:w16sdtfl="http://schemas.microsoft.com/office/word/2024/wordml/sdtformatlock" xmlns:w16se="http://schemas.microsoft.com/office/word/2015/wordml/symex" xmlns:wpg="http://schemas.microsoft.com/office/word/2010/wordprocessingGroup" xmlns:wpi="http://schemas.microsoft.com/office/word/2010/wordprocessingInk" xmlns:wne="http://schemas.microsoft.com/office/word/2006/wordml" xmlns:wps="http://schemas.microsoft.com/office/word/2010/wordprocessingShape" mc:Ignorable="w14 w15 w16se w16cid w16 w16cex w16sdtdh w16sdtfl w16du wp14">
+<w:document xmlns:wpc="http://schemas.microsoft.com/office/word/2010/wordprocessingCanvas" xmlns:cx="http://schemas.microsoft.com/office/drawing/2014/chartex" xmlns:cx1="http://schemas.microsoft.com/office/drawing/2015/9/8/chartex" xmlns:cx2="http://schemas.microsoft.com/office/drawing/2015/10/21/chartex" xmlns:cx3="http://schemas.microsoft.com/office/drawing/2016/5/9/chartex" xmlns:cx4="http://schemas.microsoft.com/office/drawing/2016/5/10/chartex" xmlns:cx5="http://schemas.microsoft.com/office/drawing/2016/5/11/chartex" xmlns:cx6="http://schemas.microsoft.com/office/drawing/2016/5/12/chartex" xmlns:cx7="http://schemas.microsoft.com/office/drawing/2016/5/13/chartex" xmlns:cx8="http://schemas.microsoft.com/office/drawing/2016/5/14/chartex" xmlns:mc="http://schemas.openxmlformats.org/markup-compatibility/2006" xmlns:aink="http://schemas.microsoft.com/office/drawing/2016/ink" xmlns:am3d="http://schemas.microsoft.com/office/drawing/2017/model3d" xmlns:o="urn:schemas-microsoft-com:office:office" xmlns:oel="http://schemas.microsoft.com/office/2019/extlst" xmlns:r="http://schemas.openxmlformats.org/officeDocument/2006/relationships" xmlns:m="http://schemas.openxmlformats.org/officeDocument/2006/math" xmlns:v="urn:schemas-microsoft-com:vml" xmlns:wp14="http://schemas.microsoft.com/office/word/2010/wordprocessingDrawing" xmlns:wp="http://schemas.openxmlformats.org/drawingml/2006/wordprocessingDrawing" xmlns:w10="urn:schemas-microsoft-com:office:word" xmlns:w="http://schemas.openxmlformats.org/wordprocessingml/2006/main" xmlns:w14="http://schemas.microsoft.com/office/word/2010/wordml" xmlns:w15="http://schemas.microsoft.com/office/word/2012/wordml" xmlns:w16cei="http://schemas.microsoft.com/office/word/2026/wordml/cei" xmlns:w16cex="http://schemas.microsoft.com/office/word/2018/wordml/cex" xmlns:w16cid="http://schemas.microsoft.com/office/word/2016/wordml/cid" xmlns:w16="http://schemas.microsoft.com/office/word/2018/wordml" xmlns:w16du="http://schemas.microsoft.com/office/word/2023/wordml/word16du" xmlns:w16sdtdh="http://schemas.microsoft.com/office/word/2020/wordml/sdtdatahash" xmlns:w16sdtfl="http://schemas.microsoft.com/office/word/2024/wordml/sdtformatlock" xmlns:w16se="http://schemas.microsoft.com/office/word/2015/wordml/symex" xmlns:wpg="http://schemas.microsoft.com/office/word/2010/wordprocessingGroup" xmlns:wpi="http://schemas.microsoft.com/office/word/2010/wordprocessingInk" xmlns:wne="http://schemas.microsoft.com/office/word/2006/wordml" xmlns:wps="http://schemas.microsoft.com/office/word/2010/wordprocessingShape" mc:Ignorable="w14 w15 w16se w16cid w16 w16cex w16sdtdh w16sdtfl w16du wp14">
   <w:body>
     <w:p>
       <w:r>
@@ -34,7 +34,51 @@
     </w:p>
     <w:p>
       <w:r>
-        <w:t xml:space="preserve">Arthur had only ever know Emery to be gruff, irritable. He’d never seen him like this. He was happy, euphoric. Every step of the plan up to now had worked. He didn’t ask Arthur why he didn’t use flash the penlight. He didn’t ask any of the questions that Orrin had. He loaded up the mailbag and pushed Arthur out the door. </w:t>
+        <w:t>Arthur had only ever know Emery to be gruff, irritable. He’d never seen him like this. He was happy, euphoric. Every step of the plan up to now had worked. He didn’t ask Arthur why he didn’t use flash the penlight. He didn’t ask any of the questions that Orrin had. He loaded up the mailbag and pushed Arthur out the door.</w:t>
+      </w:r>
+    </w:p>
+    <w:p>
+      <w:r>
+        <w:t xml:space="preserve">Arthur didn’t even get a last look at Orrin. Just before the door closed, he glanced over Emery’s shoulder and saw a shadow </w:t>
+      </w:r>
+      <w:r>
+        <w:t xml:space="preserve">on </w:t>
+      </w:r>
+      <w:r>
+        <w:t xml:space="preserve">the dark postal </w:t>
+      </w:r>
+      <w:proofErr w:type="spellStart"/>
+      <w:r>
+        <w:t>workfloor</w:t>
+      </w:r>
+      <w:proofErr w:type="spellEnd"/>
+      <w:r>
+        <w:t xml:space="preserve"> standing where Orrin had stood. He had become for Arthur once again an intangible thing. </w:t>
+      </w:r>
+      <w:r>
+        <w:t>These past six months of meeting, planning and talking were over and Orrin was again a bodiless concept.</w:t>
+      </w:r>
+    </w:p>
+    <w:p>
+      <w:r>
+        <w:t xml:space="preserve">Arthur hurried to the car. He opened the trunk and laid the mailbag inside. </w:t>
+      </w:r>
+      <w:r>
+        <w:t xml:space="preserve">He climbed in behind the wheel and looked through the passenger window at the sturdy brick </w:t>
+      </w:r>
+      <w:proofErr w:type="spellStart"/>
+      <w:r>
+        <w:t>Lenoxville</w:t>
+      </w:r>
+      <w:proofErr w:type="spellEnd"/>
+      <w:r>
+        <w:t xml:space="preserve"> Post Office where every window was dark. </w:t>
+      </w:r>
+      <w:r>
+        <w:t xml:space="preserve"> </w:t>
+      </w:r>
+      <w:r>
+        <w:t xml:space="preserve"> </w:t>
       </w:r>
     </w:p>
     <w:p/>

--- a/docs/working.docx
+++ b/docs/working.docx
@@ -1,84 +1,25 @@
 
 <file path=word/document.xml><?xml version="1.0" encoding="utf-8"?>
-<w:document xmlns:wpc="http://schemas.microsoft.com/office/word/2010/wordprocessingCanvas" xmlns:cx="http://schemas.microsoft.com/office/drawing/2014/chartex" xmlns:cx1="http://schemas.microsoft.com/office/drawing/2015/9/8/chartex" xmlns:cx2="http://schemas.microsoft.com/office/drawing/2015/10/21/chartex" xmlns:cx3="http://schemas.microsoft.com/office/drawing/2016/5/9/chartex" xmlns:cx4="http://schemas.microsoft.com/office/drawing/2016/5/10/chartex" xmlns:cx5="http://schemas.microsoft.com/office/drawing/2016/5/11/chartex" xmlns:cx6="http://schemas.microsoft.com/office/drawing/2016/5/12/chartex" xmlns:cx7="http://schemas.microsoft.com/office/drawing/2016/5/13/chartex" xmlns:cx8="http://schemas.microsoft.com/office/drawing/2016/5/14/chartex" xmlns:mc="http://schemas.openxmlformats.org/markup-compatibility/2006" xmlns:aink="http://schemas.microsoft.com/office/drawing/2016/ink" xmlns:am3d="http://schemas.microsoft.com/office/drawing/2017/model3d" xmlns:o="urn:schemas-microsoft-com:office:office" xmlns:oel="http://schemas.microsoft.com/office/2019/extlst" xmlns:r="http://schemas.openxmlformats.org/officeDocument/2006/relationships" xmlns:m="http://schemas.openxmlformats.org/officeDocument/2006/math" xmlns:v="urn:schemas-microsoft-com:vml" xmlns:wp14="http://schemas.microsoft.com/office/word/2010/wordprocessingDrawing" xmlns:wp="http://schemas.openxmlformats.org/drawingml/2006/wordprocessingDrawing" xmlns:w10="urn:schemas-microsoft-com:office:word" xmlns:w="http://schemas.openxmlformats.org/wordprocessingml/2006/main" xmlns:w14="http://schemas.microsoft.com/office/word/2010/wordml" xmlns:w15="http://schemas.microsoft.com/office/word/2012/wordml" xmlns:w16cei="http://schemas.microsoft.com/office/word/2026/wordml/cei" xmlns:w16cex="http://schemas.microsoft.com/office/word/2018/wordml/cex" xmlns:w16cid="http://schemas.microsoft.com/office/word/2016/wordml/cid" xmlns:w16="http://schemas.microsoft.com/office/word/2018/wordml" xmlns:w16du="http://schemas.microsoft.com/office/word/2023/wordml/word16du" xmlns:w16sdtdh="http://schemas.microsoft.com/office/word/2020/wordml/sdtdatahash" xmlns:w16sdtfl="http://schemas.microsoft.com/office/word/2024/wordml/sdtformatlock" xmlns:w16se="http://schemas.microsoft.com/office/word/2015/wordml/symex" xmlns:wpg="http://schemas.microsoft.com/office/word/2010/wordprocessingGroup" xmlns:wpi="http://schemas.microsoft.com/office/word/2010/wordprocessingInk" xmlns:wne="http://schemas.microsoft.com/office/word/2006/wordml" xmlns:wps="http://schemas.microsoft.com/office/word/2010/wordprocessingShape" mc:Ignorable="w14 w15 w16se w16cid w16 w16cex w16sdtdh w16sdtfl w16du wp14">
+<w:document xmlns:wpc="http://schemas.microsoft.com/office/word/2010/wordprocessingCanvas" xmlns:cx="http://schemas.microsoft.com/office/drawing/2014/chartex" xmlns:cx1="http://schemas.microsoft.com/office/drawing/2015/9/8/chartex" xmlns:cx2="http://schemas.microsoft.com/office/drawing/2015/10/21/chartex" xmlns:cx3="http://schemas.microsoft.com/office/drawing/2016/5/9/chartex" xmlns:cx4="http://schemas.microsoft.com/office/drawing/2016/5/10/chartex" xmlns:cx5="http://schemas.microsoft.com/office/drawing/2016/5/11/chartex" xmlns:cx6="http://schemas.microsoft.com/office/drawing/2016/5/12/chartex" xmlns:cx7="http://schemas.microsoft.com/office/drawing/2016/5/13/chartex" xmlns:cx8="http://schemas.microsoft.com/office/drawing/2016/5/14/chartex" xmlns:mc="http://schemas.openxmlformats.org/markup-compatibility/2006" xmlns:aink="http://schemas.microsoft.com/office/drawing/2016/ink" xmlns:am3d="http://schemas.microsoft.com/office/drawing/2017/model3d" xmlns:o="urn:schemas-microsoft-com:office:office" xmlns:oel="http://schemas.microsoft.com/office/2019/extlst" xmlns:r="http://schemas.openxmlformats.org/officeDocument/2006/relationships" xmlns:m="http://schemas.openxmlformats.org/officeDocument/2006/math" xmlns:v="urn:schemas-microsoft-com:vml" xmlns:wp14="http://schemas.microsoft.com/office/word/2010/wordprocessingDrawing" xmlns:wp="http://schemas.openxmlformats.org/drawingml/2006/wordprocessingDrawing" xmlns:w10="urn:schemas-microsoft-com:office:word" xmlns:w="http://schemas.openxmlformats.org/wordprocessingml/2006/main" xmlns:w14="http://schemas.microsoft.com/office/word/2010/wordml" xmlns:w15="http://schemas.microsoft.com/office/word/2012/wordml" xmlns:w16cex="http://schemas.microsoft.com/office/word/2018/wordml/cex" xmlns:w16cid="http://schemas.microsoft.com/office/word/2016/wordml/cid" xmlns:w16="http://schemas.microsoft.com/office/word/2018/wordml" xmlns:w16du="http://schemas.microsoft.com/office/word/2023/wordml/word16du" xmlns:w16sdtdh="http://schemas.microsoft.com/office/word/2020/wordml/sdtdatahash" xmlns:w16sdtfl="http://schemas.microsoft.com/office/word/2024/wordml/sdtformatlock" xmlns:w16se="http://schemas.microsoft.com/office/word/2015/wordml/symex" xmlns:wpg="http://schemas.microsoft.com/office/word/2010/wordprocessingGroup" xmlns:wpi="http://schemas.microsoft.com/office/word/2010/wordprocessingInk" xmlns:wne="http://schemas.microsoft.com/office/word/2006/wordml" xmlns:wps="http://schemas.microsoft.com/office/word/2010/wordprocessingShape" mc:Ignorable="w14 w15 w16se w16cid w16 w16cex w16sdtdh w16sdtfl w16du wp14">
   <w:body>
     <w:p>
       <w:r>
-        <w:t>Arthur held the mouth of the mailbag open wide while Emery first set in the money order machine and then Orrin piled stacks of blank money orders on top of it. “Let me grab the stamps,” Emery turned back toward the postmaster’s office and left Orrin and Arthur standing alone in the sorting area just a bagful of stolen mail equipment between them.</w:t>
+        <w:t>Arthur didn’t even get a last look at Orrin. Just before the door closed, he glanced over Emery’s shoulder and saw a shadow on the dark postal workfloor standing where Orrin had stood. He had become for Arthur once again an intangible thing. These past six months of meeting, planning and talking were over and Orrin was again a bodiless concept.</w:t>
       </w:r>
     </w:p>
     <w:p>
       <w:r>
-        <w:t>“You better move fast,” Orrin said. “If someone’s coming, Arthur, you better move fast.”</w:t>
+        <w:t xml:space="preserve">Arthur hurried to the car. He opened the trunk and laid the mailbag inside. He climbed in behind the wheel and looked through the passenger window at the sturdy brick Lenoxville Post Office where every window was dark.   </w:t>
       </w:r>
     </w:p>
     <w:p>
       <w:r>
-        <w:t>“I - I will.”</w:t>
+        <w:t xml:space="preserve">Orrin would be hurt. Orrin would be angry. But Orrin would be safe. It was the only way. </w:t>
       </w:r>
     </w:p>
     <w:p>
       <w:r>
-        <w:t>“Don’t hesitate and don’t look back.”</w:t>
-      </w:r>
-    </w:p>
-    <w:p>
-      <w:r>
-        <w:t>“I won’t.”</w:t>
-      </w:r>
-    </w:p>
-    <w:p>
-      <w:r>
-        <w:t>Emery returned carrying an inch-thick stack of stamps in each hand. He placed them inside Arthur’s bag and zipped it closed. “Get these out to the car without being seen, start the car and keep it running. We’ll lay down the incendiaries and be right out.”</w:t>
-      </w:r>
-    </w:p>
-    <w:p>
-      <w:r>
-        <w:t>Arthur had only ever know Emery to be gruff, irritable. He’d never seen him like this. He was happy, euphoric. Every step of the plan up to now had worked. He didn’t ask Arthur why he didn’t use flash the penlight. He didn’t ask any of the questions that Orrin had. He loaded up the mailbag and pushed Arthur out the door.</w:t>
-      </w:r>
-    </w:p>
-    <w:p>
-      <w:r>
-        <w:t xml:space="preserve">Arthur didn’t even get a last look at Orrin. Just before the door closed, he glanced over Emery’s shoulder and saw a shadow </w:t>
-      </w:r>
-      <w:r>
-        <w:t xml:space="preserve">on </w:t>
-      </w:r>
-      <w:r>
-        <w:t xml:space="preserve">the dark postal </w:t>
-      </w:r>
-      <w:proofErr w:type="spellStart"/>
-      <w:r>
-        <w:t>workfloor</w:t>
-      </w:r>
-      <w:proofErr w:type="spellEnd"/>
-      <w:r>
-        <w:t xml:space="preserve"> standing where Orrin had stood. He had become for Arthur once again an intangible thing. </w:t>
-      </w:r>
-      <w:r>
-        <w:t>These past six months of meeting, planning and talking were over and Orrin was again a bodiless concept.</w:t>
-      </w:r>
-    </w:p>
-    <w:p>
-      <w:r>
-        <w:t xml:space="preserve">Arthur hurried to the car. He opened the trunk and laid the mailbag inside. </w:t>
-      </w:r>
-      <w:r>
-        <w:t xml:space="preserve">He climbed in behind the wheel and looked through the passenger window at the sturdy brick </w:t>
-      </w:r>
-      <w:proofErr w:type="spellStart"/>
-      <w:r>
-        <w:t>Lenoxville</w:t>
-      </w:r>
-      <w:proofErr w:type="spellEnd"/>
-      <w:r>
-        <w:t xml:space="preserve"> Post Office where every window was dark. </w:t>
-      </w:r>
-      <w:r>
-        <w:t xml:space="preserve"> </w:t>
-      </w:r>
-      <w:r>
-        <w:t xml:space="preserve"> </w:t>
+        <w:t xml:space="preserve">Arthur rolled forward and turned right onto Jefferson. Passing the bar and the karate studio and the bakery, he poured on speed. He crossed the bridge over the Susquehanna River and left Lenoxville behind. He left the seminary behind. He drove for two hours until the wind through the windows turned bitter and cold but he didn’t roll them up. He drove and didn’t stop until he found a church and a graveyard. Then he parked the car rolled up the windows and leaned back in his seat to sleep. In the morning, he would find someone inside and ask if they needed help. Churches with graveyards always needed help. He would live and work here. He would attend mass. And sometime after he had settled in and gotten to know the pastor, he would enter the confessional and on that day his sins would be forgiven. </w:t>
       </w:r>
     </w:p>
     <w:p/>

--- a/docs/working.docx
+++ b/docs/working.docx
@@ -1,6 +1,6 @@
 
 <file path=word/document.xml><?xml version="1.0" encoding="utf-8"?>
-<w:document xmlns:wpc="http://schemas.microsoft.com/office/word/2010/wordprocessingCanvas" xmlns:cx="http://schemas.microsoft.com/office/drawing/2014/chartex" xmlns:cx1="http://schemas.microsoft.com/office/drawing/2015/9/8/chartex" xmlns:cx2="http://schemas.microsoft.com/office/drawing/2015/10/21/chartex" xmlns:cx3="http://schemas.microsoft.com/office/drawing/2016/5/9/chartex" xmlns:cx4="http://schemas.microsoft.com/office/drawing/2016/5/10/chartex" xmlns:cx5="http://schemas.microsoft.com/office/drawing/2016/5/11/chartex" xmlns:cx6="http://schemas.microsoft.com/office/drawing/2016/5/12/chartex" xmlns:cx7="http://schemas.microsoft.com/office/drawing/2016/5/13/chartex" xmlns:cx8="http://schemas.microsoft.com/office/drawing/2016/5/14/chartex" xmlns:mc="http://schemas.openxmlformats.org/markup-compatibility/2006" xmlns:aink="http://schemas.microsoft.com/office/drawing/2016/ink" xmlns:am3d="http://schemas.microsoft.com/office/drawing/2017/model3d" xmlns:o="urn:schemas-microsoft-com:office:office" xmlns:oel="http://schemas.microsoft.com/office/2019/extlst" xmlns:r="http://schemas.openxmlformats.org/officeDocument/2006/relationships" xmlns:m="http://schemas.openxmlformats.org/officeDocument/2006/math" xmlns:v="urn:schemas-microsoft-com:vml" xmlns:wp14="http://schemas.microsoft.com/office/word/2010/wordprocessingDrawing" xmlns:wp="http://schemas.openxmlformats.org/drawingml/2006/wordprocessingDrawing" xmlns:w10="urn:schemas-microsoft-com:office:word" xmlns:w="http://schemas.openxmlformats.org/wordprocessingml/2006/main" xmlns:w14="http://schemas.microsoft.com/office/word/2010/wordml" xmlns:w15="http://schemas.microsoft.com/office/word/2012/wordml" xmlns:w16cex="http://schemas.microsoft.com/office/word/2018/wordml/cex" xmlns:w16cid="http://schemas.microsoft.com/office/word/2016/wordml/cid" xmlns:w16="http://schemas.microsoft.com/office/word/2018/wordml" xmlns:w16du="http://schemas.microsoft.com/office/word/2023/wordml/word16du" xmlns:w16sdtdh="http://schemas.microsoft.com/office/word/2020/wordml/sdtdatahash" xmlns:w16sdtfl="http://schemas.microsoft.com/office/word/2024/wordml/sdtformatlock" xmlns:w16se="http://schemas.microsoft.com/office/word/2015/wordml/symex" xmlns:wpg="http://schemas.microsoft.com/office/word/2010/wordprocessingGroup" xmlns:wpi="http://schemas.microsoft.com/office/word/2010/wordprocessingInk" xmlns:wne="http://schemas.microsoft.com/office/word/2006/wordml" xmlns:wps="http://schemas.microsoft.com/office/word/2010/wordprocessingShape" mc:Ignorable="w14 w15 w16se w16cid w16 w16cex w16sdtdh w16sdtfl w16du wp14">
+<w:document xmlns:wpc="http://schemas.microsoft.com/office/word/2010/wordprocessingCanvas" xmlns:cx="http://schemas.microsoft.com/office/drawing/2014/chartex" xmlns:cx1="http://schemas.microsoft.com/office/drawing/2015/9/8/chartex" xmlns:cx2="http://schemas.microsoft.com/office/drawing/2015/10/21/chartex" xmlns:cx3="http://schemas.microsoft.com/office/drawing/2016/5/9/chartex" xmlns:cx4="http://schemas.microsoft.com/office/drawing/2016/5/10/chartex" xmlns:cx5="http://schemas.microsoft.com/office/drawing/2016/5/11/chartex" xmlns:cx6="http://schemas.microsoft.com/office/drawing/2016/5/12/chartex" xmlns:cx7="http://schemas.microsoft.com/office/drawing/2016/5/13/chartex" xmlns:cx8="http://schemas.microsoft.com/office/drawing/2016/5/14/chartex" xmlns:mc="http://schemas.openxmlformats.org/markup-compatibility/2006" xmlns:aink="http://schemas.microsoft.com/office/drawing/2016/ink" xmlns:am3d="http://schemas.microsoft.com/office/drawing/2017/model3d" xmlns:o="urn:schemas-microsoft-com:office:office" xmlns:oel="http://schemas.microsoft.com/office/2019/extlst" xmlns:r="http://schemas.openxmlformats.org/officeDocument/2006/relationships" xmlns:m="http://schemas.openxmlformats.org/officeDocument/2006/math" xmlns:v="urn:schemas-microsoft-com:vml" xmlns:wp14="http://schemas.microsoft.com/office/word/2010/wordprocessingDrawing" xmlns:wp="http://schemas.openxmlformats.org/drawingml/2006/wordprocessingDrawing" xmlns:w10="urn:schemas-microsoft-com:office:word" xmlns:w="http://schemas.openxmlformats.org/wordprocessingml/2006/main" xmlns:w14="http://schemas.microsoft.com/office/word/2010/wordml" xmlns:w15="http://schemas.microsoft.com/office/word/2012/wordml" xmlns:w16cei="http://schemas.microsoft.com/office/word/2026/wordml/cei" xmlns:w16cex="http://schemas.microsoft.com/office/word/2018/wordml/cex" xmlns:w16cid="http://schemas.microsoft.com/office/word/2016/wordml/cid" xmlns:w16="http://schemas.microsoft.com/office/word/2018/wordml" xmlns:w16du="http://schemas.microsoft.com/office/word/2023/wordml/word16du" xmlns:w16sdtdh="http://schemas.microsoft.com/office/word/2020/wordml/sdtdatahash" xmlns:w16sdtfl="http://schemas.microsoft.com/office/word/2024/wordml/sdtformatlock" xmlns:w16se="http://schemas.microsoft.com/office/word/2015/wordml/symex" xmlns:wpg="http://schemas.microsoft.com/office/word/2010/wordprocessingGroup" xmlns:wpi="http://schemas.microsoft.com/office/word/2010/wordprocessingInk" xmlns:wne="http://schemas.microsoft.com/office/word/2006/wordml" xmlns:wps="http://schemas.microsoft.com/office/word/2010/wordprocessingShape" mc:Ignorable="w14 w15 w16se w16cid w16 w16cex w16sdtdh w16sdtfl w16du wp14">
   <w:body>
     <w:p>
       <w:r>
@@ -19,9 +19,36 @@
     </w:p>
     <w:p>
       <w:r>
-        <w:t xml:space="preserve">Arthur rolled forward and turned right onto Jefferson. Passing the bar and the karate studio and the bakery, he poured on speed. He crossed the bridge over the Susquehanna River and left Lenoxville behind. He left the seminary behind. He drove for two hours until the wind through the windows turned bitter and cold but he didn’t roll them up. He drove and didn’t stop until he found a church and a graveyard. Then he parked the car rolled up the windows and leaned back in his seat to sleep. In the morning, he would find someone inside and ask if they needed help. Churches with graveyards always needed help. He would live and work here. He would attend mass. And sometime after he had settled in and gotten to know the pastor, he would enter the confessional and on that day his sins would be forgiven. </w:t>
+        <w:t xml:space="preserve">Arthur rolled forward and turned right onto Jefferson. Passing the bar and the karate studio and the bakery, he poured on speed. He crossed the bridge over the Susquehanna River and left Lenoxville behind. He left the seminary behind. He drove for two hours until the wind through the windows turned bitter and cold but he didn’t roll them up. He drove and didn’t stop until he found a church and a graveyard. Then he parked the car rolled up the windows and leaned back in his seat to sleep. In the morning, he would find someone inside and ask if they needed help. Churches with graveyards always needed help. He would live and work here. He would attend mass. And sometime after he had settled in and gotten to know the pastor, he would </w:t>
+      </w:r>
+      <w:r>
+        <w:t>slink inside</w:t>
+      </w:r>
+      <w:r>
+        <w:t xml:space="preserve"> the confessional and on that day his sins would be forgiven. </w:t>
       </w:r>
     </w:p>
+    <w:p/>
+    <w:p>
+      <w:r>
+        <w:t xml:space="preserve">“So it was a pretty good plan until he got involved?” Jane jerked her head toward the hallway and the bedroom in the middle of it which Arthur had 20 minutes earlier excused himself and headed toward to lay down and rest. </w:t>
+      </w:r>
+    </w:p>
+    <w:p>
+      <w:r>
+        <w:t xml:space="preserve">“If I’m being modest I’d put it just behind </w:t>
+      </w:r>
+      <w:r>
+        <w:t xml:space="preserve">the one with the big wooden horse.” </w:t>
+      </w:r>
+    </w:p>
+    <w:p>
+      <w:r>
+        <w:t>“You think you could do it again?”</w:t>
+      </w:r>
+    </w:p>
+    <w:p/>
+    <w:p/>
     <w:p/>
     <w:p/>
     <w:p>

--- a/docs/working.docx
+++ b/docs/working.docx
@@ -4,12 +4,36 @@
   <w:body>
     <w:p>
       <w:r>
-        <w:t>Arthur didn’t even get a last look at Orrin. Just before the door closed, he glanced over Emery’s shoulder and saw a shadow on the dark postal workfloor standing where Orrin had stood. He had become for Arthur once again an intangible thing. These past six months of meeting, planning and talking were over and Orrin was again a bodiless concept.</w:t>
+        <w:t xml:space="preserve">Arthur didn’t even get a last look at Orrin. Just before the door closed, he glanced over Emery’s shoulder and saw a shadow on the dark postal </w:t>
+      </w:r>
+      <w:proofErr w:type="spellStart"/>
+      <w:r>
+        <w:t>workfloor</w:t>
+      </w:r>
+      <w:proofErr w:type="spellEnd"/>
+      <w:r>
+        <w:t xml:space="preserve"> standing where Orrin had stood. He had become for Arthur once again an intangible thing. These past six months of meeting, planning and talking were over and Orrin was again a bodiless concept.</w:t>
       </w:r>
     </w:p>
     <w:p>
       <w:r>
-        <w:t xml:space="preserve">Arthur hurried to the car. He opened the trunk and laid the mailbag inside. He climbed in behind the wheel and looked through the passenger window at the sturdy brick Lenoxville Post Office where every window was dark.   </w:t>
+        <w:t xml:space="preserve">Arthur hurried to the car. He opened the trunk and laid the mailbag inside. He </w:t>
+      </w:r>
+      <w:proofErr w:type="gramStart"/>
+      <w:r>
+        <w:t>climbed in</w:t>
+      </w:r>
+      <w:proofErr w:type="gramEnd"/>
+      <w:r>
+        <w:t xml:space="preserve"> behind the wheel and looked through the passenger window at the sturdy brick </w:t>
+      </w:r>
+      <w:proofErr w:type="spellStart"/>
+      <w:r>
+        <w:t>Lenoxville</w:t>
+      </w:r>
+      <w:proofErr w:type="spellEnd"/>
+      <w:r>
+        <w:t xml:space="preserve"> Post Office where every window was dark.   </w:t>
       </w:r>
     </w:p>
     <w:p>
@@ -19,7 +43,47 @@
     </w:p>
     <w:p>
       <w:r>
-        <w:t xml:space="preserve">Arthur rolled forward and turned right onto Jefferson. Passing the bar and the karate studio and the bakery, he poured on speed. He crossed the bridge over the Susquehanna River and left Lenoxville behind. He left the seminary behind. He drove for two hours until the wind through the windows turned bitter and cold but he didn’t roll them up. He drove and didn’t stop until he found a church and a graveyard. Then he parked the car rolled up the windows and leaned back in his seat to sleep. In the morning, he would find someone inside and ask if they needed help. Churches with graveyards always needed help. He would live and work here. He would attend mass. And sometime after he had settled in and gotten to know the pastor, he would </w:t>
+        <w:t xml:space="preserve">Arthur rolled forward and turned right onto Jefferson. Passing the bar and the karate studio and the bakery, he poured on speed. He crossed the bridge over the Susquehanna River and left </w:t>
+      </w:r>
+      <w:proofErr w:type="spellStart"/>
+      <w:r>
+        <w:t>Lenoxville</w:t>
+      </w:r>
+      <w:proofErr w:type="spellEnd"/>
+      <w:r>
+        <w:t xml:space="preserve"> behind. He left the </w:t>
+      </w:r>
+      <w:proofErr w:type="gramStart"/>
+      <w:r>
+        <w:t>seminary</w:t>
+      </w:r>
+      <w:proofErr w:type="gramEnd"/>
+      <w:r>
+        <w:t xml:space="preserve"> behind. He drove for two hours until the wind through the windows turned bitter and </w:t>
+      </w:r>
+      <w:proofErr w:type="gramStart"/>
+      <w:r>
+        <w:t>cold</w:t>
+      </w:r>
+      <w:proofErr w:type="gramEnd"/>
+      <w:r>
+        <w:t xml:space="preserve"> but he didn’t roll them up. He drove and didn’t stop until he found a church and a graveyard. Then he parked the </w:t>
+      </w:r>
+      <w:proofErr w:type="gramStart"/>
+      <w:r>
+        <w:t>car</w:t>
+      </w:r>
+      <w:proofErr w:type="gramEnd"/>
+      <w:r>
+        <w:t xml:space="preserve"> rolled up the windows and leaned back </w:t>
+      </w:r>
+      <w:proofErr w:type="gramStart"/>
+      <w:r>
+        <w:t>in</w:t>
+      </w:r>
+      <w:proofErr w:type="gramEnd"/>
+      <w:r>
+        <w:t xml:space="preserve"> his seat to sleep. In the morning, he would find someone inside and ask if they needed help. Churches with graveyards always needed help. He would live and work here. He would attend mass. And sometime after he had settled in and gotten to know the pastor, he would </w:t>
       </w:r>
       <w:r>
         <w:t>slink inside</w:t>
@@ -31,12 +95,42 @@
     <w:p/>
     <w:p>
       <w:r>
-        <w:t xml:space="preserve">“So it was a pretty good plan until he got involved?” Jane jerked her head toward the hallway and the bedroom in the middle of it which Arthur had 20 minutes earlier excused himself and headed toward to lay down and rest. </w:t>
+        <w:t>“</w:t>
+      </w:r>
+      <w:proofErr w:type="gramStart"/>
+      <w:r>
+        <w:t>So</w:t>
+      </w:r>
+      <w:proofErr w:type="gramEnd"/>
+      <w:r>
+        <w:t xml:space="preserve"> it was a pretty good plan until he got involved?” Jane jerked her head toward the hallway and the bedroom in the middle of </w:t>
+      </w:r>
+      <w:proofErr w:type="gramStart"/>
+      <w:r>
+        <w:t>it</w:t>
+      </w:r>
+      <w:proofErr w:type="gramEnd"/>
+      <w:r>
+        <w:t xml:space="preserve"> which Arthur had 20 minutes earlier excused himself and headed toward to lay down and rest. </w:t>
       </w:r>
     </w:p>
     <w:p>
       <w:r>
-        <w:t xml:space="preserve">“If I’m being modest I’d put it just behind </w:t>
+        <w:t xml:space="preserve">“If I’m being </w:t>
+      </w:r>
+      <w:proofErr w:type="gramStart"/>
+      <w:r>
+        <w:t>modest</w:t>
+      </w:r>
+      <w:proofErr w:type="gramEnd"/>
+      <w:r>
+        <w:t xml:space="preserve"> I’d put it just </w:t>
+      </w:r>
+      <w:r>
+        <w:t>after</w:t>
+      </w:r>
+      <w:r>
+        <w:t xml:space="preserve"> </w:t>
       </w:r>
       <w:r>
         <w:t xml:space="preserve">the one with the big wooden horse.” </w:t>
@@ -45,6 +139,49 @@
     <w:p>
       <w:r>
         <w:t>“You think you could do it again?”</w:t>
+      </w:r>
+    </w:p>
+    <w:p>
+      <w:r>
+        <w:t xml:space="preserve">He took a long pause to answer, to really think about it like poking a bruise to check if it still hurt. “No, I don’t think I could,” Emery said. “In </w:t>
+      </w:r>
+      <w:proofErr w:type="gramStart"/>
+      <w:r>
+        <w:t>fact</w:t>
+      </w:r>
+      <w:proofErr w:type="gramEnd"/>
+      <w:r>
+        <w:t xml:space="preserve"> I tried and found that I couldn’t. And then</w:t>
+      </w:r>
+      <w:r>
+        <w:t>, a</w:t>
+      </w:r>
+      <w:r>
+        <w:t xml:space="preserve"> long </w:t>
+      </w:r>
+      <w:r>
+        <w:t xml:space="preserve">time </w:t>
+      </w:r>
+      <w:r>
+        <w:t>ago</w:t>
+      </w:r>
+      <w:r>
+        <w:t>,</w:t>
+      </w:r>
+      <w:r>
+        <w:t xml:space="preserve"> I stopped trying. And I don’t know </w:t>
+      </w:r>
+      <w:r>
+        <w:t>of an</w:t>
+      </w:r>
+      <w:r>
+        <w:t>y skills that</w:t>
+      </w:r>
+      <w:r>
+        <w:t xml:space="preserve"> tend to</w:t>
+      </w:r>
+      <w:r>
+        <w:t xml:space="preserve"> get better with age.”</w:t>
       </w:r>
     </w:p>
     <w:p/>
@@ -53,6 +190,7 @@
     <w:p/>
     <w:p>
       <w:r>
+        <w:lastRenderedPageBreak/>
         <w:t xml:space="preserve">First, there is the feeling of rising. Of being drawn upward, summoned toward the light. </w:t>
       </w:r>
     </w:p>

--- a/docs/working.docx
+++ b/docs/working.docx
@@ -1,187 +1,55 @@
 
 <file path=word/document.xml><?xml version="1.0" encoding="utf-8"?>
-<w:document xmlns:wpc="http://schemas.microsoft.com/office/word/2010/wordprocessingCanvas" xmlns:cx="http://schemas.microsoft.com/office/drawing/2014/chartex" xmlns:cx1="http://schemas.microsoft.com/office/drawing/2015/9/8/chartex" xmlns:cx2="http://schemas.microsoft.com/office/drawing/2015/10/21/chartex" xmlns:cx3="http://schemas.microsoft.com/office/drawing/2016/5/9/chartex" xmlns:cx4="http://schemas.microsoft.com/office/drawing/2016/5/10/chartex" xmlns:cx5="http://schemas.microsoft.com/office/drawing/2016/5/11/chartex" xmlns:cx6="http://schemas.microsoft.com/office/drawing/2016/5/12/chartex" xmlns:cx7="http://schemas.microsoft.com/office/drawing/2016/5/13/chartex" xmlns:cx8="http://schemas.microsoft.com/office/drawing/2016/5/14/chartex" xmlns:mc="http://schemas.openxmlformats.org/markup-compatibility/2006" xmlns:aink="http://schemas.microsoft.com/office/drawing/2016/ink" xmlns:am3d="http://schemas.microsoft.com/office/drawing/2017/model3d" xmlns:o="urn:schemas-microsoft-com:office:office" xmlns:oel="http://schemas.microsoft.com/office/2019/extlst" xmlns:r="http://schemas.openxmlformats.org/officeDocument/2006/relationships" xmlns:m="http://schemas.openxmlformats.org/officeDocument/2006/math" xmlns:v="urn:schemas-microsoft-com:vml" xmlns:wp14="http://schemas.microsoft.com/office/word/2010/wordprocessingDrawing" xmlns:wp="http://schemas.openxmlformats.org/drawingml/2006/wordprocessingDrawing" xmlns:w10="urn:schemas-microsoft-com:office:word" xmlns:w="http://schemas.openxmlformats.org/wordprocessingml/2006/main" xmlns:w14="http://schemas.microsoft.com/office/word/2010/wordml" xmlns:w15="http://schemas.microsoft.com/office/word/2012/wordml" xmlns:w16cei="http://schemas.microsoft.com/office/word/2026/wordml/cei" xmlns:w16cex="http://schemas.microsoft.com/office/word/2018/wordml/cex" xmlns:w16cid="http://schemas.microsoft.com/office/word/2016/wordml/cid" xmlns:w16="http://schemas.microsoft.com/office/word/2018/wordml" xmlns:w16du="http://schemas.microsoft.com/office/word/2023/wordml/word16du" xmlns:w16sdtdh="http://schemas.microsoft.com/office/word/2020/wordml/sdtdatahash" xmlns:w16sdtfl="http://schemas.microsoft.com/office/word/2024/wordml/sdtformatlock" xmlns:w16se="http://schemas.microsoft.com/office/word/2015/wordml/symex" xmlns:wpg="http://schemas.microsoft.com/office/word/2010/wordprocessingGroup" xmlns:wpi="http://schemas.microsoft.com/office/word/2010/wordprocessingInk" xmlns:wne="http://schemas.microsoft.com/office/word/2006/wordml" xmlns:wps="http://schemas.microsoft.com/office/word/2010/wordprocessingShape" mc:Ignorable="w14 w15 w16se w16cid w16 w16cex w16sdtdh w16sdtfl w16du wp14">
+<w:document xmlns:wpc="http://schemas.microsoft.com/office/word/2010/wordprocessingCanvas" xmlns:cx="http://schemas.microsoft.com/office/drawing/2014/chartex" xmlns:cx1="http://schemas.microsoft.com/office/drawing/2015/9/8/chartex" xmlns:cx2="http://schemas.microsoft.com/office/drawing/2015/10/21/chartex" xmlns:cx3="http://schemas.microsoft.com/office/drawing/2016/5/9/chartex" xmlns:cx4="http://schemas.microsoft.com/office/drawing/2016/5/10/chartex" xmlns:cx5="http://schemas.microsoft.com/office/drawing/2016/5/11/chartex" xmlns:cx6="http://schemas.microsoft.com/office/drawing/2016/5/12/chartex" xmlns:cx7="http://schemas.microsoft.com/office/drawing/2016/5/13/chartex" xmlns:cx8="http://schemas.microsoft.com/office/drawing/2016/5/14/chartex" xmlns:mc="http://schemas.openxmlformats.org/markup-compatibility/2006" xmlns:aink="http://schemas.microsoft.com/office/drawing/2016/ink" xmlns:am3d="http://schemas.microsoft.com/office/drawing/2017/model3d" xmlns:o="urn:schemas-microsoft-com:office:office" xmlns:oel="http://schemas.microsoft.com/office/2019/extlst" xmlns:r="http://schemas.openxmlformats.org/officeDocument/2006/relationships" xmlns:m="http://schemas.openxmlformats.org/officeDocument/2006/math" xmlns:v="urn:schemas-microsoft-com:vml" xmlns:wp14="http://schemas.microsoft.com/office/word/2010/wordprocessingDrawing" xmlns:wp="http://schemas.openxmlformats.org/drawingml/2006/wordprocessingDrawing" xmlns:w10="urn:schemas-microsoft-com:office:word" xmlns:w="http://schemas.openxmlformats.org/wordprocessingml/2006/main" xmlns:w14="http://schemas.microsoft.com/office/word/2010/wordml" xmlns:w15="http://schemas.microsoft.com/office/word/2012/wordml" xmlns:w16cex="http://schemas.microsoft.com/office/word/2018/wordml/cex" xmlns:w16cid="http://schemas.microsoft.com/office/word/2016/wordml/cid" xmlns:w16="http://schemas.microsoft.com/office/word/2018/wordml" xmlns:w16du="http://schemas.microsoft.com/office/word/2023/wordml/word16du" xmlns:w16sdtdh="http://schemas.microsoft.com/office/word/2020/wordml/sdtdatahash" xmlns:w16sdtfl="http://schemas.microsoft.com/office/word/2024/wordml/sdtformatlock" xmlns:w16se="http://schemas.microsoft.com/office/word/2015/wordml/symex" xmlns:wpg="http://schemas.microsoft.com/office/word/2010/wordprocessingGroup" xmlns:wpi="http://schemas.microsoft.com/office/word/2010/wordprocessingInk" xmlns:wne="http://schemas.microsoft.com/office/word/2006/wordml" xmlns:wps="http://schemas.microsoft.com/office/word/2010/wordprocessingShape" mc:Ignorable="w14 w15 w16se w16cid w16 w16cex w16sdtdh w16sdtfl w16du wp14">
   <w:body>
     <w:p>
       <w:r>
-        <w:t xml:space="preserve">Arthur didn’t even get a last look at Orrin. Just before the door closed, he glanced over Emery’s shoulder and saw a shadow on the dark postal </w:t>
-      </w:r>
-      <w:proofErr w:type="spellStart"/>
-      <w:r>
-        <w:t>workfloor</w:t>
-      </w:r>
-      <w:proofErr w:type="spellEnd"/>
-      <w:r>
-        <w:t xml:space="preserve"> standing where Orrin had stood. He had become for Arthur once again an intangible thing. These past six months of meeting, planning and talking were over and Orrin was again a bodiless concept.</w:t>
+        <w:t>“And that was about all you ever showed to Cole.”</w:t>
       </w:r>
     </w:p>
     <w:p>
       <w:r>
-        <w:t xml:space="preserve">Arthur hurried to the car. He opened the trunk and laid the mailbag inside. He </w:t>
-      </w:r>
-      <w:proofErr w:type="gramStart"/>
-      <w:r>
-        <w:t>climbed in</w:t>
-      </w:r>
-      <w:proofErr w:type="gramEnd"/>
-      <w:r>
-        <w:t xml:space="preserve"> behind the wheel and looked through the passenger window at the sturdy brick </w:t>
-      </w:r>
-      <w:proofErr w:type="spellStart"/>
-      <w:r>
-        <w:t>Lenoxville</w:t>
-      </w:r>
-      <w:proofErr w:type="spellEnd"/>
-      <w:r>
-        <w:t xml:space="preserve"> Post Office where every window was dark.   </w:t>
+        <w:t>“I know you’ve built it up in your mind to be a romance for the ages, dear. But you only knew him a short time. It was a nice year or two you had. Unless you were there from the day he came into this world like I was, you don’t know everything about what went on between us.”</w:t>
       </w:r>
     </w:p>
     <w:p>
       <w:r>
-        <w:t xml:space="preserve">Orrin would be hurt. Orrin would be angry. But Orrin would be safe. It was the only way. </w:t>
+        <w:t>“That third birthday present you bought him must be a hell of a consolation to him now.”</w:t>
       </w:r>
     </w:p>
     <w:p>
       <w:r>
-        <w:t xml:space="preserve">Arthur rolled forward and turned right onto Jefferson. Passing the bar and the karate studio and the bakery, he poured on speed. He crossed the bridge over the Susquehanna River and left </w:t>
-      </w:r>
-      <w:proofErr w:type="spellStart"/>
-      <w:r>
-        <w:t>Lenoxville</w:t>
-      </w:r>
-      <w:proofErr w:type="spellEnd"/>
-      <w:r>
-        <w:t xml:space="preserve"> behind. He left the </w:t>
-      </w:r>
-      <w:proofErr w:type="gramStart"/>
-      <w:r>
-        <w:t>seminary</w:t>
-      </w:r>
-      <w:proofErr w:type="gramEnd"/>
-      <w:r>
-        <w:t xml:space="preserve"> behind. He drove for two hours until the wind through the windows turned bitter and </w:t>
-      </w:r>
-      <w:proofErr w:type="gramStart"/>
-      <w:r>
-        <w:t>cold</w:t>
-      </w:r>
-      <w:proofErr w:type="gramEnd"/>
-      <w:r>
-        <w:t xml:space="preserve"> but he didn’t roll them up. He drove and didn’t stop until he found a church and a graveyard. Then he parked the </w:t>
-      </w:r>
-      <w:proofErr w:type="gramStart"/>
-      <w:r>
-        <w:t>car</w:t>
-      </w:r>
-      <w:proofErr w:type="gramEnd"/>
-      <w:r>
-        <w:t xml:space="preserve"> rolled up the windows and leaned back </w:t>
-      </w:r>
-      <w:proofErr w:type="gramStart"/>
-      <w:r>
-        <w:t>in</w:t>
-      </w:r>
-      <w:proofErr w:type="gramEnd"/>
-      <w:r>
-        <w:t xml:space="preserve"> his seat to sleep. In the morning, he would find someone inside and ask if they needed help. Churches with graveyards always needed help. He would live and work here. He would attend mass. And sometime after he had settled in and gotten to know the pastor, he would </w:t>
-      </w:r>
-      <w:r>
-        <w:t>slink inside</w:t>
-      </w:r>
-      <w:r>
-        <w:t xml:space="preserve"> the confessional and on that day his sins would be forgiven. </w:t>
-      </w:r>
-    </w:p>
-    <w:p/>
-    <w:p>
-      <w:r>
-        <w:t>“</w:t>
-      </w:r>
-      <w:proofErr w:type="gramStart"/>
-      <w:r>
-        <w:t>So</w:t>
-      </w:r>
-      <w:proofErr w:type="gramEnd"/>
-      <w:r>
-        <w:t xml:space="preserve"> it was a pretty good plan until he got involved?” Jane jerked her head toward the hallway and the bedroom in the middle of </w:t>
-      </w:r>
-      <w:proofErr w:type="gramStart"/>
-      <w:r>
-        <w:t>it</w:t>
-      </w:r>
-      <w:proofErr w:type="gramEnd"/>
-      <w:r>
-        <w:t xml:space="preserve"> which Arthur had 20 minutes earlier excused himself and headed toward to lay down and rest. </w:t>
+        <w:t>“I was a piece of shit and continue to be. If he was here today, I don’t know if I’d tell him I’m sorry and I’m sure as hell not going to tell you. Are we done now?”</w:t>
       </w:r>
     </w:p>
     <w:p>
       <w:r>
-        <w:t xml:space="preserve">“If I’m being </w:t>
-      </w:r>
-      <w:proofErr w:type="gramStart"/>
-      <w:r>
-        <w:t>modest</w:t>
-      </w:r>
-      <w:proofErr w:type="gramEnd"/>
-      <w:r>
-        <w:t xml:space="preserve"> I’d put it just </w:t>
-      </w:r>
-      <w:r>
-        <w:t>after</w:t>
-      </w:r>
-      <w:r>
-        <w:t xml:space="preserve"> </w:t>
-      </w:r>
-      <w:r>
-        <w:t xml:space="preserve">the one with the big wooden horse.” </w:t>
+        <w:t xml:space="preserve">“It seems like you are.” </w:t>
       </w:r>
     </w:p>
     <w:p>
       <w:r>
-        <w:t>“You think you could do it again?”</w:t>
+        <w:t>“What’ll it get you getting back at Kellogg? He’ll still be rich. He’ll still own everything you can see from one horizon to another.”</w:t>
       </w:r>
     </w:p>
     <w:p>
       <w:r>
-        <w:t xml:space="preserve">He took a long pause to answer, to really think about it like poking a bruise to check if it still hurt. “No, I don’t think I could,” Emery said. “In </w:t>
+        <w:t xml:space="preserve">“He’ll know that at least this once he didn’t get away with it.” </w:t>
       </w:r>
-      <w:proofErr w:type="gramStart"/>
+    </w:p>
+    <w:p>
       <w:r>
-        <w:t>fact</w:t>
+        <w:t>“Well, I wish you luck, Jane. But I’m afraid I’d only slow you down. You’ve got a fire I haven’t had in a long time if I ever did.”</w:t>
       </w:r>
-      <w:proofErr w:type="gramEnd"/>
+    </w:p>
+    <w:p>
       <w:r>
-        <w:t xml:space="preserve"> I tried and found that I couldn’t. And then</w:t>
+        <w:t>“Thanks,” Jane said. “I guess it’s easier to think of yourself as a loser than a coward. Enjoy the house.”</w:t>
       </w:r>
+    </w:p>
+    <w:p>
       <w:r>
-        <w:t>, a</w:t>
-      </w:r>
-      <w:r>
-        <w:t xml:space="preserve"> long </w:t>
-      </w:r>
-      <w:r>
-        <w:t xml:space="preserve">time </w:t>
-      </w:r>
-      <w:r>
-        <w:t>ago</w:t>
-      </w:r>
-      <w:r>
-        <w:t>,</w:t>
-      </w:r>
-      <w:r>
-        <w:t xml:space="preserve"> I stopped trying. And I don’t know </w:t>
-      </w:r>
-      <w:r>
-        <w:t>of an</w:t>
-      </w:r>
-      <w:r>
-        <w:t>y skills that</w:t>
-      </w:r>
-      <w:r>
-        <w:t xml:space="preserve"> tend to</w:t>
-      </w:r>
-      <w:r>
-        <w:t xml:space="preserve"> get better with age.”</w:t>
+        <w:t xml:space="preserve">Now more than ever she needed Cole. But men like that are vanishingly rare. She was left surrounded only by fakers and fools. And opposing her, men with shriveled hearts and frightful conviction propped up by the dauntless machinery of money and power.    </w:t>
       </w:r>
     </w:p>
     <w:p/>
@@ -190,7 +58,6 @@
     <w:p/>
     <w:p>
       <w:r>
-        <w:lastRenderedPageBreak/>
         <w:t xml:space="preserve">First, there is the feeling of rising. Of being drawn upward, summoned toward the light. </w:t>
       </w:r>
     </w:p>

--- a/docs/working.docx
+++ b/docs/working.docx
@@ -1,6 +1,6 @@
 
 <file path=word/document.xml><?xml version="1.0" encoding="utf-8"?>
-<w:document xmlns:wpc="http://schemas.microsoft.com/office/word/2010/wordprocessingCanvas" xmlns:cx="http://schemas.microsoft.com/office/drawing/2014/chartex" xmlns:cx1="http://schemas.microsoft.com/office/drawing/2015/9/8/chartex" xmlns:cx2="http://schemas.microsoft.com/office/drawing/2015/10/21/chartex" xmlns:cx3="http://schemas.microsoft.com/office/drawing/2016/5/9/chartex" xmlns:cx4="http://schemas.microsoft.com/office/drawing/2016/5/10/chartex" xmlns:cx5="http://schemas.microsoft.com/office/drawing/2016/5/11/chartex" xmlns:cx6="http://schemas.microsoft.com/office/drawing/2016/5/12/chartex" xmlns:cx7="http://schemas.microsoft.com/office/drawing/2016/5/13/chartex" xmlns:cx8="http://schemas.microsoft.com/office/drawing/2016/5/14/chartex" xmlns:mc="http://schemas.openxmlformats.org/markup-compatibility/2006" xmlns:aink="http://schemas.microsoft.com/office/drawing/2016/ink" xmlns:am3d="http://schemas.microsoft.com/office/drawing/2017/model3d" xmlns:o="urn:schemas-microsoft-com:office:office" xmlns:oel="http://schemas.microsoft.com/office/2019/extlst" xmlns:r="http://schemas.openxmlformats.org/officeDocument/2006/relationships" xmlns:m="http://schemas.openxmlformats.org/officeDocument/2006/math" xmlns:v="urn:schemas-microsoft-com:vml" xmlns:wp14="http://schemas.microsoft.com/office/word/2010/wordprocessingDrawing" xmlns:wp="http://schemas.openxmlformats.org/drawingml/2006/wordprocessingDrawing" xmlns:w10="urn:schemas-microsoft-com:office:word" xmlns:w="http://schemas.openxmlformats.org/wordprocessingml/2006/main" xmlns:w14="http://schemas.microsoft.com/office/word/2010/wordml" xmlns:w15="http://schemas.microsoft.com/office/word/2012/wordml" xmlns:w16cex="http://schemas.microsoft.com/office/word/2018/wordml/cex" xmlns:w16cid="http://schemas.microsoft.com/office/word/2016/wordml/cid" xmlns:w16="http://schemas.microsoft.com/office/word/2018/wordml" xmlns:w16du="http://schemas.microsoft.com/office/word/2023/wordml/word16du" xmlns:w16sdtdh="http://schemas.microsoft.com/office/word/2020/wordml/sdtdatahash" xmlns:w16sdtfl="http://schemas.microsoft.com/office/word/2024/wordml/sdtformatlock" xmlns:w16se="http://schemas.microsoft.com/office/word/2015/wordml/symex" xmlns:wpg="http://schemas.microsoft.com/office/word/2010/wordprocessingGroup" xmlns:wpi="http://schemas.microsoft.com/office/word/2010/wordprocessingInk" xmlns:wne="http://schemas.microsoft.com/office/word/2006/wordml" xmlns:wps="http://schemas.microsoft.com/office/word/2010/wordprocessingShape" mc:Ignorable="w14 w15 w16se w16cid w16 w16cex w16sdtdh w16sdtfl w16du wp14">
+<w:document xmlns:wpc="http://schemas.microsoft.com/office/word/2010/wordprocessingCanvas" xmlns:cx="http://schemas.microsoft.com/office/drawing/2014/chartex" xmlns:cx1="http://schemas.microsoft.com/office/drawing/2015/9/8/chartex" xmlns:cx2="http://schemas.microsoft.com/office/drawing/2015/10/21/chartex" xmlns:cx3="http://schemas.microsoft.com/office/drawing/2016/5/9/chartex" xmlns:cx4="http://schemas.microsoft.com/office/drawing/2016/5/10/chartex" xmlns:cx5="http://schemas.microsoft.com/office/drawing/2016/5/11/chartex" xmlns:cx6="http://schemas.microsoft.com/office/drawing/2016/5/12/chartex" xmlns:cx7="http://schemas.microsoft.com/office/drawing/2016/5/13/chartex" xmlns:cx8="http://schemas.microsoft.com/office/drawing/2016/5/14/chartex" xmlns:mc="http://schemas.openxmlformats.org/markup-compatibility/2006" xmlns:aink="http://schemas.microsoft.com/office/drawing/2016/ink" xmlns:am3d="http://schemas.microsoft.com/office/drawing/2017/model3d" xmlns:o="urn:schemas-microsoft-com:office:office" xmlns:oel="http://schemas.microsoft.com/office/2019/extlst" xmlns:r="http://schemas.openxmlformats.org/officeDocument/2006/relationships" xmlns:m="http://schemas.openxmlformats.org/officeDocument/2006/math" xmlns:v="urn:schemas-microsoft-com:vml" xmlns:wp14="http://schemas.microsoft.com/office/word/2010/wordprocessingDrawing" xmlns:wp="http://schemas.openxmlformats.org/drawingml/2006/wordprocessingDrawing" xmlns:w10="urn:schemas-microsoft-com:office:word" xmlns:w="http://schemas.openxmlformats.org/wordprocessingml/2006/main" xmlns:w14="http://schemas.microsoft.com/office/word/2010/wordml" xmlns:w15="http://schemas.microsoft.com/office/word/2012/wordml" xmlns:w16cei="http://schemas.microsoft.com/office/word/2026/wordml/cei" xmlns:w16cex="http://schemas.microsoft.com/office/word/2018/wordml/cex" xmlns:w16cid="http://schemas.microsoft.com/office/word/2016/wordml/cid" xmlns:w16="http://schemas.microsoft.com/office/word/2018/wordml" xmlns:w16du="http://schemas.microsoft.com/office/word/2023/wordml/word16du" xmlns:w16sdtdh="http://schemas.microsoft.com/office/word/2020/wordml/sdtdatahash" xmlns:w16sdtfl="http://schemas.microsoft.com/office/word/2024/wordml/sdtformatlock" xmlns:w16se="http://schemas.microsoft.com/office/word/2015/wordml/symex" xmlns:wpg="http://schemas.microsoft.com/office/word/2010/wordprocessingGroup" xmlns:wpi="http://schemas.microsoft.com/office/word/2010/wordprocessingInk" xmlns:wne="http://schemas.microsoft.com/office/word/2006/wordml" xmlns:wps="http://schemas.microsoft.com/office/word/2010/wordprocessingShape" mc:Ignorable="w14 w15 w16se w16cid w16 w16cex w16sdtdh w16sdtfl w16du wp14">
   <w:body>
     <w:p>
       <w:r>
@@ -9,8 +9,29 @@
     </w:p>
     <w:p>
       <w:r>
-        <w:t>“I know you’ve built it up in your mind to be a romance for the ages, dear. But you only knew him a short time. It was a nice year or two you had. Unless you were there from the day he came into this world like I was, you don’t know everything about what went on between us.”</w:t>
-      </w:r>
+        <w:t xml:space="preserve">“I know you’ve built it up in your mind to be a romance for the ages, dear. But you only knew </w:t>
+      </w:r>
+      <w:proofErr w:type="gramStart"/>
+      <w:r>
+        <w:t>him</w:t>
+      </w:r>
+      <w:proofErr w:type="gramEnd"/>
+      <w:r>
+        <w:t xml:space="preserve"> a short time. It was a nice year or two you had. Unless you were there from the </w:t>
+      </w:r>
+      <w:proofErr w:type="gramStart"/>
+      <w:r>
+        <w:t>day</w:t>
+      </w:r>
+      <w:proofErr w:type="gramEnd"/>
+      <w:r>
+        <w:t xml:space="preserve"> he came into this world like I was, you don’t know everything about what went on between </w:t>
+      </w:r>
+      <w:proofErr w:type="gramStart"/>
+      <w:r>
+        <w:t>us.”</w:t>
+      </w:r>
+      <w:proofErr w:type="gramEnd"/>
     </w:p>
     <w:p>
       <w:r>
@@ -19,7 +40,23 @@
     </w:p>
     <w:p>
       <w:r>
-        <w:t>“I was a piece of shit and continue to be. If he was here today, I don’t know if I’d tell him I’m sorry and I’m sure as hell not going to tell you. Are we done now?”</w:t>
+        <w:t xml:space="preserve">“I was a piece of shit and continue to be. If he was here today, I don’t know if I’d tell him I’m sorry and I’m </w:t>
+      </w:r>
+      <w:proofErr w:type="gramStart"/>
+      <w:r>
+        <w:t>sure as</w:t>
+      </w:r>
+      <w:proofErr w:type="gramEnd"/>
+      <w:r>
+        <w:t xml:space="preserve"> </w:t>
+      </w:r>
+      <w:proofErr w:type="gramStart"/>
+      <w:r>
+        <w:t>hell</w:t>
+      </w:r>
+      <w:proofErr w:type="gramEnd"/>
+      <w:r>
+        <w:t xml:space="preserve"> not going to tell you. Are we done now?”</w:t>
       </w:r>
     </w:p>
     <w:p>
@@ -29,8 +66,21 @@
     </w:p>
     <w:p>
       <w:r>
-        <w:t>“What’ll it get you getting back at Kellogg? He’ll still be rich. He’ll still own everything you can see from one horizon to another.”</w:t>
-      </w:r>
+        <w:t xml:space="preserve">“What’ll it </w:t>
+      </w:r>
+      <w:proofErr w:type="gramStart"/>
+      <w:r>
+        <w:t>get</w:t>
+      </w:r>
+      <w:proofErr w:type="gramEnd"/>
+      <w:r>
+        <w:t xml:space="preserve"> you getting back at Kellogg? He’ll still be rich. He’ll still own everything you can see from one horizon to </w:t>
+      </w:r>
+      <w:proofErr w:type="gramStart"/>
+      <w:r>
+        <w:t>another.”</w:t>
+      </w:r>
+      <w:proofErr w:type="gramEnd"/>
     </w:p>
     <w:p>
       <w:r>
@@ -44,12 +94,75 @@
     </w:p>
     <w:p>
       <w:r>
-        <w:t>“Thanks,” Jane said. “I guess it’s easier to think of yourself as a loser than a coward. Enjoy the house.”</w:t>
+        <w:t>“Thanks,” Jane said</w:t>
+      </w:r>
+      <w:r>
+        <w:t xml:space="preserve"> because what else was there worth saying</w:t>
+      </w:r>
+      <w:r>
+        <w:t xml:space="preserve">. </w:t>
+      </w:r>
+      <w:r>
+        <w:t>It must be</w:t>
+      </w:r>
+      <w:r>
+        <w:t xml:space="preserve"> easier to think of yourself as a </w:t>
+      </w:r>
+      <w:r>
+        <w:t xml:space="preserve">screw-up </w:t>
+      </w:r>
+      <w:r>
+        <w:t xml:space="preserve">than a coward. </w:t>
+      </w:r>
+      <w:r>
+        <w:t>She stood and walked to the door. “</w:t>
+      </w:r>
+      <w:r>
+        <w:t>Enjoy the house</w:t>
+      </w:r>
+      <w:r>
+        <w:t>,</w:t>
+      </w:r>
+      <w:r>
+        <w:t>”</w:t>
+      </w:r>
+      <w:r>
+        <w:t xml:space="preserve"> she said without turning back and stepped out into the hot, dark night.</w:t>
       </w:r>
     </w:p>
     <w:p>
       <w:r>
-        <w:t xml:space="preserve">Now more than ever she needed Cole. But men like that are vanishingly rare. She was left surrounded only by fakers and fools. And opposing her, men with shriveled hearts and frightful conviction propped up by the dauntless machinery of money and power.    </w:t>
+        <w:t xml:space="preserve">Now more than ever she needed Cole. But men like that are vanishingly rare. She was left surrounded only by fakers and fools. </w:t>
+      </w:r>
+      <w:r>
+        <w:t xml:space="preserve">Cheap frauds with spines as firm as car radio antenna. </w:t>
+      </w:r>
+      <w:r>
+        <w:t xml:space="preserve">And opposing her, men </w:t>
+      </w:r>
+      <w:r>
+        <w:t xml:space="preserve">of terrifying conviction and </w:t>
+      </w:r>
+      <w:r>
+        <w:t xml:space="preserve">shriveled </w:t>
+      </w:r>
+      <w:r>
+        <w:t xml:space="preserve">souls </w:t>
+      </w:r>
+      <w:r>
+        <w:t>propped up by the dauntless machinery of money and power.</w:t>
+      </w:r>
+      <w:r>
+        <w:t xml:space="preserve"> Who could find a reason for hope anymore. Worse than the money, the forces she was facing had time on their side. They could afford to wait, take slow deliberate action and through the steady relentless application of pressure</w:t>
+      </w:r>
+      <w:r>
+        <w:t xml:space="preserve"> wear you down into whatever Emery had become, whatever Cole was the last time she saw him. Jane would have to rely on surprise, quick violent action; it was the only remedy against monolithic power.</w:t>
+      </w:r>
+      <w:r>
+        <w:t xml:space="preserve"> </w:t>
+      </w:r>
+      <w:r>
+        <w:t xml:space="preserve">    </w:t>
       </w:r>
     </w:p>
     <w:p/>

--- a/docs/working.docx
+++ b/docs/working.docx
@@ -9,29 +9,8 @@
     </w:p>
     <w:p>
       <w:r>
-        <w:t xml:space="preserve">“I know you’ve built it up in your mind to be a romance for the ages, dear. But you only knew </w:t>
-      </w:r>
-      <w:proofErr w:type="gramStart"/>
-      <w:r>
-        <w:t>him</w:t>
-      </w:r>
-      <w:proofErr w:type="gramEnd"/>
-      <w:r>
-        <w:t xml:space="preserve"> a short time. It was a nice year or two you had. Unless you were there from the </w:t>
-      </w:r>
-      <w:proofErr w:type="gramStart"/>
-      <w:r>
-        <w:t>day</w:t>
-      </w:r>
-      <w:proofErr w:type="gramEnd"/>
-      <w:r>
-        <w:t xml:space="preserve"> he came into this world like I was, you don’t know everything about what went on between </w:t>
-      </w:r>
-      <w:proofErr w:type="gramStart"/>
-      <w:r>
-        <w:t>us.”</w:t>
-      </w:r>
-      <w:proofErr w:type="gramEnd"/>
+        <w:t>“I know you’ve built it up in your mind to be a romance for the ages, dear. But you only knew him a short time. It was a nice year or two you had. Unless you were there from the day he came into this world like I was, you don’t know everything about what went on between us.”</w:t>
+      </w:r>
     </w:p>
     <w:p>
       <w:r>
@@ -40,23 +19,7 @@
     </w:p>
     <w:p>
       <w:r>
-        <w:t xml:space="preserve">“I was a piece of shit and continue to be. If he was here today, I don’t know if I’d tell him I’m sorry and I’m </w:t>
-      </w:r>
-      <w:proofErr w:type="gramStart"/>
-      <w:r>
-        <w:t>sure as</w:t>
-      </w:r>
-      <w:proofErr w:type="gramEnd"/>
-      <w:r>
-        <w:t xml:space="preserve"> </w:t>
-      </w:r>
-      <w:proofErr w:type="gramStart"/>
-      <w:r>
-        <w:t>hell</w:t>
-      </w:r>
-      <w:proofErr w:type="gramEnd"/>
-      <w:r>
-        <w:t xml:space="preserve"> not going to tell you. Are we done now?”</w:t>
+        <w:t>“I was a piece of shit and continue to be. If he was here today, I don’t know if I’d tell him I’m sorry and I’m sure as hell not going to tell you. Are we done now?”</w:t>
       </w:r>
     </w:p>
     <w:p>
@@ -66,21 +29,8 @@
     </w:p>
     <w:p>
       <w:r>
-        <w:t xml:space="preserve">“What’ll it </w:t>
-      </w:r>
-      <w:proofErr w:type="gramStart"/>
-      <w:r>
-        <w:t>get</w:t>
-      </w:r>
-      <w:proofErr w:type="gramEnd"/>
-      <w:r>
-        <w:t xml:space="preserve"> you getting back at Kellogg? He’ll still be rich. He’ll still own everything you can see from one horizon to </w:t>
-      </w:r>
-      <w:proofErr w:type="gramStart"/>
-      <w:r>
-        <w:t>another.”</w:t>
-      </w:r>
-      <w:proofErr w:type="gramEnd"/>
+        <w:t>“What’ll it get you getting back at Kellogg? He’ll still be rich. He’ll still own everything you can see from one horizon to another.”</w:t>
+      </w:r>
     </w:p>
     <w:p>
       <w:r>
@@ -156,13 +106,24 @@
         <w:t xml:space="preserve"> Who could find a reason for hope anymore. Worse than the money, the forces she was facing had time on their side. They could afford to wait, take slow deliberate action and through the steady relentless application of pressure</w:t>
       </w:r>
       <w:r>
-        <w:t xml:space="preserve"> wear you down into whatever Emery had become, whatever Cole was the last time she saw him. Jane would have to rely on surprise, quick violent action; it was the only remedy against monolithic power.</w:t>
-      </w:r>
-      <w:r>
-        <w:t xml:space="preserve"> </w:t>
-      </w:r>
-      <w:r>
-        <w:t xml:space="preserve">    </w:t>
+        <w:t xml:space="preserve"> wear you down into whatever Emery had become, whatever Cole was the last time she saw him. Jane would have to rely on surprise, quick violent action; it was the only remedy against </w:t>
+      </w:r>
+      <w:r>
+        <w:t>megalith</w:t>
+      </w:r>
+      <w:r>
+        <w:t>ic power.</w:t>
+      </w:r>
+    </w:p>
+    <w:p>
+      <w:r>
+        <w:t xml:space="preserve">She strode through a cloud of noisy insects swarming the porch light and bounded down the porch stairs to the gravel driveway. </w:t>
+      </w:r>
+      <w:r>
+        <w:t xml:space="preserve">She listened to the horses – her horses – out in the barn kicking the stalls. Emery couldn’t help her. Curtis couldn’t help her. Cole couldn’t help her anymore. </w:t>
+      </w:r>
+      <w:r>
+        <w:t xml:space="preserve">   </w:t>
       </w:r>
     </w:p>
     <w:p/>
